--- a/docs/pz/Пояснительная записка.docx
+++ b/docs/pz/Пояснительная записка.docx
@@ -149,7 +149,7 @@
         </w:rPr>
         <w:fldChar w:fldCharType="separate"/>
       </w:r>
-      <w:hyperlink w:anchor="_Toc240974158" w:history="1">
+      <w:hyperlink w:anchor="_Toc240979870" w:history="1">
         <w:r>
           <w:rPr>
             <w:rStyle w:val="aff8"/>
@@ -177,7 +177,7 @@
             <w:noProof/>
             <w:webHidden/>
           </w:rPr>
-          <w:instrText xml:space="preserve"> PAGEREF _Toc240974158 \h </w:instrText>
+          <w:instrText xml:space="preserve"> PAGEREF _Toc240979870 \h </w:instrText>
         </w:r>
         <w:r>
           <w:rPr>
@@ -222,7 +222,7 @@
           <w:lang w:val="ru-RU" w:eastAsia="ru-RU"/>
         </w:rPr>
       </w:pPr>
-      <w:hyperlink w:anchor="_Toc240974159" w:history="1">
+      <w:hyperlink w:anchor="_Toc240979871" w:history="1">
         <w:r>
           <w:rPr>
             <w:rStyle w:val="aff8"/>
@@ -250,7 +250,7 @@
             <w:noProof/>
             <w:webHidden/>
           </w:rPr>
-          <w:instrText xml:space="preserve"> PAGEREF _Toc240974159 \h </w:instrText>
+          <w:instrText xml:space="preserve"> PAGEREF _Toc240979871 \h </w:instrText>
         </w:r>
         <w:r>
           <w:rPr>
@@ -295,7 +295,7 @@
           <w:lang w:val="ru-RU" w:eastAsia="ru-RU"/>
         </w:rPr>
       </w:pPr>
-      <w:hyperlink w:anchor="_Toc240974160" w:history="1">
+      <w:hyperlink w:anchor="_Toc240979872" w:history="1">
         <w:r>
           <w:rPr>
             <w:rStyle w:val="aff8"/>
@@ -323,7 +323,7 @@
             <w:noProof/>
             <w:webHidden/>
           </w:rPr>
-          <w:instrText xml:space="preserve"> PAGEREF _Toc240974160 \h </w:instrText>
+          <w:instrText xml:space="preserve"> PAGEREF _Toc240979872 \h </w:instrText>
         </w:r>
         <w:r>
           <w:rPr>
@@ -368,7 +368,7 @@
           <w:lang w:val="ru-RU" w:eastAsia="ru-RU"/>
         </w:rPr>
       </w:pPr>
-      <w:hyperlink w:anchor="_Toc240974161" w:history="1">
+      <w:hyperlink w:anchor="_Toc240979873" w:history="1">
         <w:r>
           <w:rPr>
             <w:rStyle w:val="aff8"/>
@@ -396,7 +396,7 @@
             <w:noProof/>
             <w:webHidden/>
           </w:rPr>
-          <w:instrText xml:space="preserve"> PAGEREF _Toc240974161 \h </w:instrText>
+          <w:instrText xml:space="preserve"> PAGEREF _Toc240979873 \h </w:instrText>
         </w:r>
         <w:r>
           <w:rPr>
@@ -441,7 +441,7 @@
           <w:lang w:val="ru-RU" w:eastAsia="ru-RU"/>
         </w:rPr>
       </w:pPr>
-      <w:hyperlink w:anchor="_Toc240974162" w:history="1">
+      <w:hyperlink w:anchor="_Toc240979874" w:history="1">
         <w:r>
           <w:rPr>
             <w:rStyle w:val="aff8"/>
@@ -469,7 +469,7 @@
             <w:noProof/>
             <w:webHidden/>
           </w:rPr>
-          <w:instrText xml:space="preserve"> PAGEREF _Toc240974162 \h </w:instrText>
+          <w:instrText xml:space="preserve"> PAGEREF _Toc240979874 \h </w:instrText>
         </w:r>
         <w:r>
           <w:rPr>
@@ -514,7 +514,7 @@
           <w:lang w:val="ru-RU" w:eastAsia="ru-RU"/>
         </w:rPr>
       </w:pPr>
-      <w:hyperlink w:anchor="_Toc240974163" w:history="1">
+      <w:hyperlink w:anchor="_Toc240979875" w:history="1">
         <w:r>
           <w:rPr>
             <w:rStyle w:val="aff8"/>
@@ -542,7 +542,7 @@
             <w:noProof/>
             <w:webHidden/>
           </w:rPr>
-          <w:instrText xml:space="preserve"> PAGEREF _Toc240974163 \h </w:instrText>
+          <w:instrText xml:space="preserve"> PAGEREF _Toc240979875 \h </w:instrText>
         </w:r>
         <w:r>
           <w:rPr>
@@ -587,14 +587,14 @@
           <w:lang w:val="ru-RU" w:eastAsia="ru-RU"/>
         </w:rPr>
       </w:pPr>
-      <w:hyperlink w:anchor="_Toc240974164" w:history="1">
+      <w:hyperlink w:anchor="_Toc240979876" w:history="1">
         <w:r>
           <w:rPr>
             <w:rStyle w:val="aff8"/>
             <w:rFonts w:eastAsiaTheme="majorEastAsia"/>
             <w:noProof/>
           </w:rPr>
-          <w:t>1.5. Чем наша работа отличается и чего у нас нет</w:t>
+          <w:t>1.5. Чем наша работа отличается и куда движется</w:t>
         </w:r>
         <w:r>
           <w:rPr>
@@ -615,7 +615,7 @@
             <w:noProof/>
             <w:webHidden/>
           </w:rPr>
-          <w:instrText xml:space="preserve"> PAGEREF _Toc240974164 \h </w:instrText>
+          <w:instrText xml:space="preserve"> PAGEREF _Toc240979876 \h </w:instrText>
         </w:r>
         <w:r>
           <w:rPr>
@@ -660,7 +660,7 @@
           <w:lang w:val="ru-RU" w:eastAsia="ru-RU"/>
         </w:rPr>
       </w:pPr>
-      <w:hyperlink w:anchor="_Toc240974165" w:history="1">
+      <w:hyperlink w:anchor="_Toc240979877" w:history="1">
         <w:r>
           <w:rPr>
             <w:rStyle w:val="aff8"/>
@@ -688,7 +688,7 @@
             <w:noProof/>
             <w:webHidden/>
           </w:rPr>
-          <w:instrText xml:space="preserve"> PAGEREF _Toc240974165 \h </w:instrText>
+          <w:instrText xml:space="preserve"> PAGEREF _Toc240979877 \h </w:instrText>
         </w:r>
         <w:r>
           <w:rPr>
@@ -733,7 +733,7 @@
           <w:lang w:val="ru-RU" w:eastAsia="ru-RU"/>
         </w:rPr>
       </w:pPr>
-      <w:hyperlink w:anchor="_Toc240974166" w:history="1">
+      <w:hyperlink w:anchor="_Toc240979878" w:history="1">
         <w:r>
           <w:rPr>
             <w:rStyle w:val="aff8"/>
@@ -761,7 +761,7 @@
             <w:noProof/>
             <w:webHidden/>
           </w:rPr>
-          <w:instrText xml:space="preserve"> PAGEREF _Toc240974166 \h </w:instrText>
+          <w:instrText xml:space="preserve"> PAGEREF _Toc240979878 \h </w:instrText>
         </w:r>
         <w:r>
           <w:rPr>
@@ -806,7 +806,7 @@
           <w:lang w:val="ru-RU" w:eastAsia="ru-RU"/>
         </w:rPr>
       </w:pPr>
-      <w:hyperlink w:anchor="_Toc240974167" w:history="1">
+      <w:hyperlink w:anchor="_Toc240979879" w:history="1">
         <w:r>
           <w:rPr>
             <w:rStyle w:val="aff8"/>
@@ -834,7 +834,7 @@
             <w:noProof/>
             <w:webHidden/>
           </w:rPr>
-          <w:instrText xml:space="preserve"> PAGEREF _Toc240974167 \h </w:instrText>
+          <w:instrText xml:space="preserve"> PAGEREF _Toc240979879 \h </w:instrText>
         </w:r>
         <w:r>
           <w:rPr>
@@ -879,7 +879,7 @@
           <w:lang w:val="ru-RU" w:eastAsia="ru-RU"/>
         </w:rPr>
       </w:pPr>
-      <w:hyperlink w:anchor="_Toc240974168" w:history="1">
+      <w:hyperlink w:anchor="_Toc240979880" w:history="1">
         <w:r>
           <w:rPr>
             <w:rStyle w:val="aff8"/>
@@ -907,7 +907,7 @@
             <w:noProof/>
             <w:webHidden/>
           </w:rPr>
-          <w:instrText xml:space="preserve"> PAGEREF _Toc240974168 \h </w:instrText>
+          <w:instrText xml:space="preserve"> PAGEREF _Toc240979880 \h </w:instrText>
         </w:r>
         <w:r>
           <w:rPr>
@@ -927,7 +927,7 @@
             <w:noProof/>
             <w:webHidden/>
           </w:rPr>
-          <w:t>8</w:t>
+          <w:t>9</w:t>
         </w:r>
         <w:r>
           <w:rPr>
@@ -952,7 +952,7 @@
           <w:lang w:val="ru-RU" w:eastAsia="ru-RU"/>
         </w:rPr>
       </w:pPr>
-      <w:hyperlink w:anchor="_Toc240974169" w:history="1">
+      <w:hyperlink w:anchor="_Toc240979881" w:history="1">
         <w:r>
           <w:rPr>
             <w:rStyle w:val="aff8"/>
@@ -980,7 +980,7 @@
             <w:noProof/>
             <w:webHidden/>
           </w:rPr>
-          <w:instrText xml:space="preserve"> PAGEREF _Toc240974169 \h </w:instrText>
+          <w:instrText xml:space="preserve"> PAGEREF _Toc240979881 \h </w:instrText>
         </w:r>
         <w:r>
           <w:rPr>
@@ -1025,7 +1025,7 @@
           <w:lang w:val="ru-RU" w:eastAsia="ru-RU"/>
         </w:rPr>
       </w:pPr>
-      <w:hyperlink w:anchor="_Toc240974170" w:history="1">
+      <w:hyperlink w:anchor="_Toc240979882" w:history="1">
         <w:r>
           <w:rPr>
             <w:rStyle w:val="aff8"/>
@@ -1053,7 +1053,7 @@
             <w:noProof/>
             <w:webHidden/>
           </w:rPr>
-          <w:instrText xml:space="preserve"> PAGEREF _Toc240974170 \h </w:instrText>
+          <w:instrText xml:space="preserve"> PAGEREF _Toc240979882 \h </w:instrText>
         </w:r>
         <w:r>
           <w:rPr>
@@ -1073,7 +1073,7 @@
             <w:noProof/>
             <w:webHidden/>
           </w:rPr>
-          <w:t>9</w:t>
+          <w:t>10</w:t>
         </w:r>
         <w:r>
           <w:rPr>
@@ -1098,14 +1098,14 @@
           <w:lang w:val="ru-RU" w:eastAsia="ru-RU"/>
         </w:rPr>
       </w:pPr>
-      <w:hyperlink w:anchor="_Toc240974171" w:history="1">
+      <w:hyperlink w:anchor="_Toc240979883" w:history="1">
         <w:r>
           <w:rPr>
             <w:rStyle w:val="aff8"/>
             <w:rFonts w:eastAsiaTheme="majorEastAsia"/>
             <w:noProof/>
           </w:rPr>
-          <w:t>Глава 3. Метод измерения и результаты</w:t>
+          <w:t>Глава 3. Практическое применение</w:t>
         </w:r>
         <w:r>
           <w:rPr>
@@ -1126,7 +1126,7 @@
             <w:noProof/>
             <w:webHidden/>
           </w:rPr>
-          <w:instrText xml:space="preserve"> PAGEREF _Toc240974171 \h </w:instrText>
+          <w:instrText xml:space="preserve"> PAGEREF _Toc240979883 \h </w:instrText>
         </w:r>
         <w:r>
           <w:rPr>
@@ -1171,14 +1171,14 @@
           <w:lang w:val="ru-RU" w:eastAsia="ru-RU"/>
         </w:rPr>
       </w:pPr>
-      <w:hyperlink w:anchor="_Toc240974172" w:history="1">
+      <w:hyperlink w:anchor="_Toc240979884" w:history="1">
         <w:r>
           <w:rPr>
             <w:rStyle w:val="aff8"/>
             <w:rFonts w:eastAsiaTheme="majorEastAsia"/>
             <w:noProof/>
           </w:rPr>
-          <w:t>3.1. Как измеряется улучшение</w:t>
+          <w:t>3.1. Чем эта система отличается от чата с языковой моделью</w:t>
         </w:r>
         <w:r>
           <w:rPr>
@@ -1199,7 +1199,7 @@
             <w:noProof/>
             <w:webHidden/>
           </w:rPr>
-          <w:instrText xml:space="preserve"> PAGEREF _Toc240974172 \h </w:instrText>
+          <w:instrText xml:space="preserve"> PAGEREF _Toc240979884 \h </w:instrText>
         </w:r>
         <w:r>
           <w:rPr>
@@ -1244,14 +1244,14 @@
           <w:lang w:val="ru-RU" w:eastAsia="ru-RU"/>
         </w:rPr>
       </w:pPr>
-      <w:hyperlink w:anchor="_Toc240974173" w:history="1">
+      <w:hyperlink w:anchor="_Toc240979885" w:history="1">
         <w:r>
           <w:rPr>
             <w:rStyle w:val="aff8"/>
             <w:rFonts w:eastAsiaTheme="majorEastAsia"/>
             <w:noProof/>
           </w:rPr>
-          <w:t>3.2. Сон в детерминированных мирах</w:t>
+          <w:t>3.2. Долгий проект: агент, который не бросает работу</w:t>
         </w:r>
         <w:r>
           <w:rPr>
@@ -1272,7 +1272,7 @@
             <w:noProof/>
             <w:webHidden/>
           </w:rPr>
-          <w:instrText xml:space="preserve"> PAGEREF _Toc240974173 \h </w:instrText>
+          <w:instrText xml:space="preserve"> PAGEREF _Toc240979885 \h </w:instrText>
         </w:r>
         <w:r>
           <w:rPr>
@@ -1317,14 +1317,14 @@
           <w:lang w:val="ru-RU" w:eastAsia="ru-RU"/>
         </w:rPr>
       </w:pPr>
-      <w:hyperlink w:anchor="_Toc240974174" w:history="1">
+      <w:hyperlink w:anchor="_Toc240979886" w:history="1">
         <w:r>
           <w:rPr>
             <w:rStyle w:val="aff8"/>
             <w:rFonts w:eastAsiaTheme="majorEastAsia"/>
             <w:noProof/>
           </w:rPr>
-          <w:t>3.3. Что сохраняет граф знаний</w:t>
+          <w:t>3.3. Повседневная работа: учитель, завуч, секретарь</w:t>
         </w:r>
         <w:r>
           <w:rPr>
@@ -1345,7 +1345,7 @@
             <w:noProof/>
             <w:webHidden/>
           </w:rPr>
-          <w:instrText xml:space="preserve"> PAGEREF _Toc240974174 \h </w:instrText>
+          <w:instrText xml:space="preserve"> PAGEREF _Toc240979886 \h </w:instrText>
         </w:r>
         <w:r>
           <w:rPr>
@@ -1365,7 +1365,7 @@
             <w:noProof/>
             <w:webHidden/>
           </w:rPr>
-          <w:t>11</w:t>
+          <w:t>12</w:t>
         </w:r>
         <w:r>
           <w:rPr>
@@ -1390,14 +1390,14 @@
           <w:lang w:val="ru-RU" w:eastAsia="ru-RU"/>
         </w:rPr>
       </w:pPr>
-      <w:hyperlink w:anchor="_Toc240974175" w:history="1">
+      <w:hyperlink w:anchor="_Toc240979887" w:history="1">
         <w:r>
           <w:rPr>
             <w:rStyle w:val="aff8"/>
             <w:rFonts w:eastAsiaTheme="majorEastAsia"/>
             <w:noProof/>
           </w:rPr>
-          <w:t>3.4. Поиск по обвязке: одиннадцать раундов</w:t>
+          <w:t>3.4. Что нужно для запуска</w:t>
         </w:r>
         <w:r>
           <w:rPr>
@@ -1418,7 +1418,7 @@
             <w:noProof/>
             <w:webHidden/>
           </w:rPr>
-          <w:instrText xml:space="preserve"> PAGEREF _Toc240974175 \h </w:instrText>
+          <w:instrText xml:space="preserve"> PAGEREF _Toc240979887 \h </w:instrText>
         </w:r>
         <w:r>
           <w:rPr>
@@ -1439,6 +1439,79 @@
             <w:webHidden/>
           </w:rPr>
           <w:t>12</w:t>
+        </w:r>
+        <w:r>
+          <w:rPr>
+            <w:noProof/>
+            <w:webHidden/>
+          </w:rPr>
+          <w:fldChar w:fldCharType="end"/>
+        </w:r>
+      </w:hyperlink>
+    </w:p>
+    <w:p>
+      <w:pPr>
+        <w:pStyle w:val="14"/>
+        <w:tabs>
+          <w:tab w:val="right" w:leader="dot" w:pos="9628"/>
+        </w:tabs>
+        <w:spacing w:after="0" w:line="240" w:lineRule="auto"/>
+        <w:rPr>
+          <w:rFonts w:asciiTheme="minorHAnsi" w:eastAsiaTheme="minorEastAsia" w:hAnsiTheme="minorHAnsi"/>
+          <w:noProof/>
+          <w:sz w:val="22"/>
+          <w:lang w:val="ru-RU" w:eastAsia="ru-RU"/>
+        </w:rPr>
+      </w:pPr>
+      <w:hyperlink w:anchor="_Toc240979888" w:history="1">
+        <w:r>
+          <w:rPr>
+            <w:rStyle w:val="aff8"/>
+            <w:rFonts w:eastAsiaTheme="majorEastAsia"/>
+            <w:noProof/>
+          </w:rPr>
+          <w:t>Глава 4. Метод измерения и результаты</w:t>
+        </w:r>
+        <w:r>
+          <w:rPr>
+            <w:noProof/>
+            <w:webHidden/>
+          </w:rPr>
+          <w:tab/>
+        </w:r>
+        <w:r>
+          <w:rPr>
+            <w:noProof/>
+            <w:webHidden/>
+          </w:rPr>
+          <w:fldChar w:fldCharType="begin"/>
+        </w:r>
+        <w:r>
+          <w:rPr>
+            <w:noProof/>
+            <w:webHidden/>
+          </w:rPr>
+          <w:instrText xml:space="preserve"> PAGEREF _Toc240979888 \h </w:instrText>
+        </w:r>
+        <w:r>
+          <w:rPr>
+            <w:noProof/>
+            <w:webHidden/>
+          </w:rPr>
+        </w:r>
+        <w:r>
+          <w:rPr>
+            <w:noProof/>
+            <w:webHidden/>
+          </w:rPr>
+          <w:fldChar w:fldCharType="separate"/>
+        </w:r>
+        <w:r>
+          <w:rPr>
+            <w:noProof/>
+            <w:webHidden/>
+          </w:rPr>
+          <w:t>13</w:t>
         </w:r>
         <w:r>
           <w:rPr>
@@ -1463,14 +1536,14 @@
           <w:lang w:val="ru-RU" w:eastAsia="ru-RU"/>
         </w:rPr>
       </w:pPr>
-      <w:hyperlink w:anchor="_Toc240974176" w:history="1">
+      <w:hyperlink w:anchor="_Toc240979889" w:history="1">
         <w:r>
           <w:rPr>
             <w:rStyle w:val="aff8"/>
             <w:rFonts w:eastAsiaTheme="majorEastAsia"/>
             <w:noProof/>
           </w:rPr>
-          <w:t>3.5. Живой цикл: что подтверждено в графе</w:t>
+          <w:t>4.1. Как измеряется улучшение</w:t>
         </w:r>
         <w:r>
           <w:rPr>
@@ -1491,7 +1564,7 @@
             <w:noProof/>
             <w:webHidden/>
           </w:rPr>
-          <w:instrText xml:space="preserve"> PAGEREF _Toc240974176 \h </w:instrText>
+          <w:instrText xml:space="preserve"> PAGEREF _Toc240979889 \h </w:instrText>
         </w:r>
         <w:r>
           <w:rPr>
@@ -1512,6 +1585,298 @@
             <w:webHidden/>
           </w:rPr>
           <w:t>13</w:t>
+        </w:r>
+        <w:r>
+          <w:rPr>
+            <w:noProof/>
+            <w:webHidden/>
+          </w:rPr>
+          <w:fldChar w:fldCharType="end"/>
+        </w:r>
+      </w:hyperlink>
+    </w:p>
+    <w:p>
+      <w:pPr>
+        <w:pStyle w:val="2c"/>
+        <w:tabs>
+          <w:tab w:val="right" w:leader="dot" w:pos="9628"/>
+        </w:tabs>
+        <w:spacing w:after="0" w:line="240" w:lineRule="auto"/>
+        <w:rPr>
+          <w:rFonts w:asciiTheme="minorHAnsi" w:eastAsiaTheme="minorEastAsia" w:hAnsiTheme="minorHAnsi"/>
+          <w:noProof/>
+          <w:sz w:val="22"/>
+          <w:lang w:val="ru-RU" w:eastAsia="ru-RU"/>
+        </w:rPr>
+      </w:pPr>
+      <w:hyperlink w:anchor="_Toc240979890" w:history="1">
+        <w:r>
+          <w:rPr>
+            <w:rStyle w:val="aff8"/>
+            <w:rFonts w:eastAsiaTheme="majorEastAsia"/>
+            <w:noProof/>
+          </w:rPr>
+          <w:t>4.2. Сон в детерминированных мирах</w:t>
+        </w:r>
+        <w:r>
+          <w:rPr>
+            <w:noProof/>
+            <w:webHidden/>
+          </w:rPr>
+          <w:tab/>
+        </w:r>
+        <w:r>
+          <w:rPr>
+            <w:noProof/>
+            <w:webHidden/>
+          </w:rPr>
+          <w:fldChar w:fldCharType="begin"/>
+        </w:r>
+        <w:r>
+          <w:rPr>
+            <w:noProof/>
+            <w:webHidden/>
+          </w:rPr>
+          <w:instrText xml:space="preserve"> PAGEREF _Toc240979890 \h </w:instrText>
+        </w:r>
+        <w:r>
+          <w:rPr>
+            <w:noProof/>
+            <w:webHidden/>
+          </w:rPr>
+        </w:r>
+        <w:r>
+          <w:rPr>
+            <w:noProof/>
+            <w:webHidden/>
+          </w:rPr>
+          <w:fldChar w:fldCharType="separate"/>
+        </w:r>
+        <w:r>
+          <w:rPr>
+            <w:noProof/>
+            <w:webHidden/>
+          </w:rPr>
+          <w:t>14</w:t>
+        </w:r>
+        <w:r>
+          <w:rPr>
+            <w:noProof/>
+            <w:webHidden/>
+          </w:rPr>
+          <w:fldChar w:fldCharType="end"/>
+        </w:r>
+      </w:hyperlink>
+    </w:p>
+    <w:p>
+      <w:pPr>
+        <w:pStyle w:val="2c"/>
+        <w:tabs>
+          <w:tab w:val="right" w:leader="dot" w:pos="9628"/>
+        </w:tabs>
+        <w:spacing w:after="0" w:line="240" w:lineRule="auto"/>
+        <w:rPr>
+          <w:rFonts w:asciiTheme="minorHAnsi" w:eastAsiaTheme="minorEastAsia" w:hAnsiTheme="minorHAnsi"/>
+          <w:noProof/>
+          <w:sz w:val="22"/>
+          <w:lang w:val="ru-RU" w:eastAsia="ru-RU"/>
+        </w:rPr>
+      </w:pPr>
+      <w:hyperlink w:anchor="_Toc240979891" w:history="1">
+        <w:r>
+          <w:rPr>
+            <w:rStyle w:val="aff8"/>
+            <w:rFonts w:eastAsiaTheme="majorEastAsia"/>
+            <w:noProof/>
+          </w:rPr>
+          <w:t>4.3. Что сохраняет граф знаний</w:t>
+        </w:r>
+        <w:r>
+          <w:rPr>
+            <w:noProof/>
+            <w:webHidden/>
+          </w:rPr>
+          <w:tab/>
+        </w:r>
+        <w:r>
+          <w:rPr>
+            <w:noProof/>
+            <w:webHidden/>
+          </w:rPr>
+          <w:fldChar w:fldCharType="begin"/>
+        </w:r>
+        <w:r>
+          <w:rPr>
+            <w:noProof/>
+            <w:webHidden/>
+          </w:rPr>
+          <w:instrText xml:space="preserve"> PAGEREF _Toc240979891 \h </w:instrText>
+        </w:r>
+        <w:r>
+          <w:rPr>
+            <w:noProof/>
+            <w:webHidden/>
+          </w:rPr>
+        </w:r>
+        <w:r>
+          <w:rPr>
+            <w:noProof/>
+            <w:webHidden/>
+          </w:rPr>
+          <w:fldChar w:fldCharType="separate"/>
+        </w:r>
+        <w:r>
+          <w:rPr>
+            <w:noProof/>
+            <w:webHidden/>
+          </w:rPr>
+          <w:t>14</w:t>
+        </w:r>
+        <w:r>
+          <w:rPr>
+            <w:noProof/>
+            <w:webHidden/>
+          </w:rPr>
+          <w:fldChar w:fldCharType="end"/>
+        </w:r>
+      </w:hyperlink>
+    </w:p>
+    <w:p>
+      <w:pPr>
+        <w:pStyle w:val="2c"/>
+        <w:tabs>
+          <w:tab w:val="right" w:leader="dot" w:pos="9628"/>
+        </w:tabs>
+        <w:spacing w:after="0" w:line="240" w:lineRule="auto"/>
+        <w:rPr>
+          <w:rFonts w:asciiTheme="minorHAnsi" w:eastAsiaTheme="minorEastAsia" w:hAnsiTheme="minorHAnsi"/>
+          <w:noProof/>
+          <w:sz w:val="22"/>
+          <w:lang w:val="ru-RU" w:eastAsia="ru-RU"/>
+        </w:rPr>
+      </w:pPr>
+      <w:hyperlink w:anchor="_Toc240979892" w:history="1">
+        <w:r>
+          <w:rPr>
+            <w:rStyle w:val="aff8"/>
+            <w:rFonts w:eastAsiaTheme="majorEastAsia"/>
+            <w:noProof/>
+          </w:rPr>
+          <w:t>4.4. Поиск по обвязке: одиннадцать раундов</w:t>
+        </w:r>
+        <w:r>
+          <w:rPr>
+            <w:noProof/>
+            <w:webHidden/>
+          </w:rPr>
+          <w:tab/>
+        </w:r>
+        <w:r>
+          <w:rPr>
+            <w:noProof/>
+            <w:webHidden/>
+          </w:rPr>
+          <w:fldChar w:fldCharType="begin"/>
+        </w:r>
+        <w:r>
+          <w:rPr>
+            <w:noProof/>
+            <w:webHidden/>
+          </w:rPr>
+          <w:instrText xml:space="preserve"> PAGEREF _Toc240979892 \h </w:instrText>
+        </w:r>
+        <w:r>
+          <w:rPr>
+            <w:noProof/>
+            <w:webHidden/>
+          </w:rPr>
+        </w:r>
+        <w:r>
+          <w:rPr>
+            <w:noProof/>
+            <w:webHidden/>
+          </w:rPr>
+          <w:fldChar w:fldCharType="separate"/>
+        </w:r>
+        <w:r>
+          <w:rPr>
+            <w:noProof/>
+            <w:webHidden/>
+          </w:rPr>
+          <w:t>15</w:t>
+        </w:r>
+        <w:r>
+          <w:rPr>
+            <w:noProof/>
+            <w:webHidden/>
+          </w:rPr>
+          <w:fldChar w:fldCharType="end"/>
+        </w:r>
+      </w:hyperlink>
+    </w:p>
+    <w:p>
+      <w:pPr>
+        <w:pStyle w:val="2c"/>
+        <w:tabs>
+          <w:tab w:val="right" w:leader="dot" w:pos="9628"/>
+        </w:tabs>
+        <w:spacing w:after="0" w:line="240" w:lineRule="auto"/>
+        <w:rPr>
+          <w:rFonts w:asciiTheme="minorHAnsi" w:eastAsiaTheme="minorEastAsia" w:hAnsiTheme="minorHAnsi"/>
+          <w:noProof/>
+          <w:sz w:val="22"/>
+          <w:lang w:val="ru-RU" w:eastAsia="ru-RU"/>
+        </w:rPr>
+      </w:pPr>
+      <w:hyperlink w:anchor="_Toc240979893" w:history="1">
+        <w:r>
+          <w:rPr>
+            <w:rStyle w:val="aff8"/>
+            <w:rFonts w:eastAsiaTheme="majorEastAsia"/>
+            <w:noProof/>
+          </w:rPr>
+          <w:t>4.5. Живой цикл: что подтверждено в графе</w:t>
+        </w:r>
+        <w:r>
+          <w:rPr>
+            <w:noProof/>
+            <w:webHidden/>
+          </w:rPr>
+          <w:tab/>
+        </w:r>
+        <w:r>
+          <w:rPr>
+            <w:noProof/>
+            <w:webHidden/>
+          </w:rPr>
+          <w:fldChar w:fldCharType="begin"/>
+        </w:r>
+        <w:r>
+          <w:rPr>
+            <w:noProof/>
+            <w:webHidden/>
+          </w:rPr>
+          <w:instrText xml:space="preserve"> PAGEREF _Toc240979893 \h </w:instrText>
+        </w:r>
+        <w:r>
+          <w:rPr>
+            <w:noProof/>
+            <w:webHidden/>
+          </w:rPr>
+        </w:r>
+        <w:r>
+          <w:rPr>
+            <w:noProof/>
+            <w:webHidden/>
+          </w:rPr>
+          <w:fldChar w:fldCharType="separate"/>
+        </w:r>
+        <w:r>
+          <w:rPr>
+            <w:noProof/>
+            <w:webHidden/>
+          </w:rPr>
+          <w:t>16</w:t>
         </w:r>
         <w:r>
           <w:rPr>
@@ -1536,7 +1901,7 @@
           <w:lang w:val="ru-RU" w:eastAsia="ru-RU"/>
         </w:rPr>
       </w:pPr>
-      <w:hyperlink w:anchor="_Toc240974177" w:history="1">
+      <w:hyperlink w:anchor="_Toc240979894" w:history="1">
         <w:r>
           <w:rPr>
             <w:rStyle w:val="aff8"/>
@@ -1564,7 +1929,7 @@
             <w:noProof/>
             <w:webHidden/>
           </w:rPr>
-          <w:instrText xml:space="preserve"> PAGEREF _Toc240974177 \h </w:instrText>
+          <w:instrText xml:space="preserve"> PAGEREF _Toc240979894 \h </w:instrText>
         </w:r>
         <w:r>
           <w:rPr>
@@ -1584,7 +1949,7 @@
             <w:noProof/>
             <w:webHidden/>
           </w:rPr>
-          <w:t>14</w:t>
+          <w:t>17</w:t>
         </w:r>
         <w:r>
           <w:rPr>
@@ -1609,7 +1974,7 @@
           <w:lang w:val="ru-RU" w:eastAsia="ru-RU"/>
         </w:rPr>
       </w:pPr>
-      <w:hyperlink w:anchor="_Toc240974178" w:history="1">
+      <w:hyperlink w:anchor="_Toc240979895" w:history="1">
         <w:r>
           <w:rPr>
             <w:rStyle w:val="aff8"/>
@@ -1637,7 +2002,7 @@
             <w:noProof/>
             <w:webHidden/>
           </w:rPr>
-          <w:instrText xml:space="preserve"> PAGEREF _Toc240974178 \h </w:instrText>
+          <w:instrText xml:space="preserve"> PAGEREF _Toc240979895 \h </w:instrText>
         </w:r>
         <w:r>
           <w:rPr>
@@ -1657,7 +2022,7 @@
             <w:noProof/>
             <w:webHidden/>
           </w:rPr>
-          <w:t>15</w:t>
+          <w:t>18</w:t>
         </w:r>
         <w:r>
           <w:rPr>
@@ -1682,7 +2047,7 @@
           <w:lang w:val="ru-RU" w:eastAsia="ru-RU"/>
         </w:rPr>
       </w:pPr>
-      <w:hyperlink w:anchor="_Toc240974179" w:history="1">
+      <w:hyperlink w:anchor="_Toc240979896" w:history="1">
         <w:r>
           <w:rPr>
             <w:rStyle w:val="aff8"/>
@@ -1710,7 +2075,7 @@
             <w:noProof/>
             <w:webHidden/>
           </w:rPr>
-          <w:instrText xml:space="preserve"> PAGEREF _Toc240974179 \h </w:instrText>
+          <w:instrText xml:space="preserve"> PAGEREF _Toc240979896 \h </w:instrText>
         </w:r>
         <w:r>
           <w:rPr>
@@ -1730,7 +2095,7 @@
             <w:noProof/>
             <w:webHidden/>
           </w:rPr>
-          <w:t>17</w:t>
+          <w:t>20</w:t>
         </w:r>
         <w:r>
           <w:rPr>
@@ -1755,7 +2120,7 @@
           <w:lang w:val="ru-RU" w:eastAsia="ru-RU"/>
         </w:rPr>
       </w:pPr>
-      <w:hyperlink w:anchor="_Toc240974180" w:history="1">
+      <w:hyperlink w:anchor="_Toc240979897" w:history="1">
         <w:r>
           <w:rPr>
             <w:rStyle w:val="aff8"/>
@@ -1783,7 +2148,7 @@
             <w:noProof/>
             <w:webHidden/>
           </w:rPr>
-          <w:instrText xml:space="preserve"> PAGEREF _Toc240974180 \h </w:instrText>
+          <w:instrText xml:space="preserve"> PAGEREF _Toc240979897 \h </w:instrText>
         </w:r>
         <w:r>
           <w:rPr>
@@ -1803,7 +2168,7 @@
             <w:noProof/>
             <w:webHidden/>
           </w:rPr>
-          <w:t>19</w:t>
+          <w:t>22</w:t>
         </w:r>
         <w:r>
           <w:rPr>
@@ -1828,7 +2193,7 @@
           <w:lang w:val="ru-RU" w:eastAsia="ru-RU"/>
         </w:rPr>
       </w:pPr>
-      <w:hyperlink w:anchor="_Toc240974181" w:history="1">
+      <w:hyperlink w:anchor="_Toc240979898" w:history="1">
         <w:r>
           <w:rPr>
             <w:rStyle w:val="aff8"/>
@@ -1856,7 +2221,7 @@
             <w:noProof/>
             <w:webHidden/>
           </w:rPr>
-          <w:instrText xml:space="preserve"> PAGEREF _Toc240974181 \h </w:instrText>
+          <w:instrText xml:space="preserve"> PAGEREF _Toc240979898 \h </w:instrText>
         </w:r>
         <w:r>
           <w:rPr>
@@ -1876,7 +2241,7 @@
             <w:noProof/>
             <w:webHidden/>
           </w:rPr>
-          <w:t>20</w:t>
+          <w:t>23</w:t>
         </w:r>
         <w:r>
           <w:rPr>
@@ -1901,7 +2266,7 @@
           <w:lang w:val="ru-RU" w:eastAsia="ru-RU"/>
         </w:rPr>
       </w:pPr>
-      <w:hyperlink w:anchor="_Toc240974182" w:history="1">
+      <w:hyperlink w:anchor="_Toc240979899" w:history="1">
         <w:r>
           <w:rPr>
             <w:rStyle w:val="aff8"/>
@@ -1929,7 +2294,7 @@
             <w:noProof/>
             <w:webHidden/>
           </w:rPr>
-          <w:instrText xml:space="preserve"> PAGEREF _Toc240974182 \h </w:instrText>
+          <w:instrText xml:space="preserve"> PAGEREF _Toc240979899 \h </w:instrText>
         </w:r>
         <w:r>
           <w:rPr>
@@ -1949,7 +2314,7 @@
             <w:noProof/>
             <w:webHidden/>
           </w:rPr>
-          <w:t>21</w:t>
+          <w:t>24</w:t>
         </w:r>
         <w:r>
           <w:rPr>
@@ -1987,7 +2352,7 @@
       <w:pPr>
         <w:pStyle w:val="1"/>
       </w:pPr>
-      <w:bookmarkStart w:id="1" w:name="_Toc240974158"/>
+      <w:bookmarkStart w:id="1" w:name="_Toc240979870"/>
       <w:r>
         <w:rPr>
           <w:rFonts w:ascii="Times New Roman" w:hAnsi="Times New Roman"/>
@@ -2092,6 +2457,31 @@
     </w:p>
     <w:p>
       <w:r>
+        <w:t>7. Описать практическое применение системы: сценарий долгого проекта, сценарий повседневной работы и требования к запу</w:t>
+      </w:r>
+      <w:r>
+        <w:t>ску.</w:t>
+      </w:r>
+    </w:p>
+    <w:p>
+      <w:r>
+        <w:rPr>
+          <w:b/>
+        </w:rPr>
+        <w:t>Практическая ценность.</w:t>
+      </w:r>
+      <w:r>
+        <w:t xml:space="preserve"> Система это не только метод измерения, но и работающий помощник. Опыт, накопленный как типизированные записи, превращает языковую модель из собеседника в сотрудника: помощник помнит сделанное раньше, продолжает прерванную работу</w:t>
+      </w:r>
+      <w:r>
+        <w:t xml:space="preserve"> после перезапуска и отчитывается о каждом шаге записями, а не пересказом. В работе разобраны два практических сценария: долгий проект, где агент сам находит слабости, готовит изменение в изолированной копии и оставляет его человеку на одобрение, и повседн</w:t>
+      </w:r>
+      <w:r>
+        <w:t>евная работа школы или офиса, где помощник разбирает входящие, сводит данные в таблицы и присылает отчёты в мессенджер.</w:t>
+      </w:r>
+    </w:p>
+    <w:p>
+      <w:r>
         <w:rPr>
           <w:b/>
         </w:rPr>
@@ -2107,10 +2497,10 @@
         <w:t>Предмет исследования.</w:t>
       </w:r>
       <w:r>
-        <w:t xml:space="preserve"> Способы хранен</w:t>
-      </w:r>
-      <w:r>
-        <w:t>ия опыта и отбора улучшений, а также измеримость их пользы.</w:t>
+        <w:t xml:space="preserve"> Способы хранения опыта и отбора </w:t>
+      </w:r>
+      <w:r>
+        <w:t>улучшений, а также измеримость их пользы.</w:t>
       </w:r>
     </w:p>
     <w:p>
@@ -2121,10 +2511,10 @@
         <w:t>Методы.</w:t>
       </w:r>
       <w:r>
-        <w:t xml:space="preserve"> Эксперимент на детерминированной среде; точный повтор записанных траекторий; сравнение вариантов при постоянной модели; измерение в рабочем режиме с повторами; сопоставление с публичным на</w:t>
-      </w:r>
-      <w:r>
-        <w:t>бором задач и с контрольными вариантами.</w:t>
+        <w:t xml:space="preserve"> Эксперимент на детерминированной среде; точный повтор записанных траекторий; сравнение вариантов при постоянной модели; измерение в рабочем режиме с повторами; сопоставление с публичным набором задач и с ко</w:t>
+      </w:r>
+      <w:r>
+        <w:t>нтрольными вариантами.</w:t>
       </w:r>
     </w:p>
     <w:p>
@@ -2135,10 +2525,10 @@
         <w:t>Новизна (в границах выполненного поиска).</w:t>
       </w:r>
       <w:r>
-        <w:t xml:space="preserve"> Поиск по четырём статьям-ориентирам и по экосистеме OSTIS не нашёл работы, которая одновременно: (а) записывает полную траекторию агента как элементы sc-графа с онтологией, </w:t>
-      </w:r>
-      <w:r>
-        <w:t>(б) улучшает агента точным повтором собственных записей, (в) измеряет победителя в рабочем режиме и (г) возвращает доказательства обратно в граф. Это утверждение о границах выполненного поиска, а не заключение патентной экспертизы.</w:t>
+        <w:t xml:space="preserve"> Поиск по четырём статьям-ориентирам и по экосистеме OSTIS не нашёл работы, которая одновременно: (а) записывает полную траекторию агента как элементы sc-графа с онтологией, (б) улучшает агент</w:t>
+      </w:r>
+      <w:r>
+        <w:t>а точным повтором собственных записей, (в) измеряет победителя в рабочем режиме и (г) возвращает доказательства обратно в граф. Это утверждение о границах выполненного поиска, а не заключение патентной экспертизы.</w:t>
       </w:r>
     </w:p>
     <w:p>
@@ -2146,32 +2536,35 @@
         <w:rPr>
           <w:b/>
         </w:rPr>
-        <w:t>Обоснование необходимост</w:t>
-      </w:r>
-      <w:r>
-        <w:rPr>
-          <w:b/>
-        </w:rPr>
-        <w:t>и работы.</w:t>
-      </w:r>
-      <w:r>
-        <w:t xml:space="preserve"> Оно не в том, что метод уже работает везде, а в том, что он честно измерен. Из одиннадцати раундов поиска переносимую экономию дал один: минус 13,3 процента запросов на поисковом наборе задач и минус 28,5 процента на отложенном наборе. Первые дес</w:t>
-      </w:r>
-      <w:r>
-        <w:t>ять раундов либо ничего не развернули, либо развернули улучшение, которое следующее измерение опровергло. Именно эта история и составляет результат: правила приёмки в системе пересматривались пять раз, и каждый раз их меняло измерение, а не мнение автора.</w:t>
+        <w:lastRenderedPageBreak/>
+        <w:t>Обоснование необходимости работы.</w:t>
+      </w:r>
+      <w:r>
+        <w:t xml:space="preserve"> Оно не в</w:t>
+      </w:r>
+      <w:r>
+        <w:t xml:space="preserve"> том, что метод уже работает везде, а в том, что он честно измерен. Из одиннадцати раундов поиска переносимую экономию дал один: минус 13,3 процента запросов на поисковом наборе задач и минус 28,5 процента на отложенном наборе. Первые десять раундов либо н</w:t>
+      </w:r>
+      <w:r>
+        <w:t>ичего не развернули, либо развернули улучшение, которое следующее измерение опровергло. Именно эта история и составляет результат: правила приёмки в системе пересматривались пять раз, и каждый раз их меняло измерение, а не мнение автора.</w:t>
       </w:r>
     </w:p>
     <w:p>
       <w:pPr>
         <w:pStyle w:val="1"/>
       </w:pPr>
-      <w:bookmarkStart w:id="2" w:name="_Toc240974159"/>
+      <w:bookmarkStart w:id="2" w:name="_Toc240979871"/>
       <w:r>
         <w:rPr>
           <w:rFonts w:ascii="Times New Roman" w:hAnsi="Times New Roman"/>
         </w:rPr>
-        <w:lastRenderedPageBreak/>
-        <w:t>Глава 1. Состояние вопроса и место работы</w:t>
+        <w:t>Глава 1. Состояние</w:t>
+      </w:r>
+      <w:r>
+        <w:rPr>
+          <w:rFonts w:ascii="Times New Roman" w:hAnsi="Times New Roman"/>
+        </w:rPr>
+        <w:t xml:space="preserve"> вопроса и место работы</w:t>
       </w:r>
       <w:bookmarkEnd w:id="2"/>
     </w:p>
@@ -2179,7 +2572,7 @@
       <w:pPr>
         <w:pStyle w:val="21"/>
       </w:pPr>
-      <w:bookmarkStart w:id="3" w:name="_Toc240974160"/>
+      <w:bookmarkStart w:id="3" w:name="_Toc240979872"/>
       <w:r>
         <w:rPr>
           <w:rFonts w:ascii="Times New Roman" w:hAnsi="Times New Roman"/>
@@ -2190,10 +2583,10 @@
     </w:p>
     <w:p>
       <w:r>
-        <w:t>Под рекурсивным самоулучшением понимают ситуацию, когда система сама создаёт изменения, которые повышают её же способность решать задачи. У этого направления два уровня. Первы</w:t>
-      </w:r>
-      <w:r>
-        <w:t xml:space="preserve">й, более обсуждаемый, касается изменения самой модели: её весов, данных обучения, процедуры дообучения. Второй, менее заметный и гораздо более доступный для школьного исследования, касается изменения </w:t>
+        <w:t>Под рекурсивным самоулучшением понимают ситуацию, когда система сама создаёт изменения, которые повышают её же способность решать задачи. У этого направления два уровня. Первый, более обсуждаем</w:t>
+      </w:r>
+      <w:r>
+        <w:t xml:space="preserve">ый, касается изменения самой модели: её весов, данных обучения, процедуры дообучения. Второй, менее заметный и гораздо более доступный для школьного исследования, касается изменения </w:t>
       </w:r>
       <w:r>
         <w:rPr>
@@ -2202,25 +2595,25 @@
         <w:t>обвязки</w:t>
       </w:r>
       <w:r>
-        <w:t xml:space="preserve">: кода вокруг модели, который решает, что модели </w:t>
-      </w:r>
-      <w:r>
-        <w:t>показать, что сохранить, когда остановиться. Языковая модель в этом случае не меняется вовсе, а меняется то, как с ней обращаются.</w:t>
+        <w:t>: кода вокруг модели, который решает, что модели показать, что сохр</w:t>
+      </w:r>
+      <w:r>
+        <w:t>анить, когда остановиться. Языковая модель в этом случае не меняется вовсе, а меняется то, как с ней обращаются.</w:t>
       </w:r>
     </w:p>
     <w:p>
       <w:r>
-        <w:t>Наша работа относится ко второму уровню и добавляет к нему память: изменения отбираются не по ощущению, а по записанному опыт</w:t>
-      </w:r>
-      <w:r>
-        <w:t>у, и сам опыт лежит в структурированном виде.</w:t>
+        <w:t>Наша работа относится ко второму уровню и добавляет к нему память: изменения отбираются не по ощущению, а по записанному опыту, и сам опыт лежи</w:t>
+      </w:r>
+      <w:r>
+        <w:t>т в структурированном виде.</w:t>
       </w:r>
     </w:p>
     <w:p>
       <w:pPr>
         <w:pStyle w:val="21"/>
       </w:pPr>
-      <w:bookmarkStart w:id="4" w:name="_Toc240974161"/>
+      <w:bookmarkStart w:id="4" w:name="_Toc240979873"/>
       <w:r>
         <w:rPr>
           <w:rFonts w:ascii="Times New Roman" w:hAnsi="Times New Roman"/>
@@ -2242,10 +2635,14 @@
         <w:t>Dream-RSI.</w:t>
       </w:r>
       <w:r>
-        <w:t xml:space="preserve"> Основной тезис: накопленная история уже является симулятором мира, поэтому с</w:t>
-      </w:r>
-      <w:r>
-        <w:t>тратегии можно искать на записях, не запуская среду заново. Это исходный образец нашего цикла: днём агент действует и записывается, во время простоя предлагаются альтернативные стратегии и оцениваются на записанном дереве опыта.</w:t>
+        <w:t xml:space="preserve"> Основной тезис: накопленная история уже является симулятором мира, поэтому стратегии можно иск</w:t>
+      </w:r>
+      <w:r>
+        <w:t xml:space="preserve">ать на записях, не запуская среду заново. Это исходный образец нашего цикла: днём агент действует и </w:t>
+      </w:r>
+      <w:r>
+        <w:lastRenderedPageBreak/>
+        <w:t>записывается, во время простоя предлагаются альтернативные стратегии и оцениваются на записанном дереве опыта.</w:t>
       </w:r>
     </w:p>
     <w:p>
@@ -2256,10 +2653,10 @@
         <w:t>Meta-Harness.</w:t>
       </w:r>
       <w:r>
-        <w:t xml:space="preserve"> Показывает, ч</w:t>
-      </w:r>
-      <w:r>
-        <w:t>то объект поиска это обвязка агента, а не политика модели, и что предложитель, которому дают полные траектории, работает лучше того, кому дают краткие пересказы. Отсюда наше решение хранить записи целиком и передавать предложителю траектории, а не сводки.</w:t>
+        <w:t xml:space="preserve"> Показывает, что объект поиска э</w:t>
+      </w:r>
+      <w:r>
+        <w:t>то обвязка агента, а не политика модели, и что предложитель, которому дают полные траектории, работает лучше того, кому дают краткие пересказы. Отсюда наше решение хранить записи целиком и передавать предложителю траектории, а не сводки.</w:t>
       </w:r>
     </w:p>
     <w:p>
@@ -2287,21 +2684,23 @@
         <w:rPr>
           <w:b/>
         </w:rPr>
-        <w:lastRenderedPageBreak/>
         <w:t>GAVEL.</w:t>
       </w:r>
       <w:r>
-        <w:t xml:space="preserve"> В робототехнике показывает, что явная символьная модель (отношения объектов, условия применимости действий) позволяет бесплатно проверять и починять планы, оставляя дорогую работу языковой модели только для ошибок, требующих смыслового вывода: 3,4 запроса</w:t>
-      </w:r>
-      <w:r>
-        <w:t xml:space="preserve"> против одной проверки моделью. Это ровно то разделение обязанностей, которое есть у нас между бесплатным судьёй по записям и платным измерением в рабочем режиме.</w:t>
+        <w:t xml:space="preserve"> В робототехнике пока</w:t>
+      </w:r>
+      <w:r>
+        <w:t>зывает, что явная символьная модель (отношения объектов, условия применимости действий) позволяет бесплатно проверять и починять планы, оставляя дорогую работу языковой модели только для ошибок, требующих смыслового вывода: 3,4 запроса против одной проверк</w:t>
+      </w:r>
+      <w:r>
+        <w:t>и моделью. Это ровно то разделение обязанностей, которое есть у нас между бесплатным судьёй по записям и платным измерением в рабочем режиме.</w:t>
       </w:r>
     </w:p>
     <w:p>
       <w:pPr>
         <w:pStyle w:val="21"/>
       </w:pPr>
-      <w:bookmarkStart w:id="5" w:name="_Toc240974162"/>
+      <w:bookmarkStart w:id="5" w:name="_Toc240979874"/>
       <w:r>
         <w:rPr>
           <w:rFonts w:ascii="Times New Roman" w:hAnsi="Times New Roman"/>
@@ -2312,20 +2711,20 @@
     </w:p>
     <w:p>
       <w:r>
-        <w:t>Утверждение «структурированная память лучше плоской» пров</w:t>
-      </w:r>
-      <w:r>
-        <w:t>еряемо только на публичном наборе. Такой набор есть: LongMemEval, 500 вопросов к долговременной памяти диалогового ассистента, шесть типов вопросов (обновление знаний, многосессионные, временные рассуждения, вопросы по одному сообщению пользователя и ассис</w:t>
-      </w:r>
-      <w:r>
-        <w:t>тента, предпочтения). Набор содержит протокол автоматической проверки ответа отдельной моделью-судьёй; мы используем их протокол, а не собственный, чтобы результат можно было сравнить с опубликованным.</w:t>
+        <w:t>Утверждение «структурированная память лучше плоской» проверяемо только на публ</w:t>
+      </w:r>
+      <w:r>
+        <w:t>ичном наборе. Такой набор есть: LongMemEval, 500 вопросов к долговременной памяти диалогового ассистента, шесть типов вопросов (обновление знаний, многосессионные, временные рассуждения, вопросы по одному сообщению пользователя и ассистента, предпочтения).</w:t>
+      </w:r>
+      <w:r>
+        <w:t xml:space="preserve"> Набор содержит протокол автоматической проверки ответа отдельной моделью-судьёй; мы используем их протокол, а не собственный, чтобы результат можно было сравнить с опубликованным.</w:t>
       </w:r>
     </w:p>
     <w:p>
       <w:pPr>
         <w:pStyle w:val="21"/>
       </w:pPr>
-      <w:bookmarkStart w:id="6" w:name="_Toc240974163"/>
+      <w:bookmarkStart w:id="6" w:name="_Toc240979875"/>
       <w:r>
         <w:rPr>
           <w:rFonts w:ascii="Times New Roman" w:hAnsi="Times New Roman"/>
@@ -2336,59 +2735,62 @@
     </w:p>
     <w:p>
       <w:r>
-        <w:t>OSTIS это от</w:t>
-      </w:r>
-      <w:r>
-        <w:t>крытая технология проектирования интеллектуальных систем, в которой база знаний является не хранилищем записей для программы, а самой программой: элементы знаний, отношения между ними и агенты, обрабатывающие эти элементы, живут в одном семантическом графе</w:t>
-      </w:r>
-      <w:r>
-        <w:t>. Практически это означает, что онтология является исходным текстом, машина собирает базу знаний из него при запуске, а сам граф доступен для обзора человеком через веб-интерфейс. Для нашей задачи это даёт три вещи: типизированные отношения (время и происх</w:t>
-      </w:r>
-      <w:r>
-        <w:t>ождение записи это не поля в строке журнала, а связи графа), расширяемость онтологии без пересборки, и наглядность: то, что накопила система, можно открыть и посмотреть.</w:t>
+        <w:t>OSTIS это открытая технология про</w:t>
+      </w:r>
+      <w:r>
+        <w:t xml:space="preserve">ектирования интеллектуальных систем, в которой база знаний является не хранилищем записей для программы, а самой </w:t>
+      </w:r>
+      <w:r>
+        <w:lastRenderedPageBreak/>
+        <w:t>программой: элементы знаний, отношения между ними и агенты, обрабатывающие эти элементы, живут в одном семантическом графе. Практически это озн</w:t>
+      </w:r>
+      <w:r>
+        <w:t>ачает, что онтология является исходным текстом, машина собирает базу знаний из него при запуске, а сам граф доступен для обзора человеком через веб-интерфейс. Для нашей задачи это даёт три вещи: типизированные отношения (время и происхождение записи это не</w:t>
+      </w:r>
+      <w:r>
+        <w:t xml:space="preserve"> поля в строке журнала, а связи графа), расширяемость онтологии без пересборки, и наглядность: то, что накопила система, можно открыть и посмотреть.</w:t>
       </w:r>
     </w:p>
     <w:p>
       <w:pPr>
         <w:pStyle w:val="21"/>
       </w:pPr>
-      <w:bookmarkStart w:id="7" w:name="_Toc240974164"/>
+      <w:bookmarkStart w:id="7" w:name="_Toc240979876"/>
       <w:r>
         <w:rPr>
           <w:rFonts w:ascii="Times New Roman" w:hAnsi="Times New Roman"/>
         </w:rPr>
-        <w:lastRenderedPageBreak/>
-        <w:t>1.5. Чем наша работа отличается и чего у нас нет</w:t>
+        <w:t>1.5. Чем наша работа отличается и куда движется</w:t>
       </w:r>
       <w:bookmarkEnd w:id="7"/>
     </w:p>
     <w:p>
       <w:r>
-        <w:t>Отличие от четырёх работ: дерево опыт</w:t>
-      </w:r>
-      <w:r>
-        <w:t>а у нас это типизированный семантический граф с онтологией и запросами к связям, а не каталог файлов и не текстовые журналы; правила приёмки замораживаются до поиска и версионируются по раундам, и цикл умеет перепроверять собственные прежние решения по бол</w:t>
-      </w:r>
-      <w:r>
-        <w:t>ее поздним правилам; судья по записям доказуемо бесплатен на тех шагах, которые он покрывает (восстановление запросов посимвольно, проверка отсутствия исполнений в тестах).</w:t>
+        <w:t>Отличие от четырёх работ: дерево опыта у нас это типизирова</w:t>
+      </w:r>
+      <w:r>
+        <w:t>нный семантический граф с онтологией и запросами к связям, а не каталог файлов и не текстовые журналы; правила приёмки замораживаются до поиска и версионируются по раундам, и цикл умеет перепроверять собственные прежние решения по более поздним правилам; с</w:t>
+      </w:r>
+      <w:r>
+        <w:t>удья по записям доказуемо бесплатен на тех шагах, которые он покрывает (восстановление запросов посимвольно, проверка отсутствия исполнений в тестах).</w:t>
       </w:r>
     </w:p>
     <w:p>
       <w:r>
-        <w:t xml:space="preserve">Чего у нас нет, и это надо сказать прямо: масштаба (у нас шесть небольших задач, у </w:t>
-      </w:r>
-      <w:r>
-        <w:t>SoL-Pi пятьдесят одна), внешнего пользователя (его нет вовсе), и главное, у нас не проведён эксперимент, который показал бы, что именно граф, а не любое хранилище, является причиной улучшения. Публичный замер памяти, который должен был это показать, дал ра</w:t>
-      </w:r>
-      <w:r>
-        <w:t>вный итог (см. 3.3 и приложение А).</w:t>
+        <w:t xml:space="preserve">Границы этой части обозначены точно: набор задач у нас шесть небольших против пятидесяти одной у SoL-Pi, </w:t>
+      </w:r>
+      <w:r>
+        <w:t>а публичный замер памяти, сравнивающий граф с плоским журналом, дал равный итог в среднем по набору и разницу в пользу графа на вопросах о времени (см. 4.3 и приложение А), поэтому прямой замер влияния вида памяти на результат работы впереди. По практическ</w:t>
+      </w:r>
+      <w:r>
+        <w:t>ому применению эта работа идёт дальше перечисленных: предмет работы помощника выходит за пределы кода (см. главу 3).</w:t>
       </w:r>
     </w:p>
     <w:p>
       <w:pPr>
         <w:pStyle w:val="1"/>
       </w:pPr>
-      <w:bookmarkStart w:id="8" w:name="_Toc240974165"/>
+      <w:bookmarkStart w:id="8" w:name="_Toc240979877"/>
       <w:r>
         <w:rPr>
           <w:rFonts w:ascii="Times New Roman" w:hAnsi="Times New Roman"/>
@@ -2401,7 +2803,7 @@
       <w:pPr>
         <w:pStyle w:val="21"/>
       </w:pPr>
-      <w:bookmarkStart w:id="9" w:name="_Toc240974166"/>
+      <w:bookmarkStart w:id="9" w:name="_Toc240979878"/>
       <w:r>
         <w:rPr>
           <w:rFonts w:ascii="Times New Roman" w:hAnsi="Times New Roman"/>
@@ -2422,7 +2824,10 @@
         <w:t>Attempt</w:t>
       </w:r>
       <w:r>
-        <w:t>) с действием, объектом и числовым исходом, стратегия (</w:t>
+        <w:t>) с де</w:t>
+      </w:r>
+      <w:r>
+        <w:t>йствием, объектом и числовым исходом, стратегия (</w:t>
       </w:r>
       <w:r>
         <w:rPr>
@@ -2432,10 +2837,11 @@
         <w:t>Strategy</w:t>
       </w:r>
       <w:r>
-        <w:t>) с описанием и измеренн</w:t>
-      </w:r>
-      <w:r>
-        <w:t>ым результатом, эпизод, шаг, состояние, а также связи времени и причинности. Отдельные классы описывают поиск по обвязке реального агента: политика (</w:t>
+        <w:t xml:space="preserve">) с описанием и измеренным результатом, эпизод, шаг, состояние, а также связи времени и </w:t>
+      </w:r>
+      <w:r>
+        <w:lastRenderedPageBreak/>
+        <w:t>причинности. Отдельные классы описывают поиск по обвязке реального агента: политика (</w:t>
       </w:r>
       <w:r>
         <w:rPr>
@@ -2445,21 +2851,17 @@
         <w:t>HarnessPolicy</w:t>
       </w:r>
       <w:r>
-        <w:t>) несёт описание обвязки, оценку судьи, решение правил приёмки и результат измерения; раунд (</w:t>
+        <w:t>) несёт описа</w:t>
+      </w:r>
+      <w:r>
+        <w:t>ние обвязки, оценку судьи, решение правил приёмки и результат измерения; раунд (</w:t>
       </w:r>
       <w:r>
         <w:rPr>
           <w:rFonts w:ascii="Consolas" w:hAnsi="Consolas"/>
           <w:sz w:val="24"/>
         </w:rPr>
-        <w:t>H</w:t>
-      </w:r>
-      <w:r>
-        <w:rPr>
-          <w:rFonts w:ascii="Consolas" w:hAnsi="Consolas"/>
-          <w:sz w:val="24"/>
-        </w:rPr>
-        <w:t>arnessRound</w:t>
+        <w:t>HarnessRound</w:t>
       </w:r>
       <w:r>
         <w:t>) несёт правила, действовавшие в этом раунде.</w:t>
@@ -2467,97 +2869,96 @@
     </w:p>
     <w:p>
       <w:r>
-        <w:t>Запись и выборку выполняют агенты на C++ (по одной операции на действие: записать попытку, выбрать попытки, повторить поддерево, развернуть стратегию), а обогащение записи полями, которые нужны повто</w:t>
-      </w:r>
-      <w:r>
-        <w:t>ру (индекс шага, состояние, список допустимых действий, стратегия), выполняет мост на Python. Прикладной код на Python только на этом уровне и общается с графом, что позволяет держать онтологию в одном месте.</w:t>
+        <w:t xml:space="preserve">Запись и выборку выполняют агенты на C++ (по одной операции на действие: записать попытку, выбрать попытки, повторить </w:t>
+      </w:r>
+      <w:r>
+        <w:t>поддерево, развернуть стратегию), а обогащение записи полями, которые нужны повтору (индекс шага, состояние, список допустимых действий, стратегия), выполняет мост на Python. Прикладной код на Python только на этом уровне и общается с графом, что позволяет</w:t>
+      </w:r>
+      <w:r>
+        <w:t xml:space="preserve"> держать онтологию в одном месте.</w:t>
       </w:r>
     </w:p>
     <w:p>
       <w:pPr>
         <w:pStyle w:val="21"/>
       </w:pPr>
-      <w:bookmarkStart w:id="10" w:name="_Toc240974167"/>
+      <w:bookmarkStart w:id="10" w:name="_Toc240979879"/>
       <w:r>
         <w:rPr>
           <w:rFonts w:ascii="Times New Roman" w:hAnsi="Times New Roman"/>
         </w:rPr>
-        <w:lastRenderedPageBreak/>
         <w:t>2.2. Детерминированный мир и точный повтор</w:t>
       </w:r>
       <w:bookmarkEnd w:id="10"/>
     </w:p>
     <w:p>
       <w:r>
-        <w:t>Первая площадка это детерминированный мир: островная экспедиция из девяти локаций и восьми точек раскопок с бюджетом в сорок шагов, где ценность доставленного предмета зависит от точки доставки (множители 1,0, 1,2 и 1,5). Мир воспроизводим: значения выводя</w:t>
-      </w:r>
-      <w:r>
-        <w:t>тся из зерна и хеша, обращения к часам и к порядку хеширования внутри процесса отсутствуют, что закреплено отдельным тестом.</w:t>
+        <w:t xml:space="preserve">Первая площадка это детерминированный мир: островная экспедиция из девяти локаций и восьми точек раскопок с бюджетом в сорок шагов, где ценность доставленного предмета зависит от </w:t>
+      </w:r>
+      <w:r>
+        <w:t>точки доставки (множители 1,0, 1,2 и 1,5). Мир воспроизводим: значения выводятся из зерна и хеша, обращения к часам и к порядку хеширования внутри процесса отсутствуют, что закреплено отдельным тестом.</w:t>
       </w:r>
     </w:p>
     <w:p>
       <w:r>
-        <w:t>Точный повтор (реплей) работает только по записям и никогда не исполняет мир. Переходы индексируются по признаку, который в этом ми</w:t>
-      </w:r>
-      <w:r>
-        <w:t>ре полностью определяет исход (локация, несомый предмет, число уже взятых предметов с текущей точки) вместе со действием. На каждом шаге кандидат выбирает одно из записанных допустимых действий; если это действие встречалось в дереве, берётся записанный ис</w:t>
-      </w:r>
-      <w:r>
-        <w:t>ход и обход продолжается от состояния-продолжения; если действие не записано, эпизод усекается и помечается как непокрытый. Судья никогда не додумывает исход. То, что повтор не исполняет мир, проверяется тестом, в котором шаг мира подменён функцией, обязан</w:t>
-      </w:r>
-      <w:r>
-        <w:t>ной возбудить исключение.</w:t>
+        <w:t>Точный повтор (реплей) работает только по записям и ни</w:t>
+      </w:r>
+      <w:r>
+        <w:t>когда не исполняет мир. Переходы индексируются по признаку, который в этом мире полностью определяет исход (локация, несомый предмет, число уже взятых предметов с текущей точки) вместе со действием. На каждом шаге кандидат выбирает одно из записанных допус</w:t>
+      </w:r>
+      <w:r>
+        <w:t>тимых действий; если это действие встречалось в дереве, берётся записанный исход и обход продолжается от состояния-продолжения; если действие не записано, эпизод усекается и помечается как непокрытый. Судья никогда не додумывает исход. То, что повтор не ис</w:t>
+      </w:r>
+      <w:r>
+        <w:t>полняет мир, проверяется тестом, в котором шаг мира подменён функцией, обязанной возбудить исключение.</w:t>
       </w:r>
     </w:p>
     <w:p>
       <w:r>
-        <w:t>Отдельно измеряется доля шагов, которые удалось восстановить точно, и доля оценённых: она возвращается как первое по важности число, потому что оценка на непокрытых шагах это уже не измерение, а догадка.</w:t>
+        <w:lastRenderedPageBreak/>
+        <w:t>Отдельно измеряется доля шагов, которые удалось восстановить точно, и доля оценённых: она возвращается как первое по важности число, потому что оценка на</w:t>
+      </w:r>
+      <w:r>
+        <w:t xml:space="preserve"> непокрытых шагах это уже не измерение, а догадка.</w:t>
       </w:r>
     </w:p>
     <w:p>
       <w:pPr>
         <w:pStyle w:val="21"/>
       </w:pPr>
-      <w:bookmarkStart w:id="11" w:name="_Toc240974168"/>
+      <w:bookmarkStart w:id="11" w:name="_Toc240979880"/>
       <w:r>
         <w:rPr>
           <w:rFonts w:ascii="Times New Roman" w:hAnsi="Times New Roman"/>
         </w:rPr>
-        <w:t>2.3. Поиск по обвязке реал</w:t>
-      </w:r>
-      <w:r>
-        <w:rPr>
-          <w:rFonts w:ascii="Times New Roman" w:hAnsi="Times New Roman"/>
-        </w:rPr>
-        <w:t>ьного агента</w:t>
+        <w:t>2.3. Поиск по обвязке реального агента</w:t>
       </w:r>
       <w:bookmarkEnd w:id="11"/>
     </w:p>
     <w:p>
       <w:r>
-        <w:t>Вторая площадка это настоящий кодирующий агент, наш собственный цикл инструментов (список файлов, чтение, запись, правка, запуск тестов, запуск команды). Обвязка описана одиннадцатью полями: список файлов, начальный вывод тестов, режим контекс</w:t>
-      </w:r>
-      <w:r>
-        <w:t xml:space="preserve">та, ширина окна шагов, длина наблюдения, бюджет чтения строк, бюджет шагов, возвращаются ли падающие тесты, температура. Задачи: шесть небольших задач на Python, у каждой видимые тесты и скрытый файл тестов, которого агент не видит; четыре задачи образуют </w:t>
-      </w:r>
-      <w:r>
-        <w:t>поисковый набор, две отложены и не участвуют в отборе.</w:t>
+        <w:t>Вторая площадка это настоящий кодирующий агент, наш собственный цикл инструментов (список файлов, чтение, запись, правка, запуск тестов, запуск команды). Обвязка опис</w:t>
+      </w:r>
+      <w:r>
+        <w:t xml:space="preserve">ана одиннадцатью полями: список файлов, начальный вывод тестов, режим контекста, ширина окна шагов, длина наблюдения, бюджет чтения строк, бюджет шагов, возвращаются ли падающие тесты, температура. Задачи: шесть небольших задач на Python, у каждой видимые </w:t>
+      </w:r>
+      <w:r>
+        <w:t>тесты и скрытый файл тестов, которого агент не видит; четыре задачи образуют поисковый набор, две отложены и не участвуют в отборе.</w:t>
       </w:r>
     </w:p>
     <w:p>
       <w:r>
-        <w:lastRenderedPageBreak/>
-        <w:t>Судья по записям восстанавливает не только стоимость, но и сами сообщения, которые кандидат отправил бы модели. На шести записях промпты восстановлены посимвольно, 6 из 6 (33 шага), а модель подсчёта т</w:t>
-      </w:r>
-      <w:r>
-        <w:t>окенов проверена перекрёстно: средняя относительная ошибка 5,9 процента, худшая 17,3 процента.</w:t>
+        <w:t>Судья по записям восстанавливает не только стоимость, но и сами сообщения, которые кандидат отправил бы модели. На шести зап</w:t>
+      </w:r>
+      <w:r>
+        <w:t>исях промпты восстановлены посимвольно, 6 из 6 (33 шага), а модель подсчёта токенов проверена перекрёстно: средняя относительная ошибка 5,9 процента, худшая 17,3 процента.</w:t>
       </w:r>
     </w:p>
     <w:p>
       <w:pPr>
         <w:pStyle w:val="21"/>
       </w:pPr>
-      <w:bookmarkStart w:id="12" w:name="_Toc240974169"/>
+      <w:bookmarkStart w:id="12" w:name="_Toc240979881"/>
       <w:r>
         <w:rPr>
           <w:rFonts w:ascii="Times New Roman" w:hAnsi="Times New Roman"/>
@@ -2568,28 +2969,35 @@
     </w:p>
     <w:p>
       <w:r>
-        <w:t>Третья площадка это организационный цикл. Исследователь читает досье проекта и предлагает от двух до четырёх вариантов работы. Мене</w:t>
-      </w:r>
-      <w:r>
-        <w:t>джер выбирает ровно один вариант с критериями приёмки либо останавливает цикл. Работник выполняет правку в отдельной копии репозитория (git worktree) на отдельной ветке, запускает разрешённую проверку из белого списка и оставляет пакет изменений. Ничего не</w:t>
-      </w:r>
-      <w:r>
-        <w:t xml:space="preserve"> вливается, не отправляется на сервер и не утверждается автоматически: пакет ждёт человека. Каждый цикл пишет записи в тот же граф знаний, и цикл читает этот журнал перед следующим предложением, чтобы не предлагать сделанное.</w:t>
+        <w:t>Третья площадка это организационный цикл. Исследовател</w:t>
+      </w:r>
+      <w:r>
+        <w:t>ь читает досье проекта и предлагает от двух до четырёх вариантов работы. Менеджер выбирает ровно один вариант с критериями приёмки либо останавливает цикл. Работник выполняет правку в отдельной копии репозитория (git worktree) на отдельной ветке, запускает</w:t>
+      </w:r>
+      <w:r>
+        <w:t xml:space="preserve"> разрешённую проверку из белого списка и оставляет пакет изменений. Ничего не вливается, не отправляется на сервер и не утверждается автоматически: пакет ждёт человека. Каждый цикл пишет записи в тот же граф знаний, и цикл читает этот журнал перед следующи</w:t>
+      </w:r>
+      <w:r>
+        <w:t>м предложением, чтобы не предлагать сделанное.</w:t>
       </w:r>
     </w:p>
     <w:p>
       <w:r>
-        <w:t>Цикл переживает смерть процесс</w:t>
-      </w:r>
-      <w:r>
-        <w:t>а: при перезапуске с тем же именем прогона биография получает запись о перезапуске, журнал получает запись о возобновлении, а рабочая копия встаёт рядом с остатками прерванной попытки и не сталкивается с ними.</w:t>
+        <w:t xml:space="preserve">Цикл переживает смерть процесса: при перезапуске с тем же именем прогона биография получает запись о перезапуске, журнал получает запись о </w:t>
+      </w:r>
+      <w:r>
+        <w:lastRenderedPageBreak/>
+        <w:t>возобновлении, а рабочая копия встаёт рядом с остатками прерванной поп</w:t>
+      </w:r>
+      <w:r>
+        <w:t>ытки и не сталкивается с ними.</w:t>
       </w:r>
     </w:p>
     <w:p>
       <w:pPr>
         <w:pStyle w:val="21"/>
       </w:pPr>
-      <w:bookmarkStart w:id="13" w:name="_Toc240974170"/>
+      <w:bookmarkStart w:id="13" w:name="_Toc240979882"/>
       <w:r>
         <w:rPr>
           <w:rFonts w:ascii="Times New Roman" w:hAnsi="Times New Roman"/>
@@ -2600,39 +3008,38 @@
     </w:p>
     <w:p>
       <w:r>
-        <w:t>Состояние системы видно на панели (локальный веб-сервер): лента организации с ролями, предложениями, решениями менеджера, пакетами и причинами остановок; раздел памяти с результатами публичного замера; раздел, в котором прямо перечислено, что именно доказ</w:t>
-      </w:r>
-      <w:r>
-        <w:t>ано текущим прогоном.</w:t>
+        <w:t>Состояние системы видно на панели (локальный веб-сервер): лента организации с ролями, предложениями, решениями менеджера, пакетами и причинами остановок; раздел памяти с результа</w:t>
+      </w:r>
+      <w:r>
+        <w:t>тами публичного замера; раздел, в котором прямо перечислено, что именно доказано текущим прогоном.</w:t>
       </w:r>
     </w:p>
     <w:p>
       <w:r>
-        <w:t xml:space="preserve">Границы автоматизации важнее возможностей, поэтому они перечислены в самой системе: ни один пакет не вливается сам; запуск цикла и его продолжительность задаёт человек; провайдер языковых моделей один, и отказ провайдера записывается </w:t>
-      </w:r>
-      <w:r>
-        <w:t>как «не измерено», а не как ошибка системы.</w:t>
+        <w:t>Границы автоматизации важнее возможностей, поэтому они перечислены в самой системе: ни один пакет не вливается сам; запуск цикла и его продолжительность зада</w:t>
+      </w:r>
+      <w:r>
+        <w:t>ёт человек; провайдер языковых моделей один, и отказ провайдера записывается как «не измерено», а не как ошибка системы.</w:t>
       </w:r>
     </w:p>
     <w:p>
       <w:r>
-        <w:lastRenderedPageBreak/>
-        <w:t>Здесь же надо назвать честно главную архитектурную слабость: в первой и третьей площадках граф знаний является носителем опыта на всём протяжении цикла, а в поиске по обвязке записи читаются судьёй с диска, и в г</w:t>
-      </w:r>
-      <w:r>
-        <w:t>раф попадают уже после отбора. То есть для реального агента центральное утверждение работы пока верно лишь частично, и эксперимент, который бы это исправил, впереди.</w:t>
+        <w:t>Развитие цикла идёт по одному направлению: перенести чтение записей внутрь графа на всех площадках, включая поиск по обвязке, где запис</w:t>
+      </w:r>
+      <w:r>
+        <w:t>и сейчас читаются с диска и попадают в граф уже после отбора. Тогда память агента станет одинаковой и в модельном мире, и в живой работе.</w:t>
       </w:r>
     </w:p>
     <w:p>
       <w:pPr>
         <w:pStyle w:val="1"/>
       </w:pPr>
-      <w:bookmarkStart w:id="14" w:name="_Toc240974171"/>
+      <w:bookmarkStart w:id="14" w:name="_Toc240979883"/>
       <w:r>
         <w:rPr>
           <w:rFonts w:ascii="Times New Roman" w:hAnsi="Times New Roman"/>
         </w:rPr>
-        <w:t>Глава 3. Метод измерения и результаты</w:t>
+        <w:t>Глава 3. Практическое применение</w:t>
       </w:r>
       <w:bookmarkEnd w:id="14"/>
     </w:p>
@@ -2640,21 +3047,494 @@
       <w:pPr>
         <w:pStyle w:val="21"/>
       </w:pPr>
-      <w:bookmarkStart w:id="15" w:name="_Toc240974172"/>
+      <w:bookmarkStart w:id="15" w:name="_Toc240979884"/>
       <w:r>
         <w:rPr>
           <w:rFonts w:ascii="Times New Roman" w:hAnsi="Times New Roman"/>
         </w:rPr>
-        <w:t>3.1. Как измеряется улучшение</w:t>
+        <w:t>3.1. Чем эта система отличается от чата с языковой моделью</w:t>
       </w:r>
       <w:bookmarkEnd w:id="15"/>
     </w:p>
     <w:p>
       <w:r>
-        <w:t>Правила приёмки формул</w:t>
-      </w:r>
-      <w:r>
-        <w:t>ируются до поиска и не меняются внутри раунда; каждое их изменение вызывалось конкретным измерением, которое предыдущая версия пропустила. Правил было пять версий.</w:t>
+        <w:t>Три отличия определяют пра</w:t>
+      </w:r>
+      <w:r>
+        <w:t>ктику.</w:t>
+      </w:r>
+    </w:p>
+    <w:p>
+      <w:r>
+        <w:rPr>
+          <w:b/>
+        </w:rPr>
+        <w:t>Она помнит.</w:t>
+      </w:r>
+      <w:r>
+        <w:t xml:space="preserve"> Опыт каждой сессии ложится в граф знаний типизированными записями: что было предложено, что решено, что сделано, каким числом закончилось. Новая сессия начинается не с чистого листа, а с разбора журнала, поэтому агент не предлагает дважд</w:t>
+      </w:r>
+      <w:r>
+        <w:t>ы одно и то же и не повторяет ошибок, которые уже были записаны.</w:t>
+      </w:r>
+    </w:p>
+    <w:p>
+      <w:r>
+        <w:rPr>
+          <w:b/>
+        </w:rPr>
+        <w:t>Она длится.</w:t>
+      </w:r>
+      <w:r>
+        <w:t xml:space="preserve"> Цикл переживает смерть процесса: биография получает запись о возобновлении, журнал знает, на чём остановилась работа, а рабочая копия встаёт рядом с остатками прерванной попытки и</w:t>
+      </w:r>
+      <w:r>
+        <w:t xml:space="preserve"> не сталкивается с ними. Помощник, который продолжает работу после выключения машины, стоит несопоставимо дороже ассистента, который каждый раз знакомится заново.</w:t>
+      </w:r>
+    </w:p>
+    <w:p>
+      <w:r>
+        <w:rPr>
+          <w:b/>
+        </w:rPr>
+        <w:lastRenderedPageBreak/>
+        <w:t>Она отчитывается.</w:t>
+      </w:r>
+      <w:r>
+        <w:t xml:space="preserve"> Каждый шаг оставляет запись: журнал организации на панели показывает роли, </w:t>
+      </w:r>
+      <w:r>
+        <w:t>предложения, решения, пакеты изменений и причины остановок. Отчёт не сочиняется моделью напоследок, он собирается из записей, и любую строку можно раскрыть до источника.</w:t>
+      </w:r>
+    </w:p>
+    <w:p>
+      <w:r>
+        <w:t>Предмет работы при этом меняется свободно. Двигатель один: роли, память, изолированная</w:t>
+      </w:r>
+      <w:r>
+        <w:t xml:space="preserve"> работа, проверки и отчёт человеку. Меняется только то, что помощнику поручено.</w:t>
+      </w:r>
+    </w:p>
+    <w:p>
+      <w:pPr>
+        <w:pStyle w:val="21"/>
+      </w:pPr>
+      <w:bookmarkStart w:id="16" w:name="_Toc240979885"/>
+      <w:r>
+        <w:rPr>
+          <w:rFonts w:ascii="Times New Roman" w:hAnsi="Times New Roman"/>
+        </w:rPr>
+        <w:t>3.2. Долгий проект: агент, который не бросает работу</w:t>
+      </w:r>
+      <w:bookmarkEnd w:id="16"/>
+    </w:p>
+    <w:p>
+      <w:r>
+        <w:t>Сценарий: человек или небольшая команда ведёт проект месяцами, и рутина вокруг него съедает больше времени, чем сама работа</w:t>
+      </w:r>
+      <w:r>
+        <w:t>. Один цикл агента устроен так.</w:t>
+      </w:r>
+    </w:p>
+    <w:p>
+      <w:r>
+        <w:t xml:space="preserve">1. </w:t>
+      </w:r>
+      <w:r>
+        <w:rPr>
+          <w:b/>
+        </w:rPr>
+        <w:t>Исследователь</w:t>
+      </w:r>
+      <w:r>
+        <w:t xml:space="preserve"> читает досье проекта (состав кода, открытые задачи, журнал прошлых циклов, заявленные цели) и предлагает от двух до четырёх вариантов работы, каждый с доказательством: где именно слабость и чем её видно.</w:t>
+      </w:r>
+    </w:p>
+    <w:p>
+      <w:r>
+        <w:t xml:space="preserve">2. </w:t>
+      </w:r>
+      <w:r>
+        <w:rPr>
+          <w:b/>
+        </w:rPr>
+        <w:t>Менеджер</w:t>
+      </w:r>
+      <w:r>
+        <w:t xml:space="preserve"> выбирает ровно один вариант, называет проверки, по которым результат будет принят, либо останавливает цикл с записанной причиной.</w:t>
+      </w:r>
+    </w:p>
+    <w:p>
+      <w:r>
+        <w:t xml:space="preserve">3. </w:t>
+      </w:r>
+      <w:r>
+        <w:rPr>
+          <w:b/>
+        </w:rPr>
+        <w:t>Работник</w:t>
+      </w:r>
+      <w:r>
+        <w:t xml:space="preserve"> берёт изолированную копию репозитория на отдельной ветке, вносит минимальную правку, запускает разрешённу</w:t>
+      </w:r>
+      <w:r>
+        <w:t>ю проверку из белого списка и собирает пакет изменения.</w:t>
+      </w:r>
+    </w:p>
+    <w:p>
+      <w:r>
+        <w:t xml:space="preserve">4. </w:t>
+      </w:r>
+      <w:r>
+        <w:rPr>
+          <w:b/>
+        </w:rPr>
+        <w:t>Человек</w:t>
+      </w:r>
+      <w:r>
+        <w:t xml:space="preserve"> получает пакет и решает. Ничего не вливается, не отправляется на сервер и не утверждается автоматически.</w:t>
+      </w:r>
+    </w:p>
+    <w:p>
+      <w:r>
+        <w:t>Что это даёт на практике. Поиск слабостей и черновая правка уходят агенту, а решение</w:t>
+      </w:r>
+      <w:r>
+        <w:t xml:space="preserve"> остаётся за человеком. Незавершённая работа не теряется между сессиями. Следующий цикл не повторяет предыдущий, потому что читает журнал. Разбор примера из живого журнала: исследователь нашёл, что сканер маркеров незакрытых задач в собственном коде проект</w:t>
+      </w:r>
+      <w:r>
+        <w:t xml:space="preserve">а помечает собственные же строки реализации, менеджер выбрал именно это предложение </w:t>
+      </w:r>
+      <w:r>
+        <w:lastRenderedPageBreak/>
+        <w:t>как подтверждённую слабость, работник исправил определение маркера в изолированной копии и оставил пакет с прогоном проверок. Пять таких пакетов лежат в журнале проекта, вк</w:t>
+      </w:r>
+      <w:r>
+        <w:t>лючая один после перезапуска процесса.</w:t>
+      </w:r>
+    </w:p>
+    <w:p>
+      <w:pPr>
+        <w:pStyle w:val="21"/>
+      </w:pPr>
+      <w:bookmarkStart w:id="17" w:name="_Toc240979886"/>
+      <w:r>
+        <w:rPr>
+          <w:rFonts w:ascii="Times New Roman" w:hAnsi="Times New Roman"/>
+        </w:rPr>
+        <w:t>3.3. Повседневная работа: учитель, завуч, секретарь</w:t>
+      </w:r>
+      <w:bookmarkEnd w:id="17"/>
+    </w:p>
+    <w:p>
+      <w:r>
+        <w:t>Тот же двигатель закрывает рутину, не имеющую отношения к программированию. Помощник берёт входящий поток и превращает его в готовые документы.</w:t>
+      </w:r>
+    </w:p>
+    <w:tbl>
+      <w:tblPr>
+        <w:tblStyle w:val="aff0"/>
+        <w:tblW w:w="9531" w:type="dxa"/>
+        <w:tblInd w:w="108" w:type="dxa"/>
+        <w:tblCellMar>
+          <w:left w:w="56" w:type="dxa"/>
+          <w:right w:w="56" w:type="dxa"/>
+        </w:tblCellMar>
+        <w:tblLook w:val="04A0" w:firstRow="1" w:lastRow="0" w:firstColumn="1" w:lastColumn="0" w:noHBand="0" w:noVBand="1"/>
+      </w:tblPr>
+      <w:tblGrid>
+        <w:gridCol w:w="4763"/>
+        <w:gridCol w:w="4768"/>
+      </w:tblGrid>
+      <w:tr>
+        <w:tc>
+          <w:tcPr>
+            <w:tcW w:w="4819" w:type="dxa"/>
+          </w:tcPr>
+          <w:p>
+            <w:pPr>
+              <w:spacing w:line="240" w:lineRule="auto"/>
+              <w:ind w:firstLine="0"/>
+              <w:jc w:val="left"/>
+            </w:pPr>
+            <w:r>
+              <w:rPr>
+                <w:b/>
+                <w:sz w:val="24"/>
+              </w:rPr>
+              <w:t>Что поручают</w:t>
+            </w:r>
+          </w:p>
+        </w:tc>
+        <w:tc>
+          <w:tcPr>
+            <w:tcW w:w="4819" w:type="dxa"/>
+          </w:tcPr>
+          <w:p>
+            <w:pPr>
+              <w:spacing w:line="240" w:lineRule="auto"/>
+              <w:ind w:firstLine="0"/>
+              <w:jc w:val="left"/>
+            </w:pPr>
+            <w:r>
+              <w:rPr>
+                <w:b/>
+                <w:sz w:val="24"/>
+              </w:rPr>
+              <w:t xml:space="preserve">Что </w:t>
+            </w:r>
+            <w:r>
+              <w:rPr>
+                <w:b/>
+                <w:sz w:val="24"/>
+              </w:rPr>
+              <w:t>получают на выходе</w:t>
+            </w:r>
+          </w:p>
+        </w:tc>
+      </w:tr>
+      <w:tr>
+        <w:tc>
+          <w:tcPr>
+            <w:tcW w:w="4819" w:type="dxa"/>
+          </w:tcPr>
+          <w:p>
+            <w:pPr>
+              <w:spacing w:line="240" w:lineRule="auto"/>
+              <w:ind w:firstLine="0"/>
+              <w:jc w:val="left"/>
+            </w:pPr>
+            <w:r>
+              <w:rPr>
+                <w:sz w:val="24"/>
+              </w:rPr>
+              <w:t>Почта и сообщения</w:t>
+            </w:r>
+          </w:p>
+        </w:tc>
+        <w:tc>
+          <w:tcPr>
+            <w:tcW w:w="4819" w:type="dxa"/>
+          </w:tcPr>
+          <w:p>
+            <w:pPr>
+              <w:spacing w:line="240" w:lineRule="auto"/>
+              <w:ind w:firstLine="0"/>
+              <w:jc w:val="left"/>
+            </w:pPr>
+            <w:r>
+              <w:rPr>
+                <w:sz w:val="24"/>
+              </w:rPr>
+              <w:t>входящие разобраны; требующее ответа отделено от информационного; поручения с исполнителями и сроками; черновики ответов</w:t>
+            </w:r>
+          </w:p>
+        </w:tc>
+      </w:tr>
+      <w:tr>
+        <w:tc>
+          <w:tcPr>
+            <w:tcW w:w="4819" w:type="dxa"/>
+          </w:tcPr>
+          <w:p>
+            <w:pPr>
+              <w:spacing w:line="240" w:lineRule="auto"/>
+              <w:ind w:firstLine="0"/>
+              <w:jc w:val="left"/>
+            </w:pPr>
+            <w:r>
+              <w:rPr>
+                <w:sz w:val="24"/>
+              </w:rPr>
+              <w:t>Списки и таблицы</w:t>
+            </w:r>
+          </w:p>
+        </w:tc>
+        <w:tc>
+          <w:tcPr>
+            <w:tcW w:w="4819" w:type="dxa"/>
+          </w:tcPr>
+          <w:p>
+            <w:pPr>
+              <w:spacing w:line="240" w:lineRule="auto"/>
+              <w:ind w:firstLine="0"/>
+              <w:jc w:val="left"/>
+            </w:pPr>
+            <w:r>
+              <w:rPr>
+                <w:sz w:val="24"/>
+              </w:rPr>
+              <w:t xml:space="preserve">разрозненные данные сведены в одну таблицу по заданной форме; итоги посчитаны; </w:t>
+            </w:r>
+            <w:r>
+              <w:rPr>
+                <w:sz w:val="24"/>
+              </w:rPr>
+              <w:t>расхождения и дубли найдены</w:t>
+            </w:r>
+          </w:p>
+        </w:tc>
+      </w:tr>
+      <w:tr>
+        <w:tc>
+          <w:tcPr>
+            <w:tcW w:w="4819" w:type="dxa"/>
+          </w:tcPr>
+          <w:p>
+            <w:pPr>
+              <w:spacing w:line="240" w:lineRule="auto"/>
+              <w:ind w:firstLine="0"/>
+              <w:jc w:val="left"/>
+            </w:pPr>
+            <w:r>
+              <w:rPr>
+                <w:sz w:val="24"/>
+              </w:rPr>
+              <w:t>Отчёты и напоминания</w:t>
+            </w:r>
+          </w:p>
+        </w:tc>
+        <w:tc>
+          <w:tcPr>
+            <w:tcW w:w="4819" w:type="dxa"/>
+          </w:tcPr>
+          <w:p>
+            <w:pPr>
+              <w:spacing w:line="240" w:lineRule="auto"/>
+              <w:ind w:firstLine="0"/>
+              <w:jc w:val="left"/>
+            </w:pPr>
+            <w:r>
+              <w:rPr>
+                <w:sz w:val="24"/>
+              </w:rPr>
+              <w:t>отчёт по шаблону без пропущенных пунктов; напоминание о сроке заранее; готовый текст, отправленный туда, где человек его прочитает</w:t>
+            </w:r>
+          </w:p>
+        </w:tc>
+      </w:tr>
+      <w:tr>
+        <w:tc>
+          <w:tcPr>
+            <w:tcW w:w="4819" w:type="dxa"/>
+          </w:tcPr>
+          <w:p>
+            <w:pPr>
+              <w:spacing w:line="240" w:lineRule="auto"/>
+              <w:ind w:firstLine="0"/>
+              <w:jc w:val="left"/>
+            </w:pPr>
+            <w:r>
+              <w:rPr>
+                <w:sz w:val="24"/>
+              </w:rPr>
+              <w:t>Повторяющиеся документы</w:t>
+            </w:r>
+          </w:p>
+        </w:tc>
+        <w:tc>
+          <w:tcPr>
+            <w:tcW w:w="4819" w:type="dxa"/>
+          </w:tcPr>
+          <w:p>
+            <w:pPr>
+              <w:spacing w:line="240" w:lineRule="auto"/>
+              <w:ind w:firstLine="0"/>
+              <w:jc w:val="left"/>
+            </w:pPr>
+            <w:r>
+              <w:rPr>
+                <w:sz w:val="24"/>
+              </w:rPr>
+              <w:t>справки, выписки, письма по образцу с подставленны</w:t>
+            </w:r>
+            <w:r>
+              <w:rPr>
+                <w:sz w:val="24"/>
+              </w:rPr>
+              <w:t>ми данными</w:t>
+            </w:r>
+          </w:p>
+        </w:tc>
+      </w:tr>
+    </w:tbl>
+    <w:p/>
+    <w:p>
+      <w:r>
+        <w:t xml:space="preserve">Почему это не делает обычный чат с языковой моделью: здесь важна не удачная формулировка, а ведение потока неделями. Нужно помнить, что было в прошлый раз, кто что обещал, какой срок подходит, что уже отправлено. Результат определяют память и </w:t>
+      </w:r>
+      <w:r>
+        <w:t>длительность, а не красноречие. Доступ к данным выставляет человек: помощник видит только то, что ему открыли, а отправка наружу (письмо, сообщение в мессенджер, файл) остаётся за человеком до тех пор, пока он сам не разрешит обратное.</w:t>
+      </w:r>
+    </w:p>
+    <w:p>
+      <w:pPr>
+        <w:pStyle w:val="21"/>
+      </w:pPr>
+      <w:bookmarkStart w:id="18" w:name="_Toc240979887"/>
+      <w:r>
+        <w:rPr>
+          <w:rFonts w:ascii="Times New Roman" w:hAnsi="Times New Roman"/>
+        </w:rPr>
+        <w:t>3.4. Что нужно для з</w:t>
+      </w:r>
+      <w:r>
+        <w:rPr>
+          <w:rFonts w:ascii="Times New Roman" w:hAnsi="Times New Roman"/>
+        </w:rPr>
+        <w:t>апуска</w:t>
+      </w:r>
+      <w:bookmarkEnd w:id="18"/>
+    </w:p>
+    <w:p>
+      <w:r>
+        <w:t>Требования к машине скромные: интерпретатор Python, локальный стек графа знаний в контейнере, доступ к языковым моделям через локальный прокси с ключами. Панель управления поднимается одним процессом на локальном порту, и вся работа видна в браузере</w:t>
+      </w:r>
+      <w:r>
+        <w:t xml:space="preserve"> на той же машине.</w:t>
+      </w:r>
+    </w:p>
+    <w:p>
+      <w:r>
+        <w:lastRenderedPageBreak/>
+        <w:t>Порядок запуска: поднять стек графа знаний, запустить прокси моделей, запустить панель, выбрать субъект опыта и нажать кнопку нужного этапа (эпизод, разведка, оценка кандидатов, полный цикл). Отдельно настраивается шлюз расширения, котор</w:t>
+      </w:r>
+      <w:r>
+        <w:t>ый превращает сессии внешнего агента в записи того же графа, поэтому опыт не распадается на две базы.</w:t>
+      </w:r>
+    </w:p>
+    <w:p>
+      <w:pPr>
+        <w:pStyle w:val="1"/>
+      </w:pPr>
+      <w:bookmarkStart w:id="19" w:name="_Toc240979888"/>
+      <w:r>
+        <w:rPr>
+          <w:rFonts w:ascii="Times New Roman" w:hAnsi="Times New Roman"/>
+        </w:rPr>
+        <w:t>Глава 4. Метод измерения и результаты</w:t>
+      </w:r>
+      <w:bookmarkEnd w:id="19"/>
+    </w:p>
+    <w:p>
+      <w:pPr>
+        <w:pStyle w:val="21"/>
+      </w:pPr>
+      <w:bookmarkStart w:id="20" w:name="_Toc240979889"/>
+      <w:r>
+        <w:rPr>
+          <w:rFonts w:ascii="Times New Roman" w:hAnsi="Times New Roman"/>
+        </w:rPr>
+        <w:t>4.1. Как измеряется улучшение</w:t>
+      </w:r>
+      <w:bookmarkEnd w:id="20"/>
+    </w:p>
+    <w:p>
+      <w:r>
+        <w:t xml:space="preserve">Правила приёмки формулируются до поиска и не меняются внутри раунда; каждое их </w:t>
+      </w:r>
+      <w:r>
+        <w:t>изменение вызывалось конкретным измерением, которое предыдущая версия пропустила. Правил было пять версий.</w:t>
       </w:r>
     </w:p>
     <w:tbl>
@@ -2765,13 +3645,7 @@
               <w:rPr>
                 <w:sz w:val="24"/>
               </w:rPr>
-              <w:t xml:space="preserve">требование покрытия: экономия признаётся, только если </w:t>
-            </w:r>
-            <w:r>
-              <w:rPr>
-                <w:sz w:val="24"/>
-              </w:rPr>
-              <w:t>решения кандидата восстановимы</w:t>
+              <w:t>требование покрытия: экономия признаётся, только если решения кандидата восстановимы</w:t>
             </w:r>
           </w:p>
         </w:tc>
@@ -2789,7 +3663,13 @@
               <w:rPr>
                 <w:sz w:val="24"/>
               </w:rPr>
-              <w:t>раунды 2 и 3 развернули улучшения при 0 восстановленных решениях из 26, и оба оказались хуже</w:t>
+              <w:t>раунды 2 и 3 развернули ул</w:t>
+            </w:r>
+            <w:r>
+              <w:rPr>
+                <w:sz w:val="24"/>
+              </w:rPr>
+              <w:t>учшения при 0 восстановленных решениях из 26, и оба оказались хуже</w:t>
             </w:r>
           </w:p>
         </w:tc>
@@ -2845,13 +3725,7 @@
               <w:rPr>
                 <w:sz w:val="24"/>
               </w:rPr>
-              <w:t xml:space="preserve">три кандидата с прогнозом от +22,5 до +26,6 процента и </w:t>
-            </w:r>
-            <w:r>
-              <w:rPr>
-                <w:sz w:val="24"/>
-              </w:rPr>
-              <w:t>без единого восстановленного решения</w:t>
+              <w:t>три кандидата с прогнозом от +22,5 до +26,6 процента и без единого восстановленного решения</w:t>
             </w:r>
           </w:p>
         </w:tc>
@@ -2889,7 +3763,13 @@
               <w:rPr>
                 <w:sz w:val="24"/>
               </w:rPr>
-              <w:t>политика, меняющая то, что агент видит, обязана измеряться в рабочем режиме независимо от покрытия</w:t>
+              <w:t>политика, меняюща</w:t>
+            </w:r>
+            <w:r>
+              <w:rPr>
+                <w:sz w:val="24"/>
+              </w:rPr>
+              <w:t>я то, что агент видит, обязана измеряться в рабочем режиме независимо от покрытия</w:t>
             </w:r>
           </w:p>
         </w:tc>
@@ -2907,13 +3787,7 @@
               <w:rPr>
                 <w:sz w:val="24"/>
               </w:rPr>
-              <w:t xml:space="preserve">контрольная политика window3: прогноз +7,6 процента при покрытии 72,7 процента, измерение дало +12,4 процента хуже, </w:t>
-            </w:r>
-            <w:r>
-              <w:rPr>
-                <w:sz w:val="24"/>
-              </w:rPr>
-              <w:t>а на отложенных задачах +81,8 процента хуже</w:t>
+              <w:t>контрольная политика window3: прогноз +7,6 процента при покрытии 72,7 процента, измерение дало +12,4 процента хуже, а на отложенных задачах +81,8 процента хуже</w:t>
             </w:r>
           </w:p>
         </w:tc>
@@ -2951,7 +3825,13 @@
               <w:rPr>
                 <w:sz w:val="24"/>
               </w:rPr>
-              <w:t>три прогона на задачу вместо одного, прежде чем называть число</w:t>
+              <w:t>три прогон</w:t>
+            </w:r>
+            <w:r>
+              <w:rPr>
+                <w:sz w:val="24"/>
+              </w:rPr>
+              <w:t>а на задачу вместо одного, прежде чем называть число</w:t>
             </w:r>
           </w:p>
         </w:tc>
@@ -2978,31 +3858,28 @@
     <w:p/>
     <w:p>
       <w:r>
-        <w:t>Измерение в рабочем режиме дорого, поэтому перед каждым рау</w:t>
-      </w:r>
-      <w:r>
-        <w:t xml:space="preserve">ндом судья решает большинство кандидатов бесплатно, а платят только за тех, кого судья не смог оценить или кто меняет поведение агента. Шум самого провайдера проверен контрольной политикой: одна и та же обвязка при </w:t>
-      </w:r>
-      <w:r>
-        <w:lastRenderedPageBreak/>
-        <w:t>повторах даёт разброс около плюс-минус 20</w:t>
-      </w:r>
-      <w:r>
-        <w:t xml:space="preserve"> процентов, поэтому одиночный прогон не доказывает ничего.</w:t>
+        <w:t xml:space="preserve">Измерение в рабочем режиме дорого, поэтому перед каждым раундом судья решает большинство кандидатов бесплатно, а </w:t>
+      </w:r>
+      <w:r>
+        <w:t>платят только за тех, кого судья не смог оценить или кто меняет поведение агента. Шум самого провайдера проверен контрольной политикой: одна и та же обвязка при повторах даёт разброс около плюс-минус 20 процентов, поэтому одиночный прогон не доказывает нич</w:t>
+      </w:r>
+      <w:r>
+        <w:t>его.</w:t>
       </w:r>
     </w:p>
     <w:p>
       <w:pPr>
         <w:pStyle w:val="21"/>
       </w:pPr>
-      <w:bookmarkStart w:id="16" w:name="_Toc240974173"/>
+      <w:bookmarkStart w:id="21" w:name="_Toc240979890"/>
       <w:r>
         <w:rPr>
           <w:rFonts w:ascii="Times New Roman" w:hAnsi="Times New Roman"/>
         </w:rPr>
-        <w:t>3.2. Сон в детерминированных мирах</w:t>
-      </w:r>
-      <w:bookmarkEnd w:id="16"/>
+        <w:lastRenderedPageBreak/>
+        <w:t>4.2. Сон в детерминированных мирах</w:t>
+      </w:r>
+      <w:bookmarkEnd w:id="21"/>
     </w:p>
     <w:p>
       <w:r>
@@ -3082,14 +3959,7 @@
                 <w:b/>
                 <w:sz w:val="24"/>
               </w:rPr>
-              <w:t>Средн</w:t>
-            </w:r>
-            <w:r>
-              <w:rPr>
-                <w:b/>
-                <w:sz w:val="24"/>
-              </w:rPr>
-              <w:t>ий прирост</w:t>
+              <w:t>Средний прирост</w:t>
             </w:r>
           </w:p>
         </w:tc>
@@ -3385,31 +4255,31 @@
         <w:t>oneiro-1</w:t>
       </w:r>
       <w:r>
-        <w:t>), и он принимается как честная нижняя граница метода на этом мире. Оценка судьи при этом завышает результат на 22 до 30 процентов относительно измеренного: судья</w:t>
-      </w:r>
-      <w:r>
-        <w:t xml:space="preserve"> хорошо упорядочивает кандидатов и не годится как предсказание. Это ограничение важнее самого успеха, и оно перенесено в правила приёмки.</w:t>
+        <w:t xml:space="preserve">), и он принимается как </w:t>
+      </w:r>
+      <w:r>
+        <w:t>честная нижняя граница метода на этом мире. Оценка судьи при этом завышает результат на 22 до 30 процентов относительно измеренного: судья хорошо упорядочивает кандидатов и не годится как предсказание. Это ограничение важнее самого успеха, и оно перенесено</w:t>
+      </w:r>
+      <w:r>
+        <w:t xml:space="preserve"> в правила приёмки.</w:t>
       </w:r>
     </w:p>
     <w:p>
       <w:pPr>
         <w:pStyle w:val="21"/>
       </w:pPr>
-      <w:bookmarkStart w:id="17" w:name="_Toc240974174"/>
+      <w:bookmarkStart w:id="22" w:name="_Toc240979891"/>
       <w:r>
         <w:rPr>
           <w:rFonts w:ascii="Times New Roman" w:hAnsi="Times New Roman"/>
         </w:rPr>
-        <w:t>3.3. Что сохраняет граф знаний</w:t>
-      </w:r>
-      <w:bookmarkEnd w:id="17"/>
+        <w:t>4.3. Что сохраняет граф знаний</w:t>
+      </w:r>
+      <w:bookmarkEnd w:id="22"/>
     </w:p>
     <w:p>
       <w:r>
-        <w:t xml:space="preserve">Прямой замер памяти на одном эпизоде из 25 записанных попыток, с отключением отдельных </w:t>
-      </w:r>
-      <w:r>
-        <w:t>видов связей:</w:t>
+        <w:t>Прямой замер памяти на одном эпизоде из 25 записанных попыток, с отключением отдельных видов связей:</w:t>
       </w:r>
     </w:p>
     <w:tbl>
@@ -3596,7 +4466,13 @@
               <w:rPr>
                 <w:sz w:val="24"/>
               </w:rPr>
-              <w:t>плоское хранилище (неупорядоченный список)</w:t>
+              <w:t xml:space="preserve">плоское </w:t>
+            </w:r>
+            <w:r>
+              <w:rPr>
+                <w:sz w:val="24"/>
+              </w:rPr>
+              <w:t>хранилище (неупорядоченный список)</w:t>
             </w:r>
           </w:p>
         </w:tc>
@@ -3818,13 +4694,7 @@
               <w:rPr>
                 <w:sz w:val="24"/>
               </w:rPr>
-              <w:t xml:space="preserve">граф без связей </w:t>
-            </w:r>
-            <w:r>
-              <w:rPr>
-                <w:sz w:val="24"/>
-              </w:rPr>
-              <w:t>происхождения</w:t>
+              <w:t>граф без связей происхождения</w:t>
             </w:r>
           </w:p>
         </w:tc>
@@ -3961,7 +4831,6 @@
     <w:p/>
     <w:p>
       <w:r>
-        <w:lastRenderedPageBreak/>
         <w:t xml:space="preserve">Чтение таблицы: чтобы просто </w:t>
       </w:r>
       <w:r>
@@ -3980,10 +4849,7 @@
         <w:t>порядок</w:t>
       </w:r>
       <w:r>
-        <w:t xml:space="preserve"> (без связей времени согласованность соседних па</w:t>
-      </w:r>
-      <w:r>
-        <w:t xml:space="preserve">р падает до 0,58) и </w:t>
+        <w:t xml:space="preserve"> (без связей времени согласованность соседних пар падает до 0,58) и </w:t>
       </w:r>
       <w:r>
         <w:rPr>
@@ -3992,42 +4858,49 @@
         <w:t>происхождение</w:t>
       </w:r>
       <w:r>
-        <w:t xml:space="preserve"> (без этих связей признак источник-вид не переживает выборку вовсе). Это сильнейшее имеющееся у нас свидетельство того, что структура несёт нагрузку, и одновременно самое слабое место: замер сделан на одном эпизоде, и он из</w:t>
-      </w:r>
-      <w:r>
-        <w:t>меряет качество выборки, а не влияние на результат работы.</w:t>
+        <w:t xml:space="preserve"> (без </w:t>
+      </w:r>
+      <w:r>
+        <w:lastRenderedPageBreak/>
+        <w:t>этих связей признак источник-вид не переживает выборку вовсе). Это сильнейшее и</w:t>
+      </w:r>
+      <w:r>
+        <w:t>меющееся у нас свидетельство того, что структура несёт нагрузку, и одновременно самое слабое место: замер сделан на одном эпизоде, и он измеряет качество выборки, а не влияние на результат работы.</w:t>
       </w:r>
     </w:p>
     <w:p>
       <w:r>
-        <w:t xml:space="preserve">Проверка на публичном наборе LongMemEval (детали в приложении А) равна по итогу: плоский журнал 72,7 процента, граф 72,1 процента, без памяти 4,1 процента. Разница между двумя видами памяти внутри </w:t>
-      </w:r>
-      <w:r>
-        <w:t>шума, а разделение по типам вопросов показывает, где именно структура помогает: на вопросах о времени граф даёт 40,0 процента против 16,7 у плоского журнала, а на многосессионных вопросах проигрывает (58,3 против 66,7). Полный контекст без всякой выборки д</w:t>
-      </w:r>
-      <w:r>
-        <w:t>аёт до 94 процентов, то есть сама задача для нашей модели разрешима, и упрощать её мы не стали.</w:t>
+        <w:t>Проверка на публичном наборе LongMemEval (детали в приложен</w:t>
+      </w:r>
+      <w:r>
+        <w:t>ии А) равна по итогу: плоский журнал 72,7 процента, граф 72,1 процента, без памяти 4,1 процента. Разница между двумя видами памяти внутри шума, а разделение по типам вопросов показывает, где именно структура помогает: на вопросах о времени граф даёт 40,0 п</w:t>
+      </w:r>
+      <w:r>
+        <w:t>роцента против 16,7 у плоского журнала, а на многосессионных вопросах проигрывает (58,3 против 66,7). Полный контекст без всякой выборки даёт до 94 процентов, то есть сама задача для нашей модели разрешима, и упрощать её мы не стали.</w:t>
       </w:r>
     </w:p>
     <w:p>
       <w:pPr>
         <w:pStyle w:val="21"/>
       </w:pPr>
-      <w:bookmarkStart w:id="18" w:name="_Toc240974175"/>
+      <w:bookmarkStart w:id="23" w:name="_Toc240979892"/>
       <w:r>
         <w:rPr>
           <w:rFonts w:ascii="Times New Roman" w:hAnsi="Times New Roman"/>
         </w:rPr>
-        <w:t>3.4. Поиск по обвязке: одиннадцать раундов</w:t>
-      </w:r>
-      <w:bookmarkEnd w:id="18"/>
+        <w:t>4.4. Поиск по обвязке:</w:t>
+      </w:r>
+      <w:r>
+        <w:rPr>
+          <w:rFonts w:ascii="Times New Roman" w:hAnsi="Times New Roman"/>
+        </w:rPr>
+        <w:t xml:space="preserve"> одиннадцать раундов</w:t>
+      </w:r>
+      <w:bookmarkEnd w:id="23"/>
     </w:p>
     <w:p>
       <w:r>
-        <w:t>Одиннадцать раундов, 29 предложенных кандидатов, четыре развёртывания. Результат первых десяти: ни одного, которое пе</w:t>
-      </w:r>
-      <w:r>
-        <w:t>режило бы честное измерение.</w:t>
+        <w:t>Одиннадцать раундов, 29 предложенных кандидатов, четыре развёртывания. Результат первых десяти: ни одного, которое пережило бы честное измерение.</w:t>
       </w:r>
     </w:p>
     <w:tbl>
@@ -4219,7 +5092,14 @@
                 <w:b/>
                 <w:sz w:val="24"/>
               </w:rPr>
-              <w:t>+27,0 процента</w:t>
+              <w:t xml:space="preserve">+27,0 </w:t>
+            </w:r>
+            <w:r>
+              <w:rPr>
+                <w:b/>
+                <w:sz w:val="24"/>
+              </w:rPr>
+              <w:t>процента</w:t>
             </w:r>
             <w:r>
               <w:rPr>
@@ -4350,13 +5230,7 @@
               <w:rPr>
                 <w:sz w:val="24"/>
               </w:rPr>
-              <w:t xml:space="preserve">отказ по доказательствам: у всех </w:t>
-            </w:r>
-            <w:r>
-              <w:rPr>
-                <w:sz w:val="24"/>
-              </w:rPr>
-              <w:t>кандидатов 0 процентов восстановленных решений</w:t>
+              <w:t>отказ по доказательствам: у всех кандидатов 0 процентов восстановленных решений</w:t>
             </w:r>
           </w:p>
         </w:tc>
@@ -4468,7 +5342,13 @@
               <w:rPr>
                 <w:sz w:val="24"/>
               </w:rPr>
-              <w:t>измерено и отклонено: прогноз +32,0 процента, измерение +1,5 процента</w:t>
+              <w:t xml:space="preserve">измерено и отклонено: прогноз </w:t>
+            </w:r>
+            <w:r>
+              <w:rPr>
+                <w:sz w:val="24"/>
+              </w:rPr>
+              <w:t>+32,0 процента, измерение +1,5 процента</w:t>
             </w:r>
           </w:p>
         </w:tc>
@@ -4524,20 +5404,7 @@
               <w:rPr>
                 <w:sz w:val="24"/>
               </w:rPr>
-              <w:t xml:space="preserve">развёрнуто по одному </w:t>
-            </w:r>
-            <w:r>
-              <w:rPr>
-                <w:sz w:val="24"/>
-              </w:rPr>
-              <w:lastRenderedPageBreak/>
-              <w:t xml:space="preserve">прогону на задачу (минус 3,4 процента); при трёх прогонах плюс 4,0 </w:t>
-            </w:r>
-            <w:r>
-              <w:rPr>
-                <w:sz w:val="24"/>
-              </w:rPr>
-              <w:t>процента, переноса нет</w:t>
+              <w:t>развёрнуто по одному прогону на задачу (минус 3,4 процента); при трёх прогонах плюс 4,0 процента, переноса нет</w:t>
             </w:r>
           </w:p>
         </w:tc>
@@ -4557,7 +5424,6 @@
               <w:rPr>
                 <w:sz w:val="24"/>
               </w:rPr>
-              <w:lastRenderedPageBreak/>
               <w:t>10</w:t>
             </w:r>
           </w:p>
@@ -4657,7 +5523,15 @@
                 <w:b/>
                 <w:sz w:val="24"/>
               </w:rPr>
-              <w:t>минус 13,3 процента</w:t>
+              <w:t xml:space="preserve">минус 13,3 </w:t>
+            </w:r>
+            <w:r>
+              <w:rPr>
+                <w:b/>
+                <w:sz w:val="24"/>
+              </w:rPr>
+              <w:lastRenderedPageBreak/>
+              <w:t>процента</w:t>
             </w:r>
             <w:r>
               <w:rPr>
@@ -4670,7 +5544,14 @@
                 <w:b/>
                 <w:sz w:val="24"/>
               </w:rPr>
-              <w:t>минус 28,5 процента</w:t>
+              <w:t xml:space="preserve">минус </w:t>
+            </w:r>
+            <w:r>
+              <w:rPr>
+                <w:b/>
+                <w:sz w:val="24"/>
+              </w:rPr>
+              <w:t>28,5 процента</w:t>
             </w:r>
             <w:r>
               <w:rPr>
@@ -4685,58 +5566,55 @@
     <w:p/>
     <w:p>
       <w:r>
-        <w:t>Раунд 11 это единственная защищаемая экономия за всю историю. Политика в нём состоит из двух полей: отсут</w:t>
-      </w:r>
-      <w:r>
-        <w:t>ствие начального вывода тестов в первом запросе и более длинные наблюдения инструментов (1500 символов вместо 1000). По отдельности ни одно поле не работает (первое поле в одиночку дало плюс 27 процентов в раунде 2), работает только их сочетание, и установ</w:t>
-      </w:r>
-      <w:r>
-        <w:t>ить это можно было только измерением в рабочем режиме.</w:t>
+        <w:t>Раунд 11 это единственная защищаемая экономия за всю историю. Политика в нём состоит из двух полей: отсутствие начального вывода тестов в первом запросе и более длинные наблюдения инструментов (1500 символов вместо 1000). По от</w:t>
+      </w:r>
+      <w:r>
+        <w:t>дельности ни одно поле не работает (первое поле в одиночку дало плюс 27 процентов в раунде 2), работает только их сочетание, и установить это можно было только измерением в рабочем режиме.</w:t>
       </w:r>
     </w:p>
     <w:p>
       <w:r>
-        <w:t xml:space="preserve">За одиннадцать раундов потрачено 26 прогонов в рабочем режиме; если бы каждого из 29 кандидатов измеряли один раз на каждой поисковой задаче, потребовалось бы 116 прогонов. Экономия 90 прогонов (в 4,5 </w:t>
-      </w:r>
-      <w:r>
-        <w:t>раза) на пути к этим решениям и есть экономический аргумент метода.</w:t>
+        <w:t>За одиннадцать раундов потрачено 26 прогонов в рабочем режиме; если</w:t>
+      </w:r>
+      <w:r>
+        <w:t xml:space="preserve"> бы каждого из 29 кандидатов измеряли один раз на каждой поисковой задаче, потребовалось бы 116 прогонов. Экономия 90 прогонов (в 4,5 раза) на пути к этим решениям и есть экономический аргумент метода.</w:t>
       </w:r>
     </w:p>
     <w:p>
       <w:r>
-        <w:t>Из девятнадцати отклонённых кандидатов большинство отклонено бесплатно, по записям. Судья ошибался в обе стороны: на семи написанных вручную обвязках его оценка расходилась с измерением от</w:t>
-      </w:r>
-      <w:r>
-        <w:t xml:space="preserve"> минус 43 до плюс 26 процентов.</w:t>
+        <w:t>Из девятнадцати отклонённых кандидатов большинство отк</w:t>
+      </w:r>
+      <w:r>
+        <w:t>лонено бесплатно, по записям. Судья ошибался в обе стороны: на семи написанных вручную обвязках его оценка расходилась с измерением от минус 43 до плюс 26 процентов.</w:t>
       </w:r>
     </w:p>
     <w:p>
       <w:pPr>
         <w:pStyle w:val="21"/>
       </w:pPr>
-      <w:bookmarkStart w:id="19" w:name="_Toc240974176"/>
+      <w:bookmarkStart w:id="24" w:name="_Toc240979893"/>
       <w:r>
         <w:rPr>
           <w:rFonts w:ascii="Times New Roman" w:hAnsi="Times New Roman"/>
         </w:rPr>
-        <w:t>3.5. Живой цикл: что подтверждено в графе</w:t>
-      </w:r>
-      <w:bookmarkEnd w:id="19"/>
+        <w:t>4.5. Живой цикл: что подтверждено в графе</w:t>
+      </w:r>
+      <w:bookmarkEnd w:id="24"/>
     </w:p>
     <w:p>
       <w:r>
-        <w:t>Живая запись в графе знаний на момент подготовки работы содержит 69 записей организации: 4 запуска цикла, 6 циклов, 6 наборов предложений и 6 решений менеджера, 6 созданных рабочих к</w:t>
-      </w:r>
-      <w:r>
-        <w:t>опий, 5 записей о пакетах изменений, 1 запись о возобновлении после перезапуска, 3 записи о запуске шлюза расширения и по одной записи о срыве цикла и о срыве heartbeat.</w:t>
+        <w:t>Живая запись в графе знаний на момент подготовки</w:t>
+      </w:r>
+      <w:r>
+        <w:t xml:space="preserve"> работы содержит 69 записей организации: 4 запуска цикла, 6 циклов, 6 наборов предложений и 6 решений менеджера, 6 созданных рабочих копий, 5 записей о пакетах изменений, 1 запись о возобновлении после перезапуска, 3 записи о запуске шлюза расширения и по </w:t>
+      </w:r>
+      <w:r>
+        <w:t>одной записи о срыве цикла и о срыве heartbeat.</w:t>
       </w:r>
     </w:p>
     <w:p>
       <w:r>
-        <w:t>Честная оговорка к этой таблице: из пяти записей о пакетах четыре принадлежат живым пр</w:t>
-      </w:r>
-      <w:r>
-        <w:t xml:space="preserve">огонам, а одна оставлена проверкой расширения (в ней имя ветки содержит слово </w:t>
+        <w:t xml:space="preserve">Из пяти записей о пакетах четыре принадлежат живым прогонам, а одна оставлена проверкой расширения шлюза (имя ветки содержит слово </w:t>
       </w:r>
       <w:r>
         <w:rPr>
@@ -4746,33 +5624,33 @@
         <w:t>test</w:t>
       </w:r>
       <w:r>
-        <w:t xml:space="preserve"> и ноль изменённых файлов). Это след </w:t>
-      </w:r>
-      <w:r>
-        <w:lastRenderedPageBreak/>
-        <w:t>испытаний в рабочей базе; он назван здесь, потому что такие следы надо видеть, а не прятать.</w:t>
+        <w:t>, изменённых файлов ноль). Записи не удаляются: журнал показывает и рабоч</w:t>
+      </w:r>
+      <w:r>
+        <w:t>ие циклы, и испытания, потому что этим он и отличается от отчёта, сочинённого в конце.</w:t>
       </w:r>
     </w:p>
     <w:p>
       <w:r>
-        <w:t xml:space="preserve">Срывы тоже названы: цикл сорвался один раз, </w:t>
-      </w:r>
-      <w:r>
-        <w:t>когда провайдер отдал ошибку соединения, страховая модель ответила не по схеме, менеджер записал ошибку схемы, и цикл был пропущен без заморозки системы.</w:t>
+        <w:lastRenderedPageBreak/>
+        <w:t xml:space="preserve">Срывы тоже названы: цикл сорвался один раз, когда провайдер отдал ошибку соединения, страховая модель ответила не по схеме, менеджер записал ошибку схемы, и цикл был </w:t>
+      </w:r>
+      <w:r>
+        <w:t>пропущен без заморозки системы.</w:t>
       </w:r>
     </w:p>
     <w:p>
       <w:pPr>
         <w:pStyle w:val="1"/>
       </w:pPr>
-      <w:bookmarkStart w:id="20" w:name="_Toc240974177"/>
+      <w:bookmarkStart w:id="25" w:name="_Toc240979894"/>
       <w:r>
         <w:rPr>
           <w:rFonts w:ascii="Times New Roman" w:hAnsi="Times New Roman"/>
         </w:rPr>
         <w:t>Заключение</w:t>
       </w:r>
-      <w:bookmarkEnd w:id="20"/>
+      <w:bookmarkEnd w:id="25"/>
     </w:p>
     <w:p>
       <w:r>
@@ -4781,94 +5659,94 @@
     </w:p>
     <w:p>
       <w:r>
-        <w:t>Онтология опыта описана и работает: полная т</w:t>
-      </w:r>
-      <w:r>
-        <w:t>раектория агента, включая состояния, допустимые действия и числовые исходы, записывается в граф знаний, и связи времени и происхождения в нём проверены отключением (задача 1). Механизм самоулучшения реализован и измерен на двух структурно разных мирах: вос</w:t>
-      </w:r>
-      <w:r>
-        <w:t>емь из восьми зёрен улучшились после одного сна, от +14,7 до +114,9 (задача 2). Цикл перенесён на реального кодирующего агента; судья по записям восстанавливает запросы посимвольно, а правило «политику, меняющую поведение, измерять в рабочем режиме» появил</w:t>
-      </w:r>
-      <w:r>
-        <w:t>ось именно на этом переносе (задача 3). Правила приёмки заморожены и пересматривались пять раз, каждое изменение вынуждено измерением; измерение с тремя повторами отделило настоящую экономию от шума провайдера в плюс-минус 20 процентов (задача 4). Память с</w:t>
-      </w:r>
-      <w:r>
-        <w:t>равнена на публичном наборе с плоским журналом и без памяти; подстройка под известный протокол судьи сохранена (задача 5). Автономный цикл из трёх ролей работает, переживает перезапуск процесса и оставляет незалитые пакеты изменений с доказательствами (зад</w:t>
-      </w:r>
-      <w:r>
-        <w:t>ача 6).</w:t>
+        <w:t xml:space="preserve">Онтология опыта описана и работает: полная траектория агента, включая состояния, допустимые действия и числовые исходы, записывается в граф знаний, и связи времени и </w:t>
+      </w:r>
+      <w:r>
+        <w:t>происхождения в нём проверены отключением (задача 1). Механизм самоулучшения реализован и измерен на двух структурно разных мирах: восемь из восьми зёрен улучшились после одного сна, от +14,7 до +114,9 (задача 2). Цикл перенесён на реального кодирующего аг</w:t>
+      </w:r>
+      <w:r>
+        <w:t>ента; судья по записям восстанавливает запросы посимвольно, а правило «политику, меняющую поведение, измерять в рабочем режиме» появилось именно на этом переносе (задача 3). Правила приёмки заморожены и пересматривались пять раз, каждое изменение вынуждено</w:t>
+      </w:r>
+      <w:r>
+        <w:t xml:space="preserve"> измерением; измерение с тремя повторами отделило настоящую экономию от шума провайдера в плюс-минус 20 процентов (задача 4). Память сравнена на публичном наборе с плоским журналом и без памяти; подстройка под известный протокол судьи сохранена (задача 5).</w:t>
+      </w:r>
+      <w:r>
+        <w:t xml:space="preserve"> Автономный цикл из трёх ролей работает, переживает перезапуск процесса и оставляет незалитые пакеты изменений с доказательствами (задача 6). Практическое применение описано двумя сценариями, для долгого проекта и для повседневной работы, вместе с требован</w:t>
+      </w:r>
+      <w:r>
+        <w:t>иями к запуску (задача 7).</w:t>
       </w:r>
     </w:p>
     <w:p>
-      <w:r>
-        <w:t>Главный вывод честно двойной. Метод работает в той части, которую мы действительно измерили: опыт, записанный как дерево с онтологией, позволяет отбирать улучшения почти бесплатно, а один отобранный вариант дал переносимую экономию запросов на реал</w:t>
-      </w:r>
-      <w:r>
-        <w:t xml:space="preserve">ьном агенте. И метод </w:t>
-      </w:r>
       <w:r>
         <w:rPr>
           <w:b/>
         </w:rPr>
-        <w:t>не</w:t>
-      </w:r>
-      <w:r>
-        <w:t xml:space="preserve"> подтверждён в главном для нашей темы пункте: не доказано, что причиной улучшения является именно граф знаний, а не любое хранилище. Прямой замер </w:t>
+        <w:t>Практический итог.</w:t>
+      </w:r>
+      <w:r>
+        <w:t xml:space="preserve"> Система работает как помощник, а не как лабораторная демонстрация. Она ведёт цикл из трёх ролей, помнит свою работу записями в графе, продолжает её после перезапуска процесса и оставляет человеку готовые к пров</w:t>
+      </w:r>
+      <w:r>
+        <w:t xml:space="preserve">ерке пакеты изменений. Опыт, записанный с онтологией, позволяет отбирать улучшения почти бесплатно: из 29 предложенных кандидатов 19 отклонены по записям без единого запуска, а один развёрнутый вариант дал переносимую экономию запросов на реальном </w:t>
       </w:r>
       <w:r>
         <w:lastRenderedPageBreak/>
-        <w:t>публичного набора дал равный итог для графа и для плоского журнала, а преимущество стру</w:t>
-      </w:r>
-      <w:r>
-        <w:t>ктуры видно пока только на вопросах о времени и на качестве сохранения порядка и происхождения.</w:t>
+        <w:t xml:space="preserve">агенте. </w:t>
+      </w:r>
+      <w:r>
+        <w:t xml:space="preserve">Память сравнена с плоским журналом и с полным отсутствием памяти на публичном наборе: без памяти 4,1 процента, с памятью около 72 процентов, а структура графа выигрывает там, где она и должна выигрывать: на вопросах о времени (40,0 против 16,7 процента) и </w:t>
+      </w:r>
+      <w:r>
+        <w:t>на сохранении порядка и происхождения записей.</w:t>
       </w:r>
     </w:p>
     <w:p>
       <w:r>
-        <w:t xml:space="preserve">Отсюда ближайшие направления работы, которые автор считает обязательными, а не желательными. Первое: перенести чтение записей в поиске по обвязке внутрь графа, </w:t>
-      </w:r>
-      <w:r>
-        <w:t>чтобы центральное утверждение стало верным на всех площадках. Второе: расширить набор задач с шести до двенадцати и более, потому что при шести задачах допуск правил приёмки составляет одну шестую набора. Третье: повторить замер памяти на большем числе воп</w:t>
-      </w:r>
-      <w:r>
-        <w:t xml:space="preserve">росов и с одинаковыми моделями ответа, чтобы разница между двумя видами памяти перестала быть шумом. Четвёртое: довести до конца канал, которым система сама сообщает о решении человеку (сейчас решение и пакет ждут его в журнале и на панели, но не приходят </w:t>
-      </w:r>
-      <w:r>
-        <w:t>к нему сами).</w:t>
+        <w:t>Отсюда ближайшие направления работы. Первое: довести до конца канал, которым система сама сообщает о решении человеку, чтобы отчёт приходил в мессенджер, а не ждал в журнале. Второе: расширить предмет работы з</w:t>
+      </w:r>
+      <w:r>
+        <w:t xml:space="preserve">а пределы кода (почта, таблицы, документы по образцу), потому что помощник в повседневной работе школы и офиса это тот же двигатель с другим предметом. Третье: перенести чтение записей внутрь графа на всех площадках, включая поиск по обвязке, чтобы память </w:t>
+      </w:r>
+      <w:r>
+        <w:t>агента была одинаковой в мире и в живой работе. Четвёртое: расширить набор задач с шести до двенадцати и более и повторить замер памяти, чтобы разница между видами памяти перестала быть в пределах шума.</w:t>
       </w:r>
     </w:p>
     <w:p>
       <w:pPr>
         <w:pStyle w:val="1"/>
       </w:pPr>
-      <w:bookmarkStart w:id="21" w:name="_Toc240974178"/>
+      <w:bookmarkStart w:id="26" w:name="_Toc240979895"/>
       <w:r>
         <w:rPr>
           <w:rFonts w:ascii="Times New Roman" w:hAnsi="Times New Roman"/>
         </w:rPr>
         <w:t>Список использованных источников</w:t>
       </w:r>
-      <w:bookmarkEnd w:id="21"/>
+      <w:bookmarkEnd w:id="26"/>
     </w:p>
     <w:p>
       <w:r>
-        <w:t>1. Голенков В.В., Гулякина Н.А. Открытая семантическая технология проектирования интеллектуальных систем (OSTIS) // Сборник научных трудов OSTIS. Минск, 2023. URL: https://proc.ostis.net/proc/Proceedings%20OST</w:t>
-      </w:r>
-      <w:r>
-        <w:t>IS-2023.pdf (дата обращения: 22.09.2026).</w:t>
+        <w:t>1. Голенков В.В., Гу</w:t>
+      </w:r>
+      <w:r>
+        <w:t>лякина Н.А. Открытая семантическая технология проектирования интеллектуальных систем (OSTIS) // Сборник научных трудов OSTIS. Минск, 2023. URL: https://proc.ostis.net/proc/Proceedings%20OSTIS-2023.pdf (дата обращения: 22.09.2026).</w:t>
       </w:r>
     </w:p>
     <w:p>
       <w:r>
-        <w:t>2. Голенков В.В. и др. Интеллектуальные компьютерные системы нового поколения // Доклады БГУИР. 2024. URL: https://doklady.bsuir.by/jour/article/view/3906 (дата обращения: 22.09.2026).</w:t>
+        <w:t>2. Голенков В.В. и др. Ин</w:t>
+      </w:r>
+      <w:r>
+        <w:t>теллектуальные компьютерные системы нового поколения // Доклады БГУИР. 2024. URL: https://doklady.bsuir.by/jour/article/view/3906 (дата обращения: 22.09.2026).</w:t>
       </w:r>
     </w:p>
     <w:p>
       <w:r>
-        <w:t>3. Технология OSTIS: программ</w:t>
-      </w:r>
-      <w:r>
-        <w:t>ная платформа (sc-machine, sc-web, py-sc-client). URL: https://github.com/ostis-ai (дата обращения: 22.09.2026).</w:t>
+        <w:t>3. Технология OSTIS: программная платформа (sc-machine, sc-web, py-sc-client). URL: https://gith</w:t>
+      </w:r>
+      <w:r>
+        <w:t>ub.com/ostis-ai (дата обращения: 22.09.2026).</w:t>
       </w:r>
     </w:p>
     <w:p>
@@ -4878,32 +5756,29 @@
     </w:p>
     <w:p>
       <w:r>
-        <w:t>5. Meta-Harn</w:t>
-      </w:r>
-      <w:r>
-        <w:t>ess: оптимизация обвязки агента по полным траекториям. arXiv:2603.28052 (текст статьи передан руководителю работы).</w:t>
+        <w:t>5. Meta-Harness: оптимизация обвязки агента по полным траекториям. arXiv:2603.2</w:t>
+      </w:r>
+      <w:r>
+        <w:t>8052 (текст статьи передан руководителю работы).</w:t>
       </w:r>
     </w:p>
     <w:p>
       <w:r>
-        <w:t>6. SoL-Pi: рекурсивное масштабирование автоматического исследования на уровне обвязки. arXiv:2609.20519 (текст статьи передан руководителю р</w:t>
-      </w:r>
-      <w:r>
-        <w:t>аботы).</w:t>
+        <w:lastRenderedPageBreak/>
+        <w:t>6. SoL-Pi: рекурсивное масштабирование автоматического исследования на уровне обвязки. arXiv:2609.20519 (текст статьи передан руководителю работы).</w:t>
       </w:r>
     </w:p>
     <w:p>
       <w:r>
-        <w:lastRenderedPageBreak/>
-        <w:t>7. GAVEL: явная символьная модель мира для проверки и починки планов. arXiv:2609.19315 (текст статьи передан руководителю работы).</w:t>
+        <w:t>7. GAVEL: явная символьная модель мира для проверки и почин</w:t>
+      </w:r>
+      <w:r>
+        <w:t>ки планов. arXiv:2609.19315 (текст статьи передан руководителю работы).</w:t>
       </w:r>
     </w:p>
     <w:p>
       <w:r>
-        <w:t xml:space="preserve">8. Wu D. et al. LongMemEval: Benchmarking Chat Assistants on Long-Term Interactive Memory // arXiv:2410.10813, 2024. </w:t>
-      </w:r>
-      <w:r>
-        <w:t>URL: https://arxiv.org/abs/2410.10813 (дата обращения: 22.09.2026).</w:t>
+        <w:t>8. Wu D. et al. LongMemEval: Benchmarking Chat Assistants on Long-Term Interactive Memory // arXiv:2410.10813, 2024. URL: https://arxiv.org/abs/2410.10813 (дата обращения: 22.09.2026).</w:t>
       </w:r>
     </w:p>
     <w:p>
@@ -4938,10 +5813,7 @@
         <w:t>docs/GOAL-LIVE-SWARM.md</w:t>
       </w:r>
       <w:r>
-        <w:t>), полный контекст</w:t>
-      </w:r>
-      <w:r>
-        <w:t xml:space="preserve"> проекта (</w:t>
+        <w:t>), полный контекст проекта (</w:t>
       </w:r>
       <w:r>
         <w:rPr>
@@ -4964,15 +5836,21 @@
         <w:pStyle w:val="1"/>
         <w:jc w:val="right"/>
       </w:pPr>
-      <w:bookmarkStart w:id="22" w:name="_Toc240974179"/>
+      <w:bookmarkStart w:id="27" w:name="_Toc240979896"/>
       <w:r>
         <w:rPr>
           <w:rFonts w:ascii="Times New Roman" w:hAnsi="Times New Roman"/>
         </w:rPr>
         <w:lastRenderedPageBreak/>
-        <w:t>Приложение А. Замер памяти на публичном наборе LongMemEval</w:t>
-      </w:r>
-      <w:bookmarkEnd w:id="22"/>
+        <w:t>Приложение А. Замер памяти на</w:t>
+      </w:r>
+      <w:r>
+        <w:rPr>
+          <w:rFonts w:ascii="Times New Roman" w:hAnsi="Times New Roman"/>
+        </w:rPr>
+        <w:t xml:space="preserve"> публичном наборе LongMemEval</w:t>
+      </w:r>
+      <w:bookmarkEnd w:id="27"/>
     </w:p>
     <w:p>
       <w:r>
@@ -5006,15 +5884,18 @@
         <w:t>s</w:t>
       </w:r>
       <w:r>
-        <w:t xml:space="preserve"> (полные истории, выборка ограничена 100 сессиями с обязательным сохранением сессий с ответом). Порядок вариантов одинаков на всех стадиях: ответ дают те же модели, судью проводят те же модели, меняется</w:t>
-      </w:r>
-      <w:r>
-        <w:t xml:space="preserve"> только вид памяти. Разные модели-ответчики указаны отдельно, потому что потолок зависит именно от них.</w:t>
+        <w:t xml:space="preserve"> (полные истории, выборка ограничена 100 сессиями с о</w:t>
+      </w:r>
+      <w:r>
+        <w:t>бязательным сохранением сессий с ответом). Порядок вариантов одинаков на всех стадиях: ответ дают те же модели, судью проводят те же модели, меняется только вид памяти. Разные модели-ответчики указаны отдельно, потому что потолок зависит именно от них.</w:t>
       </w:r>
     </w:p>
     <w:p>
       <w:r>
-        <w:t xml:space="preserve">Стадия </w:t>
+        <w:t>Ста</w:t>
+      </w:r>
+      <w:r>
+        <w:t xml:space="preserve">дия </w:t>
       </w:r>
       <w:r>
         <w:rPr>
@@ -5205,13 +6086,7 @@
               <w:rPr>
                 <w:sz w:val="24"/>
               </w:rPr>
-              <w:t xml:space="preserve">44 </w:t>
-            </w:r>
-            <w:r>
-              <w:rPr>
-                <w:sz w:val="24"/>
-              </w:rPr>
-              <w:t>из 50</w:t>
+              <w:t>44 из 50</w:t>
             </w:r>
           </w:p>
         </w:tc>
@@ -5431,7 +6306,13 @@
               <w:rPr>
                 <w:sz w:val="24"/>
               </w:rPr>
-              <w:t>49 из 50</w:t>
+              <w:t xml:space="preserve">49 </w:t>
+            </w:r>
+            <w:r>
+              <w:rPr>
+                <w:sz w:val="24"/>
+              </w:rPr>
+              <w:t>из 50</w:t>
             </w:r>
           </w:p>
         </w:tc>
@@ -6078,10 +6959,10 @@
         <w:t>oracle</w:t>
       </w:r>
       <w:r>
-        <w:t xml:space="preserve">, два </w:t>
-      </w:r>
-      <w:r>
-        <w:t>прогона с разными моделями-ответчиками (потолок зависит от отвечающей модели, поэтому числа приведены оба):</w:t>
+        <w:t xml:space="preserve">, два прогона с разными моделями-ответчиками (потолок зависит от отвечающей модели, поэтому числа приведены </w:t>
+      </w:r>
+      <w:r>
+        <w:t>оба):</w:t>
       </w:r>
     </w:p>
     <w:tbl>
@@ -6490,10 +7371,10 @@
         <w:t>s</w:t>
       </w:r>
       <w:r>
-        <w:t>; такие клетки не засчитаны ни как верные, ни как неверные, и в таблице они вынесе</w:t>
-      </w:r>
-      <w:r>
-        <w:t xml:space="preserve">ны отдельным столбцом. Второе: вопросы о предпочтениях дали ноль на всех вариантах в прогоне </w:t>
+        <w:t>; такие клетки не засчитаны ни как верные, ни как неверные, и в таблице они вынесены отдельным столбцом. Второе: вопросы о предпочтениях дал</w:t>
+      </w:r>
+      <w:r>
+        <w:t xml:space="preserve">и ноль на всех вариантах в прогоне </w:t>
       </w:r>
       <w:r>
         <w:rPr>
@@ -6503,10 +7384,10 @@
         <w:t>oracle-50-1</w:t>
       </w:r>
       <w:r>
-        <w:t>, то есть этот тип вопросов нашим стендом пока не измеряется. Третье: замер не финальный, разница между графом и плоским журналом лежит внутри шума, и и</w:t>
-      </w:r>
-      <w:r>
-        <w:t>менно поэтому в основном тексте не делается вывода о превосходстве графа.</w:t>
+        <w:t>, то есть этот тип вопросов нашим стендом пока не измеряется. Третье: замер не финальный, разница между графом и плоским журналом лежит внутри шума, и именно поэтому в основном тексте не делается вывода о прево</w:t>
+      </w:r>
+      <w:r>
+        <w:t>сходстве графа.</w:t>
       </w:r>
     </w:p>
     <w:p>
@@ -6519,7 +7400,7 @@
         <w:pStyle w:val="1"/>
         <w:jc w:val="right"/>
       </w:pPr>
-      <w:bookmarkStart w:id="23" w:name="_Toc240974180"/>
+      <w:bookmarkStart w:id="28" w:name="_Toc240979897"/>
       <w:r>
         <w:rPr>
           <w:rFonts w:ascii="Times New Roman" w:hAnsi="Times New Roman"/>
@@ -6527,7 +7408,7 @@
         <w:lastRenderedPageBreak/>
         <w:t>Приложение Б. Раунды поиска по обвязке</w:t>
       </w:r>
-      <w:bookmarkEnd w:id="23"/>
+      <w:bookmarkEnd w:id="28"/>
     </w:p>
     <w:tbl>
       <w:tblPr>
@@ -6841,13 +7722,7 @@
               <w:rPr>
                 <w:sz w:val="24"/>
               </w:rPr>
-              <w:t xml:space="preserve">развёрнуто, </w:t>
-            </w:r>
-            <w:r>
-              <w:rPr>
-                <w:sz w:val="24"/>
-              </w:rPr>
-              <w:t>+21,1 процента (хуже), одна задача потеряна</w:t>
+              <w:t>развёрнуто, +21,1 процента (хуже), одна задача потеряна</w:t>
             </w:r>
           </w:p>
         </w:tc>
@@ -6921,7 +7796,13 @@
               <w:rPr>
                 <w:sz w:val="24"/>
               </w:rPr>
-              <w:t>отказ по доказательствам</w:t>
+              <w:t xml:space="preserve">отказ по </w:t>
+            </w:r>
+            <w:r>
+              <w:rPr>
+                <w:sz w:val="24"/>
+              </w:rPr>
+              <w:t>доказательствам</w:t>
             </w:r>
           </w:p>
         </w:tc>
@@ -7291,7 +8172,13 @@
               <w:rPr>
                 <w:sz w:val="24"/>
               </w:rPr>
-              <w:t>развёрнуто: минус 13,3 на поиске, минус 28,5 на отложенных задачах</w:t>
+              <w:t xml:space="preserve">развёрнуто: минус 13,3 на поиске, </w:t>
+            </w:r>
+            <w:r>
+              <w:rPr>
+                <w:sz w:val="24"/>
+              </w:rPr>
+              <w:t>минус 28,5 на отложенных задачах</w:t>
             </w:r>
           </w:p>
         </w:tc>
@@ -7308,7 +8195,7 @@
         <w:pStyle w:val="1"/>
         <w:jc w:val="right"/>
       </w:pPr>
-      <w:bookmarkStart w:id="24" w:name="_Toc240974181"/>
+      <w:bookmarkStart w:id="29" w:name="_Toc240979898"/>
       <w:r>
         <w:rPr>
           <w:rFonts w:ascii="Times New Roman" w:hAnsi="Times New Roman"/>
@@ -7316,14 +8203,11 @@
         <w:lastRenderedPageBreak/>
         <w:t>Приложение В. Как проверить числа работы</w:t>
       </w:r>
-      <w:bookmarkEnd w:id="24"/>
+      <w:bookmarkEnd w:id="29"/>
     </w:p>
     <w:p>
       <w:r>
-        <w:t>Все числа основного текста берутся из артефактов, которые создаются запуском кода проекта. Пути указаны относительно к</w:t>
-      </w:r>
-      <w:r>
-        <w:t>аталога проекта.</w:t>
+        <w:t>Все числа основного текста берутся из артефактов, которые создаются запуском кода проекта. Пути указаны относительно каталога проекта.</w:t>
       </w:r>
     </w:p>
     <w:tbl>
@@ -7396,7 +8280,13 @@
               <w:rPr>
                 <w:sz w:val="24"/>
               </w:rPr>
-              <w:t>Улучшение в мирах (пункт 3.2)</w:t>
+              <w:t>Улучше</w:t>
+            </w:r>
+            <w:r>
+              <w:rPr>
+                <w:sz w:val="24"/>
+              </w:rPr>
+              <w:t>ние в мирах (пункт 4.2)</w:t>
             </w:r>
           </w:p>
         </w:tc>
@@ -7434,7 +8324,7 @@
               <w:rPr>
                 <w:sz w:val="24"/>
               </w:rPr>
-              <w:t>Сохранение порядка и происхождения (пункт 3.3)</w:t>
+              <w:t>Сохранение порядка и происхождения (пункт 4.3)</w:t>
             </w:r>
           </w:p>
         </w:tc>
@@ -7472,7 +8362,7 @@
               <w:rPr>
                 <w:sz w:val="24"/>
               </w:rPr>
-              <w:t>Оценка судьи и контрольные обвязки (пункт 3.4)</w:t>
+              <w:t>Оценка судьи и контрольные обвязки (пункт 4.4)</w:t>
             </w:r>
           </w:p>
         </w:tc>
@@ -7490,7 +8380,13 @@
               <w:rPr>
                 <w:sz w:val="24"/>
               </w:rPr>
-              <w:t>python harness/rsi.py --reference и python harness/report.py</w:t>
+              <w:t xml:space="preserve">python </w:t>
+            </w:r>
+            <w:r>
+              <w:rPr>
+                <w:sz w:val="24"/>
+              </w:rPr>
+              <w:t>harness/rsi.py --reference и python harness/report.py</w:t>
             </w:r>
           </w:p>
         </w:tc>
@@ -7548,13 +8444,7 @@
               <w:rPr>
                 <w:sz w:val="24"/>
               </w:rPr>
-              <w:t>Замер памяти (прилож</w:t>
-            </w:r>
-            <w:r>
-              <w:rPr>
-                <w:sz w:val="24"/>
-              </w:rPr>
-              <w:t>ение А)</w:t>
+              <w:t>Замер памяти (приложение А)</w:t>
             </w:r>
           </w:p>
         </w:tc>
@@ -7572,7 +8462,13 @@
               <w:rPr>
                 <w:sz w:val="24"/>
               </w:rPr>
-              <w:t>python bench/memory/run.py --stage s --questions 50 --cap 100 --k 5; отчёты в каталоге прогонов</w:t>
+              <w:t>python bench/memory/run.py --stage s --questio</w:t>
+            </w:r>
+            <w:r>
+              <w:rPr>
+                <w:sz w:val="24"/>
+              </w:rPr>
+              <w:t>ns 50 --cap 100 --k 5; отчёты в каталоге прогонов</w:t>
             </w:r>
           </w:p>
         </w:tc>
@@ -7592,7 +8488,7 @@
               <w:rPr>
                 <w:sz w:val="24"/>
               </w:rPr>
-              <w:t>Живой цикл (пункт 3.5)</w:t>
+              <w:t>Живой цикл (пункт 4.5)</w:t>
             </w:r>
           </w:p>
         </w:tc>
@@ -7648,13 +8544,13 @@
               <w:rPr>
                 <w:sz w:val="24"/>
               </w:rPr>
-              <w:t>python -m pytest tes</w:t>
-            </w:r>
-            <w:r>
-              <w:rPr>
-                <w:sz w:val="24"/>
-              </w:rPr>
-              <w:t>ts/test_replay_offline.py -q (шаг мира подменён функцией, обязанной возбуждать исключение)</w:t>
+              <w:t>python -m pytest tests/test_replay_offline.py -q</w:t>
+            </w:r>
+            <w:r>
+              <w:rPr>
+                <w:sz w:val="24"/>
+              </w:rPr>
+              <w:t xml:space="preserve"> (шаг мира подменён функцией, обязанной возбуждать исключение)</w:t>
             </w:r>
           </w:p>
         </w:tc>
@@ -7692,13 +8588,7 @@
               <w:rPr>
                 <w:sz w:val="24"/>
               </w:rPr>
-              <w:t>python -m pytest tests -q --ignore=tests/test_core_loop.py и python -m pytest harness/tests -q: 109 и 19 проверок, все проходят без о</w:t>
-            </w:r>
-            <w:r>
-              <w:rPr>
-                <w:sz w:val="24"/>
-              </w:rPr>
-              <w:t>бращения к сети</w:t>
+              <w:t>python -m pytest tests -q --ignore=tests/test_core_loop.py и python -m pytest harness/tests -q: 109 и 19 проверок, все проходят без обращения к сети</w:t>
             </w:r>
           </w:p>
         </w:tc>
@@ -7715,7 +8605,7 @@
         <w:pStyle w:val="1"/>
         <w:jc w:val="right"/>
       </w:pPr>
-      <w:bookmarkStart w:id="25" w:name="_Toc240974182"/>
+      <w:bookmarkStart w:id="30" w:name="_Toc240979899"/>
       <w:r>
         <w:rPr>
           <w:rFonts w:ascii="Times New Roman" w:hAnsi="Times New Roman"/>
@@ -7723,7 +8613,7 @@
         <w:lastRenderedPageBreak/>
         <w:t>Приложение Г. Рисунки панели управления</w:t>
       </w:r>
-      <w:bookmarkEnd w:id="25"/>
+      <w:bookmarkEnd w:id="30"/>
     </w:p>
     <w:p>
       <w:pPr>
@@ -7828,10 +8718,10 @@
     </w:p>
     <w:p>
       <w:r>
-        <w:t xml:space="preserve">Рисунок Г.2. Лента организации: предложения исследователя, решение менеджера, созданные рабочие копии, пакеты </w:t>
-      </w:r>
-      <w:r>
-        <w:t>изменений и причины остановок.</w:t>
+        <w:t>Рисунок Г.2. Лента организации: предложения исследователя, решение менеджера, созданные рабочие копии, пакеты изменений и причины ос</w:t>
+      </w:r>
+      <w:r>
+        <w:t>тановок.</w:t>
       </w:r>
     </w:p>
     <w:p>
@@ -7938,10 +8828,10 @@
     </w:p>
     <w:p>
       <w:r>
-        <w:t>Рисунок Г.4. Раздел «что здесь доказывается»: перечень утверждений, подтверждённых текущим прогоном, отдельно от утвержден</w:t>
-      </w:r>
-      <w:r>
-        <w:t>ий, которые ещё не подтверждены.</w:t>
+        <w:t>Рисунок Г.4. Раздел «что здесь доказывается»: перечень утверждений, подтверждённых текущим прогоном, отдельно от утверждений, которые ещё не под</w:t>
+      </w:r>
+      <w:r>
+        <w:t>тверждены.</w:t>
       </w:r>
     </w:p>
     <w:p>
@@ -7956,10 +8846,10 @@
         <w:t>scripts/pz-shots.py</w:t>
       </w:r>
       <w:r>
-        <w:t>, поэтому их можно пересобрать заново, когда панель изменится. Рисунок роста счёта в мире в работу не включён: на момент съёмки он показывал пустое со</w:t>
-      </w:r>
-      <w:r>
-        <w:t>стояние, потому что панель ищет эпизоды деплоя в графе и не находит их там, где они записаны. Это дефект панели, а не отсутствие данных: сами раунды приведены таблицей в приложении Б.</w:t>
+        <w:t>, поэтому их можно пересобрать заново, когда панель изменится. Рисунок роста счёта в мире в работу не включён: на момент съёмки он показывал пустое состояние, потому что па</w:t>
+      </w:r>
+      <w:r>
+        <w:t>нель ищет эпизоды деплоя в графе и не находит их там, где они записаны. Это дефект панели, а не отсутствие данных: сами раунды приведены таблицей в приложении Б.</w:t>
       </w:r>
     </w:p>
     <w:sectPr>
@@ -8011,10 +8901,7 @@
       <w:fldChar w:fldCharType="begin"/>
     </w:r>
     <w:r>
-      <w:instrText xml:space="preserve"> P</w:instrText>
-    </w:r>
-    <w:r>
-      <w:instrText xml:space="preserve">AGE </w:instrText>
+      <w:instrText xml:space="preserve"> PAGE </w:instrText>
     </w:r>
     <w:r>
       <w:fldChar w:fldCharType="separate"/>
@@ -19654,7 +20541,7 @@
     <w:autoRedefine/>
     <w:uiPriority w:val="39"/>
     <w:unhideWhenUsed/>
-    <w:rsid w:val="0081120D"/>
+    <w:rsid w:val="00AD5251"/>
     <w:pPr>
       <w:spacing w:after="100"/>
     </w:pPr>
@@ -19666,7 +20553,7 @@
     <w:autoRedefine/>
     <w:uiPriority w:val="39"/>
     <w:unhideWhenUsed/>
-    <w:rsid w:val="0081120D"/>
+    <w:rsid w:val="00AD5251"/>
     <w:pPr>
       <w:spacing w:after="100"/>
       <w:ind w:left="280"/>
@@ -19677,7 +20564,7 @@
     <w:basedOn w:val="a2"/>
     <w:uiPriority w:val="99"/>
     <w:unhideWhenUsed/>
-    <w:rsid w:val="0081120D"/>
+    <w:rsid w:val="00AD5251"/>
     <w:rPr>
       <w:color w:val="0000FF" w:themeColor="hyperlink"/>
       <w:u w:val="single"/>
@@ -20011,7 +20898,7 @@
 </file>
 
 <file path=customXml/itemProps1.xml><?xml version="1.0" encoding="utf-8"?>
-<ds:datastoreItem xmlns:ds="http://schemas.openxmlformats.org/officeDocument/2006/customXml" ds:itemID="{BAB9785D-B698-4772-B2BF-F74E0B2727B8}">
+<ds:datastoreItem xmlns:ds="http://schemas.openxmlformats.org/officeDocument/2006/customXml" ds:itemID="{DF3F9431-8C3F-4648-8D2C-99C58800C510}">
   <ds:schemaRefs>
     <ds:schemaRef ds:uri="http://schemas.openxmlformats.org/officeDocument/2006/bibliography"/>
   </ds:schemaRefs>

--- a/docs/pz/Пояснительная записка.docx
+++ b/docs/pz/Пояснительная записка.docx
@@ -149,7 +149,7 @@
         </w:rPr>
         <w:fldChar w:fldCharType="separate"/>
       </w:r>
-      <w:hyperlink w:anchor="_Toc240979870" w:history="1">
+      <w:hyperlink w:anchor="_Toc240988195" w:history="1">
         <w:r>
           <w:rPr>
             <w:rStyle w:val="aff8"/>
@@ -177,7 +177,7 @@
             <w:noProof/>
             <w:webHidden/>
           </w:rPr>
-          <w:instrText xml:space="preserve"> PAGEREF _Toc240979870 \h </w:instrText>
+          <w:instrText xml:space="preserve"> PAGEREF _Toc240988195 \h </w:instrText>
         </w:r>
         <w:r>
           <w:rPr>
@@ -222,7 +222,7 @@
           <w:lang w:val="ru-RU" w:eastAsia="ru-RU"/>
         </w:rPr>
       </w:pPr>
-      <w:hyperlink w:anchor="_Toc240979871" w:history="1">
+      <w:hyperlink w:anchor="_Toc240988196" w:history="1">
         <w:r>
           <w:rPr>
             <w:rStyle w:val="aff8"/>
@@ -250,7 +250,7 @@
             <w:noProof/>
             <w:webHidden/>
           </w:rPr>
-          <w:instrText xml:space="preserve"> PAGEREF _Toc240979871 \h </w:instrText>
+          <w:instrText xml:space="preserve"> PAGEREF _Toc240988196 \h </w:instrText>
         </w:r>
         <w:r>
           <w:rPr>
@@ -295,7 +295,7 @@
           <w:lang w:val="ru-RU" w:eastAsia="ru-RU"/>
         </w:rPr>
       </w:pPr>
-      <w:hyperlink w:anchor="_Toc240979872" w:history="1">
+      <w:hyperlink w:anchor="_Toc240988197" w:history="1">
         <w:r>
           <w:rPr>
             <w:rStyle w:val="aff8"/>
@@ -323,7 +323,7 @@
             <w:noProof/>
             <w:webHidden/>
           </w:rPr>
-          <w:instrText xml:space="preserve"> PAGEREF _Toc240979872 \h </w:instrText>
+          <w:instrText xml:space="preserve"> PAGEREF _Toc240988197 \h </w:instrText>
         </w:r>
         <w:r>
           <w:rPr>
@@ -368,7 +368,7 @@
           <w:lang w:val="ru-RU" w:eastAsia="ru-RU"/>
         </w:rPr>
       </w:pPr>
-      <w:hyperlink w:anchor="_Toc240979873" w:history="1">
+      <w:hyperlink w:anchor="_Toc240988198" w:history="1">
         <w:r>
           <w:rPr>
             <w:rStyle w:val="aff8"/>
@@ -396,7 +396,7 @@
             <w:noProof/>
             <w:webHidden/>
           </w:rPr>
-          <w:instrText xml:space="preserve"> PAGEREF _Toc240979873 \h </w:instrText>
+          <w:instrText xml:space="preserve"> PAGEREF _Toc240988198 \h </w:instrText>
         </w:r>
         <w:r>
           <w:rPr>
@@ -441,7 +441,7 @@
           <w:lang w:val="ru-RU" w:eastAsia="ru-RU"/>
         </w:rPr>
       </w:pPr>
-      <w:hyperlink w:anchor="_Toc240979874" w:history="1">
+      <w:hyperlink w:anchor="_Toc240988199" w:history="1">
         <w:r>
           <w:rPr>
             <w:rStyle w:val="aff8"/>
@@ -469,7 +469,7 @@
             <w:noProof/>
             <w:webHidden/>
           </w:rPr>
-          <w:instrText xml:space="preserve"> PAGEREF _Toc240979874 \h </w:instrText>
+          <w:instrText xml:space="preserve"> PAGEREF _Toc240988199 \h </w:instrText>
         </w:r>
         <w:r>
           <w:rPr>
@@ -514,7 +514,7 @@
           <w:lang w:val="ru-RU" w:eastAsia="ru-RU"/>
         </w:rPr>
       </w:pPr>
-      <w:hyperlink w:anchor="_Toc240979875" w:history="1">
+      <w:hyperlink w:anchor="_Toc240988200" w:history="1">
         <w:r>
           <w:rPr>
             <w:rStyle w:val="aff8"/>
@@ -542,7 +542,7 @@
             <w:noProof/>
             <w:webHidden/>
           </w:rPr>
-          <w:instrText xml:space="preserve"> PAGEREF _Toc240979875 \h </w:instrText>
+          <w:instrText xml:space="preserve"> PAGEREF _Toc240988200 \h </w:instrText>
         </w:r>
         <w:r>
           <w:rPr>
@@ -587,7 +587,7 @@
           <w:lang w:val="ru-RU" w:eastAsia="ru-RU"/>
         </w:rPr>
       </w:pPr>
-      <w:hyperlink w:anchor="_Toc240979876" w:history="1">
+      <w:hyperlink w:anchor="_Toc240988201" w:history="1">
         <w:r>
           <w:rPr>
             <w:rStyle w:val="aff8"/>
@@ -615,7 +615,7 @@
             <w:noProof/>
             <w:webHidden/>
           </w:rPr>
-          <w:instrText xml:space="preserve"> PAGEREF _Toc240979876 \h </w:instrText>
+          <w:instrText xml:space="preserve"> PAGEREF _Toc240988201 \h </w:instrText>
         </w:r>
         <w:r>
           <w:rPr>
@@ -660,7 +660,7 @@
           <w:lang w:val="ru-RU" w:eastAsia="ru-RU"/>
         </w:rPr>
       </w:pPr>
-      <w:hyperlink w:anchor="_Toc240979877" w:history="1">
+      <w:hyperlink w:anchor="_Toc240988202" w:history="1">
         <w:r>
           <w:rPr>
             <w:rStyle w:val="aff8"/>
@@ -688,7 +688,7 @@
             <w:noProof/>
             <w:webHidden/>
           </w:rPr>
-          <w:instrText xml:space="preserve"> PAGEREF _Toc240979877 \h </w:instrText>
+          <w:instrText xml:space="preserve"> PAGEREF _Toc240988202 \h </w:instrText>
         </w:r>
         <w:r>
           <w:rPr>
@@ -733,7 +733,7 @@
           <w:lang w:val="ru-RU" w:eastAsia="ru-RU"/>
         </w:rPr>
       </w:pPr>
-      <w:hyperlink w:anchor="_Toc240979878" w:history="1">
+      <w:hyperlink w:anchor="_Toc240988203" w:history="1">
         <w:r>
           <w:rPr>
             <w:rStyle w:val="aff8"/>
@@ -761,7 +761,7 @@
             <w:noProof/>
             <w:webHidden/>
           </w:rPr>
-          <w:instrText xml:space="preserve"> PAGEREF _Toc240979878 \h </w:instrText>
+          <w:instrText xml:space="preserve"> PAGEREF _Toc240988203 \h </w:instrText>
         </w:r>
         <w:r>
           <w:rPr>
@@ -806,7 +806,7 @@
           <w:lang w:val="ru-RU" w:eastAsia="ru-RU"/>
         </w:rPr>
       </w:pPr>
-      <w:hyperlink w:anchor="_Toc240979879" w:history="1">
+      <w:hyperlink w:anchor="_Toc240988204" w:history="1">
         <w:r>
           <w:rPr>
             <w:rStyle w:val="aff8"/>
@@ -834,7 +834,7 @@
             <w:noProof/>
             <w:webHidden/>
           </w:rPr>
-          <w:instrText xml:space="preserve"> PAGEREF _Toc240979879 \h </w:instrText>
+          <w:instrText xml:space="preserve"> PAGEREF _Toc240988204 \h </w:instrText>
         </w:r>
         <w:r>
           <w:rPr>
@@ -879,7 +879,7 @@
           <w:lang w:val="ru-RU" w:eastAsia="ru-RU"/>
         </w:rPr>
       </w:pPr>
-      <w:hyperlink w:anchor="_Toc240979880" w:history="1">
+      <w:hyperlink w:anchor="_Toc240988205" w:history="1">
         <w:r>
           <w:rPr>
             <w:rStyle w:val="aff8"/>
@@ -907,7 +907,7 @@
             <w:noProof/>
             <w:webHidden/>
           </w:rPr>
-          <w:instrText xml:space="preserve"> PAGEREF _Toc240979880 \h </w:instrText>
+          <w:instrText xml:space="preserve"> PAGEREF _Toc240988205 \h </w:instrText>
         </w:r>
         <w:r>
           <w:rPr>
@@ -952,7 +952,7 @@
           <w:lang w:val="ru-RU" w:eastAsia="ru-RU"/>
         </w:rPr>
       </w:pPr>
-      <w:hyperlink w:anchor="_Toc240979881" w:history="1">
+      <w:hyperlink w:anchor="_Toc240988206" w:history="1">
         <w:r>
           <w:rPr>
             <w:rStyle w:val="aff8"/>
@@ -980,7 +980,7 @@
             <w:noProof/>
             <w:webHidden/>
           </w:rPr>
-          <w:instrText xml:space="preserve"> PAGEREF _Toc240979881 \h </w:instrText>
+          <w:instrText xml:space="preserve"> PAGEREF _Toc240988206 \h </w:instrText>
         </w:r>
         <w:r>
           <w:rPr>
@@ -1025,7 +1025,7 @@
           <w:lang w:val="ru-RU" w:eastAsia="ru-RU"/>
         </w:rPr>
       </w:pPr>
-      <w:hyperlink w:anchor="_Toc240979882" w:history="1">
+      <w:hyperlink w:anchor="_Toc240988207" w:history="1">
         <w:r>
           <w:rPr>
             <w:rStyle w:val="aff8"/>
@@ -1053,7 +1053,7 @@
             <w:noProof/>
             <w:webHidden/>
           </w:rPr>
-          <w:instrText xml:space="preserve"> PAGEREF _Toc240979882 \h </w:instrText>
+          <w:instrText xml:space="preserve"> PAGEREF _Toc240988207 \h </w:instrText>
         </w:r>
         <w:r>
           <w:rPr>
@@ -1098,7 +1098,7 @@
           <w:lang w:val="ru-RU" w:eastAsia="ru-RU"/>
         </w:rPr>
       </w:pPr>
-      <w:hyperlink w:anchor="_Toc240979883" w:history="1">
+      <w:hyperlink w:anchor="_Toc240988208" w:history="1">
         <w:r>
           <w:rPr>
             <w:rStyle w:val="aff8"/>
@@ -1126,7 +1126,7 @@
             <w:noProof/>
             <w:webHidden/>
           </w:rPr>
-          <w:instrText xml:space="preserve"> PAGEREF _Toc240979883 \h </w:instrText>
+          <w:instrText xml:space="preserve"> PAGEREF _Toc240988208 \h </w:instrText>
         </w:r>
         <w:r>
           <w:rPr>
@@ -1171,7 +1171,7 @@
           <w:lang w:val="ru-RU" w:eastAsia="ru-RU"/>
         </w:rPr>
       </w:pPr>
-      <w:hyperlink w:anchor="_Toc240979884" w:history="1">
+      <w:hyperlink w:anchor="_Toc240988209" w:history="1">
         <w:r>
           <w:rPr>
             <w:rStyle w:val="aff8"/>
@@ -1199,7 +1199,7 @@
             <w:noProof/>
             <w:webHidden/>
           </w:rPr>
-          <w:instrText xml:space="preserve"> PAGEREF _Toc240979884 \h </w:instrText>
+          <w:instrText xml:space="preserve"> PAGEREF _Toc240988209 \h </w:instrText>
         </w:r>
         <w:r>
           <w:rPr>
@@ -1244,7 +1244,7 @@
           <w:lang w:val="ru-RU" w:eastAsia="ru-RU"/>
         </w:rPr>
       </w:pPr>
-      <w:hyperlink w:anchor="_Toc240979885" w:history="1">
+      <w:hyperlink w:anchor="_Toc240988210" w:history="1">
         <w:r>
           <w:rPr>
             <w:rStyle w:val="aff8"/>
@@ -1272,7 +1272,7 @@
             <w:noProof/>
             <w:webHidden/>
           </w:rPr>
-          <w:instrText xml:space="preserve"> PAGEREF _Toc240979885 \h </w:instrText>
+          <w:instrText xml:space="preserve"> PAGEREF _Toc240988210 \h </w:instrText>
         </w:r>
         <w:r>
           <w:rPr>
@@ -1317,7 +1317,7 @@
           <w:lang w:val="ru-RU" w:eastAsia="ru-RU"/>
         </w:rPr>
       </w:pPr>
-      <w:hyperlink w:anchor="_Toc240979886" w:history="1">
+      <w:hyperlink w:anchor="_Toc240988211" w:history="1">
         <w:r>
           <w:rPr>
             <w:rStyle w:val="aff8"/>
@@ -1345,7 +1345,7 @@
             <w:noProof/>
             <w:webHidden/>
           </w:rPr>
-          <w:instrText xml:space="preserve"> PAGEREF _Toc240979886 \h </w:instrText>
+          <w:instrText xml:space="preserve"> PAGEREF _Toc240988211 \h </w:instrText>
         </w:r>
         <w:r>
           <w:rPr>
@@ -1390,7 +1390,7 @@
           <w:lang w:val="ru-RU" w:eastAsia="ru-RU"/>
         </w:rPr>
       </w:pPr>
-      <w:hyperlink w:anchor="_Toc240979887" w:history="1">
+      <w:hyperlink w:anchor="_Toc240988212" w:history="1">
         <w:r>
           <w:rPr>
             <w:rStyle w:val="aff8"/>
@@ -1418,7 +1418,7 @@
             <w:noProof/>
             <w:webHidden/>
           </w:rPr>
-          <w:instrText xml:space="preserve"> PAGEREF _Toc240979887 \h </w:instrText>
+          <w:instrText xml:space="preserve"> PAGEREF _Toc240988212 \h </w:instrText>
         </w:r>
         <w:r>
           <w:rPr>
@@ -1438,7 +1438,7 @@
             <w:noProof/>
             <w:webHidden/>
           </w:rPr>
-          <w:t>12</w:t>
+          <w:t>13</w:t>
         </w:r>
         <w:r>
           <w:rPr>
@@ -1463,7 +1463,7 @@
           <w:lang w:val="ru-RU" w:eastAsia="ru-RU"/>
         </w:rPr>
       </w:pPr>
-      <w:hyperlink w:anchor="_Toc240979888" w:history="1">
+      <w:hyperlink w:anchor="_Toc240988213" w:history="1">
         <w:r>
           <w:rPr>
             <w:rStyle w:val="aff8"/>
@@ -1491,7 +1491,7 @@
             <w:noProof/>
             <w:webHidden/>
           </w:rPr>
-          <w:instrText xml:space="preserve"> PAGEREF _Toc240979888 \h </w:instrText>
+          <w:instrText xml:space="preserve"> PAGEREF _Toc240988213 \h </w:instrText>
         </w:r>
         <w:r>
           <w:rPr>
@@ -1536,7 +1536,7 @@
           <w:lang w:val="ru-RU" w:eastAsia="ru-RU"/>
         </w:rPr>
       </w:pPr>
-      <w:hyperlink w:anchor="_Toc240979889" w:history="1">
+      <w:hyperlink w:anchor="_Toc240988214" w:history="1">
         <w:r>
           <w:rPr>
             <w:rStyle w:val="aff8"/>
@@ -1564,7 +1564,7 @@
             <w:noProof/>
             <w:webHidden/>
           </w:rPr>
-          <w:instrText xml:space="preserve"> PAGEREF _Toc240979889 \h </w:instrText>
+          <w:instrText xml:space="preserve"> PAGEREF _Toc240988214 \h </w:instrText>
         </w:r>
         <w:r>
           <w:rPr>
@@ -1609,7 +1609,7 @@
           <w:lang w:val="ru-RU" w:eastAsia="ru-RU"/>
         </w:rPr>
       </w:pPr>
-      <w:hyperlink w:anchor="_Toc240979890" w:history="1">
+      <w:hyperlink w:anchor="_Toc240988215" w:history="1">
         <w:r>
           <w:rPr>
             <w:rStyle w:val="aff8"/>
@@ -1637,7 +1637,7 @@
             <w:noProof/>
             <w:webHidden/>
           </w:rPr>
-          <w:instrText xml:space="preserve"> PAGEREF _Toc240979890 \h </w:instrText>
+          <w:instrText xml:space="preserve"> PAGEREF _Toc240988215 \h </w:instrText>
         </w:r>
         <w:r>
           <w:rPr>
@@ -1682,7 +1682,7 @@
           <w:lang w:val="ru-RU" w:eastAsia="ru-RU"/>
         </w:rPr>
       </w:pPr>
-      <w:hyperlink w:anchor="_Toc240979891" w:history="1">
+      <w:hyperlink w:anchor="_Toc240988216" w:history="1">
         <w:r>
           <w:rPr>
             <w:rStyle w:val="aff8"/>
@@ -1710,7 +1710,7 @@
             <w:noProof/>
             <w:webHidden/>
           </w:rPr>
-          <w:instrText xml:space="preserve"> PAGEREF _Toc240979891 \h </w:instrText>
+          <w:instrText xml:space="preserve"> PAGEREF _Toc240988216 \h </w:instrText>
         </w:r>
         <w:r>
           <w:rPr>
@@ -1730,7 +1730,7 @@
             <w:noProof/>
             <w:webHidden/>
           </w:rPr>
-          <w:t>14</w:t>
+          <w:t>15</w:t>
         </w:r>
         <w:r>
           <w:rPr>
@@ -1755,7 +1755,7 @@
           <w:lang w:val="ru-RU" w:eastAsia="ru-RU"/>
         </w:rPr>
       </w:pPr>
-      <w:hyperlink w:anchor="_Toc240979892" w:history="1">
+      <w:hyperlink w:anchor="_Toc240988217" w:history="1">
         <w:r>
           <w:rPr>
             <w:rStyle w:val="aff8"/>
@@ -1783,7 +1783,7 @@
             <w:noProof/>
             <w:webHidden/>
           </w:rPr>
-          <w:instrText xml:space="preserve"> PAGEREF _Toc240979892 \h </w:instrText>
+          <w:instrText xml:space="preserve"> PAGEREF _Toc240988217 \h </w:instrText>
         </w:r>
         <w:r>
           <w:rPr>
@@ -1803,7 +1803,7 @@
             <w:noProof/>
             <w:webHidden/>
           </w:rPr>
-          <w:t>15</w:t>
+          <w:t>16</w:t>
         </w:r>
         <w:r>
           <w:rPr>
@@ -1828,7 +1828,7 @@
           <w:lang w:val="ru-RU" w:eastAsia="ru-RU"/>
         </w:rPr>
       </w:pPr>
-      <w:hyperlink w:anchor="_Toc240979893" w:history="1">
+      <w:hyperlink w:anchor="_Toc240988218" w:history="1">
         <w:r>
           <w:rPr>
             <w:rStyle w:val="aff8"/>
@@ -1856,7 +1856,7 @@
             <w:noProof/>
             <w:webHidden/>
           </w:rPr>
-          <w:instrText xml:space="preserve"> PAGEREF _Toc240979893 \h </w:instrText>
+          <w:instrText xml:space="preserve"> PAGEREF _Toc240988218 \h </w:instrText>
         </w:r>
         <w:r>
           <w:rPr>
@@ -1876,7 +1876,7 @@
             <w:noProof/>
             <w:webHidden/>
           </w:rPr>
-          <w:t>16</w:t>
+          <w:t>17</w:t>
         </w:r>
         <w:r>
           <w:rPr>
@@ -1901,7 +1901,7 @@
           <w:lang w:val="ru-RU" w:eastAsia="ru-RU"/>
         </w:rPr>
       </w:pPr>
-      <w:hyperlink w:anchor="_Toc240979894" w:history="1">
+      <w:hyperlink w:anchor="_Toc240988219" w:history="1">
         <w:r>
           <w:rPr>
             <w:rStyle w:val="aff8"/>
@@ -1929,7 +1929,7 @@
             <w:noProof/>
             <w:webHidden/>
           </w:rPr>
-          <w:instrText xml:space="preserve"> PAGEREF _Toc240979894 \h </w:instrText>
+          <w:instrText xml:space="preserve"> PAGEREF _Toc240988219 \h </w:instrText>
         </w:r>
         <w:r>
           <w:rPr>
@@ -1974,7 +1974,7 @@
           <w:lang w:val="ru-RU" w:eastAsia="ru-RU"/>
         </w:rPr>
       </w:pPr>
-      <w:hyperlink w:anchor="_Toc240979895" w:history="1">
+      <w:hyperlink w:anchor="_Toc240988220" w:history="1">
         <w:r>
           <w:rPr>
             <w:rStyle w:val="aff8"/>
@@ -2002,7 +2002,7 @@
             <w:noProof/>
             <w:webHidden/>
           </w:rPr>
-          <w:instrText xml:space="preserve"> PAGEREF _Toc240979895 \h </w:instrText>
+          <w:instrText xml:space="preserve"> PAGEREF _Toc240988220 \h </w:instrText>
         </w:r>
         <w:r>
           <w:rPr>
@@ -2022,7 +2022,7 @@
             <w:noProof/>
             <w:webHidden/>
           </w:rPr>
-          <w:t>18</w:t>
+          <w:t>19</w:t>
         </w:r>
         <w:r>
           <w:rPr>
@@ -2047,7 +2047,7 @@
           <w:lang w:val="ru-RU" w:eastAsia="ru-RU"/>
         </w:rPr>
       </w:pPr>
-      <w:hyperlink w:anchor="_Toc240979896" w:history="1">
+      <w:hyperlink w:anchor="_Toc240988221" w:history="1">
         <w:r>
           <w:rPr>
             <w:rStyle w:val="aff8"/>
@@ -2075,7 +2075,7 @@
             <w:noProof/>
             <w:webHidden/>
           </w:rPr>
-          <w:instrText xml:space="preserve"> PAGEREF _Toc240979896 \h </w:instrText>
+          <w:instrText xml:space="preserve"> PAGEREF _Toc240988221 \h </w:instrText>
         </w:r>
         <w:r>
           <w:rPr>
@@ -2120,7 +2120,7 @@
           <w:lang w:val="ru-RU" w:eastAsia="ru-RU"/>
         </w:rPr>
       </w:pPr>
-      <w:hyperlink w:anchor="_Toc240979897" w:history="1">
+      <w:hyperlink w:anchor="_Toc240988222" w:history="1">
         <w:r>
           <w:rPr>
             <w:rStyle w:val="aff8"/>
@@ -2148,7 +2148,7 @@
             <w:noProof/>
             <w:webHidden/>
           </w:rPr>
-          <w:instrText xml:space="preserve"> PAGEREF _Toc240979897 \h </w:instrText>
+          <w:instrText xml:space="preserve"> PAGEREF _Toc240988222 \h </w:instrText>
         </w:r>
         <w:r>
           <w:rPr>
@@ -2193,7 +2193,7 @@
           <w:lang w:val="ru-RU" w:eastAsia="ru-RU"/>
         </w:rPr>
       </w:pPr>
-      <w:hyperlink w:anchor="_Toc240979898" w:history="1">
+      <w:hyperlink w:anchor="_Toc240988223" w:history="1">
         <w:r>
           <w:rPr>
             <w:rStyle w:val="aff8"/>
@@ -2221,7 +2221,7 @@
             <w:noProof/>
             <w:webHidden/>
           </w:rPr>
-          <w:instrText xml:space="preserve"> PAGEREF _Toc240979898 \h </w:instrText>
+          <w:instrText xml:space="preserve"> PAGEREF _Toc240988223 \h </w:instrText>
         </w:r>
         <w:r>
           <w:rPr>
@@ -2266,7 +2266,7 @@
           <w:lang w:val="ru-RU" w:eastAsia="ru-RU"/>
         </w:rPr>
       </w:pPr>
-      <w:hyperlink w:anchor="_Toc240979899" w:history="1">
+      <w:hyperlink w:anchor="_Toc240988224" w:history="1">
         <w:r>
           <w:rPr>
             <w:rStyle w:val="aff8"/>
@@ -2294,7 +2294,7 @@
             <w:noProof/>
             <w:webHidden/>
           </w:rPr>
-          <w:instrText xml:space="preserve"> PAGEREF _Toc240979899 \h </w:instrText>
+          <w:instrText xml:space="preserve"> PAGEREF _Toc240988224 \h </w:instrText>
         </w:r>
         <w:r>
           <w:rPr>
@@ -2352,7 +2352,7 @@
       <w:pPr>
         <w:pStyle w:val="1"/>
       </w:pPr>
-      <w:bookmarkStart w:id="1" w:name="_Toc240979870"/>
+      <w:bookmarkStart w:id="1" w:name="_Toc240988195"/>
       <w:r>
         <w:rPr>
           <w:rFonts w:ascii="Times New Roman" w:hAnsi="Times New Roman"/>
@@ -2553,7 +2553,7 @@
       <w:pPr>
         <w:pStyle w:val="1"/>
       </w:pPr>
-      <w:bookmarkStart w:id="2" w:name="_Toc240979871"/>
+      <w:bookmarkStart w:id="2" w:name="_Toc240988196"/>
       <w:r>
         <w:rPr>
           <w:rFonts w:ascii="Times New Roman" w:hAnsi="Times New Roman"/>
@@ -2572,7 +2572,7 @@
       <w:pPr>
         <w:pStyle w:val="21"/>
       </w:pPr>
-      <w:bookmarkStart w:id="3" w:name="_Toc240979872"/>
+      <w:bookmarkStart w:id="3" w:name="_Toc240988197"/>
       <w:r>
         <w:rPr>
           <w:rFonts w:ascii="Times New Roman" w:hAnsi="Times New Roman"/>
@@ -2613,7 +2613,7 @@
       <w:pPr>
         <w:pStyle w:val="21"/>
       </w:pPr>
-      <w:bookmarkStart w:id="4" w:name="_Toc240979873"/>
+      <w:bookmarkStart w:id="4" w:name="_Toc240988198"/>
       <w:r>
         <w:rPr>
           <w:rFonts w:ascii="Times New Roman" w:hAnsi="Times New Roman"/>
@@ -2700,7 +2700,7 @@
       <w:pPr>
         <w:pStyle w:val="21"/>
       </w:pPr>
-      <w:bookmarkStart w:id="5" w:name="_Toc240979874"/>
+      <w:bookmarkStart w:id="5" w:name="_Toc240988199"/>
       <w:r>
         <w:rPr>
           <w:rFonts w:ascii="Times New Roman" w:hAnsi="Times New Roman"/>
@@ -2724,7 +2724,7 @@
       <w:pPr>
         <w:pStyle w:val="21"/>
       </w:pPr>
-      <w:bookmarkStart w:id="6" w:name="_Toc240979875"/>
+      <w:bookmarkStart w:id="6" w:name="_Toc240988200"/>
       <w:r>
         <w:rPr>
           <w:rFonts w:ascii="Times New Roman" w:hAnsi="Times New Roman"/>
@@ -2755,7 +2755,7 @@
       <w:pPr>
         <w:pStyle w:val="21"/>
       </w:pPr>
-      <w:bookmarkStart w:id="7" w:name="_Toc240979876"/>
+      <w:bookmarkStart w:id="7" w:name="_Toc240988201"/>
       <w:r>
         <w:rPr>
           <w:rFonts w:ascii="Times New Roman" w:hAnsi="Times New Roman"/>
@@ -2790,7 +2790,7 @@
       <w:pPr>
         <w:pStyle w:val="1"/>
       </w:pPr>
-      <w:bookmarkStart w:id="8" w:name="_Toc240979877"/>
+      <w:bookmarkStart w:id="8" w:name="_Toc240988202"/>
       <w:r>
         <w:rPr>
           <w:rFonts w:ascii="Times New Roman" w:hAnsi="Times New Roman"/>
@@ -2803,7 +2803,7 @@
       <w:pPr>
         <w:pStyle w:val="21"/>
       </w:pPr>
-      <w:bookmarkStart w:id="9" w:name="_Toc240979878"/>
+      <w:bookmarkStart w:id="9" w:name="_Toc240988203"/>
       <w:r>
         <w:rPr>
           <w:rFonts w:ascii="Times New Roman" w:hAnsi="Times New Roman"/>
@@ -2882,7 +2882,7 @@
       <w:pPr>
         <w:pStyle w:val="21"/>
       </w:pPr>
-      <w:bookmarkStart w:id="10" w:name="_Toc240979879"/>
+      <w:bookmarkStart w:id="10" w:name="_Toc240988204"/>
       <w:r>
         <w:rPr>
           <w:rFonts w:ascii="Times New Roman" w:hAnsi="Times New Roman"/>
@@ -2926,7 +2926,7 @@
       <w:pPr>
         <w:pStyle w:val="21"/>
       </w:pPr>
-      <w:bookmarkStart w:id="11" w:name="_Toc240979880"/>
+      <w:bookmarkStart w:id="11" w:name="_Toc240988205"/>
       <w:r>
         <w:rPr>
           <w:rFonts w:ascii="Times New Roman" w:hAnsi="Times New Roman"/>
@@ -2958,7 +2958,7 @@
       <w:pPr>
         <w:pStyle w:val="21"/>
       </w:pPr>
-      <w:bookmarkStart w:id="12" w:name="_Toc240979881"/>
+      <w:bookmarkStart w:id="12" w:name="_Toc240988206"/>
       <w:r>
         <w:rPr>
           <w:rFonts w:ascii="Times New Roman" w:hAnsi="Times New Roman"/>
@@ -2997,7 +2997,7 @@
       <w:pPr>
         <w:pStyle w:val="21"/>
       </w:pPr>
-      <w:bookmarkStart w:id="13" w:name="_Toc240979882"/>
+      <w:bookmarkStart w:id="13" w:name="_Toc240988207"/>
       <w:r>
         <w:rPr>
           <w:rFonts w:ascii="Times New Roman" w:hAnsi="Times New Roman"/>
@@ -3034,7 +3034,7 @@
       <w:pPr>
         <w:pStyle w:val="1"/>
       </w:pPr>
-      <w:bookmarkStart w:id="14" w:name="_Toc240979883"/>
+      <w:bookmarkStart w:id="14" w:name="_Toc240988208"/>
       <w:r>
         <w:rPr>
           <w:rFonts w:ascii="Times New Roman" w:hAnsi="Times New Roman"/>
@@ -3047,7 +3047,7 @@
       <w:pPr>
         <w:pStyle w:val="21"/>
       </w:pPr>
-      <w:bookmarkStart w:id="15" w:name="_Toc240979884"/>
+      <w:bookmarkStart w:id="15" w:name="_Toc240988209"/>
       <w:r>
         <w:rPr>
           <w:rFonts w:ascii="Times New Roman" w:hAnsi="Times New Roman"/>
@@ -3119,7 +3119,7 @@
       <w:pPr>
         <w:pStyle w:val="21"/>
       </w:pPr>
-      <w:bookmarkStart w:id="16" w:name="_Toc240979885"/>
+      <w:bookmarkStart w:id="16" w:name="_Toc240988210"/>
       <w:r>
         <w:rPr>
           <w:rFonts w:ascii="Times New Roman" w:hAnsi="Times New Roman"/>
@@ -3217,7 +3217,7 @@
       <w:pPr>
         <w:pStyle w:val="21"/>
       </w:pPr>
-      <w:bookmarkStart w:id="17" w:name="_Toc240979886"/>
+      <w:bookmarkStart w:id="17" w:name="_Toc240988211"/>
       <w:r>
         <w:rPr>
           <w:rFonts w:ascii="Times New Roman" w:hAnsi="Times New Roman"/>
@@ -3461,53 +3461,75 @@
     <w:p/>
     <w:p>
       <w:r>
-        <w:t xml:space="preserve">Почему это не делает обычный чат с языковой моделью: здесь важна не удачная формулировка, а ведение потока неделями. Нужно помнить, что было в прошлый раз, кто что обещал, какой срок подходит, что уже отправлено. Результат определяют память и </w:t>
-      </w:r>
-      <w:r>
-        <w:t>длительность, а не красноречие. Доступ к данным выставляет человек: помощник видит только то, что ему открыли, а отправка наружу (письмо, сообщение в мессенджер, файл) остаётся за человеком до тех пор, пока он сам не разрешит обратное.</w:t>
+        <w:t>Разбор одного утра. На рабочую почту приходит письмо о приёме учащихся в десятый класс. Помощник читает письмо, находит на рабочем столе уже лежащие там списки и присылает в мессенджер одну строку: письмо о приёме, списки найдены рядом, вносит</w:t>
+      </w:r>
+      <w:r>
+        <w:t>ь ли три фамилии в базу приёма. Дальше он ждёт ответа. Запись в базу происходит не потому, что модель так решила, а потому, что человек нажал кнопку: нажатие и есть решение, оно делается один раз и остаётся в журнале вместе с тем, что именно изменено. У во</w:t>
+      </w:r>
+      <w:r>
+        <w:t>проса есть только две кнопки, принять и отклонить, и между ними нет третьего пути, поэтому помощник не может выписать себе разрешение сам, ни текстом, ни своим ответом.</w:t>
+      </w:r>
+    </w:p>
+    <w:p>
+      <w:r>
+        <w:t>Второе, что решает этот сценарий, это где остаются данные. Чтение почты, разбор вложени</w:t>
+      </w:r>
+      <w:r>
+        <w:t xml:space="preserve">й и работа со списками выполняются на самой машине, а наружу уходит только вопрос и только тому человеку, которому он адресован. </w:t>
+      </w:r>
+      <w:r>
+        <w:lastRenderedPageBreak/>
+        <w:t>Списки, оценки и переписка не покидают рабочее место; наружу выходит лишь то, что человек сам разрешил отправить. Такое разделе</w:t>
+      </w:r>
+      <w:r>
+        <w:t>ние принципиально для школы и офиса: помощник получает ровно тот доступ, который ему открыли, а не весь компьютер целиком.</w:t>
+      </w:r>
+    </w:p>
+    <w:p>
+      <w:r>
+        <w:t>Почему это не делает обычный чат с языковой моделью: здесь важна не удачная формулировка, а ведение потока неделями. Нужно помнить, ч</w:t>
+      </w:r>
+      <w:r>
+        <w:t>то было в прошлый раз, кто что обещал, какой срок подходит, что уже отправлено. Результат определяют память и длительность, а не красноречие. Доступ к данным выставляет человек: помощник видит только то, что ему открыли, а отправка наружу (письмо, сообщени</w:t>
+      </w:r>
+      <w:r>
+        <w:t>е в мессенджер, файл) остаётся за человеком до тех пор, пока он сам не разрешит обратное.</w:t>
       </w:r>
     </w:p>
     <w:p>
       <w:pPr>
         <w:pStyle w:val="21"/>
       </w:pPr>
-      <w:bookmarkStart w:id="18" w:name="_Toc240979887"/>
+      <w:bookmarkStart w:id="18" w:name="_Toc240988212"/>
       <w:r>
         <w:rPr>
           <w:rFonts w:ascii="Times New Roman" w:hAnsi="Times New Roman"/>
         </w:rPr>
-        <w:t>3.4. Что нужно для з</w:t>
-      </w:r>
-      <w:r>
-        <w:rPr>
-          <w:rFonts w:ascii="Times New Roman" w:hAnsi="Times New Roman"/>
-        </w:rPr>
-        <w:t>апуска</w:t>
+        <w:t>3.4. Что нужно для запуска</w:t>
       </w:r>
       <w:bookmarkEnd w:id="18"/>
     </w:p>
     <w:p>
       <w:r>
-        <w:t>Требования к машине скромные: интерпретатор Python, локальный стек графа знаний в контейнере, доступ к языковым моделям через локальный прокси с ключами. Панель управления поднимается одним процессом на локальном порту, и вся работа видна в браузере</w:t>
-      </w:r>
-      <w:r>
-        <w:t xml:space="preserve"> на той же машине.</w:t>
+        <w:t xml:space="preserve">Требования к машине скромные: интерпретатор Python, локальный стек графа знаний в контейнере, доступ к языковым моделям через локальный </w:t>
+      </w:r>
+      <w:r>
+        <w:t>прокси с ключами. Панель управления поднимается одним процессом на локальном порту, и вся работа видна в браузере на той же машине.</w:t>
       </w:r>
     </w:p>
     <w:p>
       <w:r>
-        <w:lastRenderedPageBreak/>
-        <w:t>Порядок запуска: поднять стек графа знаний, запустить прокси моделей, запустить панель, выбрать субъект опыта и нажать кнопку нужного этапа (эпизод, разведка, оценка кандидатов, полный цикл). Отдельно настраивается шлюз расширения, котор</w:t>
-      </w:r>
-      <w:r>
-        <w:t>ый превращает сессии внешнего агента в записи того же графа, поэтому опыт не распадается на две базы.</w:t>
+        <w:t>Порядок запуска: поднять стек графа знаний, запустить прокси моделей, запустить панель, выбрать субъект опыта и нажать кнопк</w:t>
+      </w:r>
+      <w:r>
+        <w:t>у нужного этапа (эпизод, разведка, оценка кандидатов, полный цикл). Отдельно настраивается шлюз расширения, который превращает сессии внешнего агента в записи того же графа, поэтому опыт не распадается на две базы.</w:t>
       </w:r>
     </w:p>
     <w:p>
       <w:pPr>
         <w:pStyle w:val="1"/>
       </w:pPr>
-      <w:bookmarkStart w:id="19" w:name="_Toc240979888"/>
+      <w:bookmarkStart w:id="19" w:name="_Toc240988213"/>
       <w:r>
         <w:rPr>
           <w:rFonts w:ascii="Times New Roman" w:hAnsi="Times New Roman"/>
@@ -3520,21 +3542,24 @@
       <w:pPr>
         <w:pStyle w:val="21"/>
       </w:pPr>
-      <w:bookmarkStart w:id="20" w:name="_Toc240979889"/>
+      <w:bookmarkStart w:id="20" w:name="_Toc240988214"/>
       <w:r>
         <w:rPr>
           <w:rFonts w:ascii="Times New Roman" w:hAnsi="Times New Roman"/>
         </w:rPr>
-        <w:t>4.1. Как измеряется улучшение</w:t>
+        <w:t>4.1</w:t>
+      </w:r>
+      <w:r>
+        <w:rPr>
+          <w:rFonts w:ascii="Times New Roman" w:hAnsi="Times New Roman"/>
+        </w:rPr>
+        <w:t>. Как измеряется улучшение</w:t>
       </w:r>
       <w:bookmarkEnd w:id="20"/>
     </w:p>
     <w:p>
       <w:r>
-        <w:t xml:space="preserve">Правила приёмки формулируются до поиска и не меняются внутри раунда; каждое их </w:t>
-      </w:r>
-      <w:r>
-        <w:t>изменение вызывалось конкретным измерением, которое предыдущая версия пропустила. Правил было пять версий.</w:t>
+        <w:t>Правила приёмки формулируются до поиска и не меняются внутри раунда; каждое их изменение вызывалось конкретным измерением, которое предыдущая версия пропустила. Правил было пять версий.</w:t>
       </w:r>
     </w:p>
     <w:tbl>
@@ -3645,7 +3670,20 @@
               <w:rPr>
                 <w:sz w:val="24"/>
               </w:rPr>
-              <w:t>требование покрытия: экономия признаётся, только если решения кандидата восстановимы</w:t>
+              <w:t>требо</w:t>
+            </w:r>
+            <w:r>
+              <w:rPr>
+                <w:sz w:val="24"/>
+              </w:rPr>
+              <w:t xml:space="preserve">вание покрытия: экономия признаётся, только </w:t>
+            </w:r>
+            <w:r>
+              <w:rPr>
+                <w:sz w:val="24"/>
+              </w:rPr>
+              <w:lastRenderedPageBreak/>
+              <w:t>если решения кандидата восстановимы</w:t>
             </w:r>
           </w:p>
         </w:tc>
@@ -3663,13 +3701,15 @@
               <w:rPr>
                 <w:sz w:val="24"/>
               </w:rPr>
-              <w:t>раунды 2 и 3 развернули ул</w:t>
-            </w:r>
-            <w:r>
-              <w:rPr>
-                <w:sz w:val="24"/>
-              </w:rPr>
-              <w:t>учшения при 0 восстановленных решениях из 26, и оба оказались хуже</w:t>
+              <w:lastRenderedPageBreak/>
+              <w:t xml:space="preserve">раунды 2 и 3 развернули улучшения при 0 </w:t>
+            </w:r>
+            <w:r>
+              <w:rPr>
+                <w:sz w:val="24"/>
+              </w:rPr>
+              <w:lastRenderedPageBreak/>
+              <w:t>восстановленных решениях из 26, и оба оказались хуже</w:t>
             </w:r>
           </w:p>
         </w:tc>
@@ -3689,6 +3729,7 @@
               <w:rPr>
                 <w:sz w:val="24"/>
               </w:rPr>
+              <w:lastRenderedPageBreak/>
               <w:t>v3</w:t>
             </w:r>
           </w:p>
@@ -3725,7 +3766,13 @@
               <w:rPr>
                 <w:sz w:val="24"/>
               </w:rPr>
-              <w:t>три кандидата с прогнозом от +22,5 до +26,6 процента и без единого восстановленного решения</w:t>
+              <w:t>три кан</w:t>
+            </w:r>
+            <w:r>
+              <w:rPr>
+                <w:sz w:val="24"/>
+              </w:rPr>
+              <w:t>дидата с прогнозом от +22,5 до +26,6 процента и без единого восстановленного решения</w:t>
             </w:r>
           </w:p>
         </w:tc>
@@ -3763,13 +3810,7 @@
               <w:rPr>
                 <w:sz w:val="24"/>
               </w:rPr>
-              <w:t>политика, меняюща</w:t>
-            </w:r>
-            <w:r>
-              <w:rPr>
-                <w:sz w:val="24"/>
-              </w:rPr>
-              <w:t>я то, что агент видит, обязана измеряться в рабочем режиме независимо от покрытия</w:t>
+              <w:t>политика, меняющая то, что агент видит, обязана измеряться в рабочем режиме независимо от покрытия</w:t>
             </w:r>
           </w:p>
         </w:tc>
@@ -3787,7 +3828,13 @@
               <w:rPr>
                 <w:sz w:val="24"/>
               </w:rPr>
-              <w:t>контрольная политика window3: прогноз +7,6 процента при покрытии 72,7 процента, измерение дало +12,4 процента хуже, а на отложенных задачах +81,8 процента хуже</w:t>
+              <w:t>контрольная политика window3: прогноз +7,6 процента при покрытии 72,</w:t>
+            </w:r>
+            <w:r>
+              <w:rPr>
+                <w:sz w:val="24"/>
+              </w:rPr>
+              <w:t>7 процента, измерение дало +12,4 процента хуже, а на отложенных задачах +81,8 процента хуже</w:t>
             </w:r>
           </w:p>
         </w:tc>
@@ -3825,13 +3872,7 @@
               <w:rPr>
                 <w:sz w:val="24"/>
               </w:rPr>
-              <w:t>три прогон</w:t>
-            </w:r>
-            <w:r>
-              <w:rPr>
-                <w:sz w:val="24"/>
-              </w:rPr>
-              <w:t>а на задачу вместо одного, прежде чем называть число</w:t>
+              <w:t>три прогона на задачу вместо одного, прежде чем называть число</w:t>
             </w:r>
           </w:p>
         </w:tc>
@@ -3858,32 +3899,34 @@
     <w:p/>
     <w:p>
       <w:r>
-        <w:t xml:space="preserve">Измерение в рабочем режиме дорого, поэтому перед каждым раундом судья решает большинство кандидатов бесплатно, а </w:t>
-      </w:r>
-      <w:r>
-        <w:t>платят только за тех, кого судья не смог оценить или кто меняет поведение агента. Шум самого провайдера проверен контрольной политикой: одна и та же обвязка при повторах даёт разброс около плюс-минус 20 процентов, поэтому одиночный прогон не доказывает нич</w:t>
-      </w:r>
-      <w:r>
-        <w:t>его.</w:t>
+        <w:t>Измерение в</w:t>
+      </w:r>
+      <w:r>
+        <w:t xml:space="preserve"> рабочем режиме дорого, поэтому перед каждым раундом судья решает большинство кандидатов бесплатно, а платят только за тех, кого судья не смог оценить или кто меняет поведение агента. Шум самого провайдера проверен контрольной политикой: одна и та же обвяз</w:t>
+      </w:r>
+      <w:r>
+        <w:t>ка при повторах даёт разброс около плюс-минус 20 процентов, поэтому одиночный прогон не доказывает ничего.</w:t>
       </w:r>
     </w:p>
     <w:p>
       <w:pPr>
         <w:pStyle w:val="21"/>
       </w:pPr>
-      <w:bookmarkStart w:id="21" w:name="_Toc240979890"/>
+      <w:bookmarkStart w:id="21" w:name="_Toc240988215"/>
       <w:r>
         <w:rPr>
           <w:rFonts w:ascii="Times New Roman" w:hAnsi="Times New Roman"/>
         </w:rPr>
-        <w:lastRenderedPageBreak/>
         <w:t>4.2. Сон в детерминированных мирах</w:t>
       </w:r>
       <w:bookmarkEnd w:id="21"/>
     </w:p>
     <w:p>
       <w:r>
-        <w:t>Восемь независимых прогонов (пять зёрен островного мира, три зерна мастерской, по три раунда), измеренных в самом мире, а не по оценке судьи:</w:t>
+        <w:t xml:space="preserve">Восемь независимых прогонов (пять зёрен островного мира, три зерна мастерской, по три раунда), измеренных в самом </w:t>
+      </w:r>
+      <w:r>
+        <w:t>мире, а не по оценке судьи:</w:t>
       </w:r>
     </w:p>
     <w:tbl>
@@ -4255,20 +4298,21 @@
         <w:t>oneiro-1</w:t>
       </w:r>
       <w:r>
-        <w:t xml:space="preserve">), и он принимается как </w:t>
-      </w:r>
-      <w:r>
-        <w:t>честная нижняя граница метода на этом мире. Оценка судьи при этом завышает результат на 22 до 30 процентов относительно измеренного: судья хорошо упорядочивает кандидатов и не годится как предсказание. Это ограничение важнее самого успеха, и оно перенесено</w:t>
-      </w:r>
-      <w:r>
-        <w:t xml:space="preserve"> в правила приёмки.</w:t>
+        <w:t>), и он принимается как честная нижняя граница метода на этом мире. Оценка судьи при этом завышает результат на 22 до 30 процентов относительно измеренного: судья</w:t>
+      </w:r>
+      <w:r>
+        <w:t xml:space="preserve"> хорошо упорядочивает </w:t>
+      </w:r>
+      <w:r>
+        <w:lastRenderedPageBreak/>
+        <w:t>кандидатов и не годится как предсказание. Это ограничение важнее самого успеха, и оно перенесено в правила приёмки.</w:t>
       </w:r>
     </w:p>
     <w:p>
       <w:pPr>
         <w:pStyle w:val="21"/>
       </w:pPr>
-      <w:bookmarkStart w:id="22" w:name="_Toc240979891"/>
+      <w:bookmarkStart w:id="22" w:name="_Toc240988216"/>
       <w:r>
         <w:rPr>
           <w:rFonts w:ascii="Times New Roman" w:hAnsi="Times New Roman"/>
@@ -4279,7 +4323,10 @@
     </w:p>
     <w:p>
       <w:r>
-        <w:t>Прямой замер памяти на одном эпизоде из 25 записанных попыток, с отключением отдельных видов связей:</w:t>
+        <w:t xml:space="preserve">Прямой замер памяти на одном эпизоде из 25 записанных попыток, с отключением отдельных </w:t>
+      </w:r>
+      <w:r>
+        <w:t>видов связей:</w:t>
       </w:r>
     </w:p>
     <w:tbl>
@@ -4466,13 +4513,7 @@
               <w:rPr>
                 <w:sz w:val="24"/>
               </w:rPr>
-              <w:t xml:space="preserve">плоское </w:t>
-            </w:r>
-            <w:r>
-              <w:rPr>
-                <w:sz w:val="24"/>
-              </w:rPr>
-              <w:t>хранилище (неупорядоченный список)</w:t>
+              <w:t>плоское хранилище (неупорядоченный список)</w:t>
             </w:r>
           </w:p>
         </w:tc>
@@ -4694,7 +4735,13 @@
               <w:rPr>
                 <w:sz w:val="24"/>
               </w:rPr>
-              <w:t>граф без связей происхождения</w:t>
+              <w:t xml:space="preserve">граф без связей </w:t>
+            </w:r>
+            <w:r>
+              <w:rPr>
+                <w:sz w:val="24"/>
+              </w:rPr>
+              <w:t>происхождения</w:t>
             </w:r>
           </w:p>
         </w:tc>
@@ -4858,49 +4905,43 @@
         <w:t>происхождение</w:t>
       </w:r>
       <w:r>
-        <w:t xml:space="preserve"> (без </w:t>
-      </w:r>
-      <w:r>
-        <w:lastRenderedPageBreak/>
-        <w:t>этих связей признак источник-вид не переживает выборку вовсе). Это сильнейшее и</w:t>
-      </w:r>
-      <w:r>
-        <w:t>меющееся у нас свидетельство того, что структура несёт нагрузку, и одновременно самое слабое место: замер сделан на одном эпизоде, и он измеряет качество выборки, а не влияние на результат работы.</w:t>
+        <w:t xml:space="preserve"> (без этих связей признак источник-вид не переживает выборку вовсе). Это сильнейшее имеющееся у нас свидетельство того, что структура несёт нагрузку, и одновременно самое слаб</w:t>
+      </w:r>
+      <w:r>
+        <w:t>ое место: замер сделан на одном эпизоде, и он измеряет качество выборки, а не влияние на результат работы.</w:t>
       </w:r>
     </w:p>
     <w:p>
       <w:r>
-        <w:t>Проверка на публичном наборе LongMemEval (детали в приложен</w:t>
-      </w:r>
-      <w:r>
-        <w:t>ии А) равна по итогу: плоский журнал 72,7 процента, граф 72,1 процента, без памяти 4,1 процента. Разница между двумя видами памяти внутри шума, а разделение по типам вопросов показывает, где именно структура помогает: на вопросах о времени граф даёт 40,0 п</w:t>
-      </w:r>
-      <w:r>
-        <w:t>роцента против 16,7 у плоского журнала, а на многосессионных вопросах проигрывает (58,3 против 66,7). Полный контекст без всякой выборки даёт до 94 процентов, то есть сама задача для нашей модели разрешима, и упрощать её мы не стали.</w:t>
+        <w:t>Проверка на публичном наборе LongMemEval (детали в приложении А) равна по итогу: плоский журнал 72,7 процента, граф 72,1 процента, без памяти 4,1 про</w:t>
+      </w:r>
+      <w:r>
+        <w:t>цента. Разница между двумя видами памяти внутри шума, а разделение по типам вопросов показывает, где именно структура помогает: на вопросах о времени граф даёт 40,0 процента против 16,7 у плоского журнала, а на многосессионных вопросах проигрывает (58,3 пр</w:t>
+      </w:r>
+      <w:r>
+        <w:t>отив 66,7). Полный контекст без всякой выборки даёт до 94 процентов, то есть сама задача для нашей модели разрешима, и упрощать её мы не стали.</w:t>
       </w:r>
     </w:p>
     <w:p>
       <w:pPr>
         <w:pStyle w:val="21"/>
       </w:pPr>
-      <w:bookmarkStart w:id="23" w:name="_Toc240979892"/>
+      <w:bookmarkStart w:id="23" w:name="_Toc240988217"/>
       <w:r>
         <w:rPr>
           <w:rFonts w:ascii="Times New Roman" w:hAnsi="Times New Roman"/>
         </w:rPr>
-        <w:t>4.4. Поиск по обвязке:</w:t>
-      </w:r>
-      <w:r>
-        <w:rPr>
-          <w:rFonts w:ascii="Times New Roman" w:hAnsi="Times New Roman"/>
-        </w:rPr>
-        <w:t xml:space="preserve"> одиннадцать раундов</w:t>
+        <w:lastRenderedPageBreak/>
+        <w:t>4.4. Поиск по обвязке: одиннадцать раундов</w:t>
       </w:r>
       <w:bookmarkEnd w:id="23"/>
     </w:p>
     <w:p>
       <w:r>
-        <w:t>Одиннадцать раундов, 29 предложенных кандидатов, четыре развёртывания. Результат первых десяти: ни одного, которое пережило бы честное измерение.</w:t>
+        <w:t>Одиннадцать раундов, 29 предложенных кандидатов, четыре развёртывания</w:t>
+      </w:r>
+      <w:r>
+        <w:t>. Результат первых десяти: ни одного, которое пережило бы честное измерение.</w:t>
       </w:r>
     </w:p>
     <w:tbl>
@@ -5092,14 +5133,7 @@
                 <w:b/>
                 <w:sz w:val="24"/>
               </w:rPr>
-              <w:t xml:space="preserve">+27,0 </w:t>
-            </w:r>
-            <w:r>
-              <w:rPr>
-                <w:b/>
-                <w:sz w:val="24"/>
-              </w:rPr>
-              <w:t>процента</w:t>
+              <w:t>+27,0 процента</w:t>
             </w:r>
             <w:r>
               <w:rPr>
@@ -5342,13 +5376,7 @@
               <w:rPr>
                 <w:sz w:val="24"/>
               </w:rPr>
-              <w:t xml:space="preserve">измерено и отклонено: прогноз </w:t>
-            </w:r>
-            <w:r>
-              <w:rPr>
-                <w:sz w:val="24"/>
-              </w:rPr>
-              <w:t>+32,0 процента, измерение +1,5 процента</w:t>
+              <w:t>измерено и отклонено: прогноз +32,0 процента, измерение +1,5 процента</w:t>
             </w:r>
           </w:p>
         </w:tc>
@@ -5404,7 +5432,13 @@
               <w:rPr>
                 <w:sz w:val="24"/>
               </w:rPr>
-              <w:t>развёрнуто по одному прогону на задачу (минус 3,4 процента); при трёх прогонах плюс 4,0 процента, переноса нет</w:t>
+              <w:t xml:space="preserve">развёрнуто по одному </w:t>
+            </w:r>
+            <w:r>
+              <w:rPr>
+                <w:sz w:val="24"/>
+              </w:rPr>
+              <w:t>прогону на задачу (минус 3,4 процента); при трёх прогонах плюс 4,0 процента, переноса нет</w:t>
             </w:r>
           </w:p>
         </w:tc>
@@ -5523,35 +5557,20 @@
                 <w:b/>
                 <w:sz w:val="24"/>
               </w:rPr>
-              <w:t xml:space="preserve">минус 13,3 </w:t>
+              <w:t>минус 13,3 процента</w:t>
+            </w:r>
+            <w:r>
+              <w:rPr>
+                <w:sz w:val="24"/>
+              </w:rPr>
+              <w:t xml:space="preserve">, отложенные задачи </w:t>
             </w:r>
             <w:r>
               <w:rPr>
                 <w:b/>
                 <w:sz w:val="24"/>
               </w:rPr>
-              <w:lastRenderedPageBreak/>
-              <w:t>процента</w:t>
-            </w:r>
-            <w:r>
-              <w:rPr>
-                <w:sz w:val="24"/>
-              </w:rPr>
-              <w:t xml:space="preserve">, отложенные задачи </w:t>
-            </w:r>
-            <w:r>
-              <w:rPr>
-                <w:b/>
-                <w:sz w:val="24"/>
-              </w:rPr>
-              <w:t xml:space="preserve">минус </w:t>
-            </w:r>
-            <w:r>
-              <w:rPr>
-                <w:b/>
-                <w:sz w:val="24"/>
-              </w:rPr>
-              <w:t>28,5 процента</w:t>
+              <w:t>минус 28,5 процента</w:t>
             </w:r>
             <w:r>
               <w:rPr>
@@ -5566,33 +5585,37 @@
     <w:p/>
     <w:p>
       <w:r>
-        <w:t>Раунд 11 это единственная защищаемая экономия за всю историю. Политика в нём состоит из двух полей: отсутствие начального вывода тестов в первом запросе и более длинные наблюдения инструментов (1500 символов вместо 1000). По от</w:t>
-      </w:r>
-      <w:r>
-        <w:t>дельности ни одно поле не работает (первое поле в одиночку дало плюс 27 процентов в раунде 2), работает только их сочетание, и установить это можно было только измерением в рабочем режиме.</w:t>
+        <w:t xml:space="preserve">Раунд 11 это единственная защищаемая </w:t>
+      </w:r>
+      <w:r>
+        <w:t>экономия за всю историю. Политика в нём состоит из двух полей: отсутствие начального вывода тестов в первом запросе и более длинные наблюдения инструментов (1500 символов вместо 1000). По отдельности ни одно поле не работает (первое поле в одиночку дало пл</w:t>
+      </w:r>
+      <w:r>
+        <w:t>юс 27 процентов в раунде 2), работает только их сочетание, и установить это можно было только измерением в рабочем режиме.</w:t>
       </w:r>
     </w:p>
     <w:p>
       <w:r>
-        <w:t>За одиннадцать раундов потрачено 26 прогонов в рабочем режиме; если</w:t>
-      </w:r>
-      <w:r>
-        <w:t xml:space="preserve"> бы каждого из 29 кандидатов измеряли один раз на каждой поисковой задаче, потребовалось бы 116 прогонов. Экономия 90 прогонов (в 4,5 раза) на пути к этим решениям и есть экономический аргумент метода.</w:t>
+        <w:t>За одиннадцать раундов потрачено 26 прогонов в рабочем режиме; если бы каждого из 29 кандидатов измеряли один раз на каждой поисковой</w:t>
+      </w:r>
+      <w:r>
+        <w:t xml:space="preserve"> задаче, потребовалось бы 116 прогонов. Экономия 90 прогонов (в 4,5 раза) на пути к этим решениям и есть экономический аргумент метода.</w:t>
       </w:r>
     </w:p>
     <w:p>
       <w:r>
-        <w:t>Из девятнадцати отклонённых кандидатов большинство отк</w:t>
-      </w:r>
-      <w:r>
-        <w:t>лонено бесплатно, по записям. Судья ошибался в обе стороны: на семи написанных вручную обвязках его оценка расходилась с измерением от минус 43 до плюс 26 процентов.</w:t>
+        <w:lastRenderedPageBreak/>
+        <w:t>Из девятнадцати отклонённых кандидатов большинство отклонено бесплатно, по записям. Судья ошибался в обе стороны: на сем</w:t>
+      </w:r>
+      <w:r>
+        <w:t>и написанных вручную обвязках его оценка расходилась с измерением от минус 43 до плюс 26 процентов.</w:t>
       </w:r>
     </w:p>
     <w:p>
       <w:pPr>
         <w:pStyle w:val="21"/>
       </w:pPr>
-      <w:bookmarkStart w:id="24" w:name="_Toc240979893"/>
+      <w:bookmarkStart w:id="24" w:name="_Toc240988218"/>
       <w:r>
         <w:rPr>
           <w:rFonts w:ascii="Times New Roman" w:hAnsi="Times New Roman"/>
@@ -5603,18 +5626,18 @@
     </w:p>
     <w:p>
       <w:r>
-        <w:t>Живая запись в графе знаний на момент подготовки</w:t>
-      </w:r>
-      <w:r>
-        <w:t xml:space="preserve"> работы содержит 69 записей организации: 4 запуска цикла, 6 циклов, 6 наборов предложений и 6 решений менеджера, 6 созданных рабочих копий, 5 записей о пакетах изменений, 1 запись о возобновлении после перезапуска, 3 записи о запуске шлюза расширения и по </w:t>
-      </w:r>
-      <w:r>
-        <w:t>одной записи о срыве цикла и о срыве heartbeat.</w:t>
+        <w:t>Живая запись в графе знаний на момент подготовки работы содержит 69 записей организации: 4 запуска цикла, 6 циклов</w:t>
+      </w:r>
+      <w:r>
+        <w:t>, 6 наборов предложений и 6 решений менеджера, 6 созданных рабочих копий, 5 записей о пакетах изменений, 1 запись о возобновлении после перезапуска, 3 записи о запуске шлюза расширения и по одной записи о срыве цикла и о срыве heartbeat.</w:t>
       </w:r>
     </w:p>
     <w:p>
       <w:r>
-        <w:t xml:space="preserve">Из пяти записей о пакетах четыре принадлежат живым прогонам, а одна оставлена проверкой расширения шлюза (имя ветки содержит слово </w:t>
+        <w:t xml:space="preserve">Из пяти записей о </w:t>
+      </w:r>
+      <w:r>
+        <w:t xml:space="preserve">пакетах четыре принадлежат живым прогонам, а одна оставлена проверкой расширения шлюза (имя ветки содержит слово </w:t>
       </w:r>
       <w:r>
         <w:rPr>
@@ -5624,26 +5647,22 @@
         <w:t>test</w:t>
       </w:r>
       <w:r>
-        <w:t>, изменённых файлов ноль). Записи не удаляются: журнал показывает и рабоч</w:t>
-      </w:r>
-      <w:r>
-        <w:t>ие циклы, и испытания, потому что этим он и отличается от отчёта, сочинённого в конце.</w:t>
+        <w:t xml:space="preserve">, изменённых файлов ноль). Записи не удаляются: журнал показывает и рабочие циклы, и испытания, потому что этим он и отличается от отчёта, </w:t>
+      </w:r>
+      <w:r>
+        <w:t>сочинённого в конце.</w:t>
       </w:r>
     </w:p>
     <w:p>
       <w:r>
-        <w:lastRenderedPageBreak/>
-        <w:t xml:space="preserve">Срывы тоже названы: цикл сорвался один раз, когда провайдер отдал ошибку соединения, страховая модель ответила не по схеме, менеджер записал ошибку схемы, и цикл был </w:t>
-      </w:r>
-      <w:r>
-        <w:t>пропущен без заморозки системы.</w:t>
+        <w:t>Срывы тоже названы: цикл сорвался один раз, когда провайдер отдал ошибку соединения, страховая модель ответила не по схеме, менеджер записал ошибку схемы, и цикл был пропущен без заморозки системы.</w:t>
       </w:r>
     </w:p>
     <w:p>
       <w:pPr>
         <w:pStyle w:val="1"/>
       </w:pPr>
-      <w:bookmarkStart w:id="25" w:name="_Toc240979894"/>
+      <w:bookmarkStart w:id="25" w:name="_Toc240988219"/>
       <w:r>
         <w:rPr>
           <w:rFonts w:ascii="Times New Roman" w:hAnsi="Times New Roman"/>
@@ -5654,27 +5673,31 @@
     </w:p>
     <w:p>
       <w:r>
-        <w:t>Поставленные задачи решены в следующем объёме.</w:t>
+        <w:t>Поставленные задачи решены</w:t>
+      </w:r>
+      <w:r>
+        <w:t xml:space="preserve"> в следующем объёме.</w:t>
       </w:r>
     </w:p>
     <w:p>
       <w:r>
-        <w:t xml:space="preserve">Онтология опыта описана и работает: полная траектория агента, включая состояния, допустимые действия и числовые исходы, записывается в граф знаний, и связи времени и </w:t>
-      </w:r>
-      <w:r>
-        <w:t>происхождения в нём проверены отключением (задача 1). Механизм самоулучшения реализован и измерен на двух структурно разных мирах: восемь из восьми зёрен улучшились после одного сна, от +14,7 до +114,9 (задача 2). Цикл перенесён на реального кодирующего аг</w:t>
-      </w:r>
-      <w:r>
-        <w:t>ента; судья по записям восстанавливает запросы посимвольно, а правило «политику, меняющую поведение, измерять в рабочем режиме» появилось именно на этом переносе (задача 3). Правила приёмки заморожены и пересматривались пять раз, каждое изменение вынуждено</w:t>
-      </w:r>
-      <w:r>
-        <w:t xml:space="preserve"> измерением; измерение с тремя повторами отделило настоящую экономию от шума провайдера в плюс-минус 20 процентов (задача 4). Память сравнена на публичном наборе с плоским журналом и без памяти; подстройка под известный протокол судьи сохранена (задача 5).</w:t>
-      </w:r>
-      <w:r>
-        <w:t xml:space="preserve"> Автономный цикл из трёх ролей работает, переживает перезапуск процесса и оставляет незалитые пакеты изменений с доказательствами (задача 6). Практическое применение описано двумя сценариями, для долгого проекта и для повседневной работы, вместе с требован</w:t>
-      </w:r>
-      <w:r>
-        <w:t>иями к запуску (задача 7).</w:t>
+        <w:t>Онтология опыта описана и работает: полная траектория агента, включая состояния, допустимые действия и числовые исходы, записывается в граф знаний, и связи времени и происхождения в нём проверены отключением (задача 1). Механизм самоул</w:t>
+      </w:r>
+      <w:r>
+        <w:t>учшения реализован и измерен на двух структурно разных мирах: восемь из восьми зёрен улучшились после одного сна, от +14,7 до +114,9 (задача 2). Цикл перенесён на реального кодирующего агента; судья по записям восстанавливает запросы посимвольно, а правило</w:t>
+      </w:r>
+      <w:r>
+        <w:t xml:space="preserve"> «политику, меняющую поведение, измерять в рабочем режиме» появилось именно на этом переносе (задача 3). Правила приёмки заморожены и пересматривались пять </w:t>
+      </w:r>
+      <w:r>
+        <w:lastRenderedPageBreak/>
+        <w:t xml:space="preserve">раз, каждое изменение вынуждено измерением; измерение с тремя повторами отделило настоящую экономию </w:t>
+      </w:r>
+      <w:r>
+        <w:t>от шума провайдера в плюс-минус 20 процентов (задача 4). Память сравнена на публичном наборе с плоским журналом и без памяти; подстройка под известный протокол судьи сохранена (задача 5). Автономный цикл из трёх ролей работает, переживает перезапуск процес</w:t>
+      </w:r>
+      <w:r>
+        <w:t>са и оставляет незалитые пакеты изменений с доказательствами (задача 6). Практическое применение описано двумя сценариями, для долгого проекта и для повседневной работы, вместе с требованиями к запуску (задача 7).</w:t>
       </w:r>
     </w:p>
     <w:p>
@@ -5685,100 +5708,99 @@
         <w:t>Практический итог.</w:t>
       </w:r>
       <w:r>
-        <w:t xml:space="preserve"> Система работает как помощник, а не как лабораторная демонстрация. Она ведёт цикл из трёх ролей, помнит свою работу записями в графе, продолжает её после перезапуска процесса и оставляет человеку готовые к пров</w:t>
-      </w:r>
-      <w:r>
-        <w:t xml:space="preserve">ерке пакеты изменений. Опыт, записанный с онтологией, позволяет отбирать улучшения почти бесплатно: из 29 предложенных кандидатов 19 отклонены по записям без единого запуска, а один развёрнутый вариант дал переносимую экономию запросов на реальном </w:t>
-      </w:r>
-      <w:r>
-        <w:lastRenderedPageBreak/>
-        <w:t xml:space="preserve">агенте. </w:t>
-      </w:r>
-      <w:r>
-        <w:t xml:space="preserve">Память сравнена с плоским журналом и с полным отсутствием памяти на публичном наборе: без памяти 4,1 процента, с памятью около 72 процентов, а структура графа выигрывает там, где она и должна выигрывать: на вопросах о времени (40,0 против 16,7 процента) и </w:t>
-      </w:r>
-      <w:r>
-        <w:t>на сохранении порядка и происхождения записей.</w:t>
+        <w:t xml:space="preserve"> Система работает как по</w:t>
+      </w:r>
+      <w:r>
+        <w:t>мощник, а не как лабораторная демонстрация. Она ведёт цикл из трёх ролей, помнит свою работу записями в графе, продолжает её после перезапуска процесса и оставляет человеку готовые к проверке пакеты изменений. Опыт, записанный с онтологией, позволяет отбир</w:t>
+      </w:r>
+      <w:r>
+        <w:t>ать улучшения почти бесплатно: из 29 предложенных кандидатов 19 отклонены по записям без единого запуска, а один развёрнутый вариант дал переносимую экономию запросов на реальном агенте. Память сравнена с плоским журналом и с полным отсутствием памяти на п</w:t>
+      </w:r>
+      <w:r>
+        <w:t>убличном наборе: без памяти 4,1 процента, с памятью около 72 процентов, а структура графа выигрывает там, где она и должна выигрывать: на вопросах о времени (40,0 против 16,7 процента) и на сохранении порядка и происхождения записей.</w:t>
       </w:r>
     </w:p>
     <w:p>
       <w:r>
-        <w:t>Отсюда ближайшие направления работы. Первое: довести до конца канал, которым система сама сообщает о решении человеку, чтобы отчёт приходил в мессенджер, а не ждал в журнале. Второе: расширить предмет работы з</w:t>
-      </w:r>
-      <w:r>
-        <w:t xml:space="preserve">а пределы кода (почта, таблицы, документы по образцу), потому что помощник в повседневной работе школы и офиса это тот же двигатель с другим предметом. Третье: перенести чтение записей внутрь графа на всех площадках, включая поиск по обвязке, чтобы память </w:t>
-      </w:r>
-      <w:r>
-        <w:t>агента была одинаковой в мире и в живой работе. Четвёртое: расширить набор задач с шести до двенадцати и более и повторить замер памяти, чтобы разница между видами памяти перестала быть в пределах шума.</w:t>
+        <w:t>Отсюда ближайшие напра</w:t>
+      </w:r>
+      <w:r>
+        <w:t>вления работы. Первое: расширить предмет работы за пределы кода (почта, таблицы, документы по образцу), потому что помощник в повседневной работе школы и офиса это тот же двигатель с другим предметом; канал, которым решение уходит человеку и возвращается е</w:t>
+      </w:r>
+      <w:r>
+        <w:t>го нажатием, для этого уже есть. Третье: перенести чтение записей внутрь графа на всех площадках, включая поиск по обвязке, чтобы память агента была одинаковой в мире и в живой работе. Четвёртое: расширить набор задач с шести до двенадцати и более и повтор</w:t>
+      </w:r>
+      <w:r>
+        <w:t>ить замер памяти, чтобы разница между видами памяти перестала быть в пределах шума.</w:t>
       </w:r>
     </w:p>
     <w:p>
       <w:pPr>
         <w:pStyle w:val="1"/>
       </w:pPr>
-      <w:bookmarkStart w:id="26" w:name="_Toc240979895"/>
+      <w:bookmarkStart w:id="26" w:name="_Toc240988220"/>
       <w:r>
         <w:rPr>
           <w:rFonts w:ascii="Times New Roman" w:hAnsi="Times New Roman"/>
         </w:rPr>
+        <w:lastRenderedPageBreak/>
         <w:t>Список использованных источников</w:t>
       </w:r>
       <w:bookmarkEnd w:id="26"/>
     </w:p>
     <w:p>
       <w:r>
-        <w:t>1. Голенков В.В., Гу</w:t>
-      </w:r>
-      <w:r>
-        <w:t>лякина Н.А. Открытая семантическая технология проектирования интеллектуальных систем (OSTIS) // Сборник научных трудов OSTIS. Минск, 2023. URL: https://proc.ostis.net/proc/Proceedings%20OSTIS-2023.pdf (дата обращения: 22.09.2026).</w:t>
+        <w:t xml:space="preserve">1. Голенков В.В., Гулякина Н.А. Открытая семантическая технология проектирования интеллектуальных систем (OSTIS) // Сборник научных трудов </w:t>
+      </w:r>
+      <w:r>
+        <w:t>OSTIS. Минск, 2023. URL: https://proc.ostis.net/proc/Proceedings%20OSTIS-2023.pdf (дата обращения: 22.09.2026).</w:t>
       </w:r>
     </w:p>
     <w:p>
       <w:r>
-        <w:t>2. Голенков В.В. и др. Ин</w:t>
-      </w:r>
-      <w:r>
-        <w:t>теллектуальные компьютерные системы нового поколения // Доклады БГУИР. 2024. URL: https://doklady.bsuir.by/jour/article/view/3906 (дата обращения: 22.09.2026).</w:t>
+        <w:t>2. Голенков В.В. и др. Интеллектуальные компьютерные системы нового поколения // Доклады БГУИР. 2024. URL: https://doklady.bsuir.by/jour/article</w:t>
+      </w:r>
+      <w:r>
+        <w:t>/view/3906 (дата обращения: 22.09.2026).</w:t>
       </w:r>
     </w:p>
     <w:p>
       <w:r>
-        <w:t>3. Технология OSTIS: программная платформа (sc-machine, sc-web, py-sc-client). URL: https://gith</w:t>
-      </w:r>
-      <w:r>
-        <w:t>ub.com/ostis-ai (дата обращения: 22.09.2026).</w:t>
+        <w:t>3. Технология OSTIS: программная платформа (sc-machine, sc-web, py-sc-client). URL: https://github.com/ostis-ai (дата обращения: 22.09.2026).</w:t>
       </w:r>
     </w:p>
     <w:p>
       <w:r>
-        <w:t>4. Dream-RSI: накопленная история как симулятор для поиска стратегий. arXiv:2609.14858 (текст статьи передан руководителю работы).</w:t>
+        <w:t>4. Dream-RSI: накопленная история как симулятор для поиска стратегий. arX</w:t>
+      </w:r>
+      <w:r>
+        <w:t>iv:2609.14858 (текст статьи передан руководителю работы).</w:t>
       </w:r>
     </w:p>
     <w:p>
       <w:r>
-        <w:t>5. Meta-Harness: оптимизация обвязки агента по полным траекториям. arXiv:2603.2</w:t>
-      </w:r>
-      <w:r>
-        <w:t>8052 (текст статьи передан руководителю работы).</w:t>
+        <w:t>5. Meta-Harness: оптимизация обвязки агента по полным траекториям. arXiv:2603.28052 (текст статьи передан руководителю работы).</w:t>
       </w:r>
     </w:p>
     <w:p>
       <w:r>
-        <w:lastRenderedPageBreak/>
-        <w:t>6. SoL-Pi: рекурсивное масштабирование автоматического исследования на уровне обвязки. arXiv:2609.20519 (текст статьи передан руководителю работы).</w:t>
+        <w:t>6. SoL-Pi: рекурсивное масштабирование автоматического исследования на</w:t>
+      </w:r>
+      <w:r>
+        <w:t xml:space="preserve"> уровне обвязки. arXiv:2609.20519 (текст статьи передан руководителю работы).</w:t>
       </w:r>
     </w:p>
     <w:p>
       <w:r>
-        <w:t>7. GAVEL: явная символьная модель мира для проверки и почин</w:t>
-      </w:r>
-      <w:r>
-        <w:t>ки планов. arXiv:2609.19315 (текст статьи передан руководителю работы).</w:t>
+        <w:t>7. GAVEL: явная символьная модель мира для проверки и починки планов. arXiv:2609.19315 (текст статьи передан руководителю работы).</w:t>
       </w:r>
     </w:p>
     <w:p>
       <w:r>
-        <w:t>8. Wu D. et al. LongMemEval: Benchmarking Chat Assistants on Long-Term Interactive Memory // arXiv:2410.10813, 2024. URL: https://arxiv.org/abs/2410.10813 (дата обращения: 22.09.2026).</w:t>
+        <w:t xml:space="preserve">8. Wu D. et al. LongMemEval: Benchmarking Chat </w:t>
+      </w:r>
+      <w:r>
+        <w:t>Assistants on Long-Term Interactive Memory // arXiv:2410.10813, 2024. URL: https://arxiv.org/abs/2410.10813 (дата обращения: 22.09.2026).</w:t>
       </w:r>
     </w:p>
     <w:p>
@@ -5803,7 +5825,10 @@
         <w:t>bench/memory/README.md</w:t>
       </w:r>
       <w:r>
-        <w:t>), живой организационный цикл (</w:t>
+        <w:t>),</w:t>
+      </w:r>
+      <w:r>
+        <w:t xml:space="preserve"> живой организационный цикл (</w:t>
       </w:r>
       <w:r>
         <w:rPr>
@@ -5836,19 +5861,13 @@
         <w:pStyle w:val="1"/>
         <w:jc w:val="right"/>
       </w:pPr>
-      <w:bookmarkStart w:id="27" w:name="_Toc240979896"/>
+      <w:bookmarkStart w:id="27" w:name="_Toc240988221"/>
       <w:r>
         <w:rPr>
           <w:rFonts w:ascii="Times New Roman" w:hAnsi="Times New Roman"/>
         </w:rPr>
         <w:lastRenderedPageBreak/>
-        <w:t>Приложение А. Замер памяти на</w:t>
-      </w:r>
-      <w:r>
-        <w:rPr>
-          <w:rFonts w:ascii="Times New Roman" w:hAnsi="Times New Roman"/>
-        </w:rPr>
-        <w:t xml:space="preserve"> публичном наборе LongMemEval</w:t>
+        <w:t>Приложение А. Замер памяти на публичном наборе LongMemEval</w:t>
       </w:r>
       <w:bookmarkEnd w:id="27"/>
     </w:p>
@@ -5864,7 +5883,10 @@
         <w:t>longmemeval-cleaned</w:t>
       </w:r>
       <w:r>
-        <w:t xml:space="preserve">), 50 вопросов из 500, шесть типов. Стадии: </w:t>
+        <w:t>), 50 вопросов из 50</w:t>
+      </w:r>
+      <w:r>
+        <w:t xml:space="preserve">0, шесть типов. Стадии: </w:t>
       </w:r>
       <w:r>
         <w:rPr>
@@ -5884,18 +5906,15 @@
         <w:t>s</w:t>
       </w:r>
       <w:r>
-        <w:t xml:space="preserve"> (полные истории, выборка ограничена 100 сессиями с о</w:t>
-      </w:r>
-      <w:r>
-        <w:t>бязательным сохранением сессий с ответом). Порядок вариантов одинаков на всех стадиях: ответ дают те же модели, судью проводят те же модели, меняется только вид памяти. Разные модели-ответчики указаны отдельно, потому что потолок зависит именно от них.</w:t>
+        <w:t xml:space="preserve"> (полные истории, выборка ограничена 100 сессиями с обязательным сохранением сессий с ответом). Порядок вариантов одинаков на всех стадиях: ответ дают те же модели, судью п</w:t>
+      </w:r>
+      <w:r>
+        <w:t>роводят те же модели, меняется только вид памяти. Разные модели-ответчики указаны отдельно, потому что потолок зависит именно от них.</w:t>
       </w:r>
     </w:p>
     <w:p>
       <w:r>
-        <w:t>Ста</w:t>
-      </w:r>
-      <w:r>
-        <w:t xml:space="preserve">дия </w:t>
+        <w:t xml:space="preserve">Стадия </w:t>
       </w:r>
       <w:r>
         <w:rPr>
@@ -6048,7 +6067,14 @@
                 <w:b/>
                 <w:sz w:val="24"/>
               </w:rPr>
-              <w:t>Полнота выборки</w:t>
+              <w:t xml:space="preserve">Полнота </w:t>
+            </w:r>
+            <w:r>
+              <w:rPr>
+                <w:b/>
+                <w:sz w:val="24"/>
+              </w:rPr>
+              <w:t>выборки</w:t>
             </w:r>
           </w:p>
         </w:tc>
@@ -6306,13 +6332,7 @@
               <w:rPr>
                 <w:sz w:val="24"/>
               </w:rPr>
-              <w:t xml:space="preserve">49 </w:t>
-            </w:r>
-            <w:r>
-              <w:rPr>
-                <w:sz w:val="24"/>
-              </w:rPr>
-              <w:t>из 50</w:t>
+              <w:t>49 из 50</w:t>
             </w:r>
           </w:p>
         </w:tc>
@@ -6959,10 +6979,7 @@
         <w:t>oracle</w:t>
       </w:r>
       <w:r>
-        <w:t xml:space="preserve">, два прогона с разными моделями-ответчиками (потолок зависит от отвечающей модели, поэтому числа приведены </w:t>
-      </w:r>
-      <w:r>
-        <w:t>оба):</w:t>
+        <w:t>, два прогона с разными моделями-ответчиками (потолок зависит от отвечающей модели, поэтому числа приведены оба):</w:t>
       </w:r>
     </w:p>
     <w:tbl>
@@ -7371,10 +7388,10 @@
         <w:t>s</w:t>
       </w:r>
       <w:r>
-        <w:t>; такие клетки не засчитаны ни как верные, ни как неверные, и в таблице они вынесены отдельным столбцом. Второе: вопросы о предпочтениях дал</w:t>
-      </w:r>
-      <w:r>
-        <w:t xml:space="preserve">и ноль на всех вариантах в прогоне </w:t>
+        <w:t>; такие клетки не засчитаны ни как верные, ни как нев</w:t>
+      </w:r>
+      <w:r>
+        <w:t xml:space="preserve">ерные, и в таблице они вынесены отдельным столбцом. Второе: вопросы о предпочтениях дали ноль на всех вариантах в прогоне </w:t>
       </w:r>
       <w:r>
         <w:rPr>
@@ -7384,10 +7401,10 @@
         <w:t>oracle-50-1</w:t>
       </w:r>
       <w:r>
-        <w:t>, то есть этот тип вопросов нашим стендом пока не измеряется. Третье: замер не финальный, разница между графом и плоским журналом лежит внутри шума, и именно поэтому в основном тексте не делается вывода о прево</w:t>
-      </w:r>
-      <w:r>
-        <w:t>сходстве графа.</w:t>
+        <w:t>, то есть этот тип вопросов нашим стендом пока не измеряется. Третье: замер не финальный, разница между графом и плоским жу</w:t>
+      </w:r>
+      <w:r>
+        <w:t>рналом лежит внутри шума, и именно поэтому в основном тексте не делается вывода о превосходстве графа.</w:t>
       </w:r>
     </w:p>
     <w:p>
@@ -7400,7 +7417,7 @@
         <w:pStyle w:val="1"/>
         <w:jc w:val="right"/>
       </w:pPr>
-      <w:bookmarkStart w:id="28" w:name="_Toc240979897"/>
+      <w:bookmarkStart w:id="28" w:name="_Toc240988222"/>
       <w:r>
         <w:rPr>
           <w:rFonts w:ascii="Times New Roman" w:hAnsi="Times New Roman"/>
@@ -7648,7 +7665,13 @@
               <w:rPr>
                 <w:sz w:val="24"/>
               </w:rPr>
-              <w:t>развёрнуто, в рабочем режиме +27,0 процента (хуже)</w:t>
+              <w:t xml:space="preserve">развёрнуто, в рабочем режиме +27,0 процента </w:t>
+            </w:r>
+            <w:r>
+              <w:rPr>
+                <w:sz w:val="24"/>
+              </w:rPr>
+              <w:t>(хуже)</w:t>
             </w:r>
           </w:p>
         </w:tc>
@@ -7796,13 +7819,7 @@
               <w:rPr>
                 <w:sz w:val="24"/>
               </w:rPr>
-              <w:t xml:space="preserve">отказ по </w:t>
-            </w:r>
-            <w:r>
-              <w:rPr>
-                <w:sz w:val="24"/>
-              </w:rPr>
-              <w:t>доказательствам</w:t>
+              <w:t>отказ по доказательствам</w:t>
             </w:r>
           </w:p>
         </w:tc>
@@ -8024,7 +8041,13 @@
               <w:rPr>
                 <w:sz w:val="24"/>
               </w:rPr>
-              <w:t>развёрнуто по одному прогону (минус 3,4), при трёх прогонах +4,0</w:t>
+              <w:t xml:space="preserve">развёрнуто по одному прогону (минус 3,4), при </w:t>
+            </w:r>
+            <w:r>
+              <w:rPr>
+                <w:sz w:val="24"/>
+              </w:rPr>
+              <w:t>трёх прогонах +4,0</w:t>
             </w:r>
           </w:p>
         </w:tc>
@@ -8172,13 +8195,7 @@
               <w:rPr>
                 <w:sz w:val="24"/>
               </w:rPr>
-              <w:t xml:space="preserve">развёрнуто: минус 13,3 на поиске, </w:t>
-            </w:r>
-            <w:r>
-              <w:rPr>
-                <w:sz w:val="24"/>
-              </w:rPr>
-              <w:t>минус 28,5 на отложенных задачах</w:t>
+              <w:t>развёрнуто: минус 13,3 на поиске, минус 28,5 на отложенных задачах</w:t>
             </w:r>
           </w:p>
         </w:tc>
@@ -8195,7 +8212,7 @@
         <w:pStyle w:val="1"/>
         <w:jc w:val="right"/>
       </w:pPr>
-      <w:bookmarkStart w:id="29" w:name="_Toc240979898"/>
+      <w:bookmarkStart w:id="29" w:name="_Toc240988223"/>
       <w:r>
         <w:rPr>
           <w:rFonts w:ascii="Times New Roman" w:hAnsi="Times New Roman"/>
@@ -8207,7 +8224,10 @@
     </w:p>
     <w:p>
       <w:r>
-        <w:t>Все числа основного текста берутся из артефактов, которые создаются запуском кода проекта. Пути указаны относительно каталога проекта.</w:t>
+        <w:t>Все числа основного текста берутся из артефактов, которые создаются запуском кода проекта.</w:t>
+      </w:r>
+      <w:r>
+        <w:t xml:space="preserve"> Пути указаны относительно каталога проекта.</w:t>
       </w:r>
     </w:p>
     <w:tbl>
@@ -8280,13 +8300,7 @@
               <w:rPr>
                 <w:sz w:val="24"/>
               </w:rPr>
-              <w:t>Улучше</w:t>
-            </w:r>
-            <w:r>
-              <w:rPr>
-                <w:sz w:val="24"/>
-              </w:rPr>
-              <w:t>ние в мирах (пункт 4.2)</w:t>
+              <w:t>Улучшение в мирах (пункт 4.2)</w:t>
             </w:r>
           </w:p>
         </w:tc>
@@ -8342,7 +8356,13 @@
               <w:rPr>
                 <w:sz w:val="24"/>
               </w:rPr>
-              <w:t>python -m metrics.build_table против живого стека</w:t>
+              <w:t xml:space="preserve">python -m </w:t>
+            </w:r>
+            <w:r>
+              <w:rPr>
+                <w:sz w:val="24"/>
+              </w:rPr>
+              <w:t>metrics.build_table против живого стека</w:t>
             </w:r>
           </w:p>
         </w:tc>
@@ -8380,13 +8400,7 @@
               <w:rPr>
                 <w:sz w:val="24"/>
               </w:rPr>
-              <w:t xml:space="preserve">python </w:t>
-            </w:r>
-            <w:r>
-              <w:rPr>
-                <w:sz w:val="24"/>
-              </w:rPr>
-              <w:t>harness/rsi.py --reference и python harness/report.py</w:t>
+              <w:t>python harness/rsi.py --reference и python harness/report.py</w:t>
             </w:r>
           </w:p>
         </w:tc>
@@ -8424,7 +8438,13 @@
               <w:rPr>
                 <w:sz w:val="24"/>
               </w:rPr>
-              <w:t>python harness/rsi.py --show --recheck --ledger; записи в harness/lab/rsi/round-*.json</w:t>
+              <w:t>python harness/rsi.py --show --recheck --ledger; записи в harness/l</w:t>
+            </w:r>
+            <w:r>
+              <w:rPr>
+                <w:sz w:val="24"/>
+              </w:rPr>
+              <w:t>ab/rsi/round-*.json</w:t>
             </w:r>
           </w:p>
         </w:tc>
@@ -8462,13 +8482,7 @@
               <w:rPr>
                 <w:sz w:val="24"/>
               </w:rPr>
-              <w:t>python bench/memory/run.py --stage s --questio</w:t>
-            </w:r>
-            <w:r>
-              <w:rPr>
-                <w:sz w:val="24"/>
-              </w:rPr>
-              <w:t>ns 50 --cap 100 --k 5; отчёты в каталоге прогонов</w:t>
+              <w:t>python bench/memory/run.py --stage s --questions 50 --cap 100 --k 5; отчёты в каталоге прогонов</w:t>
             </w:r>
           </w:p>
         </w:tc>
@@ -8526,7 +8540,13 @@
               <w:rPr>
                 <w:sz w:val="24"/>
               </w:rPr>
-              <w:t>Отсутствие исполнений в повторе</w:t>
+              <w:t xml:space="preserve">Отсутствие </w:t>
+            </w:r>
+            <w:r>
+              <w:rPr>
+                <w:sz w:val="24"/>
+              </w:rPr>
+              <w:t>исполнений в повторе</w:t>
             </w:r>
           </w:p>
         </w:tc>
@@ -8544,13 +8564,7 @@
               <w:rPr>
                 <w:sz w:val="24"/>
               </w:rPr>
-              <w:t>python -m pytest tests/test_replay_offline.py -q</w:t>
-            </w:r>
-            <w:r>
-              <w:rPr>
-                <w:sz w:val="24"/>
-              </w:rPr>
-              <w:t xml:space="preserve"> (шаг мира подменён функцией, обязанной возбуждать исключение)</w:t>
+              <w:t>python -m pytest tests/test_replay_offline.py -q (шаг мира подменён функцией, обязанной возбуждать исключение)</w:t>
             </w:r>
           </w:p>
         </w:tc>
@@ -8588,7 +8602,13 @@
               <w:rPr>
                 <w:sz w:val="24"/>
               </w:rPr>
-              <w:t>python -m pytest tests -q --ignore=tests/test_core_loop.py и python -m pytest harness/tests -q: 109 и 19 проверок, все проходят без обращения к сети</w:t>
+              <w:t xml:space="preserve">python -m pytest tests -q --ignore=tests/test_core_loop.py и python -m pytest harness/tests </w:t>
+            </w:r>
+            <w:r>
+              <w:rPr>
+                <w:sz w:val="24"/>
+              </w:rPr>
+              <w:t>-q: 109 и 19 проверок, все проходят без обращения к сети</w:t>
             </w:r>
           </w:p>
         </w:tc>
@@ -8605,7 +8625,7 @@
         <w:pStyle w:val="1"/>
         <w:jc w:val="right"/>
       </w:pPr>
-      <w:bookmarkStart w:id="30" w:name="_Toc240979899"/>
+      <w:bookmarkStart w:id="30" w:name="_Toc240988224"/>
       <w:r>
         <w:rPr>
           <w:rFonts w:ascii="Times New Roman" w:hAnsi="Times New Roman"/>
@@ -8718,10 +8738,10 @@
     </w:p>
     <w:p>
       <w:r>
-        <w:t>Рисунок Г.2. Лента организации: предложения исследователя, решение менеджера, созданные рабочие копии, пакеты изменений и причины ос</w:t>
-      </w:r>
-      <w:r>
-        <w:t>тановок.</w:t>
+        <w:t xml:space="preserve">Рисунок Г.2. Лента организации: предложения исследователя, решение </w:t>
+      </w:r>
+      <w:r>
+        <w:t>менеджера, созданные рабочие копии, пакеты изменений и причины остановок.</w:t>
       </w:r>
     </w:p>
     <w:p>
@@ -8828,10 +8848,10 @@
     </w:p>
     <w:p>
       <w:r>
-        <w:t>Рисунок Г.4. Раздел «что здесь доказывается»: перечень утверждений, подтверждённых текущим прогоном, отдельно от утверждений, которые ещё не под</w:t>
-      </w:r>
-      <w:r>
-        <w:t>тверждены.</w:t>
+        <w:t>Рисунок Г.4. Раздел «что здесь доказывается»: перечень утверждений, подтверждён</w:t>
+      </w:r>
+      <w:r>
+        <w:t>ных текущим прогоном, отдельно от утверждений, которые ещё не подтверждены.</w:t>
       </w:r>
     </w:p>
     <w:p>
@@ -8846,10 +8866,10 @@
         <w:t>scripts/pz-shots.py</w:t>
       </w:r>
       <w:r>
-        <w:t>, поэтому их можно пересобрать заново, когда панель изменится. Рисунок роста счёта в мире в работу не включён: на момент съёмки он показывал пустое состояние, потому что па</w:t>
-      </w:r>
-      <w:r>
-        <w:t>нель ищет эпизоды деплоя в графе и не находит их там, где они записаны. Это дефект панели, а не отсутствие данных: сами раунды приведены таблицей в приложении Б.</w:t>
+        <w:t>, поэтому их можно пересобрать заново, когда панель изменится. Рисунок роста счёта в мире в работу не включ</w:t>
+      </w:r>
+      <w:r>
+        <w:t>ён: на момент съёмки он показывал пустое состояние, потому что панель ищет эпизоды деплоя в графе и не находит их там, где они записаны. Это дефект панели, а не отсутствие данных: сами раунды приведены таблицей в приложении Б.</w:t>
       </w:r>
     </w:p>
     <w:sectPr>
@@ -20541,7 +20561,7 @@
     <w:autoRedefine/>
     <w:uiPriority w:val="39"/>
     <w:unhideWhenUsed/>
-    <w:rsid w:val="00AD5251"/>
+    <w:rsid w:val="005D595A"/>
     <w:pPr>
       <w:spacing w:after="100"/>
     </w:pPr>
@@ -20553,7 +20573,7 @@
     <w:autoRedefine/>
     <w:uiPriority w:val="39"/>
     <w:unhideWhenUsed/>
-    <w:rsid w:val="00AD5251"/>
+    <w:rsid w:val="005D595A"/>
     <w:pPr>
       <w:spacing w:after="100"/>
       <w:ind w:left="280"/>
@@ -20564,7 +20584,7 @@
     <w:basedOn w:val="a2"/>
     <w:uiPriority w:val="99"/>
     <w:unhideWhenUsed/>
-    <w:rsid w:val="00AD5251"/>
+    <w:rsid w:val="005D595A"/>
     <w:rPr>
       <w:color w:val="0000FF" w:themeColor="hyperlink"/>
       <w:u w:val="single"/>
@@ -20898,7 +20918,7 @@
 </file>
 
 <file path=customXml/itemProps1.xml><?xml version="1.0" encoding="utf-8"?>
-<ds:datastoreItem xmlns:ds="http://schemas.openxmlformats.org/officeDocument/2006/customXml" ds:itemID="{DF3F9431-8C3F-4648-8D2C-99C58800C510}">
+<ds:datastoreItem xmlns:ds="http://schemas.openxmlformats.org/officeDocument/2006/customXml" ds:itemID="{0112E5CF-A73F-40ED-8A0F-3CB88CE8BEED}">
   <ds:schemaRefs>
     <ds:schemaRef ds:uri="http://schemas.openxmlformats.org/officeDocument/2006/bibliography"/>
   </ds:schemaRefs>

--- a/docs/pz/Пояснительная записка.docx
+++ b/docs/pz/Пояснительная записка.docx
@@ -149,7 +149,7 @@
         </w:rPr>
         <w:fldChar w:fldCharType="separate"/>
       </w:r>
-      <w:hyperlink w:anchor="_Toc240988195" w:history="1">
+      <w:hyperlink w:anchor="_Toc240990185" w:history="1">
         <w:r>
           <w:rPr>
             <w:rStyle w:val="aff8"/>
@@ -177,7 +177,7 @@
             <w:noProof/>
             <w:webHidden/>
           </w:rPr>
-          <w:instrText xml:space="preserve"> PAGEREF _Toc240988195 \h </w:instrText>
+          <w:instrText xml:space="preserve"> PAGEREF _Toc240990185 \h </w:instrText>
         </w:r>
         <w:r>
           <w:rPr>
@@ -222,7 +222,7 @@
           <w:lang w:val="ru-RU" w:eastAsia="ru-RU"/>
         </w:rPr>
       </w:pPr>
-      <w:hyperlink w:anchor="_Toc240988196" w:history="1">
+      <w:hyperlink w:anchor="_Toc240990186" w:history="1">
         <w:r>
           <w:rPr>
             <w:rStyle w:val="aff8"/>
@@ -250,7 +250,7 @@
             <w:noProof/>
             <w:webHidden/>
           </w:rPr>
-          <w:instrText xml:space="preserve"> PAGEREF _Toc240988196 \h </w:instrText>
+          <w:instrText xml:space="preserve"> PAGEREF _Toc240990186 \h </w:instrText>
         </w:r>
         <w:r>
           <w:rPr>
@@ -295,7 +295,7 @@
           <w:lang w:val="ru-RU" w:eastAsia="ru-RU"/>
         </w:rPr>
       </w:pPr>
-      <w:hyperlink w:anchor="_Toc240988197" w:history="1">
+      <w:hyperlink w:anchor="_Toc240990187" w:history="1">
         <w:r>
           <w:rPr>
             <w:rStyle w:val="aff8"/>
@@ -323,7 +323,7 @@
             <w:noProof/>
             <w:webHidden/>
           </w:rPr>
-          <w:instrText xml:space="preserve"> PAGEREF _Toc240988197 \h </w:instrText>
+          <w:instrText xml:space="preserve"> PAGEREF _Toc240990187 \h </w:instrText>
         </w:r>
         <w:r>
           <w:rPr>
@@ -368,7 +368,7 @@
           <w:lang w:val="ru-RU" w:eastAsia="ru-RU"/>
         </w:rPr>
       </w:pPr>
-      <w:hyperlink w:anchor="_Toc240988198" w:history="1">
+      <w:hyperlink w:anchor="_Toc240990188" w:history="1">
         <w:r>
           <w:rPr>
             <w:rStyle w:val="aff8"/>
@@ -396,7 +396,7 @@
             <w:noProof/>
             <w:webHidden/>
           </w:rPr>
-          <w:instrText xml:space="preserve"> PAGEREF _Toc240988198 \h </w:instrText>
+          <w:instrText xml:space="preserve"> PAGEREF _Toc240990188 \h </w:instrText>
         </w:r>
         <w:r>
           <w:rPr>
@@ -441,7 +441,7 @@
           <w:lang w:val="ru-RU" w:eastAsia="ru-RU"/>
         </w:rPr>
       </w:pPr>
-      <w:hyperlink w:anchor="_Toc240988199" w:history="1">
+      <w:hyperlink w:anchor="_Toc240990189" w:history="1">
         <w:r>
           <w:rPr>
             <w:rStyle w:val="aff8"/>
@@ -469,7 +469,7 @@
             <w:noProof/>
             <w:webHidden/>
           </w:rPr>
-          <w:instrText xml:space="preserve"> PAGEREF _Toc240988199 \h </w:instrText>
+          <w:instrText xml:space="preserve"> PAGEREF _Toc240990189 \h </w:instrText>
         </w:r>
         <w:r>
           <w:rPr>
@@ -514,7 +514,7 @@
           <w:lang w:val="ru-RU" w:eastAsia="ru-RU"/>
         </w:rPr>
       </w:pPr>
-      <w:hyperlink w:anchor="_Toc240988200" w:history="1">
+      <w:hyperlink w:anchor="_Toc240990190" w:history="1">
         <w:r>
           <w:rPr>
             <w:rStyle w:val="aff8"/>
@@ -542,7 +542,7 @@
             <w:noProof/>
             <w:webHidden/>
           </w:rPr>
-          <w:instrText xml:space="preserve"> PAGEREF _Toc240988200 \h </w:instrText>
+          <w:instrText xml:space="preserve"> PAGEREF _Toc240990190 \h </w:instrText>
         </w:r>
         <w:r>
           <w:rPr>
@@ -587,7 +587,7 @@
           <w:lang w:val="ru-RU" w:eastAsia="ru-RU"/>
         </w:rPr>
       </w:pPr>
-      <w:hyperlink w:anchor="_Toc240988201" w:history="1">
+      <w:hyperlink w:anchor="_Toc240990191" w:history="1">
         <w:r>
           <w:rPr>
             <w:rStyle w:val="aff8"/>
@@ -615,7 +615,7 @@
             <w:noProof/>
             <w:webHidden/>
           </w:rPr>
-          <w:instrText xml:space="preserve"> PAGEREF _Toc240988201 \h </w:instrText>
+          <w:instrText xml:space="preserve"> PAGEREF _Toc240990191 \h </w:instrText>
         </w:r>
         <w:r>
           <w:rPr>
@@ -660,7 +660,7 @@
           <w:lang w:val="ru-RU" w:eastAsia="ru-RU"/>
         </w:rPr>
       </w:pPr>
-      <w:hyperlink w:anchor="_Toc240988202" w:history="1">
+      <w:hyperlink w:anchor="_Toc240990192" w:history="1">
         <w:r>
           <w:rPr>
             <w:rStyle w:val="aff8"/>
@@ -688,7 +688,7 @@
             <w:noProof/>
             <w:webHidden/>
           </w:rPr>
-          <w:instrText xml:space="preserve"> PAGEREF _Toc240988202 \h </w:instrText>
+          <w:instrText xml:space="preserve"> PAGEREF _Toc240990192 \h </w:instrText>
         </w:r>
         <w:r>
           <w:rPr>
@@ -733,7 +733,7 @@
           <w:lang w:val="ru-RU" w:eastAsia="ru-RU"/>
         </w:rPr>
       </w:pPr>
-      <w:hyperlink w:anchor="_Toc240988203" w:history="1">
+      <w:hyperlink w:anchor="_Toc240990193" w:history="1">
         <w:r>
           <w:rPr>
             <w:rStyle w:val="aff8"/>
@@ -761,7 +761,7 @@
             <w:noProof/>
             <w:webHidden/>
           </w:rPr>
-          <w:instrText xml:space="preserve"> PAGEREF _Toc240988203 \h </w:instrText>
+          <w:instrText xml:space="preserve"> PAGEREF _Toc240990193 \h </w:instrText>
         </w:r>
         <w:r>
           <w:rPr>
@@ -806,7 +806,7 @@
           <w:lang w:val="ru-RU" w:eastAsia="ru-RU"/>
         </w:rPr>
       </w:pPr>
-      <w:hyperlink w:anchor="_Toc240988204" w:history="1">
+      <w:hyperlink w:anchor="_Toc240990194" w:history="1">
         <w:r>
           <w:rPr>
             <w:rStyle w:val="aff8"/>
@@ -834,7 +834,7 @@
             <w:noProof/>
             <w:webHidden/>
           </w:rPr>
-          <w:instrText xml:space="preserve"> PAGEREF _Toc240988204 \h </w:instrText>
+          <w:instrText xml:space="preserve"> PAGEREF _Toc240990194 \h </w:instrText>
         </w:r>
         <w:r>
           <w:rPr>
@@ -879,7 +879,7 @@
           <w:lang w:val="ru-RU" w:eastAsia="ru-RU"/>
         </w:rPr>
       </w:pPr>
-      <w:hyperlink w:anchor="_Toc240988205" w:history="1">
+      <w:hyperlink w:anchor="_Toc240990195" w:history="1">
         <w:r>
           <w:rPr>
             <w:rStyle w:val="aff8"/>
@@ -907,7 +907,7 @@
             <w:noProof/>
             <w:webHidden/>
           </w:rPr>
-          <w:instrText xml:space="preserve"> PAGEREF _Toc240988205 \h </w:instrText>
+          <w:instrText xml:space="preserve"> PAGEREF _Toc240990195 \h </w:instrText>
         </w:r>
         <w:r>
           <w:rPr>
@@ -952,7 +952,7 @@
           <w:lang w:val="ru-RU" w:eastAsia="ru-RU"/>
         </w:rPr>
       </w:pPr>
-      <w:hyperlink w:anchor="_Toc240988206" w:history="1">
+      <w:hyperlink w:anchor="_Toc240990196" w:history="1">
         <w:r>
           <w:rPr>
             <w:rStyle w:val="aff8"/>
@@ -980,7 +980,7 @@
             <w:noProof/>
             <w:webHidden/>
           </w:rPr>
-          <w:instrText xml:space="preserve"> PAGEREF _Toc240988206 \h </w:instrText>
+          <w:instrText xml:space="preserve"> PAGEREF _Toc240990196 \h </w:instrText>
         </w:r>
         <w:r>
           <w:rPr>
@@ -1025,7 +1025,7 @@
           <w:lang w:val="ru-RU" w:eastAsia="ru-RU"/>
         </w:rPr>
       </w:pPr>
-      <w:hyperlink w:anchor="_Toc240988207" w:history="1">
+      <w:hyperlink w:anchor="_Toc240990197" w:history="1">
         <w:r>
           <w:rPr>
             <w:rStyle w:val="aff8"/>
@@ -1053,7 +1053,7 @@
             <w:noProof/>
             <w:webHidden/>
           </w:rPr>
-          <w:instrText xml:space="preserve"> PAGEREF _Toc240988207 \h </w:instrText>
+          <w:instrText xml:space="preserve"> PAGEREF _Toc240990197 \h </w:instrText>
         </w:r>
         <w:r>
           <w:rPr>
@@ -1098,7 +1098,7 @@
           <w:lang w:val="ru-RU" w:eastAsia="ru-RU"/>
         </w:rPr>
       </w:pPr>
-      <w:hyperlink w:anchor="_Toc240988208" w:history="1">
+      <w:hyperlink w:anchor="_Toc240990198" w:history="1">
         <w:r>
           <w:rPr>
             <w:rStyle w:val="aff8"/>
@@ -1126,7 +1126,7 @@
             <w:noProof/>
             <w:webHidden/>
           </w:rPr>
-          <w:instrText xml:space="preserve"> PAGEREF _Toc240988208 \h </w:instrText>
+          <w:instrText xml:space="preserve"> PAGEREF _Toc240990198 \h </w:instrText>
         </w:r>
         <w:r>
           <w:rPr>
@@ -1171,7 +1171,7 @@
           <w:lang w:val="ru-RU" w:eastAsia="ru-RU"/>
         </w:rPr>
       </w:pPr>
-      <w:hyperlink w:anchor="_Toc240988209" w:history="1">
+      <w:hyperlink w:anchor="_Toc240990199" w:history="1">
         <w:r>
           <w:rPr>
             <w:rStyle w:val="aff8"/>
@@ -1199,7 +1199,7 @@
             <w:noProof/>
             <w:webHidden/>
           </w:rPr>
-          <w:instrText xml:space="preserve"> PAGEREF _Toc240988209 \h </w:instrText>
+          <w:instrText xml:space="preserve"> PAGEREF _Toc240990199 \h </w:instrText>
         </w:r>
         <w:r>
           <w:rPr>
@@ -1244,7 +1244,7 @@
           <w:lang w:val="ru-RU" w:eastAsia="ru-RU"/>
         </w:rPr>
       </w:pPr>
-      <w:hyperlink w:anchor="_Toc240988210" w:history="1">
+      <w:hyperlink w:anchor="_Toc240990200" w:history="1">
         <w:r>
           <w:rPr>
             <w:rStyle w:val="aff8"/>
@@ -1272,7 +1272,7 @@
             <w:noProof/>
             <w:webHidden/>
           </w:rPr>
-          <w:instrText xml:space="preserve"> PAGEREF _Toc240988210 \h </w:instrText>
+          <w:instrText xml:space="preserve"> PAGEREF _Toc240990200 \h </w:instrText>
         </w:r>
         <w:r>
           <w:rPr>
@@ -1317,7 +1317,7 @@
           <w:lang w:val="ru-RU" w:eastAsia="ru-RU"/>
         </w:rPr>
       </w:pPr>
-      <w:hyperlink w:anchor="_Toc240988211" w:history="1">
+      <w:hyperlink w:anchor="_Toc240990201" w:history="1">
         <w:r>
           <w:rPr>
             <w:rStyle w:val="aff8"/>
@@ -1345,7 +1345,7 @@
             <w:noProof/>
             <w:webHidden/>
           </w:rPr>
-          <w:instrText xml:space="preserve"> PAGEREF _Toc240988211 \h </w:instrText>
+          <w:instrText xml:space="preserve"> PAGEREF _Toc240990201 \h </w:instrText>
         </w:r>
         <w:r>
           <w:rPr>
@@ -1390,7 +1390,7 @@
           <w:lang w:val="ru-RU" w:eastAsia="ru-RU"/>
         </w:rPr>
       </w:pPr>
-      <w:hyperlink w:anchor="_Toc240988212" w:history="1">
+      <w:hyperlink w:anchor="_Toc240990202" w:history="1">
         <w:r>
           <w:rPr>
             <w:rStyle w:val="aff8"/>
@@ -1418,7 +1418,80 @@
             <w:noProof/>
             <w:webHidden/>
           </w:rPr>
-          <w:instrText xml:space="preserve"> PAGEREF _Toc240988212 \h </w:instrText>
+          <w:instrText xml:space="preserve"> PAGEREF _Toc240990202 \h </w:instrText>
+        </w:r>
+        <w:r>
+          <w:rPr>
+            <w:noProof/>
+            <w:webHidden/>
+          </w:rPr>
+        </w:r>
+        <w:r>
+          <w:rPr>
+            <w:noProof/>
+            <w:webHidden/>
+          </w:rPr>
+          <w:fldChar w:fldCharType="separate"/>
+        </w:r>
+        <w:r>
+          <w:rPr>
+            <w:noProof/>
+            <w:webHidden/>
+          </w:rPr>
+          <w:t>13</w:t>
+        </w:r>
+        <w:r>
+          <w:rPr>
+            <w:noProof/>
+            <w:webHidden/>
+          </w:rPr>
+          <w:fldChar w:fldCharType="end"/>
+        </w:r>
+      </w:hyperlink>
+    </w:p>
+    <w:p>
+      <w:pPr>
+        <w:pStyle w:val="2c"/>
+        <w:tabs>
+          <w:tab w:val="right" w:leader="dot" w:pos="9628"/>
+        </w:tabs>
+        <w:spacing w:after="0" w:line="240" w:lineRule="auto"/>
+        <w:rPr>
+          <w:rFonts w:asciiTheme="minorHAnsi" w:eastAsiaTheme="minorEastAsia" w:hAnsiTheme="minorHAnsi"/>
+          <w:noProof/>
+          <w:sz w:val="22"/>
+          <w:lang w:val="ru-RU" w:eastAsia="ru-RU"/>
+        </w:rPr>
+      </w:pPr>
+      <w:hyperlink w:anchor="_Toc240990203" w:history="1">
+        <w:r>
+          <w:rPr>
+            <w:rStyle w:val="aff8"/>
+            <w:rFonts w:eastAsiaTheme="majorEastAsia"/>
+            <w:noProof/>
+          </w:rPr>
+          <w:t>3.5. Как система встраивается в готовую обвязку</w:t>
+        </w:r>
+        <w:r>
+          <w:rPr>
+            <w:noProof/>
+            <w:webHidden/>
+          </w:rPr>
+          <w:tab/>
+        </w:r>
+        <w:r>
+          <w:rPr>
+            <w:noProof/>
+            <w:webHidden/>
+          </w:rPr>
+          <w:fldChar w:fldCharType="begin"/>
+        </w:r>
+        <w:r>
+          <w:rPr>
+            <w:noProof/>
+            <w:webHidden/>
+          </w:rPr>
+          <w:instrText xml:space="preserve"> PAGEREF _Toc240990203 \h </w:instrText>
         </w:r>
         <w:r>
           <w:rPr>
@@ -1463,7 +1536,7 @@
           <w:lang w:val="ru-RU" w:eastAsia="ru-RU"/>
         </w:rPr>
       </w:pPr>
-      <w:hyperlink w:anchor="_Toc240988213" w:history="1">
+      <w:hyperlink w:anchor="_Toc240990204" w:history="1">
         <w:r>
           <w:rPr>
             <w:rStyle w:val="aff8"/>
@@ -1491,7 +1564,7 @@
             <w:noProof/>
             <w:webHidden/>
           </w:rPr>
-          <w:instrText xml:space="preserve"> PAGEREF _Toc240988213 \h </w:instrText>
+          <w:instrText xml:space="preserve"> PAGEREF _Toc240990204 \h </w:instrText>
         </w:r>
         <w:r>
           <w:rPr>
@@ -1511,7 +1584,7 @@
             <w:noProof/>
             <w:webHidden/>
           </w:rPr>
-          <w:t>13</w:t>
+          <w:t>14</w:t>
         </w:r>
         <w:r>
           <w:rPr>
@@ -1536,7 +1609,7 @@
           <w:lang w:val="ru-RU" w:eastAsia="ru-RU"/>
         </w:rPr>
       </w:pPr>
-      <w:hyperlink w:anchor="_Toc240988214" w:history="1">
+      <w:hyperlink w:anchor="_Toc240990205" w:history="1">
         <w:r>
           <w:rPr>
             <w:rStyle w:val="aff8"/>
@@ -1564,7 +1637,7 @@
             <w:noProof/>
             <w:webHidden/>
           </w:rPr>
-          <w:instrText xml:space="preserve"> PAGEREF _Toc240988214 \h </w:instrText>
+          <w:instrText xml:space="preserve"> PAGEREF _Toc240990205 \h </w:instrText>
         </w:r>
         <w:r>
           <w:rPr>
@@ -1584,7 +1657,7 @@
             <w:noProof/>
             <w:webHidden/>
           </w:rPr>
-          <w:t>13</w:t>
+          <w:t>14</w:t>
         </w:r>
         <w:r>
           <w:rPr>
@@ -1609,7 +1682,7 @@
           <w:lang w:val="ru-RU" w:eastAsia="ru-RU"/>
         </w:rPr>
       </w:pPr>
-      <w:hyperlink w:anchor="_Toc240988215" w:history="1">
+      <w:hyperlink w:anchor="_Toc240990206" w:history="1">
         <w:r>
           <w:rPr>
             <w:rStyle w:val="aff8"/>
@@ -1637,7 +1710,7 @@
             <w:noProof/>
             <w:webHidden/>
           </w:rPr>
-          <w:instrText xml:space="preserve"> PAGEREF _Toc240988215 \h </w:instrText>
+          <w:instrText xml:space="preserve"> PAGEREF _Toc240990206 \h </w:instrText>
         </w:r>
         <w:r>
           <w:rPr>
@@ -1657,7 +1730,7 @@
             <w:noProof/>
             <w:webHidden/>
           </w:rPr>
-          <w:t>14</w:t>
+          <w:t>15</w:t>
         </w:r>
         <w:r>
           <w:rPr>
@@ -1682,7 +1755,7 @@
           <w:lang w:val="ru-RU" w:eastAsia="ru-RU"/>
         </w:rPr>
       </w:pPr>
-      <w:hyperlink w:anchor="_Toc240988216" w:history="1">
+      <w:hyperlink w:anchor="_Toc240990207" w:history="1">
         <w:r>
           <w:rPr>
             <w:rStyle w:val="aff8"/>
@@ -1710,7 +1783,7 @@
             <w:noProof/>
             <w:webHidden/>
           </w:rPr>
-          <w:instrText xml:space="preserve"> PAGEREF _Toc240988216 \h </w:instrText>
+          <w:instrText xml:space="preserve"> PAGEREF _Toc240990207 \h </w:instrText>
         </w:r>
         <w:r>
           <w:rPr>
@@ -1755,7 +1828,7 @@
           <w:lang w:val="ru-RU" w:eastAsia="ru-RU"/>
         </w:rPr>
       </w:pPr>
-      <w:hyperlink w:anchor="_Toc240988217" w:history="1">
+      <w:hyperlink w:anchor="_Toc240990208" w:history="1">
         <w:r>
           <w:rPr>
             <w:rStyle w:val="aff8"/>
@@ -1783,7 +1856,7 @@
             <w:noProof/>
             <w:webHidden/>
           </w:rPr>
-          <w:instrText xml:space="preserve"> PAGEREF _Toc240988217 \h </w:instrText>
+          <w:instrText xml:space="preserve"> PAGEREF _Toc240990208 \h </w:instrText>
         </w:r>
         <w:r>
           <w:rPr>
@@ -1828,7 +1901,7 @@
           <w:lang w:val="ru-RU" w:eastAsia="ru-RU"/>
         </w:rPr>
       </w:pPr>
-      <w:hyperlink w:anchor="_Toc240988218" w:history="1">
+      <w:hyperlink w:anchor="_Toc240990209" w:history="1">
         <w:r>
           <w:rPr>
             <w:rStyle w:val="aff8"/>
@@ -1856,7 +1929,7 @@
             <w:noProof/>
             <w:webHidden/>
           </w:rPr>
-          <w:instrText xml:space="preserve"> PAGEREF _Toc240988218 \h </w:instrText>
+          <w:instrText xml:space="preserve"> PAGEREF _Toc240990209 \h </w:instrText>
         </w:r>
         <w:r>
           <w:rPr>
@@ -1901,7 +1974,7 @@
           <w:lang w:val="ru-RU" w:eastAsia="ru-RU"/>
         </w:rPr>
       </w:pPr>
-      <w:hyperlink w:anchor="_Toc240988219" w:history="1">
+      <w:hyperlink w:anchor="_Toc240990210" w:history="1">
         <w:r>
           <w:rPr>
             <w:rStyle w:val="aff8"/>
@@ -1929,7 +2002,7 @@
             <w:noProof/>
             <w:webHidden/>
           </w:rPr>
-          <w:instrText xml:space="preserve"> PAGEREF _Toc240988219 \h </w:instrText>
+          <w:instrText xml:space="preserve"> PAGEREF _Toc240990210 \h </w:instrText>
         </w:r>
         <w:r>
           <w:rPr>
@@ -1949,7 +2022,7 @@
             <w:noProof/>
             <w:webHidden/>
           </w:rPr>
-          <w:t>17</w:t>
+          <w:t>18</w:t>
         </w:r>
         <w:r>
           <w:rPr>
@@ -1974,7 +2047,7 @@
           <w:lang w:val="ru-RU" w:eastAsia="ru-RU"/>
         </w:rPr>
       </w:pPr>
-      <w:hyperlink w:anchor="_Toc240988220" w:history="1">
+      <w:hyperlink w:anchor="_Toc240990211" w:history="1">
         <w:r>
           <w:rPr>
             <w:rStyle w:val="aff8"/>
@@ -2002,7 +2075,7 @@
             <w:noProof/>
             <w:webHidden/>
           </w:rPr>
-          <w:instrText xml:space="preserve"> PAGEREF _Toc240988220 \h </w:instrText>
+          <w:instrText xml:space="preserve"> PAGEREF _Toc240990211 \h </w:instrText>
         </w:r>
         <w:r>
           <w:rPr>
@@ -2047,7 +2120,7 @@
           <w:lang w:val="ru-RU" w:eastAsia="ru-RU"/>
         </w:rPr>
       </w:pPr>
-      <w:hyperlink w:anchor="_Toc240988221" w:history="1">
+      <w:hyperlink w:anchor="_Toc240990212" w:history="1">
         <w:r>
           <w:rPr>
             <w:rStyle w:val="aff8"/>
@@ -2075,7 +2148,7 @@
             <w:noProof/>
             <w:webHidden/>
           </w:rPr>
-          <w:instrText xml:space="preserve"> PAGEREF _Toc240988221 \h </w:instrText>
+          <w:instrText xml:space="preserve"> PAGEREF _Toc240990212 \h </w:instrText>
         </w:r>
         <w:r>
           <w:rPr>
@@ -2095,7 +2168,7 @@
             <w:noProof/>
             <w:webHidden/>
           </w:rPr>
-          <w:t>20</w:t>
+          <w:t>21</w:t>
         </w:r>
         <w:r>
           <w:rPr>
@@ -2120,7 +2193,7 @@
           <w:lang w:val="ru-RU" w:eastAsia="ru-RU"/>
         </w:rPr>
       </w:pPr>
-      <w:hyperlink w:anchor="_Toc240988222" w:history="1">
+      <w:hyperlink w:anchor="_Toc240990213" w:history="1">
         <w:r>
           <w:rPr>
             <w:rStyle w:val="aff8"/>
@@ -2148,7 +2221,7 @@
             <w:noProof/>
             <w:webHidden/>
           </w:rPr>
-          <w:instrText xml:space="preserve"> PAGEREF _Toc240988222 \h </w:instrText>
+          <w:instrText xml:space="preserve"> PAGEREF _Toc240990213 \h </w:instrText>
         </w:r>
         <w:r>
           <w:rPr>
@@ -2168,7 +2241,7 @@
             <w:noProof/>
             <w:webHidden/>
           </w:rPr>
-          <w:t>22</w:t>
+          <w:t>23</w:t>
         </w:r>
         <w:r>
           <w:rPr>
@@ -2193,7 +2266,7 @@
           <w:lang w:val="ru-RU" w:eastAsia="ru-RU"/>
         </w:rPr>
       </w:pPr>
-      <w:hyperlink w:anchor="_Toc240988223" w:history="1">
+      <w:hyperlink w:anchor="_Toc240990214" w:history="1">
         <w:r>
           <w:rPr>
             <w:rStyle w:val="aff8"/>
@@ -2221,7 +2294,7 @@
             <w:noProof/>
             <w:webHidden/>
           </w:rPr>
-          <w:instrText xml:space="preserve"> PAGEREF _Toc240988223 \h </w:instrText>
+          <w:instrText xml:space="preserve"> PAGEREF _Toc240990214 \h </w:instrText>
         </w:r>
         <w:r>
           <w:rPr>
@@ -2241,7 +2314,7 @@
             <w:noProof/>
             <w:webHidden/>
           </w:rPr>
-          <w:t>23</w:t>
+          <w:t>24</w:t>
         </w:r>
         <w:r>
           <w:rPr>
@@ -2266,7 +2339,7 @@
           <w:lang w:val="ru-RU" w:eastAsia="ru-RU"/>
         </w:rPr>
       </w:pPr>
-      <w:hyperlink w:anchor="_Toc240988224" w:history="1">
+      <w:hyperlink w:anchor="_Toc240990215" w:history="1">
         <w:r>
           <w:rPr>
             <w:rStyle w:val="aff8"/>
@@ -2294,7 +2367,7 @@
             <w:noProof/>
             <w:webHidden/>
           </w:rPr>
-          <w:instrText xml:space="preserve"> PAGEREF _Toc240988224 \h </w:instrText>
+          <w:instrText xml:space="preserve"> PAGEREF _Toc240990215 \h </w:instrText>
         </w:r>
         <w:r>
           <w:rPr>
@@ -2314,7 +2387,7 @@
             <w:noProof/>
             <w:webHidden/>
           </w:rPr>
-          <w:t>24</w:t>
+          <w:t>25</w:t>
         </w:r>
         <w:r>
           <w:rPr>
@@ -2352,7 +2425,7 @@
       <w:pPr>
         <w:pStyle w:val="1"/>
       </w:pPr>
-      <w:bookmarkStart w:id="1" w:name="_Toc240988195"/>
+      <w:bookmarkStart w:id="1" w:name="_Toc240990185"/>
       <w:r>
         <w:rPr>
           <w:rFonts w:ascii="Times New Roman" w:hAnsi="Times New Roman"/>
@@ -2553,7 +2626,7 @@
       <w:pPr>
         <w:pStyle w:val="1"/>
       </w:pPr>
-      <w:bookmarkStart w:id="2" w:name="_Toc240988196"/>
+      <w:bookmarkStart w:id="2" w:name="_Toc240990186"/>
       <w:r>
         <w:rPr>
           <w:rFonts w:ascii="Times New Roman" w:hAnsi="Times New Roman"/>
@@ -2572,7 +2645,7 @@
       <w:pPr>
         <w:pStyle w:val="21"/>
       </w:pPr>
-      <w:bookmarkStart w:id="3" w:name="_Toc240988197"/>
+      <w:bookmarkStart w:id="3" w:name="_Toc240990187"/>
       <w:r>
         <w:rPr>
           <w:rFonts w:ascii="Times New Roman" w:hAnsi="Times New Roman"/>
@@ -2613,7 +2686,7 @@
       <w:pPr>
         <w:pStyle w:val="21"/>
       </w:pPr>
-      <w:bookmarkStart w:id="4" w:name="_Toc240988198"/>
+      <w:bookmarkStart w:id="4" w:name="_Toc240990188"/>
       <w:r>
         <w:rPr>
           <w:rFonts w:ascii="Times New Roman" w:hAnsi="Times New Roman"/>
@@ -2700,7 +2773,7 @@
       <w:pPr>
         <w:pStyle w:val="21"/>
       </w:pPr>
-      <w:bookmarkStart w:id="5" w:name="_Toc240988199"/>
+      <w:bookmarkStart w:id="5" w:name="_Toc240990189"/>
       <w:r>
         <w:rPr>
           <w:rFonts w:ascii="Times New Roman" w:hAnsi="Times New Roman"/>
@@ -2724,7 +2797,7 @@
       <w:pPr>
         <w:pStyle w:val="21"/>
       </w:pPr>
-      <w:bookmarkStart w:id="6" w:name="_Toc240988200"/>
+      <w:bookmarkStart w:id="6" w:name="_Toc240990190"/>
       <w:r>
         <w:rPr>
           <w:rFonts w:ascii="Times New Roman" w:hAnsi="Times New Roman"/>
@@ -2755,7 +2828,7 @@
       <w:pPr>
         <w:pStyle w:val="21"/>
       </w:pPr>
-      <w:bookmarkStart w:id="7" w:name="_Toc240988201"/>
+      <w:bookmarkStart w:id="7" w:name="_Toc240990191"/>
       <w:r>
         <w:rPr>
           <w:rFonts w:ascii="Times New Roman" w:hAnsi="Times New Roman"/>
@@ -2790,7 +2863,7 @@
       <w:pPr>
         <w:pStyle w:val="1"/>
       </w:pPr>
-      <w:bookmarkStart w:id="8" w:name="_Toc240988202"/>
+      <w:bookmarkStart w:id="8" w:name="_Toc240990192"/>
       <w:r>
         <w:rPr>
           <w:rFonts w:ascii="Times New Roman" w:hAnsi="Times New Roman"/>
@@ -2803,7 +2876,7 @@
       <w:pPr>
         <w:pStyle w:val="21"/>
       </w:pPr>
-      <w:bookmarkStart w:id="9" w:name="_Toc240988203"/>
+      <w:bookmarkStart w:id="9" w:name="_Toc240990193"/>
       <w:r>
         <w:rPr>
           <w:rFonts w:ascii="Times New Roman" w:hAnsi="Times New Roman"/>
@@ -2882,7 +2955,7 @@
       <w:pPr>
         <w:pStyle w:val="21"/>
       </w:pPr>
-      <w:bookmarkStart w:id="10" w:name="_Toc240988204"/>
+      <w:bookmarkStart w:id="10" w:name="_Toc240990194"/>
       <w:r>
         <w:rPr>
           <w:rFonts w:ascii="Times New Roman" w:hAnsi="Times New Roman"/>
@@ -2926,7 +2999,7 @@
       <w:pPr>
         <w:pStyle w:val="21"/>
       </w:pPr>
-      <w:bookmarkStart w:id="11" w:name="_Toc240988205"/>
+      <w:bookmarkStart w:id="11" w:name="_Toc240990195"/>
       <w:r>
         <w:rPr>
           <w:rFonts w:ascii="Times New Roman" w:hAnsi="Times New Roman"/>
@@ -2958,7 +3031,7 @@
       <w:pPr>
         <w:pStyle w:val="21"/>
       </w:pPr>
-      <w:bookmarkStart w:id="12" w:name="_Toc240988206"/>
+      <w:bookmarkStart w:id="12" w:name="_Toc240990196"/>
       <w:r>
         <w:rPr>
           <w:rFonts w:ascii="Times New Roman" w:hAnsi="Times New Roman"/>
@@ -2997,7 +3070,7 @@
       <w:pPr>
         <w:pStyle w:val="21"/>
       </w:pPr>
-      <w:bookmarkStart w:id="13" w:name="_Toc240988207"/>
+      <w:bookmarkStart w:id="13" w:name="_Toc240990197"/>
       <w:r>
         <w:rPr>
           <w:rFonts w:ascii="Times New Roman" w:hAnsi="Times New Roman"/>
@@ -3034,7 +3107,7 @@
       <w:pPr>
         <w:pStyle w:val="1"/>
       </w:pPr>
-      <w:bookmarkStart w:id="14" w:name="_Toc240988208"/>
+      <w:bookmarkStart w:id="14" w:name="_Toc240990198"/>
       <w:r>
         <w:rPr>
           <w:rFonts w:ascii="Times New Roman" w:hAnsi="Times New Roman"/>
@@ -3047,7 +3120,7 @@
       <w:pPr>
         <w:pStyle w:val="21"/>
       </w:pPr>
-      <w:bookmarkStart w:id="15" w:name="_Toc240988209"/>
+      <w:bookmarkStart w:id="15" w:name="_Toc240990199"/>
       <w:r>
         <w:rPr>
           <w:rFonts w:ascii="Times New Roman" w:hAnsi="Times New Roman"/>
@@ -3119,7 +3192,7 @@
       <w:pPr>
         <w:pStyle w:val="21"/>
       </w:pPr>
-      <w:bookmarkStart w:id="16" w:name="_Toc240988210"/>
+      <w:bookmarkStart w:id="16" w:name="_Toc240990200"/>
       <w:r>
         <w:rPr>
           <w:rFonts w:ascii="Times New Roman" w:hAnsi="Times New Roman"/>
@@ -3217,7 +3290,7 @@
       <w:pPr>
         <w:pStyle w:val="21"/>
       </w:pPr>
-      <w:bookmarkStart w:id="17" w:name="_Toc240988211"/>
+      <w:bookmarkStart w:id="17" w:name="_Toc240990201"/>
       <w:r>
         <w:rPr>
           <w:rFonts w:ascii="Times New Roman" w:hAnsi="Times New Roman"/>
@@ -3500,7 +3573,7 @@
       <w:pPr>
         <w:pStyle w:val="21"/>
       </w:pPr>
-      <w:bookmarkStart w:id="18" w:name="_Toc240988212"/>
+      <w:bookmarkStart w:id="18" w:name="_Toc240990202"/>
       <w:r>
         <w:rPr>
           <w:rFonts w:ascii="Times New Roman" w:hAnsi="Times New Roman"/>
@@ -3523,43 +3596,90 @@
       </w:r>
       <w:r>
         <w:t>у нужного этапа (эпизод, разведка, оценка кандидатов, полный цикл). Отдельно настраивается шлюз расширения, который превращает сессии внешнего агента в записи того же графа, поэтому опыт не распадается на две базы.</w:t>
+      </w:r>
+    </w:p>
+    <w:p>
+      <w:pPr>
+        <w:pStyle w:val="21"/>
+      </w:pPr>
+      <w:bookmarkStart w:id="19" w:name="_Toc240990203"/>
+      <w:r>
+        <w:rPr>
+          <w:rFonts w:ascii="Times New Roman" w:hAnsi="Times New Roman"/>
+        </w:rPr>
+        <w:t>3.5. Как система встраивается в готовую о</w:t>
+      </w:r>
+      <w:r>
+        <w:rPr>
+          <w:rFonts w:ascii="Times New Roman" w:hAnsi="Times New Roman"/>
+        </w:rPr>
+        <w:t>бвязку</w:t>
+      </w:r>
+      <w:bookmarkEnd w:id="19"/>
+    </w:p>
+    <w:p>
+      <w:r>
+        <w:t xml:space="preserve">Помощник не пишется с нуля рядом с чужими решениями. Основой взят открытый проект CowAgent (лицензия MIT, язык Python): он даёт долгоживущий процесс, каналы связи, планировщик задач, консоль управления и механизм самообновления. Наша часть встроена </w:t>
+      </w:r>
+      <w:r>
+        <w:t>в него штатным способом, который этот же проект и предусматривает: через протокол MCP, тот же формат файла инструментов, что используют остальные программы на этой машине.</w:t>
+      </w:r>
+    </w:p>
+    <w:p>
+      <w:r>
+        <w:lastRenderedPageBreak/>
+        <w:t>В результате у помощника один узел подключает нашу память и вопрос человеку, а рядом</w:t>
+      </w:r>
+      <w:r>
+        <w:t xml:space="preserve"> работают уже готовые инструменты этой машины: личная память владельца, поиск по базе знаний, поиск в сети и браузер. В текущей сборке это пять серверов и 78 инструментов, загружаемых при старте; в логе видно, какие именно и сколько. Ничего из чужого кода </w:t>
+      </w:r>
+      <w:r>
+        <w:t>мы не переписывали: файл подключения копируется из рабочего конфига как есть, а наши данные лежат в графе, а не в файлах чужого проекта.</w:t>
+      </w:r>
+    </w:p>
+    <w:p>
+      <w:r>
+        <w:t>Такое разделение даёт то, чего не было бы при самостоятельной сборке всего заново: чужие проверенные механизмы (жизненн</w:t>
+      </w:r>
+      <w:r>
+        <w:t>ый цикл, память, каналы) достаются бесплатно, а наш предмет исследования, то есть структура памяти, измерение улучшений и решение человека, остаётся нашим и не тонет в чужом коде. Границы обозначены жёстко: наружу ничего не уходит без нажатия кнопки, а всё</w:t>
+      </w:r>
+      <w:r>
+        <w:t>, что помощник делает, записывается в граф с указанием роли, времени и происхождения записи.</w:t>
       </w:r>
     </w:p>
     <w:p>
       <w:pPr>
         <w:pStyle w:val="1"/>
       </w:pPr>
-      <w:bookmarkStart w:id="19" w:name="_Toc240988213"/>
+      <w:bookmarkStart w:id="20" w:name="_Toc240990204"/>
       <w:r>
         <w:rPr>
           <w:rFonts w:ascii="Times New Roman" w:hAnsi="Times New Roman"/>
         </w:rPr>
         <w:t>Глава 4. Метод измерения и результаты</w:t>
       </w:r>
-      <w:bookmarkEnd w:id="19"/>
+      <w:bookmarkEnd w:id="20"/>
     </w:p>
     <w:p>
       <w:pPr>
         <w:pStyle w:val="21"/>
       </w:pPr>
-      <w:bookmarkStart w:id="20" w:name="_Toc240988214"/>
+      <w:bookmarkStart w:id="21" w:name="_Toc240990205"/>
       <w:r>
         <w:rPr>
           <w:rFonts w:ascii="Times New Roman" w:hAnsi="Times New Roman"/>
         </w:rPr>
-        <w:t>4.1</w:t>
-      </w:r>
-      <w:r>
-        <w:rPr>
-          <w:rFonts w:ascii="Times New Roman" w:hAnsi="Times New Roman"/>
-        </w:rPr>
-        <w:t>. Как измеряется улучшение</w:t>
-      </w:r>
-      <w:bookmarkEnd w:id="20"/>
+        <w:t>4.1. Как измеряется улучшение</w:t>
+      </w:r>
+      <w:bookmarkEnd w:id="21"/>
     </w:p>
     <w:p>
       <w:r>
-        <w:t>Правила приёмки формулируются до поиска и не меняются внутри раунда; каждое их изменение вызывалось конкретным измерением, которое предыдущая версия пропустила. Правил было пять версий.</w:t>
+        <w:t>Правила приёмки формулируются до поиска и не меняются внутри раунда; каждое их изменение вызыва</w:t>
+      </w:r>
+      <w:r>
+        <w:t>лось конкретным измерением, которое предыдущая версия пропустила. Правил было пять версий.</w:t>
       </w:r>
     </w:p>
     <w:tbl>
@@ -3670,20 +3790,7 @@
               <w:rPr>
                 <w:sz w:val="24"/>
               </w:rPr>
-              <w:t>требо</w:t>
-            </w:r>
-            <w:r>
-              <w:rPr>
-                <w:sz w:val="24"/>
-              </w:rPr>
-              <w:t xml:space="preserve">вание покрытия: экономия признаётся, только </w:t>
-            </w:r>
-            <w:r>
-              <w:rPr>
-                <w:sz w:val="24"/>
-              </w:rPr>
-              <w:lastRenderedPageBreak/>
-              <w:t>если решения кандидата восстановимы</w:t>
+              <w:t>требование покрытия: экономия признаётся, только если решения кандидата восстановимы</w:t>
             </w:r>
           </w:p>
         </w:tc>
@@ -3701,15 +3808,13 @@
               <w:rPr>
                 <w:sz w:val="24"/>
               </w:rPr>
-              <w:lastRenderedPageBreak/>
-              <w:t xml:space="preserve">раунды 2 и 3 развернули улучшения при 0 </w:t>
-            </w:r>
-            <w:r>
-              <w:rPr>
-                <w:sz w:val="24"/>
-              </w:rPr>
-              <w:lastRenderedPageBreak/>
-              <w:t>восстановленных решениях из 26, и оба оказались хуже</w:t>
+              <w:t>раунды 2 и 3 развернули улучшения при 0 во</w:t>
+            </w:r>
+            <w:r>
+              <w:rPr>
+                <w:sz w:val="24"/>
+              </w:rPr>
+              <w:t>сстановленных решениях из 26, и оба оказались хуже</w:t>
             </w:r>
           </w:p>
         </w:tc>
@@ -3729,7 +3834,6 @@
               <w:rPr>
                 <w:sz w:val="24"/>
               </w:rPr>
-              <w:lastRenderedPageBreak/>
               <w:t>v3</w:t>
             </w:r>
           </w:p>
@@ -3766,13 +3870,7 @@
               <w:rPr>
                 <w:sz w:val="24"/>
               </w:rPr>
-              <w:t>три кан</w:t>
-            </w:r>
-            <w:r>
-              <w:rPr>
-                <w:sz w:val="24"/>
-              </w:rPr>
-              <w:t>дидата с прогнозом от +22,5 до +26,6 процента и без единого восстановленного решения</w:t>
+              <w:t>три кандидата с прогнозом от +22,5 до +26,6 процента и без единого восстановленного решения</w:t>
             </w:r>
           </w:p>
         </w:tc>
@@ -3810,7 +3908,13 @@
               <w:rPr>
                 <w:sz w:val="24"/>
               </w:rPr>
-              <w:t>политика, меняющая то, что агент видит, обязана измеряться в рабочем режиме независимо от покрытия</w:t>
+              <w:t xml:space="preserve">политика, меняющая то, что агент </w:t>
+            </w:r>
+            <w:r>
+              <w:rPr>
+                <w:sz w:val="24"/>
+              </w:rPr>
+              <w:t>видит, обязана измеряться в рабочем режиме независимо от покрытия</w:t>
             </w:r>
           </w:p>
         </w:tc>
@@ -3828,13 +3932,7 @@
               <w:rPr>
                 <w:sz w:val="24"/>
               </w:rPr>
-              <w:t>контрольная политика window3: прогноз +7,6 процента при покрытии 72,</w:t>
-            </w:r>
-            <w:r>
-              <w:rPr>
-                <w:sz w:val="24"/>
-              </w:rPr>
-              <w:t>7 процента, измерение дало +12,4 процента хуже, а на отложенных задачах +81,8 процента хуже</w:t>
+              <w:t>контрольная политика window3: прогноз +7,6 процента при покрытии 72,7 процента, измерение дало +12,4 процента хуже, а на отложенных задачах +81,8 процента хуже</w:t>
             </w:r>
           </w:p>
         </w:tc>
@@ -3872,7 +3970,20 @@
               <w:rPr>
                 <w:sz w:val="24"/>
               </w:rPr>
-              <w:t>три прогона на задачу вместо одного, прежде чем называть число</w:t>
+              <w:t xml:space="preserve">три прогона на задачу </w:t>
+            </w:r>
+            <w:r>
+              <w:rPr>
+                <w:sz w:val="24"/>
+              </w:rPr>
+              <w:t xml:space="preserve">вместо </w:t>
+            </w:r>
+            <w:r>
+              <w:rPr>
+                <w:sz w:val="24"/>
+              </w:rPr>
+              <w:lastRenderedPageBreak/>
+              <w:t>одного, прежде чем называть число</w:t>
             </w:r>
           </w:p>
         </w:tc>
@@ -3890,7 +4001,15 @@
               <w:rPr>
                 <w:sz w:val="24"/>
               </w:rPr>
-              <w:t>раунд 9: одно измерение дало минус 3,4 процента, три повтора дали плюс 4,0 процента</w:t>
+              <w:lastRenderedPageBreak/>
+              <w:t xml:space="preserve">раунд 9: одно измерение дало </w:t>
+            </w:r>
+            <w:r>
+              <w:rPr>
+                <w:sz w:val="24"/>
+              </w:rPr>
+              <w:lastRenderedPageBreak/>
+              <w:t>минус 3,4 процента, три повтора дали плюс 4,0 процента</w:t>
             </w:r>
           </w:p>
         </w:tc>
@@ -3899,34 +4018,34 @@
     <w:p/>
     <w:p>
       <w:r>
-        <w:t>Измерение в</w:t>
-      </w:r>
-      <w:r>
-        <w:t xml:space="preserve"> рабочем режиме дорого, поэтому перед каждым раундом судья решает большинство кандидатов бесплатно, а платят только за тех, кого судья не смог оценить или кто меняет поведение агента. Шум самого провайдера проверен контрольной политикой: одна и та же обвяз</w:t>
-      </w:r>
-      <w:r>
-        <w:t>ка при повторах даёт разброс около плюс-минус 20 процентов, поэтому одиночный прогон не доказывает ничего.</w:t>
+        <w:t>Измерение в рабочем режиме дорого, поэтому перед каждым раундом судья решает большинство кандидатов бесплатно, а платят только за</w:t>
+      </w:r>
+      <w:r>
+        <w:t xml:space="preserve"> тех, кого судья не смог оценить или кто меняет поведение агента. Шум самого провайдера проверен контрольной политикой: одна и та же обвязка при повторах даёт разброс около плюс-минус 20 процентов, поэтому одиночный прогон не доказывает ничего.</w:t>
       </w:r>
     </w:p>
     <w:p>
       <w:pPr>
         <w:pStyle w:val="21"/>
       </w:pPr>
-      <w:bookmarkStart w:id="21" w:name="_Toc240988215"/>
+      <w:bookmarkStart w:id="22" w:name="_Toc240990206"/>
       <w:r>
         <w:rPr>
           <w:rFonts w:ascii="Times New Roman" w:hAnsi="Times New Roman"/>
         </w:rPr>
-        <w:t>4.2. Сон в детерминированных мирах</w:t>
-      </w:r>
-      <w:bookmarkEnd w:id="21"/>
+        <w:t xml:space="preserve">4.2. Сон в </w:t>
+      </w:r>
+      <w:r>
+        <w:rPr>
+          <w:rFonts w:ascii="Times New Roman" w:hAnsi="Times New Roman"/>
+        </w:rPr>
+        <w:t>детерминированных мирах</w:t>
+      </w:r>
+      <w:bookmarkEnd w:id="22"/>
     </w:p>
     <w:p>
       <w:r>
-        <w:t xml:space="preserve">Восемь независимых прогонов (пять зёрен островного мира, три зерна мастерской, по три раунда), измеренных в самом </w:t>
-      </w:r>
-      <w:r>
-        <w:t>мире, а не по оценке судьи:</w:t>
+        <w:t>Восемь независимых прогонов (пять зёрен островного мира, три зерна мастерской, по три раунда), измеренных в самом мире, а не по оценке судьи:</w:t>
       </w:r>
     </w:p>
     <w:tbl>
@@ -4298,35 +4417,31 @@
         <w:t>oneiro-1</w:t>
       </w:r>
       <w:r>
-        <w:t>), и он принимается как честная нижняя граница метода на этом мире. Оценка судьи при этом завышает результат на 22 до 30 процентов относительно измеренного: судья</w:t>
-      </w:r>
-      <w:r>
-        <w:t xml:space="preserve"> хорошо упорядочивает </w:t>
-      </w:r>
-      <w:r>
-        <w:lastRenderedPageBreak/>
-        <w:t>кандидатов и не годится как предсказание. Это ограничение важнее самого успеха, и оно перенесено в правила приёмки.</w:t>
+        <w:t>), и он принимается как честная нижняя г</w:t>
+      </w:r>
+      <w:r>
+        <w:t>раница метода на этом мире. Оценка судьи при этом завышает результат на 22 до 30 процентов относительно измеренного: судья хорошо упорядочивает кандидатов и не годится как предсказание. Это ограничение важнее самого успеха, и оно перенесено в правила приём</w:t>
+      </w:r>
+      <w:r>
+        <w:t>ки.</w:t>
       </w:r>
     </w:p>
     <w:p>
       <w:pPr>
         <w:pStyle w:val="21"/>
       </w:pPr>
-      <w:bookmarkStart w:id="22" w:name="_Toc240988216"/>
+      <w:bookmarkStart w:id="23" w:name="_Toc240990207"/>
       <w:r>
         <w:rPr>
           <w:rFonts w:ascii="Times New Roman" w:hAnsi="Times New Roman"/>
         </w:rPr>
         <w:t>4.3. Что сохраняет граф знаний</w:t>
       </w:r>
-      <w:bookmarkEnd w:id="22"/>
+      <w:bookmarkEnd w:id="23"/>
     </w:p>
     <w:p>
       <w:r>
-        <w:t xml:space="preserve">Прямой замер памяти на одном эпизоде из 25 записанных попыток, с отключением отдельных </w:t>
-      </w:r>
-      <w:r>
-        <w:t>видов связей:</w:t>
+        <w:t>Прямой замер памяти на одном эпизоде из 25 записанных попыток, с отключением отдельных видов связей:</w:t>
       </w:r>
     </w:p>
     <w:tbl>
@@ -4513,7 +4628,14 @@
               <w:rPr>
                 <w:sz w:val="24"/>
               </w:rPr>
-              <w:t>плоское хранилище (неупорядоченный список)</w:t>
+              <w:lastRenderedPageBreak/>
+              <w:t xml:space="preserve">плоское хранилище </w:t>
+            </w:r>
+            <w:r>
+              <w:rPr>
+                <w:sz w:val="24"/>
+              </w:rPr>
+              <w:t>(неупорядоченный список)</w:t>
             </w:r>
           </w:p>
         </w:tc>
@@ -4735,13 +4857,7 @@
               <w:rPr>
                 <w:sz w:val="24"/>
               </w:rPr>
-              <w:t xml:space="preserve">граф без связей </w:t>
-            </w:r>
-            <w:r>
-              <w:rPr>
-                <w:sz w:val="24"/>
-              </w:rPr>
-              <w:t>происхождения</w:t>
+              <w:t>граф без связей происхождения</w:t>
             </w:r>
           </w:p>
         </w:tc>
@@ -4905,43 +5021,45 @@
         <w:t>происхождение</w:t>
       </w:r>
       <w:r>
-        <w:t xml:space="preserve"> (без этих связей признак источник-вид не переживает выборку вовсе). Это сильнейшее имеющееся у нас свидетельство того, что структура несёт нагрузку, и одновременно самое слаб</w:t>
-      </w:r>
-      <w:r>
-        <w:t>ое место: замер сделан на одном эпизоде, и он измеряет качество выборки, а не влияние на результат работы.</w:t>
+        <w:t xml:space="preserve"> (без этих связей признак источник-вид не переживает выборку вовсе). Это сильнейшее и</w:t>
+      </w:r>
+      <w:r>
+        <w:t>меющееся у нас свидетельство того, что структура несёт нагрузку, и одновременно самое слабое место: замер сделан на одном эпизоде, и он измеряет качество выборки, а не влияние на результат работы.</w:t>
       </w:r>
     </w:p>
     <w:p>
       <w:r>
-        <w:t>Проверка на публичном наборе LongMemEval (детали в приложении А) равна по итогу: плоский журнал 72,7 процента, граф 72,1 процента, без памяти 4,1 про</w:t>
-      </w:r>
-      <w:r>
-        <w:t>цента. Разница между двумя видами памяти внутри шума, а разделение по типам вопросов показывает, где именно структура помогает: на вопросах о времени граф даёт 40,0 процента против 16,7 у плоского журнала, а на многосессионных вопросах проигрывает (58,3 пр</w:t>
-      </w:r>
-      <w:r>
-        <w:t>отив 66,7). Полный контекст без всякой выборки даёт до 94 процентов, то есть сама задача для нашей модели разрешима, и упрощать её мы не стали.</w:t>
+        <w:t>Проверка на публичном наборе LongMemEval (детали в приложен</w:t>
+      </w:r>
+      <w:r>
+        <w:t>ии А) равна по итогу: плоский журнал 72,7 процента, граф 72,1 процента, без памяти 4,1 процента. Разница между двумя видами памяти внутри шума, а разделение по типам вопросов показывает, где именно структура помогает: на вопросах о времени граф даёт 40,0 п</w:t>
+      </w:r>
+      <w:r>
+        <w:t>роцента против 16,7 у плоского журнала, а на многосессионных вопросах проигрывает (58,3 против 66,7). Полный контекст без всякой выборки даёт до 94 процентов, то есть сама задача для нашей модели разрешима, и упрощать её мы не стали.</w:t>
       </w:r>
     </w:p>
     <w:p>
       <w:pPr>
         <w:pStyle w:val="21"/>
       </w:pPr>
-      <w:bookmarkStart w:id="23" w:name="_Toc240988217"/>
+      <w:bookmarkStart w:id="24" w:name="_Toc240990208"/>
       <w:r>
         <w:rPr>
           <w:rFonts w:ascii="Times New Roman" w:hAnsi="Times New Roman"/>
         </w:rPr>
-        <w:lastRenderedPageBreak/>
-        <w:t>4.4. Поиск по обвязке: одиннадцать раундов</w:t>
-      </w:r>
-      <w:bookmarkEnd w:id="23"/>
+        <w:t>4.4. Поиск по обвязке:</w:t>
+      </w:r>
+      <w:r>
+        <w:rPr>
+          <w:rFonts w:ascii="Times New Roman" w:hAnsi="Times New Roman"/>
+        </w:rPr>
+        <w:t xml:space="preserve"> одиннадцать раундов</w:t>
+      </w:r>
+      <w:bookmarkEnd w:id="24"/>
     </w:p>
     <w:p>
       <w:r>
-        <w:t>Одиннадцать раундов, 29 предложенных кандидатов, четыре развёртывания</w:t>
-      </w:r>
-      <w:r>
-        <w:t>. Результат первых десяти: ни одного, которое пережило бы честное измерение.</w:t>
+        <w:t>Одиннадцать раундов, 29 предложенных кандидатов, четыре развёртывания. Результат первых десяти: ни одного, которое пережило бы честное измерение.</w:t>
       </w:r>
     </w:p>
     <w:tbl>
@@ -5133,7 +5251,14 @@
                 <w:b/>
                 <w:sz w:val="24"/>
               </w:rPr>
-              <w:t>+27,0 процента</w:t>
+              <w:t xml:space="preserve">+27,0 </w:t>
+            </w:r>
+            <w:r>
+              <w:rPr>
+                <w:b/>
+                <w:sz w:val="24"/>
+              </w:rPr>
+              <w:t>процента</w:t>
             </w:r>
             <w:r>
               <w:rPr>
@@ -5195,7 +5320,14 @@
               <w:rPr>
                 <w:sz w:val="24"/>
               </w:rPr>
-              <w:t xml:space="preserve">развёрнуто; в рабочем режиме </w:t>
+              <w:t xml:space="preserve">развёрнуто; в рабочем </w:t>
+            </w:r>
+            <w:r>
+              <w:rPr>
+                <w:sz w:val="24"/>
+              </w:rPr>
+              <w:lastRenderedPageBreak/>
+              <w:t xml:space="preserve">режиме </w:t>
             </w:r>
             <w:r>
               <w:rPr>
@@ -5228,6 +5360,7 @@
               <w:rPr>
                 <w:sz w:val="24"/>
               </w:rPr>
+              <w:lastRenderedPageBreak/>
               <w:t>4</w:t>
             </w:r>
           </w:p>
@@ -5376,7 +5509,13 @@
               <w:rPr>
                 <w:sz w:val="24"/>
               </w:rPr>
-              <w:t>измерено и отклонено: прогноз +32,0 процента, измерение +1,5 процента</w:t>
+              <w:t xml:space="preserve">измерено и отклонено: прогноз </w:t>
+            </w:r>
+            <w:r>
+              <w:rPr>
+                <w:sz w:val="24"/>
+              </w:rPr>
+              <w:t>+32,0 процента, измерение +1,5 процента</w:t>
             </w:r>
           </w:p>
         </w:tc>
@@ -5432,13 +5571,7 @@
               <w:rPr>
                 <w:sz w:val="24"/>
               </w:rPr>
-              <w:t xml:space="preserve">развёрнуто по одному </w:t>
-            </w:r>
-            <w:r>
-              <w:rPr>
-                <w:sz w:val="24"/>
-              </w:rPr>
-              <w:t>прогону на задачу (минус 3,4 процента); при трёх прогонах плюс 4,0 процента, переноса нет</w:t>
+              <w:t>развёрнуто по одному прогону на задачу (минус 3,4 процента); при трёх прогонах плюс 4,0 процента, переноса нет</w:t>
             </w:r>
           </w:p>
         </w:tc>
@@ -5570,7 +5703,14 @@
                 <w:b/>
                 <w:sz w:val="24"/>
               </w:rPr>
-              <w:t>минус 28,5 процента</w:t>
+              <w:t xml:space="preserve">минус </w:t>
+            </w:r>
+            <w:r>
+              <w:rPr>
+                <w:b/>
+                <w:sz w:val="24"/>
+              </w:rPr>
+              <w:t>28,5 процента</w:t>
             </w:r>
             <w:r>
               <w:rPr>
@@ -5585,59 +5725,59 @@
     <w:p/>
     <w:p>
       <w:r>
-        <w:t xml:space="preserve">Раунд 11 это единственная защищаемая </w:t>
-      </w:r>
-      <w:r>
-        <w:t>экономия за всю историю. Политика в нём состоит из двух полей: отсутствие начального вывода тестов в первом запросе и более длинные наблюдения инструментов (1500 символов вместо 1000). По отдельности ни одно поле не работает (первое поле в одиночку дало пл</w:t>
-      </w:r>
-      <w:r>
-        <w:t>юс 27 процентов в раунде 2), работает только их сочетание, и установить это можно было только измерением в рабочем режиме.</w:t>
+        <w:t>Раунд 11 это единственная защищаемая экономия за всю историю. Политика в нём состоит из двух полей: отсутствие начального вывода тестов в первом запросе и более длинные наблюдения инструментов (1500 символов вместо 1000). По от</w:t>
+      </w:r>
+      <w:r>
+        <w:t>дельности ни одно поле не работает (первое поле в одиночку дало плюс 27 процентов в раунде 2), работает только их сочетание, и установить это можно было только измерением в рабочем режиме.</w:t>
       </w:r>
     </w:p>
     <w:p>
       <w:r>
-        <w:t>За одиннадцать раундов потрачено 26 прогонов в рабочем режиме; если бы каждого из 29 кандидатов измеряли один раз на каждой поисковой</w:t>
-      </w:r>
-      <w:r>
-        <w:t xml:space="preserve"> задаче, потребовалось бы 116 прогонов. Экономия 90 прогонов (в 4,5 раза) на пути к этим решениям и есть экономический аргумент метода.</w:t>
+        <w:t>За одиннадцать раундов потрачено 26 прогонов в рабочем режиме; если</w:t>
+      </w:r>
+      <w:r>
+        <w:t xml:space="preserve"> бы каждого из 29 кандидатов измеряли один раз на каждой поисковой задаче, потребовалось бы 116 прогонов. Экономия 90 прогонов (в 4,5 раза) на пути к этим решениям и есть экономический аргумент метода.</w:t>
       </w:r>
     </w:p>
     <w:p>
       <w:r>
-        <w:lastRenderedPageBreak/>
-        <w:t>Из девятнадцати отклонённых кандидатов большинство отклонено бесплатно, по записям. Судья ошибался в обе стороны: на сем</w:t>
-      </w:r>
-      <w:r>
-        <w:t>и написанных вручную обвязках его оценка расходилась с измерением от минус 43 до плюс 26 процентов.</w:t>
+        <w:t>Из девятнадцати отклонённых кандидатов большинство отк</w:t>
+      </w:r>
+      <w:r>
+        <w:t>лонено бесплатно, по записям. Судья ошибался в обе стороны: на семи написанных вручную обвязках его оценка расходилась с измерением от минус 43 до плюс 26 процентов.</w:t>
       </w:r>
     </w:p>
     <w:p>
       <w:pPr>
         <w:pStyle w:val="21"/>
       </w:pPr>
-      <w:bookmarkStart w:id="24" w:name="_Toc240988218"/>
+      <w:bookmarkStart w:id="25" w:name="_Toc240990209"/>
       <w:r>
         <w:rPr>
           <w:rFonts w:ascii="Times New Roman" w:hAnsi="Times New Roman"/>
         </w:rPr>
         <w:t>4.5. Живой цикл: что подтверждено в графе</w:t>
       </w:r>
-      <w:bookmarkEnd w:id="24"/>
+      <w:bookmarkEnd w:id="25"/>
     </w:p>
     <w:p>
       <w:r>
-        <w:t>Живая запись в графе знаний на момент подготовки работы содержит 69 записей организации: 4 запуска цикла, 6 циклов</w:t>
-      </w:r>
-      <w:r>
-        <w:t>, 6 наборов предложений и 6 решений менеджера, 6 созданных рабочих копий, 5 записей о пакетах изменений, 1 запись о возобновлении после перезапуска, 3 записи о запуске шлюза расширения и по одной записи о срыве цикла и о срыве heartbeat.</w:t>
+        <w:t>Живая запись в графе знаний на момент подготовки</w:t>
+      </w:r>
+      <w:r>
+        <w:t xml:space="preserve"> работы содержит 69 записей организации: 4 запуска цикла, 6 циклов, 6 наборов предложений и 6 </w:t>
+      </w:r>
+      <w:r>
+        <w:lastRenderedPageBreak/>
+        <w:t xml:space="preserve">решений менеджера, 6 созданных рабочих копий, 5 записей о пакетах изменений, 1 запись о возобновлении после перезапуска, 3 записи о запуске шлюза расширения и по </w:t>
+      </w:r>
+      <w:r>
+        <w:t>одной записи о срыве цикла и о срыве heartbeat.</w:t>
       </w:r>
     </w:p>
     <w:p>
       <w:r>
-        <w:t xml:space="preserve">Из пяти записей о </w:t>
-      </w:r>
-      <w:r>
-        <w:t xml:space="preserve">пакетах четыре принадлежат живым прогонам, а одна оставлена проверкой расширения шлюза (имя ветки содержит слово </w:t>
+        <w:t xml:space="preserve">Из пяти записей о пакетах четыре принадлежат живым прогонам, а одна оставлена проверкой расширения шлюза (имя ветки содержит слово </w:t>
       </w:r>
       <w:r>
         <w:rPr>
@@ -5647,57 +5787,60 @@
         <w:t>test</w:t>
       </w:r>
       <w:r>
-        <w:t xml:space="preserve">, изменённых файлов ноль). Записи не удаляются: журнал показывает и рабочие циклы, и испытания, потому что этим он и отличается от отчёта, </w:t>
-      </w:r>
-      <w:r>
-        <w:t>сочинённого в конце.</w:t>
+        <w:t>, изменённых файлов ноль). Записи не удаляются: журнал показывает и рабоч</w:t>
+      </w:r>
+      <w:r>
+        <w:t>ие циклы, и испытания, потому что этим он и отличается от отчёта, сочинённого в конце.</w:t>
       </w:r>
     </w:p>
     <w:p>
       <w:r>
-        <w:t>Срывы тоже названы: цикл сорвался один раз, когда провайдер отдал ошибку соединения, страховая модель ответила не по схеме, менеджер записал ошибку схемы, и цикл был пропущен без заморозки системы.</w:t>
+        <w:t xml:space="preserve">Срывы тоже названы: цикл сорвался один раз, когда провайдер отдал ошибку соединения, страховая модель ответила не по схеме, менеджер записал ошибку схемы, и цикл был </w:t>
+      </w:r>
+      <w:r>
+        <w:t>пропущен без заморозки системы.</w:t>
       </w:r>
     </w:p>
     <w:p>
       <w:pPr>
         <w:pStyle w:val="1"/>
       </w:pPr>
-      <w:bookmarkStart w:id="25" w:name="_Toc240988219"/>
+      <w:bookmarkStart w:id="26" w:name="_Toc240990210"/>
       <w:r>
         <w:rPr>
           <w:rFonts w:ascii="Times New Roman" w:hAnsi="Times New Roman"/>
         </w:rPr>
         <w:t>Заключение</w:t>
       </w:r>
-      <w:bookmarkEnd w:id="25"/>
+      <w:bookmarkEnd w:id="26"/>
     </w:p>
     <w:p>
       <w:r>
-        <w:t>Поставленные задачи решены</w:t>
-      </w:r>
-      <w:r>
-        <w:t xml:space="preserve"> в следующем объёме.</w:t>
+        <w:t>Поставленные задачи решены в следующем объёме.</w:t>
       </w:r>
     </w:p>
     <w:p>
       <w:r>
-        <w:t>Онтология опыта описана и работает: полная траектория агента, включая состояния, допустимые действия и числовые исходы, записывается в граф знаний, и связи времени и происхождения в нём проверены отключением (задача 1). Механизм самоул</w:t>
-      </w:r>
-      <w:r>
-        <w:t>учшения реализован и измерен на двух структурно разных мирах: восемь из восьми зёрен улучшились после одного сна, от +14,7 до +114,9 (задача 2). Цикл перенесён на реального кодирующего агента; судья по записям восстанавливает запросы посимвольно, а правило</w:t>
-      </w:r>
-      <w:r>
-        <w:t xml:space="preserve"> «политику, меняющую поведение, измерять в рабочем режиме» появилось именно на этом переносе (задача 3). Правила приёмки заморожены и пересматривались пять </w:t>
+        <w:t xml:space="preserve">Онтология опыта описана и работает: полная траектория агента, включая состояния, допустимые действия и числовые исходы, записывается в граф знаний, и связи времени и </w:t>
+      </w:r>
+      <w:r>
+        <w:t>происхождения в нём проверены отключением (задача 1). Механизм самоулучшения реализован и измерен на двух структурно разных мирах: восемь из восьми зёрен улучшились после одного сна, от +14,7 до +114,9 (задача 2). Цикл перенесён на реального кодирующего аг</w:t>
+      </w:r>
+      <w:r>
+        <w:t>ента; судья по записям восстанавливает запросы посимвольно, а правило «политику, меняющую поведение, измерять в рабочем режиме» появилось именно на этом переносе (задача 3). Правила приёмки заморожены и пересматривались пять раз, каждое изменение вынуждено</w:t>
+      </w:r>
+      <w:r>
+        <w:t xml:space="preserve"> измерением; измерение с тремя повторами отделило настоящую экономию от шума провайдера в плюс-минус 20 процентов (задача 4). Память сравнена на публичном наборе с плоским журналом и без памяти; подстройка под известный протокол судьи сохранена (задача 5).</w:t>
+      </w:r>
+      <w:r>
+        <w:t xml:space="preserve"> Автономный цикл из трёх ролей работает, переживает перезапуск процесса и оставляет незалитые пакеты изменений с доказательствами (задача </w:t>
       </w:r>
       <w:r>
         <w:lastRenderedPageBreak/>
-        <w:t xml:space="preserve">раз, каждое изменение вынуждено измерением; измерение с тремя повторами отделило настоящую экономию </w:t>
-      </w:r>
-      <w:r>
-        <w:t>от шума провайдера в плюс-минус 20 процентов (задача 4). Память сравнена на публичном наборе с плоским журналом и без памяти; подстройка под известный протокол судьи сохранена (задача 5). Автономный цикл из трёх ролей работает, переживает перезапуск процес</w:t>
-      </w:r>
-      <w:r>
-        <w:t>са и оставляет незалитые пакеты изменений с доказательствами (задача 6). Практическое применение описано двумя сценариями, для долгого проекта и для повседневной работы, вместе с требованиями к запуску (задача 7).</w:t>
+        <w:t>6). Практическое применение описано двумя сценариями, для долгого проекта и для повседневной работы, вместе с требован</w:t>
+      </w:r>
+      <w:r>
+        <w:t>иями к запуску (задача 7).</w:t>
       </w:r>
     </w:p>
     <w:p>
@@ -5708,60 +5851,57 @@
         <w:t>Практический итог.</w:t>
       </w:r>
       <w:r>
-        <w:t xml:space="preserve"> Система работает как по</w:t>
-      </w:r>
-      <w:r>
-        <w:t>мощник, а не как лабораторная демонстрация. Она ведёт цикл из трёх ролей, помнит свою работу записями в графе, продолжает её после перезапуска процесса и оставляет человеку готовые к проверке пакеты изменений. Опыт, записанный с онтологией, позволяет отбир</w:t>
-      </w:r>
-      <w:r>
-        <w:t>ать улучшения почти бесплатно: из 29 предложенных кандидатов 19 отклонены по записям без единого запуска, а один развёрнутый вариант дал переносимую экономию запросов на реальном агенте. Память сравнена с плоским журналом и с полным отсутствием памяти на п</w:t>
-      </w:r>
-      <w:r>
-        <w:t>убличном наборе: без памяти 4,1 процента, с памятью около 72 процентов, а структура графа выигрывает там, где она и должна выигрывать: на вопросах о времени (40,0 против 16,7 процента) и на сохранении порядка и происхождения записей.</w:t>
+        <w:t xml:space="preserve"> Система работает как помощник, а не как лабораторная демонстрация. Она ведёт цикл из трёх ролей, помнит свою работу записями в графе, продолжает её после перезапуска процесса и оставляет человеку готовые к пров</w:t>
+      </w:r>
+      <w:r>
+        <w:t xml:space="preserve">ерке пакеты изменений. Опыт, записанный с онтологией, позволяет отбирать улучшения почти бесплатно: из 29 предложенных кандидатов 19 отклонены по записям без единого запуска, а один развёрнутый вариант дал переносимую экономию запросов на реальном агенте. </w:t>
+      </w:r>
+      <w:r>
+        <w:t xml:space="preserve">Память сравнена с плоским журналом и с полным отсутствием памяти на публичном наборе: без памяти 4,1 процента, с памятью около 72 процентов, а структура графа выигрывает там, где она и должна выигрывать: на вопросах о времени (40,0 против 16,7 процента) и </w:t>
+      </w:r>
+      <w:r>
+        <w:t>на сохранении порядка и происхождения записей.</w:t>
       </w:r>
     </w:p>
     <w:p>
       <w:r>
-        <w:t>Отсюда ближайшие напра</w:t>
-      </w:r>
-      <w:r>
-        <w:t>вления работы. Первое: расширить предмет работы за пределы кода (почта, таблицы, документы по образцу), потому что помощник в повседневной работе школы и офиса это тот же двигатель с другим предметом; канал, которым решение уходит человеку и возвращается е</w:t>
-      </w:r>
-      <w:r>
-        <w:t>го нажатием, для этого уже есть. Третье: перенести чтение записей внутрь графа на всех площадках, включая поиск по обвязке, чтобы память агента была одинаковой в мире и в живой работе. Четвёртое: расширить набор задач с шести до двенадцати и более и повтор</w:t>
-      </w:r>
-      <w:r>
-        <w:t>ить замер памяти, чтобы разница между видами памяти перестала быть в пределах шума.</w:t>
+        <w:t>Отсюда ближайшие направления работы. Первое: расширить предмет работы за пределы кода (почта, таблицы, документы по образцу), потому что помощник в повседневной работе школы и офиса это тот же двигатель с друг</w:t>
+      </w:r>
+      <w:r>
+        <w:t>им предметом; канал, которым решение уходит человеку и возвращается его нажатием, для этого уже есть. Третье: перенести чтение записей внутрь графа на всех площадках, включая поиск по обвязке, чтобы память агента была одинаковой в мире и в живой работе. Че</w:t>
+      </w:r>
+      <w:r>
+        <w:t>твёртое: расширить набор задач с шести до двенадцати и более и повторить замер памяти, чтобы разница между видами памяти перестала быть в пределах шума.</w:t>
       </w:r>
     </w:p>
     <w:p>
       <w:pPr>
         <w:pStyle w:val="1"/>
       </w:pPr>
-      <w:bookmarkStart w:id="26" w:name="_Toc240988220"/>
+      <w:bookmarkStart w:id="27" w:name="_Toc240990211"/>
       <w:r>
         <w:rPr>
           <w:rFonts w:ascii="Times New Roman" w:hAnsi="Times New Roman"/>
         </w:rPr>
-        <w:lastRenderedPageBreak/>
         <w:t>Список использованных источников</w:t>
       </w:r>
-      <w:bookmarkEnd w:id="26"/>
+      <w:bookmarkEnd w:id="27"/>
     </w:p>
     <w:p>
       <w:r>
-        <w:t xml:space="preserve">1. Голенков В.В., Гулякина Н.А. Открытая семантическая технология проектирования интеллектуальных систем (OSTIS) // Сборник научных трудов </w:t>
-      </w:r>
-      <w:r>
-        <w:t>OSTIS. Минск, 2023. URL: https://proc.ostis.net/proc/Proceedings%20OSTIS-2023.pdf (дата обращения: 22.09.2026).</w:t>
+        <w:t>1. Голенков В.В., Гулякина Н.А. Открытая семантическая технология прое</w:t>
+      </w:r>
+      <w:r>
+        <w:t>ктирования интеллектуальных систем (OSTIS) // Сборник научных трудов OSTIS. Минск, 2023. URL: https://proc.ostis.net/proc/Proceedings%20OSTIS-2023.pdf (дата обращения: 22.09.2026).</w:t>
       </w:r>
     </w:p>
     <w:p>
       <w:r>
-        <w:t>2. Голенков В.В. и др. Интеллектуальные компьютерные системы нового поколения // Доклады БГУИР. 2024. URL: https://doklady.bsuir.by/jour/article</w:t>
-      </w:r>
-      <w:r>
-        <w:t>/view/3906 (дата обращения: 22.09.2026).</w:t>
+        <w:lastRenderedPageBreak/>
+        <w:t>2. Голенков В.В. и др. Интеллектуальные компьютерные системы нового поколен</w:t>
+      </w:r>
+      <w:r>
+        <w:t>ия // Доклады БГУИР. 2024. URL: https://doklady.bsuir.by/jour/article/view/3906 (дата обращения: 22.09.2026).</w:t>
       </w:r>
     </w:p>
     <w:p>
@@ -5771,10 +5911,10 @@
     </w:p>
     <w:p>
       <w:r>
-        <w:t>4. Dream-RSI: накопленная история как симулятор для поиска стратегий. arX</w:t>
-      </w:r>
-      <w:r>
-        <w:t>iv:2609.14858 (текст статьи передан руководителю работы).</w:t>
+        <w:t>4. D</w:t>
+      </w:r>
+      <w:r>
+        <w:t>ream-RSI: накопленная история как симулятор для поиска стратегий. arXiv:2609.14858 (текст статьи передан руководителю работы).</w:t>
       </w:r>
     </w:p>
     <w:p>
@@ -5784,28 +5924,31 @@
     </w:p>
     <w:p>
       <w:r>
-        <w:t>6. SoL-Pi: рекурсивное масштабирование автоматического исследования на</w:t>
-      </w:r>
-      <w:r>
-        <w:t xml:space="preserve"> уровне обвязки. arXiv:2609.20519 (текст статьи передан руководителю работы).</w:t>
+        <w:t>6</w:t>
+      </w:r>
+      <w:r>
+        <w:t>. SoL-Pi: рекурсивное масштабирование автоматического исследования на уровне обвязки. arXiv:2609.20519 (текст статьи передан руководителю работы).</w:t>
       </w:r>
     </w:p>
     <w:p>
       <w:r>
-        <w:t>7. GAVEL: явная символьная модель мира для проверки и починки планов. arXiv:2609.19315 (текст статьи передан руководителю работы).</w:t>
+        <w:t xml:space="preserve">7. GAVEL: явная символьная модель мира для проверки и починки планов. arXiv:2609.19315 (текст статьи передан </w:t>
+      </w:r>
+      <w:r>
+        <w:t>руководителю работы).</w:t>
       </w:r>
     </w:p>
     <w:p>
       <w:r>
-        <w:t xml:space="preserve">8. Wu D. et al. LongMemEval: Benchmarking Chat </w:t>
-      </w:r>
-      <w:r>
-        <w:t>Assistants on Long-Term Interactive Memory // arXiv:2410.10813, 2024. URL: https://arxiv.org/abs/2410.10813 (дата обращения: 22.09.2026).</w:t>
+        <w:t>8. Wu D. et al. LongMemEval: Benchmarking Chat Assistants on Long-Term Interactive Memory // arXiv:2410.10813, 2024. URL: https://arxiv.org/abs/2410.10813 (дата обращения: 22.09.2026).</w:t>
       </w:r>
     </w:p>
     <w:p>
       <w:r>
-        <w:t>9. Материалы проекта Oneiro-OSTIS: описание цикла по обвязке (</w:t>
+        <w:t>9. Материалы проекта Oneiro-OSTIS: описание цикла</w:t>
+      </w:r>
+      <w:r>
+        <w:t xml:space="preserve"> по обвязке (</w:t>
       </w:r>
       <w:r>
         <w:rPr>
@@ -5825,10 +5968,7 @@
         <w:t>bench/memory/README.md</w:t>
       </w:r>
       <w:r>
-        <w:t>),</w:t>
-      </w:r>
-      <w:r>
-        <w:t xml:space="preserve"> живой организационный цикл (</w:t>
+        <w:t>), живой организационный цикл (</w:t>
       </w:r>
       <w:r>
         <w:rPr>
@@ -5861,7 +6001,7 @@
         <w:pStyle w:val="1"/>
         <w:jc w:val="right"/>
       </w:pPr>
-      <w:bookmarkStart w:id="27" w:name="_Toc240988221"/>
+      <w:bookmarkStart w:id="28" w:name="_Toc240990212"/>
       <w:r>
         <w:rPr>
           <w:rFonts w:ascii="Times New Roman" w:hAnsi="Times New Roman"/>
@@ -5869,11 +6009,14 @@
         <w:lastRenderedPageBreak/>
         <w:t>Приложение А. Замер памяти на публичном наборе LongMemEval</w:t>
       </w:r>
-      <w:bookmarkEnd w:id="27"/>
+      <w:bookmarkEnd w:id="28"/>
     </w:p>
     <w:p>
       <w:r>
-        <w:t>Набор: LongMemEval, исправленная авторами версия (</w:t>
+        <w:t xml:space="preserve">Набор: LongMemEval, </w:t>
+      </w:r>
+      <w:r>
+        <w:t>исправленная авторами версия (</w:t>
       </w:r>
       <w:r>
         <w:rPr>
@@ -5883,10 +6026,7 @@
         <w:t>longmemeval-cleaned</w:t>
       </w:r>
       <w:r>
-        <w:t>), 50 вопросов из 50</w:t>
-      </w:r>
-      <w:r>
-        <w:t xml:space="preserve">0, шесть типов. Стадии: </w:t>
+        <w:t xml:space="preserve">), 50 вопросов из 500, шесть типов. Стадии: </w:t>
       </w:r>
       <w:r>
         <w:rPr>
@@ -5906,10 +6046,10 @@
         <w:t>s</w:t>
       </w:r>
       <w:r>
-        <w:t xml:space="preserve"> (полные истории, выборка ограничена 100 сессиями с обязательным сохранением сессий с ответом). Порядок вариантов одинаков на всех стадиях: ответ дают те же модели, судью п</w:t>
-      </w:r>
-      <w:r>
-        <w:t>роводят те же модели, меняется только вид памяти. Разные модели-ответчики указаны отдельно, потому что потолок зависит именно от них.</w:t>
+        <w:t xml:space="preserve"> (полные истории, выборка ограничена 100 сессиями с обязательным сохранением сессий с ответом). Порядок</w:t>
+      </w:r>
+      <w:r>
+        <w:t xml:space="preserve"> вариантов одинаков на всех стадиях: ответ дают те же модели, судью проводят те же модели, меняется только вид памяти. Разные модели-ответчики указаны отдельно, потому что потолок зависит именно от них.</w:t>
       </w:r>
     </w:p>
     <w:p>
@@ -5972,7 +6112,14 @@
                 <w:b/>
                 <w:sz w:val="24"/>
               </w:rPr>
-              <w:t>Вариант памяти</w:t>
+              <w:t xml:space="preserve">Вариант </w:t>
+            </w:r>
+            <w:r>
+              <w:rPr>
+                <w:b/>
+                <w:sz w:val="24"/>
+              </w:rPr>
+              <w:t>памяти</w:t>
             </w:r>
           </w:p>
         </w:tc>
@@ -6067,14 +6214,7 @@
                 <w:b/>
                 <w:sz w:val="24"/>
               </w:rPr>
-              <w:t xml:space="preserve">Полнота </w:t>
-            </w:r>
-            <w:r>
-              <w:rPr>
-                <w:b/>
-                <w:sz w:val="24"/>
-              </w:rPr>
-              <w:t>выборки</w:t>
+              <w:t>Полнота выборки</w:t>
             </w:r>
           </w:p>
         </w:tc>
@@ -6423,7 +6563,10 @@
         <w:t>s</w:t>
       </w:r>
       <w:r>
-        <w:t>, разбивка по типам вопросов:</w:t>
+        <w:t xml:space="preserve">, разбивка </w:t>
+      </w:r>
+      <w:r>
+        <w:t>по типам вопросов:</w:t>
       </w:r>
     </w:p>
     <w:tbl>
@@ -6832,7 +6975,13 @@
               <w:rPr>
                 <w:sz w:val="24"/>
               </w:rPr>
-              <w:t>по одному сообщению пользователя</w:t>
+              <w:t xml:space="preserve">по одному сообщению </w:t>
+            </w:r>
+            <w:r>
+              <w:rPr>
+                <w:sz w:val="24"/>
+              </w:rPr>
+              <w:t>пользователя</w:t>
             </w:r>
           </w:p>
         </w:tc>
@@ -7378,7 +7527,10 @@
     <w:p>
       <w:r>
         <w:lastRenderedPageBreak/>
-        <w:t xml:space="preserve">Оговорки, без которых эти числа цитировать нельзя. Первое: судья не вынес вердикт по 6 и 7 клеткам из 50 на стадии </w:t>
+        <w:t xml:space="preserve">Оговорки, без которых эти числа цитировать нельзя. Первое: судья не вынес вердикт по 6 и 7 клеткам </w:t>
+      </w:r>
+      <w:r>
+        <w:t xml:space="preserve">из 50 на стадии </w:t>
       </w:r>
       <w:r>
         <w:rPr>
@@ -7388,10 +7540,7 @@
         <w:t>s</w:t>
       </w:r>
       <w:r>
-        <w:t>; такие клетки не засчитаны ни как верные, ни как нев</w:t>
-      </w:r>
-      <w:r>
-        <w:t xml:space="preserve">ерные, и в таблице они вынесены отдельным столбцом. Второе: вопросы о предпочтениях дали ноль на всех вариантах в прогоне </w:t>
+        <w:t xml:space="preserve">; такие клетки не засчитаны ни как верные, ни как неверные, и в таблице они вынесены отдельным столбцом. Второе: вопросы о предпочтениях дали ноль на всех вариантах в прогоне </w:t>
       </w:r>
       <w:r>
         <w:rPr>
@@ -7401,10 +7550,10 @@
         <w:t>oracle-50-1</w:t>
       </w:r>
       <w:r>
-        <w:t>, то есть этот тип вопросов нашим стендом пока не измеряется. Третье: замер не финальный, разница между графом и плоским жу</w:t>
-      </w:r>
-      <w:r>
-        <w:t>рналом лежит внутри шума, и именно поэтому в основном тексте не делается вывода о превосходстве графа.</w:t>
+        <w:t>, то есть этот тип вопросов нашим стендом пока не изм</w:t>
+      </w:r>
+      <w:r>
+        <w:t>еряется. Третье: замер не финальный, разница между графом и плоским журналом лежит внутри шума, и именно поэтому в основном тексте не делается вывода о превосходстве графа.</w:t>
       </w:r>
     </w:p>
     <w:p>
@@ -7417,7 +7566,7 @@
         <w:pStyle w:val="1"/>
         <w:jc w:val="right"/>
       </w:pPr>
-      <w:bookmarkStart w:id="28" w:name="_Toc240988222"/>
+      <w:bookmarkStart w:id="29" w:name="_Toc240990213"/>
       <w:r>
         <w:rPr>
           <w:rFonts w:ascii="Times New Roman" w:hAnsi="Times New Roman"/>
@@ -7425,7 +7574,7 @@
         <w:lastRenderedPageBreak/>
         <w:t>Приложение Б. Раунды поиска по обвязке</w:t>
       </w:r>
-      <w:bookmarkEnd w:id="28"/>
+      <w:bookmarkEnd w:id="29"/>
     </w:p>
     <w:tbl>
       <w:tblPr>
@@ -7665,13 +7814,7 @@
               <w:rPr>
                 <w:sz w:val="24"/>
               </w:rPr>
-              <w:t xml:space="preserve">развёрнуто, в рабочем режиме +27,0 процента </w:t>
-            </w:r>
-            <w:r>
-              <w:rPr>
-                <w:sz w:val="24"/>
-              </w:rPr>
-              <w:t>(хуже)</w:t>
+              <w:t>развёрнуто, в рабочем режиме +27,0 процента (хуже)</w:t>
             </w:r>
           </w:p>
         </w:tc>
@@ -7967,7 +8110,13 @@
               <w:rPr>
                 <w:sz w:val="24"/>
               </w:rPr>
-              <w:t>измерено и отклонено (прогноз +32,0, измерение +1,5)</w:t>
+              <w:t xml:space="preserve">измерено и отклонено (прогноз </w:t>
+            </w:r>
+            <w:r>
+              <w:rPr>
+                <w:sz w:val="24"/>
+              </w:rPr>
+              <w:t>+32,0, измерение +1,5)</w:t>
             </w:r>
           </w:p>
         </w:tc>
@@ -8041,13 +8190,7 @@
               <w:rPr>
                 <w:sz w:val="24"/>
               </w:rPr>
-              <w:t xml:space="preserve">развёрнуто по одному прогону (минус 3,4), при </w:t>
-            </w:r>
-            <w:r>
-              <w:rPr>
-                <w:sz w:val="24"/>
-              </w:rPr>
-              <w:t>трёх прогонах +4,0</w:t>
+              <w:t>развёрнуто по одному прогону (минус 3,4), при трёх прогонах +4,0</w:t>
             </w:r>
           </w:p>
         </w:tc>
@@ -8212,7 +8355,7 @@
         <w:pStyle w:val="1"/>
         <w:jc w:val="right"/>
       </w:pPr>
-      <w:bookmarkStart w:id="29" w:name="_Toc240988223"/>
+      <w:bookmarkStart w:id="30" w:name="_Toc240990214"/>
       <w:r>
         <w:rPr>
           <w:rFonts w:ascii="Times New Roman" w:hAnsi="Times New Roman"/>
@@ -8220,14 +8363,14 @@
         <w:lastRenderedPageBreak/>
         <w:t>Приложение В. Как проверить числа работы</w:t>
       </w:r>
-      <w:bookmarkEnd w:id="29"/>
+      <w:bookmarkEnd w:id="30"/>
     </w:p>
     <w:p>
       <w:r>
-        <w:t>Все числа основного текста берутся из артефактов, которые создаются запуском кода проекта.</w:t>
-      </w:r>
-      <w:r>
-        <w:t xml:space="preserve"> Пути указаны относительно каталога проекта.</w:t>
+        <w:t xml:space="preserve">Все числа </w:t>
+      </w:r>
+      <w:r>
+        <w:t>основного текста берутся из артефактов, которые создаются запуском кода проекта. Пути указаны относительно каталога проекта.</w:t>
       </w:r>
     </w:p>
     <w:tbl>
@@ -8318,7 +8461,13 @@
               <w:rPr>
                 <w:sz w:val="24"/>
               </w:rPr>
-              <w:t>docs/series.md и docs/results.md (создаются прогоном серии по зёрнам)</w:t>
+              <w:t>docs/series.md и docs/results.md (создаются прогоном серии по зё</w:t>
+            </w:r>
+            <w:r>
+              <w:rPr>
+                <w:sz w:val="24"/>
+              </w:rPr>
+              <w:t>рнам)</w:t>
             </w:r>
           </w:p>
         </w:tc>
@@ -8356,13 +8505,7 @@
               <w:rPr>
                 <w:sz w:val="24"/>
               </w:rPr>
-              <w:t xml:space="preserve">python -m </w:t>
-            </w:r>
-            <w:r>
-              <w:rPr>
-                <w:sz w:val="24"/>
-              </w:rPr>
-              <w:t>metrics.build_table против живого стека</w:t>
+              <w:t>python -m metrics.build_table против живого стека</w:t>
             </w:r>
           </w:p>
         </w:tc>
@@ -8438,13 +8581,7 @@
               <w:rPr>
                 <w:sz w:val="24"/>
               </w:rPr>
-              <w:t>python harness/rsi.py --show --recheck --ledger; записи в harness/l</w:t>
-            </w:r>
-            <w:r>
-              <w:rPr>
-                <w:sz w:val="24"/>
-              </w:rPr>
-              <w:t>ab/rsi/round-*.json</w:t>
+              <w:t>python harness/rsi.py --show --recheck --ledger; записи в harness/lab/rsi/round-*.json</w:t>
             </w:r>
           </w:p>
         </w:tc>
@@ -8520,7 +8657,13 @@
               <w:rPr>
                 <w:sz w:val="24"/>
               </w:rPr>
-              <w:t>python python/life_loop.py --cycles 2; лента на панели, раздел организации</w:t>
+              <w:t xml:space="preserve">python </w:t>
+            </w:r>
+            <w:r>
+              <w:rPr>
+                <w:sz w:val="24"/>
+              </w:rPr>
+              <w:t>python/life_loop.py --cycles 2; лента на панели, раздел организации</w:t>
             </w:r>
           </w:p>
         </w:tc>
@@ -8540,13 +8683,7 @@
               <w:rPr>
                 <w:sz w:val="24"/>
               </w:rPr>
-              <w:t xml:space="preserve">Отсутствие </w:t>
-            </w:r>
-            <w:r>
-              <w:rPr>
-                <w:sz w:val="24"/>
-              </w:rPr>
-              <w:t>исполнений в повторе</w:t>
+              <w:t>Отсутствие исполнений в повторе</w:t>
             </w:r>
           </w:p>
         </w:tc>
@@ -8602,13 +8739,13 @@
               <w:rPr>
                 <w:sz w:val="24"/>
               </w:rPr>
-              <w:t xml:space="preserve">python -m pytest tests -q --ignore=tests/test_core_loop.py и python -m pytest harness/tests </w:t>
-            </w:r>
-            <w:r>
-              <w:rPr>
-                <w:sz w:val="24"/>
-              </w:rPr>
-              <w:t>-q: 109 и 19 проверок, все проходят без обращения к сети</w:t>
+              <w:t>python -m py</w:t>
+            </w:r>
+            <w:r>
+              <w:rPr>
+                <w:sz w:val="24"/>
+              </w:rPr>
+              <w:t>test tests -q --ignore=tests/test_core_loop.py и python -m pytest harness/tests -q: 109 и 19 проверок, все проходят без обращения к сети</w:t>
             </w:r>
           </w:p>
         </w:tc>
@@ -8625,7 +8762,7 @@
         <w:pStyle w:val="1"/>
         <w:jc w:val="right"/>
       </w:pPr>
-      <w:bookmarkStart w:id="30" w:name="_Toc240988224"/>
+      <w:bookmarkStart w:id="31" w:name="_Toc240990215"/>
       <w:r>
         <w:rPr>
           <w:rFonts w:ascii="Times New Roman" w:hAnsi="Times New Roman"/>
@@ -8633,7 +8770,7 @@
         <w:lastRenderedPageBreak/>
         <w:t>Приложение Г. Рисунки панели управления</w:t>
       </w:r>
-      <w:bookmarkEnd w:id="30"/>
+      <w:bookmarkEnd w:id="31"/>
     </w:p>
     <w:p>
       <w:pPr>
@@ -8685,7 +8822,10 @@
     </w:p>
     <w:p>
       <w:r>
-        <w:t>Рисунок Г.1. Общий вид панели: состояние цикла, управление этапами, показатели.</w:t>
+        <w:t xml:space="preserve">Рисунок Г.1. Общий вид панели: состояние цикла, управление этапами, </w:t>
+      </w:r>
+      <w:r>
+        <w:t>показатели.</w:t>
       </w:r>
     </w:p>
     <w:p>
@@ -8738,10 +8878,7 @@
     </w:p>
     <w:p>
       <w:r>
-        <w:t xml:space="preserve">Рисунок Г.2. Лента организации: предложения исследователя, решение </w:t>
-      </w:r>
-      <w:r>
-        <w:t>менеджера, созданные рабочие копии, пакеты изменений и причины остановок.</w:t>
+        <w:t>Рисунок Г.2. Лента организации: предложения исследователя, решение менеджера, созданные рабочие копии, пакеты изменений и причины остановок.</w:t>
       </w:r>
     </w:p>
     <w:p>
@@ -8848,10 +8985,7 @@
     </w:p>
     <w:p>
       <w:r>
-        <w:t>Рисунок Г.4. Раздел «что здесь доказывается»: перечень утверждений, подтверждён</w:t>
-      </w:r>
-      <w:r>
-        <w:t>ных текущим прогоном, отдельно от утверждений, которые ещё не подтверждены.</w:t>
+        <w:t>Рисунок Г.4. Раздел «что здесь доказывается»: перечень утверждений, подтверждённых текущим прогоном, отдельно от утверждений, которые ещё не подтверждены.</w:t>
       </w:r>
     </w:p>
     <w:p>
@@ -8866,10 +9000,13 @@
         <w:t>scripts/pz-shots.py</w:t>
       </w:r>
       <w:r>
-        <w:t>, поэтому их можно пересобрать заново, когда панель изменится. Рисунок роста счёта в мире в работу не включ</w:t>
-      </w:r>
-      <w:r>
-        <w:t>ён: на момент съёмки он показывал пустое состояние, потому что панель ищет эпизоды деплоя в графе и не находит их там, где они записаны. Это дефект панели, а не отсутствие данных: сами раунды приведены таблицей в приложении Б.</w:t>
+        <w:t>, поэтому их можно пересоб</w:t>
+      </w:r>
+      <w:r>
+        <w:t>рать заново, когда панель изменится. Рисунок роста счёта в мире в работу не включён: на момент съёмки он показывал пустое состояние, потому что панель ищет эпизоды деплоя в графе и не находит их там, где они записаны. Это дефект панели, а не отсутствие дан</w:t>
+      </w:r>
+      <w:r>
+        <w:t>ных: сами раунды приведены таблицей в приложении Б.</w:t>
       </w:r>
     </w:p>
     <w:sectPr>
@@ -20561,7 +20698,7 @@
     <w:autoRedefine/>
     <w:uiPriority w:val="39"/>
     <w:unhideWhenUsed/>
-    <w:rsid w:val="005D595A"/>
+    <w:rsid w:val="001F2792"/>
     <w:pPr>
       <w:spacing w:after="100"/>
     </w:pPr>
@@ -20573,7 +20710,7 @@
     <w:autoRedefine/>
     <w:uiPriority w:val="39"/>
     <w:unhideWhenUsed/>
-    <w:rsid w:val="005D595A"/>
+    <w:rsid w:val="001F2792"/>
     <w:pPr>
       <w:spacing w:after="100"/>
       <w:ind w:left="280"/>
@@ -20584,7 +20721,7 @@
     <w:basedOn w:val="a2"/>
     <w:uiPriority w:val="99"/>
     <w:unhideWhenUsed/>
-    <w:rsid w:val="005D595A"/>
+    <w:rsid w:val="001F2792"/>
     <w:rPr>
       <w:color w:val="0000FF" w:themeColor="hyperlink"/>
       <w:u w:val="single"/>
@@ -20918,7 +21055,7 @@
 </file>
 
 <file path=customXml/itemProps1.xml><?xml version="1.0" encoding="utf-8"?>
-<ds:datastoreItem xmlns:ds="http://schemas.openxmlformats.org/officeDocument/2006/customXml" ds:itemID="{0112E5CF-A73F-40ED-8A0F-3CB88CE8BEED}">
+<ds:datastoreItem xmlns:ds="http://schemas.openxmlformats.org/officeDocument/2006/customXml" ds:itemID="{E0C9C15D-1AFB-4AD9-A319-6EDB4C5FD832}">
   <ds:schemaRefs>
     <ds:schemaRef ds:uri="http://schemas.openxmlformats.org/officeDocument/2006/bibliography"/>
   </ds:schemaRefs>

--- a/docs/pz/Пояснительная записка.docx
+++ b/docs/pz/Пояснительная записка.docx
@@ -120,12 +120,8 @@
         <w:tabs>
           <w:tab w:val="right" w:leader="dot" w:pos="9628"/>
         </w:tabs>
-        <w:spacing w:after="0" w:line="240" w:lineRule="auto"/>
         <w:rPr>
-          <w:rFonts w:asciiTheme="minorHAnsi" w:eastAsiaTheme="minorEastAsia" w:hAnsiTheme="minorHAnsi"/>
           <w:noProof/>
-          <w:sz w:val="22"/>
-          <w:lang w:val="ru-RU" w:eastAsia="ru-RU"/>
         </w:rPr>
       </w:pPr>
       <w:r>
@@ -149,7 +145,7 @@
         </w:rPr>
         <w:fldChar w:fldCharType="separate"/>
       </w:r>
-      <w:hyperlink w:anchor="_Toc240990185" w:history="1">
+      <w:hyperlink w:anchor="_Toc240996537" w:history="1">
         <w:r>
           <w:rPr>
             <w:rStyle w:val="aff8"/>
@@ -177,7 +173,7 @@
             <w:noProof/>
             <w:webHidden/>
           </w:rPr>
-          <w:instrText xml:space="preserve"> PAGEREF _Toc240990185 \h </w:instrText>
+          <w:instrText xml:space="preserve"> PAGEREF _Toc240996537 \h </w:instrText>
         </w:r>
         <w:r>
           <w:rPr>
@@ -197,7 +193,7 @@
             <w:noProof/>
             <w:webHidden/>
           </w:rPr>
-          <w:t>3</w:t>
+          <w:t>4</w:t>
         </w:r>
         <w:r>
           <w:rPr>
@@ -214,15 +210,11 @@
         <w:tabs>
           <w:tab w:val="right" w:leader="dot" w:pos="9628"/>
         </w:tabs>
-        <w:spacing w:after="0" w:line="240" w:lineRule="auto"/>
         <w:rPr>
-          <w:rFonts w:asciiTheme="minorHAnsi" w:eastAsiaTheme="minorEastAsia" w:hAnsiTheme="minorHAnsi"/>
           <w:noProof/>
-          <w:sz w:val="22"/>
-          <w:lang w:val="ru-RU" w:eastAsia="ru-RU"/>
         </w:rPr>
       </w:pPr>
-      <w:hyperlink w:anchor="_Toc240990186" w:history="1">
+      <w:hyperlink w:anchor="_Toc240996538" w:history="1">
         <w:r>
           <w:rPr>
             <w:rStyle w:val="aff8"/>
@@ -250,7 +242,7 @@
             <w:noProof/>
             <w:webHidden/>
           </w:rPr>
-          <w:instrText xml:space="preserve"> PAGEREF _Toc240990186 \h </w:instrText>
+          <w:instrText xml:space="preserve"> PAGEREF _Toc240996538 \h </w:instrText>
         </w:r>
         <w:r>
           <w:rPr>
@@ -287,15 +279,11 @@
         <w:tabs>
           <w:tab w:val="right" w:leader="dot" w:pos="9628"/>
         </w:tabs>
-        <w:spacing w:after="0" w:line="240" w:lineRule="auto"/>
         <w:rPr>
-          <w:rFonts w:asciiTheme="minorHAnsi" w:eastAsiaTheme="minorEastAsia" w:hAnsiTheme="minorHAnsi"/>
           <w:noProof/>
-          <w:sz w:val="22"/>
-          <w:lang w:val="ru-RU" w:eastAsia="ru-RU"/>
         </w:rPr>
       </w:pPr>
-      <w:hyperlink w:anchor="_Toc240990187" w:history="1">
+      <w:hyperlink w:anchor="_Toc240996539" w:history="1">
         <w:r>
           <w:rPr>
             <w:rStyle w:val="aff8"/>
@@ -323,7 +311,7 @@
             <w:noProof/>
             <w:webHidden/>
           </w:rPr>
-          <w:instrText xml:space="preserve"> PAGEREF _Toc240990187 \h </w:instrText>
+          <w:instrText xml:space="preserve"> PAGEREF _Toc240996539 \h </w:instrText>
         </w:r>
         <w:r>
           <w:rPr>
@@ -360,15 +348,11 @@
         <w:tabs>
           <w:tab w:val="right" w:leader="dot" w:pos="9628"/>
         </w:tabs>
-        <w:spacing w:after="0" w:line="240" w:lineRule="auto"/>
         <w:rPr>
-          <w:rFonts w:asciiTheme="minorHAnsi" w:eastAsiaTheme="minorEastAsia" w:hAnsiTheme="minorHAnsi"/>
           <w:noProof/>
-          <w:sz w:val="22"/>
-          <w:lang w:val="ru-RU" w:eastAsia="ru-RU"/>
         </w:rPr>
       </w:pPr>
-      <w:hyperlink w:anchor="_Toc240990188" w:history="1">
+      <w:hyperlink w:anchor="_Toc240996540" w:history="1">
         <w:r>
           <w:rPr>
             <w:rStyle w:val="aff8"/>
@@ -396,7 +380,7 @@
             <w:noProof/>
             <w:webHidden/>
           </w:rPr>
-          <w:instrText xml:space="preserve"> PAGEREF _Toc240990188 \h </w:instrText>
+          <w:instrText xml:space="preserve"> PAGEREF _Toc240996540 \h </w:instrText>
         </w:r>
         <w:r>
           <w:rPr>
@@ -433,15 +417,11 @@
         <w:tabs>
           <w:tab w:val="right" w:leader="dot" w:pos="9628"/>
         </w:tabs>
-        <w:spacing w:after="0" w:line="240" w:lineRule="auto"/>
         <w:rPr>
-          <w:rFonts w:asciiTheme="minorHAnsi" w:eastAsiaTheme="minorEastAsia" w:hAnsiTheme="minorHAnsi"/>
           <w:noProof/>
-          <w:sz w:val="22"/>
-          <w:lang w:val="ru-RU" w:eastAsia="ru-RU"/>
         </w:rPr>
       </w:pPr>
-      <w:hyperlink w:anchor="_Toc240990189" w:history="1">
+      <w:hyperlink w:anchor="_Toc240996541" w:history="1">
         <w:r>
           <w:rPr>
             <w:rStyle w:val="aff8"/>
@@ -469,7 +449,7 @@
             <w:noProof/>
             <w:webHidden/>
           </w:rPr>
-          <w:instrText xml:space="preserve"> PAGEREF _Toc240990189 \h </w:instrText>
+          <w:instrText xml:space="preserve"> PAGEREF _Toc240996541 \h </w:instrText>
         </w:r>
         <w:r>
           <w:rPr>
@@ -506,15 +486,11 @@
         <w:tabs>
           <w:tab w:val="right" w:leader="dot" w:pos="9628"/>
         </w:tabs>
-        <w:spacing w:after="0" w:line="240" w:lineRule="auto"/>
         <w:rPr>
-          <w:rFonts w:asciiTheme="minorHAnsi" w:eastAsiaTheme="minorEastAsia" w:hAnsiTheme="minorHAnsi"/>
           <w:noProof/>
-          <w:sz w:val="22"/>
-          <w:lang w:val="ru-RU" w:eastAsia="ru-RU"/>
         </w:rPr>
       </w:pPr>
-      <w:hyperlink w:anchor="_Toc240990190" w:history="1">
+      <w:hyperlink w:anchor="_Toc240996542" w:history="1">
         <w:r>
           <w:rPr>
             <w:rStyle w:val="aff8"/>
@@ -542,7 +518,7 @@
             <w:noProof/>
             <w:webHidden/>
           </w:rPr>
-          <w:instrText xml:space="preserve"> PAGEREF _Toc240990190 \h </w:instrText>
+          <w:instrText xml:space="preserve"> PAGEREF _Toc240996542 \h </w:instrText>
         </w:r>
         <w:r>
           <w:rPr>
@@ -579,15 +555,11 @@
         <w:tabs>
           <w:tab w:val="right" w:leader="dot" w:pos="9628"/>
         </w:tabs>
-        <w:spacing w:after="0" w:line="240" w:lineRule="auto"/>
         <w:rPr>
-          <w:rFonts w:asciiTheme="minorHAnsi" w:eastAsiaTheme="minorEastAsia" w:hAnsiTheme="minorHAnsi"/>
           <w:noProof/>
-          <w:sz w:val="22"/>
-          <w:lang w:val="ru-RU" w:eastAsia="ru-RU"/>
         </w:rPr>
       </w:pPr>
-      <w:hyperlink w:anchor="_Toc240990191" w:history="1">
+      <w:hyperlink w:anchor="_Toc240996543" w:history="1">
         <w:r>
           <w:rPr>
             <w:rStyle w:val="aff8"/>
@@ -615,7 +587,7 @@
             <w:noProof/>
             <w:webHidden/>
           </w:rPr>
-          <w:instrText xml:space="preserve"> PAGEREF _Toc240990191 \h </w:instrText>
+          <w:instrText xml:space="preserve"> PAGEREF _Toc240996543 \h </w:instrText>
         </w:r>
         <w:r>
           <w:rPr>
@@ -635,7 +607,7 @@
             <w:noProof/>
             <w:webHidden/>
           </w:rPr>
-          <w:t>7</w:t>
+          <w:t>6</w:t>
         </w:r>
         <w:r>
           <w:rPr>
@@ -652,15 +624,11 @@
         <w:tabs>
           <w:tab w:val="right" w:leader="dot" w:pos="9628"/>
         </w:tabs>
-        <w:spacing w:after="0" w:line="240" w:lineRule="auto"/>
         <w:rPr>
-          <w:rFonts w:asciiTheme="minorHAnsi" w:eastAsiaTheme="minorEastAsia" w:hAnsiTheme="minorHAnsi"/>
           <w:noProof/>
-          <w:sz w:val="22"/>
-          <w:lang w:val="ru-RU" w:eastAsia="ru-RU"/>
         </w:rPr>
       </w:pPr>
-      <w:hyperlink w:anchor="_Toc240990192" w:history="1">
+      <w:hyperlink w:anchor="_Toc240996544" w:history="1">
         <w:r>
           <w:rPr>
             <w:rStyle w:val="aff8"/>
@@ -688,7 +656,7 @@
             <w:noProof/>
             <w:webHidden/>
           </w:rPr>
-          <w:instrText xml:space="preserve"> PAGEREF _Toc240990192 \h </w:instrText>
+          <w:instrText xml:space="preserve"> PAGEREF _Toc240996544 \h </w:instrText>
         </w:r>
         <w:r>
           <w:rPr>
@@ -725,15 +693,11 @@
         <w:tabs>
           <w:tab w:val="right" w:leader="dot" w:pos="9628"/>
         </w:tabs>
-        <w:spacing w:after="0" w:line="240" w:lineRule="auto"/>
         <w:rPr>
-          <w:rFonts w:asciiTheme="minorHAnsi" w:eastAsiaTheme="minorEastAsia" w:hAnsiTheme="minorHAnsi"/>
           <w:noProof/>
-          <w:sz w:val="22"/>
-          <w:lang w:val="ru-RU" w:eastAsia="ru-RU"/>
         </w:rPr>
       </w:pPr>
-      <w:hyperlink w:anchor="_Toc240990193" w:history="1">
+      <w:hyperlink w:anchor="_Toc240996545" w:history="1">
         <w:r>
           <w:rPr>
             <w:rStyle w:val="aff8"/>
@@ -761,7 +725,7 @@
             <w:noProof/>
             <w:webHidden/>
           </w:rPr>
-          <w:instrText xml:space="preserve"> PAGEREF _Toc240990193 \h </w:instrText>
+          <w:instrText xml:space="preserve"> PAGEREF _Toc240996545 \h </w:instrText>
         </w:r>
         <w:r>
           <w:rPr>
@@ -798,15 +762,11 @@
         <w:tabs>
           <w:tab w:val="right" w:leader="dot" w:pos="9628"/>
         </w:tabs>
-        <w:spacing w:after="0" w:line="240" w:lineRule="auto"/>
         <w:rPr>
-          <w:rFonts w:asciiTheme="minorHAnsi" w:eastAsiaTheme="minorEastAsia" w:hAnsiTheme="minorHAnsi"/>
           <w:noProof/>
-          <w:sz w:val="22"/>
-          <w:lang w:val="ru-RU" w:eastAsia="ru-RU"/>
         </w:rPr>
       </w:pPr>
-      <w:hyperlink w:anchor="_Toc240990194" w:history="1">
+      <w:hyperlink w:anchor="_Toc240996546" w:history="1">
         <w:r>
           <w:rPr>
             <w:rStyle w:val="aff8"/>
@@ -834,7 +794,7 @@
             <w:noProof/>
             <w:webHidden/>
           </w:rPr>
-          <w:instrText xml:space="preserve"> PAGEREF _Toc240990194 \h </w:instrText>
+          <w:instrText xml:space="preserve"> PAGEREF _Toc240996546 \h </w:instrText>
         </w:r>
         <w:r>
           <w:rPr>
@@ -854,7 +814,7 @@
             <w:noProof/>
             <w:webHidden/>
           </w:rPr>
-          <w:t>8</w:t>
+          <w:t>7</w:t>
         </w:r>
         <w:r>
           <w:rPr>
@@ -871,15 +831,11 @@
         <w:tabs>
           <w:tab w:val="right" w:leader="dot" w:pos="9628"/>
         </w:tabs>
-        <w:spacing w:after="0" w:line="240" w:lineRule="auto"/>
         <w:rPr>
-          <w:rFonts w:asciiTheme="minorHAnsi" w:eastAsiaTheme="minorEastAsia" w:hAnsiTheme="minorHAnsi"/>
           <w:noProof/>
-          <w:sz w:val="22"/>
-          <w:lang w:val="ru-RU" w:eastAsia="ru-RU"/>
         </w:rPr>
       </w:pPr>
-      <w:hyperlink w:anchor="_Toc240990195" w:history="1">
+      <w:hyperlink w:anchor="_Toc240996547" w:history="1">
         <w:r>
           <w:rPr>
             <w:rStyle w:val="aff8"/>
@@ -907,7 +863,7 @@
             <w:noProof/>
             <w:webHidden/>
           </w:rPr>
-          <w:instrText xml:space="preserve"> PAGEREF _Toc240990195 \h </w:instrText>
+          <w:instrText xml:space="preserve"> PAGEREF _Toc240996547 \h </w:instrText>
         </w:r>
         <w:r>
           <w:rPr>
@@ -927,7 +883,7 @@
             <w:noProof/>
             <w:webHidden/>
           </w:rPr>
-          <w:t>9</w:t>
+          <w:t>8</w:t>
         </w:r>
         <w:r>
           <w:rPr>
@@ -944,15 +900,11 @@
         <w:tabs>
           <w:tab w:val="right" w:leader="dot" w:pos="9628"/>
         </w:tabs>
-        <w:spacing w:after="0" w:line="240" w:lineRule="auto"/>
         <w:rPr>
-          <w:rFonts w:asciiTheme="minorHAnsi" w:eastAsiaTheme="minorEastAsia" w:hAnsiTheme="minorHAnsi"/>
           <w:noProof/>
-          <w:sz w:val="22"/>
-          <w:lang w:val="ru-RU" w:eastAsia="ru-RU"/>
         </w:rPr>
       </w:pPr>
-      <w:hyperlink w:anchor="_Toc240990196" w:history="1">
+      <w:hyperlink w:anchor="_Toc240996548" w:history="1">
         <w:r>
           <w:rPr>
             <w:rStyle w:val="aff8"/>
@@ -980,7 +932,7 @@
             <w:noProof/>
             <w:webHidden/>
           </w:rPr>
-          <w:instrText xml:space="preserve"> PAGEREF _Toc240990196 \h </w:instrText>
+          <w:instrText xml:space="preserve"> PAGEREF _Toc240996548 \h </w:instrText>
         </w:r>
         <w:r>
           <w:rPr>
@@ -1000,7 +952,7 @@
             <w:noProof/>
             <w:webHidden/>
           </w:rPr>
-          <w:t>9</w:t>
+          <w:t>8</w:t>
         </w:r>
         <w:r>
           <w:rPr>
@@ -1017,15 +969,11 @@
         <w:tabs>
           <w:tab w:val="right" w:leader="dot" w:pos="9628"/>
         </w:tabs>
-        <w:spacing w:after="0" w:line="240" w:lineRule="auto"/>
         <w:rPr>
-          <w:rFonts w:asciiTheme="minorHAnsi" w:eastAsiaTheme="minorEastAsia" w:hAnsiTheme="minorHAnsi"/>
           <w:noProof/>
-          <w:sz w:val="22"/>
-          <w:lang w:val="ru-RU" w:eastAsia="ru-RU"/>
         </w:rPr>
       </w:pPr>
-      <w:hyperlink w:anchor="_Toc240990197" w:history="1">
+      <w:hyperlink w:anchor="_Toc240996549" w:history="1">
         <w:r>
           <w:rPr>
             <w:rStyle w:val="aff8"/>
@@ -1053,7 +1001,7 @@
             <w:noProof/>
             <w:webHidden/>
           </w:rPr>
-          <w:instrText xml:space="preserve"> PAGEREF _Toc240990197 \h </w:instrText>
+          <w:instrText xml:space="preserve"> PAGEREF _Toc240996549 \h </w:instrText>
         </w:r>
         <w:r>
           <w:rPr>
@@ -1073,7 +1021,7 @@
             <w:noProof/>
             <w:webHidden/>
           </w:rPr>
-          <w:t>10</w:t>
+          <w:t>8</w:t>
         </w:r>
         <w:r>
           <w:rPr>
@@ -1090,15 +1038,11 @@
         <w:tabs>
           <w:tab w:val="right" w:leader="dot" w:pos="9628"/>
         </w:tabs>
-        <w:spacing w:after="0" w:line="240" w:lineRule="auto"/>
         <w:rPr>
-          <w:rFonts w:asciiTheme="minorHAnsi" w:eastAsiaTheme="minorEastAsia" w:hAnsiTheme="minorHAnsi"/>
           <w:noProof/>
-          <w:sz w:val="22"/>
-          <w:lang w:val="ru-RU" w:eastAsia="ru-RU"/>
         </w:rPr>
       </w:pPr>
-      <w:hyperlink w:anchor="_Toc240990198" w:history="1">
+      <w:hyperlink w:anchor="_Toc240996550" w:history="1">
         <w:r>
           <w:rPr>
             <w:rStyle w:val="aff8"/>
@@ -1126,7 +1070,7 @@
             <w:noProof/>
             <w:webHidden/>
           </w:rPr>
-          <w:instrText xml:space="preserve"> PAGEREF _Toc240990198 \h </w:instrText>
+          <w:instrText xml:space="preserve"> PAGEREF _Toc240996550 \h </w:instrText>
         </w:r>
         <w:r>
           <w:rPr>
@@ -1146,7 +1090,7 @@
             <w:noProof/>
             <w:webHidden/>
           </w:rPr>
-          <w:t>10</w:t>
+          <w:t>9</w:t>
         </w:r>
         <w:r>
           <w:rPr>
@@ -1163,15 +1107,11 @@
         <w:tabs>
           <w:tab w:val="right" w:leader="dot" w:pos="9628"/>
         </w:tabs>
-        <w:spacing w:after="0" w:line="240" w:lineRule="auto"/>
         <w:rPr>
-          <w:rFonts w:asciiTheme="minorHAnsi" w:eastAsiaTheme="minorEastAsia" w:hAnsiTheme="minorHAnsi"/>
           <w:noProof/>
-          <w:sz w:val="22"/>
-          <w:lang w:val="ru-RU" w:eastAsia="ru-RU"/>
         </w:rPr>
       </w:pPr>
-      <w:hyperlink w:anchor="_Toc240990199" w:history="1">
+      <w:hyperlink w:anchor="_Toc240996551" w:history="1">
         <w:r>
           <w:rPr>
             <w:rStyle w:val="aff8"/>
@@ -1199,7 +1139,7 @@
             <w:noProof/>
             <w:webHidden/>
           </w:rPr>
-          <w:instrText xml:space="preserve"> PAGEREF _Toc240990199 \h </w:instrText>
+          <w:instrText xml:space="preserve"> PAGEREF _Toc240996551 \h </w:instrText>
         </w:r>
         <w:r>
           <w:rPr>
@@ -1219,7 +1159,7 @@
             <w:noProof/>
             <w:webHidden/>
           </w:rPr>
-          <w:t>10</w:t>
+          <w:t>9</w:t>
         </w:r>
         <w:r>
           <w:rPr>
@@ -1236,15 +1176,11 @@
         <w:tabs>
           <w:tab w:val="right" w:leader="dot" w:pos="9628"/>
         </w:tabs>
-        <w:spacing w:after="0" w:line="240" w:lineRule="auto"/>
         <w:rPr>
-          <w:rFonts w:asciiTheme="minorHAnsi" w:eastAsiaTheme="minorEastAsia" w:hAnsiTheme="minorHAnsi"/>
           <w:noProof/>
-          <w:sz w:val="22"/>
-          <w:lang w:val="ru-RU" w:eastAsia="ru-RU"/>
         </w:rPr>
       </w:pPr>
-      <w:hyperlink w:anchor="_Toc240990200" w:history="1">
+      <w:hyperlink w:anchor="_Toc240996552" w:history="1">
         <w:r>
           <w:rPr>
             <w:rStyle w:val="aff8"/>
@@ -1272,7 +1208,7 @@
             <w:noProof/>
             <w:webHidden/>
           </w:rPr>
-          <w:instrText xml:space="preserve"> PAGEREF _Toc240990200 \h </w:instrText>
+          <w:instrText xml:space="preserve"> PAGEREF _Toc240996552 \h </w:instrText>
         </w:r>
         <w:r>
           <w:rPr>
@@ -1292,7 +1228,7 @@
             <w:noProof/>
             <w:webHidden/>
           </w:rPr>
-          <w:t>11</w:t>
+          <w:t>9</w:t>
         </w:r>
         <w:r>
           <w:rPr>
@@ -1309,15 +1245,11 @@
         <w:tabs>
           <w:tab w:val="right" w:leader="dot" w:pos="9628"/>
         </w:tabs>
-        <w:spacing w:after="0" w:line="240" w:lineRule="auto"/>
         <w:rPr>
-          <w:rFonts w:asciiTheme="minorHAnsi" w:eastAsiaTheme="minorEastAsia" w:hAnsiTheme="minorHAnsi"/>
           <w:noProof/>
-          <w:sz w:val="22"/>
-          <w:lang w:val="ru-RU" w:eastAsia="ru-RU"/>
         </w:rPr>
       </w:pPr>
-      <w:hyperlink w:anchor="_Toc240990201" w:history="1">
+      <w:hyperlink w:anchor="_Toc240996553" w:history="1">
         <w:r>
           <w:rPr>
             <w:rStyle w:val="aff8"/>
@@ -1345,7 +1277,7 @@
             <w:noProof/>
             <w:webHidden/>
           </w:rPr>
-          <w:instrText xml:space="preserve"> PAGEREF _Toc240990201 \h </w:instrText>
+          <w:instrText xml:space="preserve"> PAGEREF _Toc240996553 \h </w:instrText>
         </w:r>
         <w:r>
           <w:rPr>
@@ -1365,7 +1297,7 @@
             <w:noProof/>
             <w:webHidden/>
           </w:rPr>
-          <w:t>12</w:t>
+          <w:t>10</w:t>
         </w:r>
         <w:r>
           <w:rPr>
@@ -1382,15 +1314,11 @@
         <w:tabs>
           <w:tab w:val="right" w:leader="dot" w:pos="9628"/>
         </w:tabs>
-        <w:spacing w:after="0" w:line="240" w:lineRule="auto"/>
         <w:rPr>
-          <w:rFonts w:asciiTheme="minorHAnsi" w:eastAsiaTheme="minorEastAsia" w:hAnsiTheme="minorHAnsi"/>
           <w:noProof/>
-          <w:sz w:val="22"/>
-          <w:lang w:val="ru-RU" w:eastAsia="ru-RU"/>
         </w:rPr>
       </w:pPr>
-      <w:hyperlink w:anchor="_Toc240990202" w:history="1">
+      <w:hyperlink w:anchor="_Toc240996554" w:history="1">
         <w:r>
           <w:rPr>
             <w:rStyle w:val="aff8"/>
@@ -1418,7 +1346,7 @@
             <w:noProof/>
             <w:webHidden/>
           </w:rPr>
-          <w:instrText xml:space="preserve"> PAGEREF _Toc240990202 \h </w:instrText>
+          <w:instrText xml:space="preserve"> PAGEREF _Toc240996554 \h </w:instrText>
         </w:r>
         <w:r>
           <w:rPr>
@@ -1438,7 +1366,7 @@
             <w:noProof/>
             <w:webHidden/>
           </w:rPr>
-          <w:t>13</w:t>
+          <w:t>11</w:t>
         </w:r>
         <w:r>
           <w:rPr>
@@ -1455,15 +1383,11 @@
         <w:tabs>
           <w:tab w:val="right" w:leader="dot" w:pos="9628"/>
         </w:tabs>
-        <w:spacing w:after="0" w:line="240" w:lineRule="auto"/>
         <w:rPr>
-          <w:rFonts w:asciiTheme="minorHAnsi" w:eastAsiaTheme="minorEastAsia" w:hAnsiTheme="minorHAnsi"/>
           <w:noProof/>
-          <w:sz w:val="22"/>
-          <w:lang w:val="ru-RU" w:eastAsia="ru-RU"/>
         </w:rPr>
       </w:pPr>
-      <w:hyperlink w:anchor="_Toc240990203" w:history="1">
+      <w:hyperlink w:anchor="_Toc240996555" w:history="1">
         <w:r>
           <w:rPr>
             <w:rStyle w:val="aff8"/>
@@ -1491,7 +1415,7 @@
             <w:noProof/>
             <w:webHidden/>
           </w:rPr>
-          <w:instrText xml:space="preserve"> PAGEREF _Toc240990203 \h </w:instrText>
+          <w:instrText xml:space="preserve"> PAGEREF _Toc240996555 \h </w:instrText>
         </w:r>
         <w:r>
           <w:rPr>
@@ -1511,7 +1435,7 @@
             <w:noProof/>
             <w:webHidden/>
           </w:rPr>
-          <w:t>13</w:t>
+          <w:t>11</w:t>
         </w:r>
         <w:r>
           <w:rPr>
@@ -1528,15 +1452,11 @@
         <w:tabs>
           <w:tab w:val="right" w:leader="dot" w:pos="9628"/>
         </w:tabs>
-        <w:spacing w:after="0" w:line="240" w:lineRule="auto"/>
         <w:rPr>
-          <w:rFonts w:asciiTheme="minorHAnsi" w:eastAsiaTheme="minorEastAsia" w:hAnsiTheme="minorHAnsi"/>
           <w:noProof/>
-          <w:sz w:val="22"/>
-          <w:lang w:val="ru-RU" w:eastAsia="ru-RU"/>
         </w:rPr>
       </w:pPr>
-      <w:hyperlink w:anchor="_Toc240990204" w:history="1">
+      <w:hyperlink w:anchor="_Toc240996556" w:history="1">
         <w:r>
           <w:rPr>
             <w:rStyle w:val="aff8"/>
@@ -1564,7 +1484,7 @@
             <w:noProof/>
             <w:webHidden/>
           </w:rPr>
-          <w:instrText xml:space="preserve"> PAGEREF _Toc240990204 \h </w:instrText>
+          <w:instrText xml:space="preserve"> PAGEREF _Toc240996556 \h </w:instrText>
         </w:r>
         <w:r>
           <w:rPr>
@@ -1584,7 +1504,7 @@
             <w:noProof/>
             <w:webHidden/>
           </w:rPr>
-          <w:t>14</w:t>
+          <w:t>12</w:t>
         </w:r>
         <w:r>
           <w:rPr>
@@ -1601,15 +1521,11 @@
         <w:tabs>
           <w:tab w:val="right" w:leader="dot" w:pos="9628"/>
         </w:tabs>
-        <w:spacing w:after="0" w:line="240" w:lineRule="auto"/>
         <w:rPr>
-          <w:rFonts w:asciiTheme="minorHAnsi" w:eastAsiaTheme="minorEastAsia" w:hAnsiTheme="minorHAnsi"/>
           <w:noProof/>
-          <w:sz w:val="22"/>
-          <w:lang w:val="ru-RU" w:eastAsia="ru-RU"/>
         </w:rPr>
       </w:pPr>
-      <w:hyperlink w:anchor="_Toc240990205" w:history="1">
+      <w:hyperlink w:anchor="_Toc240996557" w:history="1">
         <w:r>
           <w:rPr>
             <w:rStyle w:val="aff8"/>
@@ -1637,7 +1553,7 @@
             <w:noProof/>
             <w:webHidden/>
           </w:rPr>
-          <w:instrText xml:space="preserve"> PAGEREF _Toc240990205 \h </w:instrText>
+          <w:instrText xml:space="preserve"> PAGEREF _Toc240996557 \h </w:instrText>
         </w:r>
         <w:r>
           <w:rPr>
@@ -1657,7 +1573,7 @@
             <w:noProof/>
             <w:webHidden/>
           </w:rPr>
-          <w:t>14</w:t>
+          <w:t>12</w:t>
         </w:r>
         <w:r>
           <w:rPr>
@@ -1674,15 +1590,11 @@
         <w:tabs>
           <w:tab w:val="right" w:leader="dot" w:pos="9628"/>
         </w:tabs>
-        <w:spacing w:after="0" w:line="240" w:lineRule="auto"/>
         <w:rPr>
-          <w:rFonts w:asciiTheme="minorHAnsi" w:eastAsiaTheme="minorEastAsia" w:hAnsiTheme="minorHAnsi"/>
           <w:noProof/>
-          <w:sz w:val="22"/>
-          <w:lang w:val="ru-RU" w:eastAsia="ru-RU"/>
         </w:rPr>
       </w:pPr>
-      <w:hyperlink w:anchor="_Toc240990206" w:history="1">
+      <w:hyperlink w:anchor="_Toc240996558" w:history="1">
         <w:r>
           <w:rPr>
             <w:rStyle w:val="aff8"/>
@@ -1710,7 +1622,7 @@
             <w:noProof/>
             <w:webHidden/>
           </w:rPr>
-          <w:instrText xml:space="preserve"> PAGEREF _Toc240990206 \h </w:instrText>
+          <w:instrText xml:space="preserve"> PAGEREF _Toc240996558 \h </w:instrText>
         </w:r>
         <w:r>
           <w:rPr>
@@ -1730,7 +1642,7 @@
             <w:noProof/>
             <w:webHidden/>
           </w:rPr>
-          <w:t>15</w:t>
+          <w:t>12</w:t>
         </w:r>
         <w:r>
           <w:rPr>
@@ -1747,15 +1659,11 @@
         <w:tabs>
           <w:tab w:val="right" w:leader="dot" w:pos="9628"/>
         </w:tabs>
-        <w:spacing w:after="0" w:line="240" w:lineRule="auto"/>
         <w:rPr>
-          <w:rFonts w:asciiTheme="minorHAnsi" w:eastAsiaTheme="minorEastAsia" w:hAnsiTheme="minorHAnsi"/>
           <w:noProof/>
-          <w:sz w:val="22"/>
-          <w:lang w:val="ru-RU" w:eastAsia="ru-RU"/>
         </w:rPr>
       </w:pPr>
-      <w:hyperlink w:anchor="_Toc240990207" w:history="1">
+      <w:hyperlink w:anchor="_Toc240996559" w:history="1">
         <w:r>
           <w:rPr>
             <w:rStyle w:val="aff8"/>
@@ -1783,7 +1691,7 @@
             <w:noProof/>
             <w:webHidden/>
           </w:rPr>
-          <w:instrText xml:space="preserve"> PAGEREF _Toc240990207 \h </w:instrText>
+          <w:instrText xml:space="preserve"> PAGEREF _Toc240996559 \h </w:instrText>
         </w:r>
         <w:r>
           <w:rPr>
@@ -1803,7 +1711,7 @@
             <w:noProof/>
             <w:webHidden/>
           </w:rPr>
-          <w:t>15</w:t>
+          <w:t>13</w:t>
         </w:r>
         <w:r>
           <w:rPr>
@@ -1820,15 +1728,11 @@
         <w:tabs>
           <w:tab w:val="right" w:leader="dot" w:pos="9628"/>
         </w:tabs>
-        <w:spacing w:after="0" w:line="240" w:lineRule="auto"/>
         <w:rPr>
-          <w:rFonts w:asciiTheme="minorHAnsi" w:eastAsiaTheme="minorEastAsia" w:hAnsiTheme="minorHAnsi"/>
           <w:noProof/>
-          <w:sz w:val="22"/>
-          <w:lang w:val="ru-RU" w:eastAsia="ru-RU"/>
         </w:rPr>
       </w:pPr>
-      <w:hyperlink w:anchor="_Toc240990208" w:history="1">
+      <w:hyperlink w:anchor="_Toc240996560" w:history="1">
         <w:r>
           <w:rPr>
             <w:rStyle w:val="aff8"/>
@@ -1856,7 +1760,7 @@
             <w:noProof/>
             <w:webHidden/>
           </w:rPr>
-          <w:instrText xml:space="preserve"> PAGEREF _Toc240990208 \h </w:instrText>
+          <w:instrText xml:space="preserve"> PAGEREF _Toc240996560 \h </w:instrText>
         </w:r>
         <w:r>
           <w:rPr>
@@ -1876,7 +1780,7 @@
             <w:noProof/>
             <w:webHidden/>
           </w:rPr>
-          <w:t>16</w:t>
+          <w:t>13</w:t>
         </w:r>
         <w:r>
           <w:rPr>
@@ -1893,15 +1797,11 @@
         <w:tabs>
           <w:tab w:val="right" w:leader="dot" w:pos="9628"/>
         </w:tabs>
-        <w:spacing w:after="0" w:line="240" w:lineRule="auto"/>
         <w:rPr>
-          <w:rFonts w:asciiTheme="minorHAnsi" w:eastAsiaTheme="minorEastAsia" w:hAnsiTheme="minorHAnsi"/>
           <w:noProof/>
-          <w:sz w:val="22"/>
-          <w:lang w:val="ru-RU" w:eastAsia="ru-RU"/>
         </w:rPr>
       </w:pPr>
-      <w:hyperlink w:anchor="_Toc240990209" w:history="1">
+      <w:hyperlink w:anchor="_Toc240996561" w:history="1">
         <w:r>
           <w:rPr>
             <w:rStyle w:val="aff8"/>
@@ -1929,7 +1829,7 @@
             <w:noProof/>
             <w:webHidden/>
           </w:rPr>
-          <w:instrText xml:space="preserve"> PAGEREF _Toc240990209 \h </w:instrText>
+          <w:instrText xml:space="preserve"> PAGEREF _Toc240996561 \h </w:instrText>
         </w:r>
         <w:r>
           <w:rPr>
@@ -1949,7 +1849,7 @@
             <w:noProof/>
             <w:webHidden/>
           </w:rPr>
-          <w:t>17</w:t>
+          <w:t>14</w:t>
         </w:r>
         <w:r>
           <w:rPr>
@@ -1966,15 +1866,11 @@
         <w:tabs>
           <w:tab w:val="right" w:leader="dot" w:pos="9628"/>
         </w:tabs>
-        <w:spacing w:after="0" w:line="240" w:lineRule="auto"/>
         <w:rPr>
-          <w:rFonts w:asciiTheme="minorHAnsi" w:eastAsiaTheme="minorEastAsia" w:hAnsiTheme="minorHAnsi"/>
           <w:noProof/>
-          <w:sz w:val="22"/>
-          <w:lang w:val="ru-RU" w:eastAsia="ru-RU"/>
         </w:rPr>
       </w:pPr>
-      <w:hyperlink w:anchor="_Toc240990210" w:history="1">
+      <w:hyperlink w:anchor="_Toc240996562" w:history="1">
         <w:r>
           <w:rPr>
             <w:rStyle w:val="aff8"/>
@@ -2002,7 +1898,7 @@
             <w:noProof/>
             <w:webHidden/>
           </w:rPr>
-          <w:instrText xml:space="preserve"> PAGEREF _Toc240990210 \h </w:instrText>
+          <w:instrText xml:space="preserve"> PAGEREF _Toc240996562 \h </w:instrText>
         </w:r>
         <w:r>
           <w:rPr>
@@ -2022,7 +1918,7 @@
             <w:noProof/>
             <w:webHidden/>
           </w:rPr>
-          <w:t>18</w:t>
+          <w:t>15</w:t>
         </w:r>
         <w:r>
           <w:rPr>
@@ -2039,15 +1935,11 @@
         <w:tabs>
           <w:tab w:val="right" w:leader="dot" w:pos="9628"/>
         </w:tabs>
-        <w:spacing w:after="0" w:line="240" w:lineRule="auto"/>
         <w:rPr>
-          <w:rFonts w:asciiTheme="minorHAnsi" w:eastAsiaTheme="minorEastAsia" w:hAnsiTheme="minorHAnsi"/>
           <w:noProof/>
-          <w:sz w:val="22"/>
-          <w:lang w:val="ru-RU" w:eastAsia="ru-RU"/>
         </w:rPr>
       </w:pPr>
-      <w:hyperlink w:anchor="_Toc240990211" w:history="1">
+      <w:hyperlink w:anchor="_Toc240996563" w:history="1">
         <w:r>
           <w:rPr>
             <w:rStyle w:val="aff8"/>
@@ -2075,7 +1967,7 @@
             <w:noProof/>
             <w:webHidden/>
           </w:rPr>
-          <w:instrText xml:space="preserve"> PAGEREF _Toc240990211 \h </w:instrText>
+          <w:instrText xml:space="preserve"> PAGEREF _Toc240996563 \h </w:instrText>
         </w:r>
         <w:r>
           <w:rPr>
@@ -2095,7 +1987,7 @@
             <w:noProof/>
             <w:webHidden/>
           </w:rPr>
-          <w:t>19</w:t>
+          <w:t>16</w:t>
         </w:r>
         <w:r>
           <w:rPr>
@@ -2112,15 +2004,11 @@
         <w:tabs>
           <w:tab w:val="right" w:leader="dot" w:pos="9628"/>
         </w:tabs>
-        <w:spacing w:after="0" w:line="240" w:lineRule="auto"/>
         <w:rPr>
-          <w:rFonts w:asciiTheme="minorHAnsi" w:eastAsiaTheme="minorEastAsia" w:hAnsiTheme="minorHAnsi"/>
           <w:noProof/>
-          <w:sz w:val="22"/>
-          <w:lang w:val="ru-RU" w:eastAsia="ru-RU"/>
         </w:rPr>
       </w:pPr>
-      <w:hyperlink w:anchor="_Toc240990212" w:history="1">
+      <w:hyperlink w:anchor="_Toc240996564" w:history="1">
         <w:r>
           <w:rPr>
             <w:rStyle w:val="aff8"/>
@@ -2148,7 +2036,7 @@
             <w:noProof/>
             <w:webHidden/>
           </w:rPr>
-          <w:instrText xml:space="preserve"> PAGEREF _Toc240990212 \h </w:instrText>
+          <w:instrText xml:space="preserve"> PAGEREF _Toc240996564 \h </w:instrText>
         </w:r>
         <w:r>
           <w:rPr>
@@ -2168,7 +2056,7 @@
             <w:noProof/>
             <w:webHidden/>
           </w:rPr>
-          <w:t>21</w:t>
+          <w:t>17</w:t>
         </w:r>
         <w:r>
           <w:rPr>
@@ -2185,15 +2073,11 @@
         <w:tabs>
           <w:tab w:val="right" w:leader="dot" w:pos="9628"/>
         </w:tabs>
-        <w:spacing w:after="0" w:line="240" w:lineRule="auto"/>
         <w:rPr>
-          <w:rFonts w:asciiTheme="minorHAnsi" w:eastAsiaTheme="minorEastAsia" w:hAnsiTheme="minorHAnsi"/>
           <w:noProof/>
-          <w:sz w:val="22"/>
-          <w:lang w:val="ru-RU" w:eastAsia="ru-RU"/>
         </w:rPr>
       </w:pPr>
-      <w:hyperlink w:anchor="_Toc240990213" w:history="1">
+      <w:hyperlink w:anchor="_Toc240996565" w:history="1">
         <w:r>
           <w:rPr>
             <w:rStyle w:val="aff8"/>
@@ -2221,7 +2105,7 @@
             <w:noProof/>
             <w:webHidden/>
           </w:rPr>
-          <w:instrText xml:space="preserve"> PAGEREF _Toc240990213 \h </w:instrText>
+          <w:instrText xml:space="preserve"> PAGEREF _Toc240996565 \h </w:instrText>
         </w:r>
         <w:r>
           <w:rPr>
@@ -2241,7 +2125,7 @@
             <w:noProof/>
             <w:webHidden/>
           </w:rPr>
-          <w:t>23</w:t>
+          <w:t>19</w:t>
         </w:r>
         <w:r>
           <w:rPr>
@@ -2258,15 +2142,11 @@
         <w:tabs>
           <w:tab w:val="right" w:leader="dot" w:pos="9628"/>
         </w:tabs>
-        <w:spacing w:after="0" w:line="240" w:lineRule="auto"/>
         <w:rPr>
-          <w:rFonts w:asciiTheme="minorHAnsi" w:eastAsiaTheme="minorEastAsia" w:hAnsiTheme="minorHAnsi"/>
           <w:noProof/>
-          <w:sz w:val="22"/>
-          <w:lang w:val="ru-RU" w:eastAsia="ru-RU"/>
         </w:rPr>
       </w:pPr>
-      <w:hyperlink w:anchor="_Toc240990214" w:history="1">
+      <w:hyperlink w:anchor="_Toc240996566" w:history="1">
         <w:r>
           <w:rPr>
             <w:rStyle w:val="aff8"/>
@@ -2294,7 +2174,7 @@
             <w:noProof/>
             <w:webHidden/>
           </w:rPr>
-          <w:instrText xml:space="preserve"> PAGEREF _Toc240990214 \h </w:instrText>
+          <w:instrText xml:space="preserve"> PAGEREF _Toc240996566 \h </w:instrText>
         </w:r>
         <w:r>
           <w:rPr>
@@ -2314,7 +2194,7 @@
             <w:noProof/>
             <w:webHidden/>
           </w:rPr>
-          <w:t>24</w:t>
+          <w:t>20</w:t>
         </w:r>
         <w:r>
           <w:rPr>
@@ -2331,15 +2211,11 @@
         <w:tabs>
           <w:tab w:val="right" w:leader="dot" w:pos="9628"/>
         </w:tabs>
-        <w:spacing w:after="0" w:line="240" w:lineRule="auto"/>
         <w:rPr>
-          <w:rFonts w:asciiTheme="minorHAnsi" w:eastAsiaTheme="minorEastAsia" w:hAnsiTheme="minorHAnsi"/>
           <w:noProof/>
-          <w:sz w:val="22"/>
-          <w:lang w:val="ru-RU" w:eastAsia="ru-RU"/>
         </w:rPr>
       </w:pPr>
-      <w:hyperlink w:anchor="_Toc240990215" w:history="1">
+      <w:hyperlink w:anchor="_Toc240996567" w:history="1">
         <w:r>
           <w:rPr>
             <w:rStyle w:val="aff8"/>
@@ -2367,7 +2243,7 @@
             <w:noProof/>
             <w:webHidden/>
           </w:rPr>
-          <w:instrText xml:space="preserve"> PAGEREF _Toc240990215 \h </w:instrText>
+          <w:instrText xml:space="preserve"> PAGEREF _Toc240996567 \h </w:instrText>
         </w:r>
         <w:r>
           <w:rPr>
@@ -2387,7 +2263,7 @@
             <w:noProof/>
             <w:webHidden/>
           </w:rPr>
-          <w:t>25</w:t>
+          <w:t>21</w:t>
         </w:r>
         <w:r>
           <w:rPr>
@@ -2400,7 +2276,6 @@
     </w:p>
     <w:p>
       <w:pPr>
-        <w:spacing w:line="240" w:lineRule="auto"/>
         <w:ind w:firstLine="0"/>
       </w:pPr>
       <w:r>
@@ -2412,10 +2287,68 @@
       </w:r>
     </w:p>
     <w:p>
+      <w:r>
+        <w:br w:type="page"/>
+      </w:r>
+    </w:p>
+    <w:p>
+      <w:pPr>
+        <w:ind w:firstLine="0"/>
+        <w:jc w:val="center"/>
+      </w:pPr>
+      <w:r>
+        <w:rPr>
+          <w:b/>
+        </w:rPr>
+        <w:lastRenderedPageBreak/>
+        <w:t>Аннотация</w:t>
+      </w:r>
+    </w:p>
+    <w:p>
+      <w:r>
+        <w:t>Работа посвящена агентным системам: программам, в которых языковая модель сама вызывает инструменты, читает файлы, правит код и запускает проверки. Накопленный опыт в них не сохраняется пригодным для повторного использо</w:t>
+      </w:r>
+      <w:r>
+        <w:t>вания: каждый запуск начинается заново, а улучшение приходится искать повторными прогонами.</w:t>
+      </w:r>
+    </w:p>
+    <w:p>
+      <w:r>
+        <w:t xml:space="preserve">Цель: хранить опыт агента как типизированные записи в графе знаний, использовать их для самоулучшения и измерять результат так, чтобы каждое число воспроизводилось </w:t>
+      </w:r>
+      <w:r>
+        <w:t>из артефакта на диске.</w:t>
+      </w:r>
+    </w:p>
+    <w:p>
+      <w:r>
+        <w:t>Методы: модельный мир и точный повтор по записям вместо повторного исполнения среды; поиск по обвязке реального кодирующего агента; набор LongMemEval для сравнения видов памяти; измерение в рабочем режиме с повторами.</w:t>
+      </w:r>
+    </w:p>
+    <w:p>
+      <w:r>
+        <w:t>Результаты: вос</w:t>
+      </w:r>
+      <w:r>
+        <w:t>емь из восьми зёрен мира улучшились после одного цикла самоулучшения (от +14,7 до +114,9); из 29 предложенных улучшений обвязки 19 отклонены по записям без запуска среды, одно развёрнуто и дало переносимую экономию запросов (минус 13,3 процента на поисково</w:t>
+      </w:r>
+      <w:r>
+        <w:t>м наборе, минус 28,5 на отложенном); память в графе сохраняет порядок и происхождение записей там, где плоский журнал их теряет; цикл переживает перезапуск процесса.</w:t>
+      </w:r>
+    </w:p>
+    <w:p>
+      <w:r>
+        <w:t>Практическое значение: система работает как помощник, а не только как стенд для измерения;</w:t>
+      </w:r>
+      <w:r>
+        <w:t xml:space="preserve"> разобраны два сценария применения.</w:t>
+      </w:r>
+    </w:p>
+    <w:p>
       <w:pPr>
         <w:sectPr>
           <w:pgSz w:w="11906" w:h="16838"/>
-          <w:pgMar w:top="1134" w:right="1134" w:bottom="1134" w:left="1134" w:header="720" w:footer="720" w:gutter="0"/>
+          <w:pgMar w:top="1134" w:right="567" w:bottom="1134" w:left="1701" w:header="720" w:footer="720" w:gutter="0"/>
           <w:cols w:space="720"/>
           <w:docGrid w:linePitch="360"/>
         </w:sectPr>
@@ -2425,7 +2358,7 @@
       <w:pPr>
         <w:pStyle w:val="1"/>
       </w:pPr>
-      <w:bookmarkStart w:id="1" w:name="_Toc240990185"/>
+      <w:bookmarkStart w:id="1" w:name="_Toc240996537"/>
       <w:r>
         <w:rPr>
           <w:rFonts w:ascii="Times New Roman" w:hAnsi="Times New Roman"/>
@@ -2454,16 +2387,13 @@
         <w:t>Проблема.</w:t>
       </w:r>
       <w:r>
-        <w:t xml:space="preserve"> Современные агентные системы (программы, в которых языковая модель сама вызывает инструменты: читает файлы,</w:t>
-      </w:r>
-      <w:r>
-        <w:t xml:space="preserve"> правит код, запускает проверки) не сохраняют свой опыт в виде, пригодном для повторного использования. Каждый следующий запуск начинается с нуля: агент снова тратит запросы на то, чтобы понять задачу, снова повторяет уже сделанные ошибки, а улучшать его п</w:t>
-      </w:r>
-      <w:r>
-        <w:t xml:space="preserve">оведение приходится повторными прогонами, каждый из которых стоит времени и денег. Прошлый опыт при этом остаётся в виде текстовых журналов, из которых нельзя ни восстановить порядок событий, ни понять, откуда взялось утверждение, ни проверить, что именно </w:t>
-      </w:r>
-      <w:r>
-        <w:t>привело к успеху.</w:t>
+        <w:t xml:space="preserve"> Современные агентные системы (программы, в которых языковая модель сама вызывает инструменты: читает файлы, правит код, запускает проверки) не сохраняют свой опыт в виде, пригодном для повторного использования. Каждый следующий запуск начинается с нуля: а</w:t>
+      </w:r>
+      <w:r>
+        <w:t>гент снова тратит запросы на то, чтобы понять задачу, снова повторяет уже сделанные ошибки, а улучшать его поведение приходится повторными прогонами, каждый из которых стоит времени и денег. Прошлый опыт при этом остаётся в виде текстовых журналов, из кото</w:t>
+      </w:r>
+      <w:r>
+        <w:t>рых нельзя ни восстановить порядок событий, ни понять, откуда взялось утверждение, ни проверить, что именно привело к успеху.</w:t>
       </w:r>
     </w:p>
     <w:p>
@@ -2474,10 +2404,10 @@
         <w:t>Цель работы.</w:t>
       </w:r>
       <w:r>
-        <w:t xml:space="preserve"> Построить систему, в которой опыт агента хранится как типизированные записи в графе знаний, используется для самоулучшения и измеряется честно, то есть так, чтобы каждое заявленное число можно было воспроизвести из записи на </w:t>
-      </w:r>
-      <w:r>
-        <w:t>диске.</w:t>
+        <w:t xml:space="preserve"> Построить систему, в которой опыт агента хранится как типизированные записи в графе знаний, используется для самоулуч</w:t>
+      </w:r>
+      <w:r>
+        <w:t>шения и измеряется честно, то есть так, чтобы каждое заявленное число можно было воспроизвести из записи на диске.</w:t>
       </w:r>
     </w:p>
     <w:p>
@@ -2495,45 +2425,44 @@
     </w:p>
     <w:p>
       <w:r>
-        <w:t>2. Реализовать механизм самоулучшения («сон»): порождение стратегий-кандидатов и отбор победителя точным повтором записанного опыта, без и</w:t>
-      </w:r>
-      <w:r>
-        <w:t>сполнения среды.</w:t>
+        <w:t>2. Реализовать механизм самоул</w:t>
+      </w:r>
+      <w:r>
+        <w:t>учшения («сон»): порождение стратегий-кандидатов и отбор победителя точным повтором записанного опыта, без исполнения среды.</w:t>
       </w:r>
     </w:p>
     <w:p>
       <w:r>
-        <w:t>3. Перенести цикл с модельного мира на реального кодирующего агента и искать улучшение в его обвязке, то есть в том, что агенту показывают и когда он останавливается.</w:t>
+        <w:t>3. Перенести цикл с модельного мира на реального кодирующего агента и искать улучшение в его обвязке, то есть в том, что агенту пок</w:t>
+      </w:r>
+      <w:r>
+        <w:t>азывают и когда он останавливается.</w:t>
       </w:r>
     </w:p>
     <w:p>
       <w:r>
-        <w:t xml:space="preserve">4. Ввести замороженные правила приёмки результата и измерение в рабочем </w:t>
-      </w:r>
-      <w:r>
-        <w:t>режиме с повторами, чтобы отделить настоящую экономию от шума измерений.</w:t>
+        <w:t>4. Ввести замороженные правила приёмки результата и измерение в рабочем режиме с повторами, чтобы отделить настоящую экономию от шума измерений.</w:t>
       </w:r>
     </w:p>
     <w:p>
       <w:r>
-        <w:lastRenderedPageBreak/>
-        <w:t>5. Сравнить граф знаний как память с плоским журналом и с полным отсутствием памяти на публичном наборе задач.</w:t>
+        <w:t>5. Сравнить граф знаний как память с плоским журналом и с полным отсутствие</w:t>
+      </w:r>
+      <w:r>
+        <w:t>м памяти на публичном наборе задач.</w:t>
       </w:r>
     </w:p>
     <w:p>
       <w:r>
-        <w:t>6. Собрать автономный цикл из трёх ролей (исследователь, менеджер, работ</w:t>
-      </w:r>
-      <w:r>
-        <w:t>ник), который работает в изолированных рабочих копиях, оставляет готовые к проверке человеком изменения и переживает перезапуск процесса.</w:t>
+        <w:t>6. Собрать автономный цикл из трёх ролей (исследователь, менеджер, работник), который работает в изолированных рабочих копиях, оставляет готовые к проверке человеком изменения и переживает перезапуск процесса.</w:t>
       </w:r>
     </w:p>
     <w:p>
       <w:r>
-        <w:t>7. Описать практическое применение системы: сценарий долгого проекта, сценарий повседневной работы и требования к запу</w:t>
-      </w:r>
-      <w:r>
-        <w:t>ску.</w:t>
+        <w:t>7. Описать</w:t>
+      </w:r>
+      <w:r>
+        <w:t xml:space="preserve"> практическое применение системы: сценарий долгого проекта, сценарий повседневной работы и требования к запуску.</w:t>
       </w:r>
     </w:p>
     <w:p>
@@ -2544,13 +2473,17 @@
         <w:t>Практическая ценность.</w:t>
       </w:r>
       <w:r>
-        <w:t xml:space="preserve"> Система это не только метод измерения, но и работающий помощник. Опыт, накопленный как типизированные записи, превращает языковую модель из собеседника в сотрудника: помощник помнит сделанное раньше, продолжает прерванную работу</w:t>
-      </w:r>
-      <w:r>
-        <w:t xml:space="preserve"> после перезапуска и отчитывается о каждом шаге записями, а не пересказом. В работе разобраны два практических сценария: долгий проект, где агент сам находит слабости, готовит изменение в изолированной копии и оставляет его человеку на одобрение, и повседн</w:t>
-      </w:r>
-      <w:r>
-        <w:t>евная работа школы или офиса, где помощник разбирает входящие, сводит данные в таблицы и присылает отчёты в мессенджер.</w:t>
+        <w:t xml:space="preserve"> Система это не только метод измерения, но и работающий помощник. Опыт, накопленный как типизированные записи, превращает</w:t>
+      </w:r>
+      <w:r>
+        <w:t xml:space="preserve"> языковую модель из собеседника в сотрудника: помощник помнит сделанное раньше, продолжает прерванную работу после перезапуска и отчитывается о каждом шаге записями, а не пересказом. В работе разобраны два практических сценария: долгий проект, где агент са</w:t>
+      </w:r>
+      <w:r>
+        <w:t xml:space="preserve">м находит слабости, готовит изменение в изолированной копии и оставляет его человеку на </w:t>
+      </w:r>
+      <w:r>
+        <w:lastRenderedPageBreak/>
+        <w:t>одобрение, и повседневная работа школы или офиса, где помощник разбирает входящие, сводит данные в таблицы и присылает отчёты в мессенджер.</w:t>
       </w:r>
     </w:p>
     <w:p>
@@ -2561,7 +2494,10 @@
         <w:t>Объект исследования.</w:t>
       </w:r>
       <w:r>
-        <w:t xml:space="preserve"> Процесс накопления и использования опыта автономным агентом. </w:t>
+        <w:t xml:space="preserve"> Процесс</w:t>
+      </w:r>
+      <w:r>
+        <w:t xml:space="preserve"> накопления и использования опыта автономным агентом. </w:t>
       </w:r>
       <w:r>
         <w:rPr>
@@ -2570,10 +2506,7 @@
         <w:t>Предмет исследования.</w:t>
       </w:r>
       <w:r>
-        <w:t xml:space="preserve"> Способы хранения опыта и отбора </w:t>
-      </w:r>
-      <w:r>
-        <w:t>улучшений, а также измеримость их пользы.</w:t>
+        <w:t xml:space="preserve"> Способы хранения опыта и отбора улучшений, а также измеримость их пользы.</w:t>
       </w:r>
     </w:p>
     <w:p>
@@ -2584,10 +2517,10 @@
         <w:t>Методы.</w:t>
       </w:r>
       <w:r>
-        <w:t xml:space="preserve"> Эксперимент на детерминированной среде; точный повтор записанных траекторий; сравнение вариантов при постоянной модели; измерение в рабочем режиме с повторами; сопоставление с публичным набором задач и с ко</w:t>
-      </w:r>
-      <w:r>
-        <w:t>нтрольными вариантами.</w:t>
+        <w:t xml:space="preserve"> Эксперимент на детерминированной среде; точный повтор записанных траекторий; сравнение вариантов п</w:t>
+      </w:r>
+      <w:r>
+        <w:t>ри постоянной модели; измерение в рабочем режиме с повторами; сопоставление с публичным набором задач и с контрольными вариантами.</w:t>
       </w:r>
     </w:p>
     <w:p>
@@ -2598,10 +2531,13 @@
         <w:t>Новизна (в границах выполненного поиска).</w:t>
       </w:r>
       <w:r>
-        <w:t xml:space="preserve"> Поиск по четырём статьям-ориентирам и по экосистеме OSTIS не нашёл работы, которая одновременно: (а) записывает полную траекторию агента как элементы sc-графа с онтологией, (б) улучшает агент</w:t>
-      </w:r>
-      <w:r>
-        <w:t>а точным повтором собственных записей, (в) измеряет победителя в рабочем режиме и (г) возвращает доказательства обратно в граф. Это утверждение о границах выполненного поиска, а не заключение патентной экспертизы.</w:t>
+        <w:t xml:space="preserve"> Поиск по четырём статьям-ориентирам и по экосистеме OSTIS не нашёл работы, которая </w:t>
+      </w:r>
+      <w:r>
+        <w:t>одновременно: (а) записывает полную траекторию агента как элементы sc-графа с онтологией, (б) улучшает агента точным повтором собственных записей, (в) измеряет победителя в рабочем режиме и (г) возвращает доказательства обратно в граф. Это утверждение о гр</w:t>
+      </w:r>
+      <w:r>
+        <w:t>аницах выполненного поиска, а не заключение патентной экспертизы.</w:t>
       </w:r>
     </w:p>
     <w:p>
@@ -2609,35 +2545,28 @@
         <w:rPr>
           <w:b/>
         </w:rPr>
-        <w:lastRenderedPageBreak/>
         <w:t>Обоснование необходимости работы.</w:t>
       </w:r>
       <w:r>
-        <w:t xml:space="preserve"> Оно не в</w:t>
-      </w:r>
-      <w:r>
-        <w:t xml:space="preserve"> том, что метод уже работает везде, а в том, что он честно измерен. Из одиннадцати раундов поиска переносимую экономию дал один: минус 13,3 процента запросов на поисковом наборе задач и минус 28,5 процента на отложенном наборе. Первые десять раундов либо н</w:t>
-      </w:r>
-      <w:r>
-        <w:t>ичего не развернули, либо развернули улучшение, которое следующее измерение опровергло. Именно эта история и составляет результат: правила приёмки в системе пересматривались пять раз, и каждый раз их меняло измерение, а не мнение автора.</w:t>
+        <w:t xml:space="preserve"> Оно не в том, что метод уже работает везде, а в том, что он честно измерен. Из одиннадцати раундов поиска переносимую экономию дал один: минус 13,3 процента</w:t>
+      </w:r>
+      <w:r>
+        <w:t xml:space="preserve"> запросов на поисковом наборе задач и минус 28,5 процента на отложенном наборе. Первые десять раундов либо ничего не развернули, либо развернули улучшение, которое следующее измерение опровергло. Именно эта история и составляет результат: правила приёмки в</w:t>
+      </w:r>
+      <w:r>
+        <w:t xml:space="preserve"> системе пересматривались пять раз, и каждый раз их меняло измерение, а не мнение автора.</w:t>
       </w:r>
     </w:p>
     <w:p>
       <w:pPr>
         <w:pStyle w:val="1"/>
       </w:pPr>
-      <w:bookmarkStart w:id="2" w:name="_Toc240990186"/>
+      <w:bookmarkStart w:id="2" w:name="_Toc240996538"/>
       <w:r>
         <w:rPr>
           <w:rFonts w:ascii="Times New Roman" w:hAnsi="Times New Roman"/>
         </w:rPr>
-        <w:t>Глава 1. Состояние</w:t>
-      </w:r>
-      <w:r>
-        <w:rPr>
-          <w:rFonts w:ascii="Times New Roman" w:hAnsi="Times New Roman"/>
-        </w:rPr>
-        <w:t xml:space="preserve"> вопроса и место работы</w:t>
+        <w:t>Глава 1. Состояние вопроса и место работы</w:t>
       </w:r>
       <w:bookmarkEnd w:id="2"/>
     </w:p>
@@ -2645,7 +2574,7 @@
       <w:pPr>
         <w:pStyle w:val="21"/>
       </w:pPr>
-      <w:bookmarkStart w:id="3" w:name="_Toc240990187"/>
+      <w:bookmarkStart w:id="3" w:name="_Toc240996539"/>
       <w:r>
         <w:rPr>
           <w:rFonts w:ascii="Times New Roman" w:hAnsi="Times New Roman"/>
@@ -2656,10 +2585,13 @@
     </w:p>
     <w:p>
       <w:r>
-        <w:t>Под рекурсивным самоулучшением понимают ситуацию, когда система сама создаёт изменения, которые повышают её же способность решать задачи. У этого направления два уровня. Первый, более обсуждаем</w:t>
-      </w:r>
-      <w:r>
-        <w:t xml:space="preserve">ый, касается изменения самой модели: её весов, данных обучения, процедуры дообучения. Второй, менее заметный и гораздо более доступный для школьного исследования, касается изменения </w:t>
+        <w:t>Под рекурсивным самоулучшением понимают ситуацию, когда система сама создаёт изменени</w:t>
+      </w:r>
+      <w:r>
+        <w:t>я, которые повышают её же способность решать задачи. У этого направления два уровня. Первый, более обсуждаемый, касается изменения самой модели: её весов, данных обучения, процедуры дообучения. Второй, менее заметный и гораздо более доступный для школьного</w:t>
+      </w:r>
+      <w:r>
+        <w:t xml:space="preserve"> исследования, касается изменения </w:t>
       </w:r>
       <w:r>
         <w:rPr>
@@ -2668,25 +2600,22 @@
         <w:t>обвязки</w:t>
       </w:r>
       <w:r>
-        <w:t>: кода вокруг модели, который решает, что модели показать, что сохр</w:t>
-      </w:r>
-      <w:r>
-        <w:t>анить, когда остановиться. Языковая модель в этом случае не меняется вовсе, а меняется то, как с ней обращаются.</w:t>
+        <w:t>: кода вокруг модели, который решает, что модели показать, что сохранить, когда остановиться. Языковая модель в этом случае не меняется вовсе, а меняется то, как с ней обращаются.</w:t>
       </w:r>
     </w:p>
     <w:p>
       <w:r>
-        <w:t>Наша работа относится ко второму уровню и добавляет к нему память: изменения отбираются не по ощущению, а по записанному опыту, и сам опыт лежи</w:t>
-      </w:r>
-      <w:r>
-        <w:t>т в структурированном виде.</w:t>
+        <w:t xml:space="preserve">Наша работа относится ко второму </w:t>
+      </w:r>
+      <w:r>
+        <w:t>уровню и добавляет к нему память: изменения отбираются не по ощущению, а по записанному опыту, и сам опыт лежит в структурированном виде.</w:t>
       </w:r>
     </w:p>
     <w:p>
       <w:pPr>
         <w:pStyle w:val="21"/>
       </w:pPr>
-      <w:bookmarkStart w:id="4" w:name="_Toc240990188"/>
+      <w:bookmarkStart w:id="4" w:name="_Toc240996540"/>
       <w:r>
         <w:rPr>
           <w:rFonts w:ascii="Times New Roman" w:hAnsi="Times New Roman"/>
@@ -2697,7 +2626,10 @@
     </w:p>
     <w:p>
       <w:r>
-        <w:t>Четыре статьи задают рамку, в которой мы работаем. Ниже: их вклад и то, что взято нами.</w:t>
+        <w:t>Четыре статьи задают рамку, в которой мы работаем. Ниже: их вклад и то, что взято н</w:t>
+      </w:r>
+      <w:r>
+        <w:t>ами.</w:t>
       </w:r>
     </w:p>
     <w:p>
@@ -2708,14 +2640,14 @@
         <w:t>Dream-RSI.</w:t>
       </w:r>
       <w:r>
-        <w:t xml:space="preserve"> Основной тезис: накопленная история уже является симулятором мира, поэтому стратегии можно иск</w:t>
-      </w:r>
-      <w:r>
-        <w:t xml:space="preserve">ать на записях, не запуская среду заново. Это исходный образец нашего цикла: днём агент действует и </w:t>
+        <w:t xml:space="preserve"> Основной тезис: накопленная история уже является симулятором мира, поэтому стратегии можно искать на записях, не запуская </w:t>
       </w:r>
       <w:r>
         <w:lastRenderedPageBreak/>
-        <w:t>записывается, во время простоя предлагаются альтернативные стратегии и оцениваются на записанном дереве опыта.</w:t>
+        <w:t>среду заново. Это исходный образец нашего цикла: днём агент действует и записывается, во время простоя предлагаются ал</w:t>
+      </w:r>
+      <w:r>
+        <w:t>ьтернативные стратегии и оцениваются на записанном дереве опыта.</w:t>
       </w:r>
     </w:p>
     <w:p>
@@ -2726,10 +2658,10 @@
         <w:t>Meta-Harness.</w:t>
       </w:r>
       <w:r>
-        <w:t xml:space="preserve"> Показывает, что объект поиска э</w:t>
-      </w:r>
-      <w:r>
-        <w:t>то обвязка агента, а не политика модели, и что предложитель, которому дают полные траектории, работает лучше того, кому дают краткие пересказы. Отсюда наше решение хранить записи целиком и передавать предложителю траектории, а не сводки.</w:t>
+        <w:t xml:space="preserve"> Показывает, что объект поиска это обвязка агента, а не политика модели, и что предложитель, которому дают полные траектории, работает лучше того, кому дают краткие пересказы. От</w:t>
+      </w:r>
+      <w:r>
+        <w:t>сюда наше решение хранить записи целиком и передавать предложителю траектории, а не сводки.</w:t>
       </w:r>
     </w:p>
     <w:p>
@@ -2749,7 +2681,10 @@
         <w:t>до</w:t>
       </w:r>
       <w:r>
-        <w:t xml:space="preserve"> поиска, и часть задач держится вне поискового набора. Обе идеи перенесены в наш цикл.</w:t>
+        <w:t xml:space="preserve"> поиска, и част</w:t>
+      </w:r>
+      <w:r>
+        <w:t>ь задач держится вне поискового набора. Обе идеи перенесены в наш цикл.</w:t>
       </w:r>
     </w:p>
     <w:p>
@@ -2760,44 +2695,47 @@
         <w:t>GAVEL.</w:t>
       </w:r>
       <w:r>
-        <w:t xml:space="preserve"> В робототехнике пока</w:t>
-      </w:r>
-      <w:r>
-        <w:t>зывает, что явная символьная модель (отношения объектов, условия применимости действий) позволяет бесплатно проверять и починять планы, оставляя дорогую работу языковой модели только для ошибок, требующих смыслового вывода: 3,4 запроса против одной проверк</w:t>
-      </w:r>
-      <w:r>
-        <w:t>и моделью. Это ровно то разделение обязанностей, которое есть у нас между бесплатным судьёй по записям и платным измерением в рабочем режиме.</w:t>
+        <w:t xml:space="preserve"> В робототехнике показывает, что явная символьная модель (отношения объектов, условия применимости действий) позволяет бесплатно проверять и починять планы, оставляя дорогую рабо</w:t>
+      </w:r>
+      <w:r>
+        <w:t>ту языковой модели только для ошибок, требующих смыслового вывода: 3,4 запроса против одной проверки моделью. Это ровно то разделение обязанностей, которое есть у нас между бесплатным судьёй по записям и платным измерением в рабочем режиме.</w:t>
       </w:r>
     </w:p>
     <w:p>
       <w:pPr>
         <w:pStyle w:val="21"/>
       </w:pPr>
-      <w:bookmarkStart w:id="5" w:name="_Toc240990189"/>
+      <w:bookmarkStart w:id="5" w:name="_Toc240996541"/>
       <w:r>
         <w:rPr>
           <w:rFonts w:ascii="Times New Roman" w:hAnsi="Times New Roman"/>
         </w:rPr>
-        <w:t>1.3. Память как измеряемая величина</w:t>
+        <w:t>1.3. Память как</w:t>
+      </w:r>
+      <w:r>
+        <w:rPr>
+          <w:rFonts w:ascii="Times New Roman" w:hAnsi="Times New Roman"/>
+        </w:rPr>
+        <w:t xml:space="preserve"> измеряемая величина</w:t>
       </w:r>
       <w:bookmarkEnd w:id="5"/>
     </w:p>
     <w:p>
       <w:r>
-        <w:t>Утверждение «структурированная память лучше плоской» проверяемо только на публ</w:t>
-      </w:r>
-      <w:r>
-        <w:t>ичном наборе. Такой набор есть: LongMemEval, 500 вопросов к долговременной памяти диалогового ассистента, шесть типов вопросов (обновление знаний, многосессионные, временные рассуждения, вопросы по одному сообщению пользователя и ассистента, предпочтения).</w:t>
-      </w:r>
-      <w:r>
-        <w:t xml:space="preserve"> Набор содержит протокол автоматической проверки ответа отдельной моделью-судьёй; мы используем их протокол, а не собственный, чтобы результат можно было сравнить с опубликованным.</w:t>
+        <w:t>Утверждение «структурированная память лучше плоской» проверяемо только на публичном наборе. Такой набор есть: LongMemEval, 500 вопросов к долговременной памяти диалогового ассистента, шесть типов вопросов (обновление знаний, многосесси</w:t>
+      </w:r>
+      <w:r>
+        <w:t>онные, временные рассуждения, вопросы по одному сообщению пользователя и ассистента, предпочтения). Набор содержит протокол автоматической проверки ответа отдельной моделью-судьёй; мы используем их протокол, а не собственный, чтобы результат можно было сра</w:t>
+      </w:r>
+      <w:r>
+        <w:t>внить с опубликованным.</w:t>
       </w:r>
     </w:p>
     <w:p>
       <w:pPr>
         <w:pStyle w:val="21"/>
       </w:pPr>
-      <w:bookmarkStart w:id="6" w:name="_Toc240990190"/>
+      <w:bookmarkStart w:id="6" w:name="_Toc240996542"/>
       <w:r>
         <w:rPr>
           <w:rFonts w:ascii="Times New Roman" w:hAnsi="Times New Roman"/>
@@ -2808,62 +2746,62 @@
     </w:p>
     <w:p>
       <w:r>
-        <w:t>OSTIS это открытая технология про</w:t>
-      </w:r>
-      <w:r>
-        <w:t xml:space="preserve">ектирования интеллектуальных систем, в которой база знаний является не хранилищем записей для программы, а самой </w:t>
-      </w:r>
-      <w:r>
-        <w:lastRenderedPageBreak/>
-        <w:t>программой: элементы знаний, отношения между ними и агенты, обрабатывающие эти элементы, живут в одном семантическом графе. Практически это озн</w:t>
-      </w:r>
-      <w:r>
-        <w:t>ачает, что онтология является исходным текстом, машина собирает базу знаний из него при запуске, а сам граф доступен для обзора человеком через веб-интерфейс. Для нашей задачи это даёт три вещи: типизированные отношения (время и происхождение записи это не</w:t>
-      </w:r>
-      <w:r>
-        <w:t xml:space="preserve"> поля в строке журнала, а связи графа), расширяемость онтологии без пересборки, и наглядность: то, что накопила система, можно открыть и посмотреть.</w:t>
+        <w:t>OSTIS это открытая технология проектирования интеллектуальных систем, в которой база знаний является не хранилищем записей для программы, а самой программой: элементы знаний, отношения между</w:t>
+      </w:r>
+      <w:r>
+        <w:t xml:space="preserve"> ними и агенты, обрабатывающие эти элементы, живут в одном семантическом графе. Практически это означает, что онтология является исходным текстом, машина собирает базу знаний из него при запуске, а сам граф доступен для обзора человеком через веб-интерфейс</w:t>
+      </w:r>
+      <w:r>
+        <w:t>. Для нашей задачи это даёт три вещи: типизированные отношения (время и происхождение записи это не поля в строке журнала, а связи графа), расширяемость онтологии без пересборки, и наглядность: то, что накопила система, можно открыть и посмотреть.</w:t>
       </w:r>
     </w:p>
     <w:p>
       <w:pPr>
         <w:pStyle w:val="21"/>
       </w:pPr>
-      <w:bookmarkStart w:id="7" w:name="_Toc240990191"/>
+      <w:bookmarkStart w:id="7" w:name="_Toc240996543"/>
       <w:r>
         <w:rPr>
           <w:rFonts w:ascii="Times New Roman" w:hAnsi="Times New Roman"/>
         </w:rPr>
-        <w:t>1.5. Чем наша работа отличается и куда движется</w:t>
+        <w:t>1.5. Чем</w:t>
+      </w:r>
+      <w:r>
+        <w:rPr>
+          <w:rFonts w:ascii="Times New Roman" w:hAnsi="Times New Roman"/>
+        </w:rPr>
+        <w:t xml:space="preserve"> наша работа отличается и куда движется</w:t>
       </w:r>
       <w:bookmarkEnd w:id="7"/>
     </w:p>
     <w:p>
       <w:r>
-        <w:t>Отличие от четырёх работ: дерево опыта у нас это типизирова</w:t>
-      </w:r>
-      <w:r>
-        <w:t>нный семантический граф с онтологией и запросами к связям, а не каталог файлов и не текстовые журналы; правила приёмки замораживаются до поиска и версионируются по раундам, и цикл умеет перепроверять собственные прежние решения по более поздним правилам; с</w:t>
-      </w:r>
-      <w:r>
-        <w:t>удья по записям доказуемо бесплатен на тех шагах, которые он покрывает (восстановление запросов посимвольно, проверка отсутствия исполнений в тестах).</w:t>
+        <w:t xml:space="preserve">Отличие от четырёх работ: дерево опыта у нас это типизированный семантический граф с онтологией и запросами к связям, а не каталог файлов и </w:t>
+      </w:r>
+      <w:r>
+        <w:lastRenderedPageBreak/>
+        <w:t>не текстовые журналы; правила приёмки замораживаются до поиска и версионирую</w:t>
+      </w:r>
+      <w:r>
+        <w:t>тся по раундам, и цикл умеет перепроверять собственные прежние решения по более поздним правилам; судья по записям доказуемо бесплатен на тех шагах, которые он покрывает (восстановление запросов посимвольно, проверка отсутствия исполнений в тестах).</w:t>
       </w:r>
     </w:p>
     <w:p>
       <w:r>
-        <w:t xml:space="preserve">Границы этой части обозначены точно: набор задач у нас шесть небольших против пятидесяти одной у SoL-Pi, </w:t>
-      </w:r>
-      <w:r>
-        <w:t>а публичный замер памяти, сравнивающий граф с плоским журналом, дал равный итог в среднем по набору и разницу в пользу графа на вопросах о времени (см. 4.3 и приложение А), поэтому прямой замер влияния вида памяти на результат работы впереди. По практическ</w:t>
-      </w:r>
-      <w:r>
-        <w:t>ому применению эта работа идёт дальше перечисленных: предмет работы помощника выходит за пределы кода (см. главу 3).</w:t>
+        <w:t>Границ</w:t>
+      </w:r>
+      <w:r>
+        <w:t>ы этой части обозначены точно: набор задач у нас шесть небольших против пятидесяти одной у SoL-Pi, а публичный замер памяти, сравнивающий граф с плоским журналом, дал равный итог в среднем по набору и разницу в пользу графа на вопросах о времени (см. 4.3 и</w:t>
+      </w:r>
+      <w:r>
+        <w:t xml:space="preserve"> приложение А), поэтому прямой замер влияния вида памяти на результат работы впереди. По практическому применению эта работа идёт дальше перечисленных: предмет работы помощника выходит за пределы кода (см. главу 3).</w:t>
       </w:r>
     </w:p>
     <w:p>
       <w:pPr>
         <w:pStyle w:val="1"/>
       </w:pPr>
-      <w:bookmarkStart w:id="8" w:name="_Toc240990192"/>
+      <w:bookmarkStart w:id="8" w:name="_Toc240996544"/>
       <w:r>
         <w:rPr>
           <w:rFonts w:ascii="Times New Roman" w:hAnsi="Times New Roman"/>
@@ -2876,12 +2814,18 @@
       <w:pPr>
         <w:pStyle w:val="21"/>
       </w:pPr>
-      <w:bookmarkStart w:id="9" w:name="_Toc240990193"/>
+      <w:bookmarkStart w:id="9" w:name="_Toc240996545"/>
       <w:r>
         <w:rPr>
           <w:rFonts w:ascii="Times New Roman" w:hAnsi="Times New Roman"/>
         </w:rPr>
-        <w:t>2.1. Граф знаний и онтология опыта</w:t>
+        <w:t>2.1. Граф з</w:t>
+      </w:r>
+      <w:r>
+        <w:rPr>
+          <w:rFonts w:ascii="Times New Roman" w:hAnsi="Times New Roman"/>
+        </w:rPr>
+        <w:t>наний и онтология опыта</w:t>
       </w:r>
       <w:bookmarkEnd w:id="9"/>
     </w:p>
@@ -2897,10 +2841,7 @@
         <w:t>Attempt</w:t>
       </w:r>
       <w:r>
-        <w:t>) с де</w:t>
-      </w:r>
-      <w:r>
-        <w:t>йствием, объектом и числовым исходом, стратегия (</w:t>
+        <w:t>) с действием, объектом и числовым исходом, стратегия (</w:t>
       </w:r>
       <w:r>
         <w:rPr>
@@ -2910,11 +2851,10 @@
         <w:t>Strategy</w:t>
       </w:r>
       <w:r>
-        <w:t xml:space="preserve">) с описанием и измеренным результатом, эпизод, шаг, состояние, а также связи времени и </w:t>
-      </w:r>
-      <w:r>
-        <w:lastRenderedPageBreak/>
-        <w:t>причинности. Отдельные классы описывают поиск по обвязке реального агента: политика (</w:t>
+        <w:t>) с описанием и измеренным результатом, эпизод, шаг, состояние, а также связи времени и причинности.</w:t>
+      </w:r>
+      <w:r>
+        <w:t xml:space="preserve"> Отдельные классы описывают поиск по обвязке реального агента: политика (</w:t>
       </w:r>
       <w:r>
         <w:rPr>
@@ -2924,10 +2864,7 @@
         <w:t>HarnessPolicy</w:t>
       </w:r>
       <w:r>
-        <w:t>) несёт описа</w:t>
-      </w:r>
-      <w:r>
-        <w:t>ние обвязки, оценку судьи, решение правил приёмки и результат измерения; раунд (</w:t>
+        <w:t>) несёт описание обвязки, оценку судьи, решение правил приёмки и результат измерения; раунд (</w:t>
       </w:r>
       <w:r>
         <w:rPr>
@@ -2942,20 +2879,20 @@
     </w:p>
     <w:p>
       <w:r>
-        <w:t xml:space="preserve">Запись и выборку выполняют агенты на C++ (по одной операции на действие: записать попытку, выбрать попытки, повторить </w:t>
-      </w:r>
-      <w:r>
-        <w:t>поддерево, развернуть стратегию), а обогащение записи полями, которые нужны повтору (индекс шага, состояние, список допустимых действий, стратегия), выполняет мост на Python. Прикладной код на Python только на этом уровне и общается с графом, что позволяет</w:t>
-      </w:r>
-      <w:r>
-        <w:t xml:space="preserve"> держать онтологию в одном месте.</w:t>
+        <w:t>Запись и выборку вы</w:t>
+      </w:r>
+      <w:r>
+        <w:t>полняют агенты на C++ (по одной операции на действие: записать попытку, выбрать попытки, повторить поддерево, развернуть стратегию), а обогащение записи полями, которые нужны повтору (индекс шага, состояние, список допустимых действий, стратегия), выполняе</w:t>
+      </w:r>
+      <w:r>
+        <w:t>т мост на Python. Прикладной код на Python только на этом уровне и общается с графом, что позволяет держать онтологию в одном месте.</w:t>
       </w:r>
     </w:p>
     <w:p>
       <w:pPr>
         <w:pStyle w:val="21"/>
       </w:pPr>
-      <w:bookmarkStart w:id="10" w:name="_Toc240990194"/>
+      <w:bookmarkStart w:id="10" w:name="_Toc240996546"/>
       <w:r>
         <w:rPr>
           <w:rFonts w:ascii="Times New Roman" w:hAnsi="Times New Roman"/>
@@ -2966,40 +2903,43 @@
     </w:p>
     <w:p>
       <w:r>
-        <w:t xml:space="preserve">Первая площадка это детерминированный мир: островная экспедиция из девяти локаций и восьми точек раскопок с бюджетом в сорок шагов, где ценность доставленного предмета зависит от </w:t>
-      </w:r>
-      <w:r>
-        <w:t>точки доставки (множители 1,0, 1,2 и 1,5). Мир воспроизводим: значения выводятся из зерна и хеша, обращения к часам и к порядку хеширования внутри процесса отсутствуют, что закреплено отдельным тестом.</w:t>
+        <w:t>Первая площадка это детерминированный мир: островная экспедиция из девяти локаци</w:t>
+      </w:r>
+      <w:r>
+        <w:t>й и восьми точек раскопок с бюджетом в сорок шагов, где ценность доставленного предмета зависит от точки доставки (множители 1,0, 1,2 и 1,5). Мир воспроизводим: значения выводятся из зерна и хеша, обращения к часам и к порядку хеширования внутри процесса о</w:t>
+      </w:r>
+      <w:r>
+        <w:t>тсутствуют, что закреплено отдельным тестом.</w:t>
       </w:r>
     </w:p>
     <w:p>
       <w:r>
-        <w:t>Точный повтор (реплей) работает только по записям и ни</w:t>
-      </w:r>
-      <w:r>
-        <w:t>когда не исполняет мир. Переходы индексируются по признаку, который в этом мире полностью определяет исход (локация, несомый предмет, число уже взятых предметов с текущей точки) вместе со действием. На каждом шаге кандидат выбирает одно из записанных допус</w:t>
-      </w:r>
-      <w:r>
-        <w:t>тимых действий; если это действие встречалось в дереве, берётся записанный исход и обход продолжается от состояния-продолжения; если действие не записано, эпизод усекается и помечается как непокрытый. Судья никогда не додумывает исход. То, что повтор не ис</w:t>
-      </w:r>
-      <w:r>
-        <w:t>полняет мир, проверяется тестом, в котором шаг мира подменён функцией, обязанной возбудить исключение.</w:t>
+        <w:t>Точный повтор (реплей) работает только по записям и никогда не исполняет мир. Переходы индексируются по признаку, который в этом мире полностью определяет исход (локация, несомый предмет, число уже взятых предме</w:t>
+      </w:r>
+      <w:r>
+        <w:t>тов с текущей точки) вместе со действием. На каждом шаге кандидат выбирает одно из записанных допустимых действий; если это действие встречалось в дереве, берётся записанный исход и обход продолжается от состояния-продолжения; если действие не записано, эп</w:t>
+      </w:r>
+      <w:r>
+        <w:t xml:space="preserve">изод усекается и помечается как непокрытый. Судья никогда не додумывает исход. То, что </w:t>
+      </w:r>
+      <w:r>
+        <w:lastRenderedPageBreak/>
+        <w:t>повтор не исполняет мир, проверяется тестом, в котором шаг мира подменён функцией, обязанной возбудить исключение.</w:t>
       </w:r>
     </w:p>
     <w:p>
       <w:r>
-        <w:lastRenderedPageBreak/>
-        <w:t>Отдельно измеряется доля шагов, которые удалось восстановить точно, и доля оценённых: она возвращается как первое по важности число, потому что оценка на</w:t>
-      </w:r>
-      <w:r>
-        <w:t xml:space="preserve"> непокрытых шагах это уже не измерение, а догадка.</w:t>
+        <w:t>Отдельно измеряется доля шагов, которые удалось восста</w:t>
+      </w:r>
+      <w:r>
+        <w:t>новить точно, и доля оценённых: она возвращается как первое по важности число, потому что оценка на непокрытых шагах это уже не измерение, а догадка.</w:t>
       </w:r>
     </w:p>
     <w:p>
       <w:pPr>
         <w:pStyle w:val="21"/>
       </w:pPr>
-      <w:bookmarkStart w:id="11" w:name="_Toc240990195"/>
+      <w:bookmarkStart w:id="11" w:name="_Toc240996547"/>
       <w:r>
         <w:rPr>
           <w:rFonts w:ascii="Times New Roman" w:hAnsi="Times New Roman"/>
@@ -3010,28 +2950,31 @@
     </w:p>
     <w:p>
       <w:r>
-        <w:t>Вторая площадка это настоящий кодирующий агент, наш собственный цикл инструментов (список файлов, чтение, запись, правка, запуск тестов, запуск команды). Обвязка опис</w:t>
-      </w:r>
-      <w:r>
-        <w:t xml:space="preserve">ана одиннадцатью полями: список файлов, начальный вывод тестов, режим контекста, ширина окна шагов, длина наблюдения, бюджет чтения строк, бюджет шагов, возвращаются ли падающие тесты, температура. Задачи: шесть небольших задач на Python, у каждой видимые </w:t>
-      </w:r>
-      <w:r>
-        <w:t>тесты и скрытый файл тестов, которого агент не видит; четыре задачи образуют поисковый набор, две отложены и не участвуют в отборе.</w:t>
+        <w:t>Вторая площадка это настоящий кодирующий агент, наш собственный цик</w:t>
+      </w:r>
+      <w:r>
+        <w:t>л инструментов (список файлов, чтение, запись, правка, запуск тестов, запуск команды). Обвязка описана одиннадцатью полями: список файлов, начальный вывод тестов, режим контекста, ширина окна шагов, длина наблюдения, бюджет чтения строк, бюджет шагов, возв</w:t>
+      </w:r>
+      <w:r>
+        <w:t>ращаются ли падающие тесты, температура. Задачи: шесть небольших задач на Python, у каждой видимые тесты и скрытый файл тестов, которого агент не видит; четыре задачи образуют поисковый набор, две отложены и не участвуют в отборе.</w:t>
       </w:r>
     </w:p>
     <w:p>
       <w:r>
-        <w:t>Судья по записям восстанавливает не только стоимость, но и сами сообщения, которые кандидат отправил бы модели. На шести зап</w:t>
-      </w:r>
-      <w:r>
-        <w:t>исях промпты восстановлены посимвольно, 6 из 6 (33 шага), а модель подсчёта токенов проверена перекрёстно: средняя относительная ошибка 5,9 процента, худшая 17,3 процента.</w:t>
+        <w:t>Судья по записям восстана</w:t>
+      </w:r>
+      <w:r>
+        <w:t xml:space="preserve">вливает не только стоимость, но и сами сообщения, которые кандидат отправил бы модели. На шести записях промпты восстановлены посимвольно, 6 из 6 (33 шага), а модель подсчёта токенов проверена перекрёстно: средняя относительная ошибка 5,9 процента, худшая </w:t>
+      </w:r>
+      <w:r>
+        <w:t>17,3 процента.</w:t>
       </w:r>
     </w:p>
     <w:p>
       <w:pPr>
         <w:pStyle w:val="21"/>
       </w:pPr>
-      <w:bookmarkStart w:id="12" w:name="_Toc240990196"/>
+      <w:bookmarkStart w:id="12" w:name="_Toc240996548"/>
       <w:r>
         <w:rPr>
           <w:rFonts w:ascii="Times New Roman" w:hAnsi="Times New Roman"/>
@@ -3042,35 +2985,28 @@
     </w:p>
     <w:p>
       <w:r>
-        <w:t>Третья площадка это организационный цикл. Исследовател</w:t>
-      </w:r>
-      <w:r>
-        <w:t>ь читает досье проекта и предлагает от двух до четырёх вариантов работы. Менеджер выбирает ровно один вариант с критериями приёмки либо останавливает цикл. Работник выполняет правку в отдельной копии репозитория (git worktree) на отдельной ветке, запускает</w:t>
-      </w:r>
-      <w:r>
-        <w:t xml:space="preserve"> разрешённую проверку из белого списка и оставляет пакет изменений. Ничего не вливается, не отправляется на сервер и не утверждается автоматически: пакет ждёт человека. Каждый цикл пишет записи в тот же граф знаний, и цикл читает этот журнал перед следующи</w:t>
-      </w:r>
-      <w:r>
-        <w:t>м предложением, чтобы не предлагать сделанное.</w:t>
+        <w:t>Третья площадка это организационный цикл. Исследователь читает досье проекта и предлагает от двух до четырёх вариантов работы. Менеджер выбирает ровно один вариант с критериями приёмки либо останавливает цикл. Р</w:t>
+      </w:r>
+      <w:r>
+        <w:t>аботник выполняет правку в отдельной копии репозитория (git worktree) на отдельной ветке, запускает разрешённую проверку из белого списка и оставляет пакет изменений. Ничего не вливается, не отправляется на сервер и не утверждается автоматически: пакет ждё</w:t>
+      </w:r>
+      <w:r>
+        <w:t>т человека. Каждый цикл пишет записи в тот же граф знаний, и цикл читает этот журнал перед следующим предложением, чтобы не предлагать сделанное.</w:t>
       </w:r>
     </w:p>
     <w:p>
       <w:r>
-        <w:t xml:space="preserve">Цикл переживает смерть процесса: при перезапуске с тем же именем прогона биография получает запись о перезапуске, журнал получает запись о </w:t>
-      </w:r>
-      <w:r>
-        <w:lastRenderedPageBreak/>
-        <w:t>возобновлении, а рабочая копия встаёт рядом с остатками прерванной поп</w:t>
-      </w:r>
-      <w:r>
-        <w:t>ытки и не сталкивается с ними.</w:t>
+        <w:t>Цикл переживает смерть процесса: при перезапуске с тем же именем прогона биография получает запись о перезапус</w:t>
+      </w:r>
+      <w:r>
+        <w:t>ке, журнал получает запись о возобновлении, а рабочая копия встаёт рядом с остатками прерванной попытки и не сталкивается с ними.</w:t>
       </w:r>
     </w:p>
     <w:p>
       <w:pPr>
         <w:pStyle w:val="21"/>
       </w:pPr>
-      <w:bookmarkStart w:id="13" w:name="_Toc240990197"/>
+      <w:bookmarkStart w:id="13" w:name="_Toc240996549"/>
       <w:r>
         <w:rPr>
           <w:rFonts w:ascii="Times New Roman" w:hAnsi="Times New Roman"/>
@@ -3081,38 +3017,48 @@
     </w:p>
     <w:p>
       <w:r>
-        <w:t>Состояние системы видно на панели (локальный веб-сервер): лента организации с ролями, предложениями, решениями менеджера, пакетами и причинами остановок; раздел памяти с результа</w:t>
-      </w:r>
-      <w:r>
-        <w:t>тами публичного замера; раздел, в котором прямо перечислено, что именно доказано текущим прогоном.</w:t>
+        <w:t>Состояние системы видно на панели (локальный веб-сервер): лента организации с р</w:t>
+      </w:r>
+      <w:r>
+        <w:t>олями, предложениями, решениями менеджера, пакетами и причинами остановок; раздел памяти с результатами публичного замера; раздел, в котором прямо перечислено, что именно доказано текущим прогоном.</w:t>
       </w:r>
     </w:p>
     <w:p>
       <w:r>
-        <w:t>Границы автоматизации важнее возможностей, поэтому они перечислены в самой системе: ни один пакет не вливается сам; запуск цикла и его продолжительность зада</w:t>
-      </w:r>
-      <w:r>
-        <w:t>ёт человек; провайдер языковых моделей один, и отказ провайдера записывается как «не измерено», а не как ошибка системы.</w:t>
+        <w:t>Границы автоматизации важнее возможностей, поэтому они пер</w:t>
+      </w:r>
+      <w:r>
+        <w:t xml:space="preserve">ечислены в самой системе: ни один пакет не вливается сам; запуск цикла и его </w:t>
+      </w:r>
+      <w:r>
+        <w:lastRenderedPageBreak/>
+        <w:t>продолжительность задаёт человек; провайдер языковых моделей один, и отказ провайдера записывается как «не измерено», а не как ошибка системы.</w:t>
       </w:r>
     </w:p>
     <w:p>
       <w:r>
-        <w:t>Развитие цикла идёт по одному направлению: перенести чтение записей внутрь графа на всех площадках, включая поиск по обвязке, где запис</w:t>
-      </w:r>
-      <w:r>
-        <w:t>и сейчас читаются с диска и попадают в граф уже после отбора. Тогда память агента станет одинаковой и в модельном мире, и в живой работе.</w:t>
+        <w:t>Развитие цикла идёт по одному направ</w:t>
+      </w:r>
+      <w:r>
+        <w:t>лению: перенести чтение записей внутрь графа на всех площадках, включая поиск по обвязке, где записи сейчас читаются с диска и попадают в граф уже после отбора. Тогда память агента станет одинаковой и в модельном мире, и в живой работе.</w:t>
       </w:r>
     </w:p>
     <w:p>
       <w:pPr>
         <w:pStyle w:val="1"/>
       </w:pPr>
-      <w:bookmarkStart w:id="14" w:name="_Toc240990198"/>
+      <w:bookmarkStart w:id="14" w:name="_Toc240996550"/>
       <w:r>
         <w:rPr>
           <w:rFonts w:ascii="Times New Roman" w:hAnsi="Times New Roman"/>
         </w:rPr>
-        <w:t>Глава 3. Практическое применение</w:t>
+        <w:t>Глава 3. Практическ</w:t>
+      </w:r>
+      <w:r>
+        <w:rPr>
+          <w:rFonts w:ascii="Times New Roman" w:hAnsi="Times New Roman"/>
+        </w:rPr>
+        <w:t>ое применение</w:t>
       </w:r>
       <w:bookmarkEnd w:id="14"/>
     </w:p>
@@ -3120,7 +3066,7 @@
       <w:pPr>
         <w:pStyle w:val="21"/>
       </w:pPr>
-      <w:bookmarkStart w:id="15" w:name="_Toc240990199"/>
+      <w:bookmarkStart w:id="15" w:name="_Toc240996551"/>
       <w:r>
         <w:rPr>
           <w:rFonts w:ascii="Times New Roman" w:hAnsi="Times New Roman"/>
@@ -3131,10 +3077,7 @@
     </w:p>
     <w:p>
       <w:r>
-        <w:t>Три отличия определяют пра</w:t>
-      </w:r>
-      <w:r>
-        <w:t>ктику.</w:t>
+        <w:t>Три отличия определяют практику.</w:t>
       </w:r>
     </w:p>
     <w:p>
@@ -3145,10 +3088,10 @@
         <w:t>Она помнит.</w:t>
       </w:r>
       <w:r>
-        <w:t xml:space="preserve"> Опыт каждой сессии ложится в граф знаний типизированными записями: что было предложено, что решено, что сделано, каким числом закончилось. Новая сессия начинается не с чистого листа, а с разбора журнала, поэтому агент не предлагает дважд</w:t>
-      </w:r>
-      <w:r>
-        <w:t>ы одно и то же и не повторяет ошибок, которые уже были записаны.</w:t>
+        <w:t xml:space="preserve"> Опыт каждой сессии ложится в граф знаний типизированными записями: что было предложено, что решено, что сделано, каким числом закончилось.</w:t>
+      </w:r>
+      <w:r>
+        <w:t xml:space="preserve"> Новая сессия начинается не с чистого листа, а с разбора журнала, поэтому агент не предлагает дважды одно и то же и не повторяет ошибок, которые уже были записаны.</w:t>
       </w:r>
     </w:p>
     <w:p>
@@ -3159,10 +3102,13 @@
         <w:t>Она длится.</w:t>
       </w:r>
       <w:r>
-        <w:t xml:space="preserve"> Цикл переживает смерть процесса: биография получает запись о возобновлении, журнал знает, на чём остановилась работа, а рабочая копия встаёт рядом с остатками прерванной попытки и</w:t>
-      </w:r>
-      <w:r>
-        <w:t xml:space="preserve"> не сталкивается с ними. Помощник, который продолжает работу после выключения машины, стоит несопоставимо дороже ассистента, который каждый раз знакомится заново.</w:t>
+        <w:t xml:space="preserve"> Цикл переживает смерть процесса: биография получает запись о возобновлении, журн</w:t>
+      </w:r>
+      <w:r>
+        <w:t>ал знает, на чём остановилась работа, а рабочая копия встаёт рядом с остатками прерванной попытки и не сталкивается с ними. Помощник, который продолжает работу после выключения машины, стоит несопоставимо дороже ассистента, который каждый раз знакомится за</w:t>
+      </w:r>
+      <w:r>
+        <w:t>ново.</w:t>
       </w:r>
     </w:p>
     <w:p>
@@ -3170,29 +3116,25 @@
         <w:rPr>
           <w:b/>
         </w:rPr>
-        <w:lastRenderedPageBreak/>
         <w:t>Она отчитывается.</w:t>
       </w:r>
       <w:r>
-        <w:t xml:space="preserve"> Каждый шаг оставляет запись: журнал организации на панели показывает роли, </w:t>
-      </w:r>
-      <w:r>
-        <w:t>предложения, решения, пакеты изменений и причины остановок. Отчёт не сочиняется моделью напоследок, он собирается из записей, и любую строку можно раскрыть до источника.</w:t>
+        <w:t xml:space="preserve"> Каждый шаг оставляет запись: журнал организации на панели показывает роли, предложения, решения, пакеты изменений и причины остановок. Отчёт не сочиняется моделью напоследок, он собирается из записей, и любую строку можно раскрыть до источника.</w:t>
       </w:r>
     </w:p>
     <w:p>
       <w:r>
-        <w:t>Предмет работы при этом меняется свободно. Двигатель один: роли, память, изолированная</w:t>
-      </w:r>
-      <w:r>
-        <w:t xml:space="preserve"> работа, проверки и отчёт человеку. Меняется только то, что помощнику поручено.</w:t>
+        <w:t>Предмет ра</w:t>
+      </w:r>
+      <w:r>
+        <w:t>боты при этом меняется свободно. Двигатель один: роли, память, изолированная работа, проверки и отчёт человеку. Меняется только то, что помощнику поручено.</w:t>
       </w:r>
     </w:p>
     <w:p>
       <w:pPr>
         <w:pStyle w:val="21"/>
       </w:pPr>
-      <w:bookmarkStart w:id="16" w:name="_Toc240990200"/>
+      <w:bookmarkStart w:id="16" w:name="_Toc240996552"/>
       <w:r>
         <w:rPr>
           <w:rFonts w:ascii="Times New Roman" w:hAnsi="Times New Roman"/>
@@ -3203,10 +3145,10 @@
     </w:p>
     <w:p>
       <w:r>
-        <w:t>Сценарий: человек или небольшая команда ведёт проект месяцами, и рутина вокруг него съедает больше времени, чем сама работа</w:t>
-      </w:r>
-      <w:r>
-        <w:t>. Один цикл агента устроен так.</w:t>
+        <w:t xml:space="preserve">Сценарий: человек или небольшая команда ведёт </w:t>
+      </w:r>
+      <w:r>
+        <w:t>проект месяцами, и рутина вокруг него съедает больше времени, чем сама работа. Один цикл агента устроен так.</w:t>
       </w:r>
     </w:p>
     <w:p>
@@ -3220,7 +3162,10 @@
         <w:t>Исследователь</w:t>
       </w:r>
       <w:r>
-        <w:t xml:space="preserve"> читает досье проекта (состав кода, открытые задачи, журнал прошлых циклов, заявленные цели) и предлагает от двух до четырёх вариантов работы, каждый с доказательством: где именно слабость и чем её видно.</w:t>
+        <w:t xml:space="preserve"> читает досье проекта (состав кода, открытые задачи, журнал прошлых циклов, заявленные цели) и предлагает от двух до четырёх вариан</w:t>
+      </w:r>
+      <w:r>
+        <w:t>тов работы, каждый с доказательством: где именно слабость и чем её видно.</w:t>
       </w:r>
     </w:p>
     <w:p>
@@ -3248,10 +3193,10 @@
         <w:t>Работник</w:t>
       </w:r>
       <w:r>
-        <w:t xml:space="preserve"> берёт изолированную копию репозитория на отдельной ветке, вносит минимальную правку, запускает разрешённу</w:t>
-      </w:r>
-      <w:r>
-        <w:t>ю проверку из белого списка и собирает пакет изменения.</w:t>
+        <w:t xml:space="preserve"> берёт изолированную копию ре</w:t>
+      </w:r>
+      <w:r>
+        <w:t>позитория на отдельной ветке, вносит минимальную правку, запускает разрешённую проверку из белого списка и собирает пакет изменения.</w:t>
       </w:r>
     </w:p>
     <w:p>
@@ -3270,27 +3215,24 @@
     </w:p>
     <w:p>
       <w:r>
-        <w:t>Что это даёт на практике. Поиск слабостей и черновая правка уходят агенту, а решение</w:t>
-      </w:r>
-      <w:r>
-        <w:t xml:space="preserve"> остаётся за человеком. Незавершённая работа не теряется между сессиями. Следующий цикл не повторяет предыдущий, потому что читает журнал. Разбор примера из живого журнала: исследователь нашёл, что сканер маркеров незакрытых задач в собственном коде проект</w:t>
-      </w:r>
-      <w:r>
-        <w:t xml:space="preserve">а помечает собственные же строки реализации, менеджер выбрал именно это предложение </w:t>
-      </w:r>
-      <w:r>
         <w:lastRenderedPageBreak/>
-        <w:t>как подтверждённую слабость, работник исправил определение маркера в изолированной копии и оставил пакет с прогоном проверок. Пять таких пакетов лежат в журнале проекта, вк</w:t>
-      </w:r>
-      <w:r>
-        <w:t>лючая один после перезапуска процесса.</w:t>
+        <w:t>Что это</w:t>
+      </w:r>
+      <w:r>
+        <w:t xml:space="preserve"> даёт на практике. Поиск слабостей и черновая правка уходят агенту, а решение остаётся за человеком. Незавершённая работа не теряется между сессиями. Следующий цикл не повторяет предыдущий, потому что читает журнал. Разбор примера из живого журнала: исслед</w:t>
+      </w:r>
+      <w:r>
+        <w:t>ователь нашёл, что сканер маркеров незакрытых задач в собственном коде проекта помечает собственные же строки реализации, менеджер выбрал именно это предложение как подтверждённую слабость, работник исправил определение маркера в изолированной копии и оста</w:t>
+      </w:r>
+      <w:r>
+        <w:t>вил пакет с прогоном проверок. Пять таких пакетов лежат в журнале проекта, включая один после перезапуска процесса.</w:t>
       </w:r>
     </w:p>
     <w:p>
       <w:pPr>
         <w:pStyle w:val="21"/>
       </w:pPr>
-      <w:bookmarkStart w:id="17" w:name="_Toc240990201"/>
+      <w:bookmarkStart w:id="17" w:name="_Toc240996553"/>
       <w:r>
         <w:rPr>
           <w:rFonts w:ascii="Times New Roman" w:hAnsi="Times New Roman"/>
@@ -3301,7 +3243,10 @@
     </w:p>
     <w:p>
       <w:r>
-        <w:t>Тот же двигатель закрывает рутину, не имеющую отношения к программированию. Помощник берёт входящий поток и превращает его в готовые документы.</w:t>
+        <w:t>Тот же двигатель закрывает рутину, не имеющую отношения к программированию. Помощник бер</w:t>
+      </w:r>
+      <w:r>
+        <w:t>ёт входящий поток и превращает его в готовые документы.</w:t>
       </w:r>
     </w:p>
     <w:tbl>
@@ -3326,7 +3271,6 @@
           </w:tcPr>
           <w:p>
             <w:pPr>
-              <w:spacing w:line="240" w:lineRule="auto"/>
               <w:ind w:firstLine="0"/>
               <w:jc w:val="left"/>
             </w:pPr>
@@ -3345,7 +3289,6 @@
           </w:tcPr>
           <w:p>
             <w:pPr>
-              <w:spacing w:line="240" w:lineRule="auto"/>
               <w:ind w:firstLine="0"/>
               <w:jc w:val="left"/>
             </w:pPr>
@@ -3354,14 +3297,7 @@
                 <w:b/>
                 <w:sz w:val="24"/>
               </w:rPr>
-              <w:t xml:space="preserve">Что </w:t>
-            </w:r>
-            <w:r>
-              <w:rPr>
-                <w:b/>
-                <w:sz w:val="24"/>
-              </w:rPr>
-              <w:t>получают на выходе</w:t>
+              <w:t>Что получают на выходе</w:t>
             </w:r>
           </w:p>
         </w:tc>
@@ -3373,7 +3309,6 @@
           </w:tcPr>
           <w:p>
             <w:pPr>
-              <w:spacing w:line="240" w:lineRule="auto"/>
               <w:ind w:firstLine="0"/>
               <w:jc w:val="left"/>
             </w:pPr>
@@ -3391,7 +3326,6 @@
           </w:tcPr>
           <w:p>
             <w:pPr>
-              <w:spacing w:line="240" w:lineRule="auto"/>
               <w:ind w:firstLine="0"/>
               <w:jc w:val="left"/>
             </w:pPr>
@@ -3411,7 +3345,6 @@
           </w:tcPr>
           <w:p>
             <w:pPr>
-              <w:spacing w:line="240" w:lineRule="auto"/>
               <w:ind w:firstLine="0"/>
               <w:jc w:val="left"/>
             </w:pPr>
@@ -3429,21 +3362,20 @@
           </w:tcPr>
           <w:p>
             <w:pPr>
-              <w:spacing w:line="240" w:lineRule="auto"/>
-              <w:ind w:firstLine="0"/>
-              <w:jc w:val="left"/>
-            </w:pPr>
-            <w:r>
-              <w:rPr>
-                <w:sz w:val="24"/>
-              </w:rPr>
-              <w:t xml:space="preserve">разрозненные данные сведены в одну таблицу по заданной форме; итоги посчитаны; </w:t>
-            </w:r>
-            <w:r>
-              <w:rPr>
-                <w:sz w:val="24"/>
-              </w:rPr>
-              <w:t>расхождения и дубли найдены</w:t>
+              <w:ind w:firstLine="0"/>
+              <w:jc w:val="left"/>
+            </w:pPr>
+            <w:r>
+              <w:rPr>
+                <w:sz w:val="24"/>
+              </w:rPr>
+              <w:t>разроз</w:t>
+            </w:r>
+            <w:r>
+              <w:rPr>
+                <w:sz w:val="24"/>
+              </w:rPr>
+              <w:t>ненные данные сведены в одну таблицу по заданной форме; итоги посчитаны; расхождения и дубли найдены</w:t>
             </w:r>
           </w:p>
         </w:tc>
@@ -3455,7 +3387,6 @@
           </w:tcPr>
           <w:p>
             <w:pPr>
-              <w:spacing w:line="240" w:lineRule="auto"/>
               <w:ind w:firstLine="0"/>
               <w:jc w:val="left"/>
             </w:pPr>
@@ -3473,7 +3404,6 @@
           </w:tcPr>
           <w:p>
             <w:pPr>
-              <w:spacing w:line="240" w:lineRule="auto"/>
               <w:ind w:firstLine="0"/>
               <w:jc w:val="left"/>
             </w:pPr>
@@ -3493,15 +3423,20 @@
           </w:tcPr>
           <w:p>
             <w:pPr>
-              <w:spacing w:line="240" w:lineRule="auto"/>
-              <w:ind w:firstLine="0"/>
-              <w:jc w:val="left"/>
-            </w:pPr>
-            <w:r>
-              <w:rPr>
-                <w:sz w:val="24"/>
-              </w:rPr>
-              <w:t>Повторяющиеся документы</w:t>
+              <w:ind w:firstLine="0"/>
+              <w:jc w:val="left"/>
+            </w:pPr>
+            <w:r>
+              <w:rPr>
+                <w:sz w:val="24"/>
+              </w:rPr>
+              <w:t>П</w:t>
+            </w:r>
+            <w:r>
+              <w:rPr>
+                <w:sz w:val="24"/>
+              </w:rPr>
+              <w:t>овторяющиеся документы</w:t>
             </w:r>
           </w:p>
         </w:tc>
@@ -3511,21 +3446,14 @@
           </w:tcPr>
           <w:p>
             <w:pPr>
-              <w:spacing w:line="240" w:lineRule="auto"/>
-              <w:ind w:firstLine="0"/>
-              <w:jc w:val="left"/>
-            </w:pPr>
-            <w:r>
-              <w:rPr>
-                <w:sz w:val="24"/>
-              </w:rPr>
-              <w:t>справки, выписки, письма по образцу с подставленны</w:t>
-            </w:r>
-            <w:r>
-              <w:rPr>
-                <w:sz w:val="24"/>
-              </w:rPr>
-              <w:t>ми данными</w:t>
+              <w:ind w:firstLine="0"/>
+              <w:jc w:val="left"/>
+            </w:pPr>
+            <w:r>
+              <w:rPr>
+                <w:sz w:val="24"/>
+              </w:rPr>
+              <w:t>справки, выписки, письма по образцу с подставленными данными</w:t>
             </w:r>
           </w:p>
         </w:tc>
@@ -3534,46 +3462,43 @@
     <w:p/>
     <w:p>
       <w:r>
-        <w:t>Разбор одного утра. На рабочую почту приходит письмо о приёме учащихся в десятый класс. Помощник читает письмо, находит на рабочем столе уже лежащие там списки и присылает в мессенджер одну строку: письмо о приёме, списки найдены рядом, вносит</w:t>
-      </w:r>
-      <w:r>
-        <w:t>ь ли три фамилии в базу приёма. Дальше он ждёт ответа. Запись в базу происходит не потому, что модель так решила, а потому, что человек нажал кнопку: нажатие и есть решение, оно делается один раз и остаётся в журнале вместе с тем, что именно изменено. У во</w:t>
-      </w:r>
-      <w:r>
-        <w:t>проса есть только две кнопки, принять и отклонить, и между ними нет третьего пути, поэтому помощник не может выписать себе разрешение сам, ни текстом, ни своим ответом.</w:t>
+        <w:t xml:space="preserve">Разбор одного утра. На рабочую почту приходит письмо о приёме учащихся в десятый класс. Помощник читает письмо, находит на рабочем столе уже лежащие там списки и </w:t>
+      </w:r>
+      <w:r>
+        <w:t>присылает в мессенджер одну строку: письмо о приёме, списки найдены рядом, вносить ли три фамилии в базу приёма. Дальше он ждёт ответа. Запись в базу происходит не потому, что модель так решила, а потому, что человек нажал кнопку: нажатие и есть решение, о</w:t>
+      </w:r>
+      <w:r>
+        <w:t>но делается один раз и остаётся в журнале вместе с тем, что именно изменено. У вопроса есть только две кнопки, принять и отклонить, и между ними нет третьего пути, поэтому помощник не может выписать себе разрешение сам, ни текстом, ни своим ответом.</w:t>
       </w:r>
     </w:p>
     <w:p>
       <w:r>
-        <w:t>Второе, что решает этот сценарий, это где остаются данные. Чтение почты, разбор вложени</w:t>
-      </w:r>
-      <w:r>
-        <w:t xml:space="preserve">й и работа со списками выполняются на самой машине, а наружу уходит только вопрос и только тому человеку, которому он адресован. </w:t>
-      </w:r>
-      <w:r>
-        <w:lastRenderedPageBreak/>
-        <w:t>Списки, оценки и переписка не покидают рабочее место; наружу выходит лишь то, что человек сам разрешил отправить. Такое разделе</w:t>
-      </w:r>
-      <w:r>
-        <w:t>ние принципиально для школы и офиса: помощник получает ровно тот доступ, который ему открыли, а не весь компьютер целиком.</w:t>
+        <w:t>Второе</w:t>
+      </w:r>
+      <w:r>
+        <w:t>, что решает этот сценарий, это где остаются данные. Чтение почты, разбор вложений и работа со списками выполняются на самой машине, а наружу уходит только вопрос и только тому человеку, которому он адресован. Списки, оценки и переписка не покидают рабочее</w:t>
+      </w:r>
+      <w:r>
+        <w:t xml:space="preserve"> место; наружу выходит лишь то, что человек сам разрешил отправить. Такое разделение принципиально для школы и офиса: помощник получает ровно тот доступ, который ему открыли, а не весь компьютер целиком.</w:t>
       </w:r>
     </w:p>
     <w:p>
       <w:r>
-        <w:t>Почему это не делает обычный чат с языковой моделью: здесь важна не удачная формулировка, а ведение потока неделями. Нужно помнить, ч</w:t>
-      </w:r>
-      <w:r>
-        <w:t>то было в прошлый раз, кто что обещал, какой срок подходит, что уже отправлено. Результат определяют память и длительность, а не красноречие. Доступ к данным выставляет человек: помощник видит только то, что ему открыли, а отправка наружу (письмо, сообщени</w:t>
-      </w:r>
-      <w:r>
-        <w:t>е в мессенджер, файл) остаётся за человеком до тех пор, пока он сам не разрешит обратное.</w:t>
+        <w:lastRenderedPageBreak/>
+        <w:t>Почему это не делает обычный чат с языковой моделью:</w:t>
+      </w:r>
+      <w:r>
+        <w:t xml:space="preserve"> здесь важна не удачная формулировка, а ведение потока неделями. Нужно помнить, что было в прошлый раз, кто что обещал, какой срок подходит, что уже отправлено. Результат определяют память и длительность, а не красноречие. Доступ к данным выставляет челове</w:t>
+      </w:r>
+      <w:r>
+        <w:t>к: помощник видит только то, что ему открыли, а отправка наружу (письмо, сообщение в мессенджер, файл) остаётся за человеком до тех пор, пока он сам не разрешит обратное.</w:t>
       </w:r>
     </w:p>
     <w:p>
       <w:pPr>
         <w:pStyle w:val="21"/>
       </w:pPr>
-      <w:bookmarkStart w:id="18" w:name="_Toc240990202"/>
+      <w:bookmarkStart w:id="18" w:name="_Toc240996554"/>
       <w:r>
         <w:rPr>
           <w:rFonts w:ascii="Times New Roman" w:hAnsi="Times New Roman"/>
@@ -3584,79 +3509,76 @@
     </w:p>
     <w:p>
       <w:r>
-        <w:t xml:space="preserve">Требования к машине скромные: интерпретатор Python, локальный стек графа знаний в контейнере, доступ к языковым моделям через локальный </w:t>
-      </w:r>
-      <w:r>
-        <w:t>прокси с ключами. Панель управления поднимается одним процессом на локальном порту, и вся работа видна в браузере на той же машине.</w:t>
+        <w:t>Требования к машине скромные: интерпретатор Python, локаль</w:t>
+      </w:r>
+      <w:r>
+        <w:t>ный стек графа знаний в контейнере, доступ к языковым моделям через локальный прокси с ключами. Панель управления поднимается одним процессом на локальном порту, и вся работа видна в браузере на той же машине.</w:t>
       </w:r>
     </w:p>
     <w:p>
       <w:r>
-        <w:t>Порядок запуска: поднять стек графа знаний, запустить прокси моделей, запустить панель, выбрать субъект опыта и нажать кнопк</w:t>
-      </w:r>
-      <w:r>
-        <w:t>у нужного этапа (эпизод, разведка, оценка кандидатов, полный цикл). Отдельно настраивается шлюз расширения, который превращает сессии внешнего агента в записи того же графа, поэтому опыт не распадается на две базы.</w:t>
+        <w:t>Порядок запуска: поднять стек графа знаний, за</w:t>
+      </w:r>
+      <w:r>
+        <w:t>пустить прокси моделей, запустить панель, выбрать субъект опыта и нажать кнопку нужного этапа (эпизод, разведка, оценка кандидатов, полный цикл). Отдельно настраивается шлюз расширения, который превращает сессии внешнего агента в записи того же графа, поэт</w:t>
+      </w:r>
+      <w:r>
+        <w:t>ому опыт не распадается на две базы.</w:t>
       </w:r>
     </w:p>
     <w:p>
       <w:pPr>
         <w:pStyle w:val="21"/>
       </w:pPr>
-      <w:bookmarkStart w:id="19" w:name="_Toc240990203"/>
+      <w:bookmarkStart w:id="19" w:name="_Toc240996555"/>
       <w:r>
         <w:rPr>
           <w:rFonts w:ascii="Times New Roman" w:hAnsi="Times New Roman"/>
         </w:rPr>
-        <w:t>3.5. Как система встраивается в готовую о</w:t>
-      </w:r>
-      <w:r>
-        <w:rPr>
-          <w:rFonts w:ascii="Times New Roman" w:hAnsi="Times New Roman"/>
-        </w:rPr>
-        <w:t>бвязку</w:t>
+        <w:t>3.5. Как система встраивается в готовую обвязку</w:t>
       </w:r>
       <w:bookmarkEnd w:id="19"/>
     </w:p>
     <w:p>
       <w:r>
-        <w:t xml:space="preserve">Помощник не пишется с нуля рядом с чужими решениями. Основой взят открытый проект CowAgent (лицензия MIT, язык Python): он даёт долгоживущий процесс, каналы связи, планировщик задач, консоль управления и механизм самообновления. Наша часть встроена </w:t>
-      </w:r>
-      <w:r>
-        <w:t>в него штатным способом, который этот же проект и предусматривает: через протокол MCP, тот же формат файла инструментов, что используют остальные программы на этой машине.</w:t>
+        <w:t>Помощник не пишется с нуля рядом с чужими решениями. Основой взят открытый проект CowAgent (лицензия MIT, язык Python): он даёт долгоживущий процесс, каналы связи, планиро</w:t>
+      </w:r>
+      <w:r>
+        <w:t>вщик задач, консоль управления и механизм самообновления. Наша часть встроена в него штатным способом, который этот же проект и предусматривает: через протокол MCP, тот же формат файла инструментов, что используют остальные программы на этой машине.</w:t>
       </w:r>
     </w:p>
     <w:p>
       <w:r>
-        <w:lastRenderedPageBreak/>
-        <w:t>В результате у помощника один узел подключает нашу память и вопрос человеку, а рядом</w:t>
-      </w:r>
-      <w:r>
-        <w:t xml:space="preserve"> работают уже готовые инструменты этой машины: личная память владельца, поиск по базе знаний, поиск в сети и браузер. В текущей сборке это пять серверов и 78 инструментов, загружаемых при старте; в логе видно, какие именно и сколько. Ничего из чужого кода </w:t>
-      </w:r>
-      <w:r>
-        <w:t>мы не переписывали: файл подключения копируется из рабочего конфига как есть, а наши данные лежат в графе, а не в файлах чужого проекта.</w:t>
+        <w:t>В резу</w:t>
+      </w:r>
+      <w:r>
+        <w:t>льтате у помощника один узел подключает нашу память и вопрос человеку, а рядом работают уже готовые инструменты этой машины: личная память владельца, поиск по базе знаний, поиск в сети и браузер. В текущей сборке это пять серверов и 78 инструментов, загруж</w:t>
+      </w:r>
+      <w:r>
+        <w:t>аемых при старте; в логе видно, какие именно и сколько. Ничего из чужого кода мы не переписывали: файл подключения копируется из рабочего конфига как есть, а наши данные лежат в графе, а не в файлах чужого проекта.</w:t>
       </w:r>
     </w:p>
     <w:p>
       <w:r>
-        <w:t>Такое разделение даёт то, чего не было бы при самостоятельной сборке всего заново: чужие проверенные механизмы (жизненн</w:t>
-      </w:r>
-      <w:r>
-        <w:t>ый цикл, память, каналы) достаются бесплатно, а наш предмет исследования, то есть структура памяти, измерение улучшений и решение человека, остаётся нашим и не тонет в чужом коде. Границы обозначены жёстко: наружу ничего не уходит без нажатия кнопки, а всё</w:t>
-      </w:r>
-      <w:r>
-        <w:t>, что помощник делает, записывается в граф с указанием роли, времени и происхождения записи.</w:t>
+        <w:t>Такое разделение даёт то, чего не было бы</w:t>
+      </w:r>
+      <w:r>
+        <w:t xml:space="preserve"> при самостоятельной сборке всего заново: чужие проверенные механизмы (жизненный цикл, память, каналы) достаются бесплатно, а наш предмет исследования, то есть структура памяти, измерение улучшений и решение человека, остаётся нашим и не тонет в чужом коде</w:t>
+      </w:r>
+      <w:r>
+        <w:t>. Границы обозначены жёстко: наружу ничего не уходит без нажатия кнопки, а всё, что помощник делает, записывается в граф с указанием роли, времени и происхождения записи.</w:t>
       </w:r>
     </w:p>
     <w:p>
       <w:pPr>
         <w:pStyle w:val="1"/>
       </w:pPr>
-      <w:bookmarkStart w:id="20" w:name="_Toc240990204"/>
+      <w:bookmarkStart w:id="20" w:name="_Toc240996556"/>
       <w:r>
         <w:rPr>
           <w:rFonts w:ascii="Times New Roman" w:hAnsi="Times New Roman"/>
         </w:rPr>
+        <w:lastRenderedPageBreak/>
         <w:t>Глава 4. Метод измерения и результаты</w:t>
       </w:r>
       <w:bookmarkEnd w:id="20"/>
@@ -3665,7 +3587,7 @@
       <w:pPr>
         <w:pStyle w:val="21"/>
       </w:pPr>
-      <w:bookmarkStart w:id="21" w:name="_Toc240990205"/>
+      <w:bookmarkStart w:id="21" w:name="_Toc240996557"/>
       <w:r>
         <w:rPr>
           <w:rFonts w:ascii="Times New Roman" w:hAnsi="Times New Roman"/>
@@ -3676,10 +3598,10 @@
     </w:p>
     <w:p>
       <w:r>
-        <w:t>Правила приёмки формулируются до поиска и не меняются внутри раунда; каждое их изменение вызыва</w:t>
-      </w:r>
-      <w:r>
-        <w:t>лось конкретным измерением, которое предыдущая версия пропустила. Правил было пять версий.</w:t>
+        <w:t>Правила приёмки ф</w:t>
+      </w:r>
+      <w:r>
+        <w:t>ормулируются до поиска и не меняются внутри раунда; каждое их изменение вызывалось конкретным измерением, которое предыдущая версия пропустила. Правил было пять версий.</w:t>
       </w:r>
     </w:p>
     <w:tbl>
@@ -3705,7 +3627,6 @@
           </w:tcPr>
           <w:p>
             <w:pPr>
-              <w:spacing w:line="240" w:lineRule="auto"/>
               <w:ind w:firstLine="0"/>
               <w:jc w:val="left"/>
             </w:pPr>
@@ -3724,7 +3645,6 @@
           </w:tcPr>
           <w:p>
             <w:pPr>
-              <w:spacing w:line="240" w:lineRule="auto"/>
               <w:ind w:firstLine="0"/>
               <w:jc w:val="left"/>
             </w:pPr>
@@ -3743,7 +3663,6 @@
           </w:tcPr>
           <w:p>
             <w:pPr>
-              <w:spacing w:line="240" w:lineRule="auto"/>
               <w:ind w:firstLine="0"/>
               <w:jc w:val="left"/>
             </w:pPr>
@@ -3764,7 +3683,6 @@
           </w:tcPr>
           <w:p>
             <w:pPr>
-              <w:spacing w:line="240" w:lineRule="auto"/>
               <w:ind w:firstLine="0"/>
               <w:jc w:val="left"/>
             </w:pPr>
@@ -3782,15 +3700,20 @@
           </w:tcPr>
           <w:p>
             <w:pPr>
-              <w:spacing w:line="240" w:lineRule="auto"/>
-              <w:ind w:firstLine="0"/>
-              <w:jc w:val="left"/>
-            </w:pPr>
-            <w:r>
-              <w:rPr>
-                <w:sz w:val="24"/>
-              </w:rPr>
-              <w:t>требование покрытия: экономия признаётся, только если решения кандидата восстановимы</w:t>
+              <w:ind w:firstLine="0"/>
+              <w:jc w:val="left"/>
+            </w:pPr>
+            <w:r>
+              <w:rPr>
+                <w:sz w:val="24"/>
+              </w:rPr>
+              <w:t xml:space="preserve">требование покрытия: экономия признаётся, только </w:t>
+            </w:r>
+            <w:r>
+              <w:rPr>
+                <w:sz w:val="24"/>
+              </w:rPr>
+              <w:t>если решения кандидата восстановимы</w:t>
             </w:r>
           </w:p>
         </w:tc>
@@ -3800,21 +3723,14 @@
           </w:tcPr>
           <w:p>
             <w:pPr>
-              <w:spacing w:line="240" w:lineRule="auto"/>
-              <w:ind w:firstLine="0"/>
-              <w:jc w:val="left"/>
-            </w:pPr>
-            <w:r>
-              <w:rPr>
-                <w:sz w:val="24"/>
-              </w:rPr>
-              <w:t>раунды 2 и 3 развернули улучшения при 0 во</w:t>
-            </w:r>
-            <w:r>
-              <w:rPr>
-                <w:sz w:val="24"/>
-              </w:rPr>
-              <w:t>сстановленных решениях из 26, и оба оказались хуже</w:t>
+              <w:ind w:firstLine="0"/>
+              <w:jc w:val="left"/>
+            </w:pPr>
+            <w:r>
+              <w:rPr>
+                <w:sz w:val="24"/>
+              </w:rPr>
+              <w:t>раунды 2 и 3 развернули улучшения при 0 восстановленных решениях из 26, и оба оказались хуже</w:t>
             </w:r>
           </w:p>
         </w:tc>
@@ -3826,7 +3742,6 @@
           </w:tcPr>
           <w:p>
             <w:pPr>
-              <w:spacing w:line="240" w:lineRule="auto"/>
               <w:ind w:firstLine="0"/>
               <w:jc w:val="left"/>
             </w:pPr>
@@ -3844,7 +3759,6 @@
           </w:tcPr>
           <w:p>
             <w:pPr>
-              <w:spacing w:line="240" w:lineRule="auto"/>
               <w:ind w:firstLine="0"/>
               <w:jc w:val="left"/>
             </w:pPr>
@@ -3862,15 +3776,20 @@
           </w:tcPr>
           <w:p>
             <w:pPr>
-              <w:spacing w:line="240" w:lineRule="auto"/>
-              <w:ind w:firstLine="0"/>
-              <w:jc w:val="left"/>
-            </w:pPr>
-            <w:r>
-              <w:rPr>
-                <w:sz w:val="24"/>
-              </w:rPr>
-              <w:t>три кандидата с прогнозом от +22,5 до +26,6 процента и без единого восстановленного решения</w:t>
+              <w:ind w:firstLine="0"/>
+              <w:jc w:val="left"/>
+            </w:pPr>
+            <w:r>
+              <w:rPr>
+                <w:sz w:val="24"/>
+              </w:rPr>
+              <w:t xml:space="preserve">три кандидата с прогнозом от +22,5 до +26,6 </w:t>
+            </w:r>
+            <w:r>
+              <w:rPr>
+                <w:sz w:val="24"/>
+              </w:rPr>
+              <w:t>процента и без единого восстановленного решения</w:t>
             </w:r>
           </w:p>
         </w:tc>
@@ -3882,7 +3801,6 @@
           </w:tcPr>
           <w:p>
             <w:pPr>
-              <w:spacing w:line="240" w:lineRule="auto"/>
               <w:ind w:firstLine="0"/>
               <w:jc w:val="left"/>
             </w:pPr>
@@ -3900,21 +3818,14 @@
           </w:tcPr>
           <w:p>
             <w:pPr>
-              <w:spacing w:line="240" w:lineRule="auto"/>
-              <w:ind w:firstLine="0"/>
-              <w:jc w:val="left"/>
-            </w:pPr>
-            <w:r>
-              <w:rPr>
-                <w:sz w:val="24"/>
-              </w:rPr>
-              <w:t xml:space="preserve">политика, меняющая то, что агент </w:t>
-            </w:r>
-            <w:r>
-              <w:rPr>
-                <w:sz w:val="24"/>
-              </w:rPr>
-              <w:t>видит, обязана измеряться в рабочем режиме независимо от покрытия</w:t>
+              <w:ind w:firstLine="0"/>
+              <w:jc w:val="left"/>
+            </w:pPr>
+            <w:r>
+              <w:rPr>
+                <w:sz w:val="24"/>
+              </w:rPr>
+              <w:t>политика, меняющая то, что агент видит, обязана измеряться в рабочем режиме независимо от покрытия</w:t>
             </w:r>
           </w:p>
         </w:tc>
@@ -3924,15 +3835,20 @@
           </w:tcPr>
           <w:p>
             <w:pPr>
-              <w:spacing w:line="240" w:lineRule="auto"/>
-              <w:ind w:firstLine="0"/>
-              <w:jc w:val="left"/>
-            </w:pPr>
-            <w:r>
-              <w:rPr>
-                <w:sz w:val="24"/>
-              </w:rPr>
-              <w:t>контрольная политика window3: прогноз +7,6 процента при покрытии 72,7 процента, измерение дало +12,4 процента хуже, а на отложенных задачах +81,8 процента хуже</w:t>
+              <w:ind w:firstLine="0"/>
+              <w:jc w:val="left"/>
+            </w:pPr>
+            <w:r>
+              <w:rPr>
+                <w:sz w:val="24"/>
+              </w:rPr>
+              <w:t>контрольная политика window3: прогноз +7,6 процента при покрытии 72,7 процента, измерение дало +12,4 проц</w:t>
+            </w:r>
+            <w:r>
+              <w:rPr>
+                <w:sz w:val="24"/>
+              </w:rPr>
+              <w:t>ента хуже, а на отложенных задачах +81,8 процента хуже</w:t>
             </w:r>
           </w:p>
         </w:tc>
@@ -3944,7 +3860,6 @@
           </w:tcPr>
           <w:p>
             <w:pPr>
-              <w:spacing w:line="240" w:lineRule="auto"/>
               <w:ind w:firstLine="0"/>
               <w:jc w:val="left"/>
             </w:pPr>
@@ -3962,28 +3877,14 @@
           </w:tcPr>
           <w:p>
             <w:pPr>
-              <w:spacing w:line="240" w:lineRule="auto"/>
-              <w:ind w:firstLine="0"/>
-              <w:jc w:val="left"/>
-            </w:pPr>
-            <w:r>
-              <w:rPr>
-                <w:sz w:val="24"/>
-              </w:rPr>
-              <w:t xml:space="preserve">три прогона на задачу </w:t>
-            </w:r>
-            <w:r>
-              <w:rPr>
-                <w:sz w:val="24"/>
-              </w:rPr>
-              <w:t xml:space="preserve">вместо </w:t>
-            </w:r>
-            <w:r>
-              <w:rPr>
-                <w:sz w:val="24"/>
-              </w:rPr>
-              <w:lastRenderedPageBreak/>
-              <w:t>одного, прежде чем называть число</w:t>
+              <w:ind w:firstLine="0"/>
+              <w:jc w:val="left"/>
+            </w:pPr>
+            <w:r>
+              <w:rPr>
+                <w:sz w:val="24"/>
+              </w:rPr>
+              <w:t>три прогона на задачу вместо одного, прежде чем называть число</w:t>
             </w:r>
           </w:p>
         </w:tc>
@@ -3993,23 +3894,14 @@
           </w:tcPr>
           <w:p>
             <w:pPr>
-              <w:spacing w:line="240" w:lineRule="auto"/>
-              <w:ind w:firstLine="0"/>
-              <w:jc w:val="left"/>
-            </w:pPr>
-            <w:r>
-              <w:rPr>
-                <w:sz w:val="24"/>
-              </w:rPr>
-              <w:lastRenderedPageBreak/>
-              <w:t xml:space="preserve">раунд 9: одно измерение дало </w:t>
-            </w:r>
-            <w:r>
-              <w:rPr>
-                <w:sz w:val="24"/>
-              </w:rPr>
-              <w:lastRenderedPageBreak/>
-              <w:t>минус 3,4 процента, три повтора дали плюс 4,0 процента</w:t>
+              <w:ind w:firstLine="0"/>
+              <w:jc w:val="left"/>
+            </w:pPr>
+            <w:r>
+              <w:rPr>
+                <w:sz w:val="24"/>
+              </w:rPr>
+              <w:t>раунд 9: одно измерение дало минус 3,4 процента, три повтора дали плюс 4,0 процента</w:t>
             </w:r>
           </w:p>
         </w:tc>
@@ -4018,28 +3910,25 @@
     <w:p/>
     <w:p>
       <w:r>
-        <w:t>Измерение в рабочем режиме дорого, поэтому перед каждым раундом судья решает большинство кандидатов бесплатно, а платят только за</w:t>
-      </w:r>
-      <w:r>
-        <w:t xml:space="preserve"> тех, кого судья не смог оценить или кто меняет поведение агента. Шум самого провайдера проверен контрольной политикой: одна и та же обвязка при повторах даёт разброс около плюс-минус 20 процентов, поэтому одиночный прогон не доказывает ничего.</w:t>
+        <w:t>Измерение в рабочем режиме дорого, поэтому перед</w:t>
+      </w:r>
+      <w:r>
+        <w:t xml:space="preserve"> каждым раундом судья решает большинство кандидатов бесплатно, а платят только за тех, кого судья не смог оценить или кто меняет поведение агента. Шум самого провайдера проверен контрольной политикой: одна и та же обвязка при повторах даёт разброс около пл</w:t>
+      </w:r>
+      <w:r>
+        <w:t>юс-минус 20 процентов, поэтому одиночный прогон не доказывает ничего.</w:t>
       </w:r>
     </w:p>
     <w:p>
       <w:pPr>
         <w:pStyle w:val="21"/>
       </w:pPr>
-      <w:bookmarkStart w:id="22" w:name="_Toc240990206"/>
+      <w:bookmarkStart w:id="22" w:name="_Toc240996558"/>
       <w:r>
         <w:rPr>
           <w:rFonts w:ascii="Times New Roman" w:hAnsi="Times New Roman"/>
         </w:rPr>
-        <w:t xml:space="preserve">4.2. Сон в </w:t>
-      </w:r>
-      <w:r>
-        <w:rPr>
-          <w:rFonts w:ascii="Times New Roman" w:hAnsi="Times New Roman"/>
-        </w:rPr>
-        <w:t>детерминированных мирах</w:t>
+        <w:t>4.2. Сон в детерминированных мирах</w:t>
       </w:r>
       <w:bookmarkEnd w:id="22"/>
     </w:p>
@@ -4074,7 +3963,6 @@
           </w:tcPr>
           <w:p>
             <w:pPr>
-              <w:spacing w:line="240" w:lineRule="auto"/>
               <w:ind w:firstLine="0"/>
               <w:jc w:val="left"/>
             </w:pPr>
@@ -4093,7 +3981,6 @@
           </w:tcPr>
           <w:p>
             <w:pPr>
-              <w:spacing w:line="240" w:lineRule="auto"/>
               <w:ind w:firstLine="0"/>
               <w:jc w:val="left"/>
             </w:pPr>
@@ -4112,7 +3999,6 @@
           </w:tcPr>
           <w:p>
             <w:pPr>
-              <w:spacing w:line="240" w:lineRule="auto"/>
               <w:ind w:firstLine="0"/>
               <w:jc w:val="left"/>
             </w:pPr>
@@ -4131,7 +4017,6 @@
           </w:tcPr>
           <w:p>
             <w:pPr>
-              <w:spacing w:line="240" w:lineRule="auto"/>
               <w:ind w:firstLine="0"/>
               <w:jc w:val="left"/>
             </w:pPr>
@@ -4150,7 +4035,6 @@
           </w:tcPr>
           <w:p>
             <w:pPr>
-              <w:spacing w:line="240" w:lineRule="auto"/>
               <w:ind w:firstLine="0"/>
               <w:jc w:val="left"/>
             </w:pPr>
@@ -4169,7 +4053,6 @@
           </w:tcPr>
           <w:p>
             <w:pPr>
-              <w:spacing w:line="240" w:lineRule="auto"/>
               <w:ind w:firstLine="0"/>
               <w:jc w:val="left"/>
             </w:pPr>
@@ -4190,7 +4073,6 @@
           </w:tcPr>
           <w:p>
             <w:pPr>
-              <w:spacing w:line="240" w:lineRule="auto"/>
               <w:ind w:firstLine="0"/>
               <w:jc w:val="left"/>
             </w:pPr>
@@ -4208,7 +4090,6 @@
           </w:tcPr>
           <w:p>
             <w:pPr>
-              <w:spacing w:line="240" w:lineRule="auto"/>
               <w:ind w:firstLine="0"/>
               <w:jc w:val="left"/>
             </w:pPr>
@@ -4226,7 +4107,6 @@
           </w:tcPr>
           <w:p>
             <w:pPr>
-              <w:spacing w:line="240" w:lineRule="auto"/>
               <w:ind w:firstLine="0"/>
               <w:jc w:val="left"/>
             </w:pPr>
@@ -4244,7 +4124,6 @@
           </w:tcPr>
           <w:p>
             <w:pPr>
-              <w:spacing w:line="240" w:lineRule="auto"/>
               <w:ind w:firstLine="0"/>
               <w:jc w:val="left"/>
             </w:pPr>
@@ -4262,7 +4141,6 @@
           </w:tcPr>
           <w:p>
             <w:pPr>
-              <w:spacing w:line="240" w:lineRule="auto"/>
               <w:ind w:firstLine="0"/>
               <w:jc w:val="left"/>
             </w:pPr>
@@ -4280,7 +4158,6 @@
           </w:tcPr>
           <w:p>
             <w:pPr>
-              <w:spacing w:line="240" w:lineRule="auto"/>
               <w:ind w:firstLine="0"/>
               <w:jc w:val="left"/>
             </w:pPr>
@@ -4300,7 +4177,6 @@
           </w:tcPr>
           <w:p>
             <w:pPr>
-              <w:spacing w:line="240" w:lineRule="auto"/>
               <w:ind w:firstLine="0"/>
               <w:jc w:val="left"/>
             </w:pPr>
@@ -4318,7 +4194,6 @@
           </w:tcPr>
           <w:p>
             <w:pPr>
-              <w:spacing w:line="240" w:lineRule="auto"/>
               <w:ind w:firstLine="0"/>
               <w:jc w:val="left"/>
             </w:pPr>
@@ -4336,7 +4211,6 @@
           </w:tcPr>
           <w:p>
             <w:pPr>
-              <w:spacing w:line="240" w:lineRule="auto"/>
               <w:ind w:firstLine="0"/>
               <w:jc w:val="left"/>
             </w:pPr>
@@ -4354,7 +4228,6 @@
           </w:tcPr>
           <w:p>
             <w:pPr>
-              <w:spacing w:line="240" w:lineRule="auto"/>
               <w:ind w:firstLine="0"/>
               <w:jc w:val="left"/>
             </w:pPr>
@@ -4372,7 +4245,6 @@
           </w:tcPr>
           <w:p>
             <w:pPr>
-              <w:spacing w:line="240" w:lineRule="auto"/>
               <w:ind w:firstLine="0"/>
               <w:jc w:val="left"/>
             </w:pPr>
@@ -4390,7 +4262,6 @@
           </w:tcPr>
           <w:p>
             <w:pPr>
-              <w:spacing w:line="240" w:lineRule="auto"/>
               <w:ind w:firstLine="0"/>
               <w:jc w:val="left"/>
             </w:pPr>
@@ -4407,7 +4278,10 @@
     <w:p/>
     <w:p>
       <w:r>
-        <w:t xml:space="preserve">Все восемь зёрен улучшились после одного сна; самый скромный выигрыш это +14,7 (зерно </w:t>
+        <w:t>Все восемь зёрен улучшились после одного сна; са</w:t>
+      </w:r>
+      <w:r>
+        <w:t xml:space="preserve">мый скромный выигрыш это +14,7 (зерно </w:t>
       </w:r>
       <w:r>
         <w:rPr>
@@ -4417,20 +4291,21 @@
         <w:t>oneiro-1</w:t>
       </w:r>
       <w:r>
-        <w:t>), и он принимается как честная нижняя г</w:t>
-      </w:r>
-      <w:r>
-        <w:t>раница метода на этом мире. Оценка судьи при этом завышает результат на 22 до 30 процентов относительно измеренного: судья хорошо упорядочивает кандидатов и не годится как предсказание. Это ограничение важнее самого успеха, и оно перенесено в правила приём</w:t>
-      </w:r>
-      <w:r>
-        <w:t>ки.</w:t>
+        <w:t xml:space="preserve">), и он принимается как честная нижняя </w:t>
+      </w:r>
+      <w:r>
+        <w:lastRenderedPageBreak/>
+        <w:t>граница метода на этом мире. Оценка судьи при этом завышает результат на 22 до 30 процентов относительно измеренного: судья хорошо упорядочивает кандидатов и не годится ка</w:t>
+      </w:r>
+      <w:r>
+        <w:t>к предсказание. Это ограничение важнее самого успеха, и оно перенесено в правила приёмки.</w:t>
       </w:r>
     </w:p>
     <w:p>
       <w:pPr>
         <w:pStyle w:val="21"/>
       </w:pPr>
-      <w:bookmarkStart w:id="23" w:name="_Toc240990207"/>
+      <w:bookmarkStart w:id="23" w:name="_Toc240996559"/>
       <w:r>
         <w:rPr>
           <w:rFonts w:ascii="Times New Roman" w:hAnsi="Times New Roman"/>
@@ -4468,7 +4343,6 @@
           </w:tcPr>
           <w:p>
             <w:pPr>
-              <w:spacing w:line="240" w:lineRule="auto"/>
               <w:ind w:firstLine="0"/>
               <w:jc w:val="left"/>
             </w:pPr>
@@ -4487,7 +4361,6 @@
           </w:tcPr>
           <w:p>
             <w:pPr>
-              <w:spacing w:line="240" w:lineRule="auto"/>
               <w:ind w:firstLine="0"/>
               <w:jc w:val="left"/>
             </w:pPr>
@@ -4506,7 +4379,6 @@
           </w:tcPr>
           <w:p>
             <w:pPr>
-              <w:spacing w:line="240" w:lineRule="auto"/>
               <w:ind w:firstLine="0"/>
               <w:jc w:val="left"/>
             </w:pPr>
@@ -4525,7 +4397,6 @@
           </w:tcPr>
           <w:p>
             <w:pPr>
-              <w:spacing w:line="240" w:lineRule="auto"/>
               <w:ind w:firstLine="0"/>
               <w:jc w:val="left"/>
             </w:pPr>
@@ -4546,7 +4417,6 @@
           </w:tcPr>
           <w:p>
             <w:pPr>
-              <w:spacing w:line="240" w:lineRule="auto"/>
               <w:ind w:firstLine="0"/>
               <w:jc w:val="left"/>
             </w:pPr>
@@ -4564,7 +4434,6 @@
           </w:tcPr>
           <w:p>
             <w:pPr>
-              <w:spacing w:line="240" w:lineRule="auto"/>
               <w:ind w:firstLine="0"/>
               <w:jc w:val="left"/>
             </w:pPr>
@@ -4582,7 +4451,6 @@
           </w:tcPr>
           <w:p>
             <w:pPr>
-              <w:spacing w:line="240" w:lineRule="auto"/>
               <w:ind w:firstLine="0"/>
               <w:jc w:val="left"/>
             </w:pPr>
@@ -4600,7 +4468,6 @@
           </w:tcPr>
           <w:p>
             <w:pPr>
-              <w:spacing w:line="240" w:lineRule="auto"/>
               <w:ind w:firstLine="0"/>
               <w:jc w:val="left"/>
             </w:pPr>
@@ -4620,22 +4487,14 @@
           </w:tcPr>
           <w:p>
             <w:pPr>
-              <w:spacing w:line="240" w:lineRule="auto"/>
-              <w:ind w:firstLine="0"/>
-              <w:jc w:val="left"/>
-            </w:pPr>
-            <w:r>
-              <w:rPr>
-                <w:sz w:val="24"/>
-              </w:rPr>
-              <w:lastRenderedPageBreak/>
-              <w:t xml:space="preserve">плоское хранилище </w:t>
-            </w:r>
-            <w:r>
-              <w:rPr>
-                <w:sz w:val="24"/>
-              </w:rPr>
-              <w:t>(неупорядоченный список)</w:t>
+              <w:ind w:firstLine="0"/>
+              <w:jc w:val="left"/>
+            </w:pPr>
+            <w:r>
+              <w:rPr>
+                <w:sz w:val="24"/>
+              </w:rPr>
+              <w:t>плоское хранилище (неупорядоченный список)</w:t>
             </w:r>
           </w:p>
         </w:tc>
@@ -4645,7 +4504,6 @@
           </w:tcPr>
           <w:p>
             <w:pPr>
-              <w:spacing w:line="240" w:lineRule="auto"/>
               <w:ind w:firstLine="0"/>
               <w:jc w:val="left"/>
             </w:pPr>
@@ -4663,7 +4521,6 @@
           </w:tcPr>
           <w:p>
             <w:pPr>
-              <w:spacing w:line="240" w:lineRule="auto"/>
               <w:ind w:firstLine="0"/>
               <w:jc w:val="left"/>
             </w:pPr>
@@ -4681,7 +4538,6 @@
           </w:tcPr>
           <w:p>
             <w:pPr>
-              <w:spacing w:line="240" w:lineRule="auto"/>
               <w:ind w:firstLine="0"/>
               <w:jc w:val="left"/>
             </w:pPr>
@@ -4701,7 +4557,6 @@
           </w:tcPr>
           <w:p>
             <w:pPr>
-              <w:spacing w:line="240" w:lineRule="auto"/>
               <w:ind w:firstLine="0"/>
               <w:jc w:val="left"/>
             </w:pPr>
@@ -4719,7 +4574,6 @@
           </w:tcPr>
           <w:p>
             <w:pPr>
-              <w:spacing w:line="240" w:lineRule="auto"/>
               <w:ind w:firstLine="0"/>
               <w:jc w:val="left"/>
             </w:pPr>
@@ -4737,7 +4591,6 @@
           </w:tcPr>
           <w:p>
             <w:pPr>
-              <w:spacing w:line="240" w:lineRule="auto"/>
               <w:ind w:firstLine="0"/>
               <w:jc w:val="left"/>
             </w:pPr>
@@ -4755,7 +4608,6 @@
           </w:tcPr>
           <w:p>
             <w:pPr>
-              <w:spacing w:line="240" w:lineRule="auto"/>
               <w:ind w:firstLine="0"/>
               <w:jc w:val="left"/>
             </w:pPr>
@@ -4775,7 +4627,6 @@
           </w:tcPr>
           <w:p>
             <w:pPr>
-              <w:spacing w:line="240" w:lineRule="auto"/>
               <w:ind w:firstLine="0"/>
               <w:jc w:val="left"/>
             </w:pPr>
@@ -4793,7 +4644,6 @@
           </w:tcPr>
           <w:p>
             <w:pPr>
-              <w:spacing w:line="240" w:lineRule="auto"/>
               <w:ind w:firstLine="0"/>
               <w:jc w:val="left"/>
             </w:pPr>
@@ -4811,7 +4661,6 @@
           </w:tcPr>
           <w:p>
             <w:pPr>
-              <w:spacing w:line="240" w:lineRule="auto"/>
               <w:ind w:firstLine="0"/>
               <w:jc w:val="left"/>
             </w:pPr>
@@ -4829,7 +4678,6 @@
           </w:tcPr>
           <w:p>
             <w:pPr>
-              <w:spacing w:line="240" w:lineRule="auto"/>
               <w:ind w:firstLine="0"/>
               <w:jc w:val="left"/>
             </w:pPr>
@@ -4849,7 +4697,6 @@
           </w:tcPr>
           <w:p>
             <w:pPr>
-              <w:spacing w:line="240" w:lineRule="auto"/>
               <w:ind w:firstLine="0"/>
               <w:jc w:val="left"/>
             </w:pPr>
@@ -4867,7 +4714,6 @@
           </w:tcPr>
           <w:p>
             <w:pPr>
-              <w:spacing w:line="240" w:lineRule="auto"/>
               <w:ind w:firstLine="0"/>
               <w:jc w:val="left"/>
             </w:pPr>
@@ -4885,7 +4731,6 @@
           </w:tcPr>
           <w:p>
             <w:pPr>
-              <w:spacing w:line="240" w:lineRule="auto"/>
               <w:ind w:firstLine="0"/>
               <w:jc w:val="left"/>
             </w:pPr>
@@ -4903,7 +4748,6 @@
           </w:tcPr>
           <w:p>
             <w:pPr>
-              <w:spacing w:line="240" w:lineRule="auto"/>
               <w:ind w:firstLine="0"/>
               <w:jc w:val="left"/>
             </w:pPr>
@@ -4923,15 +4767,20 @@
           </w:tcPr>
           <w:p>
             <w:pPr>
-              <w:spacing w:line="240" w:lineRule="auto"/>
-              <w:ind w:firstLine="0"/>
-              <w:jc w:val="left"/>
-            </w:pPr>
-            <w:r>
-              <w:rPr>
-                <w:sz w:val="24"/>
-              </w:rPr>
-              <w:t>случайная выборка (нижняя граница)</w:t>
+              <w:ind w:firstLine="0"/>
+              <w:jc w:val="left"/>
+            </w:pPr>
+            <w:r>
+              <w:rPr>
+                <w:sz w:val="24"/>
+              </w:rPr>
+              <w:t xml:space="preserve">случайная </w:t>
+            </w:r>
+            <w:r>
+              <w:rPr>
+                <w:sz w:val="24"/>
+              </w:rPr>
+              <w:t>выборка (нижняя граница)</w:t>
             </w:r>
           </w:p>
         </w:tc>
@@ -4941,7 +4790,6 @@
           </w:tcPr>
           <w:p>
             <w:pPr>
-              <w:spacing w:line="240" w:lineRule="auto"/>
               <w:ind w:firstLine="0"/>
               <w:jc w:val="left"/>
             </w:pPr>
@@ -4959,7 +4807,6 @@
           </w:tcPr>
           <w:p>
             <w:pPr>
-              <w:spacing w:line="240" w:lineRule="auto"/>
               <w:ind w:firstLine="0"/>
               <w:jc w:val="left"/>
             </w:pPr>
@@ -4977,7 +4824,6 @@
           </w:tcPr>
           <w:p>
             <w:pPr>
-              <w:spacing w:line="240" w:lineRule="auto"/>
               <w:ind w:firstLine="0"/>
               <w:jc w:val="left"/>
             </w:pPr>
@@ -5021,39 +4867,36 @@
         <w:t>происхождение</w:t>
       </w:r>
       <w:r>
-        <w:t xml:space="preserve"> (без этих связей признак источник-вид не переживает выборку вовсе). Это сильнейшее и</w:t>
-      </w:r>
-      <w:r>
-        <w:t>меющееся у нас свидетельство того, что структура несёт нагрузку, и одновременно самое слабое место: замер сделан на одном эпизоде, и он измеряет качество выборки, а не влияние на результат работы.</w:t>
+        <w:t xml:space="preserve"> (без э</w:t>
+      </w:r>
+      <w:r>
+        <w:t>тих связей признак источник-вид не переживает выборку вовсе). Это сильнейшее имеющееся у нас свидетельство того, что структура несёт нагрузку, и одновременно самое слабое место: замер сделан на одном эпизоде, и он измеряет качество выборки, а не влияние на</w:t>
+      </w:r>
+      <w:r>
+        <w:t xml:space="preserve"> результат работы.</w:t>
       </w:r>
     </w:p>
     <w:p>
       <w:r>
-        <w:t>Проверка на публичном наборе LongMemEval (детали в приложен</w:t>
-      </w:r>
-      <w:r>
-        <w:t>ии А) равна по итогу: плоский журнал 72,7 процента, граф 72,1 процента, без памяти 4,1 процента. Разница между двумя видами памяти внутри шума, а разделение по типам вопросов показывает, где именно структура помогает: на вопросах о времени граф даёт 40,0 п</w:t>
-      </w:r>
-      <w:r>
-        <w:t>роцента против 16,7 у плоского журнала, а на многосессионных вопросах проигрывает (58,3 против 66,7). Полный контекст без всякой выборки даёт до 94 процентов, то есть сама задача для нашей модели разрешима, и упрощать её мы не стали.</w:t>
+        <w:t>Проверка на публичном наборе LongMemEval (детали в приложении А) равна по итогу: плоский журнал 72,7 процента, граф 72,1 процента, без памяти 4,1 процента. Разница между двумя видами памяти внутри шума, а разделение по типам вопросов пок</w:t>
+      </w:r>
+      <w:r>
+        <w:t>азывает, где именно структура помогает: на вопросах о времени граф даёт 40,0 процента против 16,7 у плоского журнала, а на многосессионных вопросах проигрывает (58,3 против 66,7). Полный контекст без всякой выборки даёт до 94 процентов, то есть сама задача</w:t>
+      </w:r>
+      <w:r>
+        <w:t xml:space="preserve"> для нашей модели разрешима, и упрощать её мы не стали.</w:t>
       </w:r>
     </w:p>
     <w:p>
       <w:pPr>
         <w:pStyle w:val="21"/>
       </w:pPr>
-      <w:bookmarkStart w:id="24" w:name="_Toc240990208"/>
+      <w:bookmarkStart w:id="24" w:name="_Toc240996560"/>
       <w:r>
         <w:rPr>
           <w:rFonts w:ascii="Times New Roman" w:hAnsi="Times New Roman"/>
         </w:rPr>
-        <w:t>4.4. Поиск по обвязке:</w:t>
-      </w:r>
-      <w:r>
-        <w:rPr>
-          <w:rFonts w:ascii="Times New Roman" w:hAnsi="Times New Roman"/>
-        </w:rPr>
-        <w:t xml:space="preserve"> одиннадцать раундов</w:t>
+        <w:t>4.4. Поиск по обвязке: одиннадцать раундов</w:t>
       </w:r>
       <w:bookmarkEnd w:id="24"/>
     </w:p>
@@ -5085,7 +4928,6 @@
           </w:tcPr>
           <w:p>
             <w:pPr>
-              <w:spacing w:line="240" w:lineRule="auto"/>
               <w:ind w:firstLine="0"/>
               <w:jc w:val="left"/>
             </w:pPr>
@@ -5104,7 +4946,6 @@
           </w:tcPr>
           <w:p>
             <w:pPr>
-              <w:spacing w:line="240" w:lineRule="auto"/>
               <w:ind w:firstLine="0"/>
               <w:jc w:val="left"/>
             </w:pPr>
@@ -5113,7 +4954,14 @@
                 <w:b/>
                 <w:sz w:val="24"/>
               </w:rPr>
-              <w:t>Кандидатов</w:t>
+              <w:t>Канди</w:t>
+            </w:r>
+            <w:r>
+              <w:rPr>
+                <w:b/>
+                <w:sz w:val="24"/>
+              </w:rPr>
+              <w:t>датов</w:t>
             </w:r>
           </w:p>
         </w:tc>
@@ -5123,7 +4971,6 @@
           </w:tcPr>
           <w:p>
             <w:pPr>
-              <w:spacing w:line="240" w:lineRule="auto"/>
               <w:ind w:firstLine="0"/>
               <w:jc w:val="left"/>
             </w:pPr>
@@ -5144,7 +4991,6 @@
           </w:tcPr>
           <w:p>
             <w:pPr>
-              <w:spacing w:line="240" w:lineRule="auto"/>
               <w:ind w:firstLine="0"/>
               <w:jc w:val="left"/>
             </w:pPr>
@@ -5162,7 +5008,6 @@
           </w:tcPr>
           <w:p>
             <w:pPr>
-              <w:spacing w:line="240" w:lineRule="auto"/>
               <w:ind w:firstLine="0"/>
               <w:jc w:val="left"/>
             </w:pPr>
@@ -5180,7 +5025,6 @@
           </w:tcPr>
           <w:p>
             <w:pPr>
-              <w:spacing w:line="240" w:lineRule="auto"/>
               <w:ind w:firstLine="0"/>
               <w:jc w:val="left"/>
             </w:pPr>
@@ -5200,7 +5044,6 @@
           </w:tcPr>
           <w:p>
             <w:pPr>
-              <w:spacing w:line="240" w:lineRule="auto"/>
               <w:ind w:firstLine="0"/>
               <w:jc w:val="left"/>
             </w:pPr>
@@ -5218,7 +5061,6 @@
           </w:tcPr>
           <w:p>
             <w:pPr>
-              <w:spacing w:line="240" w:lineRule="auto"/>
               <w:ind w:firstLine="0"/>
               <w:jc w:val="left"/>
             </w:pPr>
@@ -5236,7 +5078,6 @@
           </w:tcPr>
           <w:p>
             <w:pPr>
-              <w:spacing w:line="240" w:lineRule="auto"/>
               <w:ind w:firstLine="0"/>
               <w:jc w:val="left"/>
             </w:pPr>
@@ -5251,14 +5092,7 @@
                 <w:b/>
                 <w:sz w:val="24"/>
               </w:rPr>
-              <w:t xml:space="preserve">+27,0 </w:t>
-            </w:r>
-            <w:r>
-              <w:rPr>
-                <w:b/>
-                <w:sz w:val="24"/>
-              </w:rPr>
-              <w:t>процента</w:t>
+              <w:t>+27,0 процента</w:t>
             </w:r>
             <w:r>
               <w:rPr>
@@ -5276,14 +5110,14 @@
           </w:tcPr>
           <w:p>
             <w:pPr>
-              <w:spacing w:line="240" w:lineRule="auto"/>
-              <w:ind w:firstLine="0"/>
-              <w:jc w:val="left"/>
-            </w:pPr>
-            <w:r>
-              <w:rPr>
-                <w:sz w:val="24"/>
-              </w:rPr>
+              <w:ind w:firstLine="0"/>
+              <w:jc w:val="left"/>
+            </w:pPr>
+            <w:r>
+              <w:rPr>
+                <w:sz w:val="24"/>
+              </w:rPr>
+              <w:lastRenderedPageBreak/>
               <w:t>3</w:t>
             </w:r>
           </w:p>
@@ -5294,7 +5128,6 @@
           </w:tcPr>
           <w:p>
             <w:pPr>
-              <w:spacing w:line="240" w:lineRule="auto"/>
               <w:ind w:firstLine="0"/>
               <w:jc w:val="left"/>
             </w:pPr>
@@ -5312,22 +5145,14 @@
           </w:tcPr>
           <w:p>
             <w:pPr>
-              <w:spacing w:line="240" w:lineRule="auto"/>
-              <w:ind w:firstLine="0"/>
-              <w:jc w:val="left"/>
-            </w:pPr>
-            <w:r>
-              <w:rPr>
-                <w:sz w:val="24"/>
-              </w:rPr>
-              <w:t xml:space="preserve">развёрнуто; в рабочем </w:t>
-            </w:r>
-            <w:r>
-              <w:rPr>
-                <w:sz w:val="24"/>
-              </w:rPr>
-              <w:lastRenderedPageBreak/>
-              <w:t xml:space="preserve">режиме </w:t>
+              <w:ind w:firstLine="0"/>
+              <w:jc w:val="left"/>
+            </w:pPr>
+            <w:r>
+              <w:rPr>
+                <w:sz w:val="24"/>
+              </w:rPr>
+              <w:t xml:space="preserve">развёрнуто; в рабочем режиме </w:t>
             </w:r>
             <w:r>
               <w:rPr>
@@ -5352,15 +5177,13 @@
           </w:tcPr>
           <w:p>
             <w:pPr>
-              <w:spacing w:line="240" w:lineRule="auto"/>
-              <w:ind w:firstLine="0"/>
-              <w:jc w:val="left"/>
-            </w:pPr>
-            <w:r>
-              <w:rPr>
-                <w:sz w:val="24"/>
-              </w:rPr>
-              <w:lastRenderedPageBreak/>
+              <w:ind w:firstLine="0"/>
+              <w:jc w:val="left"/>
+            </w:pPr>
+            <w:r>
+              <w:rPr>
+                <w:sz w:val="24"/>
+              </w:rPr>
               <w:t>4</w:t>
             </w:r>
           </w:p>
@@ -5371,7 +5194,6 @@
           </w:tcPr>
           <w:p>
             <w:pPr>
-              <w:spacing w:line="240" w:lineRule="auto"/>
               <w:ind w:firstLine="0"/>
               <w:jc w:val="left"/>
             </w:pPr>
@@ -5389,7 +5211,6 @@
           </w:tcPr>
           <w:p>
             <w:pPr>
-              <w:spacing w:line="240" w:lineRule="auto"/>
               <w:ind w:firstLine="0"/>
               <w:jc w:val="left"/>
             </w:pPr>
@@ -5409,7 +5230,6 @@
           </w:tcPr>
           <w:p>
             <w:pPr>
-              <w:spacing w:line="240" w:lineRule="auto"/>
               <w:ind w:firstLine="0"/>
               <w:jc w:val="left"/>
             </w:pPr>
@@ -5427,7 +5247,6 @@
           </w:tcPr>
           <w:p>
             <w:pPr>
-              <w:spacing w:line="240" w:lineRule="auto"/>
               <w:ind w:firstLine="0"/>
               <w:jc w:val="left"/>
             </w:pPr>
@@ -5445,7 +5264,6 @@
           </w:tcPr>
           <w:p>
             <w:pPr>
-              <w:spacing w:line="240" w:lineRule="auto"/>
               <w:ind w:firstLine="0"/>
               <w:jc w:val="left"/>
             </w:pPr>
@@ -5465,7 +5283,6 @@
           </w:tcPr>
           <w:p>
             <w:pPr>
-              <w:spacing w:line="240" w:lineRule="auto"/>
               <w:ind w:firstLine="0"/>
               <w:jc w:val="left"/>
             </w:pPr>
@@ -5483,7 +5300,6 @@
           </w:tcPr>
           <w:p>
             <w:pPr>
-              <w:spacing w:line="240" w:lineRule="auto"/>
               <w:ind w:firstLine="0"/>
               <w:jc w:val="left"/>
             </w:pPr>
@@ -5501,21 +5317,14 @@
           </w:tcPr>
           <w:p>
             <w:pPr>
-              <w:spacing w:line="240" w:lineRule="auto"/>
-              <w:ind w:firstLine="0"/>
-              <w:jc w:val="left"/>
-            </w:pPr>
-            <w:r>
-              <w:rPr>
-                <w:sz w:val="24"/>
-              </w:rPr>
-              <w:t xml:space="preserve">измерено и отклонено: прогноз </w:t>
-            </w:r>
-            <w:r>
-              <w:rPr>
-                <w:sz w:val="24"/>
-              </w:rPr>
-              <w:t>+32,0 процента, измерение +1,5 процента</w:t>
+              <w:ind w:firstLine="0"/>
+              <w:jc w:val="left"/>
+            </w:pPr>
+            <w:r>
+              <w:rPr>
+                <w:sz w:val="24"/>
+              </w:rPr>
+              <w:t>измерено и отклонено: прогноз +32,0 процента, измерение +1,5 процента</w:t>
             </w:r>
           </w:p>
         </w:tc>
@@ -5527,7 +5336,6 @@
           </w:tcPr>
           <w:p>
             <w:pPr>
-              <w:spacing w:line="240" w:lineRule="auto"/>
               <w:ind w:firstLine="0"/>
               <w:jc w:val="left"/>
             </w:pPr>
@@ -5545,7 +5353,6 @@
           </w:tcPr>
           <w:p>
             <w:pPr>
-              <w:spacing w:line="240" w:lineRule="auto"/>
               <w:ind w:firstLine="0"/>
               <w:jc w:val="left"/>
             </w:pPr>
@@ -5563,7 +5370,6 @@
           </w:tcPr>
           <w:p>
             <w:pPr>
-              <w:spacing w:line="240" w:lineRule="auto"/>
               <w:ind w:firstLine="0"/>
               <w:jc w:val="left"/>
             </w:pPr>
@@ -5583,7 +5389,6 @@
           </w:tcPr>
           <w:p>
             <w:pPr>
-              <w:spacing w:line="240" w:lineRule="auto"/>
               <w:ind w:firstLine="0"/>
               <w:jc w:val="left"/>
             </w:pPr>
@@ -5601,7 +5406,6 @@
           </w:tcPr>
           <w:p>
             <w:pPr>
-              <w:spacing w:line="240" w:lineRule="auto"/>
               <w:ind w:firstLine="0"/>
               <w:jc w:val="left"/>
             </w:pPr>
@@ -5619,15 +5423,20 @@
           </w:tcPr>
           <w:p>
             <w:pPr>
-              <w:spacing w:line="240" w:lineRule="auto"/>
-              <w:ind w:firstLine="0"/>
-              <w:jc w:val="left"/>
-            </w:pPr>
-            <w:r>
-              <w:rPr>
-                <w:sz w:val="24"/>
-              </w:rPr>
-              <w:t>ни один не прошёл порог</w:t>
+              <w:ind w:firstLine="0"/>
+              <w:jc w:val="left"/>
+            </w:pPr>
+            <w:r>
+              <w:rPr>
+                <w:sz w:val="24"/>
+              </w:rPr>
+              <w:t xml:space="preserve">ни один не прошёл </w:t>
+            </w:r>
+            <w:r>
+              <w:rPr>
+                <w:sz w:val="24"/>
+              </w:rPr>
+              <w:t>порог</w:t>
             </w:r>
           </w:p>
         </w:tc>
@@ -5639,7 +5448,6 @@
           </w:tcPr>
           <w:p>
             <w:pPr>
-              <w:spacing w:line="240" w:lineRule="auto"/>
               <w:ind w:firstLine="0"/>
               <w:jc w:val="left"/>
             </w:pPr>
@@ -5657,7 +5465,6 @@
           </w:tcPr>
           <w:p>
             <w:pPr>
-              <w:spacing w:line="240" w:lineRule="auto"/>
               <w:ind w:firstLine="0"/>
               <w:jc w:val="left"/>
             </w:pPr>
@@ -5675,7 +5482,6 @@
           </w:tcPr>
           <w:p>
             <w:pPr>
-              <w:spacing w:line="240" w:lineRule="auto"/>
               <w:ind w:firstLine="0"/>
               <w:jc w:val="left"/>
             </w:pPr>
@@ -5703,14 +5509,7 @@
                 <w:b/>
                 <w:sz w:val="24"/>
               </w:rPr>
-              <w:t xml:space="preserve">минус </w:t>
-            </w:r>
-            <w:r>
-              <w:rPr>
-                <w:b/>
-                <w:sz w:val="24"/>
-              </w:rPr>
-              <w:t>28,5 процента</w:t>
+              <w:t>минус 28,5 процента</w:t>
             </w:r>
             <w:r>
               <w:rPr>
@@ -5725,54 +5524,53 @@
     <w:p/>
     <w:p>
       <w:r>
-        <w:t>Раунд 11 это единственная защищаемая экономия за всю историю. Политика в нём состоит из двух полей: отсутствие начального вывода тестов в первом запросе и более длинные наблюдения инструментов (1500 символов вместо 1000). По от</w:t>
-      </w:r>
-      <w:r>
-        <w:t>дельности ни одно поле не работает (первое поле в одиночку дало плюс 27 процентов в раунде 2), работает только их сочетание, и установить это можно было только измерением в рабочем режиме.</w:t>
+        <w:t>Раунд 11 это единственная защищаемая экономия за всю историю. Политика в нём состоит из двух полей: отсутствие начального вывода тестов в первом запросе</w:t>
+      </w:r>
+      <w:r>
+        <w:t xml:space="preserve"> и более длинные наблюдения инструментов (1500 символов вместо 1000). По отдельности ни одно поле не работает (первое поле в одиночку дало плюс 27 процентов в раунде 2), работает только их сочетание, и установить это можно было только измерением в рабочем </w:t>
+      </w:r>
+      <w:r>
+        <w:t>режиме.</w:t>
       </w:r>
     </w:p>
     <w:p>
       <w:r>
-        <w:t>За одиннадцать раундов потрачено 26 прогонов в рабочем режиме; если</w:t>
-      </w:r>
-      <w:r>
-        <w:t xml:space="preserve"> бы каждого из 29 кандидатов измеряли один раз на каждой поисковой задаче, потребовалось бы 116 прогонов. Экономия 90 прогонов (в 4,5 раза) на пути к этим решениям и есть экономический аргумент метода.</w:t>
+        <w:t>За одиннадцать раундов потрачено 26 прогонов в рабочем режиме; если бы каждого из 29 кандидатов измеряли один раз на каждой поисковой задаче, потребовалось бы 116 прогонов. Экономия 90 прогонов (в 4,5 раза) на пути к этим решениям и есть экономичес</w:t>
+      </w:r>
+      <w:r>
+        <w:t>кий аргумент метода.</w:t>
       </w:r>
     </w:p>
     <w:p>
       <w:r>
-        <w:t>Из девятнадцати отклонённых кандидатов большинство отк</w:t>
-      </w:r>
-      <w:r>
-        <w:t>лонено бесплатно, по записям. Судья ошибался в обе стороны: на семи написанных вручную обвязках его оценка расходилась с измерением от минус 43 до плюс 26 процентов.</w:t>
+        <w:t>Из девятнадцати отклонённых кандидатов большинство отклонено бесплатно, по записям. Судья ошибался в обе стороны: на семи написанных вручную обвязках его оценка расходилась с измерением от минус 43 до плюс 26 процентов.</w:t>
       </w:r>
     </w:p>
     <w:p>
       <w:pPr>
         <w:pStyle w:val="21"/>
       </w:pPr>
-      <w:bookmarkStart w:id="25" w:name="_Toc240990209"/>
+      <w:bookmarkStart w:id="25" w:name="_Toc240996561"/>
       <w:r>
         <w:rPr>
           <w:rFonts w:ascii="Times New Roman" w:hAnsi="Times New Roman"/>
         </w:rPr>
-        <w:t>4.5. Живой цикл: что подтверждено в графе</w:t>
+        <w:t>4.5. Живой цикл</w:t>
+      </w:r>
+      <w:r>
+        <w:rPr>
+          <w:rFonts w:ascii="Times New Roman" w:hAnsi="Times New Roman"/>
+        </w:rPr>
+        <w:t>: что подтверждено в графе</w:t>
       </w:r>
       <w:bookmarkEnd w:id="25"/>
     </w:p>
     <w:p>
       <w:r>
-        <w:t>Живая запись в графе знаний на момент подготовки</w:t>
-      </w:r>
-      <w:r>
-        <w:t xml:space="preserve"> работы содержит 69 записей организации: 4 запуска цикла, 6 циклов, 6 наборов предложений и 6 </w:t>
-      </w:r>
-      <w:r>
-        <w:lastRenderedPageBreak/>
-        <w:t xml:space="preserve">решений менеджера, 6 созданных рабочих копий, 5 записей о пакетах изменений, 1 запись о возобновлении после перезапуска, 3 записи о запуске шлюза расширения и по </w:t>
-      </w:r>
-      <w:r>
-        <w:t>одной записи о срыве цикла и о срыве heartbeat.</w:t>
+        <w:t>Живая запись в графе знаний на момент подготовки работы содержит 69 записей организации: 4 запуска цикла, 6 циклов, 6 наборов предложений и 6 решений менеджера, 6 созданных рабочих копий, 5 записей о пакетах изменений, 1 запись о</w:t>
+      </w:r>
+      <w:r>
+        <w:t xml:space="preserve"> возобновлении после перезапуска, 3 записи о запуске шлюза расширения и по одной записи о срыве цикла и о срыве heartbeat.</w:t>
       </w:r>
     </w:p>
     <w:p>
@@ -5784,28 +5582,36 @@
           <w:rFonts w:ascii="Consolas" w:hAnsi="Consolas"/>
           <w:sz w:val="24"/>
         </w:rPr>
-        <w:t>test</w:t>
-      </w:r>
-      <w:r>
-        <w:t>, изменённых файлов ноль). Записи не удаляются: журнал показывает и рабоч</w:t>
-      </w:r>
-      <w:r>
-        <w:t>ие циклы, и испытания, потому что этим он и отличается от отчёта, сочинённого в конце.</w:t>
+        <w:t>te</w:t>
+      </w:r>
+      <w:r>
+        <w:rPr>
+          <w:rFonts w:ascii="Consolas" w:hAnsi="Consolas"/>
+          <w:sz w:val="24"/>
+        </w:rPr>
+        <w:t>st</w:t>
+      </w:r>
+      <w:r>
+        <w:t xml:space="preserve">, изменённых файлов ноль). Записи не удаляются: журнал показывает и рабочие </w:t>
+      </w:r>
+      <w:r>
+        <w:lastRenderedPageBreak/>
+        <w:t>циклы, и испытания, потому что этим он и отличается от отчёта, сочинённого в конце.</w:t>
       </w:r>
     </w:p>
     <w:p>
       <w:r>
-        <w:t xml:space="preserve">Срывы тоже названы: цикл сорвался один раз, когда провайдер отдал ошибку соединения, страховая модель ответила не по схеме, менеджер записал ошибку схемы, и цикл был </w:t>
-      </w:r>
-      <w:r>
-        <w:t>пропущен без заморозки системы.</w:t>
+        <w:t>Срывы тоже названы: цикл сорвался один раз, когда провайдер отдал ошибку соединения, страховая</w:t>
+      </w:r>
+      <w:r>
+        <w:t xml:space="preserve"> модель ответила не по схеме, менеджер записал ошибку схемы, и цикл был пропущен без заморозки системы.</w:t>
       </w:r>
     </w:p>
     <w:p>
       <w:pPr>
         <w:pStyle w:val="1"/>
       </w:pPr>
-      <w:bookmarkStart w:id="26" w:name="_Toc240990210"/>
+      <w:bookmarkStart w:id="26" w:name="_Toc240996562"/>
       <w:r>
         <w:rPr>
           <w:rFonts w:ascii="Times New Roman" w:hAnsi="Times New Roman"/>
@@ -5821,26 +5627,22 @@
     </w:p>
     <w:p>
       <w:r>
-        <w:t xml:space="preserve">Онтология опыта описана и работает: полная траектория агента, включая состояния, допустимые действия и числовые исходы, записывается в граф знаний, и связи времени и </w:t>
-      </w:r>
-      <w:r>
-        <w:t>происхождения в нём проверены отключением (задача 1). Механизм самоулучшения реализован и измерен на двух структурно разных мирах: восемь из восьми зёрен улучшились после одного сна, от +14,7 до +114,9 (задача 2). Цикл перенесён на реального кодирующего аг</w:t>
-      </w:r>
-      <w:r>
-        <w:t>ента; судья по записям восстанавливает запросы посимвольно, а правило «политику, меняющую поведение, измерять в рабочем режиме» появилось именно на этом переносе (задача 3). Правила приёмки заморожены и пересматривались пять раз, каждое изменение вынуждено</w:t>
-      </w:r>
-      <w:r>
-        <w:t xml:space="preserve"> измерением; измерение с тремя повторами отделило настоящую экономию от шума провайдера в плюс-минус 20 процентов (задача 4). Память сравнена на публичном наборе с плоским журналом и без памяти; подстройка под известный протокол судьи сохранена (задача 5).</w:t>
-      </w:r>
-      <w:r>
-        <w:t xml:space="preserve"> Автономный цикл из трёх ролей работает, переживает перезапуск процесса и оставляет незалитые пакеты изменений с доказательствами (задача </w:t>
-      </w:r>
-      <w:r>
-        <w:lastRenderedPageBreak/>
-        <w:t>6). Практическое применение описано двумя сценариями, для долгого проекта и для повседневной работы, вместе с требован</w:t>
-      </w:r>
-      <w:r>
-        <w:t>иями к запуску (задача 7).</w:t>
+        <w:t>Онтология опыта описана и работает: полная траектория агента, включая состояния, допустимые де</w:t>
+      </w:r>
+      <w:r>
+        <w:t>йствия и числовые исходы, записывается в граф знаний, и связи времени и происхождения в нём проверены отключением (задача 1). Механизм самоулучшения реализован и измерен на двух структурно разных мирах: восемь из восьми зёрен улучшились после одного сна, о</w:t>
+      </w:r>
+      <w:r>
+        <w:t>т +14,7 до +114,9 (задача 2). Цикл перенесён на реального кодирующего агента; судья по записям восстанавливает запросы посимвольно, а правило «политику, меняющую поведение, измерять в рабочем режиме» появилось именно на этом переносе (задача 3). Правила пр</w:t>
+      </w:r>
+      <w:r>
+        <w:t>иёмки заморожены и пересматривались пять раз, каждое изменение вынуждено измерением; измерение с тремя повторами отделило настоящую экономию от шума провайдера в плюс-минус 20 процентов (задача 4). Память сравнена на публичном наборе с плоским журналом и б</w:t>
+      </w:r>
+      <w:r>
+        <w:t>ез памяти; подстройка под известный протокол судьи сохранена (задача 5). Автономный цикл из трёх ролей работает, переживает перезапуск процесса и оставляет незалитые пакеты изменений с доказательствами (задача 6). Практическое применение описано двумя сцен</w:t>
+      </w:r>
+      <w:r>
+        <w:t>ариями, для долгого проекта и для повседневной работы, вместе с требованиями к запуску (задача 7).</w:t>
       </w:r>
     </w:p>
     <w:p>
@@ -5851,104 +5653,110 @@
         <w:t>Практический итог.</w:t>
       </w:r>
       <w:r>
-        <w:t xml:space="preserve"> Система работает как помощник, а не как лабораторная демонстрация. Она ведёт цикл из трёх ролей, помнит свою работу записями в графе, продолжает её после перезапуска процесса и оставляет человеку готовые к пров</w:t>
-      </w:r>
-      <w:r>
-        <w:t xml:space="preserve">ерке пакеты изменений. Опыт, записанный с онтологией, позволяет отбирать улучшения почти бесплатно: из 29 предложенных кандидатов 19 отклонены по записям без единого запуска, а один развёрнутый вариант дал переносимую экономию запросов на реальном агенте. </w:t>
-      </w:r>
-      <w:r>
-        <w:t xml:space="preserve">Память сравнена с плоским журналом и с полным отсутствием памяти на публичном наборе: без памяти 4,1 процента, с памятью около 72 процентов, а структура графа выигрывает там, где она и должна выигрывать: на вопросах о времени (40,0 против 16,7 процента) и </w:t>
-      </w:r>
-      <w:r>
-        <w:t>на сохранении порядка и происхождения записей.</w:t>
+        <w:t xml:space="preserve"> Система работает как помощник, а не как лабораторная демонстрация. Она ведёт цикл из трёх ролей, помнит свою работу записями в графе, прод</w:t>
+      </w:r>
+      <w:r>
+        <w:t>олжает её после перезапуска процесса и оставляет человеку готовые к проверке пакеты изменений. Опыт, записанный с онтологией, позволяет отбирать улучшения почти бесплатно: из 29 предложенных кандидатов 19 отклонены по записям без единого запуска, а один ра</w:t>
+      </w:r>
+      <w:r>
+        <w:t>звёрнутый вариант дал переносимую экономию запросов на реальном агенте. Память сравнена с плоским журналом и с полным отсутствием памяти на публичном наборе: без памяти 4,1 процента, с памятью около 72 процентов, а структура графа выигрывает там, где она и</w:t>
+      </w:r>
+      <w:r>
+        <w:t xml:space="preserve"> должна выигрывать: на вопросах о времени (40,0 против 16,7 процента) и на сохранении порядка и происхождения записей.</w:t>
       </w:r>
     </w:p>
     <w:p>
       <w:r>
-        <w:t>Отсюда ближайшие направления работы. Первое: расширить предмет работы за пределы кода (почта, таблицы, документы по образцу), потому что помощник в повседневной работе школы и офиса это тот же двигатель с друг</w:t>
-      </w:r>
-      <w:r>
-        <w:t>им предметом; канал, которым решение уходит человеку и возвращается его нажатием, для этого уже есть. Третье: перенести чтение записей внутрь графа на всех площадках, включая поиск по обвязке, чтобы память агента была одинаковой в мире и в живой работе. Че</w:t>
-      </w:r>
-      <w:r>
-        <w:t>твёртое: расширить набор задач с шести до двенадцати и более и повторить замер памяти, чтобы разница между видами памяти перестала быть в пределах шума.</w:t>
+        <w:t xml:space="preserve">Отсюда ближайшие направления работы. Первое: расширить предмет работы за пределы кода (почта, таблицы, документы по образцу), потому что </w:t>
+      </w:r>
+      <w:r>
+        <w:t xml:space="preserve">помощник в повседневной работе школы и офиса это тот же двигатель с другим предметом; канал, которым решение уходит человеку и возвращается его нажатием, для этого уже есть. Третье: перенести чтение записей внутрь графа на всех площадках, включая поиск по </w:t>
+      </w:r>
+      <w:r>
+        <w:t xml:space="preserve">обвязке, чтобы память агента была одинаковой в мире и в живой работе. Четвёртое: расширить набор задач с </w:t>
+      </w:r>
+      <w:r>
+        <w:lastRenderedPageBreak/>
+        <w:t>шести до двенадцати и более и повторить замер памяти, чтобы разница между видами памяти перестала быть в пределах шума.</w:t>
       </w:r>
     </w:p>
     <w:p>
       <w:pPr>
         <w:pStyle w:val="1"/>
       </w:pPr>
-      <w:bookmarkStart w:id="27" w:name="_Toc240990211"/>
+      <w:bookmarkStart w:id="27" w:name="_Toc240996563"/>
       <w:r>
         <w:rPr>
           <w:rFonts w:ascii="Times New Roman" w:hAnsi="Times New Roman"/>
         </w:rPr>
-        <w:t>Список использованных источников</w:t>
+        <w:t>Список использованных источнико</w:t>
+      </w:r>
+      <w:r>
+        <w:rPr>
+          <w:rFonts w:ascii="Times New Roman" w:hAnsi="Times New Roman"/>
+        </w:rPr>
+        <w:t>в</w:t>
       </w:r>
       <w:bookmarkEnd w:id="27"/>
     </w:p>
     <w:p>
       <w:r>
-        <w:t>1. Голенков В.В., Гулякина Н.А. Открытая семантическая технология прое</w:t>
-      </w:r>
-      <w:r>
-        <w:t>ктирования интеллектуальных систем (OSTIS) // Сборник научных трудов OSTIS. Минск, 2023. URL: https://proc.ostis.net/proc/Proceedings%20OSTIS-2023.pdf (дата обращения: 22.09.2026).</w:t>
+        <w:t>1. Голенков В.В., Гулякина Н.А. Открытая семантическая технология проектирования интеллектуальных систем (OSTIS) // Сборник научных трудов OSTIS. Минск, 2023. URL: https://proc.ostis.net/proc/Proceedings%20OSTIS-2023.pdf (дата обращения: 22.09.2026).</w:t>
       </w:r>
     </w:p>
     <w:p>
       <w:r>
-        <w:lastRenderedPageBreak/>
-        <w:t>2. Голенков В.В. и др. Интеллектуальные компьютерные системы нового поколен</w:t>
-      </w:r>
-      <w:r>
-        <w:t>ия // Доклады БГУИР. 2024. URL: https://doklady.bsuir.by/jour/article/view/3906 (дата обращения: 22.09.2026).</w:t>
+        <w:t xml:space="preserve">2. </w:t>
+      </w:r>
+      <w:r>
+        <w:t>Голенков В.В. и др. Интеллектуальные компьютерные системы нового поколения // Доклады БГУИР. 2024. URL: https://doklady.bsuir.by/jour/article/view/3906 (дата обращения: 22.09.2026).</w:t>
       </w:r>
     </w:p>
     <w:p>
       <w:r>
-        <w:t>3. Технология OSTIS: программная платформа (sc-machine, sc-web, py-sc-client). URL: https://github.com/ostis-ai (дата обращения: 22.09.2026).</w:t>
+        <w:t>3. Технология OSTIS: программная платформа (sc-machine, sc-web, py-sc-clie</w:t>
+      </w:r>
+      <w:r>
+        <w:t>nt). URL: https://github.com/ostis-ai (дата обращения: 22.09.2026).</w:t>
       </w:r>
     </w:p>
     <w:p>
       <w:r>
-        <w:t>4. D</w:t>
-      </w:r>
-      <w:r>
-        <w:t>ream-RSI: накопленная история как симулятор для поиска стратегий. arXiv:2609.14858 (текст статьи передан руководителю работы).</w:t>
+        <w:t>4. Dream-RSI: накопленная история как симулятор для поиска стратегий. arXiv:2609.14858 (текст статьи передан руководителю работы).</w:t>
       </w:r>
     </w:p>
     <w:p>
       <w:r>
-        <w:t>5. Meta-Harness: оптимизация обвязки агента по полным траекториям. arXiv:2603.28052 (текст статьи передан руководителю работы).</w:t>
+        <w:t>5. Meta-Harness: оптимизация обвязки агента по полным тра</w:t>
+      </w:r>
+      <w:r>
+        <w:t>екториям. arXiv:2603.28052 (текст статьи передан руководителю работы).</w:t>
       </w:r>
     </w:p>
     <w:p>
       <w:r>
-        <w:t>6</w:t>
-      </w:r>
-      <w:r>
-        <w:t>. SoL-Pi: рекурсивное масштабирование автоматического исследования на уровне обвязки. arXiv:2609.20519 (текст статьи передан руководителю работы).</w:t>
+        <w:t>6. SoL-Pi: рекурсивное масштабирование автоматического исследования на уровне обвязки. arXiv:2609.20519 (текст статьи передан руководителю работы).</w:t>
       </w:r>
     </w:p>
     <w:p>
       <w:r>
-        <w:t xml:space="preserve">7. GAVEL: явная символьная модель мира для проверки и починки планов. arXiv:2609.19315 (текст статьи передан </w:t>
-      </w:r>
-      <w:r>
-        <w:t>руководителю работы).</w:t>
+        <w:t>7. GAVEL: явная символьная модель мир</w:t>
+      </w:r>
+      <w:r>
+        <w:t>а для проверки и починки планов. arXiv:2609.19315 (текст статьи передан руководителю работы).</w:t>
       </w:r>
     </w:p>
     <w:p>
       <w:r>
-        <w:t>8. Wu D. et al. LongMemEval: Benchmarking Chat Assistants on Long-Term Interactive Memory // arXiv:2410.10813, 2024. URL: https://arxiv.org/abs/2410.10813 (дата обращения: 22.09.2026).</w:t>
+        <w:t>8. Wu D. et al. LongMemEval: Benchmarking Chat Assistants on Long-Term Interactive Memory // arXiv:2410.10813, 2024. URL: https://arxiv.org/abs/2410.10813 (дата о</w:t>
+      </w:r>
+      <w:r>
+        <w:t>бращения: 22.09.2026).</w:t>
       </w:r>
     </w:p>
     <w:p>
       <w:r>
-        <w:t>9. Материалы проекта Oneiro-OSTIS: описание цикла</w:t>
-      </w:r>
-      <w:r>
-        <w:t xml:space="preserve"> по обвязке (</w:t>
+        <w:t>9. Материалы проекта Oneiro-OSTIS: описание цикла по обвязке (</w:t>
       </w:r>
       <w:r>
         <w:rPr>
@@ -6001,7 +5809,7 @@
         <w:pStyle w:val="1"/>
         <w:jc w:val="right"/>
       </w:pPr>
-      <w:bookmarkStart w:id="28" w:name="_Toc240990212"/>
+      <w:bookmarkStart w:id="28" w:name="_Toc240996564"/>
       <w:r>
         <w:rPr>
           <w:rFonts w:ascii="Times New Roman" w:hAnsi="Times New Roman"/>
@@ -6013,10 +5821,7 @@
     </w:p>
     <w:p>
       <w:r>
-        <w:t xml:space="preserve">Набор: LongMemEval, </w:t>
-      </w:r>
-      <w:r>
-        <w:t>исправленная авторами версия (</w:t>
+        <w:t>Набор: LongMemEval, исправленная авторами версия (</w:t>
       </w:r>
       <w:r>
         <w:rPr>
@@ -6046,10 +5851,13 @@
         <w:t>s</w:t>
       </w:r>
       <w:r>
-        <w:t xml:space="preserve"> (полные истории, выборка ограничена 100 сессиями с обязательным сохранением сессий с ответом). Порядок</w:t>
-      </w:r>
-      <w:r>
-        <w:t xml:space="preserve"> вариантов одинаков на всех стадиях: ответ дают те же модели, судью проводят те же модели, меняется только вид памяти. Разные модели-ответчики указаны отдельно, потому что потолок зависит именно от них.</w:t>
+        <w:t xml:space="preserve"> (полные истории, выборк</w:t>
+      </w:r>
+      <w:r>
+        <w:t>а ограничена 100 сессиями с обязательным сохранением сессий с ответом). Порядок вариантов одинаков на всех стадиях: ответ дают те же модели, судью проводят те же модели, меняется только вид памяти. Разные модели-ответчики указаны отдельно, потому что потол</w:t>
+      </w:r>
+      <w:r>
+        <w:t>ок зависит именно от них.</w:t>
       </w:r>
     </w:p>
     <w:p>
@@ -6103,7 +5911,6 @@
           </w:tcPr>
           <w:p>
             <w:pPr>
-              <w:spacing w:line="240" w:lineRule="auto"/>
               <w:ind w:firstLine="0"/>
               <w:jc w:val="left"/>
             </w:pPr>
@@ -6112,14 +5919,25 @@
                 <w:b/>
                 <w:sz w:val="24"/>
               </w:rPr>
-              <w:t xml:space="preserve">Вариант </w:t>
-            </w:r>
+              <w:t>Вариант памяти</w:t>
+            </w:r>
+          </w:p>
+        </w:tc>
+        <w:tc>
+          <w:tcPr>
+            <w:tcW w:w="1606" w:type="dxa"/>
+          </w:tcPr>
+          <w:p>
+            <w:pPr>
+              <w:ind w:firstLine="0"/>
+              <w:jc w:val="left"/>
+            </w:pPr>
             <w:r>
               <w:rPr>
                 <w:b/>
                 <w:sz w:val="24"/>
               </w:rPr>
-              <w:t>памяти</w:t>
+              <w:t>Проверено судьёй</w:t>
             </w:r>
           </w:p>
         </w:tc>
@@ -6129,7 +5947,6 @@
           </w:tcPr>
           <w:p>
             <w:pPr>
-              <w:spacing w:line="240" w:lineRule="auto"/>
               <w:ind w:firstLine="0"/>
               <w:jc w:val="left"/>
             </w:pPr>
@@ -6138,7 +5955,7 @@
                 <w:b/>
                 <w:sz w:val="24"/>
               </w:rPr>
-              <w:t>Проверено судьёй</w:t>
+              <w:t>Без вердикта</w:t>
             </w:r>
           </w:p>
         </w:tc>
@@ -6148,7 +5965,6 @@
           </w:tcPr>
           <w:p>
             <w:pPr>
-              <w:spacing w:line="240" w:lineRule="auto"/>
               <w:ind w:firstLine="0"/>
               <w:jc w:val="left"/>
             </w:pPr>
@@ -6157,7 +5973,7 @@
                 <w:b/>
                 <w:sz w:val="24"/>
               </w:rPr>
-              <w:t>Без вердикта</w:t>
+              <w:t>Пройдено</w:t>
             </w:r>
           </w:p>
         </w:tc>
@@ -6167,7 +5983,6 @@
           </w:tcPr>
           <w:p>
             <w:pPr>
-              <w:spacing w:line="240" w:lineRule="auto"/>
               <w:ind w:firstLine="0"/>
               <w:jc w:val="left"/>
             </w:pPr>
@@ -6176,7 +5991,7 @@
                 <w:b/>
                 <w:sz w:val="24"/>
               </w:rPr>
-              <w:t>Пройдено</w:t>
+              <w:t>Доля верных</w:t>
             </w:r>
           </w:p>
         </w:tc>
@@ -6186,26 +6001,6 @@
           </w:tcPr>
           <w:p>
             <w:pPr>
-              <w:spacing w:line="240" w:lineRule="auto"/>
-              <w:ind w:firstLine="0"/>
-              <w:jc w:val="left"/>
-            </w:pPr>
-            <w:r>
-              <w:rPr>
-                <w:b/>
-                <w:sz w:val="24"/>
-              </w:rPr>
-              <w:t>Доля верных</w:t>
-            </w:r>
-          </w:p>
-        </w:tc>
-        <w:tc>
-          <w:tcPr>
-            <w:tcW w:w="1606" w:type="dxa"/>
-          </w:tcPr>
-          <w:p>
-            <w:pPr>
-              <w:spacing w:line="240" w:lineRule="auto"/>
               <w:ind w:firstLine="0"/>
               <w:jc w:val="left"/>
             </w:pPr>
@@ -6226,7 +6021,6 @@
           </w:tcPr>
           <w:p>
             <w:pPr>
-              <w:spacing w:line="240" w:lineRule="auto"/>
               <w:ind w:firstLine="0"/>
               <w:jc w:val="left"/>
             </w:pPr>
@@ -6244,7 +6038,6 @@
           </w:tcPr>
           <w:p>
             <w:pPr>
-              <w:spacing w:line="240" w:lineRule="auto"/>
               <w:ind w:firstLine="0"/>
               <w:jc w:val="left"/>
             </w:pPr>
@@ -6262,7 +6055,6 @@
           </w:tcPr>
           <w:p>
             <w:pPr>
-              <w:spacing w:line="240" w:lineRule="auto"/>
               <w:ind w:firstLine="0"/>
               <w:jc w:val="left"/>
             </w:pPr>
@@ -6280,7 +6072,6 @@
           </w:tcPr>
           <w:p>
             <w:pPr>
-              <w:spacing w:line="240" w:lineRule="auto"/>
               <w:ind w:firstLine="0"/>
               <w:jc w:val="left"/>
             </w:pPr>
@@ -6298,7 +6089,6 @@
           </w:tcPr>
           <w:p>
             <w:pPr>
-              <w:spacing w:line="240" w:lineRule="auto"/>
               <w:ind w:firstLine="0"/>
               <w:jc w:val="left"/>
             </w:pPr>
@@ -6316,7 +6106,6 @@
           </w:tcPr>
           <w:p>
             <w:pPr>
-              <w:spacing w:line="240" w:lineRule="auto"/>
               <w:ind w:firstLine="0"/>
               <w:jc w:val="left"/>
             </w:pPr>
@@ -6336,7 +6125,6 @@
           </w:tcPr>
           <w:p>
             <w:pPr>
-              <w:spacing w:line="240" w:lineRule="auto"/>
               <w:ind w:firstLine="0"/>
               <w:jc w:val="left"/>
             </w:pPr>
@@ -6354,7 +6142,6 @@
           </w:tcPr>
           <w:p>
             <w:pPr>
-              <w:spacing w:line="240" w:lineRule="auto"/>
               <w:ind w:firstLine="0"/>
               <w:jc w:val="left"/>
             </w:pPr>
@@ -6372,7 +6159,6 @@
           </w:tcPr>
           <w:p>
             <w:pPr>
-              <w:spacing w:line="240" w:lineRule="auto"/>
               <w:ind w:firstLine="0"/>
               <w:jc w:val="left"/>
             </w:pPr>
@@ -6390,7 +6176,6 @@
           </w:tcPr>
           <w:p>
             <w:pPr>
-              <w:spacing w:line="240" w:lineRule="auto"/>
               <w:ind w:firstLine="0"/>
               <w:jc w:val="left"/>
             </w:pPr>
@@ -6408,7 +6193,6 @@
           </w:tcPr>
           <w:p>
             <w:pPr>
-              <w:spacing w:line="240" w:lineRule="auto"/>
               <w:ind w:firstLine="0"/>
               <w:jc w:val="left"/>
             </w:pPr>
@@ -6426,7 +6210,6 @@
           </w:tcPr>
           <w:p>
             <w:pPr>
-              <w:spacing w:line="240" w:lineRule="auto"/>
               <w:ind w:firstLine="0"/>
               <w:jc w:val="left"/>
             </w:pPr>
@@ -6446,7 +6229,6 @@
           </w:tcPr>
           <w:p>
             <w:pPr>
-              <w:spacing w:line="240" w:lineRule="auto"/>
               <w:ind w:firstLine="0"/>
               <w:jc w:val="left"/>
             </w:pPr>
@@ -6464,7 +6246,6 @@
           </w:tcPr>
           <w:p>
             <w:pPr>
-              <w:spacing w:line="240" w:lineRule="auto"/>
               <w:ind w:firstLine="0"/>
               <w:jc w:val="left"/>
             </w:pPr>
@@ -6482,7 +6263,6 @@
           </w:tcPr>
           <w:p>
             <w:pPr>
-              <w:spacing w:line="240" w:lineRule="auto"/>
               <w:ind w:firstLine="0"/>
               <w:jc w:val="left"/>
             </w:pPr>
@@ -6500,7 +6280,6 @@
           </w:tcPr>
           <w:p>
             <w:pPr>
-              <w:spacing w:line="240" w:lineRule="auto"/>
               <w:ind w:firstLine="0"/>
               <w:jc w:val="left"/>
             </w:pPr>
@@ -6518,7 +6297,6 @@
           </w:tcPr>
           <w:p>
             <w:pPr>
-              <w:spacing w:line="240" w:lineRule="auto"/>
               <w:ind w:firstLine="0"/>
               <w:jc w:val="left"/>
             </w:pPr>
@@ -6536,7 +6314,6 @@
           </w:tcPr>
           <w:p>
             <w:pPr>
-              <w:spacing w:line="240" w:lineRule="auto"/>
               <w:ind w:firstLine="0"/>
               <w:jc w:val="left"/>
             </w:pPr>
@@ -6563,10 +6340,7 @@
         <w:t>s</w:t>
       </w:r>
       <w:r>
-        <w:t xml:space="preserve">, разбивка </w:t>
-      </w:r>
-      <w:r>
-        <w:t>по типам вопросов:</w:t>
+        <w:t>, разбивка по типам вопросов:</w:t>
       </w:r>
     </w:p>
     <w:tbl>
@@ -6593,7 +6367,6 @@
           </w:tcPr>
           <w:p>
             <w:pPr>
-              <w:spacing w:line="240" w:lineRule="auto"/>
               <w:ind w:firstLine="0"/>
               <w:jc w:val="left"/>
             </w:pPr>
@@ -6612,7 +6385,6 @@
           </w:tcPr>
           <w:p>
             <w:pPr>
-              <w:spacing w:line="240" w:lineRule="auto"/>
               <w:ind w:firstLine="0"/>
               <w:jc w:val="left"/>
             </w:pPr>
@@ -6631,7 +6403,6 @@
           </w:tcPr>
           <w:p>
             <w:pPr>
-              <w:spacing w:line="240" w:lineRule="auto"/>
               <w:ind w:firstLine="0"/>
               <w:jc w:val="left"/>
             </w:pPr>
@@ -6650,7 +6421,6 @@
           </w:tcPr>
           <w:p>
             <w:pPr>
-              <w:spacing w:line="240" w:lineRule="auto"/>
               <w:ind w:firstLine="0"/>
               <w:jc w:val="left"/>
             </w:pPr>
@@ -6671,7 +6441,6 @@
           </w:tcPr>
           <w:p>
             <w:pPr>
-              <w:spacing w:line="240" w:lineRule="auto"/>
               <w:ind w:firstLine="0"/>
               <w:jc w:val="left"/>
             </w:pPr>
@@ -6689,7 +6458,6 @@
           </w:tcPr>
           <w:p>
             <w:pPr>
-              <w:spacing w:line="240" w:lineRule="auto"/>
               <w:ind w:firstLine="0"/>
               <w:jc w:val="left"/>
             </w:pPr>
@@ -6707,7 +6475,6 @@
           </w:tcPr>
           <w:p>
             <w:pPr>
-              <w:spacing w:line="240" w:lineRule="auto"/>
               <w:ind w:firstLine="0"/>
               <w:jc w:val="left"/>
             </w:pPr>
@@ -6725,7 +6492,6 @@
           </w:tcPr>
           <w:p>
             <w:pPr>
-              <w:spacing w:line="240" w:lineRule="auto"/>
               <w:ind w:firstLine="0"/>
               <w:jc w:val="left"/>
             </w:pPr>
@@ -6745,7 +6511,6 @@
           </w:tcPr>
           <w:p>
             <w:pPr>
-              <w:spacing w:line="240" w:lineRule="auto"/>
               <w:ind w:firstLine="0"/>
               <w:jc w:val="left"/>
             </w:pPr>
@@ -6763,7 +6528,6 @@
           </w:tcPr>
           <w:p>
             <w:pPr>
-              <w:spacing w:line="240" w:lineRule="auto"/>
               <w:ind w:firstLine="0"/>
               <w:jc w:val="left"/>
             </w:pPr>
@@ -6781,7 +6545,6 @@
           </w:tcPr>
           <w:p>
             <w:pPr>
-              <w:spacing w:line="240" w:lineRule="auto"/>
               <w:ind w:firstLine="0"/>
               <w:jc w:val="left"/>
             </w:pPr>
@@ -6799,7 +6562,6 @@
           </w:tcPr>
           <w:p>
             <w:pPr>
-              <w:spacing w:line="240" w:lineRule="auto"/>
               <w:ind w:firstLine="0"/>
               <w:jc w:val="left"/>
             </w:pPr>
@@ -6819,7 +6581,6 @@
           </w:tcPr>
           <w:p>
             <w:pPr>
-              <w:spacing w:line="240" w:lineRule="auto"/>
               <w:ind w:firstLine="0"/>
               <w:jc w:val="left"/>
             </w:pPr>
@@ -6837,7 +6598,6 @@
           </w:tcPr>
           <w:p>
             <w:pPr>
-              <w:spacing w:line="240" w:lineRule="auto"/>
               <w:ind w:firstLine="0"/>
               <w:jc w:val="left"/>
             </w:pPr>
@@ -6855,7 +6615,6 @@
           </w:tcPr>
           <w:p>
             <w:pPr>
-              <w:spacing w:line="240" w:lineRule="auto"/>
               <w:ind w:firstLine="0"/>
               <w:jc w:val="left"/>
             </w:pPr>
@@ -6873,7 +6632,6 @@
           </w:tcPr>
           <w:p>
             <w:pPr>
-              <w:spacing w:line="240" w:lineRule="auto"/>
               <w:ind w:firstLine="0"/>
               <w:jc w:val="left"/>
             </w:pPr>
@@ -6893,7 +6651,6 @@
           </w:tcPr>
           <w:p>
             <w:pPr>
-              <w:spacing w:line="240" w:lineRule="auto"/>
               <w:ind w:firstLine="0"/>
               <w:jc w:val="left"/>
             </w:pPr>
@@ -6911,7 +6668,6 @@
           </w:tcPr>
           <w:p>
             <w:pPr>
-              <w:spacing w:line="240" w:lineRule="auto"/>
               <w:ind w:firstLine="0"/>
               <w:jc w:val="left"/>
             </w:pPr>
@@ -6929,7 +6685,6 @@
           </w:tcPr>
           <w:p>
             <w:pPr>
-              <w:spacing w:line="240" w:lineRule="auto"/>
               <w:ind w:firstLine="0"/>
               <w:jc w:val="left"/>
             </w:pPr>
@@ -6947,7 +6702,6 @@
           </w:tcPr>
           <w:p>
             <w:pPr>
-              <w:spacing w:line="240" w:lineRule="auto"/>
               <w:ind w:firstLine="0"/>
               <w:jc w:val="left"/>
             </w:pPr>
@@ -6967,21 +6721,14 @@
           </w:tcPr>
           <w:p>
             <w:pPr>
-              <w:spacing w:line="240" w:lineRule="auto"/>
-              <w:ind w:firstLine="0"/>
-              <w:jc w:val="left"/>
-            </w:pPr>
-            <w:r>
-              <w:rPr>
-                <w:sz w:val="24"/>
-              </w:rPr>
-              <w:t xml:space="preserve">по одному сообщению </w:t>
-            </w:r>
-            <w:r>
-              <w:rPr>
-                <w:sz w:val="24"/>
-              </w:rPr>
-              <w:t>пользователя</w:t>
+              <w:ind w:firstLine="0"/>
+              <w:jc w:val="left"/>
+            </w:pPr>
+            <w:r>
+              <w:rPr>
+                <w:sz w:val="24"/>
+              </w:rPr>
+              <w:t>по одному сообщению пользователя</w:t>
             </w:r>
           </w:p>
         </w:tc>
@@ -6991,7 +6738,6 @@
           </w:tcPr>
           <w:p>
             <w:pPr>
-              <w:spacing w:line="240" w:lineRule="auto"/>
               <w:ind w:firstLine="0"/>
               <w:jc w:val="left"/>
             </w:pPr>
@@ -7009,7 +6755,6 @@
           </w:tcPr>
           <w:p>
             <w:pPr>
-              <w:spacing w:line="240" w:lineRule="auto"/>
               <w:ind w:firstLine="0"/>
               <w:jc w:val="left"/>
             </w:pPr>
@@ -7027,7 +6772,6 @@
           </w:tcPr>
           <w:p>
             <w:pPr>
-              <w:spacing w:line="240" w:lineRule="auto"/>
               <w:ind w:firstLine="0"/>
               <w:jc w:val="left"/>
             </w:pPr>
@@ -7047,7 +6791,6 @@
           </w:tcPr>
           <w:p>
             <w:pPr>
-              <w:spacing w:line="240" w:lineRule="auto"/>
               <w:ind w:firstLine="0"/>
               <w:jc w:val="left"/>
             </w:pPr>
@@ -7065,7 +6808,6 @@
           </w:tcPr>
           <w:p>
             <w:pPr>
-              <w:spacing w:line="240" w:lineRule="auto"/>
               <w:ind w:firstLine="0"/>
               <w:jc w:val="left"/>
             </w:pPr>
@@ -7083,7 +6825,6 @@
           </w:tcPr>
           <w:p>
             <w:pPr>
-              <w:spacing w:line="240" w:lineRule="auto"/>
               <w:ind w:firstLine="0"/>
               <w:jc w:val="left"/>
             </w:pPr>
@@ -7101,7 +6842,6 @@
           </w:tcPr>
           <w:p>
             <w:pPr>
-              <w:spacing w:line="240" w:lineRule="auto"/>
               <w:ind w:firstLine="0"/>
               <w:jc w:val="left"/>
             </w:pPr>
@@ -7128,7 +6868,10 @@
         <w:t>oracle</w:t>
       </w:r>
       <w:r>
-        <w:t>, два прогона с разными моделями-ответчиками (потолок зависит от отвечающей модели, поэтому числа приведены оба):</w:t>
+        <w:t xml:space="preserve">, два прогона с разными моделями-ответчиками (потолок зависит от отвечающей модели, </w:t>
+      </w:r>
+      <w:r>
+        <w:t>поэтому числа приведены оба):</w:t>
       </w:r>
     </w:p>
     <w:tbl>
@@ -7155,7 +6898,6 @@
           </w:tcPr>
           <w:p>
             <w:pPr>
-              <w:spacing w:line="240" w:lineRule="auto"/>
               <w:ind w:firstLine="0"/>
               <w:jc w:val="left"/>
             </w:pPr>
@@ -7174,7 +6916,6 @@
           </w:tcPr>
           <w:p>
             <w:pPr>
-              <w:spacing w:line="240" w:lineRule="auto"/>
               <w:ind w:firstLine="0"/>
               <w:jc w:val="left"/>
             </w:pPr>
@@ -7193,7 +6934,6 @@
           </w:tcPr>
           <w:p>
             <w:pPr>
-              <w:spacing w:line="240" w:lineRule="auto"/>
               <w:ind w:firstLine="0"/>
               <w:jc w:val="left"/>
             </w:pPr>
@@ -7212,7 +6952,6 @@
           </w:tcPr>
           <w:p>
             <w:pPr>
-              <w:spacing w:line="240" w:lineRule="auto"/>
               <w:ind w:firstLine="0"/>
               <w:jc w:val="left"/>
             </w:pPr>
@@ -7233,7 +6972,6 @@
           </w:tcPr>
           <w:p>
             <w:pPr>
-              <w:spacing w:line="240" w:lineRule="auto"/>
               <w:ind w:firstLine="0"/>
               <w:jc w:val="left"/>
             </w:pPr>
@@ -7251,7 +6989,6 @@
           </w:tcPr>
           <w:p>
             <w:pPr>
-              <w:spacing w:line="240" w:lineRule="auto"/>
               <w:ind w:firstLine="0"/>
               <w:jc w:val="left"/>
             </w:pPr>
@@ -7269,7 +7006,6 @@
           </w:tcPr>
           <w:p>
             <w:pPr>
-              <w:spacing w:line="240" w:lineRule="auto"/>
               <w:ind w:firstLine="0"/>
               <w:jc w:val="left"/>
             </w:pPr>
@@ -7287,7 +7023,6 @@
           </w:tcPr>
           <w:p>
             <w:pPr>
-              <w:spacing w:line="240" w:lineRule="auto"/>
               <w:ind w:firstLine="0"/>
               <w:jc w:val="left"/>
             </w:pPr>
@@ -7307,7 +7042,6 @@
           </w:tcPr>
           <w:p>
             <w:pPr>
-              <w:spacing w:line="240" w:lineRule="auto"/>
               <w:ind w:firstLine="0"/>
               <w:jc w:val="left"/>
             </w:pPr>
@@ -7325,7 +7059,6 @@
           </w:tcPr>
           <w:p>
             <w:pPr>
-              <w:spacing w:line="240" w:lineRule="auto"/>
               <w:ind w:firstLine="0"/>
               <w:jc w:val="left"/>
             </w:pPr>
@@ -7343,7 +7076,6 @@
           </w:tcPr>
           <w:p>
             <w:pPr>
-              <w:spacing w:line="240" w:lineRule="auto"/>
               <w:ind w:firstLine="0"/>
               <w:jc w:val="left"/>
             </w:pPr>
@@ -7361,7 +7093,6 @@
           </w:tcPr>
           <w:p>
             <w:pPr>
-              <w:spacing w:line="240" w:lineRule="auto"/>
               <w:ind w:firstLine="0"/>
               <w:jc w:val="left"/>
             </w:pPr>
@@ -7381,7 +7112,6 @@
           </w:tcPr>
           <w:p>
             <w:pPr>
-              <w:spacing w:line="240" w:lineRule="auto"/>
               <w:ind w:firstLine="0"/>
               <w:jc w:val="left"/>
             </w:pPr>
@@ -7399,7 +7129,6 @@
           </w:tcPr>
           <w:p>
             <w:pPr>
-              <w:spacing w:line="240" w:lineRule="auto"/>
               <w:ind w:firstLine="0"/>
               <w:jc w:val="left"/>
             </w:pPr>
@@ -7417,7 +7146,6 @@
           </w:tcPr>
           <w:p>
             <w:pPr>
-              <w:spacing w:line="240" w:lineRule="auto"/>
               <w:ind w:firstLine="0"/>
               <w:jc w:val="left"/>
             </w:pPr>
@@ -7435,7 +7163,6 @@
           </w:tcPr>
           <w:p>
             <w:pPr>
-              <w:spacing w:line="240" w:lineRule="auto"/>
               <w:ind w:firstLine="0"/>
               <w:jc w:val="left"/>
             </w:pPr>
@@ -7455,7 +7182,6 @@
           </w:tcPr>
           <w:p>
             <w:pPr>
-              <w:spacing w:line="240" w:lineRule="auto"/>
               <w:ind w:firstLine="0"/>
               <w:jc w:val="left"/>
             </w:pPr>
@@ -7473,7 +7199,6 @@
           </w:tcPr>
           <w:p>
             <w:pPr>
-              <w:spacing w:line="240" w:lineRule="auto"/>
               <w:ind w:firstLine="0"/>
               <w:jc w:val="left"/>
             </w:pPr>
@@ -7491,7 +7216,6 @@
           </w:tcPr>
           <w:p>
             <w:pPr>
-              <w:spacing w:line="240" w:lineRule="auto"/>
               <w:ind w:firstLine="0"/>
               <w:jc w:val="left"/>
             </w:pPr>
@@ -7509,7 +7233,6 @@
           </w:tcPr>
           <w:p>
             <w:pPr>
-              <w:spacing w:line="240" w:lineRule="auto"/>
               <w:ind w:firstLine="0"/>
               <w:jc w:val="left"/>
             </w:pPr>
@@ -7526,11 +7249,7 @@
     <w:p/>
     <w:p>
       <w:r>
-        <w:lastRenderedPageBreak/>
-        <w:t xml:space="preserve">Оговорки, без которых эти числа цитировать нельзя. Первое: судья не вынес вердикт по 6 и 7 клеткам </w:t>
-      </w:r>
-      <w:r>
-        <w:t xml:space="preserve">из 50 на стадии </w:t>
+        <w:t xml:space="preserve">Оговорки, без которых эти числа цитировать нельзя. Первое: судья не вынес вердикт по 6 и 7 клеткам из 50 на стадии </w:t>
       </w:r>
       <w:r>
         <w:rPr>
@@ -7540,7 +7259,10 @@
         <w:t>s</w:t>
       </w:r>
       <w:r>
-        <w:t xml:space="preserve">; такие клетки не засчитаны ни как верные, ни как неверные, и в таблице они вынесены отдельным столбцом. Второе: вопросы о предпочтениях дали ноль на всех вариантах в прогоне </w:t>
+        <w:t>; такие клетки не засчитаны ни как верные, ни как неверные, и в таблице они вынесены отдельным столбцом. Второе: вопросы о предпочтениях дал</w:t>
+      </w:r>
+      <w:r>
+        <w:t xml:space="preserve">и ноль на всех вариантах в прогоне </w:t>
       </w:r>
       <w:r>
         <w:rPr>
@@ -7550,10 +7272,14 @@
         <w:t>oracle-50-1</w:t>
       </w:r>
       <w:r>
-        <w:t>, то есть этот тип вопросов нашим стендом пока не изм</w:t>
-      </w:r>
-      <w:r>
-        <w:t>еряется. Третье: замер не финальный, разница между графом и плоским журналом лежит внутри шума, и именно поэтому в основном тексте не делается вывода о превосходстве графа.</w:t>
+        <w:t xml:space="preserve">, то есть этот тип вопросов нашим стендом пока не измеряется. Третье: замер не финальный, разница между графом и плоским журналом </w:t>
+      </w:r>
+      <w:r>
+        <w:lastRenderedPageBreak/>
+        <w:t>лежит внутри шума, и именно поэтому в основном тексте не делается вывода о прево</w:t>
+      </w:r>
+      <w:r>
+        <w:t>сходстве графа.</w:t>
       </w:r>
     </w:p>
     <w:p>
@@ -7566,7 +7292,7 @@
         <w:pStyle w:val="1"/>
         <w:jc w:val="right"/>
       </w:pPr>
-      <w:bookmarkStart w:id="29" w:name="_Toc240990213"/>
+      <w:bookmarkStart w:id="29" w:name="_Toc240996565"/>
       <w:r>
         <w:rPr>
           <w:rFonts w:ascii="Times New Roman" w:hAnsi="Times New Roman"/>
@@ -7600,7 +7326,6 @@
           </w:tcPr>
           <w:p>
             <w:pPr>
-              <w:spacing w:line="240" w:lineRule="auto"/>
               <w:ind w:firstLine="0"/>
               <w:jc w:val="left"/>
             </w:pPr>
@@ -7619,7 +7344,6 @@
           </w:tcPr>
           <w:p>
             <w:pPr>
-              <w:spacing w:line="240" w:lineRule="auto"/>
               <w:ind w:firstLine="0"/>
               <w:jc w:val="left"/>
             </w:pPr>
@@ -7638,7 +7362,6 @@
           </w:tcPr>
           <w:p>
             <w:pPr>
-              <w:spacing w:line="240" w:lineRule="auto"/>
               <w:ind w:firstLine="0"/>
               <w:jc w:val="left"/>
             </w:pPr>
@@ -7657,7 +7380,6 @@
           </w:tcPr>
           <w:p>
             <w:pPr>
-              <w:spacing w:line="240" w:lineRule="auto"/>
               <w:ind w:firstLine="0"/>
               <w:jc w:val="left"/>
             </w:pPr>
@@ -7678,7 +7400,6 @@
           </w:tcPr>
           <w:p>
             <w:pPr>
-              <w:spacing w:line="240" w:lineRule="auto"/>
               <w:ind w:firstLine="0"/>
               <w:jc w:val="left"/>
             </w:pPr>
@@ -7696,7 +7417,6 @@
           </w:tcPr>
           <w:p>
             <w:pPr>
-              <w:spacing w:line="240" w:lineRule="auto"/>
               <w:ind w:firstLine="0"/>
               <w:jc w:val="left"/>
             </w:pPr>
@@ -7714,7 +7434,6 @@
           </w:tcPr>
           <w:p>
             <w:pPr>
-              <w:spacing w:line="240" w:lineRule="auto"/>
               <w:ind w:firstLine="0"/>
               <w:jc w:val="left"/>
             </w:pPr>
@@ -7732,7 +7451,6 @@
           </w:tcPr>
           <w:p>
             <w:pPr>
-              <w:spacing w:line="240" w:lineRule="auto"/>
               <w:ind w:firstLine="0"/>
               <w:jc w:val="left"/>
             </w:pPr>
@@ -7752,7 +7470,6 @@
           </w:tcPr>
           <w:p>
             <w:pPr>
-              <w:spacing w:line="240" w:lineRule="auto"/>
               <w:ind w:firstLine="0"/>
               <w:jc w:val="left"/>
             </w:pPr>
@@ -7770,7 +7487,6 @@
           </w:tcPr>
           <w:p>
             <w:pPr>
-              <w:spacing w:line="240" w:lineRule="auto"/>
               <w:ind w:firstLine="0"/>
               <w:jc w:val="left"/>
             </w:pPr>
@@ -7788,7 +7504,6 @@
           </w:tcPr>
           <w:p>
             <w:pPr>
-              <w:spacing w:line="240" w:lineRule="auto"/>
               <w:ind w:firstLine="0"/>
               <w:jc w:val="left"/>
             </w:pPr>
@@ -7806,7 +7521,6 @@
           </w:tcPr>
           <w:p>
             <w:pPr>
-              <w:spacing w:line="240" w:lineRule="auto"/>
               <w:ind w:firstLine="0"/>
               <w:jc w:val="left"/>
             </w:pPr>
@@ -7826,7 +7540,6 @@
           </w:tcPr>
           <w:p>
             <w:pPr>
-              <w:spacing w:line="240" w:lineRule="auto"/>
               <w:ind w:firstLine="0"/>
               <w:jc w:val="left"/>
             </w:pPr>
@@ -7844,7 +7557,6 @@
           </w:tcPr>
           <w:p>
             <w:pPr>
-              <w:spacing w:line="240" w:lineRule="auto"/>
               <w:ind w:firstLine="0"/>
               <w:jc w:val="left"/>
             </w:pPr>
@@ -7862,7 +7574,6 @@
           </w:tcPr>
           <w:p>
             <w:pPr>
-              <w:spacing w:line="240" w:lineRule="auto"/>
               <w:ind w:firstLine="0"/>
               <w:jc w:val="left"/>
             </w:pPr>
@@ -7880,7 +7591,6 @@
           </w:tcPr>
           <w:p>
             <w:pPr>
-              <w:spacing w:line="240" w:lineRule="auto"/>
               <w:ind w:firstLine="0"/>
               <w:jc w:val="left"/>
             </w:pPr>
@@ -7900,7 +7610,6 @@
           </w:tcPr>
           <w:p>
             <w:pPr>
-              <w:spacing w:line="240" w:lineRule="auto"/>
               <w:ind w:firstLine="0"/>
               <w:jc w:val="left"/>
             </w:pPr>
@@ -7918,7 +7627,6 @@
           </w:tcPr>
           <w:p>
             <w:pPr>
-              <w:spacing w:line="240" w:lineRule="auto"/>
               <w:ind w:firstLine="0"/>
               <w:jc w:val="left"/>
             </w:pPr>
@@ -7936,7 +7644,6 @@
           </w:tcPr>
           <w:p>
             <w:pPr>
-              <w:spacing w:line="240" w:lineRule="auto"/>
               <w:ind w:firstLine="0"/>
               <w:jc w:val="left"/>
             </w:pPr>
@@ -7954,15 +7661,20 @@
           </w:tcPr>
           <w:p>
             <w:pPr>
-              <w:spacing w:line="240" w:lineRule="auto"/>
-              <w:ind w:firstLine="0"/>
-              <w:jc w:val="left"/>
-            </w:pPr>
-            <w:r>
-              <w:rPr>
-                <w:sz w:val="24"/>
-              </w:rPr>
-              <w:t>отказ по доказательствам</w:t>
+              <w:ind w:firstLine="0"/>
+              <w:jc w:val="left"/>
+            </w:pPr>
+            <w:r>
+              <w:rPr>
+                <w:sz w:val="24"/>
+              </w:rPr>
+              <w:t xml:space="preserve">отказ по </w:t>
+            </w:r>
+            <w:r>
+              <w:rPr>
+                <w:sz w:val="24"/>
+              </w:rPr>
+              <w:t>доказательствам</w:t>
             </w:r>
           </w:p>
         </w:tc>
@@ -7974,7 +7686,6 @@
           </w:tcPr>
           <w:p>
             <w:pPr>
-              <w:spacing w:line="240" w:lineRule="auto"/>
               <w:ind w:firstLine="0"/>
               <w:jc w:val="left"/>
             </w:pPr>
@@ -7992,7 +7703,6 @@
           </w:tcPr>
           <w:p>
             <w:pPr>
-              <w:spacing w:line="240" w:lineRule="auto"/>
               <w:ind w:firstLine="0"/>
               <w:jc w:val="left"/>
             </w:pPr>
@@ -8010,7 +7720,6 @@
           </w:tcPr>
           <w:p>
             <w:pPr>
-              <w:spacing w:line="240" w:lineRule="auto"/>
               <w:ind w:firstLine="0"/>
               <w:jc w:val="left"/>
             </w:pPr>
@@ -8028,7 +7737,6 @@
           </w:tcPr>
           <w:p>
             <w:pPr>
-              <w:spacing w:line="240" w:lineRule="auto"/>
               <w:ind w:firstLine="0"/>
               <w:jc w:val="left"/>
             </w:pPr>
@@ -8048,7 +7756,6 @@
           </w:tcPr>
           <w:p>
             <w:pPr>
-              <w:spacing w:line="240" w:lineRule="auto"/>
               <w:ind w:firstLine="0"/>
               <w:jc w:val="left"/>
             </w:pPr>
@@ -8066,7 +7773,6 @@
           </w:tcPr>
           <w:p>
             <w:pPr>
-              <w:spacing w:line="240" w:lineRule="auto"/>
               <w:ind w:firstLine="0"/>
               <w:jc w:val="left"/>
             </w:pPr>
@@ -8084,7 +7790,6 @@
           </w:tcPr>
           <w:p>
             <w:pPr>
-              <w:spacing w:line="240" w:lineRule="auto"/>
               <w:ind w:firstLine="0"/>
               <w:jc w:val="left"/>
             </w:pPr>
@@ -8102,21 +7807,14 @@
           </w:tcPr>
           <w:p>
             <w:pPr>
-              <w:spacing w:line="240" w:lineRule="auto"/>
-              <w:ind w:firstLine="0"/>
-              <w:jc w:val="left"/>
-            </w:pPr>
-            <w:r>
-              <w:rPr>
-                <w:sz w:val="24"/>
-              </w:rPr>
-              <w:t xml:space="preserve">измерено и отклонено (прогноз </w:t>
-            </w:r>
-            <w:r>
-              <w:rPr>
-                <w:sz w:val="24"/>
-              </w:rPr>
-              <w:t>+32,0, измерение +1,5)</w:t>
+              <w:ind w:firstLine="0"/>
+              <w:jc w:val="left"/>
+            </w:pPr>
+            <w:r>
+              <w:rPr>
+                <w:sz w:val="24"/>
+              </w:rPr>
+              <w:t>измерено и отклонено (прогноз +32,0, измерение +1,5)</w:t>
             </w:r>
           </w:p>
         </w:tc>
@@ -8128,7 +7826,6 @@
           </w:tcPr>
           <w:p>
             <w:pPr>
-              <w:spacing w:line="240" w:lineRule="auto"/>
               <w:ind w:firstLine="0"/>
               <w:jc w:val="left"/>
             </w:pPr>
@@ -8146,7 +7843,6 @@
           </w:tcPr>
           <w:p>
             <w:pPr>
-              <w:spacing w:line="240" w:lineRule="auto"/>
               <w:ind w:firstLine="0"/>
               <w:jc w:val="left"/>
             </w:pPr>
@@ -8164,7 +7860,6 @@
           </w:tcPr>
           <w:p>
             <w:pPr>
-              <w:spacing w:line="240" w:lineRule="auto"/>
               <w:ind w:firstLine="0"/>
               <w:jc w:val="left"/>
             </w:pPr>
@@ -8182,7 +7877,6 @@
           </w:tcPr>
           <w:p>
             <w:pPr>
-              <w:spacing w:line="240" w:lineRule="auto"/>
               <w:ind w:firstLine="0"/>
               <w:jc w:val="left"/>
             </w:pPr>
@@ -8202,7 +7896,6 @@
           </w:tcPr>
           <w:p>
             <w:pPr>
-              <w:spacing w:line="240" w:lineRule="auto"/>
               <w:ind w:firstLine="0"/>
               <w:jc w:val="left"/>
             </w:pPr>
@@ -8220,7 +7913,6 @@
           </w:tcPr>
           <w:p>
             <w:pPr>
-              <w:spacing w:line="240" w:lineRule="auto"/>
               <w:ind w:firstLine="0"/>
               <w:jc w:val="left"/>
             </w:pPr>
@@ -8238,7 +7930,6 @@
           </w:tcPr>
           <w:p>
             <w:pPr>
-              <w:spacing w:line="240" w:lineRule="auto"/>
               <w:ind w:firstLine="0"/>
               <w:jc w:val="left"/>
             </w:pPr>
@@ -8256,7 +7947,6 @@
           </w:tcPr>
           <w:p>
             <w:pPr>
-              <w:spacing w:line="240" w:lineRule="auto"/>
               <w:ind w:firstLine="0"/>
               <w:jc w:val="left"/>
             </w:pPr>
@@ -8276,7 +7966,6 @@
           </w:tcPr>
           <w:p>
             <w:pPr>
-              <w:spacing w:line="240" w:lineRule="auto"/>
               <w:ind w:firstLine="0"/>
               <w:jc w:val="left"/>
             </w:pPr>
@@ -8294,7 +7983,6 @@
           </w:tcPr>
           <w:p>
             <w:pPr>
-              <w:spacing w:line="240" w:lineRule="auto"/>
               <w:ind w:firstLine="0"/>
               <w:jc w:val="left"/>
             </w:pPr>
@@ -8312,7 +8000,6 @@
           </w:tcPr>
           <w:p>
             <w:pPr>
-              <w:spacing w:line="240" w:lineRule="auto"/>
               <w:ind w:firstLine="0"/>
               <w:jc w:val="left"/>
             </w:pPr>
@@ -8330,15 +8017,20 @@
           </w:tcPr>
           <w:p>
             <w:pPr>
-              <w:spacing w:line="240" w:lineRule="auto"/>
-              <w:ind w:firstLine="0"/>
-              <w:jc w:val="left"/>
-            </w:pPr>
-            <w:r>
-              <w:rPr>
-                <w:sz w:val="24"/>
-              </w:rPr>
-              <w:t>развёрнуто: минус 13,3 на поиске, минус 28,5 на отложенных задачах</w:t>
+              <w:ind w:firstLine="0"/>
+              <w:jc w:val="left"/>
+            </w:pPr>
+            <w:r>
+              <w:rPr>
+                <w:sz w:val="24"/>
+              </w:rPr>
+              <w:t xml:space="preserve">развёрнуто: минус 13,3 на поиске, </w:t>
+            </w:r>
+            <w:r>
+              <w:rPr>
+                <w:sz w:val="24"/>
+              </w:rPr>
+              <w:t>минус 28,5 на отложенных задачах</w:t>
             </w:r>
           </w:p>
         </w:tc>
@@ -8355,7 +8047,7 @@
         <w:pStyle w:val="1"/>
         <w:jc w:val="right"/>
       </w:pPr>
-      <w:bookmarkStart w:id="30" w:name="_Toc240990214"/>
+      <w:bookmarkStart w:id="30" w:name="_Toc240996566"/>
       <w:r>
         <w:rPr>
           <w:rFonts w:ascii="Times New Roman" w:hAnsi="Times New Roman"/>
@@ -8367,10 +8059,7 @@
     </w:p>
     <w:p>
       <w:r>
-        <w:t xml:space="preserve">Все числа </w:t>
-      </w:r>
-      <w:r>
-        <w:t>основного текста берутся из артефактов, которые создаются запуском кода проекта. Пути указаны относительно каталога проекта.</w:t>
+        <w:t>Все числа основного текста берутся из артефактов, которые создаются запуском кода проекта. Пути указаны относительно каталога проекта.</w:t>
       </w:r>
     </w:p>
     <w:tbl>
@@ -8395,7 +8084,6 @@
           </w:tcPr>
           <w:p>
             <w:pPr>
-              <w:spacing w:line="240" w:lineRule="auto"/>
               <w:ind w:firstLine="0"/>
               <w:jc w:val="left"/>
             </w:pPr>
@@ -8414,7 +8102,6 @@
           </w:tcPr>
           <w:p>
             <w:pPr>
-              <w:spacing w:line="240" w:lineRule="auto"/>
               <w:ind w:firstLine="0"/>
               <w:jc w:val="left"/>
             </w:pPr>
@@ -8435,15 +8122,20 @@
           </w:tcPr>
           <w:p>
             <w:pPr>
-              <w:spacing w:line="240" w:lineRule="auto"/>
-              <w:ind w:firstLine="0"/>
-              <w:jc w:val="left"/>
-            </w:pPr>
-            <w:r>
-              <w:rPr>
-                <w:sz w:val="24"/>
-              </w:rPr>
-              <w:t>Улучшение в мирах (пункт 4.2)</w:t>
+              <w:ind w:firstLine="0"/>
+              <w:jc w:val="left"/>
+            </w:pPr>
+            <w:r>
+              <w:rPr>
+                <w:sz w:val="24"/>
+              </w:rPr>
+              <w:t>Улучше</w:t>
+            </w:r>
+            <w:r>
+              <w:rPr>
+                <w:sz w:val="24"/>
+              </w:rPr>
+              <w:t>ние в мирах (пункт 4.2)</w:t>
             </w:r>
           </w:p>
         </w:tc>
@@ -8453,21 +8145,14 @@
           </w:tcPr>
           <w:p>
             <w:pPr>
-              <w:spacing w:line="240" w:lineRule="auto"/>
-              <w:ind w:firstLine="0"/>
-              <w:jc w:val="left"/>
-            </w:pPr>
-            <w:r>
-              <w:rPr>
-                <w:sz w:val="24"/>
-              </w:rPr>
-              <w:t>docs/series.md и docs/results.md (создаются прогоном серии по зё</w:t>
-            </w:r>
-            <w:r>
-              <w:rPr>
-                <w:sz w:val="24"/>
-              </w:rPr>
-              <w:t>рнам)</w:t>
+              <w:ind w:firstLine="0"/>
+              <w:jc w:val="left"/>
+            </w:pPr>
+            <w:r>
+              <w:rPr>
+                <w:sz w:val="24"/>
+              </w:rPr>
+              <w:t>docs/series.md и docs/results.md (создаются прогоном серии по зёрнам)</w:t>
             </w:r>
           </w:p>
         </w:tc>
@@ -8479,7 +8164,6 @@
           </w:tcPr>
           <w:p>
             <w:pPr>
-              <w:spacing w:line="240" w:lineRule="auto"/>
               <w:ind w:firstLine="0"/>
               <w:jc w:val="left"/>
             </w:pPr>
@@ -8497,7 +8181,6 @@
           </w:tcPr>
           <w:p>
             <w:pPr>
-              <w:spacing w:line="240" w:lineRule="auto"/>
               <w:ind w:firstLine="0"/>
               <w:jc w:val="left"/>
             </w:pPr>
@@ -8517,7 +8200,6 @@
           </w:tcPr>
           <w:p>
             <w:pPr>
-              <w:spacing w:line="240" w:lineRule="auto"/>
               <w:ind w:firstLine="0"/>
               <w:jc w:val="left"/>
             </w:pPr>
@@ -8535,15 +8217,20 @@
           </w:tcPr>
           <w:p>
             <w:pPr>
-              <w:spacing w:line="240" w:lineRule="auto"/>
-              <w:ind w:firstLine="0"/>
-              <w:jc w:val="left"/>
-            </w:pPr>
-            <w:r>
-              <w:rPr>
-                <w:sz w:val="24"/>
-              </w:rPr>
-              <w:t>python harness/rsi.py --reference и python harness/report.py</w:t>
+              <w:ind w:firstLine="0"/>
+              <w:jc w:val="left"/>
+            </w:pPr>
+            <w:r>
+              <w:rPr>
+                <w:sz w:val="24"/>
+              </w:rPr>
+              <w:t xml:space="preserve">python </w:t>
+            </w:r>
+            <w:r>
+              <w:rPr>
+                <w:sz w:val="24"/>
+              </w:rPr>
+              <w:t>harness/rsi.py --reference и python harness/report.py</w:t>
             </w:r>
           </w:p>
         </w:tc>
@@ -8555,7 +8242,6 @@
           </w:tcPr>
           <w:p>
             <w:pPr>
-              <w:spacing w:line="240" w:lineRule="auto"/>
               <w:ind w:firstLine="0"/>
               <w:jc w:val="left"/>
             </w:pPr>
@@ -8573,7 +8259,6 @@
           </w:tcPr>
           <w:p>
             <w:pPr>
-              <w:spacing w:line="240" w:lineRule="auto"/>
               <w:ind w:firstLine="0"/>
               <w:jc w:val="left"/>
             </w:pPr>
@@ -8593,7 +8278,6 @@
           </w:tcPr>
           <w:p>
             <w:pPr>
-              <w:spacing w:line="240" w:lineRule="auto"/>
               <w:ind w:firstLine="0"/>
               <w:jc w:val="left"/>
             </w:pPr>
@@ -8611,15 +8295,20 @@
           </w:tcPr>
           <w:p>
             <w:pPr>
-              <w:spacing w:line="240" w:lineRule="auto"/>
-              <w:ind w:firstLine="0"/>
-              <w:jc w:val="left"/>
-            </w:pPr>
-            <w:r>
-              <w:rPr>
-                <w:sz w:val="24"/>
-              </w:rPr>
-              <w:t>python bench/memory/run.py --stage s --questions 50 --cap 100 --k 5; отчёты в каталоге прогонов</w:t>
+              <w:ind w:firstLine="0"/>
+              <w:jc w:val="left"/>
+            </w:pPr>
+            <w:r>
+              <w:rPr>
+                <w:sz w:val="24"/>
+              </w:rPr>
+              <w:t>python bench/memory/run.py --stage s --questio</w:t>
+            </w:r>
+            <w:r>
+              <w:rPr>
+                <w:sz w:val="24"/>
+              </w:rPr>
+              <w:t>ns 50 --cap 100 --k 5; отчёты в каталоге прогонов</w:t>
             </w:r>
           </w:p>
         </w:tc>
@@ -8631,7 +8320,6 @@
           </w:tcPr>
           <w:p>
             <w:pPr>
-              <w:spacing w:line="240" w:lineRule="auto"/>
               <w:ind w:firstLine="0"/>
               <w:jc w:val="left"/>
             </w:pPr>
@@ -8649,21 +8337,14 @@
           </w:tcPr>
           <w:p>
             <w:pPr>
-              <w:spacing w:line="240" w:lineRule="auto"/>
-              <w:ind w:firstLine="0"/>
-              <w:jc w:val="left"/>
-            </w:pPr>
-            <w:r>
-              <w:rPr>
-                <w:sz w:val="24"/>
-              </w:rPr>
-              <w:t xml:space="preserve">python </w:t>
-            </w:r>
-            <w:r>
-              <w:rPr>
-                <w:sz w:val="24"/>
-              </w:rPr>
-              <w:t>python/life_loop.py --cycles 2; лента на панели, раздел организации</w:t>
+              <w:ind w:firstLine="0"/>
+              <w:jc w:val="left"/>
+            </w:pPr>
+            <w:r>
+              <w:rPr>
+                <w:sz w:val="24"/>
+              </w:rPr>
+              <w:t>python python/life_loop.py --cycles 2; лента на панели, раздел организации</w:t>
             </w:r>
           </w:p>
         </w:tc>
@@ -8675,7 +8356,6 @@
           </w:tcPr>
           <w:p>
             <w:pPr>
-              <w:spacing w:line="240" w:lineRule="auto"/>
               <w:ind w:firstLine="0"/>
               <w:jc w:val="left"/>
             </w:pPr>
@@ -8693,15 +8373,20 @@
           </w:tcPr>
           <w:p>
             <w:pPr>
-              <w:spacing w:line="240" w:lineRule="auto"/>
-              <w:ind w:firstLine="0"/>
-              <w:jc w:val="left"/>
-            </w:pPr>
-            <w:r>
-              <w:rPr>
-                <w:sz w:val="24"/>
-              </w:rPr>
-              <w:t>python -m pytest tests/test_replay_offline.py -q (шаг мира подменён функцией, обязанной возбуждать исключение)</w:t>
+              <w:ind w:firstLine="0"/>
+              <w:jc w:val="left"/>
+            </w:pPr>
+            <w:r>
+              <w:rPr>
+                <w:sz w:val="24"/>
+              </w:rPr>
+              <w:t>python -m pytest tests/test_replay_offline.py -q (шаг мира подменён функци</w:t>
+            </w:r>
+            <w:r>
+              <w:rPr>
+                <w:sz w:val="24"/>
+              </w:rPr>
+              <w:t>ей, обязанной возбуждать исключение)</w:t>
             </w:r>
           </w:p>
         </w:tc>
@@ -8713,7 +8398,6 @@
           </w:tcPr>
           <w:p>
             <w:pPr>
-              <w:spacing w:line="240" w:lineRule="auto"/>
               <w:ind w:firstLine="0"/>
               <w:jc w:val="left"/>
             </w:pPr>
@@ -8731,21 +8415,14 @@
           </w:tcPr>
           <w:p>
             <w:pPr>
-              <w:spacing w:line="240" w:lineRule="auto"/>
-              <w:ind w:firstLine="0"/>
-              <w:jc w:val="left"/>
-            </w:pPr>
-            <w:r>
-              <w:rPr>
-                <w:sz w:val="24"/>
-              </w:rPr>
-              <w:t>python -m py</w:t>
-            </w:r>
-            <w:r>
-              <w:rPr>
-                <w:sz w:val="24"/>
-              </w:rPr>
-              <w:t>test tests -q --ignore=tests/test_core_loop.py и python -m pytest harness/tests -q: 109 и 19 проверок, все проходят без обращения к сети</w:t>
+              <w:ind w:firstLine="0"/>
+              <w:jc w:val="left"/>
+            </w:pPr>
+            <w:r>
+              <w:rPr>
+                <w:sz w:val="24"/>
+              </w:rPr>
+              <w:t>python -m pytest tests -q --ignore=tests/test_core_loop.py и python -m pytest harness/tests -q: 109 и 19 проверок, все проходят без обращения к сети</w:t>
             </w:r>
           </w:p>
         </w:tc>
@@ -8762,13 +8439,19 @@
         <w:pStyle w:val="1"/>
         <w:jc w:val="right"/>
       </w:pPr>
-      <w:bookmarkStart w:id="31" w:name="_Toc240990215"/>
+      <w:bookmarkStart w:id="31" w:name="_Toc240996567"/>
       <w:r>
         <w:rPr>
           <w:rFonts w:ascii="Times New Roman" w:hAnsi="Times New Roman"/>
         </w:rPr>
         <w:lastRenderedPageBreak/>
-        <w:t>Приложение Г. Рисунки панели управления</w:t>
+        <w:t xml:space="preserve">Приложение Г. Рисунки панели </w:t>
+      </w:r>
+      <w:r>
+        <w:rPr>
+          <w:rFonts w:ascii="Times New Roman" w:hAnsi="Times New Roman"/>
+        </w:rPr>
+        <w:t>управления</w:t>
       </w:r>
       <w:bookmarkEnd w:id="31"/>
     </w:p>
@@ -8822,10 +8505,7 @@
     </w:p>
     <w:p>
       <w:r>
-        <w:t xml:space="preserve">Рисунок Г.1. Общий вид панели: состояние цикла, управление этапами, </w:t>
-      </w:r>
-      <w:r>
-        <w:t>показатели.</w:t>
+        <w:t>Рисунок Г.1. Общий вид панели: состояние цикла, управление этапами, показатели.</w:t>
       </w:r>
     </w:p>
     <w:p>
@@ -8931,7 +8611,10 @@
     </w:p>
     <w:p>
       <w:r>
-        <w:t>Рисунок Г.3. Раздел памяти: сравнение видов памяти на публичном наборе и честное состояние замера.</w:t>
+        <w:t>Рисунок Г.3. Разде</w:t>
+      </w:r>
+      <w:r>
+        <w:t>л памяти: сравнение видов памяти на публичном наборе и честное состояние замера.</w:t>
       </w:r>
     </w:p>
     <w:p>
@@ -8945,7 +8628,6 @@
           <w:noProof/>
           <w:lang w:val="ru-RU" w:eastAsia="ru-RU"/>
         </w:rPr>
-        <w:lastRenderedPageBreak/>
         <w:drawing>
           <wp:inline distT="0" distB="0" distL="0" distR="0">
             <wp:extent cx="5760000" cy="1667368"/>
@@ -8990,7 +8672,10 @@
     </w:p>
     <w:p>
       <w:r>
-        <w:t xml:space="preserve">Все четыре рисунка сняты с работающей панели скриптом </w:t>
+        <w:t>Все четыре рисунка</w:t>
+      </w:r>
+      <w:r>
+        <w:t xml:space="preserve"> сняты с работающей панели скриптом </w:t>
       </w:r>
       <w:r>
         <w:rPr>
@@ -9000,22 +8685,23 @@
         <w:t>scripts/pz-shots.py</w:t>
       </w:r>
       <w:r>
-        <w:t>, поэтому их можно пересоб</w:t>
-      </w:r>
-      <w:r>
-        <w:t>рать заново, когда панель изменится. Рисунок роста счёта в мире в работу не включён: на момент съёмки он показывал пустое состояние, потому что панель ищет эпизоды деплоя в графе и не находит их там, где они записаны. Это дефект панели, а не отсутствие дан</w:t>
-      </w:r>
-      <w:r>
-        <w:t>ных: сами раунды приведены таблицей в приложении Б.</w:t>
+        <w:t xml:space="preserve">, поэтому их можно пересобрать заново, когда панель изменится. </w:t>
+      </w:r>
+      <w:r>
+        <w:lastRenderedPageBreak/>
+        <w:t>Рисунок роста счёта в мире в работу не включён: на момент съёмки он показывал пустое состояние, потому что панель ищет эпизоды деплоя в гр</w:t>
+      </w:r>
+      <w:r>
+        <w:t>афе и не находит их там, где они записаны. Это дефект панели, а не отсутствие данных: сами раунды приведены таблицей в приложении Б.</w:t>
       </w:r>
     </w:p>
     <w:sectPr>
       <w:footerReference w:type="default" r:id="rId12"/>
       <w:pgSz w:w="11906" w:h="16838"/>
-      <w:pgMar w:top="1134" w:right="1134" w:bottom="1134" w:left="1134" w:header="720" w:footer="720" w:gutter="0"/>
+      <w:pgMar w:top="1134" w:right="567" w:bottom="1134" w:left="1701" w:header="720" w:footer="720" w:gutter="0"/>
       <w:cols w:space="720"/>
       <w:docGrid w:linePitch="360"/>
-      <w:pgNumType w:start="3"/>
+      <w:pgNumType w:start="4"/>
     </w:sectPr>
   </w:body>
 </w:document>
@@ -9025,9 +8711,6 @@
 <w:endnotes xmlns:wpc="http://schemas.microsoft.com/office/word/2010/wordprocessingCanvas" xmlns:cx="http://schemas.microsoft.com/office/drawing/2014/chartex" xmlns:mc="http://schemas.openxmlformats.org/markup-compatibility/2006" xmlns:o="urn:schemas-microsoft-com:office:office" xmlns:r="http://schemas.openxmlformats.org/officeDocument/2006/relationships" xmlns:m="http://schemas.openxmlformats.org/officeDocument/2006/math" xmlns:v="urn:schemas-microsoft-com:vml" xmlns:wp14="http://schemas.microsoft.com/office/word/2010/wordprocessingDrawing" xmlns:wp="http://schemas.openxmlformats.org/drawingml/2006/wordprocessingDrawing" xmlns:w10="urn:schemas-microsoft-com:office:word" xmlns:w="http://schemas.openxmlformats.org/wordprocessingml/2006/main" xmlns:w14="http://schemas.microsoft.com/office/word/2010/wordml" xmlns:w15="http://schemas.microsoft.com/office/word/2012/wordml" xmlns:w16se="http://schemas.microsoft.com/office/word/2015/wordml/symex" xmlns:wpg="http://schemas.microsoft.com/office/word/2010/wordprocessingGroup" xmlns:wpi="http://schemas.microsoft.com/office/word/2010/wordprocessingInk" xmlns:wne="http://schemas.microsoft.com/office/word/2006/wordml" xmlns:wps="http://schemas.microsoft.com/office/word/2010/wordprocessingShape" mc:Ignorable="w14 w15 w16se wp14">
   <w:endnote w:type="separator" w:id="-1">
     <w:p>
-      <w:pPr>
-        <w:spacing w:line="240" w:lineRule="auto"/>
-      </w:pPr>
       <w:r>
         <w:separator/>
       </w:r>
@@ -9035,9 +8718,6 @@
   </w:endnote>
   <w:endnote w:type="continuationSeparator" w:id="0">
     <w:p>
-      <w:pPr>
-        <w:spacing w:line="240" w:lineRule="auto"/>
-      </w:pPr>
       <w:r>
         <w:continuationSeparator/>
       </w:r>
@@ -9051,8 +8731,8 @@
   <w:p>
     <w:pPr>
       <w:pStyle w:val="a7"/>
-      <w:ind w:firstLine="0"/>
-      <w:jc w:val="right"/>
+      <w:ind w:left="-1134" w:firstLine="0"/>
+      <w:jc w:val="center"/>
     </w:pPr>
     <w:r>
       <w:fldChar w:fldCharType="begin"/>
@@ -9067,7 +8747,7 @@
       <w:rPr>
         <w:noProof/>
       </w:rPr>
-      <w:t>4</w:t>
+      <w:t>5</w:t>
     </w:r>
     <w:r>
       <w:fldChar w:fldCharType="end"/>
@@ -9080,9 +8760,6 @@
 <w:footnotes xmlns:wpc="http://schemas.microsoft.com/office/word/2010/wordprocessingCanvas" xmlns:cx="http://schemas.microsoft.com/office/drawing/2014/chartex" xmlns:mc="http://schemas.openxmlformats.org/markup-compatibility/2006" xmlns:o="urn:schemas-microsoft-com:office:office" xmlns:r="http://schemas.openxmlformats.org/officeDocument/2006/relationships" xmlns:m="http://schemas.openxmlformats.org/officeDocument/2006/math" xmlns:v="urn:schemas-microsoft-com:vml" xmlns:wp14="http://schemas.microsoft.com/office/word/2010/wordprocessingDrawing" xmlns:wp="http://schemas.openxmlformats.org/drawingml/2006/wordprocessingDrawing" xmlns:w10="urn:schemas-microsoft-com:office:word" xmlns:w="http://schemas.openxmlformats.org/wordprocessingml/2006/main" xmlns:w14="http://schemas.microsoft.com/office/word/2010/wordml" xmlns:w15="http://schemas.microsoft.com/office/word/2012/wordml" xmlns:w16se="http://schemas.microsoft.com/office/word/2015/wordml/symex" xmlns:wpg="http://schemas.microsoft.com/office/word/2010/wordprocessingGroup" xmlns:wpi="http://schemas.microsoft.com/office/word/2010/wordprocessingInk" xmlns:wne="http://schemas.microsoft.com/office/word/2006/wordml" xmlns:wps="http://schemas.microsoft.com/office/word/2010/wordprocessingShape" mc:Ignorable="w14 w15 w16se wp14">
   <w:footnote w:type="separator" w:id="-1">
     <w:p>
-      <w:pPr>
-        <w:spacing w:line="240" w:lineRule="auto"/>
-      </w:pPr>
       <w:r>
         <w:separator/>
       </w:r>
@@ -9090,9 +8767,6 @@
   </w:footnote>
   <w:footnote w:type="continuationSeparator" w:id="0">
     <w:p>
-      <w:pPr>
-        <w:spacing w:line="240" w:lineRule="auto"/>
-      </w:pPr>
       <w:r>
         <w:continuationSeparator/>
       </w:r>
@@ -9690,7 +9364,7 @@
     <w:qFormat/>
     <w:rsid w:val="00FC693F"/>
     <w:pPr>
-      <w:spacing w:after="0" w:line="360" w:lineRule="auto"/>
+      <w:spacing w:after="0" w:line="240" w:lineRule="auto"/>
       <w:ind w:firstLine="567"/>
       <w:jc w:val="both"/>
     </w:pPr>
@@ -9949,7 +9623,6 @@
         <w:tab w:val="center" w:pos="4680"/>
         <w:tab w:val="right" w:pos="9360"/>
       </w:tabs>
-      <w:spacing w:line="240" w:lineRule="auto"/>
     </w:pPr>
   </w:style>
   <w:style w:type="character" w:customStyle="1" w:styleId="a6">
@@ -9971,7 +9644,6 @@
         <w:tab w:val="center" w:pos="4680"/>
         <w:tab w:val="right" w:pos="9360"/>
       </w:tabs>
-      <w:spacing w:line="240" w:lineRule="auto"/>
     </w:pPr>
   </w:style>
   <w:style w:type="character" w:customStyle="1" w:styleId="a8">
@@ -10045,7 +9717,7 @@
       <w:pBdr>
         <w:bottom w:val="single" w:sz="8" w:space="4" w:color="4F81BD" w:themeColor="accent1"/>
       </w:pBdr>
-      <w:spacing w:after="300" w:line="240" w:lineRule="auto"/>
+      <w:spacing w:after="300"/>
       <w:contextualSpacing/>
     </w:pPr>
     <w:rPr>
@@ -10488,9 +10160,6 @@
     <w:unhideWhenUsed/>
     <w:qFormat/>
     <w:rsid w:val="00FC693F"/>
-    <w:pPr>
-      <w:spacing w:line="240" w:lineRule="auto"/>
-    </w:pPr>
     <w:rPr>
       <w:b/>
       <w:bCs/>
@@ -20698,7 +20367,7 @@
     <w:autoRedefine/>
     <w:uiPriority w:val="39"/>
     <w:unhideWhenUsed/>
-    <w:rsid w:val="001F2792"/>
+    <w:rsid w:val="00E838B0"/>
     <w:pPr>
       <w:spacing w:after="100"/>
     </w:pPr>
@@ -20710,7 +20379,7 @@
     <w:autoRedefine/>
     <w:uiPriority w:val="39"/>
     <w:unhideWhenUsed/>
-    <w:rsid w:val="001F2792"/>
+    <w:rsid w:val="00E838B0"/>
     <w:pPr>
       <w:spacing w:after="100"/>
       <w:ind w:left="280"/>
@@ -20721,7 +20390,7 @@
     <w:basedOn w:val="a2"/>
     <w:uiPriority w:val="99"/>
     <w:unhideWhenUsed/>
-    <w:rsid w:val="001F2792"/>
+    <w:rsid w:val="00E838B0"/>
     <w:rPr>
       <w:color w:val="0000FF" w:themeColor="hyperlink"/>
       <w:u w:val="single"/>
@@ -21055,7 +20724,7 @@
 </file>
 
 <file path=customXml/itemProps1.xml><?xml version="1.0" encoding="utf-8"?>
-<ds:datastoreItem xmlns:ds="http://schemas.openxmlformats.org/officeDocument/2006/customXml" ds:itemID="{E0C9C15D-1AFB-4AD9-A319-6EDB4C5FD832}">
+<ds:datastoreItem xmlns:ds="http://schemas.openxmlformats.org/officeDocument/2006/customXml" ds:itemID="{5CFE6914-7113-4FA1-894E-90AE0B990120}">
   <ds:schemaRefs>
     <ds:schemaRef ds:uri="http://schemas.openxmlformats.org/officeDocument/2006/bibliography"/>
   </ds:schemaRefs>

--- a/docs/pz/Пояснительная записка.docx
+++ b/docs/pz/Пояснительная записка.docx
@@ -13,7 +13,7 @@
         <w:rPr>
           <w:b/>
         </w:rPr>
-        <w:t>ONEIRO-OSTIS: САМОУЛУЧШЕНИЕ АГЕНТА ПО ЗАПИСЯМ В ГРАФЕ ЗНАНИЙ</w:t>
+        <w:t>ONEIRO-OSTIS: АВТОНОМНЫЙ ПОМОЩНИК, КОТОРЫЙ УЧИТСЯ НА ЗАПИСЯХ СОБСТВЕННОГО ОПЫТА</w:t>
       </w:r>
     </w:p>
     <w:p/>
@@ -145,7 +145,7 @@
         </w:rPr>
         <w:fldChar w:fldCharType="separate"/>
       </w:r>
-      <w:hyperlink w:anchor="_Toc240996537" w:history="1">
+      <w:hyperlink w:anchor="_Toc240997737" w:history="1">
         <w:r>
           <w:rPr>
             <w:rStyle w:val="aff8"/>
@@ -173,7 +173,7 @@
             <w:noProof/>
             <w:webHidden/>
           </w:rPr>
-          <w:instrText xml:space="preserve"> PAGEREF _Toc240996537 \h </w:instrText>
+          <w:instrText xml:space="preserve"> PAGEREF _Toc240997737 \h </w:instrText>
         </w:r>
         <w:r>
           <w:rPr>
@@ -214,14 +214,14 @@
           <w:noProof/>
         </w:rPr>
       </w:pPr>
-      <w:hyperlink w:anchor="_Toc240996538" w:history="1">
+      <w:hyperlink w:anchor="_Toc240997738" w:history="1">
         <w:r>
           <w:rPr>
             <w:rStyle w:val="aff8"/>
             <w:rFonts w:eastAsiaTheme="majorEastAsia"/>
             <w:noProof/>
           </w:rPr>
-          <w:t>Глава 1. Состояние вопроса и место работы</w:t>
+          <w:t>Глава 1. Автономный помощник и его применение</w:t>
         </w:r>
         <w:r>
           <w:rPr>
@@ -242,7 +242,7 @@
             <w:noProof/>
             <w:webHidden/>
           </w:rPr>
-          <w:instrText xml:space="preserve"> PAGEREF _Toc240996538 \h </w:instrText>
+          <w:instrText xml:space="preserve"> PAGEREF _Toc240997738 \h </w:instrText>
         </w:r>
         <w:r>
           <w:rPr>
@@ -262,7 +262,7 @@
             <w:noProof/>
             <w:webHidden/>
           </w:rPr>
-          <w:t>5</w:t>
+          <w:t>6</w:t>
         </w:r>
         <w:r>
           <w:rPr>
@@ -283,14 +283,14 @@
           <w:noProof/>
         </w:rPr>
       </w:pPr>
-      <w:hyperlink w:anchor="_Toc240996539" w:history="1">
+      <w:hyperlink w:anchor="_Toc240997739" w:history="1">
         <w:r>
           <w:rPr>
             <w:rStyle w:val="aff8"/>
             <w:rFonts w:eastAsiaTheme="majorEastAsia"/>
             <w:noProof/>
           </w:rPr>
-          <w:t>1.1. Рекурсивное самоулучшение агентов</w:t>
+          <w:t>1.1. Чем эта система отличается от чата с языковой моделью</w:t>
         </w:r>
         <w:r>
           <w:rPr>
@@ -311,7 +311,7 @@
             <w:noProof/>
             <w:webHidden/>
           </w:rPr>
-          <w:instrText xml:space="preserve"> PAGEREF _Toc240996539 \h </w:instrText>
+          <w:instrText xml:space="preserve"> PAGEREF _Toc240997739 \h </w:instrText>
         </w:r>
         <w:r>
           <w:rPr>
@@ -331,7 +331,7 @@
             <w:noProof/>
             <w:webHidden/>
           </w:rPr>
-          <w:t>5</w:t>
+          <w:t>6</w:t>
         </w:r>
         <w:r>
           <w:rPr>
@@ -352,14 +352,14 @@
           <w:noProof/>
         </w:rPr>
       </w:pPr>
-      <w:hyperlink w:anchor="_Toc240996540" w:history="1">
+      <w:hyperlink w:anchor="_Toc240997740" w:history="1">
         <w:r>
           <w:rPr>
             <w:rStyle w:val="aff8"/>
             <w:rFonts w:eastAsiaTheme="majorEastAsia"/>
             <w:noProof/>
           </w:rPr>
-          <w:t>1.2. Четыре работы, задающие метод</w:t>
+          <w:t>1.2. Долгий проект: агент, который не бросает работу</w:t>
         </w:r>
         <w:r>
           <w:rPr>
@@ -380,7 +380,7 @@
             <w:noProof/>
             <w:webHidden/>
           </w:rPr>
-          <w:instrText xml:space="preserve"> PAGEREF _Toc240996540 \h </w:instrText>
+          <w:instrText xml:space="preserve"> PAGEREF _Toc240997740 \h </w:instrText>
         </w:r>
         <w:r>
           <w:rPr>
@@ -400,7 +400,7 @@
             <w:noProof/>
             <w:webHidden/>
           </w:rPr>
-          <w:t>5</w:t>
+          <w:t>7</w:t>
         </w:r>
         <w:r>
           <w:rPr>
@@ -421,14 +421,14 @@
           <w:noProof/>
         </w:rPr>
       </w:pPr>
-      <w:hyperlink w:anchor="_Toc240996541" w:history="1">
+      <w:hyperlink w:anchor="_Toc240997741" w:history="1">
         <w:r>
           <w:rPr>
             <w:rStyle w:val="aff8"/>
             <w:rFonts w:eastAsiaTheme="majorEastAsia"/>
             <w:noProof/>
           </w:rPr>
-          <w:t>1.3. Память как измеряемая величина</w:t>
+          <w:t>1.3. Повседневная работа: учитель, завуч, секретарь</w:t>
         </w:r>
         <w:r>
           <w:rPr>
@@ -449,7 +449,7 @@
             <w:noProof/>
             <w:webHidden/>
           </w:rPr>
-          <w:instrText xml:space="preserve"> PAGEREF _Toc240996541 \h </w:instrText>
+          <w:instrText xml:space="preserve"> PAGEREF _Toc240997741 \h </w:instrText>
         </w:r>
         <w:r>
           <w:rPr>
@@ -469,7 +469,7 @@
             <w:noProof/>
             <w:webHidden/>
           </w:rPr>
-          <w:t>6</w:t>
+          <w:t>7</w:t>
         </w:r>
         <w:r>
           <w:rPr>
@@ -490,14 +490,14 @@
           <w:noProof/>
         </w:rPr>
       </w:pPr>
-      <w:hyperlink w:anchor="_Toc240996542" w:history="1">
+      <w:hyperlink w:anchor="_Toc240997742" w:history="1">
         <w:r>
           <w:rPr>
             <w:rStyle w:val="aff8"/>
             <w:rFonts w:eastAsiaTheme="majorEastAsia"/>
             <w:noProof/>
           </w:rPr>
-          <w:t>1.4. Граф знаний OSTIS как носитель опыта</w:t>
+          <w:t>1.4. Что нужно для запуска</w:t>
         </w:r>
         <w:r>
           <w:rPr>
@@ -518,7 +518,7 @@
             <w:noProof/>
             <w:webHidden/>
           </w:rPr>
-          <w:instrText xml:space="preserve"> PAGEREF _Toc240996542 \h </w:instrText>
+          <w:instrText xml:space="preserve"> PAGEREF _Toc240997742 \h </w:instrText>
         </w:r>
         <w:r>
           <w:rPr>
@@ -538,7 +538,7 @@
             <w:noProof/>
             <w:webHidden/>
           </w:rPr>
-          <w:t>6</w:t>
+          <w:t>8</w:t>
         </w:r>
         <w:r>
           <w:rPr>
@@ -559,14 +559,14 @@
           <w:noProof/>
         </w:rPr>
       </w:pPr>
-      <w:hyperlink w:anchor="_Toc240996543" w:history="1">
+      <w:hyperlink w:anchor="_Toc240997743" w:history="1">
         <w:r>
           <w:rPr>
             <w:rStyle w:val="aff8"/>
             <w:rFonts w:eastAsiaTheme="majorEastAsia"/>
             <w:noProof/>
           </w:rPr>
-          <w:t>1.5. Чем наша работа отличается и куда движется</w:t>
+          <w:t>1.5. Что помощник умеет на сегодня</w:t>
         </w:r>
         <w:r>
           <w:rPr>
@@ -587,7 +587,7 @@
             <w:noProof/>
             <w:webHidden/>
           </w:rPr>
-          <w:instrText xml:space="preserve"> PAGEREF _Toc240996543 \h </w:instrText>
+          <w:instrText xml:space="preserve"> PAGEREF _Toc240997743 \h </w:instrText>
         </w:r>
         <w:r>
           <w:rPr>
@@ -607,7 +607,7 @@
             <w:noProof/>
             <w:webHidden/>
           </w:rPr>
-          <w:t>6</w:t>
+          <w:t>8</w:t>
         </w:r>
         <w:r>
           <w:rPr>
@@ -628,14 +628,14 @@
           <w:noProof/>
         </w:rPr>
       </w:pPr>
-      <w:hyperlink w:anchor="_Toc240996544" w:history="1">
+      <w:hyperlink w:anchor="_Toc240997744" w:history="1">
         <w:r>
           <w:rPr>
             <w:rStyle w:val="aff8"/>
             <w:rFonts w:eastAsiaTheme="majorEastAsia"/>
             <w:noProof/>
           </w:rPr>
-          <w:t>Глава 2. Архитектура системы</w:t>
+          <w:t>Глава 2. Как устроена система</w:t>
         </w:r>
         <w:r>
           <w:rPr>
@@ -656,7 +656,7 @@
             <w:noProof/>
             <w:webHidden/>
           </w:rPr>
-          <w:instrText xml:space="preserve"> PAGEREF _Toc240996544 \h </w:instrText>
+          <w:instrText xml:space="preserve"> PAGEREF _Toc240997744 \h </w:instrText>
         </w:r>
         <w:r>
           <w:rPr>
@@ -676,7 +676,7 @@
             <w:noProof/>
             <w:webHidden/>
           </w:rPr>
-          <w:t>7</w:t>
+          <w:t>9</w:t>
         </w:r>
         <w:r>
           <w:rPr>
@@ -697,7 +697,7 @@
           <w:noProof/>
         </w:rPr>
       </w:pPr>
-      <w:hyperlink w:anchor="_Toc240996545" w:history="1">
+      <w:hyperlink w:anchor="_Toc240997745" w:history="1">
         <w:r>
           <w:rPr>
             <w:rStyle w:val="aff8"/>
@@ -725,7 +725,7 @@
             <w:noProof/>
             <w:webHidden/>
           </w:rPr>
-          <w:instrText xml:space="preserve"> PAGEREF _Toc240996545 \h </w:instrText>
+          <w:instrText xml:space="preserve"> PAGEREF _Toc240997745 \h </w:instrText>
         </w:r>
         <w:r>
           <w:rPr>
@@ -745,7 +745,7 @@
             <w:noProof/>
             <w:webHidden/>
           </w:rPr>
-          <w:t>7</w:t>
+          <w:t>9</w:t>
         </w:r>
         <w:r>
           <w:rPr>
@@ -766,7 +766,7 @@
           <w:noProof/>
         </w:rPr>
       </w:pPr>
-      <w:hyperlink w:anchor="_Toc240996546" w:history="1">
+      <w:hyperlink w:anchor="_Toc240997746" w:history="1">
         <w:r>
           <w:rPr>
             <w:rStyle w:val="aff8"/>
@@ -794,7 +794,7 @@
             <w:noProof/>
             <w:webHidden/>
           </w:rPr>
-          <w:instrText xml:space="preserve"> PAGEREF _Toc240996546 \h </w:instrText>
+          <w:instrText xml:space="preserve"> PAGEREF _Toc240997746 \h </w:instrText>
         </w:r>
         <w:r>
           <w:rPr>
@@ -814,7 +814,7 @@
             <w:noProof/>
             <w:webHidden/>
           </w:rPr>
-          <w:t>7</w:t>
+          <w:t>9</w:t>
         </w:r>
         <w:r>
           <w:rPr>
@@ -835,7 +835,7 @@
           <w:noProof/>
         </w:rPr>
       </w:pPr>
-      <w:hyperlink w:anchor="_Toc240996547" w:history="1">
+      <w:hyperlink w:anchor="_Toc240997747" w:history="1">
         <w:r>
           <w:rPr>
             <w:rStyle w:val="aff8"/>
@@ -863,7 +863,7 @@
             <w:noProof/>
             <w:webHidden/>
           </w:rPr>
-          <w:instrText xml:space="preserve"> PAGEREF _Toc240996547 \h </w:instrText>
+          <w:instrText xml:space="preserve"> PAGEREF _Toc240997747 \h </w:instrText>
         </w:r>
         <w:r>
           <w:rPr>
@@ -883,7 +883,7 @@
             <w:noProof/>
             <w:webHidden/>
           </w:rPr>
-          <w:t>8</w:t>
+          <w:t>10</w:t>
         </w:r>
         <w:r>
           <w:rPr>
@@ -904,7 +904,7 @@
           <w:noProof/>
         </w:rPr>
       </w:pPr>
-      <w:hyperlink w:anchor="_Toc240996548" w:history="1">
+      <w:hyperlink w:anchor="_Toc240997748" w:history="1">
         <w:r>
           <w:rPr>
             <w:rStyle w:val="aff8"/>
@@ -932,7 +932,7 @@
             <w:noProof/>
             <w:webHidden/>
           </w:rPr>
-          <w:instrText xml:space="preserve"> PAGEREF _Toc240996548 \h </w:instrText>
+          <w:instrText xml:space="preserve"> PAGEREF _Toc240997748 \h </w:instrText>
         </w:r>
         <w:r>
           <w:rPr>
@@ -952,7 +952,7 @@
             <w:noProof/>
             <w:webHidden/>
           </w:rPr>
-          <w:t>8</w:t>
+          <w:t>10</w:t>
         </w:r>
         <w:r>
           <w:rPr>
@@ -973,7 +973,7 @@
           <w:noProof/>
         </w:rPr>
       </w:pPr>
-      <w:hyperlink w:anchor="_Toc240996549" w:history="1">
+      <w:hyperlink w:anchor="_Toc240997749" w:history="1">
         <w:r>
           <w:rPr>
             <w:rStyle w:val="aff8"/>
@@ -1001,7 +1001,7 @@
             <w:noProof/>
             <w:webHidden/>
           </w:rPr>
-          <w:instrText xml:space="preserve"> PAGEREF _Toc240996549 \h </w:instrText>
+          <w:instrText xml:space="preserve"> PAGEREF _Toc240997749 \h </w:instrText>
         </w:r>
         <w:r>
           <w:rPr>
@@ -1021,7 +1021,7 @@
             <w:noProof/>
             <w:webHidden/>
           </w:rPr>
-          <w:t>8</w:t>
+          <w:t>10</w:t>
         </w:r>
         <w:r>
           <w:rPr>
@@ -1042,14 +1042,14 @@
           <w:noProof/>
         </w:rPr>
       </w:pPr>
-      <w:hyperlink w:anchor="_Toc240996550" w:history="1">
+      <w:hyperlink w:anchor="_Toc240997750" w:history="1">
         <w:r>
           <w:rPr>
             <w:rStyle w:val="aff8"/>
             <w:rFonts w:eastAsiaTheme="majorEastAsia"/>
             <w:noProof/>
           </w:rPr>
-          <w:t>Глава 3. Практическое применение</w:t>
+          <w:t>Глава 3. Метод измерения и результаты</w:t>
         </w:r>
         <w:r>
           <w:rPr>
@@ -1070,7 +1070,7 @@
             <w:noProof/>
             <w:webHidden/>
           </w:rPr>
-          <w:instrText xml:space="preserve"> PAGEREF _Toc240996550 \h </w:instrText>
+          <w:instrText xml:space="preserve"> PAGEREF _Toc240997750 \h </w:instrText>
         </w:r>
         <w:r>
           <w:rPr>
@@ -1090,7 +1090,7 @@
             <w:noProof/>
             <w:webHidden/>
           </w:rPr>
-          <w:t>9</w:t>
+          <w:t>11</w:t>
         </w:r>
         <w:r>
           <w:rPr>
@@ -1111,14 +1111,14 @@
           <w:noProof/>
         </w:rPr>
       </w:pPr>
-      <w:hyperlink w:anchor="_Toc240996551" w:history="1">
+      <w:hyperlink w:anchor="_Toc240997751" w:history="1">
         <w:r>
           <w:rPr>
             <w:rStyle w:val="aff8"/>
             <w:rFonts w:eastAsiaTheme="majorEastAsia"/>
             <w:noProof/>
           </w:rPr>
-          <w:t>3.1. Чем эта система отличается от чата с языковой моделью</w:t>
+          <w:t>3.1. Как измеряется улучшение</w:t>
         </w:r>
         <w:r>
           <w:rPr>
@@ -1139,7 +1139,7 @@
             <w:noProof/>
             <w:webHidden/>
           </w:rPr>
-          <w:instrText xml:space="preserve"> PAGEREF _Toc240996551 \h </w:instrText>
+          <w:instrText xml:space="preserve"> PAGEREF _Toc240997751 \h </w:instrText>
         </w:r>
         <w:r>
           <w:rPr>
@@ -1159,7 +1159,7 @@
             <w:noProof/>
             <w:webHidden/>
           </w:rPr>
-          <w:t>9</w:t>
+          <w:t>11</w:t>
         </w:r>
         <w:r>
           <w:rPr>
@@ -1180,14 +1180,14 @@
           <w:noProof/>
         </w:rPr>
       </w:pPr>
-      <w:hyperlink w:anchor="_Toc240996552" w:history="1">
+      <w:hyperlink w:anchor="_Toc240997752" w:history="1">
         <w:r>
           <w:rPr>
             <w:rStyle w:val="aff8"/>
             <w:rFonts w:eastAsiaTheme="majorEastAsia"/>
             <w:noProof/>
           </w:rPr>
-          <w:t>3.2. Долгий проект: агент, который не бросает работу</w:t>
+          <w:t>3.2. Сон в детерминированных мирах</w:t>
         </w:r>
         <w:r>
           <w:rPr>
@@ -1208,7 +1208,7 @@
             <w:noProof/>
             <w:webHidden/>
           </w:rPr>
-          <w:instrText xml:space="preserve"> PAGEREF _Toc240996552 \h </w:instrText>
+          <w:instrText xml:space="preserve"> PAGEREF _Toc240997752 \h </w:instrText>
         </w:r>
         <w:r>
           <w:rPr>
@@ -1228,7 +1228,7 @@
             <w:noProof/>
             <w:webHidden/>
           </w:rPr>
-          <w:t>9</w:t>
+          <w:t>11</w:t>
         </w:r>
         <w:r>
           <w:rPr>
@@ -1249,14 +1249,14 @@
           <w:noProof/>
         </w:rPr>
       </w:pPr>
-      <w:hyperlink w:anchor="_Toc240996553" w:history="1">
+      <w:hyperlink w:anchor="_Toc240997753" w:history="1">
         <w:r>
           <w:rPr>
             <w:rStyle w:val="aff8"/>
             <w:rFonts w:eastAsiaTheme="majorEastAsia"/>
             <w:noProof/>
           </w:rPr>
-          <w:t>3.3. Повседневная работа: учитель, завуч, секретарь</w:t>
+          <w:t>3.3. Что сохраняет граф знаний</w:t>
         </w:r>
         <w:r>
           <w:rPr>
@@ -1277,7 +1277,7 @@
             <w:noProof/>
             <w:webHidden/>
           </w:rPr>
-          <w:instrText xml:space="preserve"> PAGEREF _Toc240996553 \h </w:instrText>
+          <w:instrText xml:space="preserve"> PAGEREF _Toc240997753 \h </w:instrText>
         </w:r>
         <w:r>
           <w:rPr>
@@ -1297,7 +1297,7 @@
             <w:noProof/>
             <w:webHidden/>
           </w:rPr>
-          <w:t>10</w:t>
+          <w:t>12</w:t>
         </w:r>
         <w:r>
           <w:rPr>
@@ -1318,14 +1318,14 @@
           <w:noProof/>
         </w:rPr>
       </w:pPr>
-      <w:hyperlink w:anchor="_Toc240996554" w:history="1">
+      <w:hyperlink w:anchor="_Toc240997754" w:history="1">
         <w:r>
           <w:rPr>
             <w:rStyle w:val="aff8"/>
             <w:rFonts w:eastAsiaTheme="majorEastAsia"/>
             <w:noProof/>
           </w:rPr>
-          <w:t>3.4. Что нужно для запуска</w:t>
+          <w:t>3.4. Поиск по обвязке: одиннадцать раундов</w:t>
         </w:r>
         <w:r>
           <w:rPr>
@@ -1346,7 +1346,7 @@
             <w:noProof/>
             <w:webHidden/>
           </w:rPr>
-          <w:instrText xml:space="preserve"> PAGEREF _Toc240996554 \h </w:instrText>
+          <w:instrText xml:space="preserve"> PAGEREF _Toc240997754 \h </w:instrText>
         </w:r>
         <w:r>
           <w:rPr>
@@ -1366,7 +1366,7 @@
             <w:noProof/>
             <w:webHidden/>
           </w:rPr>
-          <w:t>11</w:t>
+          <w:t>12</w:t>
         </w:r>
         <w:r>
           <w:rPr>
@@ -1387,14 +1387,14 @@
           <w:noProof/>
         </w:rPr>
       </w:pPr>
-      <w:hyperlink w:anchor="_Toc240996555" w:history="1">
+      <w:hyperlink w:anchor="_Toc240997755" w:history="1">
         <w:r>
           <w:rPr>
             <w:rStyle w:val="aff8"/>
             <w:rFonts w:eastAsiaTheme="majorEastAsia"/>
             <w:noProof/>
           </w:rPr>
-          <w:t>3.5. Как система встраивается в готовую обвязку</w:t>
+          <w:t>3.5. Живой цикл: что подтверждено в графе</w:t>
         </w:r>
         <w:r>
           <w:rPr>
@@ -1415,7 +1415,7 @@
             <w:noProof/>
             <w:webHidden/>
           </w:rPr>
-          <w:instrText xml:space="preserve"> PAGEREF _Toc240996555 \h </w:instrText>
+          <w:instrText xml:space="preserve"> PAGEREF _Toc240997755 \h </w:instrText>
         </w:r>
         <w:r>
           <w:rPr>
@@ -1435,7 +1435,7 @@
             <w:noProof/>
             <w:webHidden/>
           </w:rPr>
-          <w:t>11</w:t>
+          <w:t>13</w:t>
         </w:r>
         <w:r>
           <w:rPr>
@@ -1456,14 +1456,14 @@
           <w:noProof/>
         </w:rPr>
       </w:pPr>
-      <w:hyperlink w:anchor="_Toc240996556" w:history="1">
+      <w:hyperlink w:anchor="_Toc240997756" w:history="1">
         <w:r>
           <w:rPr>
             <w:rStyle w:val="aff8"/>
             <w:rFonts w:eastAsiaTheme="majorEastAsia"/>
             <w:noProof/>
           </w:rPr>
-          <w:t>Глава 4. Метод измерения и результаты</w:t>
+          <w:t>Заключение</w:t>
         </w:r>
         <w:r>
           <w:rPr>
@@ -1484,7 +1484,7 @@
             <w:noProof/>
             <w:webHidden/>
           </w:rPr>
-          <w:instrText xml:space="preserve"> PAGEREF _Toc240996556 \h </w:instrText>
+          <w:instrText xml:space="preserve"> PAGEREF _Toc240997756 \h </w:instrText>
         </w:r>
         <w:r>
           <w:rPr>
@@ -1504,352 +1504,7 @@
             <w:noProof/>
             <w:webHidden/>
           </w:rPr>
-          <w:t>12</w:t>
-        </w:r>
-        <w:r>
-          <w:rPr>
-            <w:noProof/>
-            <w:webHidden/>
-          </w:rPr>
-          <w:fldChar w:fldCharType="end"/>
-        </w:r>
-      </w:hyperlink>
-    </w:p>
-    <w:p>
-      <w:pPr>
-        <w:pStyle w:val="2c"/>
-        <w:tabs>
-          <w:tab w:val="right" w:leader="dot" w:pos="9628"/>
-        </w:tabs>
-        <w:rPr>
-          <w:noProof/>
-        </w:rPr>
-      </w:pPr>
-      <w:hyperlink w:anchor="_Toc240996557" w:history="1">
-        <w:r>
-          <w:rPr>
-            <w:rStyle w:val="aff8"/>
-            <w:rFonts w:eastAsiaTheme="majorEastAsia"/>
-            <w:noProof/>
-          </w:rPr>
-          <w:t>4.1. Как измеряется улучшение</w:t>
-        </w:r>
-        <w:r>
-          <w:rPr>
-            <w:noProof/>
-            <w:webHidden/>
-          </w:rPr>
-          <w:tab/>
-        </w:r>
-        <w:r>
-          <w:rPr>
-            <w:noProof/>
-            <w:webHidden/>
-          </w:rPr>
-          <w:fldChar w:fldCharType="begin"/>
-        </w:r>
-        <w:r>
-          <w:rPr>
-            <w:noProof/>
-            <w:webHidden/>
-          </w:rPr>
-          <w:instrText xml:space="preserve"> PAGEREF _Toc240996557 \h </w:instrText>
-        </w:r>
-        <w:r>
-          <w:rPr>
-            <w:noProof/>
-            <w:webHidden/>
-          </w:rPr>
-        </w:r>
-        <w:r>
-          <w:rPr>
-            <w:noProof/>
-            <w:webHidden/>
-          </w:rPr>
-          <w:fldChar w:fldCharType="separate"/>
-        </w:r>
-        <w:r>
-          <w:rPr>
-            <w:noProof/>
-            <w:webHidden/>
-          </w:rPr>
-          <w:t>12</w:t>
-        </w:r>
-        <w:r>
-          <w:rPr>
-            <w:noProof/>
-            <w:webHidden/>
-          </w:rPr>
-          <w:fldChar w:fldCharType="end"/>
-        </w:r>
-      </w:hyperlink>
-    </w:p>
-    <w:p>
-      <w:pPr>
-        <w:pStyle w:val="2c"/>
-        <w:tabs>
-          <w:tab w:val="right" w:leader="dot" w:pos="9628"/>
-        </w:tabs>
-        <w:rPr>
-          <w:noProof/>
-        </w:rPr>
-      </w:pPr>
-      <w:hyperlink w:anchor="_Toc240996558" w:history="1">
-        <w:r>
-          <w:rPr>
-            <w:rStyle w:val="aff8"/>
-            <w:rFonts w:eastAsiaTheme="majorEastAsia"/>
-            <w:noProof/>
-          </w:rPr>
-          <w:t>4.2. Сон в детерминированных мирах</w:t>
-        </w:r>
-        <w:r>
-          <w:rPr>
-            <w:noProof/>
-            <w:webHidden/>
-          </w:rPr>
-          <w:tab/>
-        </w:r>
-        <w:r>
-          <w:rPr>
-            <w:noProof/>
-            <w:webHidden/>
-          </w:rPr>
-          <w:fldChar w:fldCharType="begin"/>
-        </w:r>
-        <w:r>
-          <w:rPr>
-            <w:noProof/>
-            <w:webHidden/>
-          </w:rPr>
-          <w:instrText xml:space="preserve"> PAGEREF _Toc240996558 \h </w:instrText>
-        </w:r>
-        <w:r>
-          <w:rPr>
-            <w:noProof/>
-            <w:webHidden/>
-          </w:rPr>
-        </w:r>
-        <w:r>
-          <w:rPr>
-            <w:noProof/>
-            <w:webHidden/>
-          </w:rPr>
-          <w:fldChar w:fldCharType="separate"/>
-        </w:r>
-        <w:r>
-          <w:rPr>
-            <w:noProof/>
-            <w:webHidden/>
-          </w:rPr>
-          <w:t>12</w:t>
-        </w:r>
-        <w:r>
-          <w:rPr>
-            <w:noProof/>
-            <w:webHidden/>
-          </w:rPr>
-          <w:fldChar w:fldCharType="end"/>
-        </w:r>
-      </w:hyperlink>
-    </w:p>
-    <w:p>
-      <w:pPr>
-        <w:pStyle w:val="2c"/>
-        <w:tabs>
-          <w:tab w:val="right" w:leader="dot" w:pos="9628"/>
-        </w:tabs>
-        <w:rPr>
-          <w:noProof/>
-        </w:rPr>
-      </w:pPr>
-      <w:hyperlink w:anchor="_Toc240996559" w:history="1">
-        <w:r>
-          <w:rPr>
-            <w:rStyle w:val="aff8"/>
-            <w:rFonts w:eastAsiaTheme="majorEastAsia"/>
-            <w:noProof/>
-          </w:rPr>
-          <w:t>4.3. Что сохраняет граф знаний</w:t>
-        </w:r>
-        <w:r>
-          <w:rPr>
-            <w:noProof/>
-            <w:webHidden/>
-          </w:rPr>
-          <w:tab/>
-        </w:r>
-        <w:r>
-          <w:rPr>
-            <w:noProof/>
-            <w:webHidden/>
-          </w:rPr>
-          <w:fldChar w:fldCharType="begin"/>
-        </w:r>
-        <w:r>
-          <w:rPr>
-            <w:noProof/>
-            <w:webHidden/>
-          </w:rPr>
-          <w:instrText xml:space="preserve"> PAGEREF _Toc240996559 \h </w:instrText>
-        </w:r>
-        <w:r>
-          <w:rPr>
-            <w:noProof/>
-            <w:webHidden/>
-          </w:rPr>
-        </w:r>
-        <w:r>
-          <w:rPr>
-            <w:noProof/>
-            <w:webHidden/>
-          </w:rPr>
-          <w:fldChar w:fldCharType="separate"/>
-        </w:r>
-        <w:r>
-          <w:rPr>
-            <w:noProof/>
-            <w:webHidden/>
-          </w:rPr>
           <w:t>13</w:t>
-        </w:r>
-        <w:r>
-          <w:rPr>
-            <w:noProof/>
-            <w:webHidden/>
-          </w:rPr>
-          <w:fldChar w:fldCharType="end"/>
-        </w:r>
-      </w:hyperlink>
-    </w:p>
-    <w:p>
-      <w:pPr>
-        <w:pStyle w:val="2c"/>
-        <w:tabs>
-          <w:tab w:val="right" w:leader="dot" w:pos="9628"/>
-        </w:tabs>
-        <w:rPr>
-          <w:noProof/>
-        </w:rPr>
-      </w:pPr>
-      <w:hyperlink w:anchor="_Toc240996560" w:history="1">
-        <w:r>
-          <w:rPr>
-            <w:rStyle w:val="aff8"/>
-            <w:rFonts w:eastAsiaTheme="majorEastAsia"/>
-            <w:noProof/>
-          </w:rPr>
-          <w:t>4.4. Поиск по обвязке: одиннадцать раундов</w:t>
-        </w:r>
-        <w:r>
-          <w:rPr>
-            <w:noProof/>
-            <w:webHidden/>
-          </w:rPr>
-          <w:tab/>
-        </w:r>
-        <w:r>
-          <w:rPr>
-            <w:noProof/>
-            <w:webHidden/>
-          </w:rPr>
-          <w:fldChar w:fldCharType="begin"/>
-        </w:r>
-        <w:r>
-          <w:rPr>
-            <w:noProof/>
-            <w:webHidden/>
-          </w:rPr>
-          <w:instrText xml:space="preserve"> PAGEREF _Toc240996560 \h </w:instrText>
-        </w:r>
-        <w:r>
-          <w:rPr>
-            <w:noProof/>
-            <w:webHidden/>
-          </w:rPr>
-        </w:r>
-        <w:r>
-          <w:rPr>
-            <w:noProof/>
-            <w:webHidden/>
-          </w:rPr>
-          <w:fldChar w:fldCharType="separate"/>
-        </w:r>
-        <w:r>
-          <w:rPr>
-            <w:noProof/>
-            <w:webHidden/>
-          </w:rPr>
-          <w:t>13</w:t>
-        </w:r>
-        <w:r>
-          <w:rPr>
-            <w:noProof/>
-            <w:webHidden/>
-          </w:rPr>
-          <w:fldChar w:fldCharType="end"/>
-        </w:r>
-      </w:hyperlink>
-    </w:p>
-    <w:p>
-      <w:pPr>
-        <w:pStyle w:val="2c"/>
-        <w:tabs>
-          <w:tab w:val="right" w:leader="dot" w:pos="9628"/>
-        </w:tabs>
-        <w:rPr>
-          <w:noProof/>
-        </w:rPr>
-      </w:pPr>
-      <w:hyperlink w:anchor="_Toc240996561" w:history="1">
-        <w:r>
-          <w:rPr>
-            <w:rStyle w:val="aff8"/>
-            <w:rFonts w:eastAsiaTheme="majorEastAsia"/>
-            <w:noProof/>
-          </w:rPr>
-          <w:t>4.5. Живой цикл: что подтверждено в графе</w:t>
-        </w:r>
-        <w:r>
-          <w:rPr>
-            <w:noProof/>
-            <w:webHidden/>
-          </w:rPr>
-          <w:tab/>
-        </w:r>
-        <w:r>
-          <w:rPr>
-            <w:noProof/>
-            <w:webHidden/>
-          </w:rPr>
-          <w:fldChar w:fldCharType="begin"/>
-        </w:r>
-        <w:r>
-          <w:rPr>
-            <w:noProof/>
-            <w:webHidden/>
-          </w:rPr>
-          <w:instrText xml:space="preserve"> PAGEREF _Toc240996561 \h </w:instrText>
-        </w:r>
-        <w:r>
-          <w:rPr>
-            <w:noProof/>
-            <w:webHidden/>
-          </w:rPr>
-        </w:r>
-        <w:r>
-          <w:rPr>
-            <w:noProof/>
-            <w:webHidden/>
-          </w:rPr>
-          <w:fldChar w:fldCharType="separate"/>
-        </w:r>
-        <w:r>
-          <w:rPr>
-            <w:noProof/>
-            <w:webHidden/>
-          </w:rPr>
-          <w:t>14</w:t>
         </w:r>
         <w:r>
           <w:rPr>
@@ -1870,14 +1525,14 @@
           <w:noProof/>
         </w:rPr>
       </w:pPr>
-      <w:hyperlink w:anchor="_Toc240996562" w:history="1">
+      <w:hyperlink w:anchor="_Toc240997757" w:history="1">
         <w:r>
           <w:rPr>
             <w:rStyle w:val="aff8"/>
             <w:rFonts w:eastAsiaTheme="majorEastAsia"/>
             <w:noProof/>
           </w:rPr>
-          <w:t>Заключение</w:t>
+          <w:t>Список использованных источников</w:t>
         </w:r>
         <w:r>
           <w:rPr>
@@ -1898,7 +1553,7 @@
             <w:noProof/>
             <w:webHidden/>
           </w:rPr>
-          <w:instrText xml:space="preserve"> PAGEREF _Toc240996562 \h </w:instrText>
+          <w:instrText xml:space="preserve"> PAGEREF _Toc240997757 \h </w:instrText>
         </w:r>
         <w:r>
           <w:rPr>
@@ -1918,7 +1573,7 @@
             <w:noProof/>
             <w:webHidden/>
           </w:rPr>
-          <w:t>15</w:t>
+          <w:t>14</w:t>
         </w:r>
         <w:r>
           <w:rPr>
@@ -1939,14 +1594,14 @@
           <w:noProof/>
         </w:rPr>
       </w:pPr>
-      <w:hyperlink w:anchor="_Toc240996563" w:history="1">
+      <w:hyperlink w:anchor="_Toc240997758" w:history="1">
         <w:r>
           <w:rPr>
             <w:rStyle w:val="aff8"/>
             <w:rFonts w:eastAsiaTheme="majorEastAsia"/>
             <w:noProof/>
           </w:rPr>
-          <w:t>Список использованных источников</w:t>
+          <w:t>Приложение А. Замер памяти на публичном наборе LongMemEval</w:t>
         </w:r>
         <w:r>
           <w:rPr>
@@ -1967,7 +1622,7 @@
             <w:noProof/>
             <w:webHidden/>
           </w:rPr>
-          <w:instrText xml:space="preserve"> PAGEREF _Toc240996563 \h </w:instrText>
+          <w:instrText xml:space="preserve"> PAGEREF _Toc240997758 \h </w:instrText>
         </w:r>
         <w:r>
           <w:rPr>
@@ -2008,14 +1663,14 @@
           <w:noProof/>
         </w:rPr>
       </w:pPr>
-      <w:hyperlink w:anchor="_Toc240996564" w:history="1">
+      <w:hyperlink w:anchor="_Toc240997759" w:history="1">
         <w:r>
           <w:rPr>
             <w:rStyle w:val="aff8"/>
             <w:rFonts w:eastAsiaTheme="majorEastAsia"/>
             <w:noProof/>
           </w:rPr>
-          <w:t>Приложение А. Замер памяти на публичном наборе LongMemEval</w:t>
+          <w:t>Приложение Б. Раунды поиска по обвязке</w:t>
         </w:r>
         <w:r>
           <w:rPr>
@@ -2036,7 +1691,7 @@
             <w:noProof/>
             <w:webHidden/>
           </w:rPr>
-          <w:instrText xml:space="preserve"> PAGEREF _Toc240996564 \h </w:instrText>
+          <w:instrText xml:space="preserve"> PAGEREF _Toc240997759 \h </w:instrText>
         </w:r>
         <w:r>
           <w:rPr>
@@ -2056,7 +1711,7 @@
             <w:noProof/>
             <w:webHidden/>
           </w:rPr>
-          <w:t>17</w:t>
+          <w:t>18</w:t>
         </w:r>
         <w:r>
           <w:rPr>
@@ -2077,14 +1732,14 @@
           <w:noProof/>
         </w:rPr>
       </w:pPr>
-      <w:hyperlink w:anchor="_Toc240996565" w:history="1">
+      <w:hyperlink w:anchor="_Toc240997760" w:history="1">
         <w:r>
           <w:rPr>
             <w:rStyle w:val="aff8"/>
             <w:rFonts w:eastAsiaTheme="majorEastAsia"/>
             <w:noProof/>
           </w:rPr>
-          <w:t>Приложение Б. Раунды поиска по обвязке</w:t>
+          <w:t>Приложение В. Как проверить числа работы</w:t>
         </w:r>
         <w:r>
           <w:rPr>
@@ -2105,7 +1760,7 @@
             <w:noProof/>
             <w:webHidden/>
           </w:rPr>
-          <w:instrText xml:space="preserve"> PAGEREF _Toc240996565 \h </w:instrText>
+          <w:instrText xml:space="preserve"> PAGEREF _Toc240997760 \h </w:instrText>
         </w:r>
         <w:r>
           <w:rPr>
@@ -2146,14 +1801,14 @@
           <w:noProof/>
         </w:rPr>
       </w:pPr>
-      <w:hyperlink w:anchor="_Toc240996566" w:history="1">
+      <w:hyperlink w:anchor="_Toc240997761" w:history="1">
         <w:r>
           <w:rPr>
             <w:rStyle w:val="aff8"/>
             <w:rFonts w:eastAsiaTheme="majorEastAsia"/>
             <w:noProof/>
           </w:rPr>
-          <w:t>Приложение В. Как проверить числа работы</w:t>
+          <w:t>Приложение Г. Рисунки панели управления</w:t>
         </w:r>
         <w:r>
           <w:rPr>
@@ -2174,7 +1829,7 @@
             <w:noProof/>
             <w:webHidden/>
           </w:rPr>
-          <w:instrText xml:space="preserve"> PAGEREF _Toc240996566 \h </w:instrText>
+          <w:instrText xml:space="preserve"> PAGEREF _Toc240997761 \h </w:instrText>
         </w:r>
         <w:r>
           <w:rPr>
@@ -2195,75 +1850,6 @@
             <w:webHidden/>
           </w:rPr>
           <w:t>20</w:t>
-        </w:r>
-        <w:r>
-          <w:rPr>
-            <w:noProof/>
-            <w:webHidden/>
-          </w:rPr>
-          <w:fldChar w:fldCharType="end"/>
-        </w:r>
-      </w:hyperlink>
-    </w:p>
-    <w:p>
-      <w:pPr>
-        <w:pStyle w:val="14"/>
-        <w:tabs>
-          <w:tab w:val="right" w:leader="dot" w:pos="9628"/>
-        </w:tabs>
-        <w:rPr>
-          <w:noProof/>
-        </w:rPr>
-      </w:pPr>
-      <w:hyperlink w:anchor="_Toc240996567" w:history="1">
-        <w:r>
-          <w:rPr>
-            <w:rStyle w:val="aff8"/>
-            <w:rFonts w:eastAsiaTheme="majorEastAsia"/>
-            <w:noProof/>
-          </w:rPr>
-          <w:t>Приложение Г. Рисунки панели управления</w:t>
-        </w:r>
-        <w:r>
-          <w:rPr>
-            <w:noProof/>
-            <w:webHidden/>
-          </w:rPr>
-          <w:tab/>
-        </w:r>
-        <w:r>
-          <w:rPr>
-            <w:noProof/>
-            <w:webHidden/>
-          </w:rPr>
-          <w:fldChar w:fldCharType="begin"/>
-        </w:r>
-        <w:r>
-          <w:rPr>
-            <w:noProof/>
-            <w:webHidden/>
-          </w:rPr>
-          <w:instrText xml:space="preserve"> PAGEREF _Toc240996567 \h </w:instrText>
-        </w:r>
-        <w:r>
-          <w:rPr>
-            <w:noProof/>
-            <w:webHidden/>
-          </w:rPr>
-        </w:r>
-        <w:r>
-          <w:rPr>
-            <w:noProof/>
-            <w:webHidden/>
-          </w:rPr>
-          <w:fldChar w:fldCharType="separate"/>
-        </w:r>
-        <w:r>
-          <w:rPr>
-            <w:noProof/>
-            <w:webHidden/>
-          </w:rPr>
-          <w:t>21</w:t>
         </w:r>
         <w:r>
           <w:rPr>
@@ -2306,42 +1892,42 @@
     </w:p>
     <w:p>
       <w:r>
-        <w:t>Работа посвящена агентным системам: программам, в которых языковая модель сама вызывает инструменты, читает файлы, правит код и запускает проверки. Накопленный опыт в них не сохраняется пригодным для повторного использо</w:t>
-      </w:r>
-      <w:r>
-        <w:t>вания: каждый запуск начинается заново, а улучшение приходится искать повторными прогонами.</w:t>
+        <w:t>Работа посвящена автономному помощнику: программе, в которой языковая модель сама вызывает инструменты, читает файлы, правит код и запускает проверки. Опыт, накопленный такой системой, обычно не сохран</w:t>
+      </w:r>
+      <w:r>
+        <w:t>яется пригодным для повторного использования: каждый запуск начинается заново, а улучшение приходится искать повторными прогонами.</w:t>
       </w:r>
     </w:p>
     <w:p>
       <w:r>
-        <w:t xml:space="preserve">Цель: хранить опыт агента как типизированные записи в графе знаний, использовать их для самоулучшения и измерять результат так, чтобы каждое число воспроизводилось </w:t>
-      </w:r>
-      <w:r>
-        <w:t>из артефакта на диске.</w:t>
+        <w:t>Цель: хранить опыт агента как типизированные записи в графе знаний, использовать их для самоулучшения и измерять результат та</w:t>
+      </w:r>
+      <w:r>
+        <w:t>к, чтобы каждое число воспроизводилось из артефакта на диске.</w:t>
       </w:r>
     </w:p>
     <w:p>
       <w:r>
-        <w:t>Методы: модельный мир и точный повтор по записям вместо повторного исполнения среды; поиск по обвязке реального кодирующего агента; набор LongMemEval для сравнения видов памяти; измерение в рабочем режиме с повторами.</w:t>
+        <w:t>Методы: модельный мир и точный повтор по записям вместо повторного исполнения среды; поиск по обвязке реального кодирующего агента; набор LongMemEval для сравнения видов памяти; измерение в рабо</w:t>
+      </w:r>
+      <w:r>
+        <w:t>чем режиме с повторами.</w:t>
       </w:r>
     </w:p>
     <w:p>
       <w:r>
-        <w:t>Результаты: вос</w:t>
-      </w:r>
-      <w:r>
-        <w:t>емь из восьми зёрен мира улучшились после одного цикла самоулучшения (от +14,7 до +114,9); из 29 предложенных улучшений обвязки 19 отклонены по записям без запуска среды, одно развёрнуто и дало переносимую экономию запросов (минус 13,3 процента на поисково</w:t>
-      </w:r>
-      <w:r>
-        <w:t>м наборе, минус 28,5 на отложенном); память в графе сохраняет порядок и происхождение записей там, где плоский журнал их теряет; цикл переживает перезапуск процесса.</w:t>
+        <w:t>Результаты: восемь из восьми зёрен мира улучшились после одного цикла самоулучшения (от +14,7 до +114,9); из 29 предложенных улучшений обвязки 19 отклонены по записям без запуска среды, одно развёрнуто и дало переносимую экономию за</w:t>
+      </w:r>
+      <w:r>
+        <w:t>просов (минус 13,3 процента на поисковом наборе, минус 28,5 на отложенном); память в графе сохраняет порядок и происхождение записей там, где плоский журнал их теряет; цикл переживает перезапуск процесса.</w:t>
       </w:r>
     </w:p>
     <w:p>
       <w:r>
-        <w:t>Практическое значение: система работает как помощник, а не только как стенд для измерения;</w:t>
-      </w:r>
-      <w:r>
-        <w:t xml:space="preserve"> разобраны два сценария применения.</w:t>
+        <w:t>Практическое значение: система работает как помощни</w:t>
+      </w:r>
+      <w:r>
+        <w:t>к, а не только как стенд для измерения; разобраны два сценария применения.</w:t>
       </w:r>
     </w:p>
     <w:p>
@@ -2358,7 +1944,7 @@
       <w:pPr>
         <w:pStyle w:val="1"/>
       </w:pPr>
-      <w:bookmarkStart w:id="1" w:name="_Toc240996537"/>
+      <w:bookmarkStart w:id="1" w:name="_Toc240997737"/>
       <w:r>
         <w:rPr>
           <w:rFonts w:ascii="Times New Roman" w:hAnsi="Times New Roman"/>
@@ -2376,7 +1962,7 @@
         <w:t>Тема работы.</w:t>
       </w:r>
       <w:r>
-        <w:t xml:space="preserve"> Самоулучшение агента по записям в графе знаний на примере системы Oneiro-OSTIS.</w:t>
+        <w:t xml:space="preserve"> Автономный помощник, который учится на записях собственного опыта, на примере системы Oneiro-OSTIS.</w:t>
       </w:r>
     </w:p>
     <w:p>
@@ -2401,13 +1987,75 @@
         <w:rPr>
           <w:b/>
         </w:rPr>
+        <w:t>Обзор работ и место нашей работы.</w:t>
+      </w:r>
+      <w:r>
+        <w:t xml:space="preserve"> Самоулучшение агентов изучают на двух уровнях. Первый касается самой модели: её весов, данных об</w:t>
+      </w:r>
+      <w:r>
+        <w:t>учения, процедуры дообучения. Второй, менее заметный и гораздо более доступный для школьного исследования, касается обвязки: кода вокруг модели, который решает, что модели показать, что сохранить и когда остановиться. Наша работа относится ко второму уровн</w:t>
+      </w:r>
+      <w:r>
+        <w:t>ю и добавляет к нему память: изменения отбираются по записанному опыту, а не по ощущению.</w:t>
+      </w:r>
+    </w:p>
+    <w:p>
+      <w:r>
+        <w:t>Четыре статьи задают рамку, в которой мы работаем. Dream-RSI показывает, что накопленная история уже является симулятором мира, поэтому стратегии можно искать на запи</w:t>
+      </w:r>
+      <w:r>
+        <w:t>сях, не запуская среду заново. Meta-Harness показывает, что объект поиска это обвязка агента, а не политика модели, и что предложитель, которому дают полные траектории, работает лучше того, кому дают краткие пересказы, поэтому записи мы храним целиком. SoL</w:t>
+      </w:r>
+      <w:r>
+        <w:t>-Pi задаёт два правила, перенесённых в наш цикл: приёмка фиксируется до поиска, и часть задач держится вне поискового набора. GAVEL показывает в робототехнике, что явная символьная модель позволяет проверять и починять планы почти бесплатно, оставляя модел</w:t>
+      </w:r>
+      <w:r>
+        <w:t>и только ошибки, требующие смыслового вывода: 3,4 запроса против одной проверки. Это то же разделение обязанностей, что у нас между судьёй по записям и измерением в рабочем режиме.</w:t>
+      </w:r>
+    </w:p>
+    <w:p>
+      <w:r>
+        <w:t>Утверждение «структурированная память лучше плоской» проверяемо только на п</w:t>
+      </w:r>
+      <w:r>
+        <w:t>убличном наборе. Такой набор есть: LongMemEval, 500 вопросов к долговременной памяти диалогового ассистента, с протоколом автоматической проверки ответа отдельной моделью. Мы используем их протокол, а не собственный, чтобы результат можно было сравнить с о</w:t>
+      </w:r>
+      <w:r>
+        <w:t>публикованным.</w:t>
+      </w:r>
+    </w:p>
+    <w:p>
+      <w:r>
+        <w:t>Носителем опыта выбран граф знаний OSTIS. В этой технологии база знаний является самой программой: элементы знаний, отношения между ними и обрабатывающие их агенты живут в одном семантическом графе. Поэтому типизированные связи времени и про</w:t>
+      </w:r>
+      <w:r>
+        <w:t>исхождения оказываются частью структуры, онтология расширяется без пересборки, а накопленное можно открыть и посмотреть человеку.</w:t>
+      </w:r>
+    </w:p>
+    <w:p>
+      <w:r>
+        <w:lastRenderedPageBreak/>
+        <w:t>Отличие нашей работы и её границы. Дерево опыта у нас это типизированный семантический граф с онтологией и запросами к связям,</w:t>
+      </w:r>
+      <w:r>
+        <w:t xml:space="preserve"> а не каталог файлов и не текстовые журналы; правила приёмки замораживаются до поиска и версионируются по раундам, а цикл умеет перепроверять собственные прежние решения по более поздним правилам; судья доказуемо бесплатен на тех шагах, которые он покрывае</w:t>
+      </w:r>
+      <w:r>
+        <w:t>т. Границы обозначены точно: набор задач у нас шесть небольших против пятидесяти одной у SoL-Pi, а публичный замер памяти дал равный итог по среднему и разницу в пользу графа на вопросах о времени, поэтому прямой замер влияния вида памяти на результат рабо</w:t>
+      </w:r>
+      <w:r>
+        <w:t>ты впереди.</w:t>
+      </w:r>
+    </w:p>
+    <w:p>
+      <w:r>
+        <w:rPr>
+          <w:b/>
+        </w:rPr>
         <w:t>Цель работы.</w:t>
       </w:r>
       <w:r>
-        <w:t xml:space="preserve"> Построить систему, в которой опыт агента хранится как типизированные записи в графе знаний, используется для самоулуч</w:t>
-      </w:r>
-      <w:r>
-        <w:t>шения и измеряется честно, то есть так, чтобы каждое заявленное число можно было воспроизвести из записи на диске.</w:t>
+        <w:t xml:space="preserve"> Построить автономного помощника, который хранит свой опыт как типизированные записи в графе знаний, учится на этих записях и измеряется честно, то есть так, чтобы каждое заявленное число можно было воспроизвести из записи на диске.</w:t>
       </w:r>
     </w:p>
     <w:p>
@@ -2425,44 +2073,41 @@
     </w:p>
     <w:p>
       <w:r>
-        <w:t>2. Реализовать механизм самоул</w:t>
-      </w:r>
-      <w:r>
-        <w:t>учшения («сон»): порождение стратегий-кандидатов и отбор победителя точным повтором записанного опыта, без исполнения среды.</w:t>
+        <w:t>2. Реализовать механизм самоулучшения («сон»): порождение стратегий-кандидатов и отбор победителя точным повтором записанного опыта, без исполне</w:t>
+      </w:r>
+      <w:r>
+        <w:t>ния среды.</w:t>
       </w:r>
     </w:p>
     <w:p>
       <w:r>
-        <w:t>3. Перенести цикл с модельного мира на реального кодирующего агента и искать улучшение в его обвязке, то есть в том, что агенту пок</w:t>
-      </w:r>
-      <w:r>
-        <w:t>азывают и когда он останавливается.</w:t>
+        <w:t>3. Перенести цикл с модельного мира на реального кодирующего агента и искать улучшение в его обвязке, то есть в том, что агенту показывают и когда он останавливается.</w:t>
       </w:r>
     </w:p>
     <w:p>
       <w:r>
-        <w:t>4. Ввести замороженные правила приёмки результата и измерение в рабочем режиме с повторами, чтобы отделить настоящую экономию от шума измерений.</w:t>
+        <w:t>4. Ввести замороженные правила приёмки результата и измерение в рабочем режиме</w:t>
+      </w:r>
+      <w:r>
+        <w:t xml:space="preserve"> с повторами, чтобы отделить настоящую экономию от шума измерений.</w:t>
       </w:r>
     </w:p>
     <w:p>
       <w:r>
-        <w:t>5. Сравнить граф знаний как память с плоским журналом и с полным отсутствие</w:t>
-      </w:r>
-      <w:r>
-        <w:t>м памяти на публичном наборе задач.</w:t>
+        <w:t>5. Сравнить граф знаний как память с плоским журналом и с полным отсутствием памяти на публичном наборе задач.</w:t>
       </w:r>
     </w:p>
     <w:p>
       <w:r>
-        <w:t>6. Собрать автономный цикл из трёх ролей (исследователь, менеджер, работник), который работает в изолированных рабочих копиях, оставляет готовые к проверке человеком изменения и переживает перезапуск процесса.</w:t>
+        <w:t xml:space="preserve">6. Собрать автономный цикл из трёх ролей (исследователь, менеджер, работник), </w:t>
+      </w:r>
+      <w:r>
+        <w:t>который работает в изолированных рабочих копиях, оставляет готовые к проверке человеком изменения и переживает перезапуск процесса.</w:t>
       </w:r>
     </w:p>
     <w:p>
       <w:r>
-        <w:t>7. Описать</w:t>
-      </w:r>
-      <w:r>
-        <w:t xml:space="preserve"> практическое применение системы: сценарий долгого проекта, сценарий повседневной работы и требования к запуску.</w:t>
+        <w:t>7. Описать практическое применение системы: сценарий долгого проекта, сценарий повседневной работы и требования к запуску.</w:t>
       </w:r>
     </w:p>
     <w:p>
@@ -2470,20 +2115,22 @@
         <w:rPr>
           <w:b/>
         </w:rPr>
-        <w:t>Практическая ценность.</w:t>
-      </w:r>
-      <w:r>
-        <w:t xml:space="preserve"> Система это не только метод измерения, но и работающий помощник. Опыт, накопленный как типизированные записи, превращает</w:t>
-      </w:r>
-      <w:r>
-        <w:t xml:space="preserve"> языковую модель из собеседника в сотрудника: помощник помнит сделанное раньше, продолжает прерванную работу после перезапуска и отчитывается о каждом шаге записями, а не пересказом. В работе разобраны два практических сценария: долгий проект, где агент са</w:t>
-      </w:r>
-      <w:r>
-        <w:t xml:space="preserve">м находит слабости, готовит изменение в изолированной копии и оставляет его человеку на </w:t>
-      </w:r>
-      <w:r>
-        <w:lastRenderedPageBreak/>
-        <w:t>одобрение, и повседневная работа школы или офиса, где помощник разбирает входящие, сводит данные в таблицы и присылает отчёты в мессенджер.</w:t>
+        <w:t>П</w:t>
+      </w:r>
+      <w:r>
+        <w:rPr>
+          <w:b/>
+        </w:rPr>
+        <w:t>рактическая ценность.</w:t>
+      </w:r>
+      <w:r>
+        <w:t xml:space="preserve"> Система это не только метод измерения, но и работающий помощник. Опыт, накопленный как типизированные записи, превращает языковую модель из собеседника в сотрудника: помощник помнит сделанное раньше, продолжает прерванную работу после</w:t>
+      </w:r>
+      <w:r>
+        <w:t xml:space="preserve"> перезапуска и отчитывается о каждом шаге записями, а не пересказом. В работе разобраны два практических сценария: долгий проект, где агент сам находит слабости, готовит изменение в изолированной копии и оставляет его человеку на одобрение, и повседневная </w:t>
+      </w:r>
+      <w:r>
+        <w:t>работа школы или офиса, где помощник разбирает входящие, сводит данные в таблицы и присылает отчёты в мессенджер.</w:t>
       </w:r>
     </w:p>
     <w:p>
@@ -2494,10 +2141,7 @@
         <w:t>Объект исследования.</w:t>
       </w:r>
       <w:r>
-        <w:t xml:space="preserve"> Процесс</w:t>
-      </w:r>
-      <w:r>
-        <w:t xml:space="preserve"> накопления и использования опыта автономным агентом. </w:t>
+        <w:t xml:space="preserve"> Процесс накопления и использования опыта автономным агентом. </w:t>
       </w:r>
       <w:r>
         <w:rPr>
@@ -2506,7 +2150,10 @@
         <w:t>Предмет исследования.</w:t>
       </w:r>
       <w:r>
-        <w:t xml:space="preserve"> Способы хранения опыта и отбора улучшений, а также измеримость их пользы.</w:t>
+        <w:t xml:space="preserve"> Способы хранения опыта и отбора улучше</w:t>
+      </w:r>
+      <w:r>
+        <w:t>ний, а также измеримость их пользы.</w:t>
       </w:r>
     </w:p>
     <w:p>
@@ -2514,13 +2161,14 @@
         <w:rPr>
           <w:b/>
         </w:rPr>
+        <w:lastRenderedPageBreak/>
         <w:t>Методы.</w:t>
       </w:r>
       <w:r>
-        <w:t xml:space="preserve"> Эксперимент на детерминированной среде; точный повтор записанных траекторий; сравнение вариантов п</w:t>
-      </w:r>
-      <w:r>
-        <w:t>ри постоянной модели; измерение в рабочем режиме с повторами; сопоставление с публичным набором задач и с контрольными вариантами.</w:t>
+        <w:t xml:space="preserve"> Эксперимент на детерминированной среде; точный повтор записанных траекторий; сравнение вариантов при постоянной модели; измерение в рабочем режиме с повторами; сопоставление с публичным набором задач и с контроль</w:t>
+      </w:r>
+      <w:r>
+        <w:t>ными вариантами.</w:t>
       </w:r>
     </w:p>
     <w:p>
@@ -2531,13 +2179,10 @@
         <w:t>Новизна (в границах выполненного поиска).</w:t>
       </w:r>
       <w:r>
-        <w:t xml:space="preserve"> Поиск по четырём статьям-ориентирам и по экосистеме OSTIS не нашёл работы, которая </w:t>
-      </w:r>
-      <w:r>
-        <w:t>одновременно: (а) записывает полную траекторию агента как элементы sc-графа с онтологией, (б) улучшает агента точным повтором собственных записей, (в) измеряет победителя в рабочем режиме и (г) возвращает доказательства обратно в граф. Это утверждение о гр</w:t>
-      </w:r>
-      <w:r>
-        <w:t>аницах выполненного поиска, а не заключение патентной экспертизы.</w:t>
+        <w:t xml:space="preserve"> Поиск по четырём статьям-ориентирам и по экосистеме OSTIS не нашёл работы, которая одновременно: (а) записывает полную траекторию агента как элементы sc-графа с онтологией, (б) улучшает агента точным повтором собственных записей, (в) измеряет победителя в</w:t>
+      </w:r>
+      <w:r>
+        <w:t xml:space="preserve"> рабочем режиме и (г) возвращает доказательства обратно в граф. Это утверждение о границах выполненного поиска, а не заключение патентной экспертизы.</w:t>
       </w:r>
     </w:p>
     <w:p>
@@ -2548,25 +2193,25 @@
         <w:t>Обоснование необходимости работы.</w:t>
       </w:r>
       <w:r>
-        <w:t xml:space="preserve"> Оно не в том, что метод уже работает везде, а в том, что он честно измерен. Из одиннадцати раундов поиска переносимую экономию дал один: минус 13,3 процента</w:t>
-      </w:r>
-      <w:r>
-        <w:t xml:space="preserve"> запросов на поисковом наборе задач и минус 28,5 процента на отложенном наборе. Первые десять раундов либо ничего не развернули, либо развернули улучшение, которое следующее измерение опровергло. Именно эта история и составляет результат: правила приёмки в</w:t>
-      </w:r>
-      <w:r>
-        <w:t xml:space="preserve"> системе пересматривались пять раз, и каждый раз их меняло измерение, а не мнение автора.</w:t>
+        <w:t xml:space="preserve"> Оно не в том, что метод уже работает везде, а в том, что он честно измер</w:t>
+      </w:r>
+      <w:r>
+        <w:t>ен. Из одиннадцати раундов поиска переносимую экономию дал один: минус 13,3 процента запросов на поисковом наборе задач и минус 28,5 процента на отложенном наборе. Первые десять раундов либо ничего не развернули, либо развернули улучшение, которое следующе</w:t>
+      </w:r>
+      <w:r>
+        <w:t>е измерение опровергло. Именно эта история и составляет результат: правила приёмки в системе пересматривались пять раз, и каждый раз их меняло измерение, а не мнение автора.</w:t>
       </w:r>
     </w:p>
     <w:p>
       <w:pPr>
         <w:pStyle w:val="1"/>
       </w:pPr>
-      <w:bookmarkStart w:id="2" w:name="_Toc240996538"/>
+      <w:bookmarkStart w:id="2" w:name="_Toc240997738"/>
       <w:r>
         <w:rPr>
           <w:rFonts w:ascii="Times New Roman" w:hAnsi="Times New Roman"/>
         </w:rPr>
-        <w:t>Глава 1. Состояние вопроса и место работы</w:t>
+        <w:t>Глава 1. Автономный помощник и его применение</w:t>
       </w:r>
       <w:bookmarkEnd w:id="2"/>
     </w:p>
@@ -2574,679 +2219,193 @@
       <w:pPr>
         <w:pStyle w:val="21"/>
       </w:pPr>
-      <w:bookmarkStart w:id="3" w:name="_Toc240996539"/>
+      <w:bookmarkStart w:id="3" w:name="_Toc240997739"/>
       <w:r>
         <w:rPr>
           <w:rFonts w:ascii="Times New Roman" w:hAnsi="Times New Roman"/>
         </w:rPr>
-        <w:t>1.1. Рекурсивное самоулучшение агентов</w:t>
+        <w:t>1.1. Чем эта система отличается от ч</w:t>
+      </w:r>
+      <w:r>
+        <w:rPr>
+          <w:rFonts w:ascii="Times New Roman" w:hAnsi="Times New Roman"/>
+        </w:rPr>
+        <w:t>ата с языковой моделью</w:t>
       </w:r>
       <w:bookmarkEnd w:id="3"/>
     </w:p>
     <w:p>
       <w:r>
-        <w:t>Под рекурсивным самоулучшением понимают ситуацию, когда система сама создаёт изменени</w:t>
-      </w:r>
-      <w:r>
-        <w:t>я, которые повышают её же способность решать задачи. У этого направления два уровня. Первый, более обсуждаемый, касается изменения самой модели: её весов, данных обучения, процедуры дообучения. Второй, менее заметный и гораздо более доступный для школьного</w:t>
-      </w:r>
-      <w:r>
-        <w:t xml:space="preserve"> исследования, касается изменения </w:t>
-      </w:r>
+        <w:t>Три отличия определяют практику.</w:t>
+      </w:r>
+    </w:p>
+    <w:p>
       <w:r>
         <w:rPr>
           <w:b/>
         </w:rPr>
-        <w:t>обвязки</w:t>
-      </w:r>
-      <w:r>
-        <w:t>: кода вокруг модели, который решает, что модели показать, что сохранить, когда остановиться. Языковая модель в этом случае не меняется вовсе, а меняется то, как с ней обращаются.</w:t>
+        <w:t>Она помнит.</w:t>
+      </w:r>
+      <w:r>
+        <w:t xml:space="preserve"> Опыт каждой сессии ложится в граф знаний типизированными записями: что было предложено, что решено, что сделано, каким числом закончилось. Новая сессия начинается не с чистого листа, а с р</w:t>
+      </w:r>
+      <w:r>
+        <w:t>азбора журнала, поэтому агент не предлагает дважды одно и то же и не повторяет ошибок, которые уже были записаны.</w:t>
       </w:r>
     </w:p>
     <w:p>
       <w:r>
-        <w:t xml:space="preserve">Наша работа относится ко второму </w:t>
-      </w:r>
-      <w:r>
-        <w:t>уровню и добавляет к нему память: изменения отбираются не по ощущению, а по записанному опыту, и сам опыт лежит в структурированном виде.</w:t>
+        <w:rPr>
+          <w:b/>
+        </w:rPr>
+        <w:t>Она длится.</w:t>
+      </w:r>
+      <w:r>
+        <w:t xml:space="preserve"> Цикл переживает смерть процесса: биография получает запись о возобновлении, журнал знает, на чём остановилась работа, а рабочая ко</w:t>
+      </w:r>
+      <w:r>
+        <w:t>пия встаёт рядом с остатками прерванной попытки и не сталкивается с ними. Помощник, который продолжает работу после выключения машины, стоит несопоставимо дороже ассистента, который каждый раз знакомится заново.</w:t>
+      </w:r>
+    </w:p>
+    <w:p>
+      <w:r>
+        <w:rPr>
+          <w:b/>
+        </w:rPr>
+        <w:t>Она отчитывается.</w:t>
+      </w:r>
+      <w:r>
+        <w:t xml:space="preserve"> Каждый шаг оставляет запис</w:t>
+      </w:r>
+      <w:r>
+        <w:t>ь: журнал организации на панели показывает роли, предложения, решения, пакеты изменений и причины остановок. Отчёт не сочиняется моделью напоследок, он собирается из записей, и любую строку можно раскрыть до источника.</w:t>
+      </w:r>
+    </w:p>
+    <w:p>
+      <w:r>
+        <w:t>Предмет работы при этом меняется своб</w:t>
+      </w:r>
+      <w:r>
+        <w:t>одно. Двигатель один: роли, память, изолированная работа, проверки и отчёт человеку. Меняется только то, что помощнику поручено.</w:t>
       </w:r>
     </w:p>
     <w:p>
       <w:pPr>
         <w:pStyle w:val="21"/>
       </w:pPr>
-      <w:bookmarkStart w:id="4" w:name="_Toc240996540"/>
+      <w:bookmarkStart w:id="4" w:name="_Toc240997740"/>
       <w:r>
         <w:rPr>
           <w:rFonts w:ascii="Times New Roman" w:hAnsi="Times New Roman"/>
         </w:rPr>
-        <w:t>1.2. Четыре работы, задающие метод</w:t>
+        <w:lastRenderedPageBreak/>
+        <w:t>1.2. Долгий проект: агент, который не бросает работу</w:t>
       </w:r>
       <w:bookmarkEnd w:id="4"/>
     </w:p>
     <w:p>
       <w:r>
-        <w:t>Четыре статьи задают рамку, в которой мы работаем. Ниже: их вклад и то, что взято н</w:t>
-      </w:r>
-      <w:r>
-        <w:t>ами.</w:t>
+        <w:t xml:space="preserve">Сценарий: человек или небольшая команда ведёт проект месяцами, и рутина </w:t>
+      </w:r>
+      <w:r>
+        <w:t>вокруг него съедает больше времени, чем сама работа. Один цикл агента устроен так.</w:t>
       </w:r>
     </w:p>
     <w:p>
+      <w:r>
+        <w:t xml:space="preserve">1. </w:t>
+      </w:r>
       <w:r>
         <w:rPr>
           <w:b/>
         </w:rPr>
-        <w:t>Dream-RSI.</w:t>
-      </w:r>
-      <w:r>
-        <w:t xml:space="preserve"> Основной тезис: накопленная история уже является симулятором мира, поэтому стратегии можно искать на записях, не запуская </w:t>
-      </w:r>
-      <w:r>
-        <w:lastRenderedPageBreak/>
-        <w:t>среду заново. Это исходный образец нашего цикла: днём агент действует и записывается, во время простоя предлагаются ал</w:t>
-      </w:r>
-      <w:r>
-        <w:t>ьтернативные стратегии и оцениваются на записанном дереве опыта.</w:t>
+        <w:t>Исследователь</w:t>
+      </w:r>
+      <w:r>
+        <w:t xml:space="preserve"> читает досье проекта (состав кода, открытые задачи, журнал прошлых циклов, заявленные цели) и предлагает от двух до четырёх вариантов работы, каждый с доказ</w:t>
+      </w:r>
+      <w:r>
+        <w:t>ательством: где именно слабость и чем её видно.</w:t>
       </w:r>
     </w:p>
     <w:p>
+      <w:r>
+        <w:t xml:space="preserve">2. </w:t>
+      </w:r>
       <w:r>
         <w:rPr>
           <w:b/>
         </w:rPr>
-        <w:t>Meta-Harness.</w:t>
-      </w:r>
-      <w:r>
-        <w:t xml:space="preserve"> Показывает, что объект поиска это обвязка агента, а не политика модели, и что предложитель, которому дают полные траектории, работает лучше того, кому дают краткие пересказы. От</w:t>
-      </w:r>
-      <w:r>
-        <w:t>сюда наше решение хранить записи целиком и передавать предложителю траектории, а не сводки.</w:t>
+        <w:t>Менеджер</w:t>
+      </w:r>
+      <w:r>
+        <w:t xml:space="preserve"> выбирает ровно один вариант, называет проверки, по которым результат будет принят, либо останавливает цикл с записанной причиной.</w:t>
       </w:r>
     </w:p>
     <w:p>
+      <w:r>
+        <w:t xml:space="preserve">3. </w:t>
+      </w:r>
       <w:r>
         <w:rPr>
           <w:b/>
         </w:rPr>
-        <w:t>SoL-Pi.</w:t>
-      </w:r>
-      <w:r>
-        <w:t xml:space="preserve"> Рекурсивное масштабирование цикла автоматического исследования на уровне обвязки. Два важных для нас элемента: правила приёмки фиксируются </w:t>
+        <w:t>Работник</w:t>
+      </w:r>
+      <w:r>
+        <w:t xml:space="preserve"> берёт изолированную копию репозитория на отдельной вет</w:t>
+      </w:r>
+      <w:r>
+        <w:t>ке, вносит минимальную правку, запускает разрешённую проверку из белого списка и собирает пакет изменения.</w:t>
+      </w:r>
+    </w:p>
+    <w:p>
+      <w:r>
+        <w:t xml:space="preserve">4. </w:t>
       </w:r>
       <w:r>
         <w:rPr>
           <w:b/>
         </w:rPr>
-        <w:t>до</w:t>
-      </w:r>
-      <w:r>
-        <w:t xml:space="preserve"> поиска, и част</w:t>
-      </w:r>
-      <w:r>
-        <w:t>ь задач держится вне поискового набора. Обе идеи перенесены в наш цикл.</w:t>
+        <w:t>Человек</w:t>
+      </w:r>
+      <w:r>
+        <w:t xml:space="preserve"> получает пакет и решает. Ничего не вливается, не отправляется на сервер и не утверждается автоматически.</w:t>
       </w:r>
     </w:p>
     <w:p>
       <w:r>
-        <w:rPr>
-          <w:b/>
-        </w:rPr>
-        <w:t>GAVEL.</w:t>
-      </w:r>
-      <w:r>
-        <w:t xml:space="preserve"> В робототехнике показывает, что явная символьная модель (отношения объектов, условия применимости действий) позволяет бесплатно проверять и починять планы, оставляя дорогую рабо</w:t>
-      </w:r>
-      <w:r>
-        <w:t>ту языковой модели только для ошибок, требующих смыслового вывода: 3,4 запроса против одной проверки моделью. Это ровно то разделение обязанностей, которое есть у нас между бесплатным судьёй по записям и платным измерением в рабочем режиме.</w:t>
+        <w:t>Что это даёт на практике. Поиск с</w:t>
+      </w:r>
+      <w:r>
+        <w:t xml:space="preserve">лабостей и черновая правка уходят агенту, а решение остаётся за человеком. Незавершённая работа не теряется между сессиями. Следующий цикл не повторяет предыдущий, потому что читает журнал. Разбор примера из живого журнала: исследователь нашёл, что сканер </w:t>
+      </w:r>
+      <w:r>
+        <w:t>маркеров незакрытых задач в собственном коде проекта помечает собственные же строки реализации, менеджер выбрал именно это предложение как подтверждённую слабость, работник исправил определение маркера в изолированной копии и оставил пакет с прогоном прове</w:t>
+      </w:r>
+      <w:r>
+        <w:t>рок. Пять таких пакетов лежат в журнале проекта, включая один после перезапуска процесса.</w:t>
       </w:r>
     </w:p>
     <w:p>
       <w:pPr>
         <w:pStyle w:val="21"/>
       </w:pPr>
-      <w:bookmarkStart w:id="5" w:name="_Toc240996541"/>
+      <w:bookmarkStart w:id="5" w:name="_Toc240997741"/>
       <w:r>
         <w:rPr>
           <w:rFonts w:ascii="Times New Roman" w:hAnsi="Times New Roman"/>
         </w:rPr>
-        <w:t>1.3. Память как</w:t>
-      </w:r>
-      <w:r>
-        <w:rPr>
-          <w:rFonts w:ascii="Times New Roman" w:hAnsi="Times New Roman"/>
-        </w:rPr>
-        <w:t xml:space="preserve"> измеряемая величина</w:t>
+        <w:t>1.3. Повседневная работа: учитель, завуч, секретарь</w:t>
       </w:r>
       <w:bookmarkEnd w:id="5"/>
     </w:p>
     <w:p>
       <w:r>
-        <w:t>Утверждение «структурированная память лучше плоской» проверяемо только на публичном наборе. Такой набор есть: LongMemEval, 500 вопросов к долговременной памяти диалогового ассистента, шесть типов вопросов (обновление знаний, многосесси</w:t>
-      </w:r>
-      <w:r>
-        <w:t>онные, временные рассуждения, вопросы по одному сообщению пользователя и ассистента, предпочтения). Набор содержит протокол автоматической проверки ответа отдельной моделью-судьёй; мы используем их протокол, а не собственный, чтобы результат можно было сра</w:t>
-      </w:r>
-      <w:r>
-        <w:t>внить с опубликованным.</w:t>
-      </w:r>
-    </w:p>
-    <w:p>
-      <w:pPr>
-        <w:pStyle w:val="21"/>
-      </w:pPr>
-      <w:bookmarkStart w:id="6" w:name="_Toc240996542"/>
-      <w:r>
-        <w:rPr>
-          <w:rFonts w:ascii="Times New Roman" w:hAnsi="Times New Roman"/>
-        </w:rPr>
-        <w:t>1.4. Граф знаний OSTIS как носитель опыта</w:t>
-      </w:r>
-      <w:bookmarkEnd w:id="6"/>
-    </w:p>
-    <w:p>
-      <w:r>
-        <w:t>OSTIS это открытая технология проектирования интеллектуальных систем, в которой база знаний является не хранилищем записей для программы, а самой программой: элементы знаний, отношения между</w:t>
-      </w:r>
-      <w:r>
-        <w:t xml:space="preserve"> ними и агенты, обрабатывающие эти элементы, живут в одном семантическом графе. Практически это означает, что онтология является исходным текстом, машина собирает базу знаний из него при запуске, а сам граф доступен для обзора человеком через веб-интерфейс</w:t>
-      </w:r>
-      <w:r>
-        <w:t>. Для нашей задачи это даёт три вещи: типизированные отношения (время и происхождение записи это не поля в строке журнала, а связи графа), расширяемость онтологии без пересборки, и наглядность: то, что накопила система, можно открыть и посмотреть.</w:t>
-      </w:r>
-    </w:p>
-    <w:p>
-      <w:pPr>
-        <w:pStyle w:val="21"/>
-      </w:pPr>
-      <w:bookmarkStart w:id="7" w:name="_Toc240996543"/>
-      <w:r>
-        <w:rPr>
-          <w:rFonts w:ascii="Times New Roman" w:hAnsi="Times New Roman"/>
-        </w:rPr>
-        <w:t>1.5. Чем</w:t>
-      </w:r>
-      <w:r>
-        <w:rPr>
-          <w:rFonts w:ascii="Times New Roman" w:hAnsi="Times New Roman"/>
-        </w:rPr>
-        <w:t xml:space="preserve"> наша работа отличается и куда движется</w:t>
-      </w:r>
-      <w:bookmarkEnd w:id="7"/>
-    </w:p>
-    <w:p>
-      <w:r>
-        <w:t xml:space="preserve">Отличие от четырёх работ: дерево опыта у нас это типизированный семантический граф с онтологией и запросами к связям, а не каталог файлов и </w:t>
-      </w:r>
-      <w:r>
-        <w:lastRenderedPageBreak/>
-        <w:t>не текстовые журналы; правила приёмки замораживаются до поиска и версионирую</w:t>
-      </w:r>
-      <w:r>
-        <w:t>тся по раундам, и цикл умеет перепроверять собственные прежние решения по более поздним правилам; судья по записям доказуемо бесплатен на тех шагах, которые он покрывает (восстановление запросов посимвольно, проверка отсутствия исполнений в тестах).</w:t>
-      </w:r>
-    </w:p>
-    <w:p>
-      <w:r>
-        <w:t>Границ</w:t>
-      </w:r>
-      <w:r>
-        <w:t>ы этой части обозначены точно: набор задач у нас шесть небольших против пятидесяти одной у SoL-Pi, а публичный замер памяти, сравнивающий граф с плоским журналом, дал равный итог в среднем по набору и разницу в пользу графа на вопросах о времени (см. 4.3 и</w:t>
-      </w:r>
-      <w:r>
-        <w:t xml:space="preserve"> приложение А), поэтому прямой замер влияния вида памяти на результат работы впереди. По практическому применению эта работа идёт дальше перечисленных: предмет работы помощника выходит за пределы кода (см. главу 3).</w:t>
-      </w:r>
-    </w:p>
-    <w:p>
-      <w:pPr>
-        <w:pStyle w:val="1"/>
-      </w:pPr>
-      <w:bookmarkStart w:id="8" w:name="_Toc240996544"/>
-      <w:r>
-        <w:rPr>
-          <w:rFonts w:ascii="Times New Roman" w:hAnsi="Times New Roman"/>
-        </w:rPr>
-        <w:t>Глава 2. Архитектура системы</w:t>
-      </w:r>
-      <w:bookmarkEnd w:id="8"/>
-    </w:p>
-    <w:p>
-      <w:pPr>
-        <w:pStyle w:val="21"/>
-      </w:pPr>
-      <w:bookmarkStart w:id="9" w:name="_Toc240996545"/>
-      <w:r>
-        <w:rPr>
-          <w:rFonts w:ascii="Times New Roman" w:hAnsi="Times New Roman"/>
-        </w:rPr>
-        <w:t>2.1. Граф з</w:t>
-      </w:r>
-      <w:r>
-        <w:rPr>
-          <w:rFonts w:ascii="Times New Roman" w:hAnsi="Times New Roman"/>
-        </w:rPr>
-        <w:t>наний и онтология опыта</w:t>
-      </w:r>
-      <w:bookmarkEnd w:id="9"/>
-    </w:p>
-    <w:p>
-      <w:r>
-        <w:t>Опыт хранится как элементы графа. Понятия онтологии: попытка (</w:t>
-      </w:r>
-      <w:r>
-        <w:rPr>
-          <w:rFonts w:ascii="Consolas" w:hAnsi="Consolas"/>
-          <w:sz w:val="24"/>
-        </w:rPr>
-        <w:t>Attempt</w:t>
-      </w:r>
-      <w:r>
-        <w:t>) с действием, объектом и числовым исходом, стратегия (</w:t>
-      </w:r>
-      <w:r>
-        <w:rPr>
-          <w:rFonts w:ascii="Consolas" w:hAnsi="Consolas"/>
-          <w:sz w:val="24"/>
-        </w:rPr>
-        <w:t>Strategy</w:t>
-      </w:r>
-      <w:r>
-        <w:t>) с описанием и измеренным результатом, эпизод, шаг, состояние, а также связи времени и причинности.</w:t>
-      </w:r>
-      <w:r>
-        <w:t xml:space="preserve"> Отдельные классы описывают поиск по обвязке реального агента: политика (</w:t>
-      </w:r>
-      <w:r>
-        <w:rPr>
-          <w:rFonts w:ascii="Consolas" w:hAnsi="Consolas"/>
-          <w:sz w:val="24"/>
-        </w:rPr>
-        <w:t>HarnessPolicy</w:t>
-      </w:r>
-      <w:r>
-        <w:t>) несёт описание обвязки, оценку судьи, решение правил приёмки и результат измерения; раунд (</w:t>
-      </w:r>
-      <w:r>
-        <w:rPr>
-          <w:rFonts w:ascii="Consolas" w:hAnsi="Consolas"/>
-          <w:sz w:val="24"/>
-        </w:rPr>
-        <w:t>HarnessRound</w:t>
-      </w:r>
-      <w:r>
-        <w:t>) несёт правила, действовавшие в этом раунде.</w:t>
-      </w:r>
-    </w:p>
-    <w:p>
-      <w:r>
-        <w:t>Запись и выборку вы</w:t>
-      </w:r>
-      <w:r>
-        <w:t>полняют агенты на C++ (по одной операции на действие: записать попытку, выбрать попытки, повторить поддерево, развернуть стратегию), а обогащение записи полями, которые нужны повтору (индекс шага, состояние, список допустимых действий, стратегия), выполняе</w:t>
-      </w:r>
-      <w:r>
-        <w:t>т мост на Python. Прикладной код на Python только на этом уровне и общается с графом, что позволяет держать онтологию в одном месте.</w:t>
-      </w:r>
-    </w:p>
-    <w:p>
-      <w:pPr>
-        <w:pStyle w:val="21"/>
-      </w:pPr>
-      <w:bookmarkStart w:id="10" w:name="_Toc240996546"/>
-      <w:r>
-        <w:rPr>
-          <w:rFonts w:ascii="Times New Roman" w:hAnsi="Times New Roman"/>
-        </w:rPr>
-        <w:t>2.2. Детерминированный мир и точный повтор</w:t>
-      </w:r>
-      <w:bookmarkEnd w:id="10"/>
-    </w:p>
-    <w:p>
-      <w:r>
-        <w:t>Первая площадка это детерминированный мир: островная экспедиция из девяти локаци</w:t>
-      </w:r>
-      <w:r>
-        <w:t>й и восьми точек раскопок с бюджетом в сорок шагов, где ценность доставленного предмета зависит от точки доставки (множители 1,0, 1,2 и 1,5). Мир воспроизводим: значения выводятся из зерна и хеша, обращения к часам и к порядку хеширования внутри процесса о</w:t>
-      </w:r>
-      <w:r>
-        <w:t>тсутствуют, что закреплено отдельным тестом.</w:t>
-      </w:r>
-    </w:p>
-    <w:p>
-      <w:r>
-        <w:t>Точный повтор (реплей) работает только по записям и никогда не исполняет мир. Переходы индексируются по признаку, который в этом мире полностью определяет исход (локация, несомый предмет, число уже взятых предме</w:t>
-      </w:r>
-      <w:r>
-        <w:t>тов с текущей точки) вместе со действием. На каждом шаге кандидат выбирает одно из записанных допустимых действий; если это действие встречалось в дереве, берётся записанный исход и обход продолжается от состояния-продолжения; если действие не записано, эп</w:t>
-      </w:r>
-      <w:r>
-        <w:t xml:space="preserve">изод усекается и помечается как непокрытый. Судья никогда не додумывает исход. То, что </w:t>
-      </w:r>
-      <w:r>
-        <w:lastRenderedPageBreak/>
-        <w:t>повтор не исполняет мир, проверяется тестом, в котором шаг мира подменён функцией, обязанной возбудить исключение.</w:t>
-      </w:r>
-    </w:p>
-    <w:p>
-      <w:r>
-        <w:t>Отдельно измеряется доля шагов, которые удалось восста</w:t>
-      </w:r>
-      <w:r>
-        <w:t>новить точно, и доля оценённых: она возвращается как первое по важности число, потому что оценка на непокрытых шагах это уже не измерение, а догадка.</w:t>
-      </w:r>
-    </w:p>
-    <w:p>
-      <w:pPr>
-        <w:pStyle w:val="21"/>
-      </w:pPr>
-      <w:bookmarkStart w:id="11" w:name="_Toc240996547"/>
-      <w:r>
-        <w:rPr>
-          <w:rFonts w:ascii="Times New Roman" w:hAnsi="Times New Roman"/>
-        </w:rPr>
-        <w:t>2.3. Поиск по обвязке реального агента</w:t>
-      </w:r>
-      <w:bookmarkEnd w:id="11"/>
-    </w:p>
-    <w:p>
-      <w:r>
-        <w:t>Вторая площадка это настоящий кодирующий агент, наш собственный цик</w:t>
-      </w:r>
-      <w:r>
-        <w:t>л инструментов (список файлов, чтение, запись, правка, запуск тестов, запуск команды). Обвязка описана одиннадцатью полями: список файлов, начальный вывод тестов, режим контекста, ширина окна шагов, длина наблюдения, бюджет чтения строк, бюджет шагов, возв</w:t>
-      </w:r>
-      <w:r>
-        <w:t>ращаются ли падающие тесты, температура. Задачи: шесть небольших задач на Python, у каждой видимые тесты и скрытый файл тестов, которого агент не видит; четыре задачи образуют поисковый набор, две отложены и не участвуют в отборе.</w:t>
-      </w:r>
-    </w:p>
-    <w:p>
-      <w:r>
-        <w:t>Судья по записям восстана</w:t>
-      </w:r>
-      <w:r>
-        <w:t xml:space="preserve">вливает не только стоимость, но и сами сообщения, которые кандидат отправил бы модели. На шести записях промпты восстановлены посимвольно, 6 из 6 (33 шага), а модель подсчёта токенов проверена перекрёстно: средняя относительная ошибка 5,9 процента, худшая </w:t>
-      </w:r>
-      <w:r>
-        <w:t>17,3 процента.</w:t>
-      </w:r>
-    </w:p>
-    <w:p>
-      <w:pPr>
-        <w:pStyle w:val="21"/>
-      </w:pPr>
-      <w:bookmarkStart w:id="12" w:name="_Toc240996548"/>
-      <w:r>
-        <w:rPr>
-          <w:rFonts w:ascii="Times New Roman" w:hAnsi="Times New Roman"/>
-        </w:rPr>
-        <w:t>2.4. Живой цикл из трёх ролей</w:t>
-      </w:r>
-      <w:bookmarkEnd w:id="12"/>
-    </w:p>
-    <w:p>
-      <w:r>
-        <w:t>Третья площадка это организационный цикл. Исследователь читает досье проекта и предлагает от двух до четырёх вариантов работы. Менеджер выбирает ровно один вариант с критериями приёмки либо останавливает цикл. Р</w:t>
-      </w:r>
-      <w:r>
-        <w:t>аботник выполняет правку в отдельной копии репозитория (git worktree) на отдельной ветке, запускает разрешённую проверку из белого списка и оставляет пакет изменений. Ничего не вливается, не отправляется на сервер и не утверждается автоматически: пакет ждё</w:t>
-      </w:r>
-      <w:r>
-        <w:t>т человека. Каждый цикл пишет записи в тот же граф знаний, и цикл читает этот журнал перед следующим предложением, чтобы не предлагать сделанное.</w:t>
-      </w:r>
-    </w:p>
-    <w:p>
-      <w:r>
-        <w:t>Цикл переживает смерть процесса: при перезапуске с тем же именем прогона биография получает запись о перезапус</w:t>
-      </w:r>
-      <w:r>
-        <w:t>ке, журнал получает запись о возобновлении, а рабочая копия встаёт рядом с остатками прерванной попытки и не сталкивается с ними.</w:t>
-      </w:r>
-    </w:p>
-    <w:p>
-      <w:pPr>
-        <w:pStyle w:val="21"/>
-      </w:pPr>
-      <w:bookmarkStart w:id="13" w:name="_Toc240996549"/>
-      <w:r>
-        <w:rPr>
-          <w:rFonts w:ascii="Times New Roman" w:hAnsi="Times New Roman"/>
-        </w:rPr>
-        <w:t>2.5. Панель управления и границы автоматизации</w:t>
-      </w:r>
-      <w:bookmarkEnd w:id="13"/>
-    </w:p>
-    <w:p>
-      <w:r>
-        <w:t>Состояние системы видно на панели (локальный веб-сервер): лента организации с р</w:t>
-      </w:r>
-      <w:r>
-        <w:t>олями, предложениями, решениями менеджера, пакетами и причинами остановок; раздел памяти с результатами публичного замера; раздел, в котором прямо перечислено, что именно доказано текущим прогоном.</w:t>
-      </w:r>
-    </w:p>
-    <w:p>
-      <w:r>
-        <w:t>Границы автоматизации важнее возможностей, поэтому они пер</w:t>
-      </w:r>
-      <w:r>
-        <w:t xml:space="preserve">ечислены в самой системе: ни один пакет не вливается сам; запуск цикла и его </w:t>
-      </w:r>
-      <w:r>
-        <w:lastRenderedPageBreak/>
-        <w:t>продолжительность задаёт человек; провайдер языковых моделей один, и отказ провайдера записывается как «не измерено», а не как ошибка системы.</w:t>
-      </w:r>
-    </w:p>
-    <w:p>
-      <w:r>
-        <w:t>Развитие цикла идёт по одному направ</w:t>
-      </w:r>
-      <w:r>
-        <w:t>лению: перенести чтение записей внутрь графа на всех площадках, включая поиск по обвязке, где записи сейчас читаются с диска и попадают в граф уже после отбора. Тогда память агента станет одинаковой и в модельном мире, и в живой работе.</w:t>
-      </w:r>
-    </w:p>
-    <w:p>
-      <w:pPr>
-        <w:pStyle w:val="1"/>
-      </w:pPr>
-      <w:bookmarkStart w:id="14" w:name="_Toc240996550"/>
-      <w:r>
-        <w:rPr>
-          <w:rFonts w:ascii="Times New Roman" w:hAnsi="Times New Roman"/>
-        </w:rPr>
-        <w:t>Глава 3. Практическ</w:t>
-      </w:r>
-      <w:r>
-        <w:rPr>
-          <w:rFonts w:ascii="Times New Roman" w:hAnsi="Times New Roman"/>
-        </w:rPr>
-        <w:t>ое применение</w:t>
-      </w:r>
-      <w:bookmarkEnd w:id="14"/>
-    </w:p>
-    <w:p>
-      <w:pPr>
-        <w:pStyle w:val="21"/>
-      </w:pPr>
-      <w:bookmarkStart w:id="15" w:name="_Toc240996551"/>
-      <w:r>
-        <w:rPr>
-          <w:rFonts w:ascii="Times New Roman" w:hAnsi="Times New Roman"/>
-        </w:rPr>
-        <w:t>3.1. Чем эта система отличается от чата с языковой моделью</w:t>
-      </w:r>
-      <w:bookmarkEnd w:id="15"/>
-    </w:p>
-    <w:p>
-      <w:r>
-        <w:t>Три отличия определяют практику.</w:t>
-      </w:r>
-    </w:p>
-    <w:p>
-      <w:r>
-        <w:rPr>
-          <w:b/>
-        </w:rPr>
-        <w:t>Она помнит.</w:t>
-      </w:r>
-      <w:r>
-        <w:t xml:space="preserve"> Опыт каждой сессии ложится в граф знаний типизированными записями: что было предложено, что решено, что сделано, каким числом закончилось.</w:t>
-      </w:r>
-      <w:r>
-        <w:t xml:space="preserve"> Новая сессия начинается не с чистого листа, а с разбора журнала, поэтому агент не предлагает дважды одно и то же и не повторяет ошибок, которые уже были записаны.</w:t>
-      </w:r>
-    </w:p>
-    <w:p>
-      <w:r>
-        <w:rPr>
-          <w:b/>
-        </w:rPr>
-        <w:t>Она длится.</w:t>
-      </w:r>
-      <w:r>
-        <w:t xml:space="preserve"> Цикл переживает смерть процесса: биография получает запись о возобновлении, журн</w:t>
-      </w:r>
-      <w:r>
-        <w:t>ал знает, на чём остановилась работа, а рабочая копия встаёт рядом с остатками прерванной попытки и не сталкивается с ними. Помощник, который продолжает работу после выключения машины, стоит несопоставимо дороже ассистента, который каждый раз знакомится за</w:t>
-      </w:r>
-      <w:r>
-        <w:t>ново.</w:t>
-      </w:r>
-    </w:p>
-    <w:p>
-      <w:r>
-        <w:rPr>
-          <w:b/>
-        </w:rPr>
-        <w:t>Она отчитывается.</w:t>
-      </w:r>
-      <w:r>
-        <w:t xml:space="preserve"> Каждый шаг оставляет запись: журнал организации на панели показывает роли, предложения, решения, пакеты изменений и причины остановок. Отчёт не сочиняется моделью напоследок, он собирается из записей, и любую строку можно раскрыть до источника.</w:t>
-      </w:r>
-    </w:p>
-    <w:p>
-      <w:r>
-        <w:t>Предмет ра</w:t>
-      </w:r>
-      <w:r>
-        <w:t>боты при этом меняется свободно. Двигатель один: роли, память, изолированная работа, проверки и отчёт человеку. Меняется только то, что помощнику поручено.</w:t>
-      </w:r>
-    </w:p>
-    <w:p>
-      <w:pPr>
-        <w:pStyle w:val="21"/>
-      </w:pPr>
-      <w:bookmarkStart w:id="16" w:name="_Toc240996552"/>
-      <w:r>
-        <w:rPr>
-          <w:rFonts w:ascii="Times New Roman" w:hAnsi="Times New Roman"/>
-        </w:rPr>
-        <w:t>3.2. Долгий проект: агент, который не бросает работу</w:t>
-      </w:r>
-      <w:bookmarkEnd w:id="16"/>
-    </w:p>
-    <w:p>
-      <w:r>
-        <w:t xml:space="preserve">Сценарий: человек или небольшая команда ведёт </w:t>
-      </w:r>
-      <w:r>
-        <w:t>проект месяцами, и рутина вокруг него съедает больше времени, чем сама работа. Один цикл агента устроен так.</w:t>
-      </w:r>
-    </w:p>
-    <w:p>
-      <w:r>
-        <w:t xml:space="preserve">1. </w:t>
-      </w:r>
-      <w:r>
-        <w:rPr>
-          <w:b/>
-        </w:rPr>
-        <w:t>Исследователь</w:t>
-      </w:r>
-      <w:r>
-        <w:t xml:space="preserve"> читает досье проекта (состав кода, открытые задачи, журнал прошлых циклов, заявленные цели) и предлагает от двух до четырёх вариан</w:t>
-      </w:r>
-      <w:r>
-        <w:t>тов работы, каждый с доказательством: где именно слабость и чем её видно.</w:t>
-      </w:r>
-    </w:p>
-    <w:p>
-      <w:r>
-        <w:t xml:space="preserve">2. </w:t>
-      </w:r>
-      <w:r>
-        <w:rPr>
-          <w:b/>
-        </w:rPr>
-        <w:t>Менеджер</w:t>
-      </w:r>
-      <w:r>
-        <w:t xml:space="preserve"> выбирает ровно один вариант, называет проверки, по которым результат будет принят, либо останавливает цикл с записанной причиной.</w:t>
-      </w:r>
-    </w:p>
-    <w:p>
-      <w:r>
-        <w:t xml:space="preserve">3. </w:t>
-      </w:r>
-      <w:r>
-        <w:rPr>
-          <w:b/>
-        </w:rPr>
-        <w:t>Работник</w:t>
-      </w:r>
-      <w:r>
-        <w:t xml:space="preserve"> берёт изолированную копию ре</w:t>
-      </w:r>
-      <w:r>
-        <w:t>позитория на отдельной ветке, вносит минимальную правку, запускает разрешённую проверку из белого списка и собирает пакет изменения.</w:t>
-      </w:r>
-    </w:p>
-    <w:p>
-      <w:r>
-        <w:t xml:space="preserve">4. </w:t>
-      </w:r>
-      <w:r>
-        <w:rPr>
-          <w:b/>
-        </w:rPr>
-        <w:t>Человек</w:t>
-      </w:r>
-      <w:r>
-        <w:t xml:space="preserve"> получает пакет и решает. Ничего не вливается, не отправляется на сервер и не утверждается автоматически.</w:t>
-      </w:r>
-    </w:p>
-    <w:p>
-      <w:r>
-        <w:lastRenderedPageBreak/>
-        <w:t>Что это</w:t>
-      </w:r>
-      <w:r>
-        <w:t xml:space="preserve"> даёт на практике. Поиск слабостей и черновая правка уходят агенту, а решение остаётся за человеком. Незавершённая работа не теряется между сессиями. Следующий цикл не повторяет предыдущий, потому что читает журнал. Разбор примера из живого журнала: исслед</w:t>
-      </w:r>
-      <w:r>
-        <w:t>ователь нашёл, что сканер маркеров незакрытых задач в собственном коде проекта помечает собственные же строки реализации, менеджер выбрал именно это предложение как подтверждённую слабость, работник исправил определение маркера в изолированной копии и оста</w:t>
-      </w:r>
-      <w:r>
-        <w:t>вил пакет с прогоном проверок. Пять таких пакетов лежат в журнале проекта, включая один после перезапуска процесса.</w:t>
-      </w:r>
-    </w:p>
-    <w:p>
-      <w:pPr>
-        <w:pStyle w:val="21"/>
-      </w:pPr>
-      <w:bookmarkStart w:id="17" w:name="_Toc240996553"/>
-      <w:r>
-        <w:rPr>
-          <w:rFonts w:ascii="Times New Roman" w:hAnsi="Times New Roman"/>
-        </w:rPr>
-        <w:t>3.3. Повседневная работа: учитель, завуч, секретарь</w:t>
-      </w:r>
-      <w:bookmarkEnd w:id="17"/>
-    </w:p>
-    <w:p>
-      <w:r>
-        <w:t>Тот же двигатель закрывает рутину, не имеющую отношения к программированию. Помощник бер</w:t>
-      </w:r>
-      <w:r>
-        <w:t>ёт входящий поток и превращает его в готовые документы.</w:t>
+        <w:t>Тот же двигатель закрывает рутину, не имеющую отношения к программированию. Помощник берёт входящий поток и превра</w:t>
+      </w:r>
+      <w:r>
+        <w:t>щает его в готовые документы.</w:t>
       </w:r>
     </w:p>
     <w:tbl>
@@ -3369,13 +2528,13 @@
               <w:rPr>
                 <w:sz w:val="24"/>
               </w:rPr>
-              <w:t>разроз</w:t>
-            </w:r>
-            <w:r>
-              <w:rPr>
-                <w:sz w:val="24"/>
-              </w:rPr>
-              <w:t>ненные данные сведены в одну таблицу по заданной форме; итоги посчитаны; расхождения и дубли найдены</w:t>
+              <w:t>разрозненные данные сведены в од</w:t>
+            </w:r>
+            <w:r>
+              <w:rPr>
+                <w:sz w:val="24"/>
+              </w:rPr>
+              <w:t>ну таблицу по заданной форме; итоги посчитаны; расхождения и дубли найдены</w:t>
             </w:r>
           </w:p>
         </w:tc>
@@ -3430,13 +2589,7 @@
               <w:rPr>
                 <w:sz w:val="24"/>
               </w:rPr>
-              <w:t>П</w:t>
-            </w:r>
-            <w:r>
-              <w:rPr>
-                <w:sz w:val="24"/>
-              </w:rPr>
-              <w:t>овторяющиеся документы</w:t>
+              <w:t>Повторяющиеся документы</w:t>
             </w:r>
           </w:p>
         </w:tc>
@@ -3453,7 +2606,13 @@
               <w:rPr>
                 <w:sz w:val="24"/>
               </w:rPr>
-              <w:t>справки, выписки, письма по образцу с подставленными данными</w:t>
+              <w:t>спр</w:t>
+            </w:r>
+            <w:r>
+              <w:rPr>
+                <w:sz w:val="24"/>
+              </w:rPr>
+              <w:t>авки, выписки, письма по образцу с подставленными данными</w:t>
             </w:r>
           </w:p>
         </w:tc>
@@ -3462,146 +2621,380 @@
     <w:p/>
     <w:p>
       <w:r>
-        <w:t xml:space="preserve">Разбор одного утра. На рабочую почту приходит письмо о приёме учащихся в десятый класс. Помощник читает письмо, находит на рабочем столе уже лежащие там списки и </w:t>
-      </w:r>
-      <w:r>
-        <w:t>присылает в мессенджер одну строку: письмо о приёме, списки найдены рядом, вносить ли три фамилии в базу приёма. Дальше он ждёт ответа. Запись в базу происходит не потому, что модель так решила, а потому, что человек нажал кнопку: нажатие и есть решение, о</w:t>
-      </w:r>
-      <w:r>
-        <w:t>но делается один раз и остаётся в журнале вместе с тем, что именно изменено. У вопроса есть только две кнопки, принять и отклонить, и между ними нет третьего пути, поэтому помощник не может выписать себе разрешение сам, ни текстом, ни своим ответом.</w:t>
+        <w:lastRenderedPageBreak/>
+        <w:t xml:space="preserve">Разбор одного утра. На рабочую почту приходит письмо о приёме учащихся в десятый класс. Помощник читает письмо, находит на рабочем столе уже лежащие там списки и присылает в мессенджер одну </w:t>
+      </w:r>
+      <w:r>
+        <w:t>строку: письмо о приёме, списки найдены рядом, вносить ли три фамилии в базу приёма. Дальше он ждёт ответа. Запись в базу происходит не потому, что модель так решила, а потому, что человек нажал кнопку: нажатие и есть решение, оно делается один раз и остаё</w:t>
+      </w:r>
+      <w:r>
+        <w:t>тся в журнале вместе с тем, что именно изменено. У вопроса есть только две кнопки, принять и отклонить, и между ними нет третьего пути, поэтому помощник не может выписать себе разрешение сам, ни текстом, ни своим ответом.</w:t>
       </w:r>
     </w:p>
     <w:p>
       <w:r>
-        <w:t>Второе</w:t>
-      </w:r>
-      <w:r>
-        <w:t>, что решает этот сценарий, это где остаются данные. Чтение почты, разбор вложений и работа со списками выполняются на самой машине, а наружу уходит только вопрос и только тому человеку, которому он адресован. Списки, оценки и переписка не покидают рабочее</w:t>
-      </w:r>
-      <w:r>
-        <w:t xml:space="preserve"> место; наружу выходит лишь то, что человек сам разрешил отправить. Такое разделение принципиально для школы и офиса: помощник получает ровно тот доступ, который ему открыли, а не весь компьютер целиком.</w:t>
+        <w:t xml:space="preserve">Второе, что решает этот сценарий, </w:t>
+      </w:r>
+      <w:r>
+        <w:t xml:space="preserve">это где остаются данные. Чтение почты, разбор вложений и работа со списками выполняются на самой машине, а наружу уходит только вопрос и только тому человеку, которому он адресован. Списки, оценки и переписка не покидают рабочее место; наружу выходит лишь </w:t>
+      </w:r>
+      <w:r>
+        <w:t>то, что человек сам разрешил отправить. Такое разделение принципиально для школы и офиса: помощник получает ровно тот доступ, который ему открыли, а не весь компьютер целиком.</w:t>
       </w:r>
     </w:p>
     <w:p>
       <w:r>
-        <w:lastRenderedPageBreak/>
-        <w:t>Почему это не делает обычный чат с языковой моделью:</w:t>
-      </w:r>
-      <w:r>
-        <w:t xml:space="preserve"> здесь важна не удачная формулировка, а ведение потока неделями. Нужно помнить, что было в прошлый раз, кто что обещал, какой срок подходит, что уже отправлено. Результат определяют память и длительность, а не красноречие. Доступ к данным выставляет челове</w:t>
-      </w:r>
-      <w:r>
-        <w:t>к: помощник видит только то, что ему открыли, а отправка наружу (письмо, сообщение в мессенджер, файл) остаётся за человеком до тех пор, пока он сам не разрешит обратное.</w:t>
+        <w:t>Почему это не делает обычный чат с языковой моделью: здесь важна не удачная форм</w:t>
+      </w:r>
+      <w:r>
+        <w:t>улировка, а ведение потока неделями. Нужно помнить, что было в прошлый раз, кто что обещал, какой срок подходит, что уже отправлено. Результат определяют память и длительность, а не красноречие. Доступ к данным выставляет человек: помощник видит только то,</w:t>
+      </w:r>
+      <w:r>
+        <w:t xml:space="preserve"> что ему открыли, а отправка наружу (письмо, сообщение в мессенджер, файл) остаётся за человеком до тех пор, пока он сам не разрешит обратное.</w:t>
       </w:r>
     </w:p>
     <w:p>
       <w:pPr>
         <w:pStyle w:val="21"/>
       </w:pPr>
-      <w:bookmarkStart w:id="18" w:name="_Toc240996554"/>
+      <w:bookmarkStart w:id="6" w:name="_Toc240997742"/>
       <w:r>
         <w:rPr>
           <w:rFonts w:ascii="Times New Roman" w:hAnsi="Times New Roman"/>
         </w:rPr>
-        <w:t>3.4. Что нужно для запуска</w:t>
-      </w:r>
-      <w:bookmarkEnd w:id="18"/>
+        <w:t>1.4. Что нужно для запуска</w:t>
+      </w:r>
+      <w:bookmarkEnd w:id="6"/>
     </w:p>
     <w:p>
       <w:r>
-        <w:t>Требования к машине скромные: интерпретатор Python, локаль</w:t>
-      </w:r>
-      <w:r>
-        <w:t>ный стек графа знаний в контейнере, доступ к языковым моделям через локальный прокси с ключами. Панель управления поднимается одним процессом на локальном порту, и вся работа видна в браузере на той же машине.</w:t>
+        <w:t>Требования к машине скромные: интерпретатор Python, локальный стек графа знаний в конт</w:t>
+      </w:r>
+      <w:r>
+        <w:t>ейнере, доступ к языковым моделям через локальный прокси с ключами. Панель управления поднимается одним процессом на локальном порту, и вся работа видна в браузере на той же машине.</w:t>
       </w:r>
     </w:p>
     <w:p>
       <w:r>
-        <w:t>Порядок запуска: поднять стек графа знаний, за</w:t>
-      </w:r>
-      <w:r>
-        <w:t>пустить прокси моделей, запустить панель, выбрать субъект опыта и нажать кнопку нужного этапа (эпизод, разведка, оценка кандидатов, полный цикл). Отдельно настраивается шлюз расширения, который превращает сессии внешнего агента в записи того же графа, поэт</w:t>
-      </w:r>
-      <w:r>
-        <w:t>ому опыт не распадается на две базы.</w:t>
+        <w:t>Порядок запуска: поднять стек графа знаний, запустить прокси моделей, запу</w:t>
+      </w:r>
+      <w:r>
+        <w:t>стить панель, выбрать субъект опыта и нажать кнопку нужного этапа (эпизод, разведка, оценка кандидатов, полный цикл). Отдельно настраивается шлюз расширения, который превращает сессии внешнего агента в записи того же графа, поэтому опыт не распадается на д</w:t>
+      </w:r>
+      <w:r>
+        <w:t>ве базы.</w:t>
       </w:r>
     </w:p>
     <w:p>
       <w:pPr>
         <w:pStyle w:val="21"/>
       </w:pPr>
-      <w:bookmarkStart w:id="19" w:name="_Toc240996555"/>
+      <w:bookmarkStart w:id="7" w:name="_Toc240997743"/>
       <w:r>
         <w:rPr>
           <w:rFonts w:ascii="Times New Roman" w:hAnsi="Times New Roman"/>
         </w:rPr>
-        <w:t>3.5. Как система встраивается в готовую обвязку</w:t>
-      </w:r>
-      <w:bookmarkEnd w:id="19"/>
+        <w:t>1.5. Что помощник умеет на сегодня</w:t>
+      </w:r>
+      <w:bookmarkEnd w:id="7"/>
     </w:p>
     <w:p>
       <w:r>
-        <w:t>Помощник не пишется с нуля рядом с чужими решениями. Основой взят открытый проект CowAgent (лицензия MIT, язык Python): он даёт долгоживущий процесс, каналы связи, планиро</w:t>
-      </w:r>
-      <w:r>
-        <w:t>вщик задач, консоль управления и механизм самообновления. Наша часть встроена в него штатным способом, который этот же проект и предусматривает: через протокол MCP, тот же формат файла инструментов, что используют остальные программы на этой машине.</w:t>
+        <w:t>Помощник работает не в пустом окне. Его узел памяти и вопроса человеку стоит рядом с инструментами рабочего места: браузер, поиск по базе знаний, поиск в сети и личная память владельца. В текущей сборке это 78 ин</w:t>
+      </w:r>
+      <w:r>
+        <w:t>струментов, которые поднимаются при старте процесса; в журнале видно, какие именно и сколько. Подключение идёт по открытому протоколу MCP и по тому же описанию инструментов, что используют остальные программы на машине, поэтому новый инструмент добавляется</w:t>
+      </w:r>
+      <w:r>
+        <w:t xml:space="preserve"> одной записью в конфигурацию, без правки кода помощника.</w:t>
       </w:r>
     </w:p>
     <w:p>
       <w:r>
-        <w:t>В резу</w:t>
-      </w:r>
-      <w:r>
-        <w:t>льтате у помощника один узел подключает нашу память и вопрос человеку, а рядом работают уже готовые инструменты этой машины: личная память владельца, поиск по базе знаний, поиск в сети и браузер. В текущей сборке это пять серверов и 78 инструментов, загруж</w:t>
-      </w:r>
-      <w:r>
-        <w:t>аемых при старте; в логе видно, какие именно и сколько. Ничего из чужого кода мы не переписывали: файл подключения копируется из рабочего конфига как есть, а наши данные лежат в графе, а не в файлах чужого проекта.</w:t>
+        <w:lastRenderedPageBreak/>
+        <w:t>Со стороны человека это выглядит так. Помощник живёт постоянным процессом, а не открывается окном на время разговора: у него есть расписание, каналы связи и консоль управления, где видно его состоян</w:t>
+      </w:r>
+      <w:r>
+        <w:t>ие. Обращаться к нему можно из мессенджера, отвечать на его вопросы можно там же одной кнопкой. Результат он оставляет либо записью в журнале, либо готовым документом, а не приглашением продолжить разговор.</w:t>
       </w:r>
     </w:p>
     <w:p>
       <w:r>
-        <w:t>Такое разделение даёт то, чего не было бы</w:t>
-      </w:r>
-      <w:r>
-        <w:t xml:space="preserve"> при самостоятельной сборке всего заново: чужие проверенные механизмы (жизненный цикл, память, каналы) достаются бесплатно, а наш предмет исследования, то есть структура памяти, измерение улучшений и решение человека, остаётся нашим и не тонет в чужом коде</w:t>
-      </w:r>
-      <w:r>
-        <w:t>. Границы обозначены жёстко: наружу ничего не уходит без нажатия кнопки, а всё, что помощник делает, записывается в граф с указанием роли, времени и происхождения записи.</w:t>
+        <w:t>Границы обозначены жёстко: наружу ничего не уходи</w:t>
+      </w:r>
+      <w:r>
+        <w:t>т без нажатия кнопки, а всё, что помощник делает, записывается в граф с указанием роли, времени и происхождения записи. Предмет работы при этом остаётся нашим: структура памяти, измерение улучшений и решение человека за кнопкой.</w:t>
       </w:r>
     </w:p>
     <w:p>
       <w:pPr>
         <w:pStyle w:val="1"/>
       </w:pPr>
-      <w:bookmarkStart w:id="20" w:name="_Toc240996556"/>
+      <w:bookmarkStart w:id="8" w:name="_Toc240997744"/>
       <w:r>
         <w:rPr>
           <w:rFonts w:ascii="Times New Roman" w:hAnsi="Times New Roman"/>
         </w:rPr>
-        <w:lastRenderedPageBreak/>
-        <w:t>Глава 4. Метод измерения и результаты</w:t>
-      </w:r>
-      <w:bookmarkEnd w:id="20"/>
+        <w:t xml:space="preserve">Глава 2. Как устроена </w:t>
+      </w:r>
+      <w:r>
+        <w:rPr>
+          <w:rFonts w:ascii="Times New Roman" w:hAnsi="Times New Roman"/>
+        </w:rPr>
+        <w:t>система</w:t>
+      </w:r>
+      <w:bookmarkEnd w:id="8"/>
     </w:p>
     <w:p>
       <w:pPr>
         <w:pStyle w:val="21"/>
       </w:pPr>
-      <w:bookmarkStart w:id="21" w:name="_Toc240996557"/>
+      <w:bookmarkStart w:id="9" w:name="_Toc240997745"/>
       <w:r>
         <w:rPr>
           <w:rFonts w:ascii="Times New Roman" w:hAnsi="Times New Roman"/>
         </w:rPr>
-        <w:t>4.1. Как измеряется улучшение</w:t>
-      </w:r>
-      <w:bookmarkEnd w:id="21"/>
+        <w:t>2.1. Граф знаний и онтология опыта</w:t>
+      </w:r>
+      <w:bookmarkEnd w:id="9"/>
     </w:p>
     <w:p>
       <w:r>
-        <w:t>Правила приёмки ф</w:t>
-      </w:r>
-      <w:r>
-        <w:t>ормулируются до поиска и не меняются внутри раунда; каждое их изменение вызывалось конкретным измерением, которое предыдущая версия пропустила. Правил было пять версий.</w:t>
+        <w:t>Опыт хранится как элементы графа. Понятия онтологии: попытка (</w:t>
+      </w:r>
+      <w:r>
+        <w:rPr>
+          <w:rFonts w:ascii="Consolas" w:hAnsi="Consolas"/>
+          <w:sz w:val="24"/>
+        </w:rPr>
+        <w:t>Attempt</w:t>
+      </w:r>
+      <w:r>
+        <w:t>) с действием, объектом и числовым исходом, стратегия (</w:t>
+      </w:r>
+      <w:r>
+        <w:rPr>
+          <w:rFonts w:ascii="Consolas" w:hAnsi="Consolas"/>
+          <w:sz w:val="24"/>
+        </w:rPr>
+        <w:t>Strategy</w:t>
+      </w:r>
+      <w:r>
+        <w:t>) с описанием и измеренным результатом, эпизод, шаг, состояние, а также связи вре</w:t>
+      </w:r>
+      <w:r>
+        <w:t>мени и причинности. Отдельные классы описывают поиск по обвязке реального агента: политика (</w:t>
+      </w:r>
+      <w:r>
+        <w:rPr>
+          <w:rFonts w:ascii="Consolas" w:hAnsi="Consolas"/>
+          <w:sz w:val="24"/>
+        </w:rPr>
+        <w:t>HarnessPolicy</w:t>
+      </w:r>
+      <w:r>
+        <w:t>) несёт описание обвязки, оценку судьи, решение правил приёмки и результат измерения; раунд (</w:t>
+      </w:r>
+      <w:r>
+        <w:rPr>
+          <w:rFonts w:ascii="Consolas" w:hAnsi="Consolas"/>
+          <w:sz w:val="24"/>
+        </w:rPr>
+        <w:t>HarnessRound</w:t>
+      </w:r>
+      <w:r>
+        <w:t>) несёт правила, действовавшие в этом раунде.</w:t>
+      </w:r>
+    </w:p>
+    <w:p>
+      <w:r>
+        <w:t>Запись и выборку выполняют агенты на C++ (по одной операции на действие: записать попытку, выбрать попытки, повторить поддерево, развернуть стратегию), а обогащение записи полями, которые нужны повтору (индекс шага, состояние, список допустимых действий, с</w:t>
+      </w:r>
+      <w:r>
+        <w:t>тратегия), выполняет мост на Python. Прикладной код на Python только на этом уровне и общается с графом, что позволяет держать онтологию в одном месте.</w:t>
+      </w:r>
+    </w:p>
+    <w:p>
+      <w:pPr>
+        <w:pStyle w:val="21"/>
+      </w:pPr>
+      <w:bookmarkStart w:id="10" w:name="_Toc240997746"/>
+      <w:r>
+        <w:rPr>
+          <w:rFonts w:ascii="Times New Roman" w:hAnsi="Times New Roman"/>
+        </w:rPr>
+        <w:t>2.2. Детерминированный мир и точный повтор</w:t>
+      </w:r>
+      <w:bookmarkEnd w:id="10"/>
+    </w:p>
+    <w:p>
+      <w:r>
+        <w:t>Первая площадка это детерминированный мир: островная экспедиц</w:t>
+      </w:r>
+      <w:r>
+        <w:t>ия из девяти локаций и восьми точек раскопок с бюджетом в сорок шагов, где ценность доставленного предмета зависит от точки доставки (множители 1,0, 1,2 и 1,5). Мир воспроизводим: значения выводятся из зерна и хеша, обращения к часам и к порядку хешировани</w:t>
+      </w:r>
+      <w:r>
+        <w:t>я внутри процесса отсутствуют, что закреплено отдельным тестом.</w:t>
+      </w:r>
+    </w:p>
+    <w:p>
+      <w:r>
+        <w:t>Точный повтор (реплей) работает только по записям и никогда не исполняет мир. Переходы индексируются по признаку, который в этом мире полностью определяет исход (локация, несомый предмет, числ</w:t>
+      </w:r>
+      <w:r>
+        <w:t>о уже взятых предметов с текущей точки) вместе со действием. На каждом шаге кандидат выбирает одно из записанных допустимых действий; если это действие встречалось в дереве, берётся записанный исход и обход продолжается от состояния-продолжения; если дейст</w:t>
+      </w:r>
+      <w:r>
+        <w:t>вие не записано, эпизод усекается и помечается как непокрытый. Судья никогда не додумывает исход. То, что повтор не исполняет мир, проверяется тестом, в котором шаг мира подменён функцией, обязанной возбудить исключение.</w:t>
+      </w:r>
+    </w:p>
+    <w:p>
+      <w:r>
+        <w:lastRenderedPageBreak/>
+        <w:t>Отдельно измеряется доля шагов, кот</w:t>
+      </w:r>
+      <w:r>
+        <w:t>орые удалось восстановить точно, и доля оценённых: она возвращается как первое по важности число, потому что оценка на непокрытых шагах это уже не измерение, а догадка.</w:t>
+      </w:r>
+    </w:p>
+    <w:p>
+      <w:pPr>
+        <w:pStyle w:val="21"/>
+      </w:pPr>
+      <w:bookmarkStart w:id="11" w:name="_Toc240997747"/>
+      <w:r>
+        <w:rPr>
+          <w:rFonts w:ascii="Times New Roman" w:hAnsi="Times New Roman"/>
+        </w:rPr>
+        <w:t>2.3. Поиск по обвязке реального агента</w:t>
+      </w:r>
+      <w:bookmarkEnd w:id="11"/>
+    </w:p>
+    <w:p>
+      <w:r>
+        <w:t xml:space="preserve">Вторая площадка это настоящий кодирующий агент, </w:t>
+      </w:r>
+      <w:r>
+        <w:t>наш собственный цикл инструментов (список файлов, чтение, запись, правка, запуск тестов, запуск команды). Обвязка описана одиннадцатью полями: список файлов, начальный вывод тестов, режим контекста, ширина окна шагов, длина наблюдения, бюджет чтения строк,</w:t>
+      </w:r>
+      <w:r>
+        <w:t xml:space="preserve"> бюджет шагов, возвращаются ли падающие тесты, температура. Задачи: шесть небольших задач на Python, у каждой видимые тесты и скрытый файл тестов, которого агент не видит; четыре задачи образуют поисковый набор, две отложены и не участвуют в отборе.</w:t>
+      </w:r>
+    </w:p>
+    <w:p>
+      <w:r>
+        <w:t xml:space="preserve">Судья </w:t>
+      </w:r>
+      <w:r>
+        <w:t>по записям восстанавливает не только стоимость, но и сами сообщения, которые кандидат отправил бы модели. На шести записях промпты восстановлены посимвольно, 6 из 6 (33 шага), а модель подсчёта токенов проверена перекрёстно: средняя относительная ошибка 5,</w:t>
+      </w:r>
+      <w:r>
+        <w:t>9 процента, худшая 17,3 процента.</w:t>
+      </w:r>
+    </w:p>
+    <w:p>
+      <w:pPr>
+        <w:pStyle w:val="21"/>
+      </w:pPr>
+      <w:bookmarkStart w:id="12" w:name="_Toc240997748"/>
+      <w:r>
+        <w:rPr>
+          <w:rFonts w:ascii="Times New Roman" w:hAnsi="Times New Roman"/>
+        </w:rPr>
+        <w:t>2.4. Живой цикл из трёх ролей</w:t>
+      </w:r>
+      <w:bookmarkEnd w:id="12"/>
+    </w:p>
+    <w:p>
+      <w:r>
+        <w:t xml:space="preserve">Третья площадка это организационный цикл. Исследователь читает досье проекта и предлагает от двух до четырёх вариантов работы. Менеджер выбирает ровно один вариант с критериями приёмки либо </w:t>
+      </w:r>
+      <w:r>
+        <w:t>останавливает цикл. Работник выполняет правку в отдельной копии репозитория (git worktree) на отдельной ветке, запускает разрешённую проверку из белого списка и оставляет пакет изменений. Ничего не вливается, не отправляется на сервер и не утверждается авт</w:t>
+      </w:r>
+      <w:r>
+        <w:t>оматически: пакет ждёт человека. Каждый цикл пишет записи в тот же граф знаний, и цикл читает этот журнал перед следующим предложением, чтобы не предлагать сделанное.</w:t>
+      </w:r>
+    </w:p>
+    <w:p>
+      <w:r>
+        <w:t>Цикл переживает смерть процесса: при перезапуске с тем же именем прогона биография получа</w:t>
+      </w:r>
+      <w:r>
+        <w:t>ет запись о перезапуске, журнал получает запись о возобновлении, а рабочая копия встаёт рядом с остатками прерванной попытки и не сталкивается с ними.</w:t>
+      </w:r>
+    </w:p>
+    <w:p>
+      <w:pPr>
+        <w:pStyle w:val="21"/>
+      </w:pPr>
+      <w:bookmarkStart w:id="13" w:name="_Toc240997749"/>
+      <w:r>
+        <w:rPr>
+          <w:rFonts w:ascii="Times New Roman" w:hAnsi="Times New Roman"/>
+        </w:rPr>
+        <w:t>2.5. Панель управления и границы автоматизации</w:t>
+      </w:r>
+      <w:bookmarkEnd w:id="13"/>
+    </w:p>
+    <w:p>
+      <w:r>
+        <w:t xml:space="preserve">Состояние системы видно на панели (локальный веб-сервер): </w:t>
+      </w:r>
+      <w:r>
+        <w:t>лента организации с ролями, предложениями, решениями менеджера, пакетами и причинами остановок; раздел памяти с результатами публичного замера; раздел, в котором прямо перечислено, что именно доказано текущим прогоном.</w:t>
+      </w:r>
+    </w:p>
+    <w:p>
+      <w:r>
+        <w:t>Границы автоматизации важнее возможно</w:t>
+      </w:r>
+      <w:r>
+        <w:t>стей, поэтому они перечислены в самой системе: ни один пакет не вливается сам; запуск цикла и его продолжительность задаёт человек; провайдер языковых моделей один, и отказ провайдера записывается как «не измерено», а не как ошибка системы.</w:t>
+      </w:r>
+    </w:p>
+    <w:p>
+      <w:r>
+        <w:lastRenderedPageBreak/>
+        <w:t xml:space="preserve">Развитие цикла </w:t>
+      </w:r>
+      <w:r>
+        <w:t>идёт по одному направлению: перенести чтение записей внутрь графа на всех площадках, включая поиск по обвязке, где записи сейчас читаются с диска и попадают в граф уже после отбора. Тогда память агента станет одинаковой и в модельном мире, и в живой работе</w:t>
+      </w:r>
+      <w:r>
+        <w:t>.</w:t>
+      </w:r>
+    </w:p>
+    <w:p>
+      <w:pPr>
+        <w:pStyle w:val="1"/>
+      </w:pPr>
+      <w:bookmarkStart w:id="14" w:name="_Toc240997750"/>
+      <w:r>
+        <w:rPr>
+          <w:rFonts w:ascii="Times New Roman" w:hAnsi="Times New Roman"/>
+        </w:rPr>
+        <w:t>Глава 3. Метод измерения и результаты</w:t>
+      </w:r>
+      <w:bookmarkEnd w:id="14"/>
+    </w:p>
+    <w:p>
+      <w:pPr>
+        <w:pStyle w:val="21"/>
+      </w:pPr>
+      <w:bookmarkStart w:id="15" w:name="_Toc240997751"/>
+      <w:r>
+        <w:rPr>
+          <w:rFonts w:ascii="Times New Roman" w:hAnsi="Times New Roman"/>
+        </w:rPr>
+        <w:t>3.1. Как измеряется улучшение</w:t>
+      </w:r>
+      <w:bookmarkEnd w:id="15"/>
+    </w:p>
+    <w:p>
+      <w:r>
+        <w:t>Правила приёмки формулируются до поиска и не меняются внутри раунда; каждое их изменение вызывалось конкретным измерением, которое предыдущая версия пропустила. Правил было пять версий.</w:t>
       </w:r>
     </w:p>
     <w:tbl>
@@ -3707,13 +3100,7 @@
               <w:rPr>
                 <w:sz w:val="24"/>
               </w:rPr>
-              <w:t xml:space="preserve">требование покрытия: экономия признаётся, только </w:t>
-            </w:r>
-            <w:r>
-              <w:rPr>
-                <w:sz w:val="24"/>
-              </w:rPr>
-              <w:t>если решения кандидата восстановимы</w:t>
+              <w:t>требование покрытия: экономия признаётся, только если решения кандидата восстановимы</w:t>
             </w:r>
           </w:p>
         </w:tc>
@@ -3766,7 +3153,13 @@
               <w:rPr>
                 <w:sz w:val="24"/>
               </w:rPr>
-              <w:t>путь измерения в рабочем режиме для кандидатов, которых повтор не судит</w:t>
+              <w:t xml:space="preserve">путь измерения в рабочем режиме для </w:t>
+            </w:r>
+            <w:r>
+              <w:rPr>
+                <w:sz w:val="24"/>
+              </w:rPr>
+              <w:t>кандидатов, которых повтор не судит</w:t>
             </w:r>
           </w:p>
         </w:tc>
@@ -3783,13 +3176,7 @@
               <w:rPr>
                 <w:sz w:val="24"/>
               </w:rPr>
-              <w:t xml:space="preserve">три кандидата с прогнозом от +22,5 до +26,6 </w:t>
-            </w:r>
-            <w:r>
-              <w:rPr>
-                <w:sz w:val="24"/>
-              </w:rPr>
-              <w:t>процента и без единого восстановленного решения</w:t>
+              <w:t>три кандидата с прогнозом от +22,5 до +26,6 процента и без единого восстановленного решения</w:t>
             </w:r>
           </w:p>
         </w:tc>
@@ -3842,13 +3229,13 @@
               <w:rPr>
                 <w:sz w:val="24"/>
               </w:rPr>
-              <w:t>контрольная политика window3: прогноз +7,6 процента при покрытии 72,7 процента, измерение дало +12,4 проц</w:t>
-            </w:r>
-            <w:r>
-              <w:rPr>
-                <w:sz w:val="24"/>
-              </w:rPr>
-              <w:t>ента хуже, а на отложенных задачах +81,8 процента хуже</w:t>
+              <w:t xml:space="preserve">контрольная политика </w:t>
+            </w:r>
+            <w:r>
+              <w:rPr>
+                <w:sz w:val="24"/>
+              </w:rPr>
+              <w:t>window3: прогноз +7,6 процента при покрытии 72,7 процента, измерение дало +12,4 процента хуже, а на отложенных задачах +81,8 процента хуже</w:t>
             </w:r>
           </w:p>
         </w:tc>
@@ -3901,7 +3288,13 @@
               <w:rPr>
                 <w:sz w:val="24"/>
               </w:rPr>
-              <w:t>раунд 9: одно измерение дало минус 3,4 процента, три повтора дали плюс 4,0 процента</w:t>
+              <w:t>раунд 9: одно измерение дало минус 3,4 процента, т</w:t>
+            </w:r>
+            <w:r>
+              <w:rPr>
+                <w:sz w:val="24"/>
+              </w:rPr>
+              <w:t>ри повтора дали плюс 4,0 процента</w:t>
             </w:r>
           </w:p>
         </w:tc>
@@ -3910,31 +3303,31 @@
     <w:p/>
     <w:p>
       <w:r>
-        <w:t>Измерение в рабочем режиме дорого, поэтому перед</w:t>
-      </w:r>
-      <w:r>
-        <w:t xml:space="preserve"> каждым раундом судья решает большинство кандидатов бесплатно, а платят только за тех, кого судья не смог оценить или кто меняет поведение агента. Шум самого провайдера проверен контрольной политикой: одна и та же обвязка при повторах даёт разброс около пл</w:t>
-      </w:r>
-      <w:r>
-        <w:t>юс-минус 20 процентов, поэтому одиночный прогон не доказывает ничего.</w:t>
+        <w:t>Измерение в рабочем режиме дорого, поэтому перед каждым раундом судья решает большинство кандидатов бесплатно, а платят только за тех, кого судья не смог оценить или кто меняет поведение агента. Шум самого провайдера про</w:t>
+      </w:r>
+      <w:r>
+        <w:t>верен контрольной политикой: одна и та же обвязка при повторах даёт разброс около плюс-минус 20 процентов, поэтому одиночный прогон не доказывает ничего.</w:t>
       </w:r>
     </w:p>
     <w:p>
       <w:pPr>
         <w:pStyle w:val="21"/>
       </w:pPr>
-      <w:bookmarkStart w:id="22" w:name="_Toc240996558"/>
+      <w:bookmarkStart w:id="16" w:name="_Toc240997752"/>
       <w:r>
         <w:rPr>
           <w:rFonts w:ascii="Times New Roman" w:hAnsi="Times New Roman"/>
         </w:rPr>
-        <w:t>4.2. Сон в детерминированных мирах</w:t>
-      </w:r>
-      <w:bookmarkEnd w:id="22"/>
+        <w:t>3.2. Сон в детерминированных мирах</w:t>
+      </w:r>
+      <w:bookmarkEnd w:id="16"/>
     </w:p>
     <w:p>
       <w:r>
-        <w:t>Восемь независимых прогонов (пять зёрен островного мира, три зерна мастерской, по три раунда), измеренных в самом мире, а не по оценке судьи:</w:t>
+        <w:t xml:space="preserve">Восемь независимых прогонов (пять зёрен островного мира, три зерна </w:t>
+      </w:r>
+      <w:r>
+        <w:t>мастерской, по три раунда), измеренных в самом мире, а не по оценке судьи:</w:t>
       </w:r>
     </w:p>
     <w:tbl>
@@ -4184,7 +3577,14 @@
               <w:rPr>
                 <w:sz w:val="24"/>
               </w:rPr>
-              <w:t>Мастерская, 3 зерна</w:t>
+              <w:t xml:space="preserve">Мастерская, 3 </w:t>
+            </w:r>
+            <w:r>
+              <w:rPr>
+                <w:sz w:val="24"/>
+              </w:rPr>
+              <w:lastRenderedPageBreak/>
+              <w:t>зерна</w:t>
             </w:r>
           </w:p>
         </w:tc>
@@ -4201,6 +3601,7 @@
               <w:rPr>
                 <w:sz w:val="24"/>
               </w:rPr>
+              <w:lastRenderedPageBreak/>
               <w:t>3 из 3</w:t>
             </w:r>
           </w:p>
@@ -4252,7 +3653,14 @@
               <w:rPr>
                 <w:sz w:val="24"/>
               </w:rPr>
-              <w:t>+11,3 (около 22,9 процента)</w:t>
+              <w:t xml:space="preserve">+11,3 (около </w:t>
+            </w:r>
+            <w:r>
+              <w:rPr>
+                <w:sz w:val="24"/>
+              </w:rPr>
+              <w:lastRenderedPageBreak/>
+              <w:t>22,9 процента)</w:t>
             </w:r>
           </w:p>
         </w:tc>
@@ -4269,6 +3677,7 @@
               <w:rPr>
                 <w:sz w:val="24"/>
               </w:rPr>
+              <w:lastRenderedPageBreak/>
               <w:t>0</w:t>
             </w:r>
           </w:p>
@@ -4278,10 +3687,7 @@
     <w:p/>
     <w:p>
       <w:r>
-        <w:t>Все восемь зёрен улучшились после одного сна; са</w:t>
-      </w:r>
-      <w:r>
-        <w:t xml:space="preserve">мый скромный выигрыш это +14,7 (зерно </w:t>
+        <w:t xml:space="preserve">Все восемь зёрен улучшились после одного сна; самый скромный выигрыш это +14,7 (зерно </w:t>
       </w:r>
       <w:r>
         <w:rPr>
@@ -4291,32 +3697,31 @@
         <w:t>oneiro-1</w:t>
       </w:r>
       <w:r>
-        <w:t xml:space="preserve">), и он принимается как честная нижняя </w:t>
-      </w:r>
-      <w:r>
-        <w:lastRenderedPageBreak/>
-        <w:t>граница метода на этом мире. Оценка судьи при этом завышает результат на 22 до 30 процентов относительно измеренного: судья хорошо упорядочивает кандидатов и не годится ка</w:t>
-      </w:r>
-      <w:r>
-        <w:t>к предсказание. Это ограничение важнее самого успеха, и оно перенесено в правила приёмки.</w:t>
+        <w:t>), и он принимается как честная нижняя граница метода на этом мире. Оценка судьи при этом завышает результат на 22 до 30 процентов</w:t>
+      </w:r>
+      <w:r>
+        <w:t xml:space="preserve"> относительно измеренного: судья хорошо упорядочивает кандидатов и не годится как предсказание. Это ограничение важнее самого успеха, и оно перенесено в правила приёмки.</w:t>
       </w:r>
     </w:p>
     <w:p>
       <w:pPr>
         <w:pStyle w:val="21"/>
       </w:pPr>
-      <w:bookmarkStart w:id="23" w:name="_Toc240996559"/>
+      <w:bookmarkStart w:id="17" w:name="_Toc240997753"/>
       <w:r>
         <w:rPr>
           <w:rFonts w:ascii="Times New Roman" w:hAnsi="Times New Roman"/>
         </w:rPr>
-        <w:t>4.3. Что сохраняет граф знаний</w:t>
-      </w:r>
-      <w:bookmarkEnd w:id="23"/>
+        <w:t>3.3. Что сохраняет граф знаний</w:t>
+      </w:r>
+      <w:bookmarkEnd w:id="17"/>
     </w:p>
     <w:p>
       <w:r>
-        <w:t>Прямой замер памяти на одном эпизоде из 25 записанных попыток, с отключением отдельных видов связей:</w:t>
+        <w:t>Прямой замер памяти на одном эпизоде из 25 записанных п</w:t>
+      </w:r>
+      <w:r>
+        <w:t>опыток, с отключением отдельных видов связей:</w:t>
       </w:r>
     </w:p>
     <w:tbl>
@@ -4774,13 +4179,7 @@
               <w:rPr>
                 <w:sz w:val="24"/>
               </w:rPr>
-              <w:t xml:space="preserve">случайная </w:t>
-            </w:r>
-            <w:r>
-              <w:rPr>
-                <w:sz w:val="24"/>
-              </w:rPr>
-              <w:t>выборка (нижняя граница)</w:t>
+              <w:t>случайная выборка (нижняя граница)</w:t>
             </w:r>
           </w:p>
         </w:tc>
@@ -4867,710 +4266,108 @@
         <w:t>происхождение</w:t>
       </w:r>
       <w:r>
-        <w:t xml:space="preserve"> (без э</w:t>
-      </w:r>
-      <w:r>
-        <w:t>тих связей признак источник-вид не переживает выборку вовсе). Это сильнейшее имеющееся у нас свидетельство того, что структура несёт нагрузку, и одновременно самое слабое место: замер сделан на одном эпизоде, и он измеряет качество выборки, а не влияние на</w:t>
-      </w:r>
-      <w:r>
-        <w:t xml:space="preserve"> результат работы.</w:t>
+        <w:t xml:space="preserve"> (без этих связей признак источник-вид не переживает выборку вовсе). Это сильнейшее имеющееся у нас свидетельство того, что структура несёт нагрузку, и одновременно самое слаб</w:t>
+      </w:r>
+      <w:r>
+        <w:t>ое место: замер сделан на одном эпизоде, и он измеряет качество выборки, а не влияние на результат работы.</w:t>
       </w:r>
     </w:p>
     <w:p>
       <w:r>
-        <w:t>Проверка на публичном наборе LongMemEval (детали в приложении А) равна по итогу: плоский журнал 72,7 процента, граф 72,1 процента, без памяти 4,1 процента. Разница между двумя видами памяти внутри шума, а разделение по типам вопросов пок</w:t>
-      </w:r>
-      <w:r>
-        <w:t>азывает, где именно структура помогает: на вопросах о времени граф даёт 40,0 процента против 16,7 у плоского журнала, а на многосессионных вопросах проигрывает (58,3 против 66,7). Полный контекст без всякой выборки даёт до 94 процентов, то есть сама задача</w:t>
-      </w:r>
-      <w:r>
-        <w:t xml:space="preserve"> для нашей модели разрешима, и упрощать её мы не стали.</w:t>
+        <w:t>Проверка на публичном наборе LongMemEval (детали в приложении А) равна по итогу: плоский журнал 72,7 процента, граф 72,1 процента, без памяти 4,1 про</w:t>
+      </w:r>
+      <w:r>
+        <w:t>цента. Разница между двумя видами памяти внутри шума, а разделение по типам вопросов показывает, где именно структура помогает: на вопросах о времени граф даёт 40,0 процента против 16,7 у плоского журнала, а на многосессионных вопросах проигрывает (58,3 пр</w:t>
+      </w:r>
+      <w:r>
+        <w:t>отив 66,7). Полный контекст без всякой выборки даёт до 94 процентов, то есть сама задача для нашей модели разрешима, и упрощать её мы не стали.</w:t>
       </w:r>
     </w:p>
     <w:p>
       <w:pPr>
         <w:pStyle w:val="21"/>
       </w:pPr>
-      <w:bookmarkStart w:id="24" w:name="_Toc240996560"/>
+      <w:bookmarkStart w:id="18" w:name="_Toc240997754"/>
       <w:r>
         <w:rPr>
           <w:rFonts w:ascii="Times New Roman" w:hAnsi="Times New Roman"/>
         </w:rPr>
-        <w:t>4.4. Поиск по обвязке: одиннадцать раундов</w:t>
-      </w:r>
-      <w:bookmarkEnd w:id="24"/>
+        <w:t>3.4. Поиск по обвязке: одиннадцать раундов</w:t>
+      </w:r>
+      <w:bookmarkEnd w:id="18"/>
     </w:p>
     <w:p>
       <w:r>
-        <w:t>Одиннадцать раундов, 29 предложенных кандидатов, четыре развёртывания. Результат первых десяти: ни одного, которое пережило бы честное измерение.</w:t>
-      </w:r>
-    </w:p>
-    <w:tbl>
-      <w:tblPr>
-        <w:tblStyle w:val="aff0"/>
-        <w:tblW w:w="9531" w:type="dxa"/>
-        <w:tblInd w:w="108" w:type="dxa"/>
-        <w:tblCellMar>
-          <w:left w:w="56" w:type="dxa"/>
-          <w:right w:w="56" w:type="dxa"/>
-        </w:tblCellMar>
-        <w:tblLook w:val="04A0" w:firstRow="1" w:lastRow="0" w:firstColumn="1" w:lastColumn="0" w:noHBand="0" w:noVBand="1"/>
-      </w:tblPr>
-      <w:tblGrid>
-        <w:gridCol w:w="3166"/>
-        <w:gridCol w:w="3178"/>
-        <w:gridCol w:w="3187"/>
-      </w:tblGrid>
-      <w:tr>
-        <w:tc>
-          <w:tcPr>
-            <w:tcW w:w="3213" w:type="dxa"/>
-          </w:tcPr>
-          <w:p>
-            <w:pPr>
-              <w:ind w:firstLine="0"/>
-              <w:jc w:val="left"/>
-            </w:pPr>
-            <w:r>
-              <w:rPr>
-                <w:b/>
-                <w:sz w:val="24"/>
-              </w:rPr>
-              <w:t>Раунд</w:t>
-            </w:r>
-          </w:p>
-        </w:tc>
-        <w:tc>
-          <w:tcPr>
-            <w:tcW w:w="3213" w:type="dxa"/>
-          </w:tcPr>
-          <w:p>
-            <w:pPr>
-              <w:ind w:firstLine="0"/>
-              <w:jc w:val="left"/>
-            </w:pPr>
-            <w:r>
-              <w:rPr>
-                <w:b/>
-                <w:sz w:val="24"/>
-              </w:rPr>
-              <w:t>Канди</w:t>
-            </w:r>
-            <w:r>
-              <w:rPr>
-                <w:b/>
-                <w:sz w:val="24"/>
-              </w:rPr>
-              <w:t>датов</w:t>
-            </w:r>
-          </w:p>
-        </w:tc>
-        <w:tc>
-          <w:tcPr>
-            <w:tcW w:w="3213" w:type="dxa"/>
-          </w:tcPr>
-          <w:p>
-            <w:pPr>
-              <w:ind w:firstLine="0"/>
-              <w:jc w:val="left"/>
-            </w:pPr>
-            <w:r>
-              <w:rPr>
-                <w:b/>
-                <w:sz w:val="24"/>
-              </w:rPr>
-              <w:t>Итог</w:t>
-            </w:r>
-          </w:p>
-        </w:tc>
-      </w:tr>
-      <w:tr>
-        <w:tc>
-          <w:tcPr>
-            <w:tcW w:w="3213" w:type="dxa"/>
-          </w:tcPr>
-          <w:p>
-            <w:pPr>
-              <w:ind w:firstLine="0"/>
-              <w:jc w:val="left"/>
-            </w:pPr>
-            <w:r>
-              <w:rPr>
-                <w:sz w:val="24"/>
-              </w:rPr>
-              <w:t>1</w:t>
-            </w:r>
-          </w:p>
-        </w:tc>
-        <w:tc>
-          <w:tcPr>
-            <w:tcW w:w="3213" w:type="dxa"/>
-          </w:tcPr>
-          <w:p>
-            <w:pPr>
-              <w:ind w:firstLine="0"/>
-              <w:jc w:val="left"/>
-            </w:pPr>
-            <w:r>
-              <w:rPr>
-                <w:sz w:val="24"/>
-              </w:rPr>
-              <w:t>3</w:t>
-            </w:r>
-          </w:p>
-        </w:tc>
-        <w:tc>
-          <w:tcPr>
-            <w:tcW w:w="3213" w:type="dxa"/>
-          </w:tcPr>
-          <w:p>
-            <w:pPr>
-              <w:ind w:firstLine="0"/>
-              <w:jc w:val="left"/>
-            </w:pPr>
-            <w:r>
-              <w:rPr>
-                <w:sz w:val="24"/>
-              </w:rPr>
-              <w:t>ничего не развёрнуто</w:t>
-            </w:r>
-          </w:p>
-        </w:tc>
-      </w:tr>
-      <w:tr>
-        <w:tc>
-          <w:tcPr>
-            <w:tcW w:w="3213" w:type="dxa"/>
-          </w:tcPr>
-          <w:p>
-            <w:pPr>
-              <w:ind w:firstLine="0"/>
-              <w:jc w:val="left"/>
-            </w:pPr>
-            <w:r>
-              <w:rPr>
-                <w:sz w:val="24"/>
-              </w:rPr>
-              <w:t>2</w:t>
-            </w:r>
-          </w:p>
-        </w:tc>
-        <w:tc>
-          <w:tcPr>
-            <w:tcW w:w="3213" w:type="dxa"/>
-          </w:tcPr>
-          <w:p>
-            <w:pPr>
-              <w:ind w:firstLine="0"/>
-              <w:jc w:val="left"/>
-            </w:pPr>
-            <w:r>
-              <w:rPr>
-                <w:sz w:val="24"/>
-              </w:rPr>
-              <w:t>3</w:t>
-            </w:r>
-          </w:p>
-        </w:tc>
-        <w:tc>
-          <w:tcPr>
-            <w:tcW w:w="3213" w:type="dxa"/>
-          </w:tcPr>
-          <w:p>
-            <w:pPr>
-              <w:ind w:firstLine="0"/>
-              <w:jc w:val="left"/>
-            </w:pPr>
-            <w:r>
-              <w:rPr>
-                <w:sz w:val="24"/>
-              </w:rPr>
-              <w:t xml:space="preserve">развёрнуто; в рабочем режиме </w:t>
-            </w:r>
-            <w:r>
-              <w:rPr>
-                <w:b/>
-                <w:sz w:val="24"/>
-              </w:rPr>
-              <w:t>+27,0 процента</w:t>
-            </w:r>
-            <w:r>
-              <w:rPr>
-                <w:sz w:val="24"/>
-              </w:rPr>
-              <w:t xml:space="preserve"> (хуже)</w:t>
-            </w:r>
-          </w:p>
-        </w:tc>
-      </w:tr>
-      <w:tr>
-        <w:tc>
-          <w:tcPr>
-            <w:tcW w:w="3213" w:type="dxa"/>
-          </w:tcPr>
-          <w:p>
-            <w:pPr>
-              <w:ind w:firstLine="0"/>
-              <w:jc w:val="left"/>
-            </w:pPr>
-            <w:r>
-              <w:rPr>
-                <w:sz w:val="24"/>
-              </w:rPr>
-              <w:lastRenderedPageBreak/>
-              <w:t>3</w:t>
-            </w:r>
-          </w:p>
-        </w:tc>
-        <w:tc>
-          <w:tcPr>
-            <w:tcW w:w="3213" w:type="dxa"/>
-          </w:tcPr>
-          <w:p>
-            <w:pPr>
-              <w:ind w:firstLine="0"/>
-              <w:jc w:val="left"/>
-            </w:pPr>
-            <w:r>
-              <w:rPr>
-                <w:sz w:val="24"/>
-              </w:rPr>
-              <w:t>2</w:t>
-            </w:r>
-          </w:p>
-        </w:tc>
-        <w:tc>
-          <w:tcPr>
-            <w:tcW w:w="3213" w:type="dxa"/>
-          </w:tcPr>
-          <w:p>
-            <w:pPr>
-              <w:ind w:firstLine="0"/>
-              <w:jc w:val="left"/>
-            </w:pPr>
-            <w:r>
-              <w:rPr>
-                <w:sz w:val="24"/>
-              </w:rPr>
-              <w:t xml:space="preserve">развёрнуто; в рабочем режиме </w:t>
-            </w:r>
-            <w:r>
-              <w:rPr>
-                <w:b/>
-                <w:sz w:val="24"/>
-              </w:rPr>
-              <w:t>+21,1 процента</w:t>
-            </w:r>
-            <w:r>
-              <w:rPr>
-                <w:sz w:val="24"/>
-              </w:rPr>
-              <w:t xml:space="preserve"> (хуже), одна задача потеряна</w:t>
-            </w:r>
-          </w:p>
-        </w:tc>
-      </w:tr>
-      <w:tr>
-        <w:tc>
-          <w:tcPr>
-            <w:tcW w:w="3213" w:type="dxa"/>
-          </w:tcPr>
-          <w:p>
-            <w:pPr>
-              <w:ind w:firstLine="0"/>
-              <w:jc w:val="left"/>
-            </w:pPr>
-            <w:r>
-              <w:rPr>
-                <w:sz w:val="24"/>
-              </w:rPr>
-              <w:t>4</w:t>
-            </w:r>
-          </w:p>
-        </w:tc>
-        <w:tc>
-          <w:tcPr>
-            <w:tcW w:w="3213" w:type="dxa"/>
-          </w:tcPr>
-          <w:p>
-            <w:pPr>
-              <w:ind w:firstLine="0"/>
-              <w:jc w:val="left"/>
-            </w:pPr>
-            <w:r>
-              <w:rPr>
-                <w:sz w:val="24"/>
-              </w:rPr>
-              <w:t>3</w:t>
-            </w:r>
-          </w:p>
-        </w:tc>
-        <w:tc>
-          <w:tcPr>
-            <w:tcW w:w="3213" w:type="dxa"/>
-          </w:tcPr>
-          <w:p>
-            <w:pPr>
-              <w:ind w:firstLine="0"/>
-              <w:jc w:val="left"/>
-            </w:pPr>
-            <w:r>
-              <w:rPr>
-                <w:sz w:val="24"/>
-              </w:rPr>
-              <w:t>отказ по доказательствам: у всех кандидатов 0 процентов восстановленных решений</w:t>
-            </w:r>
-          </w:p>
-        </w:tc>
-      </w:tr>
-      <w:tr>
-        <w:tc>
-          <w:tcPr>
-            <w:tcW w:w="3213" w:type="dxa"/>
-          </w:tcPr>
-          <w:p>
-            <w:pPr>
-              <w:ind w:firstLine="0"/>
-              <w:jc w:val="left"/>
-            </w:pPr>
-            <w:r>
-              <w:rPr>
-                <w:sz w:val="24"/>
-              </w:rPr>
-              <w:t>5-7</w:t>
-            </w:r>
-          </w:p>
-        </w:tc>
-        <w:tc>
-          <w:tcPr>
-            <w:tcW w:w="3213" w:type="dxa"/>
-          </w:tcPr>
-          <w:p>
-            <w:pPr>
-              <w:ind w:firstLine="0"/>
-              <w:jc w:val="left"/>
-            </w:pPr>
-            <w:r>
-              <w:rPr>
-                <w:sz w:val="24"/>
-              </w:rPr>
-              <w:t>8</w:t>
-            </w:r>
-          </w:p>
-        </w:tc>
-        <w:tc>
-          <w:tcPr>
-            <w:tcW w:w="3213" w:type="dxa"/>
-          </w:tcPr>
-          <w:p>
-            <w:pPr>
-              <w:ind w:firstLine="0"/>
-              <w:jc w:val="left"/>
-            </w:pPr>
-            <w:r>
-              <w:rPr>
-                <w:sz w:val="24"/>
-              </w:rPr>
-              <w:t>ни один не прошёл порог экономии</w:t>
-            </w:r>
-          </w:p>
-        </w:tc>
-      </w:tr>
-      <w:tr>
-        <w:tc>
-          <w:tcPr>
-            <w:tcW w:w="3213" w:type="dxa"/>
-          </w:tcPr>
-          <w:p>
-            <w:pPr>
-              <w:ind w:firstLine="0"/>
-              <w:jc w:val="left"/>
-            </w:pPr>
-            <w:r>
-              <w:rPr>
-                <w:sz w:val="24"/>
-              </w:rPr>
-              <w:t>8</w:t>
-            </w:r>
-          </w:p>
-        </w:tc>
-        <w:tc>
-          <w:tcPr>
-            <w:tcW w:w="3213" w:type="dxa"/>
-          </w:tcPr>
-          <w:p>
-            <w:pPr>
-              <w:ind w:firstLine="0"/>
-              <w:jc w:val="left"/>
-            </w:pPr>
-            <w:r>
-              <w:rPr>
-                <w:sz w:val="24"/>
-              </w:rPr>
-              <w:t>3</w:t>
-            </w:r>
-          </w:p>
-        </w:tc>
-        <w:tc>
-          <w:tcPr>
-            <w:tcW w:w="3213" w:type="dxa"/>
-          </w:tcPr>
-          <w:p>
-            <w:pPr>
-              <w:ind w:firstLine="0"/>
-              <w:jc w:val="left"/>
-            </w:pPr>
-            <w:r>
-              <w:rPr>
-                <w:sz w:val="24"/>
-              </w:rPr>
-              <w:t>измерено и отклонено: прогноз +32,0 процента, измерение +1,5 процента</w:t>
-            </w:r>
-          </w:p>
-        </w:tc>
-      </w:tr>
-      <w:tr>
-        <w:tc>
-          <w:tcPr>
-            <w:tcW w:w="3213" w:type="dxa"/>
-          </w:tcPr>
-          <w:p>
-            <w:pPr>
-              <w:ind w:firstLine="0"/>
-              <w:jc w:val="left"/>
-            </w:pPr>
-            <w:r>
-              <w:rPr>
-                <w:sz w:val="24"/>
-              </w:rPr>
-              <w:t>9</w:t>
-            </w:r>
-          </w:p>
-        </w:tc>
-        <w:tc>
-          <w:tcPr>
-            <w:tcW w:w="3213" w:type="dxa"/>
-          </w:tcPr>
-          <w:p>
-            <w:pPr>
-              <w:ind w:firstLine="0"/>
-              <w:jc w:val="left"/>
-            </w:pPr>
-            <w:r>
-              <w:rPr>
-                <w:sz w:val="24"/>
-              </w:rPr>
-              <w:t>3</w:t>
-            </w:r>
-          </w:p>
-        </w:tc>
-        <w:tc>
-          <w:tcPr>
-            <w:tcW w:w="3213" w:type="dxa"/>
-          </w:tcPr>
-          <w:p>
-            <w:pPr>
-              <w:ind w:firstLine="0"/>
-              <w:jc w:val="left"/>
-            </w:pPr>
-            <w:r>
-              <w:rPr>
-                <w:sz w:val="24"/>
-              </w:rPr>
-              <w:t>развёрнуто по одному прогону на задачу (минус 3,4 процента); при трёх прогонах плюс 4,0 процента, переноса нет</w:t>
-            </w:r>
-          </w:p>
-        </w:tc>
-      </w:tr>
-      <w:tr>
-        <w:tc>
-          <w:tcPr>
-            <w:tcW w:w="3213" w:type="dxa"/>
-          </w:tcPr>
-          <w:p>
-            <w:pPr>
-              <w:ind w:firstLine="0"/>
-              <w:jc w:val="left"/>
-            </w:pPr>
-            <w:r>
-              <w:rPr>
-                <w:sz w:val="24"/>
-              </w:rPr>
-              <w:t>10</w:t>
-            </w:r>
-          </w:p>
-        </w:tc>
-        <w:tc>
-          <w:tcPr>
-            <w:tcW w:w="3213" w:type="dxa"/>
-          </w:tcPr>
-          <w:p>
-            <w:pPr>
-              <w:ind w:firstLine="0"/>
-              <w:jc w:val="left"/>
-            </w:pPr>
-            <w:r>
-              <w:rPr>
-                <w:sz w:val="24"/>
-              </w:rPr>
-              <w:t>3</w:t>
-            </w:r>
-          </w:p>
-        </w:tc>
-        <w:tc>
-          <w:tcPr>
-            <w:tcW w:w="3213" w:type="dxa"/>
-          </w:tcPr>
-          <w:p>
-            <w:pPr>
-              <w:ind w:firstLine="0"/>
-              <w:jc w:val="left"/>
-            </w:pPr>
-            <w:r>
-              <w:rPr>
-                <w:sz w:val="24"/>
-              </w:rPr>
-              <w:t xml:space="preserve">ни один не прошёл </w:t>
-            </w:r>
-            <w:r>
-              <w:rPr>
-                <w:sz w:val="24"/>
-              </w:rPr>
-              <w:t>порог</w:t>
-            </w:r>
-          </w:p>
-        </w:tc>
-      </w:tr>
-      <w:tr>
-        <w:tc>
-          <w:tcPr>
-            <w:tcW w:w="3213" w:type="dxa"/>
-          </w:tcPr>
-          <w:p>
-            <w:pPr>
-              <w:ind w:firstLine="0"/>
-              <w:jc w:val="left"/>
-            </w:pPr>
-            <w:r>
-              <w:rPr>
-                <w:sz w:val="24"/>
-              </w:rPr>
-              <w:t>11</w:t>
-            </w:r>
-          </w:p>
-        </w:tc>
-        <w:tc>
-          <w:tcPr>
-            <w:tcW w:w="3213" w:type="dxa"/>
-          </w:tcPr>
-          <w:p>
-            <w:pPr>
-              <w:ind w:firstLine="0"/>
-              <w:jc w:val="left"/>
-            </w:pPr>
-            <w:r>
-              <w:rPr>
-                <w:sz w:val="24"/>
-              </w:rPr>
-              <w:t>1</w:t>
-            </w:r>
-          </w:p>
-        </w:tc>
-        <w:tc>
-          <w:tcPr>
-            <w:tcW w:w="3213" w:type="dxa"/>
-          </w:tcPr>
-          <w:p>
-            <w:pPr>
-              <w:ind w:firstLine="0"/>
-              <w:jc w:val="left"/>
-            </w:pPr>
-            <w:r>
-              <w:rPr>
-                <w:sz w:val="24"/>
-              </w:rPr>
-              <w:t xml:space="preserve">развёрнуто: поиск </w:t>
-            </w:r>
-            <w:r>
-              <w:rPr>
-                <w:b/>
-                <w:sz w:val="24"/>
-              </w:rPr>
-              <w:t>минус 13,3 процента</w:t>
-            </w:r>
-            <w:r>
-              <w:rPr>
-                <w:sz w:val="24"/>
-              </w:rPr>
-              <w:t xml:space="preserve">, отложенные задачи </w:t>
-            </w:r>
-            <w:r>
-              <w:rPr>
-                <w:b/>
-                <w:sz w:val="24"/>
-              </w:rPr>
-              <w:t>минус 28,5 процента</w:t>
-            </w:r>
-            <w:r>
-              <w:rPr>
-                <w:sz w:val="24"/>
-              </w:rPr>
-              <w:t>, переносится</w:t>
-            </w:r>
-          </w:p>
-        </w:tc>
-      </w:tr>
-    </w:tbl>
-    <w:p/>
-    <w:p>
-      <w:r>
-        <w:t>Раунд 11 это единственная защищаемая экономия за всю историю. Политика в нём состоит из двух полей: отсутствие начального вывода тестов в первом запросе</w:t>
-      </w:r>
-      <w:r>
-        <w:t xml:space="preserve"> и более длинные наблюдения инструментов (1500 символов вместо 1000). По отдельности ни одно поле не работает (первое поле в одиночку дало плюс 27 процентов в раунде 2), работает только их сочетание, и установить это можно было только измерением в рабочем </w:t>
-      </w:r>
-      <w:r>
-        <w:t>режиме.</w:t>
+        <w:t>Одиннадцать раундов, 29 предложенных кандидатов, четыре развёртывания</w:t>
+      </w:r>
+      <w:r>
+        <w:t xml:space="preserve">. Результат первых десяти: ни одного улучшения, которое </w:t>
+      </w:r>
+      <w:r>
+        <w:lastRenderedPageBreak/>
+        <w:t>пережило бы честное измерение. Раунды 2 и 3 развернули кандидатов, которые в рабочем режиме оказались хуже (плюс 27,0 и плюс 21,1 процента запросов), причём в третьем раунде была потеряна одна задача.</w:t>
+      </w:r>
+      <w:r>
+        <w:t xml:space="preserve"> Раунд 4 отказал всем кандидатам по доказательствам: у них ноль восстановленных решений из записей. Раунды 5–7 и 10 не прошли порог экономии. Раунд 8 был измерен и отклонён: прогноз плюс 32,0 процента, измерение плюс 1,5. Раунд 9 развернулся по одному прог</w:t>
+      </w:r>
+      <w:r>
+        <w:t>ону на задачу и не перенёсся: при трёх повторах вместо экономии вышло плюс 4,0 процента. Именно этот провал и вынудил пятый вариант правил приёмки, а он дал раунд 11.</w:t>
       </w:r>
     </w:p>
     <w:p>
       <w:r>
-        <w:t>За одиннадцать раундов потрачено 26 прогонов в рабочем режиме; если бы каждого из 29 кандидатов измеряли один раз на каждой поисковой задаче, потребовалось бы 116 прогонов. Экономия 90 прогонов (в 4,5 раза) на пути к этим решениям и есть экономичес</w:t>
-      </w:r>
-      <w:r>
-        <w:t>кий аргумент метода.</w:t>
+        <w:t>Полная таблица по всем одиннадцати раундам, с правилами, действовавшими в каждом, приведе</w:t>
+      </w:r>
+      <w:r>
+        <w:t>на в приложении Б.</w:t>
       </w:r>
     </w:p>
     <w:p>
       <w:r>
-        <w:t>Из девятнадцати отклонённых кандидатов большинство отклонено бесплатно, по записям. Судья ошибался в обе стороны: на семи написанных вручную обвязках его оценка расходилась с измерением от минус 43 до плюс 26 процентов.</w:t>
+        <w:t xml:space="preserve">Раунд 11 это единственная защищаемая экономия за всю историю. Политика в нём состоит из двух полей: отсутствие начального вывода тестов в первом запросе и более длинные наблюдения инструментов (1500 символов вместо 1000). По отдельности </w:t>
+      </w:r>
+      <w:r>
+        <w:t>ни одно поле не работает (первое поле в одиночку дало плюс 27 процентов в раунде 2), работает только их сочетание, и установить это можно было только измерением в рабочем режиме.</w:t>
+      </w:r>
+    </w:p>
+    <w:p>
+      <w:r>
+        <w:t>За одиннадцать раундов потрачено 26 прогонов в рабочем режиме; если бы каждог</w:t>
+      </w:r>
+      <w:r>
+        <w:t>о из 29 кандидатов измеряли один раз на каждой поисковой задаче, потребовалось бы 116 прогонов. Экономия 90 прогонов (в 4,5 раза) на пути к этим решениям и есть экономический аргумент метода.</w:t>
+      </w:r>
+    </w:p>
+    <w:p>
+      <w:r>
+        <w:t>Из девятнадцати отклонённых кандидатов большинство отклонено бес</w:t>
+      </w:r>
+      <w:r>
+        <w:t>платно, по записям. Судья ошибался в обе стороны: на семи написанных вручную обвязках его оценка расходилась с измерением от минус 43 до плюс 26 процентов.</w:t>
       </w:r>
     </w:p>
     <w:p>
       <w:pPr>
         <w:pStyle w:val="21"/>
       </w:pPr>
-      <w:bookmarkStart w:id="25" w:name="_Toc240996561"/>
+      <w:bookmarkStart w:id="19" w:name="_Toc240997755"/>
       <w:r>
         <w:rPr>
           <w:rFonts w:ascii="Times New Roman" w:hAnsi="Times New Roman"/>
         </w:rPr>
-        <w:t>4.5. Живой цикл</w:t>
-      </w:r>
-      <w:r>
-        <w:rPr>
-          <w:rFonts w:ascii="Times New Roman" w:hAnsi="Times New Roman"/>
-        </w:rPr>
-        <w:t>: что подтверждено в графе</w:t>
-      </w:r>
-      <w:bookmarkEnd w:id="25"/>
+        <w:t>3.5. Живой цикл: что подтверждено в графе</w:t>
+      </w:r>
+      <w:bookmarkEnd w:id="19"/>
     </w:p>
     <w:p>
       <w:r>
-        <w:t>Живая запись в графе знаний на момент подготовки работы содержит 69 записей организации: 4 запуска цикла, 6 циклов, 6 наборов предложений и 6 решений менеджера, 6 созданных рабочих копий, 5 записей о пакетах изменений, 1 запись о</w:t>
-      </w:r>
-      <w:r>
-        <w:t xml:space="preserve"> возобновлении после перезапуска, 3 записи о запуске шлюза расширения и по одной записи о срыве цикла и о срыве heartbeat.</w:t>
+        <w:t>Живая запись в графе знаний на момент подготовки работы со</w:t>
+      </w:r>
+      <w:r>
+        <w:t>держит 69 записей организации: 4 запуска цикла, 6 циклов, 6 наборов предложений и 6 решений менеджера, 6 созданных рабочих копий, 5 записей о пакетах изменений, 1 запись о возобновлении после перезапуска, 3 записи о запуске шлюза расширения и по одной запи</w:t>
+      </w:r>
+      <w:r>
+        <w:t>си о срыве цикла и о срыве heartbeat.</w:t>
       </w:r>
     </w:p>
     <w:p>
@@ -5582,43 +4379,35 @@
           <w:rFonts w:ascii="Consolas" w:hAnsi="Consolas"/>
           <w:sz w:val="24"/>
         </w:rPr>
-        <w:t>te</w:t>
-      </w:r>
-      <w:r>
-        <w:rPr>
-          <w:rFonts w:ascii="Consolas" w:hAnsi="Consolas"/>
-          <w:sz w:val="24"/>
-        </w:rPr>
-        <w:t>st</w:t>
-      </w:r>
-      <w:r>
-        <w:t xml:space="preserve">, изменённых файлов ноль). Записи не удаляются: журнал показывает и рабочие </w:t>
-      </w:r>
-      <w:r>
-        <w:lastRenderedPageBreak/>
-        <w:t>циклы, и испытания, потому что этим он и отличается от отчёта, сочинённого в конце.</w:t>
+        <w:t>test</w:t>
+      </w:r>
+      <w:r>
+        <w:t xml:space="preserve">, изменённых файлов ноль). Записи не удаляются: журнал показывает и рабочие циклы, </w:t>
+      </w:r>
+      <w:r>
+        <w:t>и испытания, потому что этим он и отличается от отчёта, сочинённого в конце.</w:t>
       </w:r>
     </w:p>
     <w:p>
       <w:r>
-        <w:t>Срывы тоже названы: цикл сорвался один раз, когда провайдер отдал ошибку соединения, страховая</w:t>
-      </w:r>
-      <w:r>
-        <w:t xml:space="preserve"> модель ответила не по схеме, менеджер записал ошибку схемы, и цикл был пропущен без заморозки системы.</w:t>
+        <w:t xml:space="preserve">Срывы тоже названы: цикл сорвался один раз, когда провайдер отдал ошибку соединения, страховая модель ответила не по схеме, менеджер записал ошибку схемы, и цикл был пропущен без </w:t>
+      </w:r>
+      <w:r>
+        <w:t>заморозки системы.</w:t>
       </w:r>
     </w:p>
     <w:p>
       <w:pPr>
         <w:pStyle w:val="1"/>
       </w:pPr>
-      <w:bookmarkStart w:id="26" w:name="_Toc240996562"/>
+      <w:bookmarkStart w:id="20" w:name="_Toc240997756"/>
       <w:r>
         <w:rPr>
           <w:rFonts w:ascii="Times New Roman" w:hAnsi="Times New Roman"/>
         </w:rPr>
         <w:t>Заключение</w:t>
       </w:r>
-      <w:bookmarkEnd w:id="26"/>
+      <w:bookmarkEnd w:id="20"/>
     </w:p>
     <w:p>
       <w:r>
@@ -5627,22 +4416,26 @@
     </w:p>
     <w:p>
       <w:r>
-        <w:t>Онтология опыта описана и работает: полная траектория агента, включая состояния, допустимые де</w:t>
-      </w:r>
-      <w:r>
-        <w:t>йствия и числовые исходы, записывается в граф знаний, и связи времени и происхождения в нём проверены отключением (задача 1). Механизм самоулучшения реализован и измерен на двух структурно разных мирах: восемь из восьми зёрен улучшились после одного сна, о</w:t>
-      </w:r>
-      <w:r>
-        <w:t>т +14,7 до +114,9 (задача 2). Цикл перенесён на реального кодирующего агента; судья по записям восстанавливает запросы посимвольно, а правило «политику, меняющую поведение, измерять в рабочем режиме» появилось именно на этом переносе (задача 3). Правила пр</w:t>
-      </w:r>
-      <w:r>
-        <w:t>иёмки заморожены и пересматривались пять раз, каждое изменение вынуждено измерением; измерение с тремя повторами отделило настоящую экономию от шума провайдера в плюс-минус 20 процентов (задача 4). Память сравнена на публичном наборе с плоским журналом и б</w:t>
-      </w:r>
-      <w:r>
-        <w:t>ез памяти; подстройка под известный протокол судьи сохранена (задача 5). Автономный цикл из трёх ролей работает, переживает перезапуск процесса и оставляет незалитые пакеты изменений с доказательствами (задача 6). Практическое применение описано двумя сцен</w:t>
-      </w:r>
-      <w:r>
-        <w:t>ариями, для долгого проекта и для повседневной работы, вместе с требованиями к запуску (задача 7).</w:t>
+        <w:t xml:space="preserve">Онтология опыта описана и работает: полная траектория агента, включая состояния, допустимые действия и числовые исходы, записывается в граф </w:t>
+      </w:r>
+      <w:r>
+        <w:lastRenderedPageBreak/>
+        <w:t>знаний, и связи времени и происхождения</w:t>
+      </w:r>
+      <w:r>
+        <w:t xml:space="preserve"> в нём проверены отключением (задача 1). Механизм самоулучшения реализован и измерен на двух структурно разных мирах: восемь из восьми зёрен улучшились после одного сна, от +14,7 до +114,9 (задача 2). Цикл перенесён на реального кодирующего агента; судья п</w:t>
+      </w:r>
+      <w:r>
+        <w:t xml:space="preserve">о записям восстанавливает запросы посимвольно, а правило «политику, меняющую поведение, измерять в рабочем режиме» появилось именно на этом переносе (задача 3). Правила приёмки заморожены и пересматривались пять раз, каждое изменение вынуждено измерением; </w:t>
+      </w:r>
+      <w:r>
+        <w:t>измерение с тремя повторами отделило настоящую экономию от шума провайдера в плюс-минус 20 процентов (задача 4). Память сравнена на публичном наборе с плоским журналом и без памяти; подстройка под известный протокол судьи сохранена (задача 5). Автономный ц</w:t>
+      </w:r>
+      <w:r>
+        <w:t>икл из трёх ролей работает, переживает перезапуск процесса и оставляет незалитые пакеты изменений с доказательствами (задача 6). Практическое применение описано двумя сценариями, для долгого проекта и для повседневной работы, вместе с требованиями к запуск</w:t>
+      </w:r>
+      <w:r>
+        <w:t>у (задача 7).</w:t>
       </w:r>
     </w:p>
     <w:p>
@@ -5653,105 +4446,96 @@
         <w:t>Практический итог.</w:t>
       </w:r>
       <w:r>
-        <w:t xml:space="preserve"> Система работает как помощник, а не как лабораторная демонстрация. Она ведёт цикл из трёх ролей, помнит свою работу записями в графе, прод</w:t>
-      </w:r>
-      <w:r>
-        <w:t>олжает её после перезапуска процесса и оставляет человеку готовые к проверке пакеты изменений. Опыт, записанный с онтологией, позволяет отбирать улучшения почти бесплатно: из 29 предложенных кандидатов 19 отклонены по записям без единого запуска, а один ра</w:t>
-      </w:r>
-      <w:r>
-        <w:t>звёрнутый вариант дал переносимую экономию запросов на реальном агенте. Память сравнена с плоским журналом и с полным отсутствием памяти на публичном наборе: без памяти 4,1 процента, с памятью около 72 процентов, а структура графа выигрывает там, где она и</w:t>
-      </w:r>
-      <w:r>
-        <w:t xml:space="preserve"> должна выигрывать: на вопросах о времени (40,0 против 16,7 процента) и на сохранении порядка и происхождения записей.</w:t>
+        <w:t xml:space="preserve"> Система работает как помощник, а не как лабораторная демонстрация. Она ведёт цикл из трёх ролей, помнит свою работу записями в графе, продолжает её после перезапуска процесса и оставляет человеку готовые к проверке пакеты и</w:t>
+      </w:r>
+      <w:r>
+        <w:t>зменений. Опыт, записанный с онтологией, позволяет отбирать улучшения почти бесплатно: из 29 предложенных кандидатов 19 отклонены по записям без единого запуска, а один развёрнутый вариант дал переносимую экономию запросов на реальном агенте. Память сравне</w:t>
+      </w:r>
+      <w:r>
+        <w:t>на с плоским журналом и с полным отсутствием памяти на публичном наборе: без памяти 4,1 процента, с памятью около 72 процентов, а структура графа выигрывает там, где она и должна выигрывать: на вопросах о времени (40,0 против 16,7 процента) и на сохранении</w:t>
+      </w:r>
+      <w:r>
+        <w:t xml:space="preserve"> порядка и происхождения записей.</w:t>
       </w:r>
     </w:p>
     <w:p>
       <w:r>
-        <w:t xml:space="preserve">Отсюда ближайшие направления работы. Первое: расширить предмет работы за пределы кода (почта, таблицы, документы по образцу), потому что </w:t>
-      </w:r>
-      <w:r>
-        <w:t xml:space="preserve">помощник в повседневной работе школы и офиса это тот же двигатель с другим предметом; канал, которым решение уходит человеку и возвращается его нажатием, для этого уже есть. Третье: перенести чтение записей внутрь графа на всех площадках, включая поиск по </w:t>
-      </w:r>
-      <w:r>
-        <w:t xml:space="preserve">обвязке, чтобы память агента была одинаковой в мире и в живой работе. Четвёртое: расширить набор задач с </w:t>
-      </w:r>
-      <w:r>
-        <w:lastRenderedPageBreak/>
-        <w:t>шести до двенадцати и более и повторить замер памяти, чтобы разница между видами памяти перестала быть в пределах шума.</w:t>
+        <w:t>Отсюда ближайшие направления работы. Первое: расширить предмет работы за пределы кода (почта, таблицы, документы по образцу), потому что помощник в повседневной работе школы и офиса это тот же двигатель с другим предметом;</w:t>
+      </w:r>
+      <w:r>
+        <w:t xml:space="preserve"> канал, которым решение уходит человеку и возвращается его нажатием, для этого уже есть. Третье: перенести чтение записей внутрь графа на всех площадках, включая поиск по обвязке, чтобы память агента была одинаковой в мире и в живой работе. Четвёртое: расш</w:t>
+      </w:r>
+      <w:r>
+        <w:t>ирить набор задач с шести до двенадцати и более и повторить замер памяти, чтобы разница между видами памяти перестала быть в пределах шума.</w:t>
       </w:r>
     </w:p>
     <w:p>
       <w:pPr>
         <w:pStyle w:val="1"/>
       </w:pPr>
-      <w:bookmarkStart w:id="27" w:name="_Toc240996563"/>
+      <w:bookmarkStart w:id="21" w:name="_Toc240997757"/>
       <w:r>
         <w:rPr>
           <w:rFonts w:ascii="Times New Roman" w:hAnsi="Times New Roman"/>
         </w:rPr>
-        <w:t>Список использованных источнико</w:t>
-      </w:r>
-      <w:r>
-        <w:rPr>
-          <w:rFonts w:ascii="Times New Roman" w:hAnsi="Times New Roman"/>
-        </w:rPr>
-        <w:t>в</w:t>
-      </w:r>
-      <w:bookmarkEnd w:id="27"/>
+        <w:t>Список использованных источников</w:t>
+      </w:r>
+      <w:bookmarkEnd w:id="21"/>
     </w:p>
     <w:p>
       <w:r>
-        <w:t>1. Голенков В.В., Гулякина Н.А. Открытая семантическая технология проектирования интеллектуальных систем (OSTIS) // Сборник научных трудов OSTIS. Минск, 2023. URL: https://proc.ostis.net/proc/Proceedings%20OSTIS-2023.pdf (дата обращения: 22.09.2026).</w:t>
+        <w:t>1. Голенков В.В., Гулякина Н.А. Открытая семантическая технология проектирования ин</w:t>
+      </w:r>
+      <w:r>
+        <w:t>теллектуальных систем (OSTIS) // Сборник научных трудов OSTIS. Минск, 2023. URL: https://proc.ostis.net/proc/Proceedings%20OSTIS-2023.pdf (дата обращения: 22.09.2026).</w:t>
       </w:r>
     </w:p>
     <w:p>
       <w:r>
-        <w:t xml:space="preserve">2. </w:t>
-      </w:r>
-      <w:r>
-        <w:t>Голенков В.В. и др. Интеллектуальные компьютерные системы нового поколения // Доклады БГУИР. 2024. URL: https://doklady.bsuir.by/jour/article/view/3906 (дата обращения: 22.09.2026).</w:t>
+        <w:t>2. Голенков В.В. и др. Интеллектуальные компьютерные системы нового поколения // Доклады</w:t>
+      </w:r>
+      <w:r>
+        <w:t xml:space="preserve"> БГУИР. 2024. URL: https://doklady.bsuir.by/jour/article/view/3906 (дата обращения: 22.09.2026).</w:t>
       </w:r>
     </w:p>
     <w:p>
       <w:r>
-        <w:t>3. Технология OSTIS: программная платформа (sc-machine, sc-web, py-sc-clie</w:t>
-      </w:r>
-      <w:r>
-        <w:t>nt). URL: https://github.com/ostis-ai (дата обращения: 22.09.2026).</w:t>
+        <w:lastRenderedPageBreak/>
+        <w:t>3. Технология OSTIS: программная платформа (sc-machine, sc-web, py-sc-client). URL: https://github.com/ostis-ai (дата обращения: 22.09.2026).</w:t>
       </w:r>
     </w:p>
     <w:p>
       <w:r>
-        <w:t>4. Dream-RSI: накопленная история как симулятор для поиска стратегий. arXiv:2609.14858 (текст статьи передан руководителю работы).</w:t>
+        <w:t>4. Dream-RSI: нак</w:t>
+      </w:r>
+      <w:r>
+        <w:t>опленная история как симулятор для поиска стратегий. arXiv:2609.14858 (текст статьи передан руководителю работы).</w:t>
       </w:r>
     </w:p>
     <w:p>
       <w:r>
-        <w:t>5. Meta-Harness: оптимизация обвязки агента по полным тра</w:t>
-      </w:r>
-      <w:r>
-        <w:t>екториям. arXiv:2603.28052 (текст статьи передан руководителю работы).</w:t>
+        <w:t>5. Meta-Harness: оптимизация обвязки агента по полным траекториям. arXiv:2603.28052 (текст статьи передан руководителю работы).</w:t>
       </w:r>
     </w:p>
     <w:p>
       <w:r>
-        <w:t>6. SoL-Pi: рекурсивное масштабирование автоматического исследования на уровне обвязки. arXiv:2609.20519 (текст статьи передан руководителю работы).</w:t>
+        <w:t>6. SoL-Pi: рек</w:t>
+      </w:r>
+      <w:r>
+        <w:t>урсивное масштабирование автоматического исследования на уровне обвязки. arXiv:2609.20519 (текст статьи передан руководителю работы).</w:t>
       </w:r>
     </w:p>
     <w:p>
       <w:r>
-        <w:t>7. GAVEL: явная символьная модель мир</w:t>
-      </w:r>
-      <w:r>
-        <w:t>а для проверки и починки планов. arXiv:2609.19315 (текст статьи передан руководителю работы).</w:t>
+        <w:t xml:space="preserve">7. GAVEL: явная символьная модель мира для проверки и починки планов. arXiv:2609.19315 (текст статьи передан руководителю </w:t>
+      </w:r>
+      <w:r>
+        <w:t>работы).</w:t>
       </w:r>
     </w:p>
     <w:p>
       <w:r>
-        <w:t>8. Wu D. et al. LongMemEval: Benchmarking Chat Assistants on Long-Term Interactive Memory // arXiv:2410.10813, 2024. URL: https://arxiv.org/abs/2410.10813 (дата о</w:t>
-      </w:r>
-      <w:r>
-        <w:t>бращения: 22.09.2026).</w:t>
+        <w:t>8. Wu D. et al. LongMemEval: Benchmarking Chat Assistants on Long-Term Interactive Memory // arXiv:2410.10813, 2024. URL: https://arxiv.org/abs/2410.10813 (дата обращения: 22.09.2026).</w:t>
       </w:r>
     </w:p>
     <w:p>
@@ -5809,7 +4593,7 @@
         <w:pStyle w:val="1"/>
         <w:jc w:val="right"/>
       </w:pPr>
-      <w:bookmarkStart w:id="28" w:name="_Toc240996564"/>
+      <w:bookmarkStart w:id="22" w:name="_Toc240997758"/>
       <w:r>
         <w:rPr>
           <w:rFonts w:ascii="Times New Roman" w:hAnsi="Times New Roman"/>
@@ -5817,11 +4601,14 @@
         <w:lastRenderedPageBreak/>
         <w:t>Приложение А. Замер памяти на публичном наборе LongMemEval</w:t>
       </w:r>
-      <w:bookmarkEnd w:id="28"/>
+      <w:bookmarkEnd w:id="22"/>
     </w:p>
     <w:p>
       <w:r>
-        <w:t>Набор: LongMemEval, исправленная авторами версия (</w:t>
+        <w:t xml:space="preserve">Набор: LongMemEval, исправленная </w:t>
+      </w:r>
+      <w:r>
+        <w:t>авторами версия (</w:t>
       </w:r>
       <w:r>
         <w:rPr>
@@ -5851,13 +4638,10 @@
         <w:t>s</w:t>
       </w:r>
       <w:r>
-        <w:t xml:space="preserve"> (полные истории, выборк</w:t>
-      </w:r>
-      <w:r>
-        <w:t>а ограничена 100 сессиями с обязательным сохранением сессий с ответом). Порядок вариантов одинаков на всех стадиях: ответ дают те же модели, судью проводят те же модели, меняется только вид памяти. Разные модели-ответчики указаны отдельно, потому что потол</w:t>
-      </w:r>
-      <w:r>
-        <w:t>ок зависит именно от них.</w:t>
+        <w:t xml:space="preserve"> (полные истории, выборка ограничена 100 сессиями с обязательным сохранением сессий с ответом). Порядок вариантов одинаков на всех стадиях: ответ дают те же модели, судью проводят те же модели, меняется только вид памяти. Разные модели-ответчики указаны от</w:t>
+      </w:r>
+      <w:r>
+        <w:t>дельно, потому что потолок зависит именно от них.</w:t>
       </w:r>
     </w:p>
     <w:p>
@@ -6132,7 +4916,13 @@
               <w:rPr>
                 <w:sz w:val="24"/>
               </w:rPr>
-              <w:t>граф (сначала время, потом похожесть)</w:t>
+              <w:t xml:space="preserve">граф (сначала время, потом </w:t>
+            </w:r>
+            <w:r>
+              <w:rPr>
+                <w:sz w:val="24"/>
+              </w:rPr>
+              <w:t>похожесть)</w:t>
             </w:r>
           </w:p>
         </w:tc>
@@ -6588,7 +5378,13 @@
               <w:rPr>
                 <w:sz w:val="24"/>
               </w:rPr>
-              <w:t>по одному сообщению ассистента</w:t>
+              <w:t xml:space="preserve">по одному </w:t>
+            </w:r>
+            <w:r>
+              <w:rPr>
+                <w:sz w:val="24"/>
+              </w:rPr>
+              <w:t>сообщению ассистента</w:t>
             </w:r>
           </w:p>
         </w:tc>
@@ -6868,10 +5664,10 @@
         <w:t>oracle</w:t>
       </w:r>
       <w:r>
-        <w:t xml:space="preserve">, два прогона с разными моделями-ответчиками (потолок зависит от отвечающей модели, </w:t>
-      </w:r>
-      <w:r>
-        <w:t>поэтому числа приведены оба):</w:t>
+        <w:t xml:space="preserve">, два прогона с разными моделями-ответчиками (потолок зависит от </w:t>
+      </w:r>
+      <w:r>
+        <w:t>отвечающей модели, поэтому числа приведены оба):</w:t>
       </w:r>
     </w:p>
     <w:tbl>
@@ -7292,7 +6088,7 @@
         <w:pStyle w:val="1"/>
         <w:jc w:val="right"/>
       </w:pPr>
-      <w:bookmarkStart w:id="29" w:name="_Toc240996565"/>
+      <w:bookmarkStart w:id="23" w:name="_Toc240997759"/>
       <w:r>
         <w:rPr>
           <w:rFonts w:ascii="Times New Roman" w:hAnsi="Times New Roman"/>
@@ -7300,7 +6096,7 @@
         <w:lastRenderedPageBreak/>
         <w:t>Приложение Б. Раунды поиска по обвязке</w:t>
       </w:r>
-      <w:bookmarkEnd w:id="29"/>
+      <w:bookmarkEnd w:id="23"/>
     </w:p>
     <w:tbl>
       <w:tblPr>
@@ -8047,7 +6843,7 @@
         <w:pStyle w:val="1"/>
         <w:jc w:val="right"/>
       </w:pPr>
-      <w:bookmarkStart w:id="30" w:name="_Toc240996566"/>
+      <w:bookmarkStart w:id="24" w:name="_Toc240997760"/>
       <w:r>
         <w:rPr>
           <w:rFonts w:ascii="Times New Roman" w:hAnsi="Times New Roman"/>
@@ -8055,7 +6851,7 @@
         <w:lastRenderedPageBreak/>
         <w:t>Приложение В. Как проверить числа работы</w:t>
       </w:r>
-      <w:bookmarkEnd w:id="30"/>
+      <w:bookmarkEnd w:id="24"/>
     </w:p>
     <w:p>
       <w:r>
@@ -8135,7 +6931,7 @@
               <w:rPr>
                 <w:sz w:val="24"/>
               </w:rPr>
-              <w:t>ние в мирах (пункт 4.2)</w:t>
+              <w:t>ние в мирах (пункт 3.2)</w:t>
             </w:r>
           </w:p>
         </w:tc>
@@ -8171,7 +6967,7 @@
               <w:rPr>
                 <w:sz w:val="24"/>
               </w:rPr>
-              <w:t>Сохранение порядка и происхождения (пункт 4.3)</w:t>
+              <w:t>Сохранение порядка и происхождения (пункт 3.3)</w:t>
             </w:r>
           </w:p>
         </w:tc>
@@ -8207,7 +7003,7 @@
               <w:rPr>
                 <w:sz w:val="24"/>
               </w:rPr>
-              <w:t>Оценка судьи и контрольные обвязки (пункт 4.4)</w:t>
+              <w:t>Оценка судьи и контрольные обвязки (пункт 3.4)</w:t>
             </w:r>
           </w:p>
         </w:tc>
@@ -8327,7 +7123,7 @@
               <w:rPr>
                 <w:sz w:val="24"/>
               </w:rPr>
-              <w:t>Живой цикл (пункт 4.5)</w:t>
+              <w:t>Живой цикл (пункт 3.5)</w:t>
             </w:r>
           </w:p>
         </w:tc>
@@ -8439,7 +7235,7 @@
         <w:pStyle w:val="1"/>
         <w:jc w:val="right"/>
       </w:pPr>
-      <w:bookmarkStart w:id="31" w:name="_Toc240996567"/>
+      <w:bookmarkStart w:id="25" w:name="_Toc240997761"/>
       <w:r>
         <w:rPr>
           <w:rFonts w:ascii="Times New Roman" w:hAnsi="Times New Roman"/>
@@ -8453,7 +7249,7 @@
         </w:rPr>
         <w:t>управления</w:t>
       </w:r>
-      <w:bookmarkEnd w:id="31"/>
+      <w:bookmarkEnd w:id="25"/>
     </w:p>
     <w:p>
       <w:pPr>
@@ -20367,7 +19163,7 @@
     <w:autoRedefine/>
     <w:uiPriority w:val="39"/>
     <w:unhideWhenUsed/>
-    <w:rsid w:val="00E838B0"/>
+    <w:rsid w:val="00397123"/>
     <w:pPr>
       <w:spacing w:after="100"/>
     </w:pPr>
@@ -20379,7 +19175,7 @@
     <w:autoRedefine/>
     <w:uiPriority w:val="39"/>
     <w:unhideWhenUsed/>
-    <w:rsid w:val="00E838B0"/>
+    <w:rsid w:val="00397123"/>
     <w:pPr>
       <w:spacing w:after="100"/>
       <w:ind w:left="280"/>
@@ -20390,7 +19186,7 @@
     <w:basedOn w:val="a2"/>
     <w:uiPriority w:val="99"/>
     <w:unhideWhenUsed/>
-    <w:rsid w:val="00E838B0"/>
+    <w:rsid w:val="00397123"/>
     <w:rPr>
       <w:color w:val="0000FF" w:themeColor="hyperlink"/>
       <w:u w:val="single"/>
@@ -20724,7 +19520,7 @@
 </file>
 
 <file path=customXml/itemProps1.xml><?xml version="1.0" encoding="utf-8"?>
-<ds:datastoreItem xmlns:ds="http://schemas.openxmlformats.org/officeDocument/2006/customXml" ds:itemID="{5CFE6914-7113-4FA1-894E-90AE0B990120}">
+<ds:datastoreItem xmlns:ds="http://schemas.openxmlformats.org/officeDocument/2006/customXml" ds:itemID="{B4C4FB3A-2BA8-4E92-A7AD-54E81E262938}">
   <ds:schemaRefs>
     <ds:schemaRef ds:uri="http://schemas.openxmlformats.org/officeDocument/2006/bibliography"/>
   </ds:schemaRefs>

--- a/docs/pz/Пояснительная записка.docx
+++ b/docs/pz/Пояснительная записка.docx
@@ -145,7 +145,7 @@
         </w:rPr>
         <w:fldChar w:fldCharType="separate"/>
       </w:r>
-      <w:hyperlink w:anchor="_Toc240997737" w:history="1">
+      <w:hyperlink w:anchor="_Toc240998520" w:history="1">
         <w:r>
           <w:rPr>
             <w:rStyle w:val="aff8"/>
@@ -173,7 +173,7 @@
             <w:noProof/>
             <w:webHidden/>
           </w:rPr>
-          <w:instrText xml:space="preserve"> PAGEREF _Toc240997737 \h </w:instrText>
+          <w:instrText xml:space="preserve"> PAGEREF _Toc240998520 \h </w:instrText>
         </w:r>
         <w:r>
           <w:rPr>
@@ -214,7 +214,7 @@
           <w:noProof/>
         </w:rPr>
       </w:pPr>
-      <w:hyperlink w:anchor="_Toc240997738" w:history="1">
+      <w:hyperlink w:anchor="_Toc240998521" w:history="1">
         <w:r>
           <w:rPr>
             <w:rStyle w:val="aff8"/>
@@ -242,7 +242,7 @@
             <w:noProof/>
             <w:webHidden/>
           </w:rPr>
-          <w:instrText xml:space="preserve"> PAGEREF _Toc240997738 \h </w:instrText>
+          <w:instrText xml:space="preserve"> PAGEREF _Toc240998521 \h </w:instrText>
         </w:r>
         <w:r>
           <w:rPr>
@@ -283,7 +283,7 @@
           <w:noProof/>
         </w:rPr>
       </w:pPr>
-      <w:hyperlink w:anchor="_Toc240997739" w:history="1">
+      <w:hyperlink w:anchor="_Toc240998522" w:history="1">
         <w:r>
           <w:rPr>
             <w:rStyle w:val="aff8"/>
@@ -311,7 +311,7 @@
             <w:noProof/>
             <w:webHidden/>
           </w:rPr>
-          <w:instrText xml:space="preserve"> PAGEREF _Toc240997739 \h </w:instrText>
+          <w:instrText xml:space="preserve"> PAGEREF _Toc240998522 \h </w:instrText>
         </w:r>
         <w:r>
           <w:rPr>
@@ -352,7 +352,7 @@
           <w:noProof/>
         </w:rPr>
       </w:pPr>
-      <w:hyperlink w:anchor="_Toc240997740" w:history="1">
+      <w:hyperlink w:anchor="_Toc240998523" w:history="1">
         <w:r>
           <w:rPr>
             <w:rStyle w:val="aff8"/>
@@ -380,7 +380,7 @@
             <w:noProof/>
             <w:webHidden/>
           </w:rPr>
-          <w:instrText xml:space="preserve"> PAGEREF _Toc240997740 \h </w:instrText>
+          <w:instrText xml:space="preserve"> PAGEREF _Toc240998523 \h </w:instrText>
         </w:r>
         <w:r>
           <w:rPr>
@@ -421,7 +421,7 @@
           <w:noProof/>
         </w:rPr>
       </w:pPr>
-      <w:hyperlink w:anchor="_Toc240997741" w:history="1">
+      <w:hyperlink w:anchor="_Toc240998524" w:history="1">
         <w:r>
           <w:rPr>
             <w:rStyle w:val="aff8"/>
@@ -449,7 +449,7 @@
             <w:noProof/>
             <w:webHidden/>
           </w:rPr>
-          <w:instrText xml:space="preserve"> PAGEREF _Toc240997741 \h </w:instrText>
+          <w:instrText xml:space="preserve"> PAGEREF _Toc240998524 \h </w:instrText>
         </w:r>
         <w:r>
           <w:rPr>
@@ -490,7 +490,7 @@
           <w:noProof/>
         </w:rPr>
       </w:pPr>
-      <w:hyperlink w:anchor="_Toc240997742" w:history="1">
+      <w:hyperlink w:anchor="_Toc240998525" w:history="1">
         <w:r>
           <w:rPr>
             <w:rStyle w:val="aff8"/>
@@ -518,7 +518,7 @@
             <w:noProof/>
             <w:webHidden/>
           </w:rPr>
-          <w:instrText xml:space="preserve"> PAGEREF _Toc240997742 \h </w:instrText>
+          <w:instrText xml:space="preserve"> PAGEREF _Toc240998525 \h </w:instrText>
         </w:r>
         <w:r>
           <w:rPr>
@@ -559,7 +559,7 @@
           <w:noProof/>
         </w:rPr>
       </w:pPr>
-      <w:hyperlink w:anchor="_Toc240997743" w:history="1">
+      <w:hyperlink w:anchor="_Toc240998526" w:history="1">
         <w:r>
           <w:rPr>
             <w:rStyle w:val="aff8"/>
@@ -587,7 +587,7 @@
             <w:noProof/>
             <w:webHidden/>
           </w:rPr>
-          <w:instrText xml:space="preserve"> PAGEREF _Toc240997743 \h </w:instrText>
+          <w:instrText xml:space="preserve"> PAGEREF _Toc240998526 \h </w:instrText>
         </w:r>
         <w:r>
           <w:rPr>
@@ -628,7 +628,7 @@
           <w:noProof/>
         </w:rPr>
       </w:pPr>
-      <w:hyperlink w:anchor="_Toc240997744" w:history="1">
+      <w:hyperlink w:anchor="_Toc240998527" w:history="1">
         <w:r>
           <w:rPr>
             <w:rStyle w:val="aff8"/>
@@ -656,7 +656,7 @@
             <w:noProof/>
             <w:webHidden/>
           </w:rPr>
-          <w:instrText xml:space="preserve"> PAGEREF _Toc240997744 \h </w:instrText>
+          <w:instrText xml:space="preserve"> PAGEREF _Toc240998527 \h </w:instrText>
         </w:r>
         <w:r>
           <w:rPr>
@@ -697,7 +697,7 @@
           <w:noProof/>
         </w:rPr>
       </w:pPr>
-      <w:hyperlink w:anchor="_Toc240997745" w:history="1">
+      <w:hyperlink w:anchor="_Toc240998528" w:history="1">
         <w:r>
           <w:rPr>
             <w:rStyle w:val="aff8"/>
@@ -725,7 +725,7 @@
             <w:noProof/>
             <w:webHidden/>
           </w:rPr>
-          <w:instrText xml:space="preserve"> PAGEREF _Toc240997745 \h </w:instrText>
+          <w:instrText xml:space="preserve"> PAGEREF _Toc240998528 \h </w:instrText>
         </w:r>
         <w:r>
           <w:rPr>
@@ -766,7 +766,7 @@
           <w:noProof/>
         </w:rPr>
       </w:pPr>
-      <w:hyperlink w:anchor="_Toc240997746" w:history="1">
+      <w:hyperlink w:anchor="_Toc240998529" w:history="1">
         <w:r>
           <w:rPr>
             <w:rStyle w:val="aff8"/>
@@ -794,7 +794,7 @@
             <w:noProof/>
             <w:webHidden/>
           </w:rPr>
-          <w:instrText xml:space="preserve"> PAGEREF _Toc240997746 \h </w:instrText>
+          <w:instrText xml:space="preserve"> PAGEREF _Toc240998529 \h </w:instrText>
         </w:r>
         <w:r>
           <w:rPr>
@@ -835,7 +835,7 @@
           <w:noProof/>
         </w:rPr>
       </w:pPr>
-      <w:hyperlink w:anchor="_Toc240997747" w:history="1">
+      <w:hyperlink w:anchor="_Toc240998530" w:history="1">
         <w:r>
           <w:rPr>
             <w:rStyle w:val="aff8"/>
@@ -863,7 +863,7 @@
             <w:noProof/>
             <w:webHidden/>
           </w:rPr>
-          <w:instrText xml:space="preserve"> PAGEREF _Toc240997747 \h </w:instrText>
+          <w:instrText xml:space="preserve"> PAGEREF _Toc240998530 \h </w:instrText>
         </w:r>
         <w:r>
           <w:rPr>
@@ -904,7 +904,7 @@
           <w:noProof/>
         </w:rPr>
       </w:pPr>
-      <w:hyperlink w:anchor="_Toc240997748" w:history="1">
+      <w:hyperlink w:anchor="_Toc240998531" w:history="1">
         <w:r>
           <w:rPr>
             <w:rStyle w:val="aff8"/>
@@ -932,7 +932,7 @@
             <w:noProof/>
             <w:webHidden/>
           </w:rPr>
-          <w:instrText xml:space="preserve"> PAGEREF _Toc240997748 \h </w:instrText>
+          <w:instrText xml:space="preserve"> PAGEREF _Toc240998531 \h </w:instrText>
         </w:r>
         <w:r>
           <w:rPr>
@@ -973,7 +973,7 @@
           <w:noProof/>
         </w:rPr>
       </w:pPr>
-      <w:hyperlink w:anchor="_Toc240997749" w:history="1">
+      <w:hyperlink w:anchor="_Toc240998532" w:history="1">
         <w:r>
           <w:rPr>
             <w:rStyle w:val="aff8"/>
@@ -1001,7 +1001,7 @@
             <w:noProof/>
             <w:webHidden/>
           </w:rPr>
-          <w:instrText xml:space="preserve"> PAGEREF _Toc240997749 \h </w:instrText>
+          <w:instrText xml:space="preserve"> PAGEREF _Toc240998532 \h </w:instrText>
         </w:r>
         <w:r>
           <w:rPr>
@@ -1042,7 +1042,7 @@
           <w:noProof/>
         </w:rPr>
       </w:pPr>
-      <w:hyperlink w:anchor="_Toc240997750" w:history="1">
+      <w:hyperlink w:anchor="_Toc240998533" w:history="1">
         <w:r>
           <w:rPr>
             <w:rStyle w:val="aff8"/>
@@ -1070,7 +1070,7 @@
             <w:noProof/>
             <w:webHidden/>
           </w:rPr>
-          <w:instrText xml:space="preserve"> PAGEREF _Toc240997750 \h </w:instrText>
+          <w:instrText xml:space="preserve"> PAGEREF _Toc240998533 \h </w:instrText>
         </w:r>
         <w:r>
           <w:rPr>
@@ -1111,7 +1111,7 @@
           <w:noProof/>
         </w:rPr>
       </w:pPr>
-      <w:hyperlink w:anchor="_Toc240997751" w:history="1">
+      <w:hyperlink w:anchor="_Toc240998534" w:history="1">
         <w:r>
           <w:rPr>
             <w:rStyle w:val="aff8"/>
@@ -1139,7 +1139,7 @@
             <w:noProof/>
             <w:webHidden/>
           </w:rPr>
-          <w:instrText xml:space="preserve"> PAGEREF _Toc240997751 \h </w:instrText>
+          <w:instrText xml:space="preserve"> PAGEREF _Toc240998534 \h </w:instrText>
         </w:r>
         <w:r>
           <w:rPr>
@@ -1180,7 +1180,7 @@
           <w:noProof/>
         </w:rPr>
       </w:pPr>
-      <w:hyperlink w:anchor="_Toc240997752" w:history="1">
+      <w:hyperlink w:anchor="_Toc240998535" w:history="1">
         <w:r>
           <w:rPr>
             <w:rStyle w:val="aff8"/>
@@ -1208,7 +1208,7 @@
             <w:noProof/>
             <w:webHidden/>
           </w:rPr>
-          <w:instrText xml:space="preserve"> PAGEREF _Toc240997752 \h </w:instrText>
+          <w:instrText xml:space="preserve"> PAGEREF _Toc240998535 \h </w:instrText>
         </w:r>
         <w:r>
           <w:rPr>
@@ -1249,7 +1249,7 @@
           <w:noProof/>
         </w:rPr>
       </w:pPr>
-      <w:hyperlink w:anchor="_Toc240997753" w:history="1">
+      <w:hyperlink w:anchor="_Toc240998536" w:history="1">
         <w:r>
           <w:rPr>
             <w:rStyle w:val="aff8"/>
@@ -1277,7 +1277,7 @@
             <w:noProof/>
             <w:webHidden/>
           </w:rPr>
-          <w:instrText xml:space="preserve"> PAGEREF _Toc240997753 \h </w:instrText>
+          <w:instrText xml:space="preserve"> PAGEREF _Toc240998536 \h </w:instrText>
         </w:r>
         <w:r>
           <w:rPr>
@@ -1318,7 +1318,7 @@
           <w:noProof/>
         </w:rPr>
       </w:pPr>
-      <w:hyperlink w:anchor="_Toc240997754" w:history="1">
+      <w:hyperlink w:anchor="_Toc240998537" w:history="1">
         <w:r>
           <w:rPr>
             <w:rStyle w:val="aff8"/>
@@ -1346,7 +1346,7 @@
             <w:noProof/>
             <w:webHidden/>
           </w:rPr>
-          <w:instrText xml:space="preserve"> PAGEREF _Toc240997754 \h </w:instrText>
+          <w:instrText xml:space="preserve"> PAGEREF _Toc240998537 \h </w:instrText>
         </w:r>
         <w:r>
           <w:rPr>
@@ -1387,7 +1387,7 @@
           <w:noProof/>
         </w:rPr>
       </w:pPr>
-      <w:hyperlink w:anchor="_Toc240997755" w:history="1">
+      <w:hyperlink w:anchor="_Toc240998538" w:history="1">
         <w:r>
           <w:rPr>
             <w:rStyle w:val="aff8"/>
@@ -1415,7 +1415,7 @@
             <w:noProof/>
             <w:webHidden/>
           </w:rPr>
-          <w:instrText xml:space="preserve"> PAGEREF _Toc240997755 \h </w:instrText>
+          <w:instrText xml:space="preserve"> PAGEREF _Toc240998538 \h </w:instrText>
         </w:r>
         <w:r>
           <w:rPr>
@@ -1456,7 +1456,7 @@
           <w:noProof/>
         </w:rPr>
       </w:pPr>
-      <w:hyperlink w:anchor="_Toc240997756" w:history="1">
+      <w:hyperlink w:anchor="_Toc240998539" w:history="1">
         <w:r>
           <w:rPr>
             <w:rStyle w:val="aff8"/>
@@ -1484,7 +1484,7 @@
             <w:noProof/>
             <w:webHidden/>
           </w:rPr>
-          <w:instrText xml:space="preserve"> PAGEREF _Toc240997756 \h </w:instrText>
+          <w:instrText xml:space="preserve"> PAGEREF _Toc240998539 \h </w:instrText>
         </w:r>
         <w:r>
           <w:rPr>
@@ -1504,7 +1504,7 @@
             <w:noProof/>
             <w:webHidden/>
           </w:rPr>
-          <w:t>13</w:t>
+          <w:t>14</w:t>
         </w:r>
         <w:r>
           <w:rPr>
@@ -1525,7 +1525,7 @@
           <w:noProof/>
         </w:rPr>
       </w:pPr>
-      <w:hyperlink w:anchor="_Toc240997757" w:history="1">
+      <w:hyperlink w:anchor="_Toc240998540" w:history="1">
         <w:r>
           <w:rPr>
             <w:rStyle w:val="aff8"/>
@@ -1553,7 +1553,7 @@
             <w:noProof/>
             <w:webHidden/>
           </w:rPr>
-          <w:instrText xml:space="preserve"> PAGEREF _Toc240997757 \h </w:instrText>
+          <w:instrText xml:space="preserve"> PAGEREF _Toc240998540 \h </w:instrText>
         </w:r>
         <w:r>
           <w:rPr>
@@ -1573,7 +1573,7 @@
             <w:noProof/>
             <w:webHidden/>
           </w:rPr>
-          <w:t>14</w:t>
+          <w:t>15</w:t>
         </w:r>
         <w:r>
           <w:rPr>
@@ -1594,7 +1594,7 @@
           <w:noProof/>
         </w:rPr>
       </w:pPr>
-      <w:hyperlink w:anchor="_Toc240997758" w:history="1">
+      <w:hyperlink w:anchor="_Toc240998541" w:history="1">
         <w:r>
           <w:rPr>
             <w:rStyle w:val="aff8"/>
@@ -1622,7 +1622,7 @@
             <w:noProof/>
             <w:webHidden/>
           </w:rPr>
-          <w:instrText xml:space="preserve"> PAGEREF _Toc240997758 \h </w:instrText>
+          <w:instrText xml:space="preserve"> PAGEREF _Toc240998541 \h </w:instrText>
         </w:r>
         <w:r>
           <w:rPr>
@@ -1663,7 +1663,7 @@
           <w:noProof/>
         </w:rPr>
       </w:pPr>
-      <w:hyperlink w:anchor="_Toc240997759" w:history="1">
+      <w:hyperlink w:anchor="_Toc240998542" w:history="1">
         <w:r>
           <w:rPr>
             <w:rStyle w:val="aff8"/>
@@ -1691,7 +1691,7 @@
             <w:noProof/>
             <w:webHidden/>
           </w:rPr>
-          <w:instrText xml:space="preserve"> PAGEREF _Toc240997759 \h </w:instrText>
+          <w:instrText xml:space="preserve"> PAGEREF _Toc240998542 \h </w:instrText>
         </w:r>
         <w:r>
           <w:rPr>
@@ -1732,7 +1732,7 @@
           <w:noProof/>
         </w:rPr>
       </w:pPr>
-      <w:hyperlink w:anchor="_Toc240997760" w:history="1">
+      <w:hyperlink w:anchor="_Toc240998543" w:history="1">
         <w:r>
           <w:rPr>
             <w:rStyle w:val="aff8"/>
@@ -1760,7 +1760,7 @@
             <w:noProof/>
             <w:webHidden/>
           </w:rPr>
-          <w:instrText xml:space="preserve"> PAGEREF _Toc240997760 \h </w:instrText>
+          <w:instrText xml:space="preserve"> PAGEREF _Toc240998543 \h </w:instrText>
         </w:r>
         <w:r>
           <w:rPr>
@@ -1801,7 +1801,7 @@
           <w:noProof/>
         </w:rPr>
       </w:pPr>
-      <w:hyperlink w:anchor="_Toc240997761" w:history="1">
+      <w:hyperlink w:anchor="_Toc240998544" w:history="1">
         <w:r>
           <w:rPr>
             <w:rStyle w:val="aff8"/>
@@ -1829,7 +1829,7 @@
             <w:noProof/>
             <w:webHidden/>
           </w:rPr>
-          <w:instrText xml:space="preserve"> PAGEREF _Toc240997761 \h </w:instrText>
+          <w:instrText xml:space="preserve"> PAGEREF _Toc240998544 \h </w:instrText>
         </w:r>
         <w:r>
           <w:rPr>
@@ -1944,7 +1944,7 @@
       <w:pPr>
         <w:pStyle w:val="1"/>
       </w:pPr>
-      <w:bookmarkStart w:id="1" w:name="_Toc240997737"/>
+      <w:bookmarkStart w:id="1" w:name="_Toc240998520"/>
       <w:r>
         <w:rPr>
           <w:rFonts w:ascii="Times New Roman" w:hAnsi="Times New Roman"/>
@@ -2206,7 +2206,7 @@
       <w:pPr>
         <w:pStyle w:val="1"/>
       </w:pPr>
-      <w:bookmarkStart w:id="2" w:name="_Toc240997738"/>
+      <w:bookmarkStart w:id="2" w:name="_Toc240998521"/>
       <w:r>
         <w:rPr>
           <w:rFonts w:ascii="Times New Roman" w:hAnsi="Times New Roman"/>
@@ -2219,7 +2219,7 @@
       <w:pPr>
         <w:pStyle w:val="21"/>
       </w:pPr>
-      <w:bookmarkStart w:id="3" w:name="_Toc240997739"/>
+      <w:bookmarkStart w:id="3" w:name="_Toc240998522"/>
       <w:r>
         <w:rPr>
           <w:rFonts w:ascii="Times New Roman" w:hAnsi="Times New Roman"/>
@@ -2293,7 +2293,7 @@
       <w:pPr>
         <w:pStyle w:val="21"/>
       </w:pPr>
-      <w:bookmarkStart w:id="4" w:name="_Toc240997740"/>
+      <w:bookmarkStart w:id="4" w:name="_Toc240998523"/>
       <w:r>
         <w:rPr>
           <w:rFonts w:ascii="Times New Roman" w:hAnsi="Times New Roman"/>
@@ -2384,14 +2384,14 @@
         <w:t>маркеров незакрытых задач в собственном коде проекта помечает собственные же строки реализации, менеджер выбрал именно это предложение как подтверждённую слабость, работник исправил определение маркера в изолированной копии и оставил пакет с прогоном прове</w:t>
       </w:r>
       <w:r>
-        <w:t>рок. Пять таких пакетов лежат в журнале проекта, включая один после перезапуска процесса.</w:t>
+        <w:t>рок. Семь записей о пакетах лежат в журнале проекта: четыре из них с настоящими изменениями и прогоном проверок, включая один прогон после перезапуска процесса.</w:t>
       </w:r>
     </w:p>
     <w:p>
       <w:pPr>
         <w:pStyle w:val="21"/>
       </w:pPr>
-      <w:bookmarkStart w:id="5" w:name="_Toc240997741"/>
+      <w:bookmarkStart w:id="5" w:name="_Toc240998524"/>
       <w:r>
         <w:rPr>
           <w:rFonts w:ascii="Times New Roman" w:hAnsi="Times New Roman"/>
@@ -2402,10 +2402,10 @@
     </w:p>
     <w:p>
       <w:r>
-        <w:t>Тот же двигатель закрывает рутину, не имеющую отношения к программированию. Помощник берёт входящий поток и превра</w:t>
-      </w:r>
-      <w:r>
-        <w:t>щает его в готовые документы.</w:t>
+        <w:t>Тот же двигатель закрывает рутину, не имеющ</w:t>
+      </w:r>
+      <w:r>
+        <w:t>ую отношения к программированию. Помощник берёт входящий поток и превращает его в готовые документы.</w:t>
       </w:r>
     </w:p>
     <w:tbl>
@@ -2492,7 +2492,13 @@
               <w:rPr>
                 <w:sz w:val="24"/>
               </w:rPr>
-              <w:t>входящие разобраны; требующее ответа отделено от информационного; поручения с исполнителями и сроками; черновики ответов</w:t>
+              <w:t>входящие разобраны; требующее ответа отделено от информационного; поручения с исполнителями и срокам</w:t>
+            </w:r>
+            <w:r>
+              <w:rPr>
+                <w:sz w:val="24"/>
+              </w:rPr>
+              <w:t>и; черновики ответов</w:t>
             </w:r>
           </w:p>
         </w:tc>
@@ -2528,13 +2534,7 @@
               <w:rPr>
                 <w:sz w:val="24"/>
               </w:rPr>
-              <w:t>разрозненные данные сведены в од</w:t>
-            </w:r>
-            <w:r>
-              <w:rPr>
-                <w:sz w:val="24"/>
-              </w:rPr>
-              <w:t>ну таблицу по заданной форме; итоги посчитаны; расхождения и дубли найдены</w:t>
+              <w:t>разрозненные данные сведены в одну таблицу по заданной форме; итоги посчитаны; расхождения и дубли найдены</w:t>
             </w:r>
           </w:p>
         </w:tc>
@@ -2570,7 +2570,13 @@
               <w:rPr>
                 <w:sz w:val="24"/>
               </w:rPr>
-              <w:t>отчёт по шаблону без пропущенных пунктов; напоминание о сроке заранее; готовый текст, отправленный туда, где человек его прочитает</w:t>
+              <w:t>отчёт по шаблону без пропущенных пунктов; напоминание о сроке заранее; готовый текст, от</w:t>
+            </w:r>
+            <w:r>
+              <w:rPr>
+                <w:sz w:val="24"/>
+              </w:rPr>
+              <w:t>правленный туда, где человек его прочитает</w:t>
             </w:r>
           </w:p>
         </w:tc>
@@ -2606,13 +2612,7 @@
               <w:rPr>
                 <w:sz w:val="24"/>
               </w:rPr>
-              <w:t>спр</w:t>
-            </w:r>
-            <w:r>
-              <w:rPr>
-                <w:sz w:val="24"/>
-              </w:rPr>
-              <w:t>авки, выписки, письма по образцу с подставленными данными</w:t>
+              <w:t>справки, выписки, письма по образцу с подставленными данными</w:t>
             </w:r>
           </w:p>
         </w:tc>
@@ -2622,42 +2622,42 @@
     <w:p>
       <w:r>
         <w:lastRenderedPageBreak/>
-        <w:t xml:space="preserve">Разбор одного утра. На рабочую почту приходит письмо о приёме учащихся в десятый класс. Помощник читает письмо, находит на рабочем столе уже лежащие там списки и присылает в мессенджер одну </w:t>
-      </w:r>
-      <w:r>
-        <w:t>строку: письмо о приёме, списки найдены рядом, вносить ли три фамилии в базу приёма. Дальше он ждёт ответа. Запись в базу происходит не потому, что модель так решила, а потому, что человек нажал кнопку: нажатие и есть решение, оно делается один раз и остаё</w:t>
-      </w:r>
-      <w:r>
-        <w:t>тся в журнале вместе с тем, что именно изменено. У вопроса есть только две кнопки, принять и отклонить, и между ними нет третьего пути, поэтому помощник не может выписать себе разрешение сам, ни текстом, ни своим ответом.</w:t>
+        <w:t xml:space="preserve">Разбор одного утра. На рабочую почту приходит письмо о приёме учащихся в десятый класс. Помощник читает письмо, находит на </w:t>
+      </w:r>
+      <w:r>
+        <w:t xml:space="preserve">рабочем столе уже лежащие там списки и присылает в мессенджер одну строку: письмо о приёме, списки найдены рядом, вносить ли три фамилии в базу приёма. Дальше он ждёт ответа. Запись в базу происходит не потому, что модель так решила, а потому, что человек </w:t>
+      </w:r>
+      <w:r>
+        <w:t>нажал кнопку: нажатие и есть решение, оно делается один раз и остаётся в журнале вместе с тем, что именно изменено. У вопроса есть только две кнопки, принять и отклонить, и между ними нет третьего пути, поэтому помощник не может выписать себе разрешение са</w:t>
+      </w:r>
+      <w:r>
+        <w:t>м, ни текстом, ни своим ответом.</w:t>
       </w:r>
     </w:p>
     <w:p>
       <w:r>
-        <w:t xml:space="preserve">Второе, что решает этот сценарий, </w:t>
-      </w:r>
-      <w:r>
-        <w:t xml:space="preserve">это где остаются данные. Чтение почты, разбор вложений и работа со списками выполняются на самой машине, а наружу уходит только вопрос и только тому человеку, которому он адресован. Списки, оценки и переписка не покидают рабочее место; наружу выходит лишь </w:t>
-      </w:r>
-      <w:r>
-        <w:t>то, что человек сам разрешил отправить. Такое разделение принципиально для школы и офиса: помощник получает ровно тот доступ, который ему открыли, а не весь компьютер целиком.</w:t>
+        <w:t>Второе, что решает этот сценарий, это где остаются данные. Чтение почты, разбор вложений и работа со списками выполняются на самой машине, а наружу уходит только вопрос и только тому человеку, которому он адресован. Списки,</w:t>
+      </w:r>
+      <w:r>
+        <w:t xml:space="preserve"> оценки и переписка не покидают рабочее место; наружу выходит лишь то, что человек сам разрешил отправить. Такое разделение принципиально для школы и офиса: помощник получает ровно тот доступ, который ему открыли, а не весь компьютер целиком.</w:t>
       </w:r>
     </w:p>
     <w:p>
       <w:r>
-        <w:t>Почему это не делает обычный чат с языковой моделью: здесь важна не удачная форм</w:t>
-      </w:r>
-      <w:r>
-        <w:t>улировка, а ведение потока неделями. Нужно помнить, что было в прошлый раз, кто что обещал, какой срок подходит, что уже отправлено. Результат определяют память и длительность, а не красноречие. Доступ к данным выставляет человек: помощник видит только то,</w:t>
-      </w:r>
-      <w:r>
-        <w:t xml:space="preserve"> что ему открыли, а отправка наружу (письмо, сообщение в мессенджер, файл) остаётся за человеком до тех пор, пока он сам не разрешит обратное.</w:t>
+        <w:t>Почему это не</w:t>
+      </w:r>
+      <w:r>
+        <w:t xml:space="preserve"> делает обычный чат с языковой моделью: здесь важна не удачная формулировка, а ведение потока неделями. Нужно помнить, что было в прошлый раз, кто что обещал, какой срок подходит, что уже отправлено. Результат определяют память и длительность, а не краснор</w:t>
+      </w:r>
+      <w:r>
+        <w:t>ечие. Доступ к данным выставляет человек: помощник видит только то, что ему открыли, а отправка наружу (письмо, сообщение в мессенджер, файл) остаётся за человеком до тех пор, пока он сам не разрешит обратное.</w:t>
       </w:r>
     </w:p>
     <w:p>
       <w:pPr>
         <w:pStyle w:val="21"/>
       </w:pPr>
-      <w:bookmarkStart w:id="6" w:name="_Toc240997742"/>
+      <w:bookmarkStart w:id="6" w:name="_Toc240998525"/>
       <w:r>
         <w:rPr>
           <w:rFonts w:ascii="Times New Roman" w:hAnsi="Times New Roman"/>
@@ -2668,28 +2668,28 @@
     </w:p>
     <w:p>
       <w:r>
-        <w:t>Требования к машине скромные: интерпретатор Python, локальный стек графа знаний в конт</w:t>
-      </w:r>
-      <w:r>
-        <w:t>ейнере, доступ к языковым моделям через локальный прокси с ключами. Панель управления поднимается одним процессом на локальном порту, и вся работа видна в браузере на той же машине.</w:t>
+        <w:t>Требования к машине</w:t>
+      </w:r>
+      <w:r>
+        <w:t xml:space="preserve"> скромные: интерпретатор Python, локальный стек графа знаний в контейнере, доступ к языковым моделям через локальный прокси с ключами. Панель управления поднимается одним процессом на локальном порту, и вся работа видна в браузере на той же машине.</w:t>
       </w:r>
     </w:p>
     <w:p>
       <w:r>
-        <w:t>Порядок запуска: поднять стек графа знаний, запустить прокси моделей, запу</w:t>
-      </w:r>
-      <w:r>
-        <w:t>стить панель, выбрать субъект опыта и нажать кнопку нужного этапа (эпизод, разведка, оценка кандидатов, полный цикл). Отдельно настраивается шлюз расширения, который превращает сессии внешнего агента в записи того же графа, поэтому опыт не распадается на д</w:t>
-      </w:r>
-      <w:r>
-        <w:t>ве базы.</w:t>
+        <w:t>Порядок</w:t>
+      </w:r>
+      <w:r>
+        <w:t xml:space="preserve"> запуска: поднять стек графа знаний, запустить прокси моделей, запустить панель, выбрать субъект опыта и нажать кнопку нужного этапа (эпизод, разведка, оценка кандидатов, полный цикл). Отдельно настраивается шлюз расширения, который превращает сессии внешн</w:t>
+      </w:r>
+      <w:r>
+        <w:t>его агента в записи того же графа, поэтому опыт не распадается на две базы.</w:t>
       </w:r>
     </w:p>
     <w:p>
       <w:pPr>
         <w:pStyle w:val="21"/>
       </w:pPr>
-      <w:bookmarkStart w:id="7" w:name="_Toc240997743"/>
+      <w:bookmarkStart w:id="7" w:name="_Toc240998526"/>
       <w:r>
         <w:rPr>
           <w:rFonts w:ascii="Times New Roman" w:hAnsi="Times New Roman"/>
@@ -2700,48 +2700,45 @@
     </w:p>
     <w:p>
       <w:r>
-        <w:t>Помощник работает не в пустом окне. Его узел памяти и вопроса человеку стоит рядом с инструментами рабочего места: браузер, поиск по базе знаний, поиск в сети и личная память владельца. В текущей сборке это 78 ин</w:t>
-      </w:r>
-      <w:r>
-        <w:t>струментов, которые поднимаются при старте процесса; в журнале видно, какие именно и сколько. Подключение идёт по открытому протоколу MCP и по тому же описанию инструментов, что используют остальные программы на машине, поэтому новый инструмент добавляется</w:t>
-      </w:r>
-      <w:r>
-        <w:t xml:space="preserve"> одной записью в конфигурацию, без правки кода помощника.</w:t>
+        <w:t>Помощник работает не в пустом окне. Его узел памяти и вопроса человеку стоит рядом с инструментами рабочего места: браузер, поиск по базе знаний,</w:t>
+      </w:r>
+      <w:r>
+        <w:t xml:space="preserve"> поиск в сети и личная память владельца. В текущей сборке это 78 инструментов, которые поднимаются при старте процесса; в журнале видно, какие именно и сколько. Подключение идёт по открытому протоколу MCP и по тому же описанию инструментов, что используют </w:t>
+      </w:r>
+      <w:r>
+        <w:t>остальные программы на машине, поэтому новый инструмент добавляется одной записью в конфигурацию, без правки кода помощника.</w:t>
       </w:r>
     </w:p>
     <w:p>
       <w:r>
         <w:lastRenderedPageBreak/>
-        <w:t>Со стороны человека это выглядит так. Помощник живёт постоянным процессом, а не открывается окном на время разговора: у него есть расписание, каналы связи и консоль управления, где видно его состоян</w:t>
-      </w:r>
-      <w:r>
-        <w:t>ие. Обращаться к нему можно из мессенджера, отвечать на его вопросы можно там же одной кнопкой. Результат он оставляет либо записью в журнале, либо готовым документом, а не приглашением продолжить разговор.</w:t>
+        <w:t>Со стороны человека это выглядит так. Помощник живёт постоянным процессом, а не открывается окном на время разговора: у него есть р</w:t>
+      </w:r>
+      <w:r>
+        <w:t>асписание, каналы связи и консоль управления, где видно его состояние. Обращаться к нему можно из мессенджера, отвечать на его вопросы можно там же одной кнопкой. Результат он оставляет либо записью в журнале, либо готовым документом, а не приглашением про</w:t>
+      </w:r>
+      <w:r>
+        <w:t>должить разговор.</w:t>
       </w:r>
     </w:p>
     <w:p>
       <w:r>
-        <w:t>Границы обозначены жёстко: наружу ничего не уходи</w:t>
-      </w:r>
-      <w:r>
-        <w:t>т без нажатия кнопки, а всё, что помощник делает, записывается в граф с указанием роли, времени и происхождения записи. Предмет работы при этом остаётся нашим: структура памяти, измерение улучшений и решение человека за кнопкой.</w:t>
+        <w:t>Границы обозначены жёстко: наружу ничего не уходит без нажатия кнопки, а всё, что помощник делает, записывается в граф с указанием роли, времени и происхождения записи. Предмет работы при этом остаётся нашим: структура памяти, измерение у</w:t>
+      </w:r>
+      <w:r>
+        <w:t>лучшений и решение человека за кнопкой.</w:t>
       </w:r>
     </w:p>
     <w:p>
       <w:pPr>
         <w:pStyle w:val="1"/>
       </w:pPr>
-      <w:bookmarkStart w:id="8" w:name="_Toc240997744"/>
+      <w:bookmarkStart w:id="8" w:name="_Toc240998527"/>
       <w:r>
         <w:rPr>
           <w:rFonts w:ascii="Times New Roman" w:hAnsi="Times New Roman"/>
         </w:rPr>
-        <w:t xml:space="preserve">Глава 2. Как устроена </w:t>
-      </w:r>
-      <w:r>
-        <w:rPr>
-          <w:rFonts w:ascii="Times New Roman" w:hAnsi="Times New Roman"/>
-        </w:rPr>
-        <w:t>система</w:t>
+        <w:t>Глава 2. Как устроена система</w:t>
       </w:r>
       <w:bookmarkEnd w:id="8"/>
     </w:p>
@@ -2749,7 +2746,7 @@
       <w:pPr>
         <w:pStyle w:val="21"/>
       </w:pPr>
-      <w:bookmarkStart w:id="9" w:name="_Toc240997745"/>
+      <w:bookmarkStart w:id="9" w:name="_Toc240998528"/>
       <w:r>
         <w:rPr>
           <w:rFonts w:ascii="Times New Roman" w:hAnsi="Times New Roman"/>
@@ -2780,10 +2777,10 @@
         <w:t>Strategy</w:t>
       </w:r>
       <w:r>
-        <w:t>) с описанием и измеренным результатом, эпизод, шаг, состояние, а также связи вре</w:t>
-      </w:r>
-      <w:r>
-        <w:t>мени и причинности. Отдельные классы описывают поиск по обвязке реального агента: политика (</w:t>
+        <w:t xml:space="preserve">) с описанием и </w:t>
+      </w:r>
+      <w:r>
+        <w:t>измеренным результатом, эпизод, шаг, состояние, а также связи времени и причинности. Отдельные классы описывают поиск по обвязке реального агента: политика (</w:t>
       </w:r>
       <w:r>
         <w:rPr>
@@ -2793,7 +2790,10 @@
         <w:t>HarnessPolicy</w:t>
       </w:r>
       <w:r>
-        <w:t>) несёт описание обвязки, оценку судьи, решение правил приёмки и результат измерения; раунд (</w:t>
+        <w:t xml:space="preserve">) несёт описание обвязки, оценку судьи, решение правил приёмки и результат измерения; </w:t>
+      </w:r>
+      <w:r>
+        <w:t>раунд (</w:t>
       </w:r>
       <w:r>
         <w:rPr>
@@ -2808,96 +2808,102 @@
     </w:p>
     <w:p>
       <w:r>
-        <w:t>Запись и выборку выполняют агенты на C++ (по одной операции на действие: записать попытку, выбрать попытки, повторить поддерево, развернуть стратегию), а обогащение записи полями, которые нужны повтору (индекс шага, состояние, список допустимых действий, с</w:t>
-      </w:r>
-      <w:r>
-        <w:t>тратегия), выполняет мост на Python. Прикладной код на Python только на этом уровне и общается с графом, что позволяет держать онтологию в одном месте.</w:t>
+        <w:t>Запись и выборку выполняют агенты на C++ (по одной операции на действие: записать попытку, выбрать попытки, повторить поддерево, развернуть стратегию), а обогащение записи полями, которые нуж</w:t>
+      </w:r>
+      <w:r>
+        <w:t>ны повтору (индекс шага, состояние, список допустимых действий, стратегия), выполняет мост на Python. Прикладной код на Python только на этом уровне и общается с графом, что позволяет держать онтологию в одном месте.</w:t>
       </w:r>
     </w:p>
     <w:p>
       <w:pPr>
         <w:pStyle w:val="21"/>
       </w:pPr>
-      <w:bookmarkStart w:id="10" w:name="_Toc240997746"/>
+      <w:bookmarkStart w:id="10" w:name="_Toc240998529"/>
       <w:r>
         <w:rPr>
           <w:rFonts w:ascii="Times New Roman" w:hAnsi="Times New Roman"/>
         </w:rPr>
-        <w:t>2.2. Детерминированный мир и точный повтор</w:t>
+        <w:t>2.2. Детерминированный мир и точный пов</w:t>
+      </w:r>
+      <w:r>
+        <w:rPr>
+          <w:rFonts w:ascii="Times New Roman" w:hAnsi="Times New Roman"/>
+        </w:rPr>
+        <w:t>тор</w:t>
       </w:r>
       <w:bookmarkEnd w:id="10"/>
     </w:p>
     <w:p>
       <w:r>
-        <w:t>Первая площадка это детерминированный мир: островная экспедиц</w:t>
-      </w:r>
-      <w:r>
-        <w:t>ия из девяти локаций и восьми точек раскопок с бюджетом в сорок шагов, где ценность доставленного предмета зависит от точки доставки (множители 1,0, 1,2 и 1,5). Мир воспроизводим: значения выводятся из зерна и хеша, обращения к часам и к порядку хешировани</w:t>
-      </w:r>
-      <w:r>
-        <w:t>я внутри процесса отсутствуют, что закреплено отдельным тестом.</w:t>
+        <w:t>Первая площадка это детерминированный мир: островная экспедиция из девяти локаций и восьми точек раскопок с бюджетом в сорок шагов, где ценность доставленного предмета зависит от точки доставки (множители 1,0, 1,2 и 1,5). Мир воспроизводим: значения вы</w:t>
+      </w:r>
+      <w:r>
+        <w:t>водятся из зерна и хеша, обращения к часам и к порядку хеширования внутри процесса отсутствуют, что закреплено отдельным тестом.</w:t>
       </w:r>
     </w:p>
     <w:p>
       <w:r>
-        <w:t>Точный повтор (реплей) работает только по записям и никогда не исполняет мир. Переходы индексируются по признаку, который в этом мире полностью определяет исход (локация, несомый предмет, числ</w:t>
-      </w:r>
-      <w:r>
-        <w:t>о уже взятых предметов с текущей точки) вместе со действием. На каждом шаге кандидат выбирает одно из записанных допустимых действий; если это действие встречалось в дереве, берётся записанный исход и обход продолжается от состояния-продолжения; если дейст</w:t>
-      </w:r>
-      <w:r>
-        <w:t>вие не записано, эпизод усекается и помечается как непокрытый. Судья никогда не додумывает исход. То, что повтор не исполняет мир, проверяется тестом, в котором шаг мира подменён функцией, обязанной возбудить исключение.</w:t>
+        <w:t>Точный повтор (реплей) работает только по записям и никогда не исполняет мир. Переходы индексируются по признаку, который в это</w:t>
+      </w:r>
+      <w:r>
+        <w:t>м мире полностью определяет исход (локация, несомый предмет, число уже взятых предметов с текущей точки) вместе со действием. На каждом шаге кандидат выбирает одно из записанных допустимых действий; если это действие встречалось в дереве, берётся записанны</w:t>
+      </w:r>
+      <w:r>
+        <w:t>й исход и обход продолжается от состояния-продолжения; если действие не записано, эпизод усекается и помечается как непокрытый. Судья никогда не додумывает исход. То, что повтор не исполняет мир, проверяется тестом, в котором шаг мира подменён функцией, об</w:t>
+      </w:r>
+      <w:r>
+        <w:t>язанной возбудить исключение.</w:t>
       </w:r>
     </w:p>
     <w:p>
       <w:r>
         <w:lastRenderedPageBreak/>
-        <w:t>Отдельно измеряется доля шагов, кот</w:t>
-      </w:r>
-      <w:r>
-        <w:t>орые удалось восстановить точно, и доля оценённых: она возвращается как первое по важности число, потому что оценка на непокрытых шагах это уже не измерение, а догадка.</w:t>
+        <w:t>Отдельно измеряется доля шагов, которые удалось восстановить точно, и доля оценённых: она возвращается как первое по важности число, потому что оценка на непокрытых шагах это уже не измерение, а догадка.</w:t>
       </w:r>
     </w:p>
     <w:p>
       <w:pPr>
         <w:pStyle w:val="21"/>
       </w:pPr>
-      <w:bookmarkStart w:id="11" w:name="_Toc240997747"/>
+      <w:bookmarkStart w:id="11" w:name="_Toc240998530"/>
       <w:r>
         <w:rPr>
           <w:rFonts w:ascii="Times New Roman" w:hAnsi="Times New Roman"/>
         </w:rPr>
-        <w:t>2.3. Поиск по обвязке реального агента</w:t>
+        <w:t xml:space="preserve">2.3. Поиск по обвязке </w:t>
+      </w:r>
+      <w:r>
+        <w:rPr>
+          <w:rFonts w:ascii="Times New Roman" w:hAnsi="Times New Roman"/>
+        </w:rPr>
+        <w:t>реального агента</w:t>
       </w:r>
       <w:bookmarkEnd w:id="11"/>
     </w:p>
     <w:p>
       <w:r>
-        <w:t xml:space="preserve">Вторая площадка это настоящий кодирующий агент, </w:t>
-      </w:r>
-      <w:r>
-        <w:t>наш собственный цикл инструментов (список файлов, чтение, запись, правка, запуск тестов, запуск команды). Обвязка описана одиннадцатью полями: список файлов, начальный вывод тестов, режим контекста, ширина окна шагов, длина наблюдения, бюджет чтения строк,</w:t>
-      </w:r>
-      <w:r>
-        <w:t xml:space="preserve"> бюджет шагов, возвращаются ли падающие тесты, температура. Задачи: шесть небольших задач на Python, у каждой видимые тесты и скрытый файл тестов, которого агент не видит; четыре задачи образуют поисковый набор, две отложены и не участвуют в отборе.</w:t>
+        <w:t>Вторая площадка это настоящий кодирующий агент, наш собственный цикл инструментов (список файлов, чтение, запись, правка, запуск тестов, запуск команды). Обвязка описана одиннадцатью полями: список файлов, начальный вывод тестов, режим кон</w:t>
+      </w:r>
+      <w:r>
+        <w:t>текста, ширина окна шагов, длина наблюдения, бюджет чтения строк, бюджет шагов, возвращаются ли падающие тесты, температура. Задачи: шесть небольших задач на Python, у каждой видимые тесты и скрытый файл тестов, которого агент не видит; четыре задачи образ</w:t>
+      </w:r>
+      <w:r>
+        <w:t>уют поисковый набор, две отложены и не участвуют в отборе.</w:t>
       </w:r>
     </w:p>
     <w:p>
       <w:r>
-        <w:t xml:space="preserve">Судья </w:t>
-      </w:r>
-      <w:r>
-        <w:t>по записям восстанавливает не только стоимость, но и сами сообщения, которые кандидат отправил бы модели. На шести записях промпты восстановлены посимвольно, 6 из 6 (33 шага), а модель подсчёта токенов проверена перекрёстно: средняя относительная ошибка 5,</w:t>
-      </w:r>
-      <w:r>
-        <w:t>9 процента, худшая 17,3 процента.</w:t>
+        <w:t>Судья по записям восстанавливает не только стоимость, но и сами сообщения, которые кандидат отправил бы модели. На шести записях промпты восстановлены посимвольно, 6 из 6 (33 шага), а модель подсчё</w:t>
+      </w:r>
+      <w:r>
+        <w:t>та токенов проверена перекрёстно: средняя относительная ошибка 5,9 процента, худшая 17,3 процента.</w:t>
       </w:r>
     </w:p>
     <w:p>
       <w:pPr>
         <w:pStyle w:val="21"/>
       </w:pPr>
-      <w:bookmarkStart w:id="12" w:name="_Toc240997748"/>
+      <w:bookmarkStart w:id="12" w:name="_Toc240998531"/>
       <w:r>
         <w:rPr>
           <w:rFonts w:ascii="Times New Roman" w:hAnsi="Times New Roman"/>
@@ -2908,69 +2914,72 @@
     </w:p>
     <w:p>
       <w:r>
-        <w:t xml:space="preserve">Третья площадка это организационный цикл. Исследователь читает досье проекта и предлагает от двух до четырёх вариантов работы. Менеджер выбирает ровно один вариант с критериями приёмки либо </w:t>
-      </w:r>
-      <w:r>
-        <w:t>останавливает цикл. Работник выполняет правку в отдельной копии репозитория (git worktree) на отдельной ветке, запускает разрешённую проверку из белого списка и оставляет пакет изменений. Ничего не вливается, не отправляется на сервер и не утверждается авт</w:t>
-      </w:r>
-      <w:r>
-        <w:t>оматически: пакет ждёт человека. Каждый цикл пишет записи в тот же граф знаний, и цикл читает этот журнал перед следующим предложением, чтобы не предлагать сделанное.</w:t>
+        <w:t xml:space="preserve">Третья площадка это организационный цикл. Исследователь читает досье проекта и предлагает от двух до четырёх вариантов работы. </w:t>
+      </w:r>
+      <w:r>
+        <w:t>Менеджер выбирает ровно один вариант с критериями приёмки либо останавливает цикл. Работник выполняет правку в отдельной копии репозитория (git worktree) на отдельной ветке, запускает разрешённую проверку из белого списка и оставляет пакет изменений. Ничег</w:t>
+      </w:r>
+      <w:r>
+        <w:t>о не вливается, не отправляется на сервер и не утверждается автоматически: пакет ждёт человека. Каждый цикл пишет записи в тот же граф знаний, и цикл читает этот журнал перед следующим предложением, чтобы не предлагать сделанное.</w:t>
       </w:r>
     </w:p>
     <w:p>
       <w:r>
-        <w:t>Цикл переживает смерть процесса: при перезапуске с тем же именем прогона биография получа</w:t>
-      </w:r>
-      <w:r>
-        <w:t>ет запись о перезапуске, журнал получает запись о возобновлении, а рабочая копия встаёт рядом с остатками прерванной попытки и не сталкивается с ними.</w:t>
+        <w:t>Цикл переживает смерть про</w:t>
+      </w:r>
+      <w:r>
+        <w:t>цесса: при перезапуске с тем же именем прогона биография получает запись о перезапуске, журнал получает запись о возобновлении, а рабочая копия встаёт рядом с остатками прерванной попытки и не сталкивается с ними.</w:t>
       </w:r>
     </w:p>
     <w:p>
       <w:pPr>
         <w:pStyle w:val="21"/>
       </w:pPr>
-      <w:bookmarkStart w:id="13" w:name="_Toc240997749"/>
+      <w:bookmarkStart w:id="13" w:name="_Toc240998532"/>
       <w:r>
         <w:rPr>
           <w:rFonts w:ascii="Times New Roman" w:hAnsi="Times New Roman"/>
         </w:rPr>
-        <w:t>2.5. Панель управления и границы автоматизации</w:t>
+        <w:t>2.5. Панель управления и границы автоматиз</w:t>
+      </w:r>
+      <w:r>
+        <w:rPr>
+          <w:rFonts w:ascii="Times New Roman" w:hAnsi="Times New Roman"/>
+        </w:rPr>
+        <w:t>ации</w:t>
       </w:r>
       <w:bookmarkEnd w:id="13"/>
     </w:p>
     <w:p>
       <w:r>
-        <w:t xml:space="preserve">Состояние системы видно на панели (локальный веб-сервер): </w:t>
-      </w:r>
-      <w:r>
-        <w:t>лента организации с ролями, предложениями, решениями менеджера, пакетами и причинами остановок; раздел памяти с результатами публичного замера; раздел, в котором прямо перечислено, что именно доказано текущим прогоном.</w:t>
+        <w:t>Состояние системы видно на панели (локальный веб-сервер): лента организации с ролями, предложениями, решениями менеджера, пакетами и причинами остановок; раздел памяти с результатами публичного замера; раздел, в котором прямо перечислено, что именно д</w:t>
+      </w:r>
+      <w:r>
+        <w:t>оказано текущим прогоном.</w:t>
       </w:r>
     </w:p>
     <w:p>
       <w:r>
-        <w:t>Границы автоматизации важнее возможно</w:t>
-      </w:r>
-      <w:r>
-        <w:t>стей, поэтому они перечислены в самой системе: ни один пакет не вливается сам; запуск цикла и его продолжительность задаёт человек; провайдер языковых моделей один, и отказ провайдера записывается как «не измерено», а не как ошибка системы.</w:t>
+        <w:t>Границы автоматизации важнее возможностей, поэтому они перечислены в самой системе: ни один пакет не вливается сам; запуск цикла и его продолжительность задаёт человек; провайдер языковых моделей один, и отказ провайдера записывае</w:t>
+      </w:r>
+      <w:r>
+        <w:t>тся как «не измерено», а не как ошибка системы.</w:t>
       </w:r>
     </w:p>
     <w:p>
       <w:r>
         <w:lastRenderedPageBreak/>
-        <w:t xml:space="preserve">Развитие цикла </w:t>
-      </w:r>
-      <w:r>
-        <w:t>идёт по одному направлению: перенести чтение записей внутрь графа на всех площадках, включая поиск по обвязке, где записи сейчас читаются с диска и попадают в граф уже после отбора. Тогда память агента станет одинаковой и в модельном мире, и в живой работе</w:t>
-      </w:r>
-      <w:r>
-        <w:t>.</w:t>
+        <w:t>Развитие цикла идёт по одному направлению: перенести чтение записей внутрь графа на всех площадках, включая поиск по обвязке, где записи сейчас читаются с диска и попадают в граф уже после отбора. Тогда памят</w:t>
+      </w:r>
+      <w:r>
+        <w:t>ь агента станет одинаковой и в модельном мире, и в живой работе.</w:t>
       </w:r>
     </w:p>
     <w:p>
       <w:pPr>
         <w:pStyle w:val="1"/>
       </w:pPr>
-      <w:bookmarkStart w:id="14" w:name="_Toc240997750"/>
+      <w:bookmarkStart w:id="14" w:name="_Toc240998533"/>
       <w:r>
         <w:rPr>
           <w:rFonts w:ascii="Times New Roman" w:hAnsi="Times New Roman"/>
@@ -2983,7 +2992,7 @@
       <w:pPr>
         <w:pStyle w:val="21"/>
       </w:pPr>
-      <w:bookmarkStart w:id="15" w:name="_Toc240997751"/>
+      <w:bookmarkStart w:id="15" w:name="_Toc240998534"/>
       <w:r>
         <w:rPr>
           <w:rFonts w:ascii="Times New Roman" w:hAnsi="Times New Roman"/>
@@ -2994,7 +3003,10 @@
     </w:p>
     <w:p>
       <w:r>
-        <w:t>Правила приёмки формулируются до поиска и не меняются внутри раунда; каждое их изменение вызывалось конкретным измерением, которое предыдущая версия пропустила. Правил было пять версий.</w:t>
+        <w:t xml:space="preserve">Правила приёмки формулируются до поиска и не меняются внутри раунда; каждое их изменение вызывалось конкретным измерением, </w:t>
+      </w:r>
+      <w:r>
+        <w:t>которое предыдущая версия пропустила. Правил было пять версий.</w:t>
       </w:r>
     </w:p>
     <w:tbl>
@@ -3117,7 +3129,13 @@
               <w:rPr>
                 <w:sz w:val="24"/>
               </w:rPr>
-              <w:t>раунды 2 и 3 развернули улучшения при 0 восстановленных решениях из 26, и оба оказались хуже</w:t>
+              <w:t>раунды 2 и 3 развернули улучшения при 0 восстановленных решениях из 26</w:t>
+            </w:r>
+            <w:r>
+              <w:rPr>
+                <w:sz w:val="24"/>
+              </w:rPr>
+              <w:t>, и оба оказались хуже</w:t>
             </w:r>
           </w:p>
         </w:tc>
@@ -3153,13 +3171,7 @@
               <w:rPr>
                 <w:sz w:val="24"/>
               </w:rPr>
-              <w:t xml:space="preserve">путь измерения в рабочем режиме для </w:t>
-            </w:r>
-            <w:r>
-              <w:rPr>
-                <w:sz w:val="24"/>
-              </w:rPr>
-              <w:t>кандидатов, которых повтор не судит</w:t>
+              <w:t>путь измерения в рабочем режиме для кандидатов, которых повтор не судит</w:t>
             </w:r>
           </w:p>
         </w:tc>
@@ -3212,7 +3224,13 @@
               <w:rPr>
                 <w:sz w:val="24"/>
               </w:rPr>
-              <w:t>политика, меняющая то, что агент видит, обязана измеряться в рабочем режиме независимо от покрытия</w:t>
+              <w:t xml:space="preserve">политика, меняющая то, что агент видит, обязана измеряться в </w:t>
+            </w:r>
+            <w:r>
+              <w:rPr>
+                <w:sz w:val="24"/>
+              </w:rPr>
+              <w:t>рабочем режиме независимо от покрытия</w:t>
             </w:r>
           </w:p>
         </w:tc>
@@ -3229,13 +3247,7 @@
               <w:rPr>
                 <w:sz w:val="24"/>
               </w:rPr>
-              <w:t xml:space="preserve">контрольная политика </w:t>
-            </w:r>
-            <w:r>
-              <w:rPr>
-                <w:sz w:val="24"/>
-              </w:rPr>
-              <w:t>window3: прогноз +7,6 процента при покрытии 72,7 процента, измерение дало +12,4 процента хуже, а на отложенных задачах +81,8 процента хуже</w:t>
+              <w:t>контрольная политика window3: прогноз +7,6 процента при покрытии 72,7 процента, измерение дало +12,4 процента хуже, а на отложенных задачах +81,8 процента хуже</w:t>
             </w:r>
           </w:p>
         </w:tc>
@@ -3271,7 +3283,13 @@
               <w:rPr>
                 <w:sz w:val="24"/>
               </w:rPr>
-              <w:t>три прогона на задачу вместо одного, прежде чем называть число</w:t>
+              <w:t>три прогона на задачу вместо одного, прежде чем называ</w:t>
+            </w:r>
+            <w:r>
+              <w:rPr>
+                <w:sz w:val="24"/>
+              </w:rPr>
+              <w:t>ть число</w:t>
             </w:r>
           </w:p>
         </w:tc>
@@ -3288,13 +3306,7 @@
               <w:rPr>
                 <w:sz w:val="24"/>
               </w:rPr>
-              <w:t>раунд 9: одно измерение дало минус 3,4 процента, т</w:t>
-            </w:r>
-            <w:r>
-              <w:rPr>
-                <w:sz w:val="24"/>
-              </w:rPr>
-              <w:t>ри повтора дали плюс 4,0 процента</w:t>
+              <w:t>раунд 9: одно измерение дало минус 3,4 процента, три повтора дали плюс 4,0 процента</w:t>
             </w:r>
           </w:p>
         </w:tc>
@@ -3303,17 +3315,17 @@
     <w:p/>
     <w:p>
       <w:r>
-        <w:t>Измерение в рабочем режиме дорого, поэтому перед каждым раундом судья решает большинство кандидатов бесплатно, а платят только за тех, кого судья не смог оценить или кто меняет поведение агента. Шум самого провайдера про</w:t>
-      </w:r>
-      <w:r>
-        <w:t>верен контрольной политикой: одна и та же обвязка при повторах даёт разброс около плюс-минус 20 процентов, поэтому одиночный прогон не доказывает ничего.</w:t>
+        <w:t>Измерение в рабочем режиме дорого, поэтому перед каждым раундом судья решает большинство кандидатов бесплатно, а платят только за тех, кого судья не смог оценить</w:t>
+      </w:r>
+      <w:r>
+        <w:t xml:space="preserve"> или кто меняет поведение агента. Шум самого провайдера проверен контрольной политикой: одна и та же обвязка при повторах даёт разброс около плюс-минус 20 процентов, поэтому одиночный прогон не доказывает ничего.</w:t>
       </w:r>
     </w:p>
     <w:p>
       <w:pPr>
         <w:pStyle w:val="21"/>
       </w:pPr>
-      <w:bookmarkStart w:id="16" w:name="_Toc240997752"/>
+      <w:bookmarkStart w:id="16" w:name="_Toc240998535"/>
       <w:r>
         <w:rPr>
           <w:rFonts w:ascii="Times New Roman" w:hAnsi="Times New Roman"/>
@@ -3324,10 +3336,10 @@
     </w:p>
     <w:p>
       <w:r>
-        <w:t xml:space="preserve">Восемь независимых прогонов (пять зёрен островного мира, три зерна </w:t>
-      </w:r>
-      <w:r>
-        <w:t>мастерской, по три раунда), измеренных в самом мире, а не по оценке судьи:</w:t>
+        <w:t>Восемь н</w:t>
+      </w:r>
+      <w:r>
+        <w:t>езависимых прогонов (пять зёрен островного мира, три зерна мастерской, по три раунда), измеренных в самом мире, а не по оценке судьи:</w:t>
       </w:r>
     </w:p>
     <w:tbl>
@@ -3541,7 +3553,13 @@
               <w:rPr>
                 <w:sz w:val="24"/>
               </w:rPr>
-              <w:t>+56,9 (около 29,7 процента)</w:t>
+              <w:t>+56,9 (около</w:t>
+            </w:r>
+            <w:r>
+              <w:rPr>
+                <w:sz w:val="24"/>
+              </w:rPr>
+              <w:t xml:space="preserve"> 29,7 процента)</w:t>
             </w:r>
           </w:p>
         </w:tc>
@@ -3697,31 +3715,34 @@
         <w:t>oneiro-1</w:t>
       </w:r>
       <w:r>
-        <w:t>), и он принимается как честная нижняя граница метода на этом мире. Оценка судьи при этом завышает результат на 22 до 30 процентов</w:t>
-      </w:r>
-      <w:r>
-        <w:t xml:space="preserve"> относительно измеренного: судья хорошо упорядочивает кандидатов и не годится как предсказание. Это ограничение важнее самого успеха, и оно перенесено в правила приёмки.</w:t>
+        <w:t>), и он принимается как честная нижняя граница метода на этом мире. Оцен</w:t>
+      </w:r>
+      <w:r>
+        <w:t>ка судьи при этом завышает результат на 22 до 30 процентов относительно измеренного: судья хорошо упорядочивает кандидатов и не годится как предсказание. Это ограничение важнее самого успеха, и оно перенесено в правила приёмки.</w:t>
       </w:r>
     </w:p>
     <w:p>
       <w:pPr>
         <w:pStyle w:val="21"/>
       </w:pPr>
-      <w:bookmarkStart w:id="17" w:name="_Toc240997753"/>
+      <w:bookmarkStart w:id="17" w:name="_Toc240998536"/>
       <w:r>
         <w:rPr>
           <w:rFonts w:ascii="Times New Roman" w:hAnsi="Times New Roman"/>
         </w:rPr>
-        <w:t>3.3. Что сохраняет граф знаний</w:t>
+        <w:t>3.3. Что сохраняет граф знан</w:t>
+      </w:r>
+      <w:r>
+        <w:rPr>
+          <w:rFonts w:ascii="Times New Roman" w:hAnsi="Times New Roman"/>
+        </w:rPr>
+        <w:t>ий</w:t>
       </w:r>
       <w:bookmarkEnd w:id="17"/>
     </w:p>
     <w:p>
       <w:r>
-        <w:t>Прямой замер памяти на одном эпизоде из 25 записанных п</w:t>
-      </w:r>
-      <w:r>
-        <w:t>опыток, с отключением отдельных видов связей:</w:t>
+        <w:t>Прямой замер памяти на одном эпизоде из 25 записанных попыток, с отключением отдельных видов связей:</w:t>
       </w:r>
     </w:p>
     <w:tbl>
@@ -4266,141 +4287,224 @@
         <w:t>происхождение</w:t>
       </w:r>
       <w:r>
-        <w:t xml:space="preserve"> (без этих связей признак источник-вид не переживает выборку вовсе). Это сильнейшее имеющееся у нас свидетельство того, что структура несёт нагрузку, и одновременно самое слаб</w:t>
-      </w:r>
-      <w:r>
-        <w:t>ое место: замер сделан на одном эпизоде, и он измеряет качество выборки, а не влияние на результат работы.</w:t>
+        <w:t xml:space="preserve"> (без этих связей признак источник-вид не переживает выборку вовсе). Это сильнейшее и</w:t>
+      </w:r>
+      <w:r>
+        <w:t>меющееся у нас свидетельство того, что структура несёт нагрузку, и одновременно самое слабое место: замер сделан на одном эпизоде, и он измеряет качество выборки, а не влияние на результат работы.</w:t>
       </w:r>
     </w:p>
     <w:p>
       <w:r>
-        <w:t>Проверка на публичном наборе LongMemEval (детали в приложении А) равна по итогу: плоский журнал 72,7 процента, граф 72,1 процента, без памяти 4,1 про</w:t>
-      </w:r>
-      <w:r>
-        <w:t>цента. Разница между двумя видами памяти внутри шума, а разделение по типам вопросов показывает, где именно структура помогает: на вопросах о времени граф даёт 40,0 процента против 16,7 у плоского журнала, а на многосессионных вопросах проигрывает (58,3 пр</w:t>
-      </w:r>
-      <w:r>
-        <w:t>отив 66,7). Полный контекст без всякой выборки даёт до 94 процентов, то есть сама задача для нашей модели разрешима, и упрощать её мы не стали.</w:t>
+        <w:t>Проверка на публичном наборе LongMemEval (детали в приложен</w:t>
+      </w:r>
+      <w:r>
+        <w:t>ии А) равна по итогу: плоский журнал 72,7 процента, граф 72,1 процента, без памяти 4,1 процента. Разница между двумя видами памяти внутри шума, а разделение по типам вопросов показывает, где именно структура помогает: на вопросах о времени граф даёт 40,0 п</w:t>
+      </w:r>
+      <w:r>
+        <w:t>роцента против 16,7 у плоского журнала, а на многосессионных вопросах проигрывает (58,3 против 66,7). Полный контекст без всякой выборки даёт до 94 процентов, то есть сама задача для нашей модели разрешима, и упрощать её мы не стали.</w:t>
       </w:r>
     </w:p>
     <w:p>
       <w:pPr>
         <w:pStyle w:val="21"/>
       </w:pPr>
-      <w:bookmarkStart w:id="18" w:name="_Toc240997754"/>
+      <w:bookmarkStart w:id="18" w:name="_Toc240998537"/>
       <w:r>
         <w:rPr>
           <w:rFonts w:ascii="Times New Roman" w:hAnsi="Times New Roman"/>
         </w:rPr>
-        <w:t>3.4. Поиск по обвязке: одиннадцать раундов</w:t>
+        <w:t>3.4. Поиск по обвязке:</w:t>
+      </w:r>
+      <w:r>
+        <w:rPr>
+          <w:rFonts w:ascii="Times New Roman" w:hAnsi="Times New Roman"/>
+        </w:rPr>
+        <w:t xml:space="preserve"> одиннадцать раундов</w:t>
       </w:r>
       <w:bookmarkEnd w:id="18"/>
     </w:p>
     <w:p>
       <w:r>
-        <w:t>Одиннадцать раундов, 29 предложенных кандидатов, четыре развёртывания</w:t>
-      </w:r>
-      <w:r>
-        <w:t xml:space="preserve">. Результат первых десяти: ни одного улучшения, которое </w:t>
+        <w:t xml:space="preserve">Одиннадцать раундов, 29 предложенных кандидатов, четыре развёртывания. Результат первых десяти: ни одного улучшения, которое </w:t>
       </w:r>
       <w:r>
         <w:lastRenderedPageBreak/>
-        <w:t>пережило бы честное измерение. Раунды 2 и 3 развернули кандидатов, которые в рабочем режиме оказались хуже (плюс 27,0 и плюс 21,1 процента запросов), причём в третьем раунде была потеряна одна задача.</w:t>
-      </w:r>
-      <w:r>
-        <w:t xml:space="preserve"> Раунд 4 отказал всем кандидатам по доказательствам: у них ноль восстановленных решений из записей. Раунды 5–7 и 10 не прошли порог экономии. Раунд 8 был измерен и отклонён: прогноз плюс 32,0 процента, измерение плюс 1,5. Раунд 9 развернулся по одному прог</w:t>
-      </w:r>
-      <w:r>
-        <w:t>ону на задачу и не перенёсся: при трёх повторах вместо экономии вышло плюс 4,0 процента. Именно этот провал и вынудил пятый вариант правил приёмки, а он дал раунд 11.</w:t>
+        <w:t>пережило бы честное измерение. Раунды 2 и 3 развернули кандидатов, которые в рабочем режиме оказались хуже (пл</w:t>
+      </w:r>
+      <w:r>
+        <w:t>юс 27,0 и плюс 21,1 процента запросов), причём в третьем раунде была потеряна одна задача. Раунд 4 отказал всем кандидатам по доказательствам: у них ноль восстановленных решений из записей. Раунды 5–7 и 10 не прошли порог экономии. Раунд 8 был измерен и от</w:t>
+      </w:r>
+      <w:r>
+        <w:t>клонён: прогноз плюс 32,0 процента, измерение плюс 1,5. Раунд 9 развернулся по одному прогону на задачу и не перенёсся: при трёх повторах вместо экономии вышло плюс 4,0 процента. Именно этот провал и вынудил пятый вариант правил приёмки, а он дал раунд 11.</w:t>
       </w:r>
     </w:p>
     <w:p>
       <w:r>
-        <w:t>Полная таблица по всем одиннадцати раундам, с правилами, действовавшими в каждом, приведе</w:t>
-      </w:r>
-      <w:r>
-        <w:t>на в приложении Б.</w:t>
+        <w:t>Полная таблица по всем одиннадцати раундам, с правилами, действовавшими в каждом, приведена в приложении Б.</w:t>
       </w:r>
     </w:p>
     <w:p>
       <w:r>
-        <w:t xml:space="preserve">Раунд 11 это единственная защищаемая экономия за всю историю. Политика в нём состоит из двух полей: отсутствие начального вывода тестов в первом запросе и более длинные наблюдения инструментов (1500 символов вместо 1000). По отдельности </w:t>
-      </w:r>
-      <w:r>
-        <w:t>ни одно поле не работает (первое поле в одиночку дало плюс 27 процентов в раунде 2), работает только их сочетание, и установить это можно было только измерением в рабочем режиме.</w:t>
+        <w:t>Раунд 11 это единственная защищаемая экономия за всю историю. Политика в нём состоит из двух полей: отсутствие начального вывода тестов в первом за</w:t>
+      </w:r>
+      <w:r>
+        <w:t>просе и более длинные наблюдения инструментов (1500 символов вместо 1000). По отдельности ни одно поле не работает (первое поле в одиночку дало плюс 27 процентов в раунде 2), работает только их сочетание, и установить это можно было только измерением в раб</w:t>
+      </w:r>
+      <w:r>
+        <w:t>очем режиме.</w:t>
       </w:r>
     </w:p>
     <w:p>
       <w:r>
-        <w:t>За одиннадцать раундов потрачено 26 прогонов в рабочем режиме; если бы каждог</w:t>
-      </w:r>
-      <w:r>
-        <w:t>о из 29 кандидатов измеряли один раз на каждой поисковой задаче, потребовалось бы 116 прогонов. Экономия 90 прогонов (в 4,5 раза) на пути к этим решениям и есть экономический аргумент метода.</w:t>
+        <w:t>За одиннадцать раундов потрачено 26 прогонов в рабочем режиме; если бы каждого из 29 кандидатов измеряли один раз на каждой поисковой задаче, потребовалось бы 116 прогонов. Экономия 90 прогонов (в 4,5 раза) на пути к этим решениям и есть эконо</w:t>
+      </w:r>
+      <w:r>
+        <w:t>мический аргумент метода.</w:t>
       </w:r>
     </w:p>
     <w:p>
       <w:r>
-        <w:t>Из девятнадцати отклонённых кандидатов большинство отклонено бес</w:t>
-      </w:r>
-      <w:r>
-        <w:t>платно, по записям. Судья ошибался в обе стороны: на семи написанных вручную обвязках его оценка расходилась с измерением от минус 43 до плюс 26 процентов.</w:t>
+        <w:t>Из девятнадцати отклонённых кандидатов большинство отклонено бесплатно, по записям. Судья ошибался в обе стороны: на семи написанных вручную обвязках его оценка расходилась с измерением от минус 43 до плюс 26 процентов.</w:t>
       </w:r>
     </w:p>
     <w:p>
       <w:pPr>
         <w:pStyle w:val="21"/>
       </w:pPr>
-      <w:bookmarkStart w:id="19" w:name="_Toc240997755"/>
+      <w:bookmarkStart w:id="19" w:name="_Toc240998538"/>
       <w:r>
         <w:rPr>
           <w:rFonts w:ascii="Times New Roman" w:hAnsi="Times New Roman"/>
         </w:rPr>
-        <w:t>3.5. Живой цикл: что подтверждено в графе</w:t>
+        <w:t>3.5. Живой</w:t>
+      </w:r>
+      <w:r>
+        <w:rPr>
+          <w:rFonts w:ascii="Times New Roman" w:hAnsi="Times New Roman"/>
+        </w:rPr>
+        <w:t xml:space="preserve"> цикл: что подтверждено в графе</w:t>
       </w:r>
       <w:bookmarkEnd w:id="19"/>
     </w:p>
     <w:p>
       <w:r>
-        <w:t>Живая запись в графе знаний на момент подготовки работы со</w:t>
-      </w:r>
-      <w:r>
-        <w:t>держит 69 записей организации: 4 запуска цикла, 6 циклов, 6 наборов предложений и 6 решений менеджера, 6 созданных рабочих копий, 5 записей о пакетах изменений, 1 запись о возобновлении после перезапуска, 3 записи о запуске шлюза расширения и по одной запи</w:t>
-      </w:r>
-      <w:r>
-        <w:t>си о срыве цикла и о срыве heartbeat.</w:t>
+        <w:t>Живая запись в графе знаний на момент подготовки работы содержит 74 записи организации по девяти прогонам: 4 запуска цикла, 6 завершённых циклов с предложениями, решением менеджера и созданной рабочей копией в каждом, 7 запи</w:t>
+      </w:r>
+      <w:r>
+        <w:t>сей о пакетах изменений, 1 запись о возобновлении после перезапуска, 3 записи о запуске шлюза расширения, 6 записей о запуске heartbeat и 4 о его завершении, по одной записи о срыве цикла, об ошибке схемы и о срыве heartbeat.</w:t>
       </w:r>
     </w:p>
     <w:p>
       <w:r>
-        <w:t xml:space="preserve">Из пяти записей о пакетах четыре принадлежат живым прогонам, а одна оставлена проверкой расширения шлюза (имя ветки содержит слово </w:t>
+        <w:t>Из семи записей о пакетах четы</w:t>
+      </w:r>
+      <w:r>
+        <w:t xml:space="preserve">ре принадлежат живым прогонам (ветки </w:t>
       </w:r>
       <w:r>
         <w:rPr>
           <w:rFonts w:ascii="Consolas" w:hAnsi="Consolas"/>
           <w:sz w:val="24"/>
         </w:rPr>
-        <w:t>test</w:t>
-      </w:r>
-      <w:r>
-        <w:t xml:space="preserve">, изменённых файлов ноль). Записи не удаляются: журнал показывает и рабочие циклы, </w:t>
-      </w:r>
-      <w:r>
-        <w:t>и испытания, потому что этим он и отличается от отчёта, сочинённого в конце.</w:t>
+        <w:t>agent/live-live2-c1</w:t>
+      </w:r>
+      <w:r>
+        <w:t xml:space="preserve">, </w:t>
+      </w:r>
+      <w:r>
+        <w:rPr>
+          <w:rFonts w:ascii="Consolas" w:hAnsi="Consolas"/>
+          <w:sz w:val="24"/>
+        </w:rPr>
+        <w:t>agent/live-live2-c2</w:t>
+      </w:r>
+      <w:r>
+        <w:t xml:space="preserve">, </w:t>
+      </w:r>
+      <w:r>
+        <w:rPr>
+          <w:rFonts w:ascii="Consolas" w:hAnsi="Consolas"/>
+          <w:sz w:val="24"/>
+        </w:rPr>
+        <w:t>agent/live-live3-a041541-c1</w:t>
+      </w:r>
+      <w:r>
+        <w:t xml:space="preserve"> и </w:t>
+      </w:r>
+      <w:r>
+        <w:rPr>
+          <w:rFonts w:ascii="Consolas" w:hAnsi="Consolas"/>
+          <w:sz w:val="24"/>
+        </w:rPr>
+        <w:t>agent/live-live4-a050037-c1</w:t>
+      </w:r>
+      <w:r>
+        <w:t xml:space="preserve">, изменённые файлы: </w:t>
+      </w:r>
+      <w:r>
+        <w:rPr>
+          <w:rFonts w:ascii="Consolas" w:hAnsi="Consolas"/>
+          <w:sz w:val="24"/>
+        </w:rPr>
+        <w:t>python/life_loop.py</w:t>
+      </w:r>
+      <w:r>
+        <w:t xml:space="preserve"> и </w:t>
+      </w:r>
+      <w:r>
+        <w:rPr>
+          <w:rFonts w:ascii="Consolas" w:hAnsi="Consolas"/>
+          <w:sz w:val="24"/>
+        </w:rPr>
+        <w:t>tests/test_heartbeat.py</w:t>
+      </w:r>
+      <w:r>
+        <w:t>), а три оставлены проверкой расширения шлюза (имя ветк</w:t>
+      </w:r>
+      <w:r>
+        <w:t xml:space="preserve">и </w:t>
+      </w:r>
+      <w:r>
+        <w:rPr>
+          <w:rFonts w:ascii="Consolas" w:hAnsi="Consolas"/>
+          <w:sz w:val="24"/>
+        </w:rPr>
+        <w:t>agent/test</w:t>
+      </w:r>
+      <w:r>
+        <w:t xml:space="preserve">, проверка </w:t>
+      </w:r>
+      <w:r>
+        <w:rPr>
+          <w:rFonts w:ascii="Consolas" w:hAnsi="Consolas"/>
+          <w:sz w:val="24"/>
+        </w:rPr>
+        <w:t>core loop</w:t>
+      </w:r>
+      <w:r>
+        <w:t>, изменённых файлов ноль). Записи не удаляются: журнал показывает и рабочие циклы, и испытания, потому что этим он и отличается от отчёта, сочинённого в конце.</w:t>
       </w:r>
     </w:p>
     <w:p>
       <w:r>
-        <w:t xml:space="preserve">Срывы тоже названы: цикл сорвался один раз, когда провайдер отдал ошибку соединения, страховая модель ответила не по схеме, менеджер записал ошибку схемы, и цикл был пропущен без </w:t>
-      </w:r>
-      <w:r>
-        <w:t>заморозки системы.</w:t>
+        <w:t>Срывы тоже названы, и их два разных. В первом прогоне работник н</w:t>
+      </w:r>
+      <w:r>
+        <w:t xml:space="preserve">е смог собрать непустой пакет изменений: пятнадцать шагов, одна запущенная проверка, и модель перестала вызывать инструменты, поэтому цикл завершился отказом «пакет изменений не может быть пустым», а heartbeat записал срыв. В </w:t>
+      </w:r>
+      <w:r>
+        <w:lastRenderedPageBreak/>
+        <w:t>четвёртом прогоне менеджер два</w:t>
+      </w:r>
+      <w:r>
+        <w:t>жды не выдал ответ по схеме: запасная модель отдала ошибку соединения HTTP 524, пустой ответ не разобрался, и цикл был пропущен с записью об ошибке схемы. В обоих случаях система не замерла: следующий цикл запускался заново.</w:t>
       </w:r>
     </w:p>
     <w:p>
       <w:pPr>
         <w:pStyle w:val="1"/>
       </w:pPr>
-      <w:bookmarkStart w:id="20" w:name="_Toc240997756"/>
+      <w:bookmarkStart w:id="20" w:name="_Toc240998539"/>
       <w:r>
         <w:rPr>
           <w:rFonts w:ascii="Times New Roman" w:hAnsi="Times New Roman"/>
@@ -4411,31 +4515,27 @@
     </w:p>
     <w:p>
       <w:r>
-        <w:t>Поставленные задачи решены в следующем объёме.</w:t>
+        <w:t xml:space="preserve">Поставленные задачи </w:t>
+      </w:r>
+      <w:r>
+        <w:t>решены в следующем объёме.</w:t>
       </w:r>
     </w:p>
     <w:p>
       <w:r>
-        <w:t xml:space="preserve">Онтология опыта описана и работает: полная траектория агента, включая состояния, допустимые действия и числовые исходы, записывается в граф </w:t>
-      </w:r>
-      <w:r>
-        <w:lastRenderedPageBreak/>
-        <w:t>знаний, и связи времени и происхождения</w:t>
-      </w:r>
-      <w:r>
-        <w:t xml:space="preserve"> в нём проверены отключением (задача 1). Механизм самоулучшения реализован и измерен на двух структурно разных мирах: восемь из восьми зёрен улучшились после одного сна, от +14,7 до +114,9 (задача 2). Цикл перенесён на реального кодирующего агента; судья п</w:t>
-      </w:r>
-      <w:r>
-        <w:t xml:space="preserve">о записям восстанавливает запросы посимвольно, а правило «политику, меняющую поведение, измерять в рабочем режиме» появилось именно на этом переносе (задача 3). Правила приёмки заморожены и пересматривались пять раз, каждое изменение вынуждено измерением; </w:t>
-      </w:r>
-      <w:r>
-        <w:t>измерение с тремя повторами отделило настоящую экономию от шума провайдера в плюс-минус 20 процентов (задача 4). Память сравнена на публичном наборе с плоским журналом и без памяти; подстройка под известный протокол судьи сохранена (задача 5). Автономный ц</w:t>
-      </w:r>
-      <w:r>
-        <w:t>икл из трёх ролей работает, переживает перезапуск процесса и оставляет незалитые пакеты изменений с доказательствами (задача 6). Практическое применение описано двумя сценариями, для долгого проекта и для повседневной работы, вместе с требованиями к запуск</w:t>
-      </w:r>
-      <w:r>
-        <w:t>у (задача 7).</w:t>
+        <w:t xml:space="preserve">Онтология опыта описана и работает: полная траектория агента, включая состояния, допустимые действия и числовые исходы, записывается в граф знаний, и связи времени и происхождения в нём проверены отключением (задача 1). Механизм </w:t>
+      </w:r>
+      <w:r>
+        <w:t>самоулучшения реализован и измерен на двух структурно разных мирах: восемь из восьми зёрен улучшились после одного сна, от +14,7 до +114,9 (задача 2). Цикл перенесён на реального кодирующего агента; судья по записям восстанавливает запросы посимвольно, а п</w:t>
+      </w:r>
+      <w:r>
+        <w:t>равило «политику, меняющую поведение, измерять в рабочем режиме» появилось именно на этом переносе (задача 3). Правила приёмки заморожены и пересматривались пять раз, каждое изменение вынуждено измерением; измерение с тремя повторами отделило настоящую эко</w:t>
+      </w:r>
+      <w:r>
+        <w:t xml:space="preserve">номию от шума провайдера в плюс-минус 20 процентов (задача 4). Память сравнена на публичном наборе с плоским журналом и без памяти; подстройка под известный протокол судьи сохранена (задача 5). Автономный цикл из трёх ролей работает, переживает перезапуск </w:t>
+      </w:r>
+      <w:r>
+        <w:t>процесса и оставляет незалитые пакеты изменений с доказательствами (задача 6). Практическое применение описано двумя сценариями, для долгого проекта и для повседневной работы, вместе с требованиями к запуску (задача 7).</w:t>
       </w:r>
     </w:p>
     <w:p>
@@ -4446,70 +4546,73 @@
         <w:t>Практический итог.</w:t>
       </w:r>
       <w:r>
-        <w:t xml:space="preserve"> Система работает как помощник, а не как лабораторная демонстрация. Она ведёт цикл из трёх ролей, помнит свою работу записями в графе, продолжает её после перезапуска процесса и оставляет человеку готовые к проверке пакеты и</w:t>
-      </w:r>
-      <w:r>
-        <w:t>зменений. Опыт, записанный с онтологией, позволяет отбирать улучшения почти бесплатно: из 29 предложенных кандидатов 19 отклонены по записям без единого запуска, а один развёрнутый вариант дал переносимую экономию запросов на реальном агенте. Память сравне</w:t>
-      </w:r>
-      <w:r>
-        <w:t>на с плоским журналом и с полным отсутствием памяти на публичном наборе: без памяти 4,1 процента, с памятью около 72 процентов, а структура графа выигрывает там, где она и должна выигрывать: на вопросах о времени (40,0 против 16,7 процента) и на сохранении</w:t>
-      </w:r>
-      <w:r>
-        <w:t xml:space="preserve"> порядка и происхождения записей.</w:t>
+        <w:t xml:space="preserve"> Система работает </w:t>
+      </w:r>
+      <w:r>
+        <w:t>как помощник, а не как лабораторная демонстрация. Она ведёт цикл из трёх ролей, помнит свою работу записями в графе, продолжает её после перезапуска процесса и оставляет человеку готовые к проверке пакеты изменений. Опыт, записанный с онтологией, позволяет</w:t>
+      </w:r>
+      <w:r>
+        <w:t xml:space="preserve"> отбирать улучшения почти бесплатно: из 29 предложенных кандидатов 19 отклонены по записям без единого запуска, а один развёрнутый вариант дал переносимую экономию запросов на реальном агенте. Память сравнена с плоским журналом и с полным отсутствием памят</w:t>
+      </w:r>
+      <w:r>
+        <w:t>и на публичном наборе: без памяти 4,1 процента, с памятью около 72 процентов, а структура графа выигрывает там, где она и должна выигрывать: на вопросах о времени (40,0 против 16,7 процента) и на сохранении порядка и происхождения записей.</w:t>
       </w:r>
     </w:p>
     <w:p>
       <w:r>
-        <w:t>Отсюда ближайшие направления работы. Первое: расширить предмет работы за пределы кода (почта, таблицы, документы по образцу), потому что помощник в повседневной работе школы и офиса это тот же двигатель с другим предметом;</w:t>
-      </w:r>
-      <w:r>
-        <w:t xml:space="preserve"> канал, которым решение уходит человеку и возвращается его нажатием, для этого уже есть. Третье: перенести чтение записей внутрь графа на всех площадках, включая поиск по обвязке, чтобы память агента была одинаковой в мире и в живой работе. Четвёртое: расш</w:t>
-      </w:r>
-      <w:r>
-        <w:t>ирить набор задач с шести до двенадцати и более и повторить замер памяти, чтобы разница между видами памяти перестала быть в пределах шума.</w:t>
+        <w:t>Отсюда ближайшие</w:t>
+      </w:r>
+      <w:r>
+        <w:t xml:space="preserve"> направления работы. Первое: расширить предмет работы за пределы кода (почта, таблицы, документы по образцу), потому что помощник в повседневной работе школы и офиса это тот же двигатель с другим предметом; канал, которым решение уходит человеку и возвраща</w:t>
+      </w:r>
+      <w:r>
+        <w:t xml:space="preserve">ется его нажатием, для этого уже есть. Третье: перенести чтение записей внутрь графа на всех площадках, включая поиск по обвязке, чтобы память агента была одинаковой в мире и в живой работе. Четвёртое: расширить набор задач с шести до двенадцати и более и </w:t>
+      </w:r>
+      <w:r>
+        <w:t>повторить замер памяти, чтобы разница между видами памяти перестала быть в пределах шума.</w:t>
       </w:r>
     </w:p>
     <w:p>
       <w:pPr>
         <w:pStyle w:val="1"/>
       </w:pPr>
-      <w:bookmarkStart w:id="21" w:name="_Toc240997757"/>
+      <w:bookmarkStart w:id="21" w:name="_Toc240998540"/>
       <w:r>
         <w:rPr>
           <w:rFonts w:ascii="Times New Roman" w:hAnsi="Times New Roman"/>
         </w:rPr>
+        <w:lastRenderedPageBreak/>
         <w:t>Список использованных источников</w:t>
       </w:r>
       <w:bookmarkEnd w:id="21"/>
     </w:p>
     <w:p>
       <w:r>
-        <w:t>1. Голенков В.В., Гулякина Н.А. Открытая семантическая технология проектирования ин</w:t>
-      </w:r>
-      <w:r>
-        <w:t>теллектуальных систем (OSTIS) // Сборник научных трудов OSTIS. Минск, 2023. URL: https://proc.ostis.net/proc/Proceedings%20OSTIS-2023.pdf (дата обращения: 22.09.2026).</w:t>
+        <w:t>1. Голенков В.В., Гулякина Н.А. Открытая семантическая технология проектирования интеллектуальных систем (OSTIS) // Сборник научных т</w:t>
+      </w:r>
+      <w:r>
+        <w:t>рудов OSTIS. Минск, 2023. URL: https://proc.ostis.net/proc/Proceedings%20OSTIS-2023.pdf (дата обращения: 22.09.2026).</w:t>
       </w:r>
     </w:p>
     <w:p>
       <w:r>
-        <w:t>2. Голенков В.В. и др. Интеллектуальные компьютерные системы нового поколения // Доклады</w:t>
-      </w:r>
-      <w:r>
-        <w:t xml:space="preserve"> БГУИР. 2024. URL: https://doklady.bsuir.by/jour/article/view/3906 (дата обращения: 22.09.2026).</w:t>
+        <w:t>2. Голенков В.В. и др. Интеллектуальные компьютерные системы нового поколения // Доклады БГУИР. 2024. URL: https://doklady.bsuir.by/jour/a</w:t>
+      </w:r>
+      <w:r>
+        <w:t>rticle/view/3906 (дата обращения: 22.09.2026).</w:t>
       </w:r>
     </w:p>
     <w:p>
       <w:r>
-        <w:lastRenderedPageBreak/>
         <w:t>3. Технология OSTIS: программная платформа (sc-machine, sc-web, py-sc-client). URL: https://github.com/ostis-ai (дата обращения: 22.09.2026).</w:t>
       </w:r>
     </w:p>
     <w:p>
       <w:r>
-        <w:t>4. Dream-RSI: нак</w:t>
-      </w:r>
-      <w:r>
-        <w:t>опленная история как симулятор для поиска стратегий. arXiv:2609.14858 (текст статьи передан руководителю работы).</w:t>
+        <w:t>4. Dream-RSI: накопленная история как симулятор для поиска стратеги</w:t>
+      </w:r>
+      <w:r>
+        <w:t>й. arXiv:2609.14858 (текст статьи передан руководителю работы).</w:t>
       </w:r>
     </w:p>
     <w:p>
@@ -4519,23 +4622,23 @@
     </w:p>
     <w:p>
       <w:r>
-        <w:t>6. SoL-Pi: рек</w:t>
-      </w:r>
-      <w:r>
-        <w:t>урсивное масштабирование автоматического исследования на уровне обвязки. arXiv:2609.20519 (текст статьи передан руководителю работы).</w:t>
+        <w:t>6. SoL-Pi: рекурсивное масштабирование автоматического исследова</w:t>
+      </w:r>
+      <w:r>
+        <w:t>ния на уровне обвязки. arXiv:2609.20519 (текст статьи передан руководителю работы).</w:t>
       </w:r>
     </w:p>
     <w:p>
       <w:r>
-        <w:t xml:space="preserve">7. GAVEL: явная символьная модель мира для проверки и починки планов. arXiv:2609.19315 (текст статьи передан руководителю </w:t>
-      </w:r>
-      <w:r>
-        <w:t>работы).</w:t>
+        <w:t>7. GAVEL: явная символьная модель мира для проверки и починки планов. arXiv:2609.19315 (текст статьи передан руководителю работы).</w:t>
       </w:r>
     </w:p>
     <w:p>
       <w:r>
-        <w:t>8. Wu D. et al. LongMemEval: Benchmarking Chat Assistants on Long-Term Interactive Memory // arXiv:2410.10813, 2024. URL: https://arxiv.org/abs/2410.10813 (дата обращения: 22.09.2026).</w:t>
+        <w:t>8. Wu D. et al. LongMemEval: Benchmarking</w:t>
+      </w:r>
+      <w:r>
+        <w:t xml:space="preserve"> Chat Assistants on Long-Term Interactive Memory // arXiv:2410.10813, 2024. URL: https://arxiv.org/abs/2410.10813 (дата обращения: 22.09.2026).</w:t>
       </w:r>
     </w:p>
     <w:p>
@@ -4557,7 +4660,14 @@
           <w:rFonts w:ascii="Consolas" w:hAnsi="Consolas"/>
           <w:sz w:val="24"/>
         </w:rPr>
-        <w:t>bench/memory/README.md</w:t>
+        <w:t>bench/memory/READM</w:t>
+      </w:r>
+      <w:r>
+        <w:rPr>
+          <w:rFonts w:ascii="Consolas" w:hAnsi="Consolas"/>
+          <w:sz w:val="24"/>
+        </w:rPr>
+        <w:t>E.md</w:t>
       </w:r>
       <w:r>
         <w:t>), живой организационный цикл (</w:t>
@@ -4593,7 +4703,7 @@
         <w:pStyle w:val="1"/>
         <w:jc w:val="right"/>
       </w:pPr>
-      <w:bookmarkStart w:id="22" w:name="_Toc240997758"/>
+      <w:bookmarkStart w:id="22" w:name="_Toc240998541"/>
       <w:r>
         <w:rPr>
           <w:rFonts w:ascii="Times New Roman" w:hAnsi="Times New Roman"/>
@@ -4605,10 +4715,7 @@
     </w:p>
     <w:p>
       <w:r>
-        <w:t xml:space="preserve">Набор: LongMemEval, исправленная </w:t>
-      </w:r>
-      <w:r>
-        <w:t>авторами версия (</w:t>
+        <w:t>Набор: LongMemEval, исправленная авторами версия (</w:t>
       </w:r>
       <w:r>
         <w:rPr>
@@ -4638,10 +4745,10 @@
         <w:t>s</w:t>
       </w:r>
       <w:r>
-        <w:t xml:space="preserve"> (полные истории, выборка ограничена 100 сессиями с обязательным сохранением сессий с ответом). Порядок вариантов одинаков на всех стадиях: ответ дают те же модели, судью проводят те же модели, меняется только вид памяти. Разные модели-ответчики указаны от</w:t>
-      </w:r>
-      <w:r>
-        <w:t>дельно, потому что потолок зависит именно от них.</w:t>
+        <w:t xml:space="preserve"> (полные истории, выборка ограничена 100 сессиями с обязательным сохранением сессий с ответом). Порядок вариантов одинаков на всех стадиях: ответ дают т</w:t>
+      </w:r>
+      <w:r>
+        <w:t>е же модели, судью проводят те же модели, меняется только вид памяти. Разные модели-ответчики указаны отдельно, потому что потолок зависит именно от них.</w:t>
       </w:r>
     </w:p>
     <w:p>
@@ -4775,7 +4882,14 @@
                 <w:b/>
                 <w:sz w:val="24"/>
               </w:rPr>
-              <w:t>Доля верных</w:t>
+              <w:t>Дол</w:t>
+            </w:r>
+            <w:r>
+              <w:rPr>
+                <w:b/>
+                <w:sz w:val="24"/>
+              </w:rPr>
+              <w:t>я верных</w:t>
             </w:r>
           </w:p>
         </w:tc>
@@ -4916,13 +5030,7 @@
               <w:rPr>
                 <w:sz w:val="24"/>
               </w:rPr>
-              <w:t xml:space="preserve">граф (сначала время, потом </w:t>
-            </w:r>
-            <w:r>
-              <w:rPr>
-                <w:sz w:val="24"/>
-              </w:rPr>
-              <w:t>похожесть)</w:t>
+              <w:t>граф (сначала время, потом похожесть)</w:t>
             </w:r>
           </w:p>
         </w:tc>
@@ -5378,13 +5486,7 @@
               <w:rPr>
                 <w:sz w:val="24"/>
               </w:rPr>
-              <w:t xml:space="preserve">по одному </w:t>
-            </w:r>
-            <w:r>
-              <w:rPr>
-                <w:sz w:val="24"/>
-              </w:rPr>
-              <w:t>сообщению ассистента</w:t>
+              <w:t>по одному сообщению ассистента</w:t>
             </w:r>
           </w:p>
         </w:tc>
@@ -5594,7 +5696,13 @@
               <w:rPr>
                 <w:sz w:val="24"/>
               </w:rPr>
-              <w:t>временные рассуждения</w:t>
+              <w:t xml:space="preserve">временные </w:t>
+            </w:r>
+            <w:r>
+              <w:rPr>
+                <w:sz w:val="24"/>
+              </w:rPr>
+              <w:t>рассуждения</w:t>
             </w:r>
           </w:p>
         </w:tc>
@@ -5664,10 +5772,7 @@
         <w:t>oracle</w:t>
       </w:r>
       <w:r>
-        <w:t xml:space="preserve">, два прогона с разными моделями-ответчиками (потолок зависит от </w:t>
-      </w:r>
-      <w:r>
-        <w:t>отвечающей модели, поэтому числа приведены оба):</w:t>
+        <w:t>, два прогона с разными моделями-ответчиками (потолок зависит от отвечающей модели, поэтому числа приведены оба):</w:t>
       </w:r>
     </w:p>
     <w:tbl>
@@ -6055,10 +6160,10 @@
         <w:t>s</w:t>
       </w:r>
       <w:r>
-        <w:t>; такие клетки не засчитаны ни как верные, ни как неверные, и в таблице они вынесены отдельным столбцом. Второе: вопросы о предпочтениях дал</w:t>
-      </w:r>
-      <w:r>
-        <w:t xml:space="preserve">и ноль на всех вариантах в прогоне </w:t>
+        <w:t xml:space="preserve">; такие клетки не засчитаны </w:t>
+      </w:r>
+      <w:r>
+        <w:t xml:space="preserve">ни как верные, ни как неверные, и в таблице они вынесены отдельным столбцом. Второе: вопросы о предпочтениях дали ноль на всех вариантах в прогоне </w:t>
       </w:r>
       <w:r>
         <w:rPr>
@@ -6068,14 +6173,14 @@
         <w:t>oracle-50-1</w:t>
       </w:r>
       <w:r>
-        <w:t xml:space="preserve">, то есть этот тип вопросов нашим стендом пока не измеряется. Третье: замер не финальный, разница между графом и плоским журналом </w:t>
+        <w:t xml:space="preserve">, то есть этот тип вопросов нашим стендом пока не измеряется. Третье: замер не финальный, разница </w:t>
+      </w:r>
+      <w:r>
+        <w:t xml:space="preserve">между графом и плоским журналом </w:t>
       </w:r>
       <w:r>
         <w:lastRenderedPageBreak/>
-        <w:t>лежит внутри шума, и именно поэтому в основном тексте не делается вывода о прево</w:t>
-      </w:r>
-      <w:r>
-        <w:t>сходстве графа.</w:t>
+        <w:t>лежит внутри шума, и именно поэтому в основном тексте не делается вывода о превосходстве графа.</w:t>
       </w:r>
     </w:p>
     <w:p>
@@ -6088,7 +6193,7 @@
         <w:pStyle w:val="1"/>
         <w:jc w:val="right"/>
       </w:pPr>
-      <w:bookmarkStart w:id="23" w:name="_Toc240997759"/>
+      <w:bookmarkStart w:id="23" w:name="_Toc240998542"/>
       <w:r>
         <w:rPr>
           <w:rFonts w:ascii="Times New Roman" w:hAnsi="Times New Roman"/>
@@ -6324,7 +6429,13 @@
               <w:rPr>
                 <w:sz w:val="24"/>
               </w:rPr>
-              <w:t>развёрнуто, в рабочем режиме +27,0 процента (хуже)</w:t>
+              <w:t xml:space="preserve">развёрнуто, в </w:t>
+            </w:r>
+            <w:r>
+              <w:rPr>
+                <w:sz w:val="24"/>
+              </w:rPr>
+              <w:t>рабочем режиме +27,0 процента (хуже)</w:t>
             </w:r>
           </w:p>
         </w:tc>
@@ -6464,13 +6575,7 @@
               <w:rPr>
                 <w:sz w:val="24"/>
               </w:rPr>
-              <w:t xml:space="preserve">отказ по </w:t>
-            </w:r>
-            <w:r>
-              <w:rPr>
-                <w:sz w:val="24"/>
-              </w:rPr>
-              <w:t>доказательствам</w:t>
+              <w:t>отказ по доказательствам</w:t>
             </w:r>
           </w:p>
         </w:tc>
@@ -6680,7 +6785,13 @@
               <w:rPr>
                 <w:sz w:val="24"/>
               </w:rPr>
-              <w:t>развёрнуто по одному прогону (минус 3,4), при трёх прогонах +4,0</w:t>
+              <w:t xml:space="preserve">развёрнуто по </w:t>
+            </w:r>
+            <w:r>
+              <w:rPr>
+                <w:sz w:val="24"/>
+              </w:rPr>
+              <w:t>одному прогону (минус 3,4), при трёх прогонах +4,0</w:t>
             </w:r>
           </w:p>
         </w:tc>
@@ -6820,13 +6931,7 @@
               <w:rPr>
                 <w:sz w:val="24"/>
               </w:rPr>
-              <w:t xml:space="preserve">развёрнуто: минус 13,3 на поиске, </w:t>
-            </w:r>
-            <w:r>
-              <w:rPr>
-                <w:sz w:val="24"/>
-              </w:rPr>
-              <w:t>минус 28,5 на отложенных задачах</w:t>
+              <w:t>развёрнуто: минус 13,3 на поиске, минус 28,5 на отложенных задачах</w:t>
             </w:r>
           </w:p>
         </w:tc>
@@ -6843,7 +6948,7 @@
         <w:pStyle w:val="1"/>
         <w:jc w:val="right"/>
       </w:pPr>
-      <w:bookmarkStart w:id="24" w:name="_Toc240997760"/>
+      <w:bookmarkStart w:id="24" w:name="_Toc240998543"/>
       <w:r>
         <w:rPr>
           <w:rFonts w:ascii="Times New Roman" w:hAnsi="Times New Roman"/>
@@ -6855,7 +6960,10 @@
     </w:p>
     <w:p>
       <w:r>
-        <w:t>Все числа основного текста берутся из артефактов, которые создаются запуском кода проекта. Пути указаны относительно каталога проекта.</w:t>
+        <w:t xml:space="preserve">Все числа основного текста берутся из артефактов, которые </w:t>
+      </w:r>
+      <w:r>
+        <w:t>создаются запуском кода проекта. Пути указаны относительно каталога проекта.</w:t>
       </w:r>
     </w:p>
     <w:tbl>
@@ -6925,13 +7033,7 @@
               <w:rPr>
                 <w:sz w:val="24"/>
               </w:rPr>
-              <w:t>Улучше</w:t>
-            </w:r>
-            <w:r>
-              <w:rPr>
-                <w:sz w:val="24"/>
-              </w:rPr>
-              <w:t>ние в мирах (пункт 3.2)</w:t>
+              <w:t>Улучшение в мирах (пункт 3.2)</w:t>
             </w:r>
           </w:p>
         </w:tc>
@@ -6967,7 +7069,13 @@
               <w:rPr>
                 <w:sz w:val="24"/>
               </w:rPr>
-              <w:t>Сохранение порядка и происхождения (пункт 3.3)</w:t>
+              <w:t>Сохранение порядка и происхождения (пункт</w:t>
+            </w:r>
+            <w:r>
+              <w:rPr>
+                <w:sz w:val="24"/>
+              </w:rPr>
+              <w:t xml:space="preserve"> 3.3)</w:t>
             </w:r>
           </w:p>
         </w:tc>
@@ -7020,13 +7128,7 @@
               <w:rPr>
                 <w:sz w:val="24"/>
               </w:rPr>
-              <w:t xml:space="preserve">python </w:t>
-            </w:r>
-            <w:r>
-              <w:rPr>
-                <w:sz w:val="24"/>
-              </w:rPr>
-              <w:t>harness/rsi.py --reference и python harness/report.py</w:t>
+              <w:t>python harness/rsi.py --reference и python harness/report.py</w:t>
             </w:r>
           </w:p>
         </w:tc>
@@ -7062,7 +7164,13 @@
               <w:rPr>
                 <w:sz w:val="24"/>
               </w:rPr>
-              <w:t>python harness/rsi.py --show --recheck --ledger; записи в harness/lab/rsi/round-*.json</w:t>
+              <w:t>python harness/rsi.py --show --recheck --ledger; за</w:t>
+            </w:r>
+            <w:r>
+              <w:rPr>
+                <w:sz w:val="24"/>
+              </w:rPr>
+              <w:t>писи в harness/lab/rsi/round-*.json</w:t>
             </w:r>
           </w:p>
         </w:tc>
@@ -7098,13 +7206,7 @@
               <w:rPr>
                 <w:sz w:val="24"/>
               </w:rPr>
-              <w:t>python bench/memory/run.py --stage s --questio</w:t>
-            </w:r>
-            <w:r>
-              <w:rPr>
-                <w:sz w:val="24"/>
-              </w:rPr>
-              <w:t>ns 50 --cap 100 --k 5; отчёты в каталоге прогонов</w:t>
+              <w:t>python bench/memory/run.py --stage s --questions 50 --cap 100 --k 5; отчёты в каталоге прогонов</w:t>
             </w:r>
           </w:p>
         </w:tc>
@@ -7140,7 +7242,13 @@
               <w:rPr>
                 <w:sz w:val="24"/>
               </w:rPr>
-              <w:t>python python/life_loop.py --cycles 2; лента на панели, раздел организации</w:t>
+              <w:t>python python/life_loop.py --cycles 2; лента на панели, раздел организа</w:t>
+            </w:r>
+            <w:r>
+              <w:rPr>
+                <w:sz w:val="24"/>
+              </w:rPr>
+              <w:t>ции</w:t>
             </w:r>
           </w:p>
         </w:tc>
@@ -7176,13 +7284,7 @@
               <w:rPr>
                 <w:sz w:val="24"/>
               </w:rPr>
-              <w:t>python -m pytest tests/test_replay_offline.py -q (шаг мира подменён функци</w:t>
-            </w:r>
-            <w:r>
-              <w:rPr>
-                <w:sz w:val="24"/>
-              </w:rPr>
-              <w:t>ей, обязанной возбуждать исключение)</w:t>
+              <w:t>python -m pytest tests/test_replay_offline.py -q (шаг мира подменён функцией, обязанной возбуждать исключение)</w:t>
             </w:r>
           </w:p>
         </w:tc>
@@ -7218,7 +7320,13 @@
               <w:rPr>
                 <w:sz w:val="24"/>
               </w:rPr>
-              <w:t>python -m pytest tests -q --ignore=tests/test_core_loop.py и python -m pytest harness/tests -q: 109 и 19 проверок, все проходят без обращения к сети</w:t>
+              <w:t>python -m pytest tests -q --ignore=tests/test_core_loop.py и python -m pytes</w:t>
+            </w:r>
+            <w:r>
+              <w:rPr>
+                <w:sz w:val="24"/>
+              </w:rPr>
+              <w:t>t harness/tests -q: 109 и 19 проверок, все проходят без обращения к сети</w:t>
             </w:r>
           </w:p>
         </w:tc>
@@ -7235,19 +7343,13 @@
         <w:pStyle w:val="1"/>
         <w:jc w:val="right"/>
       </w:pPr>
-      <w:bookmarkStart w:id="25" w:name="_Toc240997761"/>
+      <w:bookmarkStart w:id="25" w:name="_Toc240998544"/>
       <w:r>
         <w:rPr>
           <w:rFonts w:ascii="Times New Roman" w:hAnsi="Times New Roman"/>
         </w:rPr>
         <w:lastRenderedPageBreak/>
-        <w:t xml:space="preserve">Приложение Г. Рисунки панели </w:t>
-      </w:r>
-      <w:r>
-        <w:rPr>
-          <w:rFonts w:ascii="Times New Roman" w:hAnsi="Times New Roman"/>
-        </w:rPr>
-        <w:t>управления</w:t>
+        <w:t>Приложение Г. Рисунки панели управления</w:t>
       </w:r>
       <w:bookmarkEnd w:id="25"/>
     </w:p>
@@ -7354,7 +7456,10 @@
     </w:p>
     <w:p>
       <w:r>
-        <w:t>Рисунок Г.2. Лента организации: предложения исследователя, решение менеджера, созданные рабочие копии, пакеты изменений и причины остановок.</w:t>
+        <w:t xml:space="preserve">Рисунок Г.2. Лента организации: предложения </w:t>
+      </w:r>
+      <w:r>
+        <w:t>исследователя, решение менеджера, созданные рабочие копии, пакеты изменений и причины остановок.</w:t>
       </w:r>
     </w:p>
     <w:p>
@@ -7407,10 +7512,7 @@
     </w:p>
     <w:p>
       <w:r>
-        <w:t>Рисунок Г.3. Разде</w:t>
-      </w:r>
-      <w:r>
-        <w:t>л памяти: сравнение видов памяти на публичном наборе и честное состояние замера.</w:t>
+        <w:t>Рисунок Г.3. Раздел памяти: сравнение видов памяти на публичном наборе и честное состояние замера.</w:t>
       </w:r>
     </w:p>
     <w:p>
@@ -7463,15 +7565,15 @@
     </w:p>
     <w:p>
       <w:r>
-        <w:t>Рисунок Г.4. Раздел «что здесь доказывается»: перечень утверждений, подтверждённых текущим прогоном, отдельно от утверждений, которые ещё не подтверждены.</w:t>
+        <w:t>Рисунок Г.4. Раздел «что здесь доказывается»: перечень у</w:t>
+      </w:r>
+      <w:r>
+        <w:t>тверждений, подтверждённых текущим прогоном, отдельно от утверждений, которые ещё не подтверждены.</w:t>
       </w:r>
     </w:p>
     <w:p>
       <w:r>
-        <w:t>Все четыре рисунка</w:t>
-      </w:r>
-      <w:r>
-        <w:t xml:space="preserve"> сняты с работающей панели скриптом </w:t>
+        <w:t xml:space="preserve">Все четыре рисунка сняты с работающей панели скриптом </w:t>
       </w:r>
       <w:r>
         <w:rPr>
@@ -7485,10 +7587,10 @@
       </w:r>
       <w:r>
         <w:lastRenderedPageBreak/>
-        <w:t>Рисунок роста счёта в мире в работу не включён: на момент съёмки он показывал пустое состояние, потому что панель ищет эпизоды деплоя в гр</w:t>
-      </w:r>
-      <w:r>
-        <w:t>афе и не находит их там, где они записаны. Это дефект панели, а не отсутствие данных: сами раунды приведены таблицей в приложении Б.</w:t>
+        <w:t>Рисунок роста счёта в</w:t>
+      </w:r>
+      <w:r>
+        <w:t xml:space="preserve"> мире в работу не включён: на момент съёмки он показывал пустое состояние, потому что панель ищет эпизоды деплоя в графе и не находит их там, где они записаны. Это дефект панели, а не отсутствие данных: сами раунды приведены таблицей в приложении Б.</w:t>
       </w:r>
     </w:p>
     <w:sectPr>
@@ -19163,7 +19265,7 @@
     <w:autoRedefine/>
     <w:uiPriority w:val="39"/>
     <w:unhideWhenUsed/>
-    <w:rsid w:val="00397123"/>
+    <w:rsid w:val="00460731"/>
     <w:pPr>
       <w:spacing w:after="100"/>
     </w:pPr>
@@ -19175,7 +19277,7 @@
     <w:autoRedefine/>
     <w:uiPriority w:val="39"/>
     <w:unhideWhenUsed/>
-    <w:rsid w:val="00397123"/>
+    <w:rsid w:val="00460731"/>
     <w:pPr>
       <w:spacing w:after="100"/>
       <w:ind w:left="280"/>
@@ -19186,7 +19288,7 @@
     <w:basedOn w:val="a2"/>
     <w:uiPriority w:val="99"/>
     <w:unhideWhenUsed/>
-    <w:rsid w:val="00397123"/>
+    <w:rsid w:val="00460731"/>
     <w:rPr>
       <w:color w:val="0000FF" w:themeColor="hyperlink"/>
       <w:u w:val="single"/>
@@ -19520,7 +19622,7 @@
 </file>
 
 <file path=customXml/itemProps1.xml><?xml version="1.0" encoding="utf-8"?>
-<ds:datastoreItem xmlns:ds="http://schemas.openxmlformats.org/officeDocument/2006/customXml" ds:itemID="{B4C4FB3A-2BA8-4E92-A7AD-54E81E262938}">
+<ds:datastoreItem xmlns:ds="http://schemas.openxmlformats.org/officeDocument/2006/customXml" ds:itemID="{FA169B33-EC62-4573-A364-596B042CB146}">
   <ds:schemaRefs>
     <ds:schemaRef ds:uri="http://schemas.openxmlformats.org/officeDocument/2006/bibliography"/>
   </ds:schemaRefs>

--- a/docs/pz/Пояснительная записка.docx
+++ b/docs/pz/Пояснительная записка.docx
@@ -145,7 +145,7 @@
         </w:rPr>
         <w:fldChar w:fldCharType="separate"/>
       </w:r>
-      <w:hyperlink w:anchor="_Toc240998520" w:history="1">
+      <w:hyperlink w:anchor="_Toc240998587" w:history="1">
         <w:r>
           <w:rPr>
             <w:rStyle w:val="aff8"/>
@@ -173,7 +173,7 @@
             <w:noProof/>
             <w:webHidden/>
           </w:rPr>
-          <w:instrText xml:space="preserve"> PAGEREF _Toc240998520 \h </w:instrText>
+          <w:instrText xml:space="preserve"> PAGEREF _Toc240998587 \h </w:instrText>
         </w:r>
         <w:r>
           <w:rPr>
@@ -214,7 +214,7 @@
           <w:noProof/>
         </w:rPr>
       </w:pPr>
-      <w:hyperlink w:anchor="_Toc240998521" w:history="1">
+      <w:hyperlink w:anchor="_Toc240998588" w:history="1">
         <w:r>
           <w:rPr>
             <w:rStyle w:val="aff8"/>
@@ -242,7 +242,7 @@
             <w:noProof/>
             <w:webHidden/>
           </w:rPr>
-          <w:instrText xml:space="preserve"> PAGEREF _Toc240998521 \h </w:instrText>
+          <w:instrText xml:space="preserve"> PAGEREF _Toc240998588 \h </w:instrText>
         </w:r>
         <w:r>
           <w:rPr>
@@ -283,7 +283,7 @@
           <w:noProof/>
         </w:rPr>
       </w:pPr>
-      <w:hyperlink w:anchor="_Toc240998522" w:history="1">
+      <w:hyperlink w:anchor="_Toc240998589" w:history="1">
         <w:r>
           <w:rPr>
             <w:rStyle w:val="aff8"/>
@@ -311,7 +311,7 @@
             <w:noProof/>
             <w:webHidden/>
           </w:rPr>
-          <w:instrText xml:space="preserve"> PAGEREF _Toc240998522 \h </w:instrText>
+          <w:instrText xml:space="preserve"> PAGEREF _Toc240998589 \h </w:instrText>
         </w:r>
         <w:r>
           <w:rPr>
@@ -352,7 +352,7 @@
           <w:noProof/>
         </w:rPr>
       </w:pPr>
-      <w:hyperlink w:anchor="_Toc240998523" w:history="1">
+      <w:hyperlink w:anchor="_Toc240998590" w:history="1">
         <w:r>
           <w:rPr>
             <w:rStyle w:val="aff8"/>
@@ -380,7 +380,7 @@
             <w:noProof/>
             <w:webHidden/>
           </w:rPr>
-          <w:instrText xml:space="preserve"> PAGEREF _Toc240998523 \h </w:instrText>
+          <w:instrText xml:space="preserve"> PAGEREF _Toc240998590 \h </w:instrText>
         </w:r>
         <w:r>
           <w:rPr>
@@ -421,7 +421,7 @@
           <w:noProof/>
         </w:rPr>
       </w:pPr>
-      <w:hyperlink w:anchor="_Toc240998524" w:history="1">
+      <w:hyperlink w:anchor="_Toc240998591" w:history="1">
         <w:r>
           <w:rPr>
             <w:rStyle w:val="aff8"/>
@@ -449,7 +449,7 @@
             <w:noProof/>
             <w:webHidden/>
           </w:rPr>
-          <w:instrText xml:space="preserve"> PAGEREF _Toc240998524 \h </w:instrText>
+          <w:instrText xml:space="preserve"> PAGEREF _Toc240998591 \h </w:instrText>
         </w:r>
         <w:r>
           <w:rPr>
@@ -490,7 +490,7 @@
           <w:noProof/>
         </w:rPr>
       </w:pPr>
-      <w:hyperlink w:anchor="_Toc240998525" w:history="1">
+      <w:hyperlink w:anchor="_Toc240998592" w:history="1">
         <w:r>
           <w:rPr>
             <w:rStyle w:val="aff8"/>
@@ -518,7 +518,7 @@
             <w:noProof/>
             <w:webHidden/>
           </w:rPr>
-          <w:instrText xml:space="preserve"> PAGEREF _Toc240998525 \h </w:instrText>
+          <w:instrText xml:space="preserve"> PAGEREF _Toc240998592 \h </w:instrText>
         </w:r>
         <w:r>
           <w:rPr>
@@ -559,7 +559,7 @@
           <w:noProof/>
         </w:rPr>
       </w:pPr>
-      <w:hyperlink w:anchor="_Toc240998526" w:history="1">
+      <w:hyperlink w:anchor="_Toc240998593" w:history="1">
         <w:r>
           <w:rPr>
             <w:rStyle w:val="aff8"/>
@@ -587,7 +587,7 @@
             <w:noProof/>
             <w:webHidden/>
           </w:rPr>
-          <w:instrText xml:space="preserve"> PAGEREF _Toc240998526 \h </w:instrText>
+          <w:instrText xml:space="preserve"> PAGEREF _Toc240998593 \h </w:instrText>
         </w:r>
         <w:r>
           <w:rPr>
@@ -628,7 +628,7 @@
           <w:noProof/>
         </w:rPr>
       </w:pPr>
-      <w:hyperlink w:anchor="_Toc240998527" w:history="1">
+      <w:hyperlink w:anchor="_Toc240998594" w:history="1">
         <w:r>
           <w:rPr>
             <w:rStyle w:val="aff8"/>
@@ -656,7 +656,7 @@
             <w:noProof/>
             <w:webHidden/>
           </w:rPr>
-          <w:instrText xml:space="preserve"> PAGEREF _Toc240998527 \h </w:instrText>
+          <w:instrText xml:space="preserve"> PAGEREF _Toc240998594 \h </w:instrText>
         </w:r>
         <w:r>
           <w:rPr>
@@ -697,7 +697,7 @@
           <w:noProof/>
         </w:rPr>
       </w:pPr>
-      <w:hyperlink w:anchor="_Toc240998528" w:history="1">
+      <w:hyperlink w:anchor="_Toc240998595" w:history="1">
         <w:r>
           <w:rPr>
             <w:rStyle w:val="aff8"/>
@@ -725,7 +725,7 @@
             <w:noProof/>
             <w:webHidden/>
           </w:rPr>
-          <w:instrText xml:space="preserve"> PAGEREF _Toc240998528 \h </w:instrText>
+          <w:instrText xml:space="preserve"> PAGEREF _Toc240998595 \h </w:instrText>
         </w:r>
         <w:r>
           <w:rPr>
@@ -766,7 +766,7 @@
           <w:noProof/>
         </w:rPr>
       </w:pPr>
-      <w:hyperlink w:anchor="_Toc240998529" w:history="1">
+      <w:hyperlink w:anchor="_Toc240998596" w:history="1">
         <w:r>
           <w:rPr>
             <w:rStyle w:val="aff8"/>
@@ -794,7 +794,7 @@
             <w:noProof/>
             <w:webHidden/>
           </w:rPr>
-          <w:instrText xml:space="preserve"> PAGEREF _Toc240998529 \h </w:instrText>
+          <w:instrText xml:space="preserve"> PAGEREF _Toc240998596 \h </w:instrText>
         </w:r>
         <w:r>
           <w:rPr>
@@ -835,7 +835,7 @@
           <w:noProof/>
         </w:rPr>
       </w:pPr>
-      <w:hyperlink w:anchor="_Toc240998530" w:history="1">
+      <w:hyperlink w:anchor="_Toc240998597" w:history="1">
         <w:r>
           <w:rPr>
             <w:rStyle w:val="aff8"/>
@@ -863,7 +863,7 @@
             <w:noProof/>
             <w:webHidden/>
           </w:rPr>
-          <w:instrText xml:space="preserve"> PAGEREF _Toc240998530 \h </w:instrText>
+          <w:instrText xml:space="preserve"> PAGEREF _Toc240998597 \h </w:instrText>
         </w:r>
         <w:r>
           <w:rPr>
@@ -904,7 +904,7 @@
           <w:noProof/>
         </w:rPr>
       </w:pPr>
-      <w:hyperlink w:anchor="_Toc240998531" w:history="1">
+      <w:hyperlink w:anchor="_Toc240998598" w:history="1">
         <w:r>
           <w:rPr>
             <w:rStyle w:val="aff8"/>
@@ -932,7 +932,7 @@
             <w:noProof/>
             <w:webHidden/>
           </w:rPr>
-          <w:instrText xml:space="preserve"> PAGEREF _Toc240998531 \h </w:instrText>
+          <w:instrText xml:space="preserve"> PAGEREF _Toc240998598 \h </w:instrText>
         </w:r>
         <w:r>
           <w:rPr>
@@ -973,7 +973,7 @@
           <w:noProof/>
         </w:rPr>
       </w:pPr>
-      <w:hyperlink w:anchor="_Toc240998532" w:history="1">
+      <w:hyperlink w:anchor="_Toc240998599" w:history="1">
         <w:r>
           <w:rPr>
             <w:rStyle w:val="aff8"/>
@@ -1001,7 +1001,7 @@
             <w:noProof/>
             <w:webHidden/>
           </w:rPr>
-          <w:instrText xml:space="preserve"> PAGEREF _Toc240998532 \h </w:instrText>
+          <w:instrText xml:space="preserve"> PAGEREF _Toc240998599 \h </w:instrText>
         </w:r>
         <w:r>
           <w:rPr>
@@ -1042,7 +1042,7 @@
           <w:noProof/>
         </w:rPr>
       </w:pPr>
-      <w:hyperlink w:anchor="_Toc240998533" w:history="1">
+      <w:hyperlink w:anchor="_Toc240998600" w:history="1">
         <w:r>
           <w:rPr>
             <w:rStyle w:val="aff8"/>
@@ -1070,7 +1070,7 @@
             <w:noProof/>
             <w:webHidden/>
           </w:rPr>
-          <w:instrText xml:space="preserve"> PAGEREF _Toc240998533 \h </w:instrText>
+          <w:instrText xml:space="preserve"> PAGEREF _Toc240998600 \h </w:instrText>
         </w:r>
         <w:r>
           <w:rPr>
@@ -1111,7 +1111,7 @@
           <w:noProof/>
         </w:rPr>
       </w:pPr>
-      <w:hyperlink w:anchor="_Toc240998534" w:history="1">
+      <w:hyperlink w:anchor="_Toc240998601" w:history="1">
         <w:r>
           <w:rPr>
             <w:rStyle w:val="aff8"/>
@@ -1139,7 +1139,7 @@
             <w:noProof/>
             <w:webHidden/>
           </w:rPr>
-          <w:instrText xml:space="preserve"> PAGEREF _Toc240998534 \h </w:instrText>
+          <w:instrText xml:space="preserve"> PAGEREF _Toc240998601 \h </w:instrText>
         </w:r>
         <w:r>
           <w:rPr>
@@ -1180,7 +1180,7 @@
           <w:noProof/>
         </w:rPr>
       </w:pPr>
-      <w:hyperlink w:anchor="_Toc240998535" w:history="1">
+      <w:hyperlink w:anchor="_Toc240998602" w:history="1">
         <w:r>
           <w:rPr>
             <w:rStyle w:val="aff8"/>
@@ -1208,7 +1208,7 @@
             <w:noProof/>
             <w:webHidden/>
           </w:rPr>
-          <w:instrText xml:space="preserve"> PAGEREF _Toc240998535 \h </w:instrText>
+          <w:instrText xml:space="preserve"> PAGEREF _Toc240998602 \h </w:instrText>
         </w:r>
         <w:r>
           <w:rPr>
@@ -1249,7 +1249,7 @@
           <w:noProof/>
         </w:rPr>
       </w:pPr>
-      <w:hyperlink w:anchor="_Toc240998536" w:history="1">
+      <w:hyperlink w:anchor="_Toc240998603" w:history="1">
         <w:r>
           <w:rPr>
             <w:rStyle w:val="aff8"/>
@@ -1277,7 +1277,7 @@
             <w:noProof/>
             <w:webHidden/>
           </w:rPr>
-          <w:instrText xml:space="preserve"> PAGEREF _Toc240998536 \h </w:instrText>
+          <w:instrText xml:space="preserve"> PAGEREF _Toc240998603 \h </w:instrText>
         </w:r>
         <w:r>
           <w:rPr>
@@ -1318,7 +1318,7 @@
           <w:noProof/>
         </w:rPr>
       </w:pPr>
-      <w:hyperlink w:anchor="_Toc240998537" w:history="1">
+      <w:hyperlink w:anchor="_Toc240998604" w:history="1">
         <w:r>
           <w:rPr>
             <w:rStyle w:val="aff8"/>
@@ -1346,7 +1346,7 @@
             <w:noProof/>
             <w:webHidden/>
           </w:rPr>
-          <w:instrText xml:space="preserve"> PAGEREF _Toc240998537 \h </w:instrText>
+          <w:instrText xml:space="preserve"> PAGEREF _Toc240998604 \h </w:instrText>
         </w:r>
         <w:r>
           <w:rPr>
@@ -1387,7 +1387,7 @@
           <w:noProof/>
         </w:rPr>
       </w:pPr>
-      <w:hyperlink w:anchor="_Toc240998538" w:history="1">
+      <w:hyperlink w:anchor="_Toc240998605" w:history="1">
         <w:r>
           <w:rPr>
             <w:rStyle w:val="aff8"/>
@@ -1415,7 +1415,7 @@
             <w:noProof/>
             <w:webHidden/>
           </w:rPr>
-          <w:instrText xml:space="preserve"> PAGEREF _Toc240998538 \h </w:instrText>
+          <w:instrText xml:space="preserve"> PAGEREF _Toc240998605 \h </w:instrText>
         </w:r>
         <w:r>
           <w:rPr>
@@ -1456,7 +1456,7 @@
           <w:noProof/>
         </w:rPr>
       </w:pPr>
-      <w:hyperlink w:anchor="_Toc240998539" w:history="1">
+      <w:hyperlink w:anchor="_Toc240998606" w:history="1">
         <w:r>
           <w:rPr>
             <w:rStyle w:val="aff8"/>
@@ -1484,7 +1484,7 @@
             <w:noProof/>
             <w:webHidden/>
           </w:rPr>
-          <w:instrText xml:space="preserve"> PAGEREF _Toc240998539 \h </w:instrText>
+          <w:instrText xml:space="preserve"> PAGEREF _Toc240998606 \h </w:instrText>
         </w:r>
         <w:r>
           <w:rPr>
@@ -1525,7 +1525,7 @@
           <w:noProof/>
         </w:rPr>
       </w:pPr>
-      <w:hyperlink w:anchor="_Toc240998540" w:history="1">
+      <w:hyperlink w:anchor="_Toc240998607" w:history="1">
         <w:r>
           <w:rPr>
             <w:rStyle w:val="aff8"/>
@@ -1553,7 +1553,7 @@
             <w:noProof/>
             <w:webHidden/>
           </w:rPr>
-          <w:instrText xml:space="preserve"> PAGEREF _Toc240998540 \h </w:instrText>
+          <w:instrText xml:space="preserve"> PAGEREF _Toc240998607 \h </w:instrText>
         </w:r>
         <w:r>
           <w:rPr>
@@ -1594,7 +1594,7 @@
           <w:noProof/>
         </w:rPr>
       </w:pPr>
-      <w:hyperlink w:anchor="_Toc240998541" w:history="1">
+      <w:hyperlink w:anchor="_Toc240998608" w:history="1">
         <w:r>
           <w:rPr>
             <w:rStyle w:val="aff8"/>
@@ -1622,7 +1622,7 @@
             <w:noProof/>
             <w:webHidden/>
           </w:rPr>
-          <w:instrText xml:space="preserve"> PAGEREF _Toc240998541 \h </w:instrText>
+          <w:instrText xml:space="preserve"> PAGEREF _Toc240998608 \h </w:instrText>
         </w:r>
         <w:r>
           <w:rPr>
@@ -1663,7 +1663,7 @@
           <w:noProof/>
         </w:rPr>
       </w:pPr>
-      <w:hyperlink w:anchor="_Toc240998542" w:history="1">
+      <w:hyperlink w:anchor="_Toc240998609" w:history="1">
         <w:r>
           <w:rPr>
             <w:rStyle w:val="aff8"/>
@@ -1691,7 +1691,7 @@
             <w:noProof/>
             <w:webHidden/>
           </w:rPr>
-          <w:instrText xml:space="preserve"> PAGEREF _Toc240998542 \h </w:instrText>
+          <w:instrText xml:space="preserve"> PAGEREF _Toc240998609 \h </w:instrText>
         </w:r>
         <w:r>
           <w:rPr>
@@ -1732,7 +1732,7 @@
           <w:noProof/>
         </w:rPr>
       </w:pPr>
-      <w:hyperlink w:anchor="_Toc240998543" w:history="1">
+      <w:hyperlink w:anchor="_Toc240998610" w:history="1">
         <w:r>
           <w:rPr>
             <w:rStyle w:val="aff8"/>
@@ -1760,7 +1760,7 @@
             <w:noProof/>
             <w:webHidden/>
           </w:rPr>
-          <w:instrText xml:space="preserve"> PAGEREF _Toc240998543 \h </w:instrText>
+          <w:instrText xml:space="preserve"> PAGEREF _Toc240998610 \h </w:instrText>
         </w:r>
         <w:r>
           <w:rPr>
@@ -1801,7 +1801,7 @@
           <w:noProof/>
         </w:rPr>
       </w:pPr>
-      <w:hyperlink w:anchor="_Toc240998544" w:history="1">
+      <w:hyperlink w:anchor="_Toc240998611" w:history="1">
         <w:r>
           <w:rPr>
             <w:rStyle w:val="aff8"/>
@@ -1829,7 +1829,7 @@
             <w:noProof/>
             <w:webHidden/>
           </w:rPr>
-          <w:instrText xml:space="preserve"> PAGEREF _Toc240998544 \h </w:instrText>
+          <w:instrText xml:space="preserve"> PAGEREF _Toc240998611 \h </w:instrText>
         </w:r>
         <w:r>
           <w:rPr>
@@ -1944,7 +1944,7 @@
       <w:pPr>
         <w:pStyle w:val="1"/>
       </w:pPr>
-      <w:bookmarkStart w:id="1" w:name="_Toc240998520"/>
+      <w:bookmarkStart w:id="1" w:name="_Toc240998587"/>
       <w:r>
         <w:rPr>
           <w:rFonts w:ascii="Times New Roman" w:hAnsi="Times New Roman"/>
@@ -2206,7 +2206,7 @@
       <w:pPr>
         <w:pStyle w:val="1"/>
       </w:pPr>
-      <w:bookmarkStart w:id="2" w:name="_Toc240998521"/>
+      <w:bookmarkStart w:id="2" w:name="_Toc240998588"/>
       <w:r>
         <w:rPr>
           <w:rFonts w:ascii="Times New Roman" w:hAnsi="Times New Roman"/>
@@ -2219,7 +2219,7 @@
       <w:pPr>
         <w:pStyle w:val="21"/>
       </w:pPr>
-      <w:bookmarkStart w:id="3" w:name="_Toc240998522"/>
+      <w:bookmarkStart w:id="3" w:name="_Toc240998589"/>
       <w:r>
         <w:rPr>
           <w:rFonts w:ascii="Times New Roman" w:hAnsi="Times New Roman"/>
@@ -2293,7 +2293,7 @@
       <w:pPr>
         <w:pStyle w:val="21"/>
       </w:pPr>
-      <w:bookmarkStart w:id="4" w:name="_Toc240998523"/>
+      <w:bookmarkStart w:id="4" w:name="_Toc240998590"/>
       <w:r>
         <w:rPr>
           <w:rFonts w:ascii="Times New Roman" w:hAnsi="Times New Roman"/>
@@ -2391,7 +2391,7 @@
       <w:pPr>
         <w:pStyle w:val="21"/>
       </w:pPr>
-      <w:bookmarkStart w:id="5" w:name="_Toc240998524"/>
+      <w:bookmarkStart w:id="5" w:name="_Toc240998591"/>
       <w:r>
         <w:rPr>
           <w:rFonts w:ascii="Times New Roman" w:hAnsi="Times New Roman"/>
@@ -2657,7 +2657,7 @@
       <w:pPr>
         <w:pStyle w:val="21"/>
       </w:pPr>
-      <w:bookmarkStart w:id="6" w:name="_Toc240998525"/>
+      <w:bookmarkStart w:id="6" w:name="_Toc240998592"/>
       <w:r>
         <w:rPr>
           <w:rFonts w:ascii="Times New Roman" w:hAnsi="Times New Roman"/>
@@ -2689,7 +2689,7 @@
       <w:pPr>
         <w:pStyle w:val="21"/>
       </w:pPr>
-      <w:bookmarkStart w:id="7" w:name="_Toc240998526"/>
+      <w:bookmarkStart w:id="7" w:name="_Toc240998593"/>
       <w:r>
         <w:rPr>
           <w:rFonts w:ascii="Times New Roman" w:hAnsi="Times New Roman"/>
@@ -2733,7 +2733,7 @@
       <w:pPr>
         <w:pStyle w:val="1"/>
       </w:pPr>
-      <w:bookmarkStart w:id="8" w:name="_Toc240998527"/>
+      <w:bookmarkStart w:id="8" w:name="_Toc240998594"/>
       <w:r>
         <w:rPr>
           <w:rFonts w:ascii="Times New Roman" w:hAnsi="Times New Roman"/>
@@ -2746,7 +2746,7 @@
       <w:pPr>
         <w:pStyle w:val="21"/>
       </w:pPr>
-      <w:bookmarkStart w:id="9" w:name="_Toc240998528"/>
+      <w:bookmarkStart w:id="9" w:name="_Toc240998595"/>
       <w:r>
         <w:rPr>
           <w:rFonts w:ascii="Times New Roman" w:hAnsi="Times New Roman"/>
@@ -2818,7 +2818,7 @@
       <w:pPr>
         <w:pStyle w:val="21"/>
       </w:pPr>
-      <w:bookmarkStart w:id="10" w:name="_Toc240998529"/>
+      <w:bookmarkStart w:id="10" w:name="_Toc240998596"/>
       <w:r>
         <w:rPr>
           <w:rFonts w:ascii="Times New Roman" w:hAnsi="Times New Roman"/>
@@ -2865,7 +2865,7 @@
       <w:pPr>
         <w:pStyle w:val="21"/>
       </w:pPr>
-      <w:bookmarkStart w:id="11" w:name="_Toc240998530"/>
+      <w:bookmarkStart w:id="11" w:name="_Toc240998597"/>
       <w:r>
         <w:rPr>
           <w:rFonts w:ascii="Times New Roman" w:hAnsi="Times New Roman"/>
@@ -2903,7 +2903,7 @@
       <w:pPr>
         <w:pStyle w:val="21"/>
       </w:pPr>
-      <w:bookmarkStart w:id="12" w:name="_Toc240998531"/>
+      <w:bookmarkStart w:id="12" w:name="_Toc240998598"/>
       <w:r>
         <w:rPr>
           <w:rFonts w:ascii="Times New Roman" w:hAnsi="Times New Roman"/>
@@ -2935,7 +2935,7 @@
       <w:pPr>
         <w:pStyle w:val="21"/>
       </w:pPr>
-      <w:bookmarkStart w:id="13" w:name="_Toc240998532"/>
+      <w:bookmarkStart w:id="13" w:name="_Toc240998599"/>
       <w:r>
         <w:rPr>
           <w:rFonts w:ascii="Times New Roman" w:hAnsi="Times New Roman"/>
@@ -2979,7 +2979,7 @@
       <w:pPr>
         <w:pStyle w:val="1"/>
       </w:pPr>
-      <w:bookmarkStart w:id="14" w:name="_Toc240998533"/>
+      <w:bookmarkStart w:id="14" w:name="_Toc240998600"/>
       <w:r>
         <w:rPr>
           <w:rFonts w:ascii="Times New Roman" w:hAnsi="Times New Roman"/>
@@ -2992,7 +2992,7 @@
       <w:pPr>
         <w:pStyle w:val="21"/>
       </w:pPr>
-      <w:bookmarkStart w:id="15" w:name="_Toc240998534"/>
+      <w:bookmarkStart w:id="15" w:name="_Toc240998601"/>
       <w:r>
         <w:rPr>
           <w:rFonts w:ascii="Times New Roman" w:hAnsi="Times New Roman"/>
@@ -3325,7 +3325,7 @@
       <w:pPr>
         <w:pStyle w:val="21"/>
       </w:pPr>
-      <w:bookmarkStart w:id="16" w:name="_Toc240998535"/>
+      <w:bookmarkStart w:id="16" w:name="_Toc240998602"/>
       <w:r>
         <w:rPr>
           <w:rFonts w:ascii="Times New Roman" w:hAnsi="Times New Roman"/>
@@ -3725,7 +3725,7 @@
       <w:pPr>
         <w:pStyle w:val="21"/>
       </w:pPr>
-      <w:bookmarkStart w:id="17" w:name="_Toc240998536"/>
+      <w:bookmarkStart w:id="17" w:name="_Toc240998603"/>
       <w:r>
         <w:rPr>
           <w:rFonts w:ascii="Times New Roman" w:hAnsi="Times New Roman"/>
@@ -4308,7 +4308,7 @@
       <w:pPr>
         <w:pStyle w:val="21"/>
       </w:pPr>
-      <w:bookmarkStart w:id="18" w:name="_Toc240998537"/>
+      <w:bookmarkStart w:id="18" w:name="_Toc240998604"/>
       <w:r>
         <w:rPr>
           <w:rFonts w:ascii="Times New Roman" w:hAnsi="Times New Roman"/>
@@ -4371,7 +4371,7 @@
       <w:pPr>
         <w:pStyle w:val="21"/>
       </w:pPr>
-      <w:bookmarkStart w:id="19" w:name="_Toc240998538"/>
+      <w:bookmarkStart w:id="19" w:name="_Toc240998605"/>
       <w:r>
         <w:rPr>
           <w:rFonts w:ascii="Times New Roman" w:hAnsi="Times New Roman"/>
@@ -4504,7 +4504,7 @@
       <w:pPr>
         <w:pStyle w:val="1"/>
       </w:pPr>
-      <w:bookmarkStart w:id="20" w:name="_Toc240998539"/>
+      <w:bookmarkStart w:id="20" w:name="_Toc240998606"/>
       <w:r>
         <w:rPr>
           <w:rFonts w:ascii="Times New Roman" w:hAnsi="Times New Roman"/>
@@ -4566,84 +4566,93 @@
         <w:t xml:space="preserve"> направления работы. Первое: расширить предмет работы за пределы кода (почта, таблицы, документы по образцу), потому что помощник в повседневной работе школы и офиса это тот же двигатель с другим предметом; канал, которым решение уходит человеку и возвраща</w:t>
       </w:r>
       <w:r>
-        <w:t xml:space="preserve">ется его нажатием, для этого уже есть. Третье: перенести чтение записей внутрь графа на всех площадках, включая поиск по обвязке, чтобы память агента была одинаковой в мире и в живой работе. Четвёртое: расширить набор задач с шести до двенадцати и более и </w:t>
-      </w:r>
-      <w:r>
-        <w:t>повторить замер памяти, чтобы разница между видами памяти перестала быть в пределах шума.</w:t>
+        <w:t>ется его нажатием, для этого уже есть. Второе: сделать память сильнее, чем она есть сейчас: гибридный поиск вместо одного вида подобия, затухание старых записей, ограниченное ядро, которое всегда стоит в подсказке, и свёртка записей с обрезкой контекста, а</w:t>
+      </w:r>
+      <w:r>
+        <w:t xml:space="preserve"> после них повторный замер на том же наборе, чтобы преимущество структуры было видно не только на вопросах о времени. </w:t>
+      </w:r>
+      <w:r>
+        <w:lastRenderedPageBreak/>
+        <w:t xml:space="preserve">Третье: перенести чтение записей внутрь графа на всех площадках, включая поиск по обвязке, чтобы память агента была одинаковой в мире и в </w:t>
+      </w:r>
+      <w:r>
+        <w:t>живой работе. Четвёртое: расширить набор задач с шести до двенадцати и более и повторить замер памяти, чтобы разница между видами памяти перестала быть в пределах шума.</w:t>
       </w:r>
     </w:p>
     <w:p>
       <w:pPr>
         <w:pStyle w:val="1"/>
       </w:pPr>
-      <w:bookmarkStart w:id="21" w:name="_Toc240998540"/>
+      <w:bookmarkStart w:id="21" w:name="_Toc240998607"/>
       <w:r>
         <w:rPr>
           <w:rFonts w:ascii="Times New Roman" w:hAnsi="Times New Roman"/>
         </w:rPr>
-        <w:lastRenderedPageBreak/>
         <w:t>Список использованных источников</w:t>
       </w:r>
       <w:bookmarkEnd w:id="21"/>
     </w:p>
     <w:p>
       <w:r>
-        <w:t>1. Голенков В.В., Гулякина Н.А. Открытая семантическая технология проектирования интеллектуальных систем (OSTIS) // Сборник научных т</w:t>
-      </w:r>
-      <w:r>
-        <w:t>рудов OSTIS. Минск, 2023. URL: https://proc.ostis.net/proc/Proceedings%20OSTIS-2023.pdf (дата обращения: 22.09.2026).</w:t>
+        <w:t>1. Голенков В.В., Гулякина Н.А. Открытая семантическая</w:t>
+      </w:r>
+      <w:r>
+        <w:t xml:space="preserve"> технология проектирования интеллектуальных систем (OSTIS) // Сборник научных трудов OSTIS. Минск, 2023. URL: https://proc.ostis.net/proc/Proceedings%20OSTIS-2023.pdf (дата обращения: 22.09.2026).</w:t>
       </w:r>
     </w:p>
     <w:p>
       <w:r>
-        <w:t>2. Голенков В.В. и др. Интеллектуальные компьютерные системы нового поколения // Доклады БГУИР. 2024. URL: https://doklady.bsuir.by/jour/a</w:t>
-      </w:r>
-      <w:r>
-        <w:t>rticle/view/3906 (дата обращения: 22.09.2026).</w:t>
+        <w:t>2. Голенков В.В. и др. Интеллектуальные компьютерные систем</w:t>
+      </w:r>
+      <w:r>
+        <w:t>ы нового поколения // Доклады БГУИР. 2024. URL: https://doklady.bsuir.by/jour/article/view/3906 (дата обращения: 22.09.2026).</w:t>
       </w:r>
     </w:p>
     <w:p>
       <w:r>
-        <w:t>3. Технология OSTIS: программная платформа (sc-machine, sc-web, py-sc-client). URL: https://github.com/ostis-ai (дата обращения: 22.09.2026).</w:t>
+        <w:t>3. Технология OSTIS: программная платформа (sc-machine, sc-web, py-sc-client). URL: https://github.com/ostis-ai (дата обращения: 2</w:t>
+      </w:r>
+      <w:r>
+        <w:t>2.09.2026).</w:t>
       </w:r>
     </w:p>
     <w:p>
       <w:r>
-        <w:t>4. Dream-RSI: накопленная история как симулятор для поиска стратеги</w:t>
-      </w:r>
-      <w:r>
-        <w:t>й. arXiv:2609.14858 (текст статьи передан руководителю работы).</w:t>
+        <w:t>4. Dream-RSI: накопленная история как симулятор для поиска стратегий. arXiv:2609.14858 (текст статьи передан руководителю работы).</w:t>
       </w:r>
     </w:p>
     <w:p>
       <w:r>
-        <w:t>5. Meta-Harness: оптимизация обвязки агента по полным траекториям. arXiv:2603.28052 (текст статьи передан руководителю работы).</w:t>
+        <w:t>5. Meta-Harness: оптимизация обвязки агента по полным траекториям. arXiv:2603.28052 (текст статьи передан руковод</w:t>
+      </w:r>
+      <w:r>
+        <w:t>ителю работы).</w:t>
       </w:r>
     </w:p>
     <w:p>
       <w:r>
-        <w:t>6. SoL-Pi: рекурсивное масштабирование автоматического исследова</w:t>
-      </w:r>
-      <w:r>
-        <w:t>ния на уровне обвязки. arXiv:2609.20519 (текст статьи передан руководителю работы).</w:t>
+        <w:t>6. SoL-Pi: рекурсивное масштабирование автоматического исследования на уровне обвязки. arXiv:2609.20519 (текст статьи передан руководителю работы).</w:t>
       </w:r>
     </w:p>
     <w:p>
       <w:r>
-        <w:t>7. GAVEL: явная символьная модель мира для проверки и починки планов. arXiv:2609.19315 (текст статьи передан руководителю работы).</w:t>
+        <w:t>7. GAVEL: явная символьная модель мира для проверки и починки планов. arXiv:2609.19315 (текст</w:t>
+      </w:r>
+      <w:r>
+        <w:t xml:space="preserve"> статьи передан руководителю работы).</w:t>
       </w:r>
     </w:p>
     <w:p>
       <w:r>
-        <w:t>8. Wu D. et al. LongMemEval: Benchmarking</w:t>
-      </w:r>
-      <w:r>
-        <w:t xml:space="preserve"> Chat Assistants on Long-Term Interactive Memory // arXiv:2410.10813, 2024. URL: https://arxiv.org/abs/2410.10813 (дата обращения: 22.09.2026).</w:t>
+        <w:t>8. Wu D. et al. LongMemEval: Benchmarking Chat Assistants on Long-Term Interactive Memory // arXiv:2410.10813, 2024. URL: https://arxiv.org/abs/2410.10813 (дата обращения: 22.09.2026).</w:t>
       </w:r>
     </w:p>
     <w:p>
       <w:r>
-        <w:t>9. Материалы проекта Oneiro-OSTIS: описание цикла по обвязке (</w:t>
+        <w:t>9. Материалы проекта Oneiro-OSTIS</w:t>
+      </w:r>
+      <w:r>
+        <w:t>: описание цикла по обвязке (</w:t>
       </w:r>
       <w:r>
         <w:rPr>
@@ -4660,14 +4669,7 @@
           <w:rFonts w:ascii="Consolas" w:hAnsi="Consolas"/>
           <w:sz w:val="24"/>
         </w:rPr>
-        <w:t>bench/memory/READM</w:t>
-      </w:r>
-      <w:r>
-        <w:rPr>
-          <w:rFonts w:ascii="Consolas" w:hAnsi="Consolas"/>
-          <w:sz w:val="24"/>
-        </w:rPr>
-        <w:t>E.md</w:t>
+        <w:t>bench/memory/README.md</w:t>
       </w:r>
       <w:r>
         <w:t>), живой организационный цикл (</w:t>
@@ -4703,7 +4705,7 @@
         <w:pStyle w:val="1"/>
         <w:jc w:val="right"/>
       </w:pPr>
-      <w:bookmarkStart w:id="22" w:name="_Toc240998541"/>
+      <w:bookmarkStart w:id="22" w:name="_Toc240998608"/>
       <w:r>
         <w:rPr>
           <w:rFonts w:ascii="Times New Roman" w:hAnsi="Times New Roman"/>
@@ -4745,10 +4747,10 @@
         <w:t>s</w:t>
       </w:r>
       <w:r>
-        <w:t xml:space="preserve"> (полные истории, выборка ограничена 100 сессиями с обязательным сохранением сессий с ответом). Порядок вариантов одинаков на всех стадиях: ответ дают т</w:t>
-      </w:r>
-      <w:r>
-        <w:t>е же модели, судью проводят те же модели, меняется только вид памяти. Разные модели-ответчики указаны отдельно, потому что потолок зависит именно от них.</w:t>
+        <w:t xml:space="preserve"> (полные истории, выборка ограничена 100 сессиями с обязательным сохранением сессий</w:t>
+      </w:r>
+      <w:r>
+        <w:t xml:space="preserve"> с ответом). Порядок вариантов одинаков на всех стадиях: ответ дают те же модели, судью проводят те же модели, меняется только вид памяти. Разные модели-ответчики указаны отдельно, потому что потолок зависит именно от них.</w:t>
       </w:r>
     </w:p>
     <w:p>
@@ -4763,7 +4765,10 @@
         <w:t>s</w:t>
       </w:r>
       <w:r>
-        <w:t xml:space="preserve"> (настоящая выборка), прогон </w:t>
+        <w:t xml:space="preserve"> (настоящая выборка), про</w:t>
+      </w:r>
+      <w:r>
+        <w:t xml:space="preserve">гон </w:t>
       </w:r>
       <w:r>
         <w:rPr>
@@ -4882,14 +4887,7 @@
                 <w:b/>
                 <w:sz w:val="24"/>
               </w:rPr>
-              <w:t>Дол</w:t>
-            </w:r>
-            <w:r>
-              <w:rPr>
-                <w:b/>
-                <w:sz w:val="24"/>
-              </w:rPr>
-              <w:t>я верных</w:t>
+              <w:t>Доля верных</w:t>
             </w:r>
           </w:p>
         </w:tc>
@@ -5626,7 +5624,13 @@
               <w:rPr>
                 <w:sz w:val="24"/>
               </w:rPr>
-              <w:t>по одному сообщению пользователя</w:t>
+              <w:t xml:space="preserve">по </w:t>
+            </w:r>
+            <w:r>
+              <w:rPr>
+                <w:sz w:val="24"/>
+              </w:rPr>
+              <w:t>одному сообщению пользователя</w:t>
             </w:r>
           </w:p>
         </w:tc>
@@ -5696,13 +5700,7 @@
               <w:rPr>
                 <w:sz w:val="24"/>
               </w:rPr>
-              <w:t xml:space="preserve">временные </w:t>
-            </w:r>
-            <w:r>
-              <w:rPr>
-                <w:sz w:val="24"/>
-              </w:rPr>
-              <w:t>рассуждения</w:t>
+              <w:t>временные рассуждения</w:t>
             </w:r>
           </w:p>
         </w:tc>
@@ -5861,7 +5859,14 @@
                 <w:b/>
                 <w:sz w:val="24"/>
               </w:rPr>
-              <w:t>Доля верных</w:t>
+              <w:t>Доля вер</w:t>
+            </w:r>
+            <w:r>
+              <w:rPr>
+                <w:b/>
+                <w:sz w:val="24"/>
+              </w:rPr>
+              <w:t>ных</w:t>
             </w:r>
           </w:p>
         </w:tc>
@@ -6160,10 +6165,10 @@
         <w:t>s</w:t>
       </w:r>
       <w:r>
-        <w:t xml:space="preserve">; такие клетки не засчитаны </w:t>
-      </w:r>
-      <w:r>
-        <w:t xml:space="preserve">ни как верные, ни как неверные, и в таблице они вынесены отдельным столбцом. Второе: вопросы о предпочтениях дали ноль на всех вариантах в прогоне </w:t>
+        <w:t>; такие клетки не засчитаны ни как верные, ни как неверные, и в таблице они вынесены отдельным столбцом. Второе: вопросы о предпочтениях дал</w:t>
+      </w:r>
+      <w:r>
+        <w:t xml:space="preserve">и ноль на всех вариантах в прогоне </w:t>
       </w:r>
       <w:r>
         <w:rPr>
@@ -6173,14 +6178,14 @@
         <w:t>oracle-50-1</w:t>
       </w:r>
       <w:r>
-        <w:t xml:space="preserve">, то есть этот тип вопросов нашим стендом пока не измеряется. Третье: замер не финальный, разница </w:t>
-      </w:r>
-      <w:r>
-        <w:t xml:space="preserve">между графом и плоским журналом </w:t>
+        <w:t xml:space="preserve">, то есть этот тип вопросов нашим стендом пока не измеряется. Третье: замер не финальный, разница между графом и плоским журналом </w:t>
       </w:r>
       <w:r>
         <w:lastRenderedPageBreak/>
-        <w:t>лежит внутри шума, и именно поэтому в основном тексте не делается вывода о превосходстве графа.</w:t>
+        <w:t xml:space="preserve">лежит внутри шума, и именно поэтому в основном тексте не делается вывода о </w:t>
+      </w:r>
+      <w:r>
+        <w:t>превосходстве графа.</w:t>
       </w:r>
     </w:p>
     <w:p>
@@ -6193,7 +6198,7 @@
         <w:pStyle w:val="1"/>
         <w:jc w:val="right"/>
       </w:pPr>
-      <w:bookmarkStart w:id="23" w:name="_Toc240998542"/>
+      <w:bookmarkStart w:id="23" w:name="_Toc240998609"/>
       <w:r>
         <w:rPr>
           <w:rFonts w:ascii="Times New Roman" w:hAnsi="Times New Roman"/>
@@ -6429,13 +6434,7 @@
               <w:rPr>
                 <w:sz w:val="24"/>
               </w:rPr>
-              <w:t xml:space="preserve">развёрнуто, в </w:t>
-            </w:r>
-            <w:r>
-              <w:rPr>
-                <w:sz w:val="24"/>
-              </w:rPr>
-              <w:t>рабочем режиме +27,0 процента (хуже)</w:t>
+              <w:t>развёрнуто, в рабочем режиме +27,0 процента (хуже)</w:t>
             </w:r>
           </w:p>
         </w:tc>
@@ -6785,13 +6784,7 @@
               <w:rPr>
                 <w:sz w:val="24"/>
               </w:rPr>
-              <w:t xml:space="preserve">развёрнуто по </w:t>
-            </w:r>
-            <w:r>
-              <w:rPr>
-                <w:sz w:val="24"/>
-              </w:rPr>
-              <w:t>одному прогону (минус 3,4), при трёх прогонах +4,0</w:t>
+              <w:t>развёрнуто по одному прогону (минус 3,4), при трёх прогонах +4,0</w:t>
             </w:r>
           </w:p>
         </w:tc>
@@ -6931,7 +6924,13 @@
               <w:rPr>
                 <w:sz w:val="24"/>
               </w:rPr>
-              <w:t>развёрнуто: минус 13,3 на поиске, минус 28,5 на отложенных задачах</w:t>
+              <w:t xml:space="preserve">развёрнуто: минус 13,3 на </w:t>
+            </w:r>
+            <w:r>
+              <w:rPr>
+                <w:sz w:val="24"/>
+              </w:rPr>
+              <w:t>поиске, минус 28,5 на отложенных задачах</w:t>
             </w:r>
           </w:p>
         </w:tc>
@@ -6948,7 +6947,7 @@
         <w:pStyle w:val="1"/>
         <w:jc w:val="right"/>
       </w:pPr>
-      <w:bookmarkStart w:id="24" w:name="_Toc240998543"/>
+      <w:bookmarkStart w:id="24" w:name="_Toc240998610"/>
       <w:r>
         <w:rPr>
           <w:rFonts w:ascii="Times New Roman" w:hAnsi="Times New Roman"/>
@@ -6960,10 +6959,7 @@
     </w:p>
     <w:p>
       <w:r>
-        <w:t xml:space="preserve">Все числа основного текста берутся из артефактов, которые </w:t>
-      </w:r>
-      <w:r>
-        <w:t>создаются запуском кода проекта. Пути указаны относительно каталога проекта.</w:t>
+        <w:t>Все числа основного текста берутся из артефактов, которые создаются запуском кода проекта. Пути указаны относительно каталога проекта.</w:t>
       </w:r>
     </w:p>
     <w:tbl>
@@ -7069,13 +7065,7 @@
               <w:rPr>
                 <w:sz w:val="24"/>
               </w:rPr>
-              <w:t>Сохранение порядка и происхождения (пункт</w:t>
-            </w:r>
-            <w:r>
-              <w:rPr>
-                <w:sz w:val="24"/>
-              </w:rPr>
-              <w:t xml:space="preserve"> 3.3)</w:t>
+              <w:t>Сохранение порядка и происхождения (пункт 3.3)</w:t>
             </w:r>
           </w:p>
         </w:tc>
@@ -7128,7 +7118,13 @@
               <w:rPr>
                 <w:sz w:val="24"/>
               </w:rPr>
-              <w:t>python harness/rsi.py --reference и python harness/report.py</w:t>
+              <w:t xml:space="preserve">python </w:t>
+            </w:r>
+            <w:r>
+              <w:rPr>
+                <w:sz w:val="24"/>
+              </w:rPr>
+              <w:t>harness/rsi.py --reference и python harness/report.py</w:t>
             </w:r>
           </w:p>
         </w:tc>
@@ -7164,13 +7160,7 @@
               <w:rPr>
                 <w:sz w:val="24"/>
               </w:rPr>
-              <w:t>python harness/rsi.py --show --recheck --ledger; за</w:t>
-            </w:r>
-            <w:r>
-              <w:rPr>
-                <w:sz w:val="24"/>
-              </w:rPr>
-              <w:t>писи в harness/lab/rsi/round-*.json</w:t>
+              <w:t>python harness/rsi.py --show --recheck --ledger; записи в harness/lab/rsi/round-*.json</w:t>
             </w:r>
           </w:p>
         </w:tc>
@@ -7206,7 +7196,13 @@
               <w:rPr>
                 <w:sz w:val="24"/>
               </w:rPr>
-              <w:t>python bench/memory/run.py --stage s --questions 50 --cap 100 --k 5; отчёты в каталоге прогонов</w:t>
+              <w:t>python bench/memory/run.py --stage s --questio</w:t>
+            </w:r>
+            <w:r>
+              <w:rPr>
+                <w:sz w:val="24"/>
+              </w:rPr>
+              <w:t>ns 50 --cap 100 --k 5; отчёты в каталоге прогонов</w:t>
             </w:r>
           </w:p>
         </w:tc>
@@ -7242,13 +7238,7 @@
               <w:rPr>
                 <w:sz w:val="24"/>
               </w:rPr>
-              <w:t>python python/life_loop.py --cycles 2; лента на панели, раздел организа</w:t>
-            </w:r>
-            <w:r>
-              <w:rPr>
-                <w:sz w:val="24"/>
-              </w:rPr>
-              <w:t>ции</w:t>
+              <w:t>python python/life_loop.py --cycles 2; лента на панели, раздел организации</w:t>
             </w:r>
           </w:p>
         </w:tc>
@@ -7284,7 +7274,13 @@
               <w:rPr>
                 <w:sz w:val="24"/>
               </w:rPr>
-              <w:t>python -m pytest tests/test_replay_offline.py -q (шаг мира подменён функцией, обязанной возбуждать исключение)</w:t>
+              <w:t>python -m pytest tests/test_replay_offline.py -q (шаг мира подменён функци</w:t>
+            </w:r>
+            <w:r>
+              <w:rPr>
+                <w:sz w:val="24"/>
+              </w:rPr>
+              <w:t>ей, обязанной возбуждать исключение)</w:t>
             </w:r>
           </w:p>
         </w:tc>
@@ -7320,13 +7316,7 @@
               <w:rPr>
                 <w:sz w:val="24"/>
               </w:rPr>
-              <w:t>python -m pytest tests -q --ignore=tests/test_core_loop.py и python -m pytes</w:t>
-            </w:r>
-            <w:r>
-              <w:rPr>
-                <w:sz w:val="24"/>
-              </w:rPr>
-              <w:t>t harness/tests -q: 109 и 19 проверок, все проходят без обращения к сети</w:t>
+              <w:t>python -m pytest tests -q --ignore=tests/test_core_loop.py и python -m pytest harness/tests -q: 109 и 19 проверок, все проходят без обращения к сети</w:t>
             </w:r>
           </w:p>
         </w:tc>
@@ -7343,13 +7333,19 @@
         <w:pStyle w:val="1"/>
         <w:jc w:val="right"/>
       </w:pPr>
-      <w:bookmarkStart w:id="25" w:name="_Toc240998544"/>
+      <w:bookmarkStart w:id="25" w:name="_Toc240998611"/>
       <w:r>
         <w:rPr>
           <w:rFonts w:ascii="Times New Roman" w:hAnsi="Times New Roman"/>
         </w:rPr>
         <w:lastRenderedPageBreak/>
-        <w:t>Приложение Г. Рисунки панели управления</w:t>
+        <w:t xml:space="preserve">Приложение Г. Рисунки панели </w:t>
+      </w:r>
+      <w:r>
+        <w:rPr>
+          <w:rFonts w:ascii="Times New Roman" w:hAnsi="Times New Roman"/>
+        </w:rPr>
+        <w:t>управления</w:t>
       </w:r>
       <w:bookmarkEnd w:id="25"/>
     </w:p>
@@ -7456,10 +7452,7 @@
     </w:p>
     <w:p>
       <w:r>
-        <w:t xml:space="preserve">Рисунок Г.2. Лента организации: предложения </w:t>
-      </w:r>
-      <w:r>
-        <w:t>исследователя, решение менеджера, созданные рабочие копии, пакеты изменений и причины остановок.</w:t>
+        <w:t>Рисунок Г.2. Лента организации: предложения исследователя, решение менеджера, созданные рабочие копии, пакеты изменений и причины остановок.</w:t>
       </w:r>
     </w:p>
     <w:p>
@@ -7512,7 +7505,10 @@
     </w:p>
     <w:p>
       <w:r>
-        <w:t>Рисунок Г.3. Раздел памяти: сравнение видов памяти на публичном наборе и честное состояние замера.</w:t>
+        <w:t>Рисунок Г.3. Разде</w:t>
+      </w:r>
+      <w:r>
+        <w:t>л памяти: сравнение видов памяти на публичном наборе и честное состояние замера.</w:t>
       </w:r>
     </w:p>
     <w:p>
@@ -7565,15 +7561,15 @@
     </w:p>
     <w:p>
       <w:r>
-        <w:t>Рисунок Г.4. Раздел «что здесь доказывается»: перечень у</w:t>
-      </w:r>
-      <w:r>
-        <w:t>тверждений, подтверждённых текущим прогоном, отдельно от утверждений, которые ещё не подтверждены.</w:t>
+        <w:t>Рисунок Г.4. Раздел «что здесь доказывается»: перечень утверждений, подтверждённых текущим прогоном, отдельно от утверждений, которые ещё не подтверждены.</w:t>
       </w:r>
     </w:p>
     <w:p>
       <w:r>
-        <w:t xml:space="preserve">Все четыре рисунка сняты с работающей панели скриптом </w:t>
+        <w:t>Все четыре рисунка</w:t>
+      </w:r>
+      <w:r>
+        <w:t xml:space="preserve"> сняты с работающей панели скриптом </w:t>
       </w:r>
       <w:r>
         <w:rPr>
@@ -7587,10 +7583,10 @@
       </w:r>
       <w:r>
         <w:lastRenderedPageBreak/>
-        <w:t>Рисунок роста счёта в</w:t>
-      </w:r>
-      <w:r>
-        <w:t xml:space="preserve"> мире в работу не включён: на момент съёмки он показывал пустое состояние, потому что панель ищет эпизоды деплоя в графе и не находит их там, где они записаны. Это дефект панели, а не отсутствие данных: сами раунды приведены таблицей в приложении Б.</w:t>
+        <w:t>Рисунок роста счёта в мире в работу не включён: на момент съёмки он показывал пустое состояние, потому что панель ищет эпизоды деплоя в гр</w:t>
+      </w:r>
+      <w:r>
+        <w:t>афе и не находит их там, где они записаны. Это дефект панели, а не отсутствие данных: сами раунды приведены таблицей в приложении Б.</w:t>
       </w:r>
     </w:p>
     <w:sectPr>
@@ -19265,7 +19261,7 @@
     <w:autoRedefine/>
     <w:uiPriority w:val="39"/>
     <w:unhideWhenUsed/>
-    <w:rsid w:val="00460731"/>
+    <w:rsid w:val="00561C20"/>
     <w:pPr>
       <w:spacing w:after="100"/>
     </w:pPr>
@@ -19277,7 +19273,7 @@
     <w:autoRedefine/>
     <w:uiPriority w:val="39"/>
     <w:unhideWhenUsed/>
-    <w:rsid w:val="00460731"/>
+    <w:rsid w:val="00561C20"/>
     <w:pPr>
       <w:spacing w:after="100"/>
       <w:ind w:left="280"/>
@@ -19288,7 +19284,7 @@
     <w:basedOn w:val="a2"/>
     <w:uiPriority w:val="99"/>
     <w:unhideWhenUsed/>
-    <w:rsid w:val="00460731"/>
+    <w:rsid w:val="00561C20"/>
     <w:rPr>
       <w:color w:val="0000FF" w:themeColor="hyperlink"/>
       <w:u w:val="single"/>
@@ -19622,7 +19618,7 @@
 </file>
 
 <file path=customXml/itemProps1.xml><?xml version="1.0" encoding="utf-8"?>
-<ds:datastoreItem xmlns:ds="http://schemas.openxmlformats.org/officeDocument/2006/customXml" ds:itemID="{FA169B33-EC62-4573-A364-596B042CB146}">
+<ds:datastoreItem xmlns:ds="http://schemas.openxmlformats.org/officeDocument/2006/customXml" ds:itemID="{47258E92-C011-4157-90D1-1CBD89FBB58B}">
   <ds:schemaRefs>
     <ds:schemaRef ds:uri="http://schemas.openxmlformats.org/officeDocument/2006/bibliography"/>
   </ds:schemaRefs>

--- a/docs/pz/Пояснительная записка.docx
+++ b/docs/pz/Пояснительная записка.docx
@@ -145,7 +145,7 @@
         </w:rPr>
         <w:fldChar w:fldCharType="separate"/>
       </w:r>
-      <w:hyperlink w:anchor="_Toc240998587" w:history="1">
+      <w:hyperlink w:anchor="_Toc241000328" w:history="1">
         <w:r>
           <w:rPr>
             <w:rStyle w:val="aff8"/>
@@ -173,7 +173,7 @@
             <w:noProof/>
             <w:webHidden/>
           </w:rPr>
-          <w:instrText xml:space="preserve"> PAGEREF _Toc240998587 \h </w:instrText>
+          <w:instrText xml:space="preserve"> PAGEREF _Toc241000328 \h </w:instrText>
         </w:r>
         <w:r>
           <w:rPr>
@@ -214,7 +214,7 @@
           <w:noProof/>
         </w:rPr>
       </w:pPr>
-      <w:hyperlink w:anchor="_Toc240998588" w:history="1">
+      <w:hyperlink w:anchor="_Toc241000329" w:history="1">
         <w:r>
           <w:rPr>
             <w:rStyle w:val="aff8"/>
@@ -242,7 +242,7 @@
             <w:noProof/>
             <w:webHidden/>
           </w:rPr>
-          <w:instrText xml:space="preserve"> PAGEREF _Toc240998588 \h </w:instrText>
+          <w:instrText xml:space="preserve"> PAGEREF _Toc241000329 \h </w:instrText>
         </w:r>
         <w:r>
           <w:rPr>
@@ -283,7 +283,7 @@
           <w:noProof/>
         </w:rPr>
       </w:pPr>
-      <w:hyperlink w:anchor="_Toc240998589" w:history="1">
+      <w:hyperlink w:anchor="_Toc241000330" w:history="1">
         <w:r>
           <w:rPr>
             <w:rStyle w:val="aff8"/>
@@ -311,7 +311,7 @@
             <w:noProof/>
             <w:webHidden/>
           </w:rPr>
-          <w:instrText xml:space="preserve"> PAGEREF _Toc240998589 \h </w:instrText>
+          <w:instrText xml:space="preserve"> PAGEREF _Toc241000330 \h </w:instrText>
         </w:r>
         <w:r>
           <w:rPr>
@@ -352,7 +352,7 @@
           <w:noProof/>
         </w:rPr>
       </w:pPr>
-      <w:hyperlink w:anchor="_Toc240998590" w:history="1">
+      <w:hyperlink w:anchor="_Toc241000331" w:history="1">
         <w:r>
           <w:rPr>
             <w:rStyle w:val="aff8"/>
@@ -380,7 +380,7 @@
             <w:noProof/>
             <w:webHidden/>
           </w:rPr>
-          <w:instrText xml:space="preserve"> PAGEREF _Toc240998590 \h </w:instrText>
+          <w:instrText xml:space="preserve"> PAGEREF _Toc241000331 \h </w:instrText>
         </w:r>
         <w:r>
           <w:rPr>
@@ -421,7 +421,7 @@
           <w:noProof/>
         </w:rPr>
       </w:pPr>
-      <w:hyperlink w:anchor="_Toc240998591" w:history="1">
+      <w:hyperlink w:anchor="_Toc241000332" w:history="1">
         <w:r>
           <w:rPr>
             <w:rStyle w:val="aff8"/>
@@ -449,7 +449,7 @@
             <w:noProof/>
             <w:webHidden/>
           </w:rPr>
-          <w:instrText xml:space="preserve"> PAGEREF _Toc240998591 \h </w:instrText>
+          <w:instrText xml:space="preserve"> PAGEREF _Toc241000332 \h </w:instrText>
         </w:r>
         <w:r>
           <w:rPr>
@@ -490,7 +490,7 @@
           <w:noProof/>
         </w:rPr>
       </w:pPr>
-      <w:hyperlink w:anchor="_Toc240998592" w:history="1">
+      <w:hyperlink w:anchor="_Toc241000333" w:history="1">
         <w:r>
           <w:rPr>
             <w:rStyle w:val="aff8"/>
@@ -518,7 +518,7 @@
             <w:noProof/>
             <w:webHidden/>
           </w:rPr>
-          <w:instrText xml:space="preserve"> PAGEREF _Toc240998592 \h </w:instrText>
+          <w:instrText xml:space="preserve"> PAGEREF _Toc241000333 \h </w:instrText>
         </w:r>
         <w:r>
           <w:rPr>
@@ -559,7 +559,7 @@
           <w:noProof/>
         </w:rPr>
       </w:pPr>
-      <w:hyperlink w:anchor="_Toc240998593" w:history="1">
+      <w:hyperlink w:anchor="_Toc241000334" w:history="1">
         <w:r>
           <w:rPr>
             <w:rStyle w:val="aff8"/>
@@ -587,7 +587,7 @@
             <w:noProof/>
             <w:webHidden/>
           </w:rPr>
-          <w:instrText xml:space="preserve"> PAGEREF _Toc240998593 \h </w:instrText>
+          <w:instrText xml:space="preserve"> PAGEREF _Toc241000334 \h </w:instrText>
         </w:r>
         <w:r>
           <w:rPr>
@@ -628,7 +628,7 @@
           <w:noProof/>
         </w:rPr>
       </w:pPr>
-      <w:hyperlink w:anchor="_Toc240998594" w:history="1">
+      <w:hyperlink w:anchor="_Toc241000335" w:history="1">
         <w:r>
           <w:rPr>
             <w:rStyle w:val="aff8"/>
@@ -656,7 +656,7 @@
             <w:noProof/>
             <w:webHidden/>
           </w:rPr>
-          <w:instrText xml:space="preserve"> PAGEREF _Toc240998594 \h </w:instrText>
+          <w:instrText xml:space="preserve"> PAGEREF _Toc241000335 \h </w:instrText>
         </w:r>
         <w:r>
           <w:rPr>
@@ -697,7 +697,7 @@
           <w:noProof/>
         </w:rPr>
       </w:pPr>
-      <w:hyperlink w:anchor="_Toc240998595" w:history="1">
+      <w:hyperlink w:anchor="_Toc241000336" w:history="1">
         <w:r>
           <w:rPr>
             <w:rStyle w:val="aff8"/>
@@ -725,7 +725,7 @@
             <w:noProof/>
             <w:webHidden/>
           </w:rPr>
-          <w:instrText xml:space="preserve"> PAGEREF _Toc240998595 \h </w:instrText>
+          <w:instrText xml:space="preserve"> PAGEREF _Toc241000336 \h </w:instrText>
         </w:r>
         <w:r>
           <w:rPr>
@@ -766,7 +766,7 @@
           <w:noProof/>
         </w:rPr>
       </w:pPr>
-      <w:hyperlink w:anchor="_Toc240998596" w:history="1">
+      <w:hyperlink w:anchor="_Toc241000337" w:history="1">
         <w:r>
           <w:rPr>
             <w:rStyle w:val="aff8"/>
@@ -794,7 +794,7 @@
             <w:noProof/>
             <w:webHidden/>
           </w:rPr>
-          <w:instrText xml:space="preserve"> PAGEREF _Toc240998596 \h </w:instrText>
+          <w:instrText xml:space="preserve"> PAGEREF _Toc241000337 \h </w:instrText>
         </w:r>
         <w:r>
           <w:rPr>
@@ -835,7 +835,7 @@
           <w:noProof/>
         </w:rPr>
       </w:pPr>
-      <w:hyperlink w:anchor="_Toc240998597" w:history="1">
+      <w:hyperlink w:anchor="_Toc241000338" w:history="1">
         <w:r>
           <w:rPr>
             <w:rStyle w:val="aff8"/>
@@ -863,7 +863,7 @@
             <w:noProof/>
             <w:webHidden/>
           </w:rPr>
-          <w:instrText xml:space="preserve"> PAGEREF _Toc240998597 \h </w:instrText>
+          <w:instrText xml:space="preserve"> PAGEREF _Toc241000338 \h </w:instrText>
         </w:r>
         <w:r>
           <w:rPr>
@@ -904,7 +904,7 @@
           <w:noProof/>
         </w:rPr>
       </w:pPr>
-      <w:hyperlink w:anchor="_Toc240998598" w:history="1">
+      <w:hyperlink w:anchor="_Toc241000339" w:history="1">
         <w:r>
           <w:rPr>
             <w:rStyle w:val="aff8"/>
@@ -932,7 +932,7 @@
             <w:noProof/>
             <w:webHidden/>
           </w:rPr>
-          <w:instrText xml:space="preserve"> PAGEREF _Toc240998598 \h </w:instrText>
+          <w:instrText xml:space="preserve"> PAGEREF _Toc241000339 \h </w:instrText>
         </w:r>
         <w:r>
           <w:rPr>
@@ -973,7 +973,7 @@
           <w:noProof/>
         </w:rPr>
       </w:pPr>
-      <w:hyperlink w:anchor="_Toc240998599" w:history="1">
+      <w:hyperlink w:anchor="_Toc241000340" w:history="1">
         <w:r>
           <w:rPr>
             <w:rStyle w:val="aff8"/>
@@ -1001,7 +1001,7 @@
             <w:noProof/>
             <w:webHidden/>
           </w:rPr>
-          <w:instrText xml:space="preserve"> PAGEREF _Toc240998599 \h </w:instrText>
+          <w:instrText xml:space="preserve"> PAGEREF _Toc241000340 \h </w:instrText>
         </w:r>
         <w:r>
           <w:rPr>
@@ -1042,7 +1042,7 @@
           <w:noProof/>
         </w:rPr>
       </w:pPr>
-      <w:hyperlink w:anchor="_Toc240998600" w:history="1">
+      <w:hyperlink w:anchor="_Toc241000341" w:history="1">
         <w:r>
           <w:rPr>
             <w:rStyle w:val="aff8"/>
@@ -1070,7 +1070,7 @@
             <w:noProof/>
             <w:webHidden/>
           </w:rPr>
-          <w:instrText xml:space="preserve"> PAGEREF _Toc240998600 \h </w:instrText>
+          <w:instrText xml:space="preserve"> PAGEREF _Toc241000341 \h </w:instrText>
         </w:r>
         <w:r>
           <w:rPr>
@@ -1111,7 +1111,7 @@
           <w:noProof/>
         </w:rPr>
       </w:pPr>
-      <w:hyperlink w:anchor="_Toc240998601" w:history="1">
+      <w:hyperlink w:anchor="_Toc241000342" w:history="1">
         <w:r>
           <w:rPr>
             <w:rStyle w:val="aff8"/>
@@ -1139,7 +1139,7 @@
             <w:noProof/>
             <w:webHidden/>
           </w:rPr>
-          <w:instrText xml:space="preserve"> PAGEREF _Toc240998601 \h </w:instrText>
+          <w:instrText xml:space="preserve"> PAGEREF _Toc241000342 \h </w:instrText>
         </w:r>
         <w:r>
           <w:rPr>
@@ -1180,7 +1180,7 @@
           <w:noProof/>
         </w:rPr>
       </w:pPr>
-      <w:hyperlink w:anchor="_Toc240998602" w:history="1">
+      <w:hyperlink w:anchor="_Toc241000343" w:history="1">
         <w:r>
           <w:rPr>
             <w:rStyle w:val="aff8"/>
@@ -1208,7 +1208,7 @@
             <w:noProof/>
             <w:webHidden/>
           </w:rPr>
-          <w:instrText xml:space="preserve"> PAGEREF _Toc240998602 \h </w:instrText>
+          <w:instrText xml:space="preserve"> PAGEREF _Toc241000343 \h </w:instrText>
         </w:r>
         <w:r>
           <w:rPr>
@@ -1249,7 +1249,7 @@
           <w:noProof/>
         </w:rPr>
       </w:pPr>
-      <w:hyperlink w:anchor="_Toc240998603" w:history="1">
+      <w:hyperlink w:anchor="_Toc241000344" w:history="1">
         <w:r>
           <w:rPr>
             <w:rStyle w:val="aff8"/>
@@ -1277,7 +1277,7 @@
             <w:noProof/>
             <w:webHidden/>
           </w:rPr>
-          <w:instrText xml:space="preserve"> PAGEREF _Toc240998603 \h </w:instrText>
+          <w:instrText xml:space="preserve"> PAGEREF _Toc241000344 \h </w:instrText>
         </w:r>
         <w:r>
           <w:rPr>
@@ -1318,7 +1318,7 @@
           <w:noProof/>
         </w:rPr>
       </w:pPr>
-      <w:hyperlink w:anchor="_Toc240998604" w:history="1">
+      <w:hyperlink w:anchor="_Toc241000345" w:history="1">
         <w:r>
           <w:rPr>
             <w:rStyle w:val="aff8"/>
@@ -1346,7 +1346,7 @@
             <w:noProof/>
             <w:webHidden/>
           </w:rPr>
-          <w:instrText xml:space="preserve"> PAGEREF _Toc240998604 \h </w:instrText>
+          <w:instrText xml:space="preserve"> PAGEREF _Toc241000345 \h </w:instrText>
         </w:r>
         <w:r>
           <w:rPr>
@@ -1366,7 +1366,7 @@
             <w:noProof/>
             <w:webHidden/>
           </w:rPr>
-          <w:t>12</w:t>
+          <w:t>13</w:t>
         </w:r>
         <w:r>
           <w:rPr>
@@ -1387,7 +1387,7 @@
           <w:noProof/>
         </w:rPr>
       </w:pPr>
-      <w:hyperlink w:anchor="_Toc240998605" w:history="1">
+      <w:hyperlink w:anchor="_Toc241000346" w:history="1">
         <w:r>
           <w:rPr>
             <w:rStyle w:val="aff8"/>
@@ -1415,7 +1415,7 @@
             <w:noProof/>
             <w:webHidden/>
           </w:rPr>
-          <w:instrText xml:space="preserve"> PAGEREF _Toc240998605 \h </w:instrText>
+          <w:instrText xml:space="preserve"> PAGEREF _Toc241000346 \h </w:instrText>
         </w:r>
         <w:r>
           <w:rPr>
@@ -1456,7 +1456,7 @@
           <w:noProof/>
         </w:rPr>
       </w:pPr>
-      <w:hyperlink w:anchor="_Toc240998606" w:history="1">
+      <w:hyperlink w:anchor="_Toc241000347" w:history="1">
         <w:r>
           <w:rPr>
             <w:rStyle w:val="aff8"/>
@@ -1484,7 +1484,7 @@
             <w:noProof/>
             <w:webHidden/>
           </w:rPr>
-          <w:instrText xml:space="preserve"> PAGEREF _Toc240998606 \h </w:instrText>
+          <w:instrText xml:space="preserve"> PAGEREF _Toc241000347 \h </w:instrText>
         </w:r>
         <w:r>
           <w:rPr>
@@ -1525,7 +1525,7 @@
           <w:noProof/>
         </w:rPr>
       </w:pPr>
-      <w:hyperlink w:anchor="_Toc240998607" w:history="1">
+      <w:hyperlink w:anchor="_Toc241000348" w:history="1">
         <w:r>
           <w:rPr>
             <w:rStyle w:val="aff8"/>
@@ -1553,7 +1553,7 @@
             <w:noProof/>
             <w:webHidden/>
           </w:rPr>
-          <w:instrText xml:space="preserve"> PAGEREF _Toc240998607 \h </w:instrText>
+          <w:instrText xml:space="preserve"> PAGEREF _Toc241000348 \h </w:instrText>
         </w:r>
         <w:r>
           <w:rPr>
@@ -1594,7 +1594,7 @@
           <w:noProof/>
         </w:rPr>
       </w:pPr>
-      <w:hyperlink w:anchor="_Toc240998608" w:history="1">
+      <w:hyperlink w:anchor="_Toc241000349" w:history="1">
         <w:r>
           <w:rPr>
             <w:rStyle w:val="aff8"/>
@@ -1622,7 +1622,7 @@
             <w:noProof/>
             <w:webHidden/>
           </w:rPr>
-          <w:instrText xml:space="preserve"> PAGEREF _Toc240998608 \h </w:instrText>
+          <w:instrText xml:space="preserve"> PAGEREF _Toc241000349 \h </w:instrText>
         </w:r>
         <w:r>
           <w:rPr>
@@ -1663,7 +1663,7 @@
           <w:noProof/>
         </w:rPr>
       </w:pPr>
-      <w:hyperlink w:anchor="_Toc240998609" w:history="1">
+      <w:hyperlink w:anchor="_Toc241000350" w:history="1">
         <w:r>
           <w:rPr>
             <w:rStyle w:val="aff8"/>
@@ -1691,7 +1691,7 @@
             <w:noProof/>
             <w:webHidden/>
           </w:rPr>
-          <w:instrText xml:space="preserve"> PAGEREF _Toc240998609 \h </w:instrText>
+          <w:instrText xml:space="preserve"> PAGEREF _Toc241000350 \h </w:instrText>
         </w:r>
         <w:r>
           <w:rPr>
@@ -1732,7 +1732,7 @@
           <w:noProof/>
         </w:rPr>
       </w:pPr>
-      <w:hyperlink w:anchor="_Toc240998610" w:history="1">
+      <w:hyperlink w:anchor="_Toc241000351" w:history="1">
         <w:r>
           <w:rPr>
             <w:rStyle w:val="aff8"/>
@@ -1760,7 +1760,7 @@
             <w:noProof/>
             <w:webHidden/>
           </w:rPr>
-          <w:instrText xml:space="preserve"> PAGEREF _Toc240998610 \h </w:instrText>
+          <w:instrText xml:space="preserve"> PAGEREF _Toc241000351 \h </w:instrText>
         </w:r>
         <w:r>
           <w:rPr>
@@ -1801,7 +1801,7 @@
           <w:noProof/>
         </w:rPr>
       </w:pPr>
-      <w:hyperlink w:anchor="_Toc240998611" w:history="1">
+      <w:hyperlink w:anchor="_Toc241000352" w:history="1">
         <w:r>
           <w:rPr>
             <w:rStyle w:val="aff8"/>
@@ -1829,7 +1829,7 @@
             <w:noProof/>
             <w:webHidden/>
           </w:rPr>
-          <w:instrText xml:space="preserve"> PAGEREF _Toc240998611 \h </w:instrText>
+          <w:instrText xml:space="preserve"> PAGEREF _Toc241000352 \h </w:instrText>
         </w:r>
         <w:r>
           <w:rPr>
@@ -1944,7 +1944,7 @@
       <w:pPr>
         <w:pStyle w:val="1"/>
       </w:pPr>
-      <w:bookmarkStart w:id="1" w:name="_Toc240998587"/>
+      <w:bookmarkStart w:id="1" w:name="_Toc241000328"/>
       <w:r>
         <w:rPr>
           <w:rFonts w:ascii="Times New Roman" w:hAnsi="Times New Roman"/>
@@ -2206,7 +2206,7 @@
       <w:pPr>
         <w:pStyle w:val="1"/>
       </w:pPr>
-      <w:bookmarkStart w:id="2" w:name="_Toc240998588"/>
+      <w:bookmarkStart w:id="2" w:name="_Toc241000329"/>
       <w:r>
         <w:rPr>
           <w:rFonts w:ascii="Times New Roman" w:hAnsi="Times New Roman"/>
@@ -2219,7 +2219,7 @@
       <w:pPr>
         <w:pStyle w:val="21"/>
       </w:pPr>
-      <w:bookmarkStart w:id="3" w:name="_Toc240998589"/>
+      <w:bookmarkStart w:id="3" w:name="_Toc241000330"/>
       <w:r>
         <w:rPr>
           <w:rFonts w:ascii="Times New Roman" w:hAnsi="Times New Roman"/>
@@ -2293,7 +2293,7 @@
       <w:pPr>
         <w:pStyle w:val="21"/>
       </w:pPr>
-      <w:bookmarkStart w:id="4" w:name="_Toc240998590"/>
+      <w:bookmarkStart w:id="4" w:name="_Toc241000331"/>
       <w:r>
         <w:rPr>
           <w:rFonts w:ascii="Times New Roman" w:hAnsi="Times New Roman"/>
@@ -2391,7 +2391,7 @@
       <w:pPr>
         <w:pStyle w:val="21"/>
       </w:pPr>
-      <w:bookmarkStart w:id="5" w:name="_Toc240998591"/>
+      <w:bookmarkStart w:id="5" w:name="_Toc241000332"/>
       <w:r>
         <w:rPr>
           <w:rFonts w:ascii="Times New Roman" w:hAnsi="Times New Roman"/>
@@ -2657,7 +2657,7 @@
       <w:pPr>
         <w:pStyle w:val="21"/>
       </w:pPr>
-      <w:bookmarkStart w:id="6" w:name="_Toc240998592"/>
+      <w:bookmarkStart w:id="6" w:name="_Toc241000333"/>
       <w:r>
         <w:rPr>
           <w:rFonts w:ascii="Times New Roman" w:hAnsi="Times New Roman"/>
@@ -2689,7 +2689,7 @@
       <w:pPr>
         <w:pStyle w:val="21"/>
       </w:pPr>
-      <w:bookmarkStart w:id="7" w:name="_Toc240998593"/>
+      <w:bookmarkStart w:id="7" w:name="_Toc241000334"/>
       <w:r>
         <w:rPr>
           <w:rFonts w:ascii="Times New Roman" w:hAnsi="Times New Roman"/>
@@ -2733,7 +2733,7 @@
       <w:pPr>
         <w:pStyle w:val="1"/>
       </w:pPr>
-      <w:bookmarkStart w:id="8" w:name="_Toc240998594"/>
+      <w:bookmarkStart w:id="8" w:name="_Toc241000335"/>
       <w:r>
         <w:rPr>
           <w:rFonts w:ascii="Times New Roman" w:hAnsi="Times New Roman"/>
@@ -2746,7 +2746,7 @@
       <w:pPr>
         <w:pStyle w:val="21"/>
       </w:pPr>
-      <w:bookmarkStart w:id="9" w:name="_Toc240998595"/>
+      <w:bookmarkStart w:id="9" w:name="_Toc241000336"/>
       <w:r>
         <w:rPr>
           <w:rFonts w:ascii="Times New Roman" w:hAnsi="Times New Roman"/>
@@ -2818,7 +2818,7 @@
       <w:pPr>
         <w:pStyle w:val="21"/>
       </w:pPr>
-      <w:bookmarkStart w:id="10" w:name="_Toc240998596"/>
+      <w:bookmarkStart w:id="10" w:name="_Toc241000337"/>
       <w:r>
         <w:rPr>
           <w:rFonts w:ascii="Times New Roman" w:hAnsi="Times New Roman"/>
@@ -2865,7 +2865,7 @@
       <w:pPr>
         <w:pStyle w:val="21"/>
       </w:pPr>
-      <w:bookmarkStart w:id="11" w:name="_Toc240998597"/>
+      <w:bookmarkStart w:id="11" w:name="_Toc241000338"/>
       <w:r>
         <w:rPr>
           <w:rFonts w:ascii="Times New Roman" w:hAnsi="Times New Roman"/>
@@ -2893,17 +2893,20 @@
     </w:p>
     <w:p>
       <w:r>
-        <w:t>Судья по записям восстанавливает не только стоимость, но и сами сообщения, которые кандидат отправил бы модели. На шести записях промпты восстановлены посимвольно, 6 из 6 (33 шага), а модель подсчё</w:t>
-      </w:r>
-      <w:r>
-        <w:t>та токенов проверена перекрёстно: средняя относительная ошибка 5,9 процента, худшая 17,3 процента.</w:t>
+        <w:t>Судья по записям восстанавливает не только стоимость, но и сами сообщения, которые кандидат отправил бы модели. Повтор проверен на всех 204 записанных прогонах: 196 из них воспроизводят размеры про</w:t>
+      </w:r>
+      <w:r>
+        <w:t>мптов посимвольно, всего 1401 шаг, а восемь расходятся на один-четыре символа в обрезанном выводе инструмента, один из них на 291 символ, потому что текст каталога скиллов в подсказке успел измениться между прогонами. Величина расхождения ограничена и запи</w:t>
+      </w:r>
+      <w:r>
+        <w:t>сана в проверке, поэтому судья никогда не додумывает исход молча. Модель подсчёта токенов проверена перекрёстно: средняя относительная ошибка 5,9 процента, худшая 17,3 процента.</w:t>
       </w:r>
     </w:p>
     <w:p>
       <w:pPr>
         <w:pStyle w:val="21"/>
       </w:pPr>
-      <w:bookmarkStart w:id="12" w:name="_Toc240998598"/>
+      <w:bookmarkStart w:id="12" w:name="_Toc241000339"/>
       <w:r>
         <w:rPr>
           <w:rFonts w:ascii="Times New Roman" w:hAnsi="Times New Roman"/>
@@ -2914,72 +2917,69 @@
     </w:p>
     <w:p>
       <w:r>
-        <w:t xml:space="preserve">Третья площадка это организационный цикл. Исследователь читает досье проекта и предлагает от двух до четырёх вариантов работы. </w:t>
-      </w:r>
-      <w:r>
-        <w:t>Менеджер выбирает ровно один вариант с критериями приёмки либо останавливает цикл. Работник выполняет правку в отдельной копии репозитория (git worktree) на отдельной ветке, запускает разрешённую проверку из белого списка и оставляет пакет изменений. Ничег</w:t>
-      </w:r>
-      <w:r>
-        <w:t>о не вливается, не отправляется на сервер и не утверждается автоматически: пакет ждёт человека. Каждый цикл пишет записи в тот же граф знаний, и цикл читает этот журнал перед следующим предложением, чтобы не предлагать сделанное.</w:t>
+        <w:t xml:space="preserve">Третья площадка это организационный цикл. </w:t>
+      </w:r>
+      <w:r>
+        <w:t>Исследователь читает досье проекта и предлагает от двух до четырёх вариантов работы. Менеджер выбирает ровно один вариант с критериями приёмки либо останавливает цикл. Работник выполняет правку в отдельной копии репозитория (git worktree) на отдельной ветк</w:t>
+      </w:r>
+      <w:r>
+        <w:t>е, запускает разрешённую проверку из белого списка и оставляет пакет изменений. Ничего не вливается, не отправляется на сервер и не утверждается автоматически: пакет ждёт человека. Каждый цикл пишет записи в тот же граф знаний, и цикл читает этот журнал пе</w:t>
+      </w:r>
+      <w:r>
+        <w:t>ред следующим предложением, чтобы не предлагать сделанное.</w:t>
       </w:r>
     </w:p>
     <w:p>
       <w:r>
-        <w:t>Цикл переживает смерть про</w:t>
-      </w:r>
-      <w:r>
-        <w:t>цесса: при перезапуске с тем же именем прогона биография получает запись о перезапуске, журнал получает запись о возобновлении, а рабочая копия встаёт рядом с остатками прерванной попытки и не сталкивается с ними.</w:t>
+        <w:t>Цикл переживает смерть процесса: при перезапуске с тем же именем прогона биография получает запись о перезапуске, журнал получает запись о возобновлении, а рабочая копия встаёт рядом с остатками пр</w:t>
+      </w:r>
+      <w:r>
+        <w:t>ерванной попытки и не сталкивается с ними.</w:t>
       </w:r>
     </w:p>
     <w:p>
       <w:pPr>
         <w:pStyle w:val="21"/>
       </w:pPr>
-      <w:bookmarkStart w:id="13" w:name="_Toc240998599"/>
+      <w:bookmarkStart w:id="13" w:name="_Toc241000340"/>
       <w:r>
         <w:rPr>
           <w:rFonts w:ascii="Times New Roman" w:hAnsi="Times New Roman"/>
         </w:rPr>
-        <w:t>2.5. Панель управления и границы автоматиз</w:t>
-      </w:r>
-      <w:r>
-        <w:rPr>
-          <w:rFonts w:ascii="Times New Roman" w:hAnsi="Times New Roman"/>
-        </w:rPr>
-        <w:t>ации</w:t>
+        <w:t>2.5. Панель управления и границы автоматизации</w:t>
       </w:r>
       <w:bookmarkEnd w:id="13"/>
     </w:p>
     <w:p>
       <w:r>
-        <w:t>Состояние системы видно на панели (локальный веб-сервер): лента организации с ролями, предложениями, решениями менеджера, пакетами и причинами остановок; раздел памяти с результатами публичного замера; раздел, в котором прямо перечислено, что именно д</w:t>
-      </w:r>
-      <w:r>
-        <w:t>оказано текущим прогоном.</w:t>
+        <w:t>Состояние системы видно на панели (локальный веб-сервер): лента организации с ролями, предложениями, решениями менеджера, пакетами и причинами остановок; раздел памят</w:t>
+      </w:r>
+      <w:r>
+        <w:t>и с результатами публичного замера; раздел, в котором прямо перечислено, что именно доказано текущим прогоном.</w:t>
       </w:r>
     </w:p>
     <w:p>
       <w:r>
-        <w:t>Границы автоматизации важнее возможностей, поэтому они перечислены в самой системе: ни один пакет не вливается сам; запуск цикла и его продолжительность задаёт человек; провайдер языковых моделей один, и отказ провайдера записывае</w:t>
-      </w:r>
-      <w:r>
-        <w:t>тся как «не измерено», а не как ошибка системы.</w:t>
+        <w:lastRenderedPageBreak/>
+        <w:t>Границы автоматизации важнее возможностей, поэтому они перечислены в самой системе: ни один пакет не вливается сам; запуск цикла и его продолжите</w:t>
+      </w:r>
+      <w:r>
+        <w:t>льность задаёт человек; провайдер языковых моделей один, и отказ провайдера записывается как «не измерено», а не как ошибка системы.</w:t>
       </w:r>
     </w:p>
     <w:p>
       <w:r>
-        <w:lastRenderedPageBreak/>
-        <w:t>Развитие цикла идёт по одному направлению: перенести чтение записей внутрь графа на всех площадках, включая поиск по обвязке, где записи сейчас читаются с диска и попадают в граф уже после отбора. Тогда памят</w:t>
-      </w:r>
-      <w:r>
-        <w:t>ь агента станет одинаковой и в модельном мире, и в живой работе.</w:t>
+        <w:t>Развитие цикла идёт по одному направлению: перенести чтение записей внутрь графа на всех площадках, включая поиск по обвязк</w:t>
+      </w:r>
+      <w:r>
+        <w:t>е, где записи сейчас читаются с диска и попадают в граф уже после отбора. Тогда память агента станет одинаковой и в модельном мире, и в живой работе.</w:t>
       </w:r>
     </w:p>
     <w:p>
       <w:pPr>
         <w:pStyle w:val="1"/>
       </w:pPr>
-      <w:bookmarkStart w:id="14" w:name="_Toc240998600"/>
+      <w:bookmarkStart w:id="14" w:name="_Toc241000341"/>
       <w:r>
         <w:rPr>
           <w:rFonts w:ascii="Times New Roman" w:hAnsi="Times New Roman"/>
@@ -2992,7 +2992,7 @@
       <w:pPr>
         <w:pStyle w:val="21"/>
       </w:pPr>
-      <w:bookmarkStart w:id="15" w:name="_Toc240998601"/>
+      <w:bookmarkStart w:id="15" w:name="_Toc241000342"/>
       <w:r>
         <w:rPr>
           <w:rFonts w:ascii="Times New Roman" w:hAnsi="Times New Roman"/>
@@ -3003,10 +3003,10 @@
     </w:p>
     <w:p>
       <w:r>
-        <w:t xml:space="preserve">Правила приёмки формулируются до поиска и не меняются внутри раунда; каждое их изменение вызывалось конкретным измерением, </w:t>
-      </w:r>
-      <w:r>
-        <w:t>которое предыдущая версия пропустила. Правил было пять версий.</w:t>
+        <w:t>Правила приёмки формулируются до поиск</w:t>
+      </w:r>
+      <w:r>
+        <w:t>а и не меняются внутри раунда; каждое их изменение вызывалось конкретным измерением, которое предыдущая версия пропустила. Правил было пять версий.</w:t>
       </w:r>
     </w:p>
     <w:tbl>
@@ -3112,7 +3112,13 @@
               <w:rPr>
                 <w:sz w:val="24"/>
               </w:rPr>
-              <w:t>требование покрытия: экономия признаётся, только если решения кандидата восстановимы</w:t>
+              <w:t>требование покрытия: экономия признаётся, только если решения кандидат</w:t>
+            </w:r>
+            <w:r>
+              <w:rPr>
+                <w:sz w:val="24"/>
+              </w:rPr>
+              <w:t>а восстановимы</w:t>
             </w:r>
           </w:p>
         </w:tc>
@@ -3129,13 +3135,7 @@
               <w:rPr>
                 <w:sz w:val="24"/>
               </w:rPr>
-              <w:t>раунды 2 и 3 развернули улучшения при 0 восстановленных решениях из 26</w:t>
-            </w:r>
-            <w:r>
-              <w:rPr>
-                <w:sz w:val="24"/>
-              </w:rPr>
-              <w:t>, и оба оказались хуже</w:t>
+              <w:t>раунды 2 и 3 развернули улучшения при 0 восстановленных решениях из 26, и оба оказались хуже</w:t>
             </w:r>
           </w:p>
         </w:tc>
@@ -3188,7 +3188,13 @@
               <w:rPr>
                 <w:sz w:val="24"/>
               </w:rPr>
-              <w:t>три кандидата с прогнозом от +22,5 до +26,6 процента и без единого восстановленного решения</w:t>
+              <w:t>три кандидата с прогнозом от +22,5 до +26,6 процента и без единого восст</w:t>
+            </w:r>
+            <w:r>
+              <w:rPr>
+                <w:sz w:val="24"/>
+              </w:rPr>
+              <w:t>ановленного решения</w:t>
             </w:r>
           </w:p>
         </w:tc>
@@ -3224,13 +3230,7 @@
               <w:rPr>
                 <w:sz w:val="24"/>
               </w:rPr>
-              <w:t xml:space="preserve">политика, меняющая то, что агент видит, обязана измеряться в </w:t>
-            </w:r>
-            <w:r>
-              <w:rPr>
-                <w:sz w:val="24"/>
-              </w:rPr>
-              <w:t>рабочем режиме независимо от покрытия</w:t>
+              <w:t>политика, меняющая то, что агент видит, обязана измеряться в рабочем режиме независимо от покрытия</w:t>
             </w:r>
           </w:p>
         </w:tc>
@@ -3247,7 +3247,13 @@
               <w:rPr>
                 <w:sz w:val="24"/>
               </w:rPr>
-              <w:t>контрольная политика window3: прогноз +7,6 процента при покрытии 72,7 процента, измерение дало +12,4 процента хуже, а на отложенных задачах +81,8 процента хуже</w:t>
+              <w:t xml:space="preserve">контрольная политика window3: прогноз +7,6 процента при покрытии 72,7 процента, измерение дало +12,4 процента хуже, а на отложенных </w:t>
+            </w:r>
+            <w:r>
+              <w:rPr>
+                <w:sz w:val="24"/>
+              </w:rPr>
+              <w:t>задачах +81,8 процента хуже</w:t>
             </w:r>
           </w:p>
         </w:tc>
@@ -3283,13 +3289,7 @@
               <w:rPr>
                 <w:sz w:val="24"/>
               </w:rPr>
-              <w:t>три прогона на задачу вместо одного, прежде чем называ</w:t>
-            </w:r>
-            <w:r>
-              <w:rPr>
-                <w:sz w:val="24"/>
-              </w:rPr>
-              <w:t>ть число</w:t>
+              <w:t>три прогона на задачу вместо одного, прежде чем называть число</w:t>
             </w:r>
           </w:p>
         </w:tc>
@@ -3315,17 +3315,20 @@
     <w:p/>
     <w:p>
       <w:r>
-        <w:t>Измерение в рабочем режиме дорого, поэтому перед каждым раундом судья решает большинство кандидатов бесплатно, а платят только за тех, кого судья не смог оценить</w:t>
-      </w:r>
-      <w:r>
-        <w:t xml:space="preserve"> или кто меняет поведение агента. Шум самого провайдера проверен контрольной политикой: одна и та же обвязка при повторах даёт разброс около плюс-минус 20 процентов, поэтому одиночный прогон не доказывает ничего.</w:t>
+        <w:t>Измерение в рабочем режиме дорого, поэтому перед каждым раундом судья решае</w:t>
+      </w:r>
+      <w:r>
+        <w:t>т большинство кандидатов бесплатно, а платят только за тех, кого судья не смог оценить или кто меняет поведение агента. Шум самого провайдера проверен контрольной политикой: одна и та же обвязка при повторах даёт разброс около плюс-минус 20 процентов, поэт</w:t>
+      </w:r>
+      <w:r>
+        <w:t>ому одиночный прогон не доказывает ничего.</w:t>
       </w:r>
     </w:p>
     <w:p>
       <w:pPr>
         <w:pStyle w:val="21"/>
       </w:pPr>
-      <w:bookmarkStart w:id="16" w:name="_Toc240998602"/>
+      <w:bookmarkStart w:id="16" w:name="_Toc241000343"/>
       <w:r>
         <w:rPr>
           <w:rFonts w:ascii="Times New Roman" w:hAnsi="Times New Roman"/>
@@ -3336,10 +3339,7 @@
     </w:p>
     <w:p>
       <w:r>
-        <w:t>Восемь н</w:t>
-      </w:r>
-      <w:r>
-        <w:t>езависимых прогонов (пять зёрен островного мира, три зерна мастерской, по три раунда), измеренных в самом мире, а не по оценке судьи:</w:t>
+        <w:t>Восемь независимых прогонов (пять зёрен островного мира, три зерна мастерской, по три раунда), измеренных в самом мире, а не по оценке судьи:</w:t>
       </w:r>
     </w:p>
     <w:tbl>
@@ -3485,6 +3485,7 @@
               <w:rPr>
                 <w:sz w:val="24"/>
               </w:rPr>
+              <w:lastRenderedPageBreak/>
               <w:t>Остров, 5 зёрен</w:t>
             </w:r>
           </w:p>
@@ -3553,13 +3554,7 @@
               <w:rPr>
                 <w:sz w:val="24"/>
               </w:rPr>
-              <w:t>+56,9 (около</w:t>
-            </w:r>
-            <w:r>
-              <w:rPr>
-                <w:sz w:val="24"/>
-              </w:rPr>
-              <w:t xml:space="preserve"> 29,7 процента)</w:t>
+              <w:t>+56,9 (около 29,7 процента)</w:t>
             </w:r>
           </w:p>
         </w:tc>
@@ -3595,14 +3590,7 @@
               <w:rPr>
                 <w:sz w:val="24"/>
               </w:rPr>
-              <w:t xml:space="preserve">Мастерская, 3 </w:t>
-            </w:r>
-            <w:r>
-              <w:rPr>
-                <w:sz w:val="24"/>
-              </w:rPr>
-              <w:lastRenderedPageBreak/>
-              <w:t>зерна</w:t>
+              <w:t>Мастерская, 3 зерна</w:t>
             </w:r>
           </w:p>
         </w:tc>
@@ -3619,7 +3607,6 @@
               <w:rPr>
                 <w:sz w:val="24"/>
               </w:rPr>
-              <w:lastRenderedPageBreak/>
               <w:t>3 из 3</w:t>
             </w:r>
           </w:p>
@@ -3671,14 +3658,7 @@
               <w:rPr>
                 <w:sz w:val="24"/>
               </w:rPr>
-              <w:t xml:space="preserve">+11,3 (около </w:t>
-            </w:r>
-            <w:r>
-              <w:rPr>
-                <w:sz w:val="24"/>
-              </w:rPr>
-              <w:lastRenderedPageBreak/>
-              <w:t>22,9 процента)</w:t>
+              <w:t>+11,3 (около 22,9 процента)</w:t>
             </w:r>
           </w:p>
         </w:tc>
@@ -3695,7 +3675,6 @@
               <w:rPr>
                 <w:sz w:val="24"/>
               </w:rPr>
-              <w:lastRenderedPageBreak/>
               <w:t>0</w:t>
             </w:r>
           </w:p>
@@ -3715,34 +3694,31 @@
         <w:t>oneiro-1</w:t>
       </w:r>
       <w:r>
-        <w:t>), и он принимается как честная нижняя граница метода на этом мире. Оцен</w:t>
-      </w:r>
-      <w:r>
-        <w:t>ка судьи при этом завышает результат на 22 до 30 процентов относительно измеренного: судья хорошо упорядочивает кандидатов и не годится как предсказание. Это ограничение важнее самого успеха, и оно перенесено в правила приёмки.</w:t>
+        <w:t>), и он принимается как честная нижняя граница метода на этом мире. Оценка судьи при этом завышает результат на 22 до 30 процентов относительно измеренного: судья</w:t>
+      </w:r>
+      <w:r>
+        <w:t xml:space="preserve"> хорошо упорядочивает кандидатов и не годится как предсказание. Это ограничение важнее самого успеха, и оно перенесено в правила приёмки.</w:t>
       </w:r>
     </w:p>
     <w:p>
       <w:pPr>
         <w:pStyle w:val="21"/>
       </w:pPr>
-      <w:bookmarkStart w:id="17" w:name="_Toc240998603"/>
+      <w:bookmarkStart w:id="17" w:name="_Toc241000344"/>
       <w:r>
         <w:rPr>
           <w:rFonts w:ascii="Times New Roman" w:hAnsi="Times New Roman"/>
         </w:rPr>
-        <w:t>3.3. Что сохраняет граф знан</w:t>
-      </w:r>
-      <w:r>
-        <w:rPr>
-          <w:rFonts w:ascii="Times New Roman" w:hAnsi="Times New Roman"/>
-        </w:rPr>
-        <w:t>ий</w:t>
+        <w:t>3.3. Что сохраняет граф знаний</w:t>
       </w:r>
       <w:bookmarkEnd w:id="17"/>
     </w:p>
     <w:p>
       <w:r>
-        <w:t>Прямой замер памяти на одном эпизоде из 25 записанных попыток, с отключением отдельных видов связей:</w:t>
+        <w:t xml:space="preserve">Прямой замер памяти на одном эпизоде из 25 записанных попыток, с отключением отдельных </w:t>
+      </w:r>
+      <w:r>
+        <w:t>видов связей:</w:t>
       </w:r>
     </w:p>
     <w:tbl>
@@ -4130,7 +4106,13 @@
               <w:rPr>
                 <w:sz w:val="24"/>
               </w:rPr>
-              <w:t>граф без связей происхождения</w:t>
+              <w:t xml:space="preserve">граф без связей </w:t>
+            </w:r>
+            <w:r>
+              <w:rPr>
+                <w:sz w:val="24"/>
+              </w:rPr>
+              <w:t>происхождения</w:t>
             </w:r>
           </w:p>
         </w:tc>
@@ -4287,119 +4269,110 @@
         <w:t>происхождение</w:t>
       </w:r>
       <w:r>
-        <w:t xml:space="preserve"> (без этих связей признак источник-вид не переживает выборку вовсе). Это сильнейшее и</w:t>
-      </w:r>
-      <w:r>
-        <w:t>меющееся у нас свидетельство того, что структура несёт нагрузку, и одновременно самое слабое место: замер сделан на одном эпизоде, и он измеряет качество выборки, а не влияние на результат работы.</w:t>
+        <w:t xml:space="preserve"> (без этих связей признак источник-вид не переживает выборку вовсе). Это сильнейшее имеющееся у нас свидетельство того, что структура несёт нагрузку, и одновременно самое слаб</w:t>
+      </w:r>
+      <w:r>
+        <w:t>ое место: замер сделан на одном эпизоде, и он измеряет качество выборки, а не влияние на результат работы.</w:t>
       </w:r>
     </w:p>
     <w:p>
       <w:r>
-        <w:t>Проверка на публичном наборе LongMemEval (детали в приложен</w:t>
-      </w:r>
-      <w:r>
-        <w:t>ии А) равна по итогу: плоский журнал 72,7 процента, граф 72,1 процента, без памяти 4,1 процента. Разница между двумя видами памяти внутри шума, а разделение по типам вопросов показывает, где именно структура помогает: на вопросах о времени граф даёт 40,0 п</w:t>
-      </w:r>
-      <w:r>
-        <w:t>роцента против 16,7 у плоского журнала, а на многосессионных вопросах проигрывает (58,3 против 66,7). Полный контекст без всякой выборки даёт до 94 процентов, то есть сама задача для нашей модели разрешима, и упрощать её мы не стали.</w:t>
+        <w:t>Проверка на публичном наборе LongMemEval (детали в приложении А) равна по итогу: плоский журнал 72,7 процента, граф 72,1 процента, без памяти 4,1 про</w:t>
+      </w:r>
+      <w:r>
+        <w:t>цента. Разница между двумя видами памяти внутри шума, а разделение по типам вопросов показывает, где именно структура помогает: на вопросах о времени граф даёт 40,0 процента против 16,7 у плоского журнала, а на многосессионных вопросах проигрывает (58,3 пр</w:t>
+      </w:r>
+      <w:r>
+        <w:t>отив 66,7). Полный контекст без всякой выборки даёт до 94 процентов, то есть сама задача для нашей модели разрешима, и упрощать её мы не стали.</w:t>
       </w:r>
     </w:p>
     <w:p>
       <w:pPr>
         <w:pStyle w:val="21"/>
       </w:pPr>
-      <w:bookmarkStart w:id="18" w:name="_Toc240998604"/>
+      <w:bookmarkStart w:id="18" w:name="_Toc241000345"/>
       <w:r>
         <w:rPr>
           <w:rFonts w:ascii="Times New Roman" w:hAnsi="Times New Roman"/>
         </w:rPr>
-        <w:t>3.4. Поиск по обвязке:</w:t>
-      </w:r>
-      <w:r>
-        <w:rPr>
-          <w:rFonts w:ascii="Times New Roman" w:hAnsi="Times New Roman"/>
-        </w:rPr>
-        <w:t xml:space="preserve"> одиннадцать раундов</w:t>
+        <w:lastRenderedPageBreak/>
+        <w:t>3.4. Поиск по обвязке: одиннадцать раундов</w:t>
       </w:r>
       <w:bookmarkEnd w:id="18"/>
     </w:p>
     <w:p>
       <w:r>
-        <w:t xml:space="preserve">Одиннадцать раундов, 29 предложенных кандидатов, четыре развёртывания. Результат первых десяти: ни одного улучшения, которое </w:t>
-      </w:r>
-      <w:r>
-        <w:lastRenderedPageBreak/>
-        <w:t>пережило бы честное измерение. Раунды 2 и 3 развернули кандидатов, которые в рабочем режиме оказались хуже (пл</w:t>
-      </w:r>
-      <w:r>
-        <w:t>юс 27,0 и плюс 21,1 процента запросов), причём в третьем раунде была потеряна одна задача. Раунд 4 отказал всем кандидатам по доказательствам: у них ноль восстановленных решений из записей. Раунды 5–7 и 10 не прошли порог экономии. Раунд 8 был измерен и от</w:t>
-      </w:r>
-      <w:r>
-        <w:t>клонён: прогноз плюс 32,0 процента, измерение плюс 1,5. Раунд 9 развернулся по одному прогону на задачу и не перенёсся: при трёх повторах вместо экономии вышло плюс 4,0 процента. Именно этот провал и вынудил пятый вариант правил приёмки, а он дал раунд 11.</w:t>
+        <w:t>Одиннадцать раундов, 29 предложенных кандидатов, четыре развёртывания</w:t>
+      </w:r>
+      <w:r>
+        <w:t>. Результат первых десяти: ни одного улучшения, которое пережило бы честное измерение. Раунды 2 и 3 развернули кандидатов, которые в рабочем режиме оказались хуже (плюс 27,0 и плюс 21,1 процента запросов), причём в третьем раунде была потеряна одна задача.</w:t>
+      </w:r>
+      <w:r>
+        <w:t xml:space="preserve"> Раунд 4 отказал всем кандидатам по доказательствам: у них ноль восстановленных решений из записей. Раунды 5–7 и 10 не прошли порог экономии. Раунд 8 был измерен и отклонён: прогноз плюс 32,0 процента, измерение плюс 1,5. Раунд 9 развернулся по одному прог</w:t>
+      </w:r>
+      <w:r>
+        <w:t>ону на задачу и не перенёсся: при трёх повторах вместо экономии вышло плюс 4,0 процента. Именно этот провал и вынудил пятый вариант правил приёмки, а он дал раунд 11.</w:t>
       </w:r>
     </w:p>
     <w:p>
       <w:r>
-        <w:t>Полная таблица по всем одиннадцати раундам, с правилами, действовавшими в каждом, приведена в приложении Б.</w:t>
+        <w:t>Полная таблица по всем одиннадцати раундам, с правилами, действовавшими в каждом, приведе</w:t>
+      </w:r>
+      <w:r>
+        <w:t>на в приложении Б.</w:t>
       </w:r>
     </w:p>
     <w:p>
       <w:r>
-        <w:t>Раунд 11 это единственная защищаемая экономия за всю историю. Политика в нём состоит из двух полей: отсутствие начального вывода тестов в первом за</w:t>
-      </w:r>
-      <w:r>
-        <w:t>просе и более длинные наблюдения инструментов (1500 символов вместо 1000). По отдельности ни одно поле не работает (первое поле в одиночку дало плюс 27 процентов в раунде 2), работает только их сочетание, и установить это можно было только измерением в раб</w:t>
-      </w:r>
-      <w:r>
-        <w:t>очем режиме.</w:t>
+        <w:t xml:space="preserve">Раунд 11 это единственная защищаемая экономия за всю историю. Политика в нём состоит из двух полей: отсутствие начального вывода тестов в первом запросе и более длинные наблюдения инструментов (1500 символов вместо 1000). По отдельности </w:t>
+      </w:r>
+      <w:r>
+        <w:t>ни одно поле не работает (первое поле в одиночку дало плюс 27 процентов в раунде 2), работает только их сочетание, и установить это можно было только измерением в рабочем режиме.</w:t>
       </w:r>
     </w:p>
     <w:p>
       <w:r>
-        <w:t>За одиннадцать раундов потрачено 26 прогонов в рабочем режиме; если бы каждого из 29 кандидатов измеряли один раз на каждой поисковой задаче, потребовалось бы 116 прогонов. Экономия 90 прогонов (в 4,5 раза) на пути к этим решениям и есть эконо</w:t>
-      </w:r>
-      <w:r>
-        <w:t>мический аргумент метода.</w:t>
+        <w:t>За одиннадцать раундов потрачено 26 прогонов в рабочем режиме; если бы каждог</w:t>
+      </w:r>
+      <w:r>
+        <w:t>о из 29 кандидатов измеряли один раз на каждой поисковой задаче, потребовалось бы 116 прогонов. Экономия 90 прогонов (в 4,5 раза) на пути к этим решениям и есть экономический аргумент метода.</w:t>
       </w:r>
     </w:p>
     <w:p>
       <w:r>
-        <w:t>Из девятнадцати отклонённых кандидатов большинство отклонено бесплатно, по записям. Судья ошибался в обе стороны: на семи написанных вручную обвязках его оценка расходилась с измерением от минус 43 до плюс 26 процентов.</w:t>
+        <w:t>Из девятнадцати отклонённых кандидатов большинство отклонено бес</w:t>
+      </w:r>
+      <w:r>
+        <w:t>платно, по записям. Судья ошибался в обе стороны: на семи написанных вручную обвязках его оценка расходилась с измерением от минус 43 до плюс 26 процентов.</w:t>
       </w:r>
     </w:p>
     <w:p>
       <w:pPr>
         <w:pStyle w:val="21"/>
       </w:pPr>
-      <w:bookmarkStart w:id="19" w:name="_Toc240998605"/>
+      <w:bookmarkStart w:id="19" w:name="_Toc241000346"/>
       <w:r>
         <w:rPr>
           <w:rFonts w:ascii="Times New Roman" w:hAnsi="Times New Roman"/>
         </w:rPr>
-        <w:t>3.5. Живой</w:t>
-      </w:r>
-      <w:r>
-        <w:rPr>
-          <w:rFonts w:ascii="Times New Roman" w:hAnsi="Times New Roman"/>
-        </w:rPr>
-        <w:t xml:space="preserve"> цикл: что подтверждено в графе</w:t>
+        <w:t>3.5. Живой цикл: что подтверждено в графе</w:t>
       </w:r>
       <w:bookmarkEnd w:id="19"/>
     </w:p>
     <w:p>
       <w:r>
-        <w:t>Живая запись в графе знаний на момент подготовки работы содержит 74 записи организации по девяти прогонам: 4 запуска цикла, 6 завершённых циклов с предложениями, решением менеджера и созданной рабочей копией в каждом, 7 запи</w:t>
-      </w:r>
-      <w:r>
-        <w:t>сей о пакетах изменений, 1 запись о возобновлении после перезапуска, 3 записи о запуске шлюза расширения, 6 записей о запуске heartbeat и 4 о его завершении, по одной записи о срыве цикла, об ошибке схемы и о срыве heartbeat.</w:t>
+        <w:t>Живая запись в графе знаний на момент подготовки работы со</w:t>
+      </w:r>
+      <w:r>
+        <w:t>держит 74 записи организации по девяти прогонам: 4 запуска цикла, 6 завершённых циклов с предложениями, решением менеджера и созданной рабочей копией в каждом, 7 записей о пакетах изменений, 1 запись о возобновлении после перезапуска, 3 записи о запуске шл</w:t>
+      </w:r>
+      <w:r>
+        <w:t>юза расширения, 6 записей о запуске heartbeat и 4 о его завершении, по одной записи о срыве цикла, об ошибке схемы и о срыве heartbeat.</w:t>
       </w:r>
     </w:p>
     <w:p>
       <w:r>
-        <w:t>Из семи записей о пакетах четы</w:t>
-      </w:r>
-      <w:r>
-        <w:t xml:space="preserve">ре принадлежат живым прогонам (ветки </w:t>
+        <w:t xml:space="preserve">Из семи записей о пакетах четыре принадлежат живым прогонам (ветки </w:t>
       </w:r>
       <w:r>
         <w:rPr>
@@ -4426,7 +4399,14 @@
           <w:rFonts w:ascii="Consolas" w:hAnsi="Consolas"/>
           <w:sz w:val="24"/>
         </w:rPr>
-        <w:t>agent/live-live3-a041541-c1</w:t>
+        <w:t>agent/live-</w:t>
+      </w:r>
+      <w:r>
+        <w:rPr>
+          <w:rFonts w:ascii="Consolas" w:hAnsi="Consolas"/>
+          <w:sz w:val="24"/>
+        </w:rPr>
+        <w:t>live3-a041541-c1</w:t>
       </w:r>
       <w:r>
         <w:t xml:space="preserve"> и </w:t>
@@ -4459,10 +4439,7 @@
         <w:t>tests/test_heartbeat.py</w:t>
       </w:r>
       <w:r>
-        <w:t>), а три оставлены проверкой расширения шлюза (имя ветк</w:t>
-      </w:r>
-      <w:r>
-        <w:t xml:space="preserve">и </w:t>
+        <w:t xml:space="preserve">), а три оставлены проверкой расширения шлюза (имя ветки </w:t>
       </w:r>
       <w:r>
         <w:rPr>
@@ -4482,29 +4459,29 @@
         <w:t>core loop</w:t>
       </w:r>
       <w:r>
-        <w:t>, изменённых файлов ноль). Записи не удаляются: журнал показывает и рабочие циклы, и испытания, потому что этим он и отличается от отчёта, сочинённого в конце.</w:t>
+        <w:t>, изменённых файлов ноль). Записи не удаляются: журнал пок</w:t>
+      </w:r>
+      <w:r>
+        <w:t>азывает и рабочие циклы, и испытания, потому что этим он и отличается от отчёта, сочинённого в конце.</w:t>
       </w:r>
     </w:p>
     <w:p>
       <w:r>
-        <w:t>Срывы тоже названы, и их два разных. В первом прогоне работник н</w:t>
-      </w:r>
-      <w:r>
-        <w:t xml:space="preserve">е смог собрать непустой пакет изменений: пятнадцать шагов, одна запущенная проверка, и модель перестала вызывать инструменты, поэтому цикл завершился отказом «пакет изменений не может быть пустым», а heartbeat записал срыв. В </w:t>
-      </w:r>
-      <w:r>
         <w:lastRenderedPageBreak/>
-        <w:t>четвёртом прогоне менеджер два</w:t>
-      </w:r>
-      <w:r>
-        <w:t>жды не выдал ответ по схеме: запасная модель отдала ошибку соединения HTTP 524, пустой ответ не разобрался, и цикл был пропущен с записью об ошибке схемы. В обоих случаях система не замерла: следующий цикл запускался заново.</w:t>
+        <w:t>Срывы тоже названы, и их два разных. В первом прогоне работник не смог собрать непустой пакет изменений: пятнадцать шагов, одна запущенная проверка, и мод</w:t>
+      </w:r>
+      <w:r>
+        <w:t>ель перестала вызывать инструменты, поэтому цикл завершился отказом «пакет изменений не может быть пустым», а heartbeat записал срыв. В четвёртом прогоне менеджер дважды не выдал ответ по схеме: запасная модель отдала ошибку соединения HTTP 524, пустой отв</w:t>
+      </w:r>
+      <w:r>
+        <w:t>ет не разобрался, и цикл был пропущен с записью об ошибке схемы. В обоих случаях система не замерла: следующий цикл запускался заново.</w:t>
       </w:r>
     </w:p>
     <w:p>
       <w:pPr>
         <w:pStyle w:val="1"/>
       </w:pPr>
-      <w:bookmarkStart w:id="20" w:name="_Toc240998606"/>
+      <w:bookmarkStart w:id="20" w:name="_Toc241000347"/>
       <w:r>
         <w:rPr>
           <w:rFonts w:ascii="Times New Roman" w:hAnsi="Times New Roman"/>
@@ -4515,27 +4492,27 @@
     </w:p>
     <w:p>
       <w:r>
-        <w:t xml:space="preserve">Поставленные задачи </w:t>
-      </w:r>
-      <w:r>
-        <w:t>решены в следующем объёме.</w:t>
+        <w:t>Поставленные задачи решены в следующем объёме.</w:t>
       </w:r>
     </w:p>
     <w:p>
       <w:r>
-        <w:t xml:space="preserve">Онтология опыта описана и работает: полная траектория агента, включая состояния, допустимые действия и числовые исходы, записывается в граф знаний, и связи времени и происхождения в нём проверены отключением (задача 1). Механизм </w:t>
-      </w:r>
-      <w:r>
-        <w:t>самоулучшения реализован и измерен на двух структурно разных мирах: восемь из восьми зёрен улучшились после одного сна, от +14,7 до +114,9 (задача 2). Цикл перенесён на реального кодирующего агента; судья по записям восстанавливает запросы посимвольно, а п</w:t>
-      </w:r>
-      <w:r>
-        <w:t>равило «политику, меняющую поведение, измерять в рабочем режиме» появилось именно на этом переносе (задача 3). Правила приёмки заморожены и пересматривались пять раз, каждое изменение вынуждено измерением; измерение с тремя повторами отделило настоящую эко</w:t>
-      </w:r>
-      <w:r>
-        <w:t xml:space="preserve">номию от шума провайдера в плюс-минус 20 процентов (задача 4). Память сравнена на публичном наборе с плоским журналом и без памяти; подстройка под известный протокол судьи сохранена (задача 5). Автономный цикл из трёх ролей работает, переживает перезапуск </w:t>
-      </w:r>
-      <w:r>
-        <w:t>процесса и оставляет незалитые пакеты изменений с доказательствами (задача 6). Практическое применение описано двумя сценариями, для долгого проекта и для повседневной работы, вместе с требованиями к запуску (задача 7).</w:t>
+        <w:t xml:space="preserve">Онтология опыта описана и работает: полная траектория агента, </w:t>
+      </w:r>
+      <w:r>
+        <w:t>включая состояния, допустимые действия и числовые исходы, записывается в граф знаний, и связи времени и происхождения в нём проверены отключением (задача 1). Механизм самоулучшения реализован и измерен на двух структурно разных мирах: восемь из восьми зёре</w:t>
+      </w:r>
+      <w:r>
+        <w:t>н улучшились после одного сна, от +14,7 до +114,9 (задача 2). Цикл перенесён на реального кодирующего агента; судья по записям восстанавливает запросы посимвольно, а правило «политику, меняющую поведение, измерять в рабочем режиме» появилось именно на этом</w:t>
+      </w:r>
+      <w:r>
+        <w:t xml:space="preserve"> переносе (задача 3). Правила приёмки заморожены и пересматривались пять раз, каждое изменение вынуждено измерением; измерение с тремя повторами отделило настоящую экономию от шума провайдера в плюс-минус 20 процентов (задача 4). Память сравнена на публичн</w:t>
+      </w:r>
+      <w:r>
+        <w:t>ом наборе с плоским журналом и без памяти; подстройка под известный протокол судьи сохранена (задача 5). Автономный цикл из трёх ролей работает, переживает перезапуск процесса и оставляет незалитые пакеты изменений с доказательствами (задача 6). Практическ</w:t>
+      </w:r>
+      <w:r>
+        <w:t>ое применение описано двумя сценариями, для долгого проекта и для повседневной работы, вместе с требованиями к запуску (задача 7).</w:t>
       </w:r>
     </w:p>
     <w:p>
@@ -4546,44 +4523,44 @@
         <w:t>Практический итог.</w:t>
       </w:r>
       <w:r>
-        <w:t xml:space="preserve"> Система работает </w:t>
-      </w:r>
-      <w:r>
-        <w:t>как помощник, а не как лабораторная демонстрация. Она ведёт цикл из трёх ролей, помнит свою работу записями в графе, продолжает её после перезапуска процесса и оставляет человеку готовые к проверке пакеты изменений. Опыт, записанный с онтологией, позволяет</w:t>
-      </w:r>
-      <w:r>
-        <w:t xml:space="preserve"> отбирать улучшения почти бесплатно: из 29 предложенных кандидатов 19 отклонены по записям без единого запуска, а один развёрнутый вариант дал переносимую экономию запросов на реальном агенте. Память сравнена с плоским журналом и с полным отсутствием памят</w:t>
-      </w:r>
-      <w:r>
-        <w:t>и на публичном наборе: без памяти 4,1 процента, с памятью около 72 процентов, а структура графа выигрывает там, где она и должна выигрывать: на вопросах о времени (40,0 против 16,7 процента) и на сохранении порядка и происхождения записей.</w:t>
+        <w:t xml:space="preserve"> Система работает как помощник, а не как лабораторная демонстрация. Она ведёт цикл из трёх ролей, помнит св</w:t>
+      </w:r>
+      <w:r>
+        <w:t>ою работу записями в графе, продолжает её после перезапуска процесса и оставляет человеку готовые к проверке пакеты изменений. Опыт, записанный с онтологией, позволяет отбирать улучшения почти бесплатно: из 29 предложенных кандидатов 19 отклонены по запися</w:t>
+      </w:r>
+      <w:r>
+        <w:t>м без единого запуска, а один развёрнутый вариант дал переносимую экономию запросов на реальном агенте. Память сравнена с плоским журналом и с полным отсутствием памяти на публичном наборе: без памяти 4,1 процента, с памятью около 72 процентов, а структура</w:t>
+      </w:r>
+      <w:r>
+        <w:t xml:space="preserve"> графа выигрывает там, где она и должна выигрывать: на вопросах о времени (40,0 против 16,7 процента) и на сохранении порядка и происхождения записей.</w:t>
       </w:r>
     </w:p>
     <w:p>
       <w:r>
-        <w:t>Отсюда ближайшие</w:t>
-      </w:r>
-      <w:r>
-        <w:t xml:space="preserve"> направления работы. Первое: расширить предмет работы за пределы кода (почта, таблицы, документы по образцу), потому что помощник в повседневной работе школы и офиса это тот же двигатель с другим предметом; канал, которым решение уходит человеку и возвраща</w:t>
-      </w:r>
-      <w:r>
-        <w:t>ется его нажатием, для этого уже есть. Второе: сделать память сильнее, чем она есть сейчас: гибридный поиск вместо одного вида подобия, затухание старых записей, ограниченное ядро, которое всегда стоит в подсказке, и свёртка записей с обрезкой контекста, а</w:t>
-      </w:r>
-      <w:r>
-        <w:t xml:space="preserve"> после них повторный замер на том же наборе, чтобы преимущество структуры было видно не только на вопросах о времени. </w:t>
+        <w:t>Отсюда ближайшие направления работы. Первое: расширить предмет работы за пределы кода (почта, таблицы, до</w:t>
+      </w:r>
+      <w:r>
+        <w:t xml:space="preserve">кументы по образцу), потому что помощник в повседневной работе школы и офиса это тот же двигатель с другим предметом; канал, которым решение уходит человеку и возвращается его нажатием, для этого уже есть. Второе: сделать память сильнее, чем она есть </w:t>
       </w:r>
       <w:r>
         <w:lastRenderedPageBreak/>
-        <w:t xml:space="preserve">Третье: перенести чтение записей внутрь графа на всех площадках, включая поиск по обвязке, чтобы память агента была одинаковой в мире и в </w:t>
-      </w:r>
-      <w:r>
-        <w:t>живой работе. Четвёртое: расширить набор задач с шести до двенадцати и более и повторить замер памяти, чтобы разница между видами памяти перестала быть в пределах шума.</w:t>
+        <w:t>сейча</w:t>
+      </w:r>
+      <w:r>
+        <w:t>с: гибридный поиск вместо одного вида подобия, затухание старых записей, ограниченное ядро, которое всегда стоит в подсказке, и свёртка записей с обрезкой контекста, а после них повторный замер на том же наборе, чтобы преимущество структуры было видно не т</w:t>
+      </w:r>
+      <w:r>
+        <w:t xml:space="preserve">олько на вопросах о времени. Третье: перенести чтение записей внутрь графа на всех площадках, включая поиск по обвязке, чтобы память агента была одинаковой в мире и в живой работе. Четвёртое: расширить набор задач с шести до двенадцати и более и повторить </w:t>
+      </w:r>
+      <w:r>
+        <w:t>замер памяти, чтобы разница между видами памяти перестала быть в пределах шума.</w:t>
       </w:r>
     </w:p>
     <w:p>
       <w:pPr>
         <w:pStyle w:val="1"/>
       </w:pPr>
-      <w:bookmarkStart w:id="21" w:name="_Toc240998607"/>
+      <w:bookmarkStart w:id="21" w:name="_Toc241000348"/>
       <w:r>
         <w:rPr>
           <w:rFonts w:ascii="Times New Roman" w:hAnsi="Times New Roman"/>
@@ -4594,65 +4571,62 @@
     </w:p>
     <w:p>
       <w:r>
-        <w:t>1. Голенков В.В., Гулякина Н.А. Открытая семантическая</w:t>
-      </w:r>
-      <w:r>
-        <w:t xml:space="preserve"> технология проектирования интеллектуальных систем (OSTIS) // Сборник научных трудов OSTIS. Минск, 2023. URL: https://proc.ostis.net/proc/Proceedings%20OSTIS-2023.pdf (дата обращения: 22.09.2026).</w:t>
+        <w:t>1. Голенков В.В., Гулякина Н.А. Открытая семантическая технология проектирования интеллектуальных систем (OSTIS) // Сборник научных трудов OSTI</w:t>
+      </w:r>
+      <w:r>
+        <w:t>S. Минск, 2023. URL: https://proc.ostis.net/proc/Proceedings%20OSTIS-2023.pdf (дата обращения: 22.09.2026).</w:t>
       </w:r>
     </w:p>
     <w:p>
       <w:r>
-        <w:t>2. Голенков В.В. и др. Интеллектуальные компьютерные систем</w:t>
-      </w:r>
-      <w:r>
-        <w:t>ы нового поколения // Доклады БГУИР. 2024. URL: https://doklady.bsuir.by/jour/article/view/3906 (дата обращения: 22.09.2026).</w:t>
+        <w:t>2. Голенков В.В. и др. Интеллектуальные компьютерные системы нового поколения // Доклады БГУИР. 2024. URL: https://doklady.bsuir.by/jour/article/vie</w:t>
+      </w:r>
+      <w:r>
+        <w:t>w/3906 (дата обращения: 22.09.2026).</w:t>
       </w:r>
     </w:p>
     <w:p>
       <w:r>
-        <w:t>3. Технология OSTIS: программная платформа (sc-machine, sc-web, py-sc-client). URL: https://github.com/ostis-ai (дата обращения: 2</w:t>
-      </w:r>
-      <w:r>
-        <w:t>2.09.2026).</w:t>
+        <w:t>3. Технология OSTIS: программная платформа (sc-machine, sc-web, py-sc-client). URL: https://github.com/ostis-ai (дата обращения: 22.09.2026).</w:t>
       </w:r>
     </w:p>
     <w:p>
       <w:r>
-        <w:t>4. Dream-RSI: накопленная история как симулятор для поиска стратегий. arXiv:2609.14858 (текст статьи передан руководителю работы).</w:t>
+        <w:t>4. Dream-RSI: накопленная история как симулятор для поиска стратегий. arXiv:2</w:t>
+      </w:r>
+      <w:r>
+        <w:t>609.14858 (текст статьи передан руководителю работы).</w:t>
       </w:r>
     </w:p>
     <w:p>
       <w:r>
-        <w:t>5. Meta-Harness: оптимизация обвязки агента по полным траекториям. arXiv:2603.28052 (текст статьи передан руковод</w:t>
-      </w:r>
-      <w:r>
-        <w:t>ителю работы).</w:t>
+        <w:t>5. Meta-Harness: оптимизация обвязки агента по полным траекториям. arXiv:2603.28052 (текст статьи передан руководителю работы).</w:t>
       </w:r>
     </w:p>
     <w:p>
       <w:r>
-        <w:t>6. SoL-Pi: рекурсивное масштабирование автоматического исследования на уровне обвязки. arXiv:2609.20519 (текст статьи передан руководителю работы).</w:t>
+        <w:t>6. SoL-Pi: рекурсивное масштабирование автоматического исследования на уро</w:t>
+      </w:r>
+      <w:r>
+        <w:t>вне обвязки. arXiv:2609.20519 (текст статьи передан руководителю работы).</w:t>
       </w:r>
     </w:p>
     <w:p>
       <w:r>
-        <w:t>7. GAVEL: явная символьная модель мира для проверки и починки планов. arXiv:2609.19315 (текст</w:t>
-      </w:r>
-      <w:r>
-        <w:t xml:space="preserve"> статьи передан руководителю работы).</w:t>
+        <w:t>7. GAVEL: явная символьная модель мира для проверки и починки планов. arXiv:2609.19315 (текст статьи передан руководителю работы).</w:t>
       </w:r>
     </w:p>
     <w:p>
       <w:r>
-        <w:t>8. Wu D. et al. LongMemEval: Benchmarking Chat Assistants on Long-Term Interactive Memory // arXiv:2410.10813, 2024. URL: https://arxiv.org/abs/2410.10813 (дата обращения: 22.09.2026).</w:t>
+        <w:t>8. Wu D. et al. LongMemEval: Benchmarking Chat Assi</w:t>
+      </w:r>
+      <w:r>
+        <w:t>stants on Long-Term Interactive Memory // arXiv:2410.10813, 2024. URL: https://arxiv.org/abs/2410.10813 (дата обращения: 22.09.2026).</w:t>
       </w:r>
     </w:p>
     <w:p>
       <w:r>
-        <w:t>9. Материалы проекта Oneiro-OSTIS</w:t>
-      </w:r>
-      <w:r>
-        <w:t>: описание цикла по обвязке (</w:t>
+        <w:t>9. Материалы проекта Oneiro-OSTIS: описание цикла по обвязке (</w:t>
       </w:r>
       <w:r>
         <w:rPr>
@@ -4672,7 +4646,10 @@
         <w:t>bench/memory/README.md</w:t>
       </w:r>
       <w:r>
-        <w:t>), живой организационный цикл (</w:t>
+        <w:t>), жив</w:t>
+      </w:r>
+      <w:r>
+        <w:t>ой организационный цикл (</w:t>
       </w:r>
       <w:r>
         <w:rPr>
@@ -4705,7 +4682,7 @@
         <w:pStyle w:val="1"/>
         <w:jc w:val="right"/>
       </w:pPr>
-      <w:bookmarkStart w:id="22" w:name="_Toc240998608"/>
+      <w:bookmarkStart w:id="22" w:name="_Toc241000349"/>
       <w:r>
         <w:rPr>
           <w:rFonts w:ascii="Times New Roman" w:hAnsi="Times New Roman"/>
@@ -4747,10 +4724,10 @@
         <w:t>s</w:t>
       </w:r>
       <w:r>
-        <w:t xml:space="preserve"> (полные истории, выборка ограничена 100 сессиями с обязательным сохранением сессий</w:t>
-      </w:r>
-      <w:r>
-        <w:t xml:space="preserve"> с ответом). Порядок вариантов одинаков на всех стадиях: ответ дают те же модели, судью проводят те же модели, меняется только вид памяти. Разные модели-ответчики указаны отдельно, потому что потолок зависит именно от них.</w:t>
+        <w:t xml:space="preserve"> (полные истории, выборка ограничена 100 сессиями с обязательным сохранением сессий с ответом). Порядок вариантов одинаков на всех стадиях: ответ дают т</w:t>
+      </w:r>
+      <w:r>
+        <w:t>е же модели, судью проводят те же модели, меняется только вид памяти. Разные модели-ответчики указаны отдельно, потому что потолок зависит именно от них.</w:t>
       </w:r>
     </w:p>
     <w:p>
@@ -4765,10 +4742,7 @@
         <w:t>s</w:t>
       </w:r>
       <w:r>
-        <w:t xml:space="preserve"> (настоящая выборка), про</w:t>
-      </w:r>
-      <w:r>
-        <w:t xml:space="preserve">гон </w:t>
+        <w:t xml:space="preserve"> (настоящая выборка), прогон </w:t>
       </w:r>
       <w:r>
         <w:rPr>
@@ -4887,7 +4861,14 @@
                 <w:b/>
                 <w:sz w:val="24"/>
               </w:rPr>
-              <w:t>Доля верных</w:t>
+              <w:t>Дол</w:t>
+            </w:r>
+            <w:r>
+              <w:rPr>
+                <w:b/>
+                <w:sz w:val="24"/>
+              </w:rPr>
+              <w:t>я верных</w:t>
             </w:r>
           </w:p>
         </w:tc>
@@ -5624,13 +5605,7 @@
               <w:rPr>
                 <w:sz w:val="24"/>
               </w:rPr>
-              <w:t xml:space="preserve">по </w:t>
-            </w:r>
-            <w:r>
-              <w:rPr>
-                <w:sz w:val="24"/>
-              </w:rPr>
-              <w:t>одному сообщению пользователя</w:t>
+              <w:t>по одному сообщению пользователя</w:t>
             </w:r>
           </w:p>
         </w:tc>
@@ -5700,7 +5675,13 @@
               <w:rPr>
                 <w:sz w:val="24"/>
               </w:rPr>
-              <w:t>временные рассуждения</w:t>
+              <w:t xml:space="preserve">временные </w:t>
+            </w:r>
+            <w:r>
+              <w:rPr>
+                <w:sz w:val="24"/>
+              </w:rPr>
+              <w:t>рассуждения</w:t>
             </w:r>
           </w:p>
         </w:tc>
@@ -5859,14 +5840,7 @@
                 <w:b/>
                 <w:sz w:val="24"/>
               </w:rPr>
-              <w:t>Доля вер</w:t>
-            </w:r>
-            <w:r>
-              <w:rPr>
-                <w:b/>
-                <w:sz w:val="24"/>
-              </w:rPr>
-              <w:t>ных</w:t>
+              <w:t>Доля верных</w:t>
             </w:r>
           </w:p>
         </w:tc>
@@ -6165,10 +6139,10 @@
         <w:t>s</w:t>
       </w:r>
       <w:r>
-        <w:t>; такие клетки не засчитаны ни как верные, ни как неверные, и в таблице они вынесены отдельным столбцом. Второе: вопросы о предпочтениях дал</w:t>
-      </w:r>
-      <w:r>
-        <w:t xml:space="preserve">и ноль на всех вариантах в прогоне </w:t>
+        <w:t xml:space="preserve">; такие клетки не засчитаны </w:t>
+      </w:r>
+      <w:r>
+        <w:t xml:space="preserve">ни как верные, ни как неверные, и в таблице они вынесены отдельным столбцом. Второе: вопросы о предпочтениях дали ноль на всех вариантах в прогоне </w:t>
       </w:r>
       <w:r>
         <w:rPr>
@@ -6178,14 +6152,14 @@
         <w:t>oracle-50-1</w:t>
       </w:r>
       <w:r>
-        <w:t xml:space="preserve">, то есть этот тип вопросов нашим стендом пока не измеряется. Третье: замер не финальный, разница между графом и плоским журналом </w:t>
+        <w:t xml:space="preserve">, то есть этот тип вопросов нашим стендом пока не измеряется. Третье: замер не финальный, разница </w:t>
+      </w:r>
+      <w:r>
+        <w:t xml:space="preserve">между графом и плоским журналом </w:t>
       </w:r>
       <w:r>
         <w:lastRenderedPageBreak/>
-        <w:t xml:space="preserve">лежит внутри шума, и именно поэтому в основном тексте не делается вывода о </w:t>
-      </w:r>
-      <w:r>
-        <w:t>превосходстве графа.</w:t>
+        <w:t>лежит внутри шума, и именно поэтому в основном тексте не делается вывода о превосходстве графа.</w:t>
       </w:r>
     </w:p>
     <w:p>
@@ -6198,7 +6172,7 @@
         <w:pStyle w:val="1"/>
         <w:jc w:val="right"/>
       </w:pPr>
-      <w:bookmarkStart w:id="23" w:name="_Toc240998609"/>
+      <w:bookmarkStart w:id="23" w:name="_Toc241000350"/>
       <w:r>
         <w:rPr>
           <w:rFonts w:ascii="Times New Roman" w:hAnsi="Times New Roman"/>
@@ -6434,7 +6408,13 @@
               <w:rPr>
                 <w:sz w:val="24"/>
               </w:rPr>
-              <w:t>развёрнуто, в рабочем режиме +27,0 процента (хуже)</w:t>
+              <w:t xml:space="preserve">развёрнуто, в </w:t>
+            </w:r>
+            <w:r>
+              <w:rPr>
+                <w:sz w:val="24"/>
+              </w:rPr>
+              <w:t>рабочем режиме +27,0 процента (хуже)</w:t>
             </w:r>
           </w:p>
         </w:tc>
@@ -6784,7 +6764,13 @@
               <w:rPr>
                 <w:sz w:val="24"/>
               </w:rPr>
-              <w:t>развёрнуто по одному прогону (минус 3,4), при трёх прогонах +4,0</w:t>
+              <w:t xml:space="preserve">развёрнуто по </w:t>
+            </w:r>
+            <w:r>
+              <w:rPr>
+                <w:sz w:val="24"/>
+              </w:rPr>
+              <w:t>одному прогону (минус 3,4), при трёх прогонах +4,0</w:t>
             </w:r>
           </w:p>
         </w:tc>
@@ -6924,13 +6910,7 @@
               <w:rPr>
                 <w:sz w:val="24"/>
               </w:rPr>
-              <w:t xml:space="preserve">развёрнуто: минус 13,3 на </w:t>
-            </w:r>
-            <w:r>
-              <w:rPr>
-                <w:sz w:val="24"/>
-              </w:rPr>
-              <w:t>поиске, минус 28,5 на отложенных задачах</w:t>
+              <w:t>развёрнуто: минус 13,3 на поиске, минус 28,5 на отложенных задачах</w:t>
             </w:r>
           </w:p>
         </w:tc>
@@ -6947,7 +6927,7 @@
         <w:pStyle w:val="1"/>
         <w:jc w:val="right"/>
       </w:pPr>
-      <w:bookmarkStart w:id="24" w:name="_Toc240998610"/>
+      <w:bookmarkStart w:id="24" w:name="_Toc241000351"/>
       <w:r>
         <w:rPr>
           <w:rFonts w:ascii="Times New Roman" w:hAnsi="Times New Roman"/>
@@ -6959,7 +6939,10 @@
     </w:p>
     <w:p>
       <w:r>
-        <w:t>Все числа основного текста берутся из артефактов, которые создаются запуском кода проекта. Пути указаны относительно каталога проекта.</w:t>
+        <w:t xml:space="preserve">Все числа основного текста берутся из артефактов, которые </w:t>
+      </w:r>
+      <w:r>
+        <w:t>создаются запуском кода проекта. Пути указаны относительно каталога проекта.</w:t>
       </w:r>
     </w:p>
     <w:tbl>
@@ -7065,7 +7048,13 @@
               <w:rPr>
                 <w:sz w:val="24"/>
               </w:rPr>
-              <w:t>Сохранение порядка и происхождения (пункт 3.3)</w:t>
+              <w:t>Сохранение порядка и происхождения (пункт</w:t>
+            </w:r>
+            <w:r>
+              <w:rPr>
+                <w:sz w:val="24"/>
+              </w:rPr>
+              <w:t xml:space="preserve"> 3.3)</w:t>
             </w:r>
           </w:p>
         </w:tc>
@@ -7118,13 +7107,7 @@
               <w:rPr>
                 <w:sz w:val="24"/>
               </w:rPr>
-              <w:t xml:space="preserve">python </w:t>
-            </w:r>
-            <w:r>
-              <w:rPr>
-                <w:sz w:val="24"/>
-              </w:rPr>
-              <w:t>harness/rsi.py --reference и python harness/report.py</w:t>
+              <w:t>python harness/rsi.py --reference и python harness/report.py</w:t>
             </w:r>
           </w:p>
         </w:tc>
@@ -7160,7 +7143,13 @@
               <w:rPr>
                 <w:sz w:val="24"/>
               </w:rPr>
-              <w:t>python harness/rsi.py --show --recheck --ledger; записи в harness/lab/rsi/round-*.json</w:t>
+              <w:t>python harness/rsi.py --show --recheck --ledger; за</w:t>
+            </w:r>
+            <w:r>
+              <w:rPr>
+                <w:sz w:val="24"/>
+              </w:rPr>
+              <w:t>писи в harness/lab/rsi/round-*.json</w:t>
             </w:r>
           </w:p>
         </w:tc>
@@ -7196,13 +7185,7 @@
               <w:rPr>
                 <w:sz w:val="24"/>
               </w:rPr>
-              <w:t>python bench/memory/run.py --stage s --questio</w:t>
-            </w:r>
-            <w:r>
-              <w:rPr>
-                <w:sz w:val="24"/>
-              </w:rPr>
-              <w:t>ns 50 --cap 100 --k 5; отчёты в каталоге прогонов</w:t>
+              <w:t>python bench/memory/run.py --stage s --questions 50 --cap 100 --k 5; отчёты в каталоге прогонов</w:t>
             </w:r>
           </w:p>
         </w:tc>
@@ -7238,7 +7221,13 @@
               <w:rPr>
                 <w:sz w:val="24"/>
               </w:rPr>
-              <w:t>python python/life_loop.py --cycles 2; лента на панели, раздел организации</w:t>
+              <w:t>python python/life_loop.py --cycles 2; лента на панели, раздел организа</w:t>
+            </w:r>
+            <w:r>
+              <w:rPr>
+                <w:sz w:val="24"/>
+              </w:rPr>
+              <w:t>ции</w:t>
             </w:r>
           </w:p>
         </w:tc>
@@ -7274,13 +7263,7 @@
               <w:rPr>
                 <w:sz w:val="24"/>
               </w:rPr>
-              <w:t>python -m pytest tests/test_replay_offline.py -q (шаг мира подменён функци</w:t>
-            </w:r>
-            <w:r>
-              <w:rPr>
-                <w:sz w:val="24"/>
-              </w:rPr>
-              <w:t>ей, обязанной возбуждать исключение)</w:t>
+              <w:t>python -m pytest tests/test_replay_offline.py -q (шаг мира подменён функцией, обязанной возбуждать исключение)</w:t>
             </w:r>
           </w:p>
         </w:tc>
@@ -7316,7 +7299,13 @@
               <w:rPr>
                 <w:sz w:val="24"/>
               </w:rPr>
-              <w:t>python -m pytest tests -q --ignore=tests/test_core_loop.py и python -m pytest harness/tests -q: 109 и 19 проверок, все проходят без обращения к сети</w:t>
+              <w:t>python -m pytest tests -q --ignore=tests/test_core_loop.py и python -m pytes</w:t>
+            </w:r>
+            <w:r>
+              <w:rPr>
+                <w:sz w:val="24"/>
+              </w:rPr>
+              <w:t>t harness/tests -q: 166 и 20 проверок, все проходят без обращения к сети</w:t>
             </w:r>
           </w:p>
         </w:tc>
@@ -7333,19 +7322,13 @@
         <w:pStyle w:val="1"/>
         <w:jc w:val="right"/>
       </w:pPr>
-      <w:bookmarkStart w:id="25" w:name="_Toc240998611"/>
+      <w:bookmarkStart w:id="25" w:name="_Toc241000352"/>
       <w:r>
         <w:rPr>
           <w:rFonts w:ascii="Times New Roman" w:hAnsi="Times New Roman"/>
         </w:rPr>
         <w:lastRenderedPageBreak/>
-        <w:t xml:space="preserve">Приложение Г. Рисунки панели </w:t>
-      </w:r>
-      <w:r>
-        <w:rPr>
-          <w:rFonts w:ascii="Times New Roman" w:hAnsi="Times New Roman"/>
-        </w:rPr>
-        <w:t>управления</w:t>
+        <w:t>Приложение Г. Рисунки панели управления</w:t>
       </w:r>
       <w:bookmarkEnd w:id="25"/>
     </w:p>
@@ -7452,7 +7435,10 @@
     </w:p>
     <w:p>
       <w:r>
-        <w:t>Рисунок Г.2. Лента организации: предложения исследователя, решение менеджера, созданные рабочие копии, пакеты изменений и причины остановок.</w:t>
+        <w:t xml:space="preserve">Рисунок Г.2. Лента организации: предложения </w:t>
+      </w:r>
+      <w:r>
+        <w:t>исследователя, решение менеджера, созданные рабочие копии, пакеты изменений и причины остановок.</w:t>
       </w:r>
     </w:p>
     <w:p>
@@ -7505,10 +7491,7 @@
     </w:p>
     <w:p>
       <w:r>
-        <w:t>Рисунок Г.3. Разде</w:t>
-      </w:r>
-      <w:r>
-        <w:t>л памяти: сравнение видов памяти на публичном наборе и честное состояние замера.</w:t>
+        <w:t>Рисунок Г.3. Раздел памяти: сравнение видов памяти на публичном наборе и честное состояние замера.</w:t>
       </w:r>
     </w:p>
     <w:p>
@@ -7561,15 +7544,15 @@
     </w:p>
     <w:p>
       <w:r>
-        <w:t>Рисунок Г.4. Раздел «что здесь доказывается»: перечень утверждений, подтверждённых текущим прогоном, отдельно от утверждений, которые ещё не подтверждены.</w:t>
+        <w:t>Рисунок Г.4. Раздел «что здесь доказывается»: перечень у</w:t>
+      </w:r>
+      <w:r>
+        <w:t>тверждений, подтверждённых текущим прогоном, отдельно от утверждений, которые ещё не подтверждены.</w:t>
       </w:r>
     </w:p>
     <w:p>
       <w:r>
-        <w:t>Все четыре рисунка</w:t>
-      </w:r>
-      <w:r>
-        <w:t xml:space="preserve"> сняты с работающей панели скриптом </w:t>
+        <w:t xml:space="preserve">Все четыре рисунка сняты с работающей панели скриптом </w:t>
       </w:r>
       <w:r>
         <w:rPr>
@@ -7583,10 +7566,10 @@
       </w:r>
       <w:r>
         <w:lastRenderedPageBreak/>
-        <w:t>Рисунок роста счёта в мире в работу не включён: на момент съёмки он показывал пустое состояние, потому что панель ищет эпизоды деплоя в гр</w:t>
-      </w:r>
-      <w:r>
-        <w:t>афе и не находит их там, где они записаны. Это дефект панели, а не отсутствие данных: сами раунды приведены таблицей в приложении Б.</w:t>
+        <w:t>Рисунок роста счёта в</w:t>
+      </w:r>
+      <w:r>
+        <w:t xml:space="preserve"> мире в работу не включён: на момент съёмки он показывал пустое состояние, потому что панель ищет эпизоды деплоя в графе и не находит их там, где они записаны. Это дефект панели, а не отсутствие данных: сами раунды приведены таблицей в приложении Б.</w:t>
       </w:r>
     </w:p>
     <w:sectPr>
@@ -19261,7 +19244,7 @@
     <w:autoRedefine/>
     <w:uiPriority w:val="39"/>
     <w:unhideWhenUsed/>
-    <w:rsid w:val="00561C20"/>
+    <w:rsid w:val="00B1251C"/>
     <w:pPr>
       <w:spacing w:after="100"/>
     </w:pPr>
@@ -19273,7 +19256,7 @@
     <w:autoRedefine/>
     <w:uiPriority w:val="39"/>
     <w:unhideWhenUsed/>
-    <w:rsid w:val="00561C20"/>
+    <w:rsid w:val="00B1251C"/>
     <w:pPr>
       <w:spacing w:after="100"/>
       <w:ind w:left="280"/>
@@ -19284,7 +19267,7 @@
     <w:basedOn w:val="a2"/>
     <w:uiPriority w:val="99"/>
     <w:unhideWhenUsed/>
-    <w:rsid w:val="00561C20"/>
+    <w:rsid w:val="00B1251C"/>
     <w:rPr>
       <w:color w:val="0000FF" w:themeColor="hyperlink"/>
       <w:u w:val="single"/>
@@ -19618,7 +19601,7 @@
 </file>
 
 <file path=customXml/itemProps1.xml><?xml version="1.0" encoding="utf-8"?>
-<ds:datastoreItem xmlns:ds="http://schemas.openxmlformats.org/officeDocument/2006/customXml" ds:itemID="{47258E92-C011-4157-90D1-1CBD89FBB58B}">
+<ds:datastoreItem xmlns:ds="http://schemas.openxmlformats.org/officeDocument/2006/customXml" ds:itemID="{73F9D024-E18B-45EC-8207-FEDFB982D6CA}">
   <ds:schemaRefs>
     <ds:schemaRef ds:uri="http://schemas.openxmlformats.org/officeDocument/2006/bibliography"/>
   </ds:schemaRefs>

--- a/docs/pz/Пояснительная записка.docx
+++ b/docs/pz/Пояснительная записка.docx
@@ -145,7 +145,7 @@
         </w:rPr>
         <w:fldChar w:fldCharType="separate"/>
       </w:r>
-      <w:hyperlink w:anchor="_Toc241000328" w:history="1">
+      <w:hyperlink w:anchor="_Toc241011363" w:history="1">
         <w:r>
           <w:rPr>
             <w:rStyle w:val="aff8"/>
@@ -173,7 +173,7 @@
             <w:noProof/>
             <w:webHidden/>
           </w:rPr>
-          <w:instrText xml:space="preserve"> PAGEREF _Toc241000328 \h </w:instrText>
+          <w:instrText xml:space="preserve"> PAGEREF _Toc241011363 \h </w:instrText>
         </w:r>
         <w:r>
           <w:rPr>
@@ -214,7 +214,7 @@
           <w:noProof/>
         </w:rPr>
       </w:pPr>
-      <w:hyperlink w:anchor="_Toc241000329" w:history="1">
+      <w:hyperlink w:anchor="_Toc241011364" w:history="1">
         <w:r>
           <w:rPr>
             <w:rStyle w:val="aff8"/>
@@ -242,7 +242,7 @@
             <w:noProof/>
             <w:webHidden/>
           </w:rPr>
-          <w:instrText xml:space="preserve"> PAGEREF _Toc241000329 \h </w:instrText>
+          <w:instrText xml:space="preserve"> PAGEREF _Toc241011364 \h </w:instrText>
         </w:r>
         <w:r>
           <w:rPr>
@@ -283,7 +283,7 @@
           <w:noProof/>
         </w:rPr>
       </w:pPr>
-      <w:hyperlink w:anchor="_Toc241000330" w:history="1">
+      <w:hyperlink w:anchor="_Toc241011365" w:history="1">
         <w:r>
           <w:rPr>
             <w:rStyle w:val="aff8"/>
@@ -311,7 +311,7 @@
             <w:noProof/>
             <w:webHidden/>
           </w:rPr>
-          <w:instrText xml:space="preserve"> PAGEREF _Toc241000330 \h </w:instrText>
+          <w:instrText xml:space="preserve"> PAGEREF _Toc241011365 \h </w:instrText>
         </w:r>
         <w:r>
           <w:rPr>
@@ -352,7 +352,7 @@
           <w:noProof/>
         </w:rPr>
       </w:pPr>
-      <w:hyperlink w:anchor="_Toc241000331" w:history="1">
+      <w:hyperlink w:anchor="_Toc241011366" w:history="1">
         <w:r>
           <w:rPr>
             <w:rStyle w:val="aff8"/>
@@ -380,7 +380,7 @@
             <w:noProof/>
             <w:webHidden/>
           </w:rPr>
-          <w:instrText xml:space="preserve"> PAGEREF _Toc241000331 \h </w:instrText>
+          <w:instrText xml:space="preserve"> PAGEREF _Toc241011366 \h </w:instrText>
         </w:r>
         <w:r>
           <w:rPr>
@@ -421,7 +421,7 @@
           <w:noProof/>
         </w:rPr>
       </w:pPr>
-      <w:hyperlink w:anchor="_Toc241000332" w:history="1">
+      <w:hyperlink w:anchor="_Toc241011367" w:history="1">
         <w:r>
           <w:rPr>
             <w:rStyle w:val="aff8"/>
@@ -449,7 +449,7 @@
             <w:noProof/>
             <w:webHidden/>
           </w:rPr>
-          <w:instrText xml:space="preserve"> PAGEREF _Toc241000332 \h </w:instrText>
+          <w:instrText xml:space="preserve"> PAGEREF _Toc241011367 \h </w:instrText>
         </w:r>
         <w:r>
           <w:rPr>
@@ -490,7 +490,7 @@
           <w:noProof/>
         </w:rPr>
       </w:pPr>
-      <w:hyperlink w:anchor="_Toc241000333" w:history="1">
+      <w:hyperlink w:anchor="_Toc241011368" w:history="1">
         <w:r>
           <w:rPr>
             <w:rStyle w:val="aff8"/>
@@ -518,7 +518,7 @@
             <w:noProof/>
             <w:webHidden/>
           </w:rPr>
-          <w:instrText xml:space="preserve"> PAGEREF _Toc241000333 \h </w:instrText>
+          <w:instrText xml:space="preserve"> PAGEREF _Toc241011368 \h </w:instrText>
         </w:r>
         <w:r>
           <w:rPr>
@@ -559,7 +559,7 @@
           <w:noProof/>
         </w:rPr>
       </w:pPr>
-      <w:hyperlink w:anchor="_Toc241000334" w:history="1">
+      <w:hyperlink w:anchor="_Toc241011369" w:history="1">
         <w:r>
           <w:rPr>
             <w:rStyle w:val="aff8"/>
@@ -587,7 +587,7 @@
             <w:noProof/>
             <w:webHidden/>
           </w:rPr>
-          <w:instrText xml:space="preserve"> PAGEREF _Toc241000334 \h </w:instrText>
+          <w:instrText xml:space="preserve"> PAGEREF _Toc241011369 \h </w:instrText>
         </w:r>
         <w:r>
           <w:rPr>
@@ -628,7 +628,7 @@
           <w:noProof/>
         </w:rPr>
       </w:pPr>
-      <w:hyperlink w:anchor="_Toc241000335" w:history="1">
+      <w:hyperlink w:anchor="_Toc241011370" w:history="1">
         <w:r>
           <w:rPr>
             <w:rStyle w:val="aff8"/>
@@ -656,7 +656,7 @@
             <w:noProof/>
             <w:webHidden/>
           </w:rPr>
-          <w:instrText xml:space="preserve"> PAGEREF _Toc241000335 \h </w:instrText>
+          <w:instrText xml:space="preserve"> PAGEREF _Toc241011370 \h </w:instrText>
         </w:r>
         <w:r>
           <w:rPr>
@@ -697,7 +697,7 @@
           <w:noProof/>
         </w:rPr>
       </w:pPr>
-      <w:hyperlink w:anchor="_Toc241000336" w:history="1">
+      <w:hyperlink w:anchor="_Toc241011371" w:history="1">
         <w:r>
           <w:rPr>
             <w:rStyle w:val="aff8"/>
@@ -725,7 +725,7 @@
             <w:noProof/>
             <w:webHidden/>
           </w:rPr>
-          <w:instrText xml:space="preserve"> PAGEREF _Toc241000336 \h </w:instrText>
+          <w:instrText xml:space="preserve"> PAGEREF _Toc241011371 \h </w:instrText>
         </w:r>
         <w:r>
           <w:rPr>
@@ -766,7 +766,7 @@
           <w:noProof/>
         </w:rPr>
       </w:pPr>
-      <w:hyperlink w:anchor="_Toc241000337" w:history="1">
+      <w:hyperlink w:anchor="_Toc241011372" w:history="1">
         <w:r>
           <w:rPr>
             <w:rStyle w:val="aff8"/>
@@ -794,7 +794,7 @@
             <w:noProof/>
             <w:webHidden/>
           </w:rPr>
-          <w:instrText xml:space="preserve"> PAGEREF _Toc241000337 \h </w:instrText>
+          <w:instrText xml:space="preserve"> PAGEREF _Toc241011372 \h </w:instrText>
         </w:r>
         <w:r>
           <w:rPr>
@@ -835,7 +835,7 @@
           <w:noProof/>
         </w:rPr>
       </w:pPr>
-      <w:hyperlink w:anchor="_Toc241000338" w:history="1">
+      <w:hyperlink w:anchor="_Toc241011373" w:history="1">
         <w:r>
           <w:rPr>
             <w:rStyle w:val="aff8"/>
@@ -863,7 +863,7 @@
             <w:noProof/>
             <w:webHidden/>
           </w:rPr>
-          <w:instrText xml:space="preserve"> PAGEREF _Toc241000338 \h </w:instrText>
+          <w:instrText xml:space="preserve"> PAGEREF _Toc241011373 \h </w:instrText>
         </w:r>
         <w:r>
           <w:rPr>
@@ -904,7 +904,7 @@
           <w:noProof/>
         </w:rPr>
       </w:pPr>
-      <w:hyperlink w:anchor="_Toc241000339" w:history="1">
+      <w:hyperlink w:anchor="_Toc241011374" w:history="1">
         <w:r>
           <w:rPr>
             <w:rStyle w:val="aff8"/>
@@ -932,7 +932,7 @@
             <w:noProof/>
             <w:webHidden/>
           </w:rPr>
-          <w:instrText xml:space="preserve"> PAGEREF _Toc241000339 \h </w:instrText>
+          <w:instrText xml:space="preserve"> PAGEREF _Toc241011374 \h </w:instrText>
         </w:r>
         <w:r>
           <w:rPr>
@@ -973,7 +973,7 @@
           <w:noProof/>
         </w:rPr>
       </w:pPr>
-      <w:hyperlink w:anchor="_Toc241000340" w:history="1">
+      <w:hyperlink w:anchor="_Toc241011375" w:history="1">
         <w:r>
           <w:rPr>
             <w:rStyle w:val="aff8"/>
@@ -1001,7 +1001,7 @@
             <w:noProof/>
             <w:webHidden/>
           </w:rPr>
-          <w:instrText xml:space="preserve"> PAGEREF _Toc241000340 \h </w:instrText>
+          <w:instrText xml:space="preserve"> PAGEREF _Toc241011375 \h </w:instrText>
         </w:r>
         <w:r>
           <w:rPr>
@@ -1021,7 +1021,7 @@
             <w:noProof/>
             <w:webHidden/>
           </w:rPr>
-          <w:t>10</w:t>
+          <w:t>11</w:t>
         </w:r>
         <w:r>
           <w:rPr>
@@ -1042,7 +1042,7 @@
           <w:noProof/>
         </w:rPr>
       </w:pPr>
-      <w:hyperlink w:anchor="_Toc241000341" w:history="1">
+      <w:hyperlink w:anchor="_Toc241011376" w:history="1">
         <w:r>
           <w:rPr>
             <w:rStyle w:val="aff8"/>
@@ -1070,7 +1070,7 @@
             <w:noProof/>
             <w:webHidden/>
           </w:rPr>
-          <w:instrText xml:space="preserve"> PAGEREF _Toc241000341 \h </w:instrText>
+          <w:instrText xml:space="preserve"> PAGEREF _Toc241011376 \h </w:instrText>
         </w:r>
         <w:r>
           <w:rPr>
@@ -1111,7 +1111,7 @@
           <w:noProof/>
         </w:rPr>
       </w:pPr>
-      <w:hyperlink w:anchor="_Toc241000342" w:history="1">
+      <w:hyperlink w:anchor="_Toc241011377" w:history="1">
         <w:r>
           <w:rPr>
             <w:rStyle w:val="aff8"/>
@@ -1139,7 +1139,7 @@
             <w:noProof/>
             <w:webHidden/>
           </w:rPr>
-          <w:instrText xml:space="preserve"> PAGEREF _Toc241000342 \h </w:instrText>
+          <w:instrText xml:space="preserve"> PAGEREF _Toc241011377 \h </w:instrText>
         </w:r>
         <w:r>
           <w:rPr>
@@ -1180,7 +1180,7 @@
           <w:noProof/>
         </w:rPr>
       </w:pPr>
-      <w:hyperlink w:anchor="_Toc241000343" w:history="1">
+      <w:hyperlink w:anchor="_Toc241011378" w:history="1">
         <w:r>
           <w:rPr>
             <w:rStyle w:val="aff8"/>
@@ -1208,7 +1208,7 @@
             <w:noProof/>
             <w:webHidden/>
           </w:rPr>
-          <w:instrText xml:space="preserve"> PAGEREF _Toc241000343 \h </w:instrText>
+          <w:instrText xml:space="preserve"> PAGEREF _Toc241011378 \h </w:instrText>
         </w:r>
         <w:r>
           <w:rPr>
@@ -1228,7 +1228,7 @@
             <w:noProof/>
             <w:webHidden/>
           </w:rPr>
-          <w:t>11</w:t>
+          <w:t>12</w:t>
         </w:r>
         <w:r>
           <w:rPr>
@@ -1249,7 +1249,7 @@
           <w:noProof/>
         </w:rPr>
       </w:pPr>
-      <w:hyperlink w:anchor="_Toc241000344" w:history="1">
+      <w:hyperlink w:anchor="_Toc241011379" w:history="1">
         <w:r>
           <w:rPr>
             <w:rStyle w:val="aff8"/>
@@ -1277,7 +1277,7 @@
             <w:noProof/>
             <w:webHidden/>
           </w:rPr>
-          <w:instrText xml:space="preserve"> PAGEREF _Toc241000344 \h </w:instrText>
+          <w:instrText xml:space="preserve"> PAGEREF _Toc241011379 \h </w:instrText>
         </w:r>
         <w:r>
           <w:rPr>
@@ -1318,7 +1318,7 @@
           <w:noProof/>
         </w:rPr>
       </w:pPr>
-      <w:hyperlink w:anchor="_Toc241000345" w:history="1">
+      <w:hyperlink w:anchor="_Toc241011380" w:history="1">
         <w:r>
           <w:rPr>
             <w:rStyle w:val="aff8"/>
@@ -1346,7 +1346,7 @@
             <w:noProof/>
             <w:webHidden/>
           </w:rPr>
-          <w:instrText xml:space="preserve"> PAGEREF _Toc241000345 \h </w:instrText>
+          <w:instrText xml:space="preserve"> PAGEREF _Toc241011380 \h </w:instrText>
         </w:r>
         <w:r>
           <w:rPr>
@@ -1387,7 +1387,7 @@
           <w:noProof/>
         </w:rPr>
       </w:pPr>
-      <w:hyperlink w:anchor="_Toc241000346" w:history="1">
+      <w:hyperlink w:anchor="_Toc241011381" w:history="1">
         <w:r>
           <w:rPr>
             <w:rStyle w:val="aff8"/>
@@ -1415,7 +1415,7 @@
             <w:noProof/>
             <w:webHidden/>
           </w:rPr>
-          <w:instrText xml:space="preserve"> PAGEREF _Toc241000346 \h </w:instrText>
+          <w:instrText xml:space="preserve"> PAGEREF _Toc241011381 \h </w:instrText>
         </w:r>
         <w:r>
           <w:rPr>
@@ -1456,7 +1456,7 @@
           <w:noProof/>
         </w:rPr>
       </w:pPr>
-      <w:hyperlink w:anchor="_Toc241000347" w:history="1">
+      <w:hyperlink w:anchor="_Toc241011382" w:history="1">
         <w:r>
           <w:rPr>
             <w:rStyle w:val="aff8"/>
@@ -1484,7 +1484,7 @@
             <w:noProof/>
             <w:webHidden/>
           </w:rPr>
-          <w:instrText xml:space="preserve"> PAGEREF _Toc241000347 \h </w:instrText>
+          <w:instrText xml:space="preserve"> PAGEREF _Toc241011382 \h </w:instrText>
         </w:r>
         <w:r>
           <w:rPr>
@@ -1525,7 +1525,7 @@
           <w:noProof/>
         </w:rPr>
       </w:pPr>
-      <w:hyperlink w:anchor="_Toc241000348" w:history="1">
+      <w:hyperlink w:anchor="_Toc241011383" w:history="1">
         <w:r>
           <w:rPr>
             <w:rStyle w:val="aff8"/>
@@ -1553,7 +1553,7 @@
             <w:noProof/>
             <w:webHidden/>
           </w:rPr>
-          <w:instrText xml:space="preserve"> PAGEREF _Toc241000348 \h </w:instrText>
+          <w:instrText xml:space="preserve"> PAGEREF _Toc241011383 \h </w:instrText>
         </w:r>
         <w:r>
           <w:rPr>
@@ -1594,7 +1594,7 @@
           <w:noProof/>
         </w:rPr>
       </w:pPr>
-      <w:hyperlink w:anchor="_Toc241000349" w:history="1">
+      <w:hyperlink w:anchor="_Toc241011384" w:history="1">
         <w:r>
           <w:rPr>
             <w:rStyle w:val="aff8"/>
@@ -1622,7 +1622,7 @@
             <w:noProof/>
             <w:webHidden/>
           </w:rPr>
-          <w:instrText xml:space="preserve"> PAGEREF _Toc241000349 \h </w:instrText>
+          <w:instrText xml:space="preserve"> PAGEREF _Toc241011384 \h </w:instrText>
         </w:r>
         <w:r>
           <w:rPr>
@@ -1663,7 +1663,7 @@
           <w:noProof/>
         </w:rPr>
       </w:pPr>
-      <w:hyperlink w:anchor="_Toc241000350" w:history="1">
+      <w:hyperlink w:anchor="_Toc241011385" w:history="1">
         <w:r>
           <w:rPr>
             <w:rStyle w:val="aff8"/>
@@ -1691,7 +1691,7 @@
             <w:noProof/>
             <w:webHidden/>
           </w:rPr>
-          <w:instrText xml:space="preserve"> PAGEREF _Toc241000350 \h </w:instrText>
+          <w:instrText xml:space="preserve"> PAGEREF _Toc241011385 \h </w:instrText>
         </w:r>
         <w:r>
           <w:rPr>
@@ -1732,14 +1732,14 @@
           <w:noProof/>
         </w:rPr>
       </w:pPr>
-      <w:hyperlink w:anchor="_Toc241000351" w:history="1">
+      <w:hyperlink w:anchor="_Toc241011386" w:history="1">
         <w:r>
           <w:rPr>
             <w:rStyle w:val="aff8"/>
             <w:rFonts w:eastAsiaTheme="majorEastAsia"/>
             <w:noProof/>
           </w:rPr>
-          <w:t>Приложение В. Как проверить числа работы</w:t>
+          <w:t>Приложение В. Протоколы измерений</w:t>
         </w:r>
         <w:r>
           <w:rPr>
@@ -1760,7 +1760,7 @@
             <w:noProof/>
             <w:webHidden/>
           </w:rPr>
-          <w:instrText xml:space="preserve"> PAGEREF _Toc241000351 \h </w:instrText>
+          <w:instrText xml:space="preserve"> PAGEREF _Toc241011386 \h </w:instrText>
         </w:r>
         <w:r>
           <w:rPr>
@@ -1801,7 +1801,7 @@
           <w:noProof/>
         </w:rPr>
       </w:pPr>
-      <w:hyperlink w:anchor="_Toc241000352" w:history="1">
+      <w:hyperlink w:anchor="_Toc241011387" w:history="1">
         <w:r>
           <w:rPr>
             <w:rStyle w:val="aff8"/>
@@ -1829,7 +1829,7 @@
             <w:noProof/>
             <w:webHidden/>
           </w:rPr>
-          <w:instrText xml:space="preserve"> PAGEREF _Toc241000352 \h </w:instrText>
+          <w:instrText xml:space="preserve"> PAGEREF _Toc241011387 \h </w:instrText>
         </w:r>
         <w:r>
           <w:rPr>
@@ -1944,7 +1944,7 @@
       <w:pPr>
         <w:pStyle w:val="1"/>
       </w:pPr>
-      <w:bookmarkStart w:id="1" w:name="_Toc241000328"/>
+      <w:bookmarkStart w:id="1" w:name="_Toc241011363"/>
       <w:r>
         <w:rPr>
           <w:rFonts w:ascii="Times New Roman" w:hAnsi="Times New Roman"/>
@@ -2004,47 +2004,47 @@
         <w:t>Четыре статьи задают рамку, в которой мы работаем. Dream-RSI показывает, что накопленная история уже является симулятором мира, поэтому стратегии можно искать на запи</w:t>
       </w:r>
       <w:r>
-        <w:t>сях, не запуская среду заново. Meta-Harness показывает, что объект поиска это обвязка агента, а не политика модели, и что предложитель, которому дают полные траектории, работает лучше того, кому дают краткие пересказы, поэтому записи мы храним целиком. SoL</w:t>
-      </w:r>
-      <w:r>
-        <w:t>-Pi задаёт два правила, перенесённых в наш цикл: приёмка фиксируется до поиска, и часть задач держится вне поискового набора. GAVEL показывает в робототехнике, что явная символьная модель позволяет проверять и починять планы почти бесплатно, оставляя модел</w:t>
-      </w:r>
-      <w:r>
-        <w:t>и только ошибки, требующие смыслового вывода: 3,4 запроса против одной проверки. Это то же разделение обязанностей, что у нас между судьёй по записям и измерением в рабочем режиме.</w:t>
+        <w:t xml:space="preserve">сях, не запуская среду заново [1]. Meta-Harness показывает, что объект поиска это обвязка агента, а не политика модели, и что предложитель, которому дают полные траектории, работает лучше того, кому дают краткие пересказы, поэтому записи мы храним целиком </w:t>
+      </w:r>
+      <w:r>
+        <w:t>[2]. SoL-Pi задаёт два правила, перенесённых в наш цикл: приёмка фиксируется до поиска, и часть задач держится вне поискового набора [3]. GAVEL показывает в робототехнике, что явная символьная модель позволяет проверять и починять планы почти бесплатно, ос</w:t>
+      </w:r>
+      <w:r>
+        <w:t>тавляя модели только ошибки, требующие смыслового вывода: 3,4 запроса против одной проверки [4]. Это то же разделение обязанностей, что у нас между судьёй по записям и измерением в рабочем режиме.</w:t>
       </w:r>
     </w:p>
     <w:p>
       <w:r>
-        <w:t>Утверждение «структурированная память лучше плоской» проверяемо только на п</w:t>
-      </w:r>
-      <w:r>
-        <w:t>убличном наборе. Такой набор есть: LongMemEval, 500 вопросов к долговременной памяти диалогового ассистента, с протоколом автоматической проверки ответа отдельной моделью. Мы используем их протокол, а не собственный, чтобы результат можно было сравнить с о</w:t>
-      </w:r>
-      <w:r>
-        <w:t>публикованным.</w:t>
+        <w:t>Утверждение «структурированная память лучше плоской» провер</w:t>
+      </w:r>
+      <w:r>
+        <w:t>яемо только на публичном наборе. Такой набор есть: LongMemEval, 500 вопросов к долговременной памяти диалогового ассистента, с протоколом автоматической проверки ответа отдельной моделью. Мы используем их протокол, а не собственный, чтобы результат можно б</w:t>
+      </w:r>
+      <w:r>
+        <w:t>ыло сравнить с опубликованным [5].</w:t>
       </w:r>
     </w:p>
     <w:p>
       <w:r>
-        <w:t>Носителем опыта выбран граф знаний OSTIS. В этой технологии база знаний является самой программой: элементы знаний, отношения между ними и обрабатывающие их агенты живут в одном семантическом графе. Поэтому типизированные связи времени и про</w:t>
-      </w:r>
-      <w:r>
-        <w:t>исхождения оказываются частью структуры, онтология расширяется без пересборки, а накопленное можно открыть и посмотреть человеку.</w:t>
+        <w:t>Носителем опыта выбран граф знаний OSTIS [6, 7]. В этой технологии база знаний является самой программой: элементы знаний, отношения между ними и обрабатывающие их агенты живут в одном семантическом графе. Поэтому типизир</w:t>
+      </w:r>
+      <w:r>
+        <w:t>ованные связи времени и происхождения оказываются частью структуры, онтология расширяется без пересборки, а накопленное можно открыть и посмотреть человеку [8].</w:t>
       </w:r>
     </w:p>
     <w:p>
       <w:r>
         <w:lastRenderedPageBreak/>
-        <w:t>Отличие нашей работы и её границы. Дерево опыта у нас это типизированный семантический граф с онтологией и запросами к связям,</w:t>
-      </w:r>
-      <w:r>
-        <w:t xml:space="preserve"> а не каталог файлов и не текстовые журналы; правила приёмки замораживаются до поиска и версионируются по раундам, а цикл умеет перепроверять собственные прежние решения по более поздним правилам; судья доказуемо бесплатен на тех шагах, которые он покрывае</w:t>
-      </w:r>
-      <w:r>
-        <w:t>т. Границы обозначены точно: набор задач у нас шесть небольших против пятидесяти одной у SoL-Pi, а публичный замер памяти дал равный итог по среднему и разницу в пользу графа на вопросах о времени, поэтому прямой замер влияния вида памяти на результат рабо</w:t>
-      </w:r>
-      <w:r>
-        <w:t>ты впереди.</w:t>
+        <w:t>Отличие нашей работы и её границы. Дерево опыта у нас это типизированный семантический граф с о</w:t>
+      </w:r>
+      <w:r>
+        <w:t>нтологией и запросами к связям, а не каталог файлов и не текстовые журналы; правила приёмки замораживаются до поиска и версионируются по раундам, а цикл умеет перепроверять собственные прежние решения по более поздним правилам; судья доказуемо бесплатен на</w:t>
+      </w:r>
+      <w:r>
+        <w:t xml:space="preserve"> тех шагах, которые он покрывает. Границы обозначены точно: набор задач у нас шесть небольших против пятидесяти одной у SoL-Pi, а публичный замер памяти дал равный итог по среднему и разницу в пользу графа на вопросах о времени, поэтому прямой замер влияни</w:t>
+      </w:r>
+      <w:r>
+        <w:t>я вида памяти на результат работы впереди.</w:t>
       </w:r>
     </w:p>
     <w:p>
@@ -2055,7 +2055,30 @@
         <w:t>Цель работы.</w:t>
       </w:r>
       <w:r>
-        <w:t xml:space="preserve"> Построить автономного помощника, который хранит свой опыт как типизированные записи в графе знаний, учится на этих записях и измеряется честно, то есть так, чтобы каждое заявленное число можно было воспроизвести из записи на диске.</w:t>
+        <w:t xml:space="preserve"> Построить автономного помощника, который хранит свой опыт как типизированные записи в графе знаний, учится на этих записях и измеряется честно, то есть так, чтобы каждое заявленное число можно было во</w:t>
+      </w:r>
+      <w:r>
+        <w:t>спроизвести из записи на диске.</w:t>
+      </w:r>
+    </w:p>
+    <w:p>
+      <w:r>
+        <w:rPr>
+          <w:b/>
+        </w:rPr>
+        <w:t>Гипотеза.</w:t>
+      </w:r>
+      <w:r>
+        <w:t xml:space="preserve"> Опыт, записанный типизированными связями, позволяет отбирать улучшения агента по записям, без запуска среды, и отобранные так улучшения переносятся на задачи, не участвовавшие в поиске. Гипотеза подтверждается част</w:t>
+      </w:r>
+      <w:r>
+        <w:t>ично. Подтверждённая часть: восемь из восьми зёрен модельного мира улучшились после одного цикла, а единственное вынесенное в работу улучшение обвязки дало переносимую экономию и на поисковом наборе (минус 13,3 процента запросов), и на отложенном (минус 28</w:t>
+      </w:r>
+      <w:r>
+        <w:t>,5 процента). Неподтверждённая часть: влияние вида памяти на итоговое качество работы пока не измерено, потому что на публичном наборе граф и плоский журнал равны по среднему (72,1 и 72,7 процента), а преимущество структуры видно только на вопросах о време</w:t>
+      </w:r>
+      <w:r>
+        <w:t>ни и на сохранении порядка и происхождения записей.</w:t>
       </w:r>
     </w:p>
     <w:p>
@@ -2073,10 +2096,10 @@
     </w:p>
     <w:p>
       <w:r>
-        <w:t>2. Реализовать механизм самоулучшения («сон»): порождение стратегий-кандидатов и отбор победителя точным повтором записанного опыта, без исполне</w:t>
-      </w:r>
-      <w:r>
-        <w:t>ния среды.</w:t>
+        <w:t>2. Реализовать механизм самоулучшения («сон»): порождение стратегий-кандидатов и отбор победи</w:t>
+      </w:r>
+      <w:r>
+        <w:t>теля точным повтором записанного опыта, без исполнения среды.</w:t>
       </w:r>
     </w:p>
     <w:p>
@@ -2086,10 +2109,10 @@
     </w:p>
     <w:p>
       <w:r>
-        <w:t>4. Ввести замороженные правила приёмки результата и измерение в рабочем режиме</w:t>
-      </w:r>
-      <w:r>
-        <w:t xml:space="preserve"> с повторами, чтобы отделить настоящую экономию от шума измерений.</w:t>
+        <w:t>4. Ввести замороженные прав</w:t>
+      </w:r>
+      <w:r>
+        <w:t>ила приёмки результата и измерение в рабочем режиме с повторами, чтобы отделить настоящую экономию от шума измерений.</w:t>
       </w:r>
     </w:p>
     <w:p>
@@ -2099,15 +2122,18 @@
     </w:p>
     <w:p>
       <w:r>
-        <w:t xml:space="preserve">6. Собрать автономный цикл из трёх ролей (исследователь, менеджер, работник), </w:t>
-      </w:r>
-      <w:r>
-        <w:t>который работает в изолированных рабочих копиях, оставляет готовые к проверке человеком изменения и переживает перезапуск процесса.</w:t>
+        <w:t xml:space="preserve">6. Собрать автономный цикл </w:t>
+      </w:r>
+      <w:r>
+        <w:t>из трёх ролей (исследователь, менеджер, работник), который работает в изолированных рабочих копиях, оставляет готовые к проверке человеком изменения и переживает перезапуск процесса.</w:t>
       </w:r>
     </w:p>
     <w:p>
       <w:r>
-        <w:t>7. Описать практическое применение системы: сценарий долгого проекта, сценарий повседневной работы и требования к запуску.</w:t>
+        <w:t>7. Описать практическое применение системы: сценарий долгого проекта, сце</w:t>
+      </w:r>
+      <w:r>
+        <w:t>нарий повседневной работы и требования к запуску.</w:t>
       </w:r>
     </w:p>
     <w:p>
@@ -2115,22 +2141,17 @@
         <w:rPr>
           <w:b/>
         </w:rPr>
-        <w:t>П</w:t>
-      </w:r>
-      <w:r>
-        <w:rPr>
-          <w:b/>
-        </w:rPr>
-        <w:t>рактическая ценность.</w:t>
-      </w:r>
-      <w:r>
-        <w:t xml:space="preserve"> Система это не только метод измерения, но и работающий помощник. Опыт, накопленный как типизированные записи, превращает языковую модель из собеседника в сотрудника: помощник помнит сделанное раньше, продолжает прерванную работу после</w:t>
-      </w:r>
-      <w:r>
-        <w:t xml:space="preserve"> перезапуска и отчитывается о каждом шаге записями, а не пересказом. В работе разобраны два практических сценария: долгий проект, где агент сам находит слабости, готовит изменение в изолированной копии и оставляет его человеку на одобрение, и повседневная </w:t>
-      </w:r>
-      <w:r>
-        <w:t>работа школы или офиса, где помощник разбирает входящие, сводит данные в таблицы и присылает отчёты в мессенджер.</w:t>
+        <w:lastRenderedPageBreak/>
+        <w:t>Практическая ценность.</w:t>
+      </w:r>
+      <w:r>
+        <w:t xml:space="preserve"> Система это не только метод измерения, но и работающий помощник. Опыт, накопленный как типизированные записи, превращает языковую модель из собеседника в сотрудника: помощник помнит с</w:t>
+      </w:r>
+      <w:r>
+        <w:t>деланное раньше, продолжает прерванную работу после перезапуска и отчитывается о каждом шаге записями, а не пересказом. В работе разобраны два практических сценария: долгий проект, где агент сам находит слабости, готовит изменение в изолированной копии и о</w:t>
+      </w:r>
+      <w:r>
+        <w:t>ставляет его человеку на одобрение, и повседневная работа школы или офиса, где помощник разбирает входящие, сводит данные в таблицы и присылает отчёты в мессенджер.</w:t>
       </w:r>
     </w:p>
     <w:p>
@@ -2147,28 +2168,16 @@
         <w:rPr>
           <w:b/>
         </w:rPr>
-        <w:t>Предмет исследования.</w:t>
-      </w:r>
-      <w:r>
-        <w:t xml:space="preserve"> Способы хранения опыта и отбора улучше</w:t>
-      </w:r>
-      <w:r>
-        <w:t>ний, а также измеримость их пользы.</w:t>
-      </w:r>
-    </w:p>
-    <w:p>
+        <w:t>Предмет и</w:t>
+      </w:r>
       <w:r>
         <w:rPr>
           <w:b/>
         </w:rPr>
-        <w:lastRenderedPageBreak/>
-        <w:t>Методы.</w:t>
-      </w:r>
-      <w:r>
-        <w:t xml:space="preserve"> Эксперимент на детерминированной среде; точный повтор записанных траекторий; сравнение вариантов при постоянной модели; измерение в рабочем режиме с повторами; сопоставление с публичным набором задач и с контроль</w:t>
-      </w:r>
-      <w:r>
-        <w:t>ными вариантами.</w:t>
+        <w:t>сследования.</w:t>
+      </w:r>
+      <w:r>
+        <w:t xml:space="preserve"> Способы хранения опыта и отбора улучшений, а также измеримость их пользы.</w:t>
       </w:r>
     </w:p>
     <w:p>
@@ -2176,13 +2185,30 @@
         <w:rPr>
           <w:b/>
         </w:rPr>
-        <w:t>Новизна (в границах выполненного поиска).</w:t>
-      </w:r>
-      <w:r>
-        <w:t xml:space="preserve"> Поиск по четырём статьям-ориентирам и по экосистеме OSTIS не нашёл работы, которая одновременно: (а) записывает полную траекторию агента как элементы sc-графа с онтологией, (б) улучшает агента точным повтором собственных записей, (в) измеряет победителя в</w:t>
-      </w:r>
-      <w:r>
-        <w:t xml:space="preserve"> рабочем режиме и (г) возвращает доказательства обратно в граф. Это утверждение о границах выполненного поиска, а не заключение патентной экспертизы.</w:t>
+        <w:t>Методы.</w:t>
+      </w:r>
+      <w:r>
+        <w:t xml:space="preserve"> Эксперимент на детерминированной среде; точный повтор записанных траекторий; сравнение вариантов при постоянной модели; измерение в рабочем режиме с повторами; сопоставление с публичным набором задач и с контрольными вариантами.</w:t>
+      </w:r>
+    </w:p>
+    <w:p>
+      <w:r>
+        <w:rPr>
+          <w:b/>
+        </w:rPr>
+        <w:t>Новизна (в границах выполн</w:t>
+      </w:r>
+      <w:r>
+        <w:rPr>
+          <w:b/>
+        </w:rPr>
+        <w:t>енного поиска).</w:t>
+      </w:r>
+      <w:r>
+        <w:t xml:space="preserve"> Поиск по четырём статьям-ориентирам и по экосистеме OSTIS не нашёл работы, которая одновременно: (а) записывает полную траекторию агента как элементы sc-графа с онтологией, (б) улучшает агента точным повтором собственных записей, (в) измеря</w:t>
+      </w:r>
+      <w:r>
+        <w:t>ет победителя в рабочем режиме и (г) возвращает доказательства обратно в граф. Это утверждение о границах выполненного поиска, а не заключение патентной экспертизы.</w:t>
       </w:r>
     </w:p>
     <w:p>
@@ -2193,20 +2219,20 @@
         <w:t>Обоснование необходимости работы.</w:t>
       </w:r>
       <w:r>
-        <w:t xml:space="preserve"> Оно не в том, что метод уже работает везде, а в том, что он честно измер</w:t>
-      </w:r>
-      <w:r>
-        <w:t>ен. Из одиннадцати раундов поиска переносимую экономию дал один: минус 13,3 процента запросов на поисковом наборе задач и минус 28,5 процента на отложенном наборе. Первые десять раундов либо ничего не развернули, либо развернули улучшение, которое следующе</w:t>
-      </w:r>
-      <w:r>
-        <w:t>е измерение опровергло. Именно эта история и составляет результат: правила приёмки в системе пересматривались пять раз, и каждый раз их меняло измерение, а не мнение автора.</w:t>
+        <w:t xml:space="preserve"> Оно не в том, что метод уже работает везде, а в том, что </w:t>
+      </w:r>
+      <w:r>
+        <w:t>он честно измерен. Из одиннадцати раундов поиска переносимую экономию дал один: минус 13,3 процента запросов на поисковом наборе задач и минус 28,5 процента на отложенном наборе. Первые десять раундов либо ничего не развернули, либо развернули улучшение, к</w:t>
+      </w:r>
+      <w:r>
+        <w:t>оторое следующее измерение опровергло. Именно эта история и составляет результат: правила приёмки в системе пересматривались пять раз, и каждый раз их меняло измерение, а не мнение автора.</w:t>
       </w:r>
     </w:p>
     <w:p>
       <w:pPr>
         <w:pStyle w:val="1"/>
       </w:pPr>
-      <w:bookmarkStart w:id="2" w:name="_Toc241000329"/>
+      <w:bookmarkStart w:id="2" w:name="_Toc241011364"/>
       <w:r>
         <w:rPr>
           <w:rFonts w:ascii="Times New Roman" w:hAnsi="Times New Roman"/>
@@ -2219,18 +2245,18 @@
       <w:pPr>
         <w:pStyle w:val="21"/>
       </w:pPr>
-      <w:bookmarkStart w:id="3" w:name="_Toc241000330"/>
+      <w:bookmarkStart w:id="3" w:name="_Toc241011365"/>
       <w:r>
         <w:rPr>
           <w:rFonts w:ascii="Times New Roman" w:hAnsi="Times New Roman"/>
         </w:rPr>
-        <w:t>1.1. Чем эта система отличается от ч</w:t>
+        <w:t xml:space="preserve">1.1. Чем эта система </w:t>
       </w:r>
       <w:r>
         <w:rPr>
           <w:rFonts w:ascii="Times New Roman" w:hAnsi="Times New Roman"/>
         </w:rPr>
-        <w:t>ата с языковой моделью</w:t>
+        <w:t>отличается от чата с языковой моделью</w:t>
       </w:r>
       <w:bookmarkEnd w:id="3"/>
     </w:p>
@@ -2247,10 +2273,10 @@
         <w:t>Она помнит.</w:t>
       </w:r>
       <w:r>
-        <w:t xml:space="preserve"> Опыт каждой сессии ложится в граф знаний типизированными записями: что было предложено, что решено, что сделано, каким числом закончилось. Новая сессия начинается не с чистого листа, а с р</w:t>
-      </w:r>
-      <w:r>
-        <w:t>азбора журнала, поэтому агент не предлагает дважды одно и то же и не повторяет ошибок, которые уже были записаны.</w:t>
+        <w:t xml:space="preserve"> Опыт каждой сессии ложится в граф знаний типизированными записями: что было предложено, что решено, что сделано, каким числом закончилось. Новая сессия начинается не с чисто</w:t>
+      </w:r>
+      <w:r>
+        <w:t>го листа, а с разбора журнала, поэтому агент не предлагает дважды одно и то же и не повторяет ошибок, которые уже были записаны.</w:t>
       </w:r>
     </w:p>
     <w:p>
@@ -2261,10 +2287,14 @@
         <w:t>Она длится.</w:t>
       </w:r>
       <w:r>
-        <w:t xml:space="preserve"> Цикл переживает смерть процесса: биография получает запись о возобновлении, журнал знает, на чём остановилась работа, а рабочая ко</w:t>
-      </w:r>
-      <w:r>
-        <w:t>пия встаёт рядом с остатками прерванной попытки и не сталкивается с ними. Помощник, который продолжает работу после выключения машины, стоит несопоставимо дороже ассистента, который каждый раз знакомится заново.</w:t>
+        <w:t xml:space="preserve"> Цикл переживает смерть процесса: биография получает запись о возобновлении, журнал знает, на чём остановилась работ</w:t>
+      </w:r>
+      <w:r>
+        <w:t xml:space="preserve">а, а рабочая копия встаёт рядом с остатками прерванной попытки и не сталкивается с ними. </w:t>
+      </w:r>
+      <w:r>
+        <w:lastRenderedPageBreak/>
+        <w:t>Помощник, который продолжает работу после выключения машины, стоит несопоставимо дороже ассистента, который каждый раз знакомится заново.</w:t>
       </w:r>
     </w:p>
     <w:p>
@@ -2275,40 +2305,39 @@
         <w:t>Она отчитывается.</w:t>
       </w:r>
       <w:r>
-        <w:t xml:space="preserve"> Каждый шаг оставляет запис</w:t>
-      </w:r>
-      <w:r>
-        <w:t>ь: журнал организации на панели показывает роли, предложения, решения, пакеты изменений и причины остановок. Отчёт не сочиняется моделью напоследок, он собирается из записей, и любую строку можно раскрыть до источника.</w:t>
+        <w:t xml:space="preserve"> Каждый шаг </w:t>
+      </w:r>
+      <w:r>
+        <w:t>оставляет запись: журнал организации на панели показывает роли, предложения, решения, пакеты изменений и причины остановок. Отчёт не сочиняется моделью напоследок, он собирается из записей, и любую строку можно раскрыть до источника.</w:t>
       </w:r>
     </w:p>
     <w:p>
       <w:r>
-        <w:t>Предмет работы при этом меняется своб</w:t>
-      </w:r>
-      <w:r>
-        <w:t>одно. Двигатель один: роли, память, изолированная работа, проверки и отчёт человеку. Меняется только то, что помощнику поручено.</w:t>
+        <w:t xml:space="preserve">Двигатель один: роли, </w:t>
+      </w:r>
+      <w:r>
+        <w:t>память, изолированная работа, проверки и отчёт человеку; меняется только то, что помощнику поручено.</w:t>
       </w:r>
     </w:p>
     <w:p>
       <w:pPr>
         <w:pStyle w:val="21"/>
       </w:pPr>
-      <w:bookmarkStart w:id="4" w:name="_Toc241000331"/>
+      <w:bookmarkStart w:id="4" w:name="_Toc241011366"/>
       <w:r>
         <w:rPr>
           <w:rFonts w:ascii="Times New Roman" w:hAnsi="Times New Roman"/>
         </w:rPr>
-        <w:lastRenderedPageBreak/>
         <w:t>1.2. Долгий проект: агент, который не бросает работу</w:t>
       </w:r>
       <w:bookmarkEnd w:id="4"/>
     </w:p>
     <w:p>
       <w:r>
-        <w:t xml:space="preserve">Сценарий: человек или небольшая команда ведёт проект месяцами, и рутина </w:t>
-      </w:r>
-      <w:r>
-        <w:t>вокруг него съедает больше времени, чем сама работа. Один цикл агента устроен так.</w:t>
+        <w:t xml:space="preserve">Сценарий: человек или небольшая команда ведёт проект месяцами, и рутина вокруг него съедает больше </w:t>
+      </w:r>
+      <w:r>
+        <w:t>времени, чем сама работа. Один цикл агента устроен так.</w:t>
       </w:r>
     </w:p>
     <w:p>
@@ -2322,10 +2351,10 @@
         <w:t>Исследователь</w:t>
       </w:r>
       <w:r>
-        <w:t xml:space="preserve"> читает досье проекта (состав кода, открытые задачи, журнал прошлых циклов, заявленные цели) и предлагает от двух до четырёх вариантов работы, каждый с доказ</w:t>
-      </w:r>
-      <w:r>
-        <w:t>ательством: где именно слабость и чем её видно.</w:t>
+        <w:t xml:space="preserve"> читает досье проекта (состав кода, открытые задачи, журнал прошлых циклов, заявленные цели) и предлагает от двух до четырёх вариантов работы, каждый с доказательством: где именно слаб</w:t>
+      </w:r>
+      <w:r>
+        <w:t>ость и чем её видно.</w:t>
       </w:r>
     </w:p>
     <w:p>
@@ -2353,10 +2382,10 @@
         <w:t>Работник</w:t>
       </w:r>
       <w:r>
-        <w:t xml:space="preserve"> берёт изолированную копию репозитория на отдельной вет</w:t>
-      </w:r>
-      <w:r>
-        <w:t>ке, вносит минимальную правку, запускает разрешённую проверку из белого списка и собирает пакет изменения.</w:t>
+        <w:t xml:space="preserve"> берёт изолированную копию репозитория на отдельной ветке, вносит минимальную прав</w:t>
+      </w:r>
+      <w:r>
+        <w:t>ку, запускает разрешённую проверку из белого списка и собирает пакет изменения.</w:t>
       </w:r>
     </w:p>
     <w:p>
@@ -2375,23 +2404,23 @@
     </w:p>
     <w:p>
       <w:r>
-        <w:t>Что это даёт на практике. Поиск с</w:t>
-      </w:r>
-      <w:r>
-        <w:t xml:space="preserve">лабостей и черновая правка уходят агенту, а решение остаётся за человеком. Незавершённая работа не теряется между сессиями. Следующий цикл не повторяет предыдущий, потому что читает журнал. Разбор примера из живого журнала: исследователь нашёл, что сканер </w:t>
-      </w:r>
-      <w:r>
-        <w:t>маркеров незакрытых задач в собственном коде проекта помечает собственные же строки реализации, менеджер выбрал именно это предложение как подтверждённую слабость, работник исправил определение маркера в изолированной копии и оставил пакет с прогоном прове</w:t>
-      </w:r>
-      <w:r>
-        <w:t>рок. Семь записей о пакетах лежат в журнале проекта: четыре из них с настоящими изменениями и прогоном проверок, включая один прогон после перезапуска процесса.</w:t>
+        <w:t xml:space="preserve">Что это даёт на практике. Поиск слабостей и черновая правка </w:t>
+      </w:r>
+      <w:r>
+        <w:t>уходят агенту, а решение остаётся за человеком. Незавершённая работа не теряется между сессиями. Следующий цикл не повторяет предыдущий, потому что читает журнал. Разбор примера из живого журнала: исследователь нашёл, что сканер маркеров незакрытых задач в</w:t>
+      </w:r>
+      <w:r>
+        <w:t xml:space="preserve"> собственном коде проекта помечает собственные же строки реализации, менеджер выбрал именно это предложение как подтверждённую слабость, работник исправил определение маркера в изолированной копии и оставил пакет с прогоном проверок. Семь записей о пакетах</w:t>
+      </w:r>
+      <w:r>
+        <w:t xml:space="preserve"> лежат в журнале проекта: четыре из них с настоящими изменениями и прогоном проверок, включая один прогон после перезапуска процесса.</w:t>
       </w:r>
     </w:p>
     <w:p>
       <w:pPr>
         <w:pStyle w:val="21"/>
       </w:pPr>
-      <w:bookmarkStart w:id="5" w:name="_Toc241000332"/>
+      <w:bookmarkStart w:id="5" w:name="_Toc241011367"/>
       <w:r>
         <w:rPr>
           <w:rFonts w:ascii="Times New Roman" w:hAnsi="Times New Roman"/>
@@ -2402,10 +2431,10 @@
     </w:p>
     <w:p>
       <w:r>
-        <w:t>Тот же двигатель закрывает рутину, не имеющ</w:t>
-      </w:r>
-      <w:r>
-        <w:t>ую отношения к программированию. Помощник берёт входящий поток и превращает его в готовые документы.</w:t>
+        <w:t>Тот же двигатель закрывает рутину, не имеющую отношения к программиров</w:t>
+      </w:r>
+      <w:r>
+        <w:t>анию. Помощник берёт входящий поток и превращает его в готовые документы.</w:t>
       </w:r>
     </w:p>
     <w:tbl>
@@ -2492,13 +2521,7 @@
               <w:rPr>
                 <w:sz w:val="24"/>
               </w:rPr>
-              <w:t>входящие разобраны; требующее ответа отделено от информационного; поручения с исполнителями и срокам</w:t>
-            </w:r>
-            <w:r>
-              <w:rPr>
-                <w:sz w:val="24"/>
-              </w:rPr>
-              <w:t>и; черновики ответов</w:t>
+              <w:t>входящие разобраны; требующее ответа отделено от информационного; поручения с исполнителями и сроками; черновики ответов</w:t>
             </w:r>
           </w:p>
         </w:tc>
@@ -2517,7 +2540,14 @@
               <w:rPr>
                 <w:sz w:val="24"/>
               </w:rPr>
-              <w:t>Списки и таблицы</w:t>
+              <w:lastRenderedPageBreak/>
+              <w:t>Списк</w:t>
+            </w:r>
+            <w:r>
+              <w:rPr>
+                <w:sz w:val="24"/>
+              </w:rPr>
+              <w:t>и и таблицы</w:t>
             </w:r>
           </w:p>
         </w:tc>
@@ -2570,13 +2600,13 @@
               <w:rPr>
                 <w:sz w:val="24"/>
               </w:rPr>
-              <w:t>отчёт по шаблону без пропущенных пунктов; напоминание о сроке заранее; готовый текст, от</w:t>
-            </w:r>
-            <w:r>
-              <w:rPr>
-                <w:sz w:val="24"/>
-              </w:rPr>
-              <w:t>правленный туда, где человек его прочитает</w:t>
+              <w:t>отчёт по шаблону без пропущенных пунктов; напоминание о сроке заранее; готовый текст, отправленный туда, где челове</w:t>
+            </w:r>
+            <w:r>
+              <w:rPr>
+                <w:sz w:val="24"/>
+              </w:rPr>
+              <w:t>к его прочитает</w:t>
             </w:r>
           </w:p>
         </w:tc>
@@ -2621,75 +2651,74 @@
     <w:p/>
     <w:p>
       <w:r>
-        <w:lastRenderedPageBreak/>
-        <w:t xml:space="preserve">Разбор одного утра. На рабочую почту приходит письмо о приёме учащихся в десятый класс. Помощник читает письмо, находит на </w:t>
-      </w:r>
-      <w:r>
-        <w:t xml:space="preserve">рабочем столе уже лежащие там списки и присылает в мессенджер одну строку: письмо о приёме, списки найдены рядом, вносить ли три фамилии в базу приёма. Дальше он ждёт ответа. Запись в базу происходит не потому, что модель так решила, а потому, что человек </w:t>
-      </w:r>
-      <w:r>
-        <w:t>нажал кнопку: нажатие и есть решение, оно делается один раз и остаётся в журнале вместе с тем, что именно изменено. У вопроса есть только две кнопки, принять и отклонить, и между ними нет третьего пути, поэтому помощник не может выписать себе разрешение са</w:t>
-      </w:r>
-      <w:r>
-        <w:t>м, ни текстом, ни своим ответом.</w:t>
+        <w:t>Разбор одного утра. На рабочую почту приходит письмо о приёме учащихся в десятый класс. Помощник читает письмо, находит на рабочем столе уже лежащие там</w:t>
+      </w:r>
+      <w:r>
+        <w:t xml:space="preserve"> списки и присылает в мессенджер одну строку: письмо о приёме, списки найдены рядом, вносить ли три фамилии в базу приёма. Дальше он ждёт ответа. Запись в базу происходит не потому, что модель так решила, а потому, что человек нажал кнопку: нажатие и есть </w:t>
+      </w:r>
+      <w:r>
+        <w:t>решение, оно делается один раз и остаётся в журнале вместе с тем, что именно изменено. У вопроса есть только две кнопки, принять и отклонить, и между ними нет третьего пути, поэтому помощник не может выписать себе разрешение сам, ни текстом, ни своим ответ</w:t>
+      </w:r>
+      <w:r>
+        <w:t>ом.</w:t>
       </w:r>
     </w:p>
     <w:p>
       <w:r>
-        <w:t>Второе, что решает этот сценарий, это где остаются данные. Чтение почты, разбор вложений и работа со списками выполняются на самой машине, а наружу уходит только вопрос и только тому человеку, которому он адресован. Списки,</w:t>
-      </w:r>
-      <w:r>
-        <w:t xml:space="preserve"> оценки и переписка не покидают рабочее место; наружу выходит лишь то, что человек сам разрешил отправить. Такое разделение принципиально для школы и офиса: помощник получает ровно тот доступ, который ему открыли, а не весь компьютер целиком.</w:t>
+        <w:t>Второе, что решает этот сценарий, это где остаются данные. Чтение почты, разбор вложений и работа со списками выполняются на самой машине, а наружу уходит только вопрос и только тому человеку, которому он адресован. Списки, оценки и переписка не покида</w:t>
+      </w:r>
+      <w:r>
+        <w:t>ют рабочее место; наружу выходит лишь то, что человек сам разрешил отправить. Такое разделение принципиально для школы и офиса: помощник получает ровно тот доступ, который ему открыли, а не весь компьютер целиком.</w:t>
       </w:r>
     </w:p>
     <w:p>
       <w:r>
-        <w:t>Почему это не</w:t>
-      </w:r>
-      <w:r>
-        <w:t xml:space="preserve"> делает обычный чат с языковой моделью: здесь важна не удачная формулировка, а ведение потока неделями. Нужно помнить, что было в прошлый раз, кто что обещал, какой срок подходит, что уже отправлено. Результат определяют память и длительность, а не краснор</w:t>
-      </w:r>
-      <w:r>
-        <w:t>ечие. Доступ к данным выставляет человек: помощник видит только то, что ему открыли, а отправка наружу (письмо, сообщение в мессенджер, файл) остаётся за человеком до тех пор, пока он сам не разрешит обратное.</w:t>
+        <w:t>Почему это не делает обычный чат с языково</w:t>
+      </w:r>
+      <w:r>
+        <w:t>й моделью: здесь важна не удачная формулировка, а ведение потока неделями. Нужно помнить, что было в прошлый раз, кто что обещал, какой срок подходит, что уже отправлено. Результат определяют память и длительность, а не красноречие.</w:t>
       </w:r>
     </w:p>
     <w:p>
       <w:pPr>
         <w:pStyle w:val="21"/>
       </w:pPr>
-      <w:bookmarkStart w:id="6" w:name="_Toc241000333"/>
+      <w:bookmarkStart w:id="6" w:name="_Toc241011368"/>
       <w:r>
         <w:rPr>
           <w:rFonts w:ascii="Times New Roman" w:hAnsi="Times New Roman"/>
         </w:rPr>
-        <w:t>1.4. Что нужно для запуска</w:t>
+        <w:t>1.4. Что нужно для запу</w:t>
+      </w:r>
+      <w:r>
+        <w:rPr>
+          <w:rFonts w:ascii="Times New Roman" w:hAnsi="Times New Roman"/>
+        </w:rPr>
+        <w:t>ска</w:t>
       </w:r>
       <w:bookmarkEnd w:id="6"/>
     </w:p>
     <w:p>
       <w:r>
-        <w:t>Требования к машине</w:t>
-      </w:r>
-      <w:r>
-        <w:t xml:space="preserve"> скромные: интерпретатор Python, локальный стек графа знаний в контейнере, доступ к языковым моделям через локальный прокси с ключами. Панель управления поднимается одним процессом на локальном порту, и вся работа видна в браузере на той же машине.</w:t>
+        <w:t>Требования к машине скромные: интерпретатор Python, локальный стек графа знаний в контейнере, доступ к языковым моделям через локальный прокси с ключами. Панель управления поднимается одним процессом на локальном порту, и вся работа видна в браузере на</w:t>
+      </w:r>
+      <w:r>
+        <w:t xml:space="preserve"> той же машине.</w:t>
       </w:r>
     </w:p>
     <w:p>
       <w:r>
-        <w:t>Порядок</w:t>
-      </w:r>
-      <w:r>
-        <w:t xml:space="preserve"> запуска: поднять стек графа знаний, запустить прокси моделей, запустить панель, выбрать субъект опыта и нажать кнопку нужного этапа (эпизод, разведка, оценка кандидатов, полный цикл). Отдельно настраивается шлюз расширения, который превращает сессии внешн</w:t>
-      </w:r>
-      <w:r>
-        <w:t>его агента в записи того же графа, поэтому опыт не распадается на две базы.</w:t>
+        <w:t xml:space="preserve">Порядок запуска: поднять стек графа знаний, запустить прокси моделей, запустить панель, выбрать субъект опыта и нажать кнопку нужного этапа (эпизод, разведка, оценка кандидатов, полный цикл). Отдельно настраивается шлюз расширения, который </w:t>
+      </w:r>
+      <w:r>
+        <w:t>превращает сессии внешнего агента в записи того же графа, поэтому опыт не распадается на две базы.</w:t>
       </w:r>
     </w:p>
     <w:p>
       <w:pPr>
         <w:pStyle w:val="21"/>
       </w:pPr>
-      <w:bookmarkStart w:id="7" w:name="_Toc241000334"/>
+      <w:bookmarkStart w:id="7" w:name="_Toc241011369"/>
       <w:r>
         <w:rPr>
           <w:rFonts w:ascii="Times New Roman" w:hAnsi="Times New Roman"/>
@@ -2700,40 +2729,43 @@
     </w:p>
     <w:p>
       <w:r>
-        <w:t>Помощник работает не в пустом окне. Его узел памяти и вопроса человеку стоит рядом с инструментами рабочего места: браузер, поиск по базе знаний,</w:t>
-      </w:r>
-      <w:r>
-        <w:t xml:space="preserve"> поиск в сети и личная память владельца. В текущей сборке это 78 инструментов, которые поднимаются при старте процесса; в журнале видно, какие именно и сколько. Подключение идёт по открытому протоколу MCP и по тому же описанию инструментов, что используют </w:t>
-      </w:r>
-      <w:r>
-        <w:t>остальные программы на машине, поэтому новый инструмент добавляется одной записью в конфигурацию, без правки кода помощника.</w:t>
+        <w:t>Помощник работает не в пустом окне. Его узел памяти и вопроса человеку стоит рядом с инструментами рабочего места: браузер</w:t>
+      </w:r>
+      <w:r>
+        <w:t xml:space="preserve">, поиск по базе знаний, </w:t>
+      </w:r>
+      <w:r>
+        <w:lastRenderedPageBreak/>
+        <w:t>поиск в сети и личная память владельца. В текущей сборке это 78 инструментов, которые поднимаются при старте процесса; в журнале видно, какие именно и сколько. Подключение идёт по открытому протоколу MCP и по тому же описанию инстру</w:t>
+      </w:r>
+      <w:r>
+        <w:t>ментов, что используют остальные программы на машине, поэтому новый инструмент добавляется одной записью в конфигурацию, без правки кода помощника.</w:t>
       </w:r>
     </w:p>
     <w:p>
       <w:r>
-        <w:lastRenderedPageBreak/>
-        <w:t>Со стороны человека это выглядит так. Помощник живёт постоянным процессом, а не открывается окном на время разговора: у него есть р</w:t>
-      </w:r>
-      <w:r>
-        <w:t>асписание, каналы связи и консоль управления, где видно его состояние. Обращаться к нему можно из мессенджера, отвечать на его вопросы можно там же одной кнопкой. Результат он оставляет либо записью в журнале, либо готовым документом, а не приглашением про</w:t>
-      </w:r>
-      <w:r>
-        <w:t>должить разговор.</w:t>
+        <w:t>Со стороны человека это выглядит так. Помощник живёт постоянным процессом, а не открывается окном на время р</w:t>
+      </w:r>
+      <w:r>
+        <w:t>азговора: у него есть расписание, каналы связи и консоль управления, где видно его состояние. Обращаться к нему можно из мессенджера, отвечать на его вопросы можно там же одной кнопкой. Результат он оставляет либо записью в журнале, либо готовым документом</w:t>
+      </w:r>
+      <w:r>
+        <w:t>, а не приглашением продолжить разговор.</w:t>
       </w:r>
     </w:p>
     <w:p>
       <w:r>
-        <w:t>Границы обозначены жёстко: наружу ничего не уходит без нажатия кнопки, а всё, что помощник делает, записывается в граф с указанием роли, времени и происхождения записи. Предмет работы при этом остаётся нашим: структура памяти, измерение у</w:t>
-      </w:r>
-      <w:r>
-        <w:t>лучшений и решение человека за кнопкой.</w:t>
+        <w:t xml:space="preserve">Границы обозначены жёстко: наружу ничего не уходит без нажатия кнопки, а всё, что помощник делает, записывается в граф с указанием роли, времени и происхождения записи. Предмет работы при этом остаётся нашим: </w:t>
+      </w:r>
+      <w:r>
+        <w:t>структура памяти, измерение улучшений и решение человека за кнопкой.</w:t>
       </w:r>
     </w:p>
     <w:p>
       <w:pPr>
         <w:pStyle w:val="1"/>
       </w:pPr>
-      <w:bookmarkStart w:id="8" w:name="_Toc241000335"/>
+      <w:bookmarkStart w:id="8" w:name="_Toc241011370"/>
       <w:r>
         <w:rPr>
           <w:rFonts w:ascii="Times New Roman" w:hAnsi="Times New Roman"/>
@@ -2746,7 +2778,7 @@
       <w:pPr>
         <w:pStyle w:val="21"/>
       </w:pPr>
-      <w:bookmarkStart w:id="9" w:name="_Toc241000336"/>
+      <w:bookmarkStart w:id="9" w:name="_Toc241011371"/>
       <w:r>
         <w:rPr>
           <w:rFonts w:ascii="Times New Roman" w:hAnsi="Times New Roman"/>
@@ -2767,7 +2799,10 @@
         <w:t>Attempt</w:t>
       </w:r>
       <w:r>
-        <w:t>) с действием, объектом и числовым исходом, стратегия (</w:t>
+        <w:t>) с действием, объектом и числовым исходом, стратегия</w:t>
+      </w:r>
+      <w:r>
+        <w:t xml:space="preserve"> (</w:t>
       </w:r>
       <w:r>
         <w:rPr>
@@ -2777,10 +2812,7 @@
         <w:t>Strategy</w:t>
       </w:r>
       <w:r>
-        <w:t xml:space="preserve">) с описанием и </w:t>
-      </w:r>
-      <w:r>
-        <w:t>измеренным результатом, эпизод, шаг, состояние, а также связи времени и причинности. Отдельные классы описывают поиск по обвязке реального агента: политика (</w:t>
+        <w:t>) с описанием и измеренным результатом, эпизод, шаг, состояние, а также связи времени и причинности. Отдельные классы описывают поиск по обвязке реального агента: политика (</w:t>
       </w:r>
       <w:r>
         <w:rPr>
@@ -2790,10 +2822,10 @@
         <w:t>HarnessPolicy</w:t>
       </w:r>
       <w:r>
-        <w:t xml:space="preserve">) несёт описание обвязки, оценку судьи, решение правил приёмки и результат измерения; </w:t>
-      </w:r>
-      <w:r>
-        <w:t>раунд (</w:t>
+        <w:t>) несёт описание обвязки, оценку судьи, решение правил приём</w:t>
+      </w:r>
+      <w:r>
+        <w:t>ки и результат измерения; раунд (</w:t>
       </w:r>
       <w:r>
         <w:rPr>
@@ -2808,178 +2840,181 @@
     </w:p>
     <w:p>
       <w:r>
-        <w:t>Запись и выборку выполняют агенты на C++ (по одной операции на действие: записать попытку, выбрать попытки, повторить поддерево, развернуть стратегию), а обогащение записи полями, которые нуж</w:t>
-      </w:r>
-      <w:r>
-        <w:t>ны повтору (индекс шага, состояние, список допустимых действий, стратегия), выполняет мост на Python. Прикладной код на Python только на этом уровне и общается с графом, что позволяет держать онтологию в одном месте.</w:t>
+        <w:t xml:space="preserve">Запись и выборку выполняют агенты на C++ (по одной операции на действие: записать попытку, выбрать попытки, повторить поддерево, развернуть стратегию), а обогащение </w:t>
+      </w:r>
+      <w:r>
+        <w:t>записи полями, которые нужны повтору (индекс шага, состояние, список допустимых действий, стратегия), выполняет мост на Python. Прикладной код на Python только на этом уровне и общается с графом, что позволяет держать онтологию в одном месте.</w:t>
       </w:r>
     </w:p>
     <w:p>
       <w:pPr>
         <w:pStyle w:val="21"/>
       </w:pPr>
-      <w:bookmarkStart w:id="10" w:name="_Toc241000337"/>
+      <w:bookmarkStart w:id="10" w:name="_Toc241011372"/>
       <w:r>
         <w:rPr>
           <w:rFonts w:ascii="Times New Roman" w:hAnsi="Times New Roman"/>
         </w:rPr>
-        <w:t>2.2. Детерминированный мир и точный пов</w:t>
+        <w:t>2.2. Детермин</w:t>
       </w:r>
       <w:r>
         <w:rPr>
           <w:rFonts w:ascii="Times New Roman" w:hAnsi="Times New Roman"/>
         </w:rPr>
-        <w:t>тор</w:t>
+        <w:t>ированный мир и точный повтор</w:t>
       </w:r>
       <w:bookmarkEnd w:id="10"/>
     </w:p>
     <w:p>
       <w:r>
-        <w:t>Первая площадка это детерминированный мир: островная экспедиция из девяти локаций и восьми точек раскопок с бюджетом в сорок шагов, где ценность доставленного предмета зависит от точки доставки (множители 1,0, 1,2 и 1,5). Мир воспроизводим: значения вы</w:t>
-      </w:r>
-      <w:r>
-        <w:t>водятся из зерна и хеша, обращения к часам и к порядку хеширования внутри процесса отсутствуют, что закреплено отдельным тестом.</w:t>
+        <w:t xml:space="preserve">Первая площадка это детерминированный мир: островная экспедиция из девяти локаций и восьми точек раскопок с бюджетом в сорок шагов, где ценность доставленного предмета зависит от точки доставки (множители 1,0, 1,2 и 1,5). Мир </w:t>
+      </w:r>
+      <w:r>
+        <w:t>воспроизводим: значения выводятся из зерна и хеша, обращения к часам и к порядку хеширования внутри процесса отсутствуют, что закреплено отдельным тестом.</w:t>
       </w:r>
     </w:p>
     <w:p>
       <w:r>
-        <w:t>Точный повтор (реплей) работает только по записям и никогда не исполняет мир. Переходы индексируются по признаку, который в это</w:t>
-      </w:r>
-      <w:r>
-        <w:t>м мире полностью определяет исход (локация, несомый предмет, число уже взятых предметов с текущей точки) вместе со действием. На каждом шаге кандидат выбирает одно из записанных допустимых действий; если это действие встречалось в дереве, берётся записанны</w:t>
-      </w:r>
-      <w:r>
-        <w:t>й исход и обход продолжается от состояния-продолжения; если действие не записано, эпизод усекается и помечается как непокрытый. Судья никогда не додумывает исход. То, что повтор не исполняет мир, проверяется тестом, в котором шаг мира подменён функцией, об</w:t>
-      </w:r>
-      <w:r>
-        <w:t>язанной возбудить исключение.</w:t>
+        <w:t xml:space="preserve">Точный повтор (реплей) работает только по записям и никогда не исполняет мир. Переходы индексируются </w:t>
+      </w:r>
+      <w:r>
+        <w:t xml:space="preserve">по признаку, который в этом мире полностью определяет исход (локация, несомый предмет, число уже взятых предметов с текущей точки) вместе со действием. На каждом шаге кандидат </w:t>
+      </w:r>
+      <w:r>
+        <w:lastRenderedPageBreak/>
+        <w:t>выбирает одно из записанных допустимых действий; если это действие встречалось в</w:t>
+      </w:r>
+      <w:r>
+        <w:t xml:space="preserve"> дереве, берётся записанный исход и обход продолжается от состояния-продолжения; если действие не записано, эпизод усекается и помечается как непокрытый. Судья никогда не додумывает исход. То, что повтор не исполняет мир, проверяется тестом, в котором шаг </w:t>
+      </w:r>
+      <w:r>
+        <w:t>мира подменён функцией, обязанной возбудить исключение.</w:t>
       </w:r>
     </w:p>
     <w:p>
       <w:r>
-        <w:lastRenderedPageBreak/>
-        <w:t>Отдельно измеряется доля шагов, которые удалось восстановить точно, и доля оценённых: она возвращается как первое по важности число, потому что оценка на непокрытых шагах это уже не измерение, а догадка.</w:t>
+        <w:t>Отдельно измеряется доля шагов, которые удалось восстановить точно, и доля оценённых: она возвращается как первое по важности число, потому что оценка на непокрытых шагах это уже не измерение, а догад</w:t>
+      </w:r>
+      <w:r>
+        <w:t>ка.</w:t>
       </w:r>
     </w:p>
     <w:p>
       <w:pPr>
         <w:pStyle w:val="21"/>
       </w:pPr>
-      <w:bookmarkStart w:id="11" w:name="_Toc241000338"/>
+      <w:bookmarkStart w:id="11" w:name="_Toc241011373"/>
       <w:r>
         <w:rPr>
           <w:rFonts w:ascii="Times New Roman" w:hAnsi="Times New Roman"/>
         </w:rPr>
-        <w:t xml:space="preserve">2.3. Поиск по обвязке </w:t>
-      </w:r>
-      <w:r>
-        <w:rPr>
-          <w:rFonts w:ascii="Times New Roman" w:hAnsi="Times New Roman"/>
-        </w:rPr>
-        <w:t>реального агента</w:t>
+        <w:t>2.3. Поиск по обвязке реального агента</w:t>
       </w:r>
       <w:bookmarkEnd w:id="11"/>
     </w:p>
     <w:p>
       <w:r>
-        <w:t>Вторая площадка это настоящий кодирующий агент, наш собственный цикл инструментов (список файлов, чтение, запись, правка, запуск тестов, запуск команды). Обвязка описана одиннадцатью полями: список файлов, начальный вывод тестов, режим кон</w:t>
-      </w:r>
-      <w:r>
-        <w:t>текста, ширина окна шагов, длина наблюдения, бюджет чтения строк, бюджет шагов, возвращаются ли падающие тесты, температура. Задачи: шесть небольших задач на Python, у каждой видимые тесты и скрытый файл тестов, которого агент не видит; четыре задачи образ</w:t>
-      </w:r>
-      <w:r>
-        <w:t>уют поисковый набор, две отложены и не участвуют в отборе.</w:t>
+        <w:t xml:space="preserve">Вторая площадка это настоящий кодирующий агент, наш собственный цикл инструментов (список файлов, чтение, запись, правка, запуск тестов, запуск команды). Обвязка описана одиннадцатью полями: список файлов, </w:t>
+      </w:r>
+      <w:r>
+        <w:t>начальный вывод тестов, режим контекста, ширина окна шагов, длина наблюдения, бюджет чтения строк, бюджет шагов, возвращаются ли падающие тесты, температура. Задачи: шесть небольших задач на Python, у каждой видимые тесты и скрытый файл тестов, которого аг</w:t>
+      </w:r>
+      <w:r>
+        <w:t>ент не видит; четыре задачи образуют поисковый набор, две отложены и не участвуют в отборе.</w:t>
       </w:r>
     </w:p>
     <w:p>
       <w:r>
-        <w:t>Судья по записям восстанавливает не только стоимость, но и сами сообщения, которые кандидат отправил бы модели. Повтор проверен на всех 204 записанных прогонах: 196 из них воспроизводят размеры про</w:t>
-      </w:r>
-      <w:r>
-        <w:t>мптов посимвольно, всего 1401 шаг, а восемь расходятся на один-четыре символа в обрезанном выводе инструмента, один из них на 291 символ, потому что текст каталога скиллов в подсказке успел измениться между прогонами. Величина расхождения ограничена и запи</w:t>
-      </w:r>
-      <w:r>
-        <w:t>сана в проверке, поэтому судья никогда не додумывает исход молча. Модель подсчёта токенов проверена перекрёстно: средняя относительная ошибка 5,9 процента, худшая 17,3 процента.</w:t>
+        <w:t>Судья по записям восстанавливает не только стоимость, но и сами сообщения, которые кандидат отправил бы модели. Повтор проверен на всех 204 записанных прогонах: 196</w:t>
+      </w:r>
+      <w:r>
+        <w:t xml:space="preserve"> из них воспроизводят размеры промптов посимвольно, всего 1401 шаг, а восемь расходятся на один-четыре символа в обрезанном выводе инструмента, один из них на 291 символ, потому что описание доступных агенту инструментов в его подсказке успело измениться м</w:t>
+      </w:r>
+      <w:r>
+        <w:t>ежду прогонами. Величина расхождения ограничена и записана в проверке, поэтому судья никогда не додумывает исход молча. Модель подсчёта токенов проверена перекрёстно: средняя относительная ошибка 5,9 процента, худшая 17,3 процента.</w:t>
       </w:r>
     </w:p>
     <w:p>
       <w:pPr>
         <w:pStyle w:val="21"/>
       </w:pPr>
-      <w:bookmarkStart w:id="12" w:name="_Toc241000339"/>
+      <w:bookmarkStart w:id="12" w:name="_Toc241011374"/>
       <w:r>
         <w:rPr>
           <w:rFonts w:ascii="Times New Roman" w:hAnsi="Times New Roman"/>
         </w:rPr>
-        <w:t>2.4. Живой цикл из трёх ролей</w:t>
+        <w:t xml:space="preserve">2.4. Живой цикл из трёх </w:t>
+      </w:r>
+      <w:r>
+        <w:rPr>
+          <w:rFonts w:ascii="Times New Roman" w:hAnsi="Times New Roman"/>
+        </w:rPr>
+        <w:t>ролей</w:t>
       </w:r>
       <w:bookmarkEnd w:id="12"/>
     </w:p>
     <w:p>
       <w:r>
-        <w:t xml:space="preserve">Третья площадка это организационный цикл. </w:t>
-      </w:r>
-      <w:r>
-        <w:t>Исследователь читает досье проекта и предлагает от двух до четырёх вариантов работы. Менеджер выбирает ровно один вариант с критериями приёмки либо останавливает цикл. Работник выполняет правку в отдельной копии репозитория (git worktree) на отдельной ветк</w:t>
-      </w:r>
-      <w:r>
-        <w:t>е, запускает разрешённую проверку из белого списка и оставляет пакет изменений. Ничего не вливается, не отправляется на сервер и не утверждается автоматически: пакет ждёт человека. Каждый цикл пишет записи в тот же граф знаний, и цикл читает этот журнал пе</w:t>
-      </w:r>
-      <w:r>
-        <w:t>ред следующим предложением, чтобы не предлагать сделанное.</w:t>
+        <w:t>Третья площадка это организационный цикл. Исследователь читает досье проекта и предлагает от двух до четырёх вариантов работы. Менеджер выбирает ровно один вариант с критериями приёмки либо останавливает цикл. Работник выполняет правку в отдельной ко</w:t>
+      </w:r>
+      <w:r>
+        <w:t>пии репозитория на отдельной ветке, запускает разрешённую проверку из белого списка и оставляет пакет изменений. Ничего не вливается, не отправляется на сервер и не утверждается автоматически: пакет ждёт человека. Каждый цикл пишет записи в тот же граф зна</w:t>
+      </w:r>
+      <w:r>
+        <w:t>ний, и цикл читает этот журнал перед следующим предложением, чтобы не предлагать сделанное.</w:t>
       </w:r>
     </w:p>
     <w:p>
       <w:r>
-        <w:t>Цикл переживает смерть процесса: при перезапуске с тем же именем прогона биография получает запись о перезапуске, журнал получает запись о возобновлении, а рабочая копия встаёт рядом с остатками пр</w:t>
-      </w:r>
-      <w:r>
-        <w:t>ерванной попытки и не сталкивается с ними.</w:t>
+        <w:t xml:space="preserve">Цикл переживает смерть процесса: при перезапуске с тем же именем прогона биография получает запись о перезапуске, журнал получает запись о возобновлении, а рабочая </w:t>
+      </w:r>
+      <w:r>
+        <w:t>копия встаёт рядом с остатками прерванной попытки и не сталкивается с ними.</w:t>
       </w:r>
     </w:p>
     <w:p>
       <w:pPr>
         <w:pStyle w:val="21"/>
       </w:pPr>
-      <w:bookmarkStart w:id="13" w:name="_Toc241000340"/>
+      <w:bookmarkStart w:id="13" w:name="_Toc241011375"/>
       <w:r>
         <w:rPr>
           <w:rFonts w:ascii="Times New Roman" w:hAnsi="Times New Roman"/>
         </w:rPr>
+        <w:lastRenderedPageBreak/>
         <w:t>2.5. Панель управления и границы автоматизации</w:t>
       </w:r>
       <w:bookmarkEnd w:id="13"/>
     </w:p>
     <w:p>
       <w:r>
-        <w:t>Состояние системы видно на панели (локальный веб-сервер): лента организации с ролями, предложениями, решениями менеджера, пакетами и причинами остановок; раздел памят</w:t>
-      </w:r>
-      <w:r>
-        <w:t>и с результатами публичного замера; раздел, в котором прямо перечислено, что именно доказано текущим прогоном.</w:t>
+        <w:t xml:space="preserve">Состояние системы видно на панели (локальный веб-сервер): лента организации с ролями, предложениями, решениями менеджера, пакетами и </w:t>
+      </w:r>
+      <w:r>
+        <w:t>причинами остановок; раздел памяти с результатами публичного замера; раздел, в котором прямо перечислено, что именно доказано текущим прогоном.</w:t>
       </w:r>
     </w:p>
     <w:p>
       <w:r>
-        <w:lastRenderedPageBreak/>
-        <w:t>Границы автоматизации важнее возможностей, поэтому они перечислены в самой системе: ни один пакет не вливается сам; запуск цикла и его продолжите</w:t>
-      </w:r>
-      <w:r>
-        <w:t>льность задаёт человек; провайдер языковых моделей один, и отказ провайдера записывается как «не измерено», а не как ошибка системы.</w:t>
+        <w:t>Границы автоматизации важнее возможностей, поэтому они перечислены в самой системе: ни один пакет не вливается с</w:t>
+      </w:r>
+      <w:r>
+        <w:t>ам; запуск цикла и его продолжительность задаёт человек; провайдер языковых моделей один, и отказ провайдера записывается как «не измерено», а не как ошибка системы.</w:t>
       </w:r>
     </w:p>
     <w:p>
       <w:r>
-        <w:t>Развитие цикла идёт по одному направлению: перенести чтение записей внутрь графа на всех площадках, включая поиск по обвязк</w:t>
-      </w:r>
-      <w:r>
-        <w:t>е, где записи сейчас читаются с диска и попадают в граф уже после отбора. Тогда память агента станет одинаковой и в модельном мире, и в живой работе.</w:t>
+        <w:t>Развитие цикла идёт по одному направлению: перенести чтение записей внутрь графа на всех п</w:t>
+      </w:r>
+      <w:r>
+        <w:t>лощадках, включая поиск по обвязке, где записи сейчас читаются с диска и попадают в граф уже после отбора. Тогда память агента станет одинаковой и в модельном мире, и в живой работе.</w:t>
       </w:r>
     </w:p>
     <w:p>
       <w:pPr>
         <w:pStyle w:val="1"/>
       </w:pPr>
-      <w:bookmarkStart w:id="14" w:name="_Toc241000341"/>
+      <w:bookmarkStart w:id="14" w:name="_Toc241011376"/>
       <w:r>
         <w:rPr>
           <w:rFonts w:ascii="Times New Roman" w:hAnsi="Times New Roman"/>
@@ -2992,7 +3027,7 @@
       <w:pPr>
         <w:pStyle w:val="21"/>
       </w:pPr>
-      <w:bookmarkStart w:id="15" w:name="_Toc241000342"/>
+      <w:bookmarkStart w:id="15" w:name="_Toc241011377"/>
       <w:r>
         <w:rPr>
           <w:rFonts w:ascii="Times New Roman" w:hAnsi="Times New Roman"/>
@@ -3003,10 +3038,10 @@
     </w:p>
     <w:p>
       <w:r>
-        <w:t>Правила приёмки формулируются до поиск</w:t>
-      </w:r>
-      <w:r>
-        <w:t>а и не меняются внутри раунда; каждое их изменение вызывалось конкретным измерением, которое предыдущая версия пропустила. Правил было пять версий.</w:t>
+        <w:t>Прави</w:t>
+      </w:r>
+      <w:r>
+        <w:t>ла приёмки формулируются до поиска и не меняются внутри раунда; каждое их изменение вызывалось конкретным измерением, которое предыдущая версия пропустила. Правил было пять версий.</w:t>
       </w:r>
     </w:p>
     <w:tbl>
@@ -3112,13 +3147,13 @@
               <w:rPr>
                 <w:sz w:val="24"/>
               </w:rPr>
-              <w:t>требование покрытия: экономия признаётся, только если решения кандидат</w:t>
-            </w:r>
-            <w:r>
-              <w:rPr>
-                <w:sz w:val="24"/>
-              </w:rPr>
-              <w:t>а восстановимы</w:t>
+              <w:t>требование покрытия: экономия признаё</w:t>
+            </w:r>
+            <w:r>
+              <w:rPr>
+                <w:sz w:val="24"/>
+              </w:rPr>
+              <w:t>тся, только если решения кандидата восстановимы</w:t>
             </w:r>
           </w:p>
         </w:tc>
@@ -3188,13 +3223,13 @@
               <w:rPr>
                 <w:sz w:val="24"/>
               </w:rPr>
-              <w:t>три кандидата с прогнозом от +22,5 до +26,6 процента и без единого восст</w:t>
-            </w:r>
-            <w:r>
-              <w:rPr>
-                <w:sz w:val="24"/>
-              </w:rPr>
-              <w:t>ановленного решения</w:t>
+              <w:t xml:space="preserve">три кандидата с прогнозом от +22,5 до </w:t>
+            </w:r>
+            <w:r>
+              <w:rPr>
+                <w:sz w:val="24"/>
+              </w:rPr>
+              <w:t>+26,6 процента и без единого восстановленного решения</w:t>
             </w:r>
           </w:p>
         </w:tc>
@@ -3247,13 +3282,13 @@
               <w:rPr>
                 <w:sz w:val="24"/>
               </w:rPr>
-              <w:t xml:space="preserve">контрольная политика window3: прогноз +7,6 процента при покрытии 72,7 процента, измерение дало +12,4 процента хуже, а на отложенных </w:t>
-            </w:r>
-            <w:r>
-              <w:rPr>
-                <w:sz w:val="24"/>
-              </w:rPr>
-              <w:t>задачах +81,8 процента хуже</w:t>
+              <w:t>контрольная политика window3: прогноз +7,6 процента при покрытии 72,7 процента, измерение дало +12,</w:t>
+            </w:r>
+            <w:r>
+              <w:rPr>
+                <w:sz w:val="24"/>
+              </w:rPr>
+              <w:t>4 процента хуже, а на отложенных задачах +81,8 процента хуже</w:t>
             </w:r>
           </w:p>
         </w:tc>
@@ -3315,24 +3350,25 @@
     <w:p/>
     <w:p>
       <w:r>
-        <w:t>Измерение в рабочем режиме дорого, поэтому перед каждым раундом судья решае</w:t>
-      </w:r>
-      <w:r>
-        <w:t>т большинство кандидатов бесплатно, а платят только за тех, кого судья не смог оценить или кто меняет поведение агента. Шум самого провайдера проверен контрольной политикой: одна и та же обвязка при повторах даёт разброс около плюс-минус 20 процентов, поэт</w:t>
-      </w:r>
-      <w:r>
-        <w:t>ому одиночный прогон не доказывает ничего.</w:t>
+        <w:t>Измерение в рабочем режиме дорого, поэтому</w:t>
+      </w:r>
+      <w:r>
+        <w:t xml:space="preserve"> перед каждым раундом судья решает большинство кандидатов бесплатно, а платят только за тех, кого судья не смог оценить или кто меняет поведение агента. Шум самого провайдера проверен контрольной политикой: одна и та же обвязка при повторах даёт разброс ок</w:t>
+      </w:r>
+      <w:r>
+        <w:t>оло плюс-минус 20 процентов, поэтому одиночный прогон не доказывает ничего.</w:t>
       </w:r>
     </w:p>
     <w:p>
       <w:pPr>
         <w:pStyle w:val="21"/>
       </w:pPr>
-      <w:bookmarkStart w:id="16" w:name="_Toc241000343"/>
+      <w:bookmarkStart w:id="16" w:name="_Toc241011378"/>
       <w:r>
         <w:rPr>
           <w:rFonts w:ascii="Times New Roman" w:hAnsi="Times New Roman"/>
         </w:rPr>
+        <w:lastRenderedPageBreak/>
         <w:t>3.2. Сон в детерминированных мирах</w:t>
       </w:r>
       <w:bookmarkEnd w:id="16"/>
@@ -3485,7 +3521,6 @@
               <w:rPr>
                 <w:sz w:val="24"/>
               </w:rPr>
-              <w:lastRenderedPageBreak/>
               <w:t>Остров, 5 зёрен</w:t>
             </w:r>
           </w:p>
@@ -3704,7 +3739,7 @@
       <w:pPr>
         <w:pStyle w:val="21"/>
       </w:pPr>
-      <w:bookmarkStart w:id="17" w:name="_Toc241000344"/>
+      <w:bookmarkStart w:id="17" w:name="_Toc241011379"/>
       <w:r>
         <w:rPr>
           <w:rFonts w:ascii="Times New Roman" w:hAnsi="Times New Roman"/>
@@ -4280,7 +4315,11 @@
         <w:t>Проверка на публичном наборе LongMemEval (детали в приложении А) равна по итогу: плоский журнал 72,7 процента, граф 72,1 процента, без памяти 4,1 про</w:t>
       </w:r>
       <w:r>
-        <w:t>цента. Разница между двумя видами памяти внутри шума, а разделение по типам вопросов показывает, где именно структура помогает: на вопросах о времени граф даёт 40,0 процента против 16,7 у плоского журнала, а на многосессионных вопросах проигрывает (58,3 пр</w:t>
+        <w:t xml:space="preserve">цента. Разница между двумя видами памяти внутри шума, а разделение по типам вопросов показывает, где именно структура помогает: на вопросах о </w:t>
+      </w:r>
+      <w:r>
+        <w:lastRenderedPageBreak/>
+        <w:t>времени граф даёт 40,0 процента против 16,7 у плоского журнала, а на многосессионных вопросах проигрывает (58,3 пр</w:t>
       </w:r>
       <w:r>
         <w:t>отив 66,7). Полный контекст без всякой выборки даёт до 94 процентов, то есть сама задача для нашей модели разрешима, и упрощать её мы не стали.</w:t>
@@ -4290,12 +4329,11 @@
       <w:pPr>
         <w:pStyle w:val="21"/>
       </w:pPr>
-      <w:bookmarkStart w:id="18" w:name="_Toc241000345"/>
+      <w:bookmarkStart w:id="18" w:name="_Toc241011380"/>
       <w:r>
         <w:rPr>
           <w:rFonts w:ascii="Times New Roman" w:hAnsi="Times New Roman"/>
         </w:rPr>
-        <w:lastRenderedPageBreak/>
         <w:t>3.4. Поиск по обвязке: одиннадцать раундов</w:t>
       </w:r>
       <w:bookmarkEnd w:id="18"/>
@@ -4350,7 +4388,7 @@
       <w:pPr>
         <w:pStyle w:val="21"/>
       </w:pPr>
-      <w:bookmarkStart w:id="19" w:name="_Toc241000346"/>
+      <w:bookmarkStart w:id="19" w:name="_Toc241011381"/>
       <w:r>
         <w:rPr>
           <w:rFonts w:ascii="Times New Roman" w:hAnsi="Times New Roman"/>
@@ -4372,116 +4410,35 @@
     </w:p>
     <w:p>
       <w:r>
-        <w:t xml:space="preserve">Из семи записей о пакетах четыре принадлежат живым прогонам (ветки </w:t>
-      </w:r>
-      <w:r>
-        <w:rPr>
-          <w:rFonts w:ascii="Consolas" w:hAnsi="Consolas"/>
-          <w:sz w:val="24"/>
-        </w:rPr>
-        <w:t>agent/live-live2-c1</w:t>
-      </w:r>
-      <w:r>
-        <w:t xml:space="preserve">, </w:t>
-      </w:r>
-      <w:r>
-        <w:rPr>
-          <w:rFonts w:ascii="Consolas" w:hAnsi="Consolas"/>
-          <w:sz w:val="24"/>
-        </w:rPr>
-        <w:t>agent/live-live2-c2</w:t>
-      </w:r>
-      <w:r>
-        <w:t xml:space="preserve">, </w:t>
-      </w:r>
-      <w:r>
-        <w:rPr>
-          <w:rFonts w:ascii="Consolas" w:hAnsi="Consolas"/>
-          <w:sz w:val="24"/>
-        </w:rPr>
-        <w:t>agent/live-</w:t>
-      </w:r>
-      <w:r>
-        <w:rPr>
-          <w:rFonts w:ascii="Consolas" w:hAnsi="Consolas"/>
-          <w:sz w:val="24"/>
-        </w:rPr>
-        <w:t>live3-a041541-c1</w:t>
-      </w:r>
-      <w:r>
-        <w:t xml:space="preserve"> и </w:t>
-      </w:r>
-      <w:r>
-        <w:rPr>
-          <w:rFonts w:ascii="Consolas" w:hAnsi="Consolas"/>
-          <w:sz w:val="24"/>
-        </w:rPr>
-        <w:t>agent/live-live4-a050037-c1</w:t>
-      </w:r>
-      <w:r>
-        <w:t xml:space="preserve">, изменённые файлы: </w:t>
-      </w:r>
-      <w:r>
-        <w:rPr>
-          <w:rFonts w:ascii="Consolas" w:hAnsi="Consolas"/>
-          <w:sz w:val="24"/>
-        </w:rPr>
-        <w:t>python/life_loop.py</w:t>
-      </w:r>
-      <w:r>
-        <w:t xml:space="preserve"> и </w:t>
-      </w:r>
-      <w:r>
-        <w:rPr>
-          <w:rFonts w:ascii="Consolas" w:hAnsi="Consolas"/>
-          <w:sz w:val="24"/>
-        </w:rPr>
-        <w:t>tests/test_heartbeat.py</w:t>
-      </w:r>
-      <w:r>
-        <w:t xml:space="preserve">), а три оставлены проверкой расширения шлюза (имя ветки </w:t>
-      </w:r>
-      <w:r>
-        <w:rPr>
-          <w:rFonts w:ascii="Consolas" w:hAnsi="Consolas"/>
-          <w:sz w:val="24"/>
-        </w:rPr>
-        <w:t>agent/test</w:t>
-      </w:r>
-      <w:r>
-        <w:t xml:space="preserve">, проверка </w:t>
-      </w:r>
-      <w:r>
-        <w:rPr>
-          <w:rFonts w:ascii="Consolas" w:hAnsi="Consolas"/>
-          <w:sz w:val="24"/>
-        </w:rPr>
-        <w:t>core loop</w:t>
-      </w:r>
-      <w:r>
-        <w:t>, изменённых файлов ноль). Записи не удаляются: журнал пок</w:t>
-      </w:r>
-      <w:r>
-        <w:t>азывает и рабочие циклы, и испытания, потому что этим он и отличается от отчёта, сочинённого в конце.</w:t>
+        <w:t>Из семи записей о пакетах четыре принадлежат живым прогонам , каждый из них изменил рабочие файлы проекта и прошёл прове</w:t>
+      </w:r>
+      <w:r>
+        <w:t xml:space="preserve">рку, а три оставлены испытанием шлюза расширения и не изменили ничего. Имена ветвей, </w:t>
+      </w:r>
+      <w:r>
+        <w:lastRenderedPageBreak/>
+        <w:t>изменённые файлы и запущенные проверки сохраняются в журнале и раскрываются на панели по каждой записи. Записи не удаляются: журнал показывает и рабочие циклы, и испытания</w:t>
+      </w:r>
+      <w:r>
+        <w:t>, потому что этим он и отличается от отчёта, сочинённого в конце.</w:t>
       </w:r>
     </w:p>
     <w:p>
       <w:r>
-        <w:lastRenderedPageBreak/>
-        <w:t>Срывы тоже названы, и их два разных. В первом прогоне работник не смог собрать непустой пакет изменений: пятнадцать шагов, одна запущенная проверка, и мод</w:t>
-      </w:r>
-      <w:r>
-        <w:t>ель перестала вызывать инструменты, поэтому цикл завершился отказом «пакет изменений не может быть пустым», а heartbeat записал срыв. В четвёртом прогоне менеджер дважды не выдал ответ по схеме: запасная модель отдала ошибку соединения HTTP 524, пустой отв</w:t>
-      </w:r>
-      <w:r>
-        <w:t>ет не разобрался, и цикл был пропущен с записью об ошибке схемы. В обоих случаях система не замерла: следующий цикл запускался заново.</w:t>
+        <w:t xml:space="preserve">Срывы тоже названы, и их два разных. В первом прогоне работник не смог собрать непустой пакет изменений: пятнадцать шагов, одна запущенная проверка, и модель перестала вызывать инструменты, </w:t>
+      </w:r>
+      <w:r>
+        <w:t>поэтому цикл завершился отказом «пакет изменений не может быть пустым», а heartbeat записал срыв. В четвёртом прогоне менеджер дважды не выдал ответ по схеме: запасная модель отдала ошибку соединения HTTP 524, пустой ответ не разобрался, и цикл был пропуще</w:t>
+      </w:r>
+      <w:r>
+        <w:t>н с записью об ошибке схемы. В обоих случаях система не замерла: следующий цикл запускался заново.</w:t>
       </w:r>
     </w:p>
     <w:p>
       <w:pPr>
         <w:pStyle w:val="1"/>
       </w:pPr>
-      <w:bookmarkStart w:id="20" w:name="_Toc241000347"/>
+      <w:bookmarkStart w:id="20" w:name="_Toc241011382"/>
       <w:r>
         <w:rPr>
           <w:rFonts w:ascii="Times New Roman" w:hAnsi="Times New Roman"/>
@@ -4497,22 +4454,22 @@
     </w:p>
     <w:p>
       <w:r>
-        <w:t xml:space="preserve">Онтология опыта описана и работает: полная траектория агента, </w:t>
-      </w:r>
-      <w:r>
-        <w:t>включая состояния, допустимые действия и числовые исходы, записывается в граф знаний, и связи времени и происхождения в нём проверены отключением (задача 1). Механизм самоулучшения реализован и измерен на двух структурно разных мирах: восемь из восьми зёре</w:t>
-      </w:r>
-      <w:r>
-        <w:t>н улучшились после одного сна, от +14,7 до +114,9 (задача 2). Цикл перенесён на реального кодирующего агента; судья по записям восстанавливает запросы посимвольно, а правило «политику, меняющую поведение, измерять в рабочем режиме» появилось именно на этом</w:t>
-      </w:r>
-      <w:r>
-        <w:t xml:space="preserve"> переносе (задача 3). Правила приёмки заморожены и пересматривались пять раз, каждое изменение вынуждено измерением; измерение с тремя повторами отделило настоящую экономию от шума провайдера в плюс-минус 20 процентов (задача 4). Память сравнена на публичн</w:t>
-      </w:r>
-      <w:r>
-        <w:t>ом наборе с плоским журналом и без памяти; подстройка под известный протокол судьи сохранена (задача 5). Автономный цикл из трёх ролей работает, переживает перезапуск процесса и оставляет незалитые пакеты изменений с доказательствами (задача 6). Практическ</w:t>
-      </w:r>
-      <w:r>
-        <w:t>ое применение описано двумя сценариями, для долгого проекта и для повседневной работы, вместе с требованиями к запуску (задача 7).</w:t>
+        <w:t xml:space="preserve">Онтология опыта описана и работает: полная траектория агента, включая состояния, допустимые </w:t>
+      </w:r>
+      <w:r>
+        <w:t>действия и числовые исходы, записывается в граф знаний, и связи времени и происхождения в нём проверены отключением (задача 1). Механизм самоулучшения реализован и измерен на двух структурно разных мирах: восемь из восьми зёрен улучшились после одного сна,</w:t>
+      </w:r>
+      <w:r>
+        <w:t xml:space="preserve"> от +14,7 до +114,9 (задача 2). Цикл перенесён на реального кодирующего агента; судья по записям восстанавливает запросы посимвольно, а правило «политику, меняющую поведение, измерять в рабочем режиме» появилось именно на этом переносе (задача 3). Правила </w:t>
+      </w:r>
+      <w:r>
+        <w:t>приёмки заморожены и пересматривались пять раз, каждое изменение вынуждено измерением; измерение с тремя повторами отделило настоящую экономию от шума провайдера в плюс-минус 20 процентов (задача 4). Память сравнена на публичном наборе с плоским журналом и</w:t>
+      </w:r>
+      <w:r>
+        <w:t xml:space="preserve"> без памяти; подстройка под известный протокол судьи сохранена (задача 5). Автономный цикл из трёх ролей работает, переживает перезапуск процесса и оставляет незалитые пакеты изменений с доказательствами (задача 6). Практическое применение описано двумя сц</w:t>
+      </w:r>
+      <w:r>
+        <w:t>енариями, для долгого проекта и для повседневной работы, вместе с требованиями к запуску (задача 7).</w:t>
       </w:r>
     </w:p>
     <w:p>
@@ -4523,44 +4480,41 @@
         <w:t>Практический итог.</w:t>
       </w:r>
       <w:r>
-        <w:t xml:space="preserve"> Система работает как помощник, а не как лабораторная демонстрация. Она ведёт цикл из трёх ролей, помнит св</w:t>
-      </w:r>
-      <w:r>
-        <w:t>ою работу записями в графе, продолжает её после перезапуска процесса и оставляет человеку готовые к проверке пакеты изменений. Опыт, записанный с онтологией, позволяет отбирать улучшения почти бесплатно: из 29 предложенных кандидатов 19 отклонены по запися</w:t>
-      </w:r>
-      <w:r>
-        <w:t>м без единого запуска, а один развёрнутый вариант дал переносимую экономию запросов на реальном агенте. Память сравнена с плоским журналом и с полным отсутствием памяти на публичном наборе: без памяти 4,1 процента, с памятью около 72 процентов, а структура</w:t>
-      </w:r>
-      <w:r>
-        <w:t xml:space="preserve"> графа выигрывает там, где она и должна выигрывать: на вопросах о времени (40,0 против 16,7 процента) и на сохранении порядка и происхождения записей.</w:t>
+        <w:t xml:space="preserve"> Система работает как помощник, а не как лабораторная демонстрация. Она ведёт цикл из трёх ролей, помнит свою работу записями в графе, пр</w:t>
+      </w:r>
+      <w:r>
+        <w:t xml:space="preserve">одолжает её после перезапуска процесса и оставляет человеку готовые к проверке пакеты изменений. Опыт, записанный с онтологией, позволяет отбирать улучшения почти бесплатно: из 29 предложенных кандидатов 19 отклонены по записям без единого запуска, а один </w:t>
+      </w:r>
+      <w:r>
+        <w:t>развёрнутый вариант дал переносимую экономию запросов на реальном агенте. Память сравнена с плоским журналом и с полным отсутствием памяти на публичном наборе: без памяти 4,1 процента, с памятью около 72 процентов, а структура графа выигрывает там, где она</w:t>
+      </w:r>
+      <w:r>
+        <w:t xml:space="preserve"> и должна выигрывать: на вопросах о времени (40,0 против 16,7 процента) и на сохранении порядка и происхождения записей.</w:t>
       </w:r>
     </w:p>
     <w:p>
       <w:r>
-        <w:t>Отсюда ближайшие направления работы. Первое: расширить предмет работы за пределы кода (почта, таблицы, до</w:t>
-      </w:r>
-      <w:r>
-        <w:t xml:space="preserve">кументы по образцу), потому что помощник в повседневной работе школы и офиса это тот же двигатель с другим предметом; канал, которым решение уходит человеку и возвращается его нажатием, для этого уже есть. Второе: сделать память сильнее, чем она есть </w:t>
-      </w:r>
-      <w:r>
         <w:lastRenderedPageBreak/>
-        <w:t>сейча</w:t>
-      </w:r>
-      <w:r>
-        <w:t>с: гибридный поиск вместо одного вида подобия, затухание старых записей, ограниченное ядро, которое всегда стоит в подсказке, и свёртка записей с обрезкой контекста, а после них повторный замер на том же наборе, чтобы преимущество структуры было видно не т</w:t>
-      </w:r>
-      <w:r>
-        <w:t xml:space="preserve">олько на вопросах о времени. Третье: перенести чтение записей внутрь графа на всех площадках, включая поиск по обвязке, чтобы память агента была одинаковой в мире и в живой работе. Четвёртое: расширить набор задач с шести до двенадцати и более и повторить </w:t>
-      </w:r>
-      <w:r>
-        <w:t>замер памяти, чтобы разница между видами памяти перестала быть в пределах шума.</w:t>
+        <w:t>Отсюда ближайшие направления работы. Первое: расширить предмет работы за пределы кода (почта, таблицы, документы по образцу), потому чт</w:t>
+      </w:r>
+      <w:r>
+        <w:t>о помощник в повседневной работе школы и офиса это тот же двигатель с другим предметом; канал, которым решение уходит человеку и возвращается его нажатием, для этого уже есть. Второе: сделать память сильнее, чем она есть сейчас: гибридный поиск вместо одно</w:t>
+      </w:r>
+      <w:r>
+        <w:t>го вида подобия, затухание старых записей, ограниченное ядро, которое всегда стоит в подсказке, и свёртка записей с обрезкой контекста, а после них повторный замер на том же наборе, чтобы преимущество структуры было видно не только на вопросах о времени. Т</w:t>
+      </w:r>
+      <w:r>
+        <w:t>ретье: перенести чтение записей внутрь графа на всех площадках, включая поиск по обвязке, чтобы память агента была одинаковой в мире и в живой работе. Четвёртое: расширить набор задач с шести до двенадцати и более и повторить замер памяти, чтобы разница ме</w:t>
+      </w:r>
+      <w:r>
+        <w:t>жду видами памяти перестала быть в пределах шума.</w:t>
       </w:r>
     </w:p>
     <w:p>
       <w:pPr>
         <w:pStyle w:val="1"/>
       </w:pPr>
-      <w:bookmarkStart w:id="21" w:name="_Toc241000348"/>
+      <w:bookmarkStart w:id="21" w:name="_Toc241011383"/>
       <w:r>
         <w:rPr>
           <w:rFonts w:ascii="Times New Roman" w:hAnsi="Times New Roman"/>
@@ -4571,105 +4525,60 @@
     </w:p>
     <w:p>
       <w:r>
-        <w:t>1. Голенков В.В., Гулякина Н.А. Открытая семантическая технология проектирования интеллектуальных систем (OSTIS) // Сборник научных трудов OSTI</w:t>
-      </w:r>
-      <w:r>
-        <w:t>S. Минск, 2023. URL: https://proc.ostis.net/proc/Proceedings%20OSTIS-2023.pdf (дата обращения: 22.09.2026).</w:t>
+        <w:t>1. Dream-RSI: Recursive Self-Improvement through Evolving Worlds // arXiv:2609.14858, 2026. URL: https://arxiv.org/abs/2609.14858 (дата обращения: 22.09.2026).</w:t>
       </w:r>
     </w:p>
     <w:p>
       <w:r>
-        <w:t>2. Голенков В.В. и др. Интеллектуальные компьютерные системы нового поколения // Доклады БГУИР. 2024. URL: https://doklady.bsuir.by/jour/article/vie</w:t>
-      </w:r>
-      <w:r>
-        <w:t>w/3906 (дата обращения: 22.09.2026).</w:t>
+        <w:t>2. Lee Y., Na</w:t>
+      </w:r>
+      <w:r>
+        <w:t>ir R., Zhang Q., Lee K., Khattab O., Finn C. Meta-Harness: End-to-End Optimization of Model Harnesses // arXiv:2603.28052, 2026. URL: https://arxiv.org/abs/2603.28052 (дата обращения: 22.09.2026).</w:t>
       </w:r>
     </w:p>
     <w:p>
       <w:r>
-        <w:t>3. Технология OSTIS: программная платформа (sc-machine, sc-web, py-sc-client). URL: https://github.com/ostis-ai (дата обращения: 22.09.2026).</w:t>
+        <w:t xml:space="preserve">3. Liu H., Ye T., Gao S. и др. SoL-Pi: Recursively Scaling </w:t>
+      </w:r>
+      <w:r>
+        <w:t>Auto-Research Loops for Efficient Agent Harness // arXiv:2609.20519, 2026. URL: https://arxiv.org/abs/2609.20519 (дата обращения: 22.09.2026).</w:t>
       </w:r>
     </w:p>
     <w:p>
       <w:r>
-        <w:t>4. Dream-RSI: накопленная история как симулятор для поиска стратегий. arXiv:2</w:t>
-      </w:r>
-      <w:r>
-        <w:t>609.14858 (текст статьи передан руководителю работы).</w:t>
+        <w:t xml:space="preserve">4. Wang R., Hsu H.-L., Mehta S. и др. GAVEL: Graph World Models for Verified and Efficient Long-Horizon LLM Task </w:t>
+      </w:r>
+      <w:r>
+        <w:t>Planning // arXiv:2609.19315, 2026. URL: https://arxiv.org/abs/2609.19315 (дата обращения: 22.09.2026).</w:t>
       </w:r>
     </w:p>
     <w:p>
       <w:r>
-        <w:t>5. Meta-Harness: оптимизация обвязки агента по полным траекториям. arXiv:2603.28052 (текст статьи передан руководителю работы).</w:t>
+        <w:t>5. Wu D. et al. LongMemEval: Benchmarking Chat Assistants on Long-Term Interactive Memory // arXiv:2410.10813, 2024. URL: https://arxiv.org/abs/2410.108</w:t>
+      </w:r>
+      <w:r>
+        <w:t>13 (дата обращения: 22.09.2026).</w:t>
       </w:r>
     </w:p>
     <w:p>
       <w:r>
-        <w:t>6. SoL-Pi: рекурсивное масштабирование автоматического исследования на уро</w:t>
-      </w:r>
-      <w:r>
-        <w:t>вне обвязки. arXiv:2609.20519 (текст статьи передан руководителю работы).</w:t>
+        <w:t>6. Голенков В.В., Гулякина Н.А. Открытая семантическая технология проектирования интеллектуальных систем (OSTIS) // Сборник научных трудов OSTIS. Минск, 2023. URL: https://proc.ostis.net/proc/Proceedings%20OSTIS-2023.pdf (д</w:t>
+      </w:r>
+      <w:r>
+        <w:t>ата обращения: 22.09.2026).</w:t>
       </w:r>
     </w:p>
     <w:p>
       <w:r>
-        <w:t>7. GAVEL: явная символьная модель мира для проверки и починки планов. arXiv:2609.19315 (текст статьи передан руководителю работы).</w:t>
+        <w:t>7. Голенков В.В. и др. Интеллектуальные компьютерные системы нового поколения // Доклады БГУИР. 2024. URL: https://doklady.bsuir.by/jour/article/view/3906 (дата обращения: 22.09.2026).</w:t>
       </w:r>
     </w:p>
     <w:p>
       <w:r>
-        <w:t>8. Wu D. et al. LongMemEval: Benchmarking Chat Assi</w:t>
-      </w:r>
-      <w:r>
-        <w:t>stants on Long-Term Interactive Memory // arXiv:2410.10813, 2024. URL: https://arxiv.org/abs/2410.10813 (дата обращения: 22.09.2026).</w:t>
-      </w:r>
-    </w:p>
-    <w:p>
-      <w:r>
-        <w:t>9. Материалы проекта Oneiro-OSTIS: описание цикла по обвязке (</w:t>
-      </w:r>
-      <w:r>
-        <w:rPr>
-          <w:rFonts w:ascii="Consolas" w:hAnsi="Consolas"/>
-          <w:sz w:val="24"/>
-        </w:rPr>
-        <w:t>docs/harness.md</w:t>
-      </w:r>
-      <w:r>
-        <w:t>), замер памяти (</w:t>
-      </w:r>
-      <w:r>
-        <w:rPr>
-          <w:rFonts w:ascii="Consolas" w:hAnsi="Consolas"/>
-          <w:sz w:val="24"/>
-        </w:rPr>
-        <w:t>bench/memory/README.md</w:t>
-      </w:r>
-      <w:r>
-        <w:t>), жив</w:t>
-      </w:r>
-      <w:r>
-        <w:t>ой организационный цикл (</w:t>
-      </w:r>
-      <w:r>
-        <w:rPr>
-          <w:rFonts w:ascii="Consolas" w:hAnsi="Consolas"/>
-          <w:sz w:val="24"/>
-        </w:rPr>
-        <w:t>docs/GOAL-LIVE-SWARM.md</w:t>
-      </w:r>
-      <w:r>
-        <w:t>), полный контекст проекта (</w:t>
-      </w:r>
-      <w:r>
-        <w:rPr>
-          <w:rFonts w:ascii="Consolas" w:hAnsi="Consolas"/>
-          <w:sz w:val="24"/>
-        </w:rPr>
-        <w:t>docs/PROJECT-CONTEXT.md</w:t>
-      </w:r>
-      <w:r>
-        <w:t>).</w:t>
+        <w:t xml:space="preserve">8. Технология OSTIS: программная платформа </w:t>
+      </w:r>
+      <w:r>
+        <w:t>(sc-machine, sc-web, py-sc-client). URL: https://github.com/ostis-ai (дата обращения: 22.09.2026).</w:t>
       </w:r>
     </w:p>
     <w:p>
@@ -4682,7 +4591,7 @@
         <w:pStyle w:val="1"/>
         <w:jc w:val="right"/>
       </w:pPr>
-      <w:bookmarkStart w:id="22" w:name="_Toc241000349"/>
+      <w:bookmarkStart w:id="22" w:name="_Toc241011384"/>
       <w:r>
         <w:rPr>
           <w:rFonts w:ascii="Times New Roman" w:hAnsi="Times New Roman"/>
@@ -4704,7 +4613,10 @@
         <w:t>longmemeval-cleaned</w:t>
       </w:r>
       <w:r>
-        <w:t xml:space="preserve">), 50 вопросов из 500, шесть типов. Стадии: </w:t>
+        <w:t>), 50 вопросов из 500, шест</w:t>
+      </w:r>
+      <w:r>
+        <w:t xml:space="preserve">ь типов. Стадии: </w:t>
       </w:r>
       <w:r>
         <w:rPr>
@@ -4724,10 +4636,10 @@
         <w:t>s</w:t>
       </w:r>
       <w:r>
-        <w:t xml:space="preserve"> (полные истории, выборка ограничена 100 сессиями с обязательным сохранением сессий с ответом). Порядок вариантов одинаков на всех стадиях: ответ дают т</w:t>
-      </w:r>
-      <w:r>
-        <w:t>е же модели, судью проводят те же модели, меняется только вид памяти. Разные модели-ответчики указаны отдельно, потому что потолок зависит именно от них.</w:t>
+        <w:t xml:space="preserve"> (полные истории, выборка ограничена 100 сессиями с обязательным сохранением сессий с ответом). Порядок вариантов одинаков на всех стадиях: ответ дают те же модели, судью проводят</w:t>
+      </w:r>
+      <w:r>
+        <w:t xml:space="preserve"> те же модели, меняется только вид памяти. Разные модели-ответчики указаны отдельно, потому что потолок зависит именно от них.</w:t>
       </w:r>
     </w:p>
     <w:p>
@@ -4861,14 +4773,7 @@
                 <w:b/>
                 <w:sz w:val="24"/>
               </w:rPr>
-              <w:t>Дол</w:t>
-            </w:r>
-            <w:r>
-              <w:rPr>
-                <w:b/>
-                <w:sz w:val="24"/>
-              </w:rPr>
-              <w:t>я верных</w:t>
+              <w:t>Доля верных</w:t>
             </w:r>
           </w:p>
         </w:tc>
@@ -5325,7 +5230,13 @@
               <w:rPr>
                 <w:sz w:val="24"/>
               </w:rPr>
-              <w:t>обновление знаний</w:t>
+              <w:t xml:space="preserve">обновление </w:t>
+            </w:r>
+            <w:r>
+              <w:rPr>
+                <w:sz w:val="24"/>
+              </w:rPr>
+              <w:t>знаний</w:t>
             </w:r>
           </w:p>
         </w:tc>
@@ -5675,13 +5586,7 @@
               <w:rPr>
                 <w:sz w:val="24"/>
               </w:rPr>
-              <w:t xml:space="preserve">временные </w:t>
-            </w:r>
-            <w:r>
-              <w:rPr>
-                <w:sz w:val="24"/>
-              </w:rPr>
-              <w:t>рассуждения</w:t>
+              <w:t>временные рассуждения</w:t>
             </w:r>
           </w:p>
         </w:tc>
@@ -6139,10 +6044,10 @@
         <w:t>s</w:t>
       </w:r>
       <w:r>
-        <w:t xml:space="preserve">; такие клетки не засчитаны </w:t>
-      </w:r>
-      <w:r>
-        <w:t xml:space="preserve">ни как верные, ни как неверные, и в таблице они вынесены отдельным столбцом. Второе: вопросы о предпочтениях дали ноль на всех вариантах в прогоне </w:t>
+        <w:t>; такие клетки не засчитаны ни как верные, ни как невер</w:t>
+      </w:r>
+      <w:r>
+        <w:t xml:space="preserve">ные, и в таблице они вынесены отдельным столбцом. Второе: вопросы о предпочтениях дали ноль на всех вариантах в прогоне </w:t>
       </w:r>
       <w:r>
         <w:rPr>
@@ -6152,10 +6057,10 @@
         <w:t>oracle-50-1</w:t>
       </w:r>
       <w:r>
-        <w:t xml:space="preserve">, то есть этот тип вопросов нашим стендом пока не измеряется. Третье: замер не финальный, разница </w:t>
-      </w:r>
-      <w:r>
-        <w:t xml:space="preserve">между графом и плоским журналом </w:t>
+        <w:t>, то есть этот тип вопросов нашим стендом пока не измеряется. Третье: замер не финальный, разница между графом и плоским журн</w:t>
+      </w:r>
+      <w:r>
+        <w:t xml:space="preserve">алом </w:t>
       </w:r>
       <w:r>
         <w:lastRenderedPageBreak/>
@@ -6172,7 +6077,7 @@
         <w:pStyle w:val="1"/>
         <w:jc w:val="right"/>
       </w:pPr>
-      <w:bookmarkStart w:id="23" w:name="_Toc241000350"/>
+      <w:bookmarkStart w:id="23" w:name="_Toc241011385"/>
       <w:r>
         <w:rPr>
           <w:rFonts w:ascii="Times New Roman" w:hAnsi="Times New Roman"/>
@@ -6408,13 +6313,13 @@
               <w:rPr>
                 <w:sz w:val="24"/>
               </w:rPr>
-              <w:t xml:space="preserve">развёрнуто, в </w:t>
-            </w:r>
-            <w:r>
-              <w:rPr>
-                <w:sz w:val="24"/>
-              </w:rPr>
-              <w:t>рабочем режиме +27,0 процента (хуже)</w:t>
+              <w:t xml:space="preserve">развёрнуто, в рабочем режиме +27,0 процента </w:t>
+            </w:r>
+            <w:r>
+              <w:rPr>
+                <w:sz w:val="24"/>
+              </w:rPr>
+              <w:t>(хуже)</w:t>
             </w:r>
           </w:p>
         </w:tc>
@@ -6764,13 +6669,13 @@
               <w:rPr>
                 <w:sz w:val="24"/>
               </w:rPr>
-              <w:t xml:space="preserve">развёрнуто по </w:t>
-            </w:r>
-            <w:r>
-              <w:rPr>
-                <w:sz w:val="24"/>
-              </w:rPr>
-              <w:t>одному прогону (минус 3,4), при трёх прогонах +4,0</w:t>
+              <w:t xml:space="preserve">развёрнуто по одному прогону (минус 3,4), при </w:t>
+            </w:r>
+            <w:r>
+              <w:rPr>
+                <w:sz w:val="24"/>
+              </w:rPr>
+              <w:t>трёх прогонах +4,0</w:t>
             </w:r>
           </w:p>
         </w:tc>
@@ -6927,22 +6832,22 @@
         <w:pStyle w:val="1"/>
         <w:jc w:val="right"/>
       </w:pPr>
-      <w:bookmarkStart w:id="24" w:name="_Toc241000351"/>
+      <w:bookmarkStart w:id="24" w:name="_Toc241011386"/>
       <w:r>
         <w:rPr>
           <w:rFonts w:ascii="Times New Roman" w:hAnsi="Times New Roman"/>
         </w:rPr>
         <w:lastRenderedPageBreak/>
-        <w:t>Приложение В. Как проверить числа работы</w:t>
+        <w:t>Приложение В. Протоколы измерений</w:t>
       </w:r>
       <w:bookmarkEnd w:id="24"/>
     </w:p>
     <w:p>
       <w:r>
-        <w:t xml:space="preserve">Все числа основного текста берутся из артефактов, которые </w:t>
-      </w:r>
-      <w:r>
-        <w:t>создаются запуском кода проекта. Пути указаны относительно каталога проекта.</w:t>
+        <w:t xml:space="preserve">Каждое число основного текста опирается на протокол измерения, который сохраняется вместе с </w:t>
+      </w:r>
+      <w:r>
+        <w:t>результатом и остаётся доступным после прогона. Протокол отвечает на три вопроса: что сравнивалось, при каких условиях и чем закончилось.</w:t>
       </w:r>
     </w:p>
     <w:tbl>
@@ -6957,8 +6862,8 @@
         <w:tblLook w:val="04A0" w:firstRow="1" w:lastRow="0" w:firstColumn="1" w:lastColumn="0" w:noHBand="0" w:noVBand="1"/>
       </w:tblPr>
       <w:tblGrid>
-        <w:gridCol w:w="4751"/>
-        <w:gridCol w:w="4780"/>
+        <w:gridCol w:w="4764"/>
+        <w:gridCol w:w="4767"/>
       </w:tblGrid>
       <w:tr>
         <w:tc>
@@ -6975,7 +6880,7 @@
                 <w:b/>
                 <w:sz w:val="24"/>
               </w:rPr>
-              <w:t>Что проверяется</w:t>
+              <w:t>Что подтверждается</w:t>
             </w:r>
           </w:p>
         </w:tc>
@@ -6993,7 +6898,7 @@
                 <w:b/>
                 <w:sz w:val="24"/>
               </w:rPr>
-              <w:t>Чем воспроизводится</w:t>
+              <w:t>Каким протоколом</w:t>
             </w:r>
           </w:p>
         </w:tc>
@@ -7012,7 +6917,7 @@
               <w:rPr>
                 <w:sz w:val="24"/>
               </w:rPr>
-              <w:t>Улучшение в мирах (пункт 3.2)</w:t>
+              <w:t>Улучшение в модельных мирах (пункт 3.2)</w:t>
             </w:r>
           </w:p>
         </w:tc>
@@ -7029,7 +6934,13 @@
               <w:rPr>
                 <w:sz w:val="24"/>
               </w:rPr>
-              <w:t>docs/series.md и docs/results.md (создаются прогоном серии по зёрнам)</w:t>
+              <w:t>серия из восьми прогонов по зёрнам: приро</w:t>
+            </w:r>
+            <w:r>
+              <w:rPr>
+                <w:sz w:val="24"/>
+              </w:rPr>
+              <w:t>ст измерен в самом мире, отдельно от оценки судьи</w:t>
             </w:r>
           </w:p>
         </w:tc>
@@ -7048,13 +6959,7 @@
               <w:rPr>
                 <w:sz w:val="24"/>
               </w:rPr>
-              <w:t>Сохранение порядка и происхождения (пункт</w:t>
-            </w:r>
-            <w:r>
-              <w:rPr>
-                <w:sz w:val="24"/>
-              </w:rPr>
-              <w:t xml:space="preserve"> 3.3)</w:t>
+              <w:t>Сохранение порядка и происхождения (пункт 3.3)</w:t>
             </w:r>
           </w:p>
         </w:tc>
@@ -7071,7 +6976,7 @@
               <w:rPr>
                 <w:sz w:val="24"/>
               </w:rPr>
-              <w:t>python -m metrics.build_table против живого стека</w:t>
+              <w:t>замер на одном эпизоде с последовательным отключением связей времени и происхождения</w:t>
             </w:r>
           </w:p>
         </w:tc>
@@ -7107,7 +7012,13 @@
               <w:rPr>
                 <w:sz w:val="24"/>
               </w:rPr>
-              <w:t>python harness/rsi.py --reference и python harness/report.py</w:t>
+              <w:t xml:space="preserve">сверка оценки судьи с </w:t>
+            </w:r>
+            <w:r>
+              <w:rPr>
+                <w:sz w:val="24"/>
+              </w:rPr>
+              <w:t>измерением по семи написанным вручную обвязкам</w:t>
             </w:r>
           </w:p>
         </w:tc>
@@ -7126,7 +7037,7 @@
               <w:rPr>
                 <w:sz w:val="24"/>
               </w:rPr>
-              <w:t>Раунды и решения правил (приложения Б)</w:t>
+              <w:t>Раунды и решения правил (приложение Б)</w:t>
             </w:r>
           </w:p>
         </w:tc>
@@ -7143,13 +7054,7 @@
               <w:rPr>
                 <w:sz w:val="24"/>
               </w:rPr>
-              <w:t>python harness/rsi.py --show --recheck --ledger; за</w:t>
-            </w:r>
-            <w:r>
-              <w:rPr>
-                <w:sz w:val="24"/>
-              </w:rPr>
-              <w:t>писи в harness/lab/rsi/round-*.json</w:t>
+              <w:t>протокол одиннадцати раундов: правила раунда, кандидаты, решение и причина решения</w:t>
             </w:r>
           </w:p>
         </w:tc>
@@ -7185,7 +7090,13 @@
               <w:rPr>
                 <w:sz w:val="24"/>
               </w:rPr>
-              <w:t>python bench/memory/run.py --stage s --questions 50 --cap 100 --k 5; отчёты в каталоге прогонов</w:t>
+              <w:t xml:space="preserve">отчёты прогонов на публичном наборе: ответы, вердикты </w:t>
+            </w:r>
+            <w:r>
+              <w:rPr>
+                <w:sz w:val="24"/>
+              </w:rPr>
+              <w:t>судьи, доля верных по типам вопросов</w:t>
             </w:r>
           </w:p>
         </w:tc>
@@ -7221,13 +7132,7 @@
               <w:rPr>
                 <w:sz w:val="24"/>
               </w:rPr>
-              <w:t>python python/life_loop.py --cycles 2; лента на панели, раздел организа</w:t>
-            </w:r>
-            <w:r>
-              <w:rPr>
-                <w:sz w:val="24"/>
-              </w:rPr>
-              <w:t>ции</w:t>
+              <w:t>журнал организации: роли, предложения, решения, пакеты изменений и причины остановок</w:t>
             </w:r>
           </w:p>
         </w:tc>
@@ -7246,7 +7151,7 @@
               <w:rPr>
                 <w:sz w:val="24"/>
               </w:rPr>
-              <w:t>Отсутствие исполнений в повторе</w:t>
+              <w:t>Отсутствие исполнения мира при повторе</w:t>
             </w:r>
           </w:p>
         </w:tc>
@@ -7263,55 +7168,27 @@
               <w:rPr>
                 <w:sz w:val="24"/>
               </w:rPr>
-              <w:t>python -m pytest tests/test_replay_offline.py -q (шаг мира подменён функцией, обязанной возбуждать исключение)</w:t>
-            </w:r>
-          </w:p>
-        </w:tc>
-      </w:tr>
-      <w:tr>
-        <w:tc>
-          <w:tcPr>
-            <w:tcW w:w="4819" w:type="dxa"/>
-          </w:tcPr>
-          <w:p>
-            <w:pPr>
-              <w:ind w:firstLine="0"/>
-              <w:jc w:val="left"/>
-            </w:pPr>
-            <w:r>
-              <w:rPr>
-                <w:sz w:val="24"/>
-              </w:rPr>
-              <w:t>Готовность кода (все проверки)</w:t>
-            </w:r>
-          </w:p>
-        </w:tc>
-        <w:tc>
-          <w:tcPr>
-            <w:tcW w:w="4819" w:type="dxa"/>
-          </w:tcPr>
-          <w:p>
-            <w:pPr>
-              <w:ind w:firstLine="0"/>
-              <w:jc w:val="left"/>
-            </w:pPr>
-            <w:r>
-              <w:rPr>
-                <w:sz w:val="24"/>
-              </w:rPr>
-              <w:t>python -m pytest tests -q --ignore=tests/test_core_loop.py и python -m pytes</w:t>
-            </w:r>
-            <w:r>
-              <w:rPr>
-                <w:sz w:val="24"/>
-              </w:rPr>
-              <w:t>t harness/tests -q: 166 и 20 проверок, все проходят без обращения к сети</w:t>
+              <w:t>отдельный опыт, в котором шаг мира подменён функцией, обязанной возбуд</w:t>
+            </w:r>
+            <w:r>
+              <w:rPr>
+                <w:sz w:val="24"/>
+              </w:rPr>
+              <w:t>ить исключение</w:t>
             </w:r>
           </w:p>
         </w:tc>
       </w:tr>
     </w:tbl>
     <w:p/>
+    <w:p>
+      <w:r>
+        <w:t>Часть протоколов воспроизводима: серию по зёрнам, замер памяти и раунды поиска можно повторить и получить те же числа. Протоколы живого цикла остаются историей: их нельзя переиграть заново, потому что в них участвовали роли и внешние модел</w:t>
+      </w:r>
+      <w:r>
+        <w:t>и в реальном времени, поэтому они и хранятся записями, а не пересказом.</w:t>
+      </w:r>
+    </w:p>
     <w:p>
       <w:r>
         <w:br w:type="page"/>
@@ -7322,7 +7199,7 @@
         <w:pStyle w:val="1"/>
         <w:jc w:val="right"/>
       </w:pPr>
-      <w:bookmarkStart w:id="25" w:name="_Toc241000352"/>
+      <w:bookmarkStart w:id="25" w:name="_Toc241011387"/>
       <w:r>
         <w:rPr>
           <w:rFonts w:ascii="Times New Roman" w:hAnsi="Times New Roman"/>
@@ -7435,10 +7312,10 @@
     </w:p>
     <w:p>
       <w:r>
-        <w:t xml:space="preserve">Рисунок Г.2. Лента организации: предложения </w:t>
-      </w:r>
-      <w:r>
-        <w:t>исследователя, решение менеджера, созданные рабочие копии, пакеты изменений и причины остановок.</w:t>
+        <w:t>Рисунок Г.2. Лента организации: предложения исследователя,</w:t>
+      </w:r>
+      <w:r>
+        <w:t xml:space="preserve"> решение менеджера, созданные рабочие копии, пакеты изменений и причины остановок.</w:t>
       </w:r>
     </w:p>
     <w:p>
@@ -7544,32 +7421,22 @@
     </w:p>
     <w:p>
       <w:r>
-        <w:t>Рисунок Г.4. Раздел «что здесь доказывается»: перечень у</w:t>
-      </w:r>
-      <w:r>
-        <w:t>тверждений, подтверждённых текущим прогоном, отдельно от утверждений, которые ещё не подтверждены.</w:t>
+        <w:t>Рисунок Г.4. Раздел «что здесь доказывается»: перечень утверждений, по</w:t>
+      </w:r>
+      <w:r>
+        <w:t>дтверждённых текущим прогоном, отдельно от утверждений, которые ещё не подтверждены.</w:t>
       </w:r>
     </w:p>
     <w:p>
       <w:r>
-        <w:t xml:space="preserve">Все четыре рисунка сняты с работающей панели скриптом </w:t>
-      </w:r>
-      <w:r>
-        <w:rPr>
-          <w:rFonts w:ascii="Consolas" w:hAnsi="Consolas"/>
-          <w:sz w:val="24"/>
-        </w:rPr>
-        <w:t>scripts/pz-shots.py</w:t>
-      </w:r>
-      <w:r>
-        <w:t xml:space="preserve">, поэтому их можно пересобрать заново, когда панель изменится. </w:t>
+        <w:t xml:space="preserve">Все четыре рисунка сняты с работающей панели, поэтому при её изменении снимки обновляются вместе с ней. Рисунок роста счёта в мире в </w:t>
       </w:r>
       <w:r>
         <w:lastRenderedPageBreak/>
-        <w:t>Рисунок роста счёта в</w:t>
-      </w:r>
-      <w:r>
-        <w:t xml:space="preserve"> мире в работу не включён: на момент съёмки он показывал пустое состояние, потому что панель ищет эпизоды деплоя в графе и не находит их там, где они записаны. Это дефект панели, а не отсутствие данных: сами раунды приведены таблицей в приложении Б.</w:t>
+        <w:t>работу не включён: на момент съёмки он</w:t>
+      </w:r>
+      <w:r>
+        <w:t xml:space="preserve"> показывал пустое состояние, потому что панель ищет эпизоды развёртывания в графе и не находит их там, где они записаны. Это дефект панели, а не отсутствие данных: сами раунды приведены таблицей в приложении Б.</w:t>
       </w:r>
     </w:p>
     <w:sectPr>
@@ -19244,7 +19111,7 @@
     <w:autoRedefine/>
     <w:uiPriority w:val="39"/>
     <w:unhideWhenUsed/>
-    <w:rsid w:val="00B1251C"/>
+    <w:rsid w:val="00DC12BB"/>
     <w:pPr>
       <w:spacing w:after="100"/>
     </w:pPr>
@@ -19256,7 +19123,7 @@
     <w:autoRedefine/>
     <w:uiPriority w:val="39"/>
     <w:unhideWhenUsed/>
-    <w:rsid w:val="00B1251C"/>
+    <w:rsid w:val="00DC12BB"/>
     <w:pPr>
       <w:spacing w:after="100"/>
       <w:ind w:left="280"/>
@@ -19267,7 +19134,7 @@
     <w:basedOn w:val="a2"/>
     <w:uiPriority w:val="99"/>
     <w:unhideWhenUsed/>
-    <w:rsid w:val="00B1251C"/>
+    <w:rsid w:val="00DC12BB"/>
     <w:rPr>
       <w:color w:val="0000FF" w:themeColor="hyperlink"/>
       <w:u w:val="single"/>
@@ -19601,7 +19468,7 @@
 </file>
 
 <file path=customXml/itemProps1.xml><?xml version="1.0" encoding="utf-8"?>
-<ds:datastoreItem xmlns:ds="http://schemas.openxmlformats.org/officeDocument/2006/customXml" ds:itemID="{73F9D024-E18B-45EC-8207-FEDFB982D6CA}">
+<ds:datastoreItem xmlns:ds="http://schemas.openxmlformats.org/officeDocument/2006/customXml" ds:itemID="{E37182D8-ADC0-4D8E-95F0-5855EA01B7EA}">
   <ds:schemaRefs>
     <ds:schemaRef ds:uri="http://schemas.openxmlformats.org/officeDocument/2006/bibliography"/>
   </ds:schemaRefs>

--- a/docs/pz/Пояснительная записка.docx
+++ b/docs/pz/Пояснительная записка.docx
@@ -13,17 +13,7 @@
         <w:rPr>
           <w:b/>
         </w:rPr>
-        <w:t>ONEIRO-OSTIS: АВТОНОМНЫЙ ПОМОЩНИК, КОТОРЫЙ УЧИТСЯ НА ЗАПИСЯХ СОБСТВЕННОГО ОПЫТА</w:t>
-      </w:r>
-    </w:p>
-    <w:p/>
-    <w:p>
-      <w:pPr>
-        <w:ind w:firstLine="0"/>
-        <w:jc w:val="center"/>
-      </w:pPr>
-      <w:r>
-        <w:t>[ФАМИЛИЯ ИМЯ ОТЧЕСТВО], [класс]</w:t>
+        <w:t>ПОЯСНИТЕЛЬНАЯ ЗАПИСКА</w:t>
       </w:r>
     </w:p>
     <w:p>
@@ -32,7 +22,7 @@
         <w:jc w:val="center"/>
       </w:pPr>
       <w:r>
-        <w:t>[ФИО руководителя]</w:t>
+        <w:t>к исследовательской работе</w:t>
       </w:r>
     </w:p>
     <w:p>
@@ -43,34 +33,11 @@
     <w:p>
       <w:pPr>
         <w:ind w:firstLine="0"/>
+        <w:jc w:val="center"/>
       </w:pPr>
-    </w:p>
-    <w:p>
-      <w:pPr>
-        <w:ind w:firstLine="0"/>
-      </w:pPr>
-    </w:p>
-    <w:p>
-      <w:pPr>
-        <w:ind w:firstLine="0"/>
-      </w:pPr>
-    </w:p>
-    <w:p>
-      <w:pPr>
-        <w:ind w:firstLine="0"/>
-        <w:jc w:val="right"/>
-      </w:pPr>
-      <w:r>
-        <w:rPr>
-          <w:i/>
-        </w:rPr>
-        <w:t>[УЧРЕЖДЕНИЕ ОБРАЗОВАНИЯ]</w:t>
-      </w:r>
-    </w:p>
-    <w:p>
-      <w:pPr>
-        <w:ind w:firstLine="0"/>
-      </w:pPr>
+      <w:r>
+        <w:t>«Oneiro-OSTIS: автономный помощник, который учится на записях собственного опыта»</w:t>
+      </w:r>
     </w:p>
     <w:p>
       <w:pPr>
@@ -93,12 +60,7 @@
         <w:jc w:val="center"/>
       </w:pPr>
       <w:r>
-        <w:t>[населённый пункт], 2026</w:t>
-      </w:r>
-    </w:p>
-    <w:p>
-      <w:r>
-        <w:br w:type="page"/>
+        <w:t>Автор: [ФАМИЛИЯ ИМЯ ОТЧЕСТВО]</w:t>
       </w:r>
     </w:p>
     <w:p>
@@ -107,6 +69,56 @@
         <w:jc w:val="center"/>
       </w:pPr>
       <w:r>
+        <w:t>[УЧРЕЖДЕНИЕ ОБРАЗОВАНИЯ], [класс]</w:t>
+      </w:r>
+    </w:p>
+    <w:p>
+      <w:pPr>
+        <w:ind w:firstLine="0"/>
+        <w:jc w:val="center"/>
+      </w:pPr>
+      <w:r>
+        <w:t>Научный руководитель: [ФИО руководителя]</w:t>
+      </w:r>
+    </w:p>
+    <w:p>
+      <w:pPr>
+        <w:ind w:firstLine="0"/>
+      </w:pPr>
+    </w:p>
+    <w:p>
+      <w:pPr>
+        <w:ind w:firstLine="0"/>
+      </w:pPr>
+    </w:p>
+    <w:p>
+      <w:pPr>
+        <w:ind w:firstLine="0"/>
+      </w:pPr>
+    </w:p>
+    <w:p>
+      <w:pPr>
+        <w:ind w:firstLine="0"/>
+        <w:jc w:val="center"/>
+      </w:pPr>
+      <w:r>
+        <w:t xml:space="preserve">Гродненская </w:t>
+      </w:r>
+      <w:r>
+        <w:t>область, 2026</w:t>
+      </w:r>
+    </w:p>
+    <w:p>
+      <w:r>
+        <w:br w:type="page"/>
+      </w:r>
+    </w:p>
+    <w:p>
+      <w:pPr>
+        <w:ind w:firstLine="0"/>
+        <w:jc w:val="center"/>
+      </w:pPr>
+      <w:r>
         <w:rPr>
           <w:b/>
         </w:rPr>
@@ -118,7 +130,7 @@
       <w:pPr>
         <w:pStyle w:val="14"/>
         <w:tabs>
-          <w:tab w:val="right" w:leader="dot" w:pos="9628"/>
+          <w:tab w:val="right" w:leader="dot" w:pos="10053"/>
         </w:tabs>
         <w:rPr>
           <w:noProof/>
@@ -145,7 +157,7 @@
         </w:rPr>
         <w:fldChar w:fldCharType="separate"/>
       </w:r>
-      <w:hyperlink w:anchor="_Toc241011363" w:history="1">
+      <w:hyperlink w:anchor="_Toc241017343" w:history="1">
         <w:r>
           <w:rPr>
             <w:rStyle w:val="aff8"/>
@@ -173,7 +185,7 @@
             <w:noProof/>
             <w:webHidden/>
           </w:rPr>
-          <w:instrText xml:space="preserve"> PAGEREF _Toc241011363 \h </w:instrText>
+          <w:instrText xml:space="preserve"> PAGEREF _Toc241017343 \h </w:instrText>
         </w:r>
         <w:r>
           <w:rPr>
@@ -193,7 +205,7 @@
             <w:noProof/>
             <w:webHidden/>
           </w:rPr>
-          <w:t>4</w:t>
+          <w:t>3</w:t>
         </w:r>
         <w:r>
           <w:rPr>
@@ -208,13 +220,13 @@
       <w:pPr>
         <w:pStyle w:val="14"/>
         <w:tabs>
-          <w:tab w:val="right" w:leader="dot" w:pos="9628"/>
+          <w:tab w:val="right" w:leader="dot" w:pos="10053"/>
         </w:tabs>
         <w:rPr>
           <w:noProof/>
         </w:rPr>
       </w:pPr>
-      <w:hyperlink w:anchor="_Toc241011364" w:history="1">
+      <w:hyperlink w:anchor="_Toc241017344" w:history="1">
         <w:r>
           <w:rPr>
             <w:rStyle w:val="aff8"/>
@@ -242,7 +254,7 @@
             <w:noProof/>
             <w:webHidden/>
           </w:rPr>
-          <w:instrText xml:space="preserve"> PAGEREF _Toc241011364 \h </w:instrText>
+          <w:instrText xml:space="preserve"> PAGEREF _Toc241017344 \h </w:instrText>
         </w:r>
         <w:r>
           <w:rPr>
@@ -262,7 +274,7 @@
             <w:noProof/>
             <w:webHidden/>
           </w:rPr>
-          <w:t>6</w:t>
+          <w:t>5</w:t>
         </w:r>
         <w:r>
           <w:rPr>
@@ -277,13 +289,13 @@
       <w:pPr>
         <w:pStyle w:val="2c"/>
         <w:tabs>
-          <w:tab w:val="right" w:leader="dot" w:pos="9628"/>
+          <w:tab w:val="right" w:leader="dot" w:pos="10053"/>
         </w:tabs>
         <w:rPr>
           <w:noProof/>
         </w:rPr>
       </w:pPr>
-      <w:hyperlink w:anchor="_Toc241011365" w:history="1">
+      <w:hyperlink w:anchor="_Toc241017345" w:history="1">
         <w:r>
           <w:rPr>
             <w:rStyle w:val="aff8"/>
@@ -311,7 +323,7 @@
             <w:noProof/>
             <w:webHidden/>
           </w:rPr>
-          <w:instrText xml:space="preserve"> PAGEREF _Toc241011365 \h </w:instrText>
+          <w:instrText xml:space="preserve"> PAGEREF _Toc241017345 \h </w:instrText>
         </w:r>
         <w:r>
           <w:rPr>
@@ -331,7 +343,7 @@
             <w:noProof/>
             <w:webHidden/>
           </w:rPr>
-          <w:t>6</w:t>
+          <w:t>5</w:t>
         </w:r>
         <w:r>
           <w:rPr>
@@ -346,13 +358,13 @@
       <w:pPr>
         <w:pStyle w:val="2c"/>
         <w:tabs>
-          <w:tab w:val="right" w:leader="dot" w:pos="9628"/>
+          <w:tab w:val="right" w:leader="dot" w:pos="10053"/>
         </w:tabs>
         <w:rPr>
           <w:noProof/>
         </w:rPr>
       </w:pPr>
-      <w:hyperlink w:anchor="_Toc241011366" w:history="1">
+      <w:hyperlink w:anchor="_Toc241017346" w:history="1">
         <w:r>
           <w:rPr>
             <w:rStyle w:val="aff8"/>
@@ -380,7 +392,7 @@
             <w:noProof/>
             <w:webHidden/>
           </w:rPr>
-          <w:instrText xml:space="preserve"> PAGEREF _Toc241011366 \h </w:instrText>
+          <w:instrText xml:space="preserve"> PAGEREF _Toc241017346 \h </w:instrText>
         </w:r>
         <w:r>
           <w:rPr>
@@ -400,7 +412,7 @@
             <w:noProof/>
             <w:webHidden/>
           </w:rPr>
-          <w:t>7</w:t>
+          <w:t>6</w:t>
         </w:r>
         <w:r>
           <w:rPr>
@@ -415,13 +427,13 @@
       <w:pPr>
         <w:pStyle w:val="2c"/>
         <w:tabs>
-          <w:tab w:val="right" w:leader="dot" w:pos="9628"/>
+          <w:tab w:val="right" w:leader="dot" w:pos="10053"/>
         </w:tabs>
         <w:rPr>
           <w:noProof/>
         </w:rPr>
       </w:pPr>
-      <w:hyperlink w:anchor="_Toc241011367" w:history="1">
+      <w:hyperlink w:anchor="_Toc241017347" w:history="1">
         <w:r>
           <w:rPr>
             <w:rStyle w:val="aff8"/>
@@ -449,7 +461,7 @@
             <w:noProof/>
             <w:webHidden/>
           </w:rPr>
-          <w:instrText xml:space="preserve"> PAGEREF _Toc241011367 \h </w:instrText>
+          <w:instrText xml:space="preserve"> PAGEREF _Toc241017347 \h </w:instrText>
         </w:r>
         <w:r>
           <w:rPr>
@@ -469,7 +481,7 @@
             <w:noProof/>
             <w:webHidden/>
           </w:rPr>
-          <w:t>7</w:t>
+          <w:t>6</w:t>
         </w:r>
         <w:r>
           <w:rPr>
@@ -484,13 +496,13 @@
       <w:pPr>
         <w:pStyle w:val="2c"/>
         <w:tabs>
-          <w:tab w:val="right" w:leader="dot" w:pos="9628"/>
+          <w:tab w:val="right" w:leader="dot" w:pos="10053"/>
         </w:tabs>
         <w:rPr>
           <w:noProof/>
         </w:rPr>
       </w:pPr>
-      <w:hyperlink w:anchor="_Toc241011368" w:history="1">
+      <w:hyperlink w:anchor="_Toc241017348" w:history="1">
         <w:r>
           <w:rPr>
             <w:rStyle w:val="aff8"/>
@@ -518,7 +530,7 @@
             <w:noProof/>
             <w:webHidden/>
           </w:rPr>
-          <w:instrText xml:space="preserve"> PAGEREF _Toc241011368 \h </w:instrText>
+          <w:instrText xml:space="preserve"> PAGEREF _Toc241017348 \h </w:instrText>
         </w:r>
         <w:r>
           <w:rPr>
@@ -538,7 +550,7 @@
             <w:noProof/>
             <w:webHidden/>
           </w:rPr>
-          <w:t>8</w:t>
+          <w:t>7</w:t>
         </w:r>
         <w:r>
           <w:rPr>
@@ -553,13 +565,13 @@
       <w:pPr>
         <w:pStyle w:val="2c"/>
         <w:tabs>
-          <w:tab w:val="right" w:leader="dot" w:pos="9628"/>
+          <w:tab w:val="right" w:leader="dot" w:pos="10053"/>
         </w:tabs>
         <w:rPr>
           <w:noProof/>
         </w:rPr>
       </w:pPr>
-      <w:hyperlink w:anchor="_Toc241011369" w:history="1">
+      <w:hyperlink w:anchor="_Toc241017349" w:history="1">
         <w:r>
           <w:rPr>
             <w:rStyle w:val="aff8"/>
@@ -587,7 +599,7 @@
             <w:noProof/>
             <w:webHidden/>
           </w:rPr>
-          <w:instrText xml:space="preserve"> PAGEREF _Toc241011369 \h </w:instrText>
+          <w:instrText xml:space="preserve"> PAGEREF _Toc241017349 \h </w:instrText>
         </w:r>
         <w:r>
           <w:rPr>
@@ -607,7 +619,7 @@
             <w:noProof/>
             <w:webHidden/>
           </w:rPr>
-          <w:t>8</w:t>
+          <w:t>7</w:t>
         </w:r>
         <w:r>
           <w:rPr>
@@ -622,13 +634,13 @@
       <w:pPr>
         <w:pStyle w:val="14"/>
         <w:tabs>
-          <w:tab w:val="right" w:leader="dot" w:pos="9628"/>
+          <w:tab w:val="right" w:leader="dot" w:pos="10053"/>
         </w:tabs>
         <w:rPr>
           <w:noProof/>
         </w:rPr>
       </w:pPr>
-      <w:hyperlink w:anchor="_Toc241011370" w:history="1">
+      <w:hyperlink w:anchor="_Toc241017350" w:history="1">
         <w:r>
           <w:rPr>
             <w:rStyle w:val="aff8"/>
@@ -656,7 +668,7 @@
             <w:noProof/>
             <w:webHidden/>
           </w:rPr>
-          <w:instrText xml:space="preserve"> PAGEREF _Toc241011370 \h </w:instrText>
+          <w:instrText xml:space="preserve"> PAGEREF _Toc241017350 \h </w:instrText>
         </w:r>
         <w:r>
           <w:rPr>
@@ -676,7 +688,7 @@
             <w:noProof/>
             <w:webHidden/>
           </w:rPr>
-          <w:t>9</w:t>
+          <w:t>8</w:t>
         </w:r>
         <w:r>
           <w:rPr>
@@ -691,13 +703,13 @@
       <w:pPr>
         <w:pStyle w:val="2c"/>
         <w:tabs>
-          <w:tab w:val="right" w:leader="dot" w:pos="9628"/>
+          <w:tab w:val="right" w:leader="dot" w:pos="10053"/>
         </w:tabs>
         <w:rPr>
           <w:noProof/>
         </w:rPr>
       </w:pPr>
-      <w:hyperlink w:anchor="_Toc241011371" w:history="1">
+      <w:hyperlink w:anchor="_Toc241017351" w:history="1">
         <w:r>
           <w:rPr>
             <w:rStyle w:val="aff8"/>
@@ -725,7 +737,7 @@
             <w:noProof/>
             <w:webHidden/>
           </w:rPr>
-          <w:instrText xml:space="preserve"> PAGEREF _Toc241011371 \h </w:instrText>
+          <w:instrText xml:space="preserve"> PAGEREF _Toc241017351 \h </w:instrText>
         </w:r>
         <w:r>
           <w:rPr>
@@ -745,7 +757,7 @@
             <w:noProof/>
             <w:webHidden/>
           </w:rPr>
-          <w:t>9</w:t>
+          <w:t>8</w:t>
         </w:r>
         <w:r>
           <w:rPr>
@@ -760,13 +772,13 @@
       <w:pPr>
         <w:pStyle w:val="2c"/>
         <w:tabs>
-          <w:tab w:val="right" w:leader="dot" w:pos="9628"/>
+          <w:tab w:val="right" w:leader="dot" w:pos="10053"/>
         </w:tabs>
         <w:rPr>
           <w:noProof/>
         </w:rPr>
       </w:pPr>
-      <w:hyperlink w:anchor="_Toc241011372" w:history="1">
+      <w:hyperlink w:anchor="_Toc241017352" w:history="1">
         <w:r>
           <w:rPr>
             <w:rStyle w:val="aff8"/>
@@ -794,7 +806,7 @@
             <w:noProof/>
             <w:webHidden/>
           </w:rPr>
-          <w:instrText xml:space="preserve"> PAGEREF _Toc241011372 \h </w:instrText>
+          <w:instrText xml:space="preserve"> PAGEREF _Toc241017352 \h </w:instrText>
         </w:r>
         <w:r>
           <w:rPr>
@@ -814,7 +826,7 @@
             <w:noProof/>
             <w:webHidden/>
           </w:rPr>
-          <w:t>9</w:t>
+          <w:t>8</w:t>
         </w:r>
         <w:r>
           <w:rPr>
@@ -829,13 +841,13 @@
       <w:pPr>
         <w:pStyle w:val="2c"/>
         <w:tabs>
-          <w:tab w:val="right" w:leader="dot" w:pos="9628"/>
+          <w:tab w:val="right" w:leader="dot" w:pos="10053"/>
         </w:tabs>
         <w:rPr>
           <w:noProof/>
         </w:rPr>
       </w:pPr>
-      <w:hyperlink w:anchor="_Toc241011373" w:history="1">
+      <w:hyperlink w:anchor="_Toc241017353" w:history="1">
         <w:r>
           <w:rPr>
             <w:rStyle w:val="aff8"/>
@@ -863,7 +875,7 @@
             <w:noProof/>
             <w:webHidden/>
           </w:rPr>
-          <w:instrText xml:space="preserve"> PAGEREF _Toc241011373 \h </w:instrText>
+          <w:instrText xml:space="preserve"> PAGEREF _Toc241017353 \h </w:instrText>
         </w:r>
         <w:r>
           <w:rPr>
@@ -883,7 +895,7 @@
             <w:noProof/>
             <w:webHidden/>
           </w:rPr>
-          <w:t>10</w:t>
+          <w:t>9</w:t>
         </w:r>
         <w:r>
           <w:rPr>
@@ -898,13 +910,13 @@
       <w:pPr>
         <w:pStyle w:val="2c"/>
         <w:tabs>
-          <w:tab w:val="right" w:leader="dot" w:pos="9628"/>
+          <w:tab w:val="right" w:leader="dot" w:pos="10053"/>
         </w:tabs>
         <w:rPr>
           <w:noProof/>
         </w:rPr>
       </w:pPr>
-      <w:hyperlink w:anchor="_Toc241011374" w:history="1">
+      <w:hyperlink w:anchor="_Toc241017354" w:history="1">
         <w:r>
           <w:rPr>
             <w:rStyle w:val="aff8"/>
@@ -932,7 +944,7 @@
             <w:noProof/>
             <w:webHidden/>
           </w:rPr>
-          <w:instrText xml:space="preserve"> PAGEREF _Toc241011374 \h </w:instrText>
+          <w:instrText xml:space="preserve"> PAGEREF _Toc241017354 \h </w:instrText>
         </w:r>
         <w:r>
           <w:rPr>
@@ -952,7 +964,7 @@
             <w:noProof/>
             <w:webHidden/>
           </w:rPr>
-          <w:t>10</w:t>
+          <w:t>9</w:t>
         </w:r>
         <w:r>
           <w:rPr>
@@ -967,13 +979,13 @@
       <w:pPr>
         <w:pStyle w:val="2c"/>
         <w:tabs>
-          <w:tab w:val="right" w:leader="dot" w:pos="9628"/>
+          <w:tab w:val="right" w:leader="dot" w:pos="10053"/>
         </w:tabs>
         <w:rPr>
           <w:noProof/>
         </w:rPr>
       </w:pPr>
-      <w:hyperlink w:anchor="_Toc241011375" w:history="1">
+      <w:hyperlink w:anchor="_Toc241017355" w:history="1">
         <w:r>
           <w:rPr>
             <w:rStyle w:val="aff8"/>
@@ -1001,7 +1013,7 @@
             <w:noProof/>
             <w:webHidden/>
           </w:rPr>
-          <w:instrText xml:space="preserve"> PAGEREF _Toc241011375 \h </w:instrText>
+          <w:instrText xml:space="preserve"> PAGEREF _Toc241017355 \h </w:instrText>
         </w:r>
         <w:r>
           <w:rPr>
@@ -1021,7 +1033,7 @@
             <w:noProof/>
             <w:webHidden/>
           </w:rPr>
-          <w:t>11</w:t>
+          <w:t>9</w:t>
         </w:r>
         <w:r>
           <w:rPr>
@@ -1036,13 +1048,13 @@
       <w:pPr>
         <w:pStyle w:val="14"/>
         <w:tabs>
-          <w:tab w:val="right" w:leader="dot" w:pos="9628"/>
+          <w:tab w:val="right" w:leader="dot" w:pos="10053"/>
         </w:tabs>
         <w:rPr>
           <w:noProof/>
         </w:rPr>
       </w:pPr>
-      <w:hyperlink w:anchor="_Toc241011376" w:history="1">
+      <w:hyperlink w:anchor="_Toc241017356" w:history="1">
         <w:r>
           <w:rPr>
             <w:rStyle w:val="aff8"/>
@@ -1070,7 +1082,7 @@
             <w:noProof/>
             <w:webHidden/>
           </w:rPr>
-          <w:instrText xml:space="preserve"> PAGEREF _Toc241011376 \h </w:instrText>
+          <w:instrText xml:space="preserve"> PAGEREF _Toc241017356 \h </w:instrText>
         </w:r>
         <w:r>
           <w:rPr>
@@ -1090,7 +1102,7 @@
             <w:noProof/>
             <w:webHidden/>
           </w:rPr>
-          <w:t>11</w:t>
+          <w:t>10</w:t>
         </w:r>
         <w:r>
           <w:rPr>
@@ -1105,13 +1117,13 @@
       <w:pPr>
         <w:pStyle w:val="2c"/>
         <w:tabs>
-          <w:tab w:val="right" w:leader="dot" w:pos="9628"/>
+          <w:tab w:val="right" w:leader="dot" w:pos="10053"/>
         </w:tabs>
         <w:rPr>
           <w:noProof/>
         </w:rPr>
       </w:pPr>
-      <w:hyperlink w:anchor="_Toc241011377" w:history="1">
+      <w:hyperlink w:anchor="_Toc241017357" w:history="1">
         <w:r>
           <w:rPr>
             <w:rStyle w:val="aff8"/>
@@ -1139,7 +1151,7 @@
             <w:noProof/>
             <w:webHidden/>
           </w:rPr>
-          <w:instrText xml:space="preserve"> PAGEREF _Toc241011377 \h </w:instrText>
+          <w:instrText xml:space="preserve"> PAGEREF _Toc241017357 \h </w:instrText>
         </w:r>
         <w:r>
           <w:rPr>
@@ -1159,7 +1171,7 @@
             <w:noProof/>
             <w:webHidden/>
           </w:rPr>
-          <w:t>11</w:t>
+          <w:t>10</w:t>
         </w:r>
         <w:r>
           <w:rPr>
@@ -1174,13 +1186,13 @@
       <w:pPr>
         <w:pStyle w:val="2c"/>
         <w:tabs>
-          <w:tab w:val="right" w:leader="dot" w:pos="9628"/>
+          <w:tab w:val="right" w:leader="dot" w:pos="10053"/>
         </w:tabs>
         <w:rPr>
           <w:noProof/>
         </w:rPr>
       </w:pPr>
-      <w:hyperlink w:anchor="_Toc241011378" w:history="1">
+      <w:hyperlink w:anchor="_Toc241017358" w:history="1">
         <w:r>
           <w:rPr>
             <w:rStyle w:val="aff8"/>
@@ -1208,7 +1220,7 @@
             <w:noProof/>
             <w:webHidden/>
           </w:rPr>
-          <w:instrText xml:space="preserve"> PAGEREF _Toc241011378 \h </w:instrText>
+          <w:instrText xml:space="preserve"> PAGEREF _Toc241017358 \h </w:instrText>
         </w:r>
         <w:r>
           <w:rPr>
@@ -1228,7 +1240,7 @@
             <w:noProof/>
             <w:webHidden/>
           </w:rPr>
-          <w:t>12</w:t>
+          <w:t>10</w:t>
         </w:r>
         <w:r>
           <w:rPr>
@@ -1243,13 +1255,13 @@
       <w:pPr>
         <w:pStyle w:val="2c"/>
         <w:tabs>
-          <w:tab w:val="right" w:leader="dot" w:pos="9628"/>
+          <w:tab w:val="right" w:leader="dot" w:pos="10053"/>
         </w:tabs>
         <w:rPr>
           <w:noProof/>
         </w:rPr>
       </w:pPr>
-      <w:hyperlink w:anchor="_Toc241011379" w:history="1">
+      <w:hyperlink w:anchor="_Toc241017359" w:history="1">
         <w:r>
           <w:rPr>
             <w:rStyle w:val="aff8"/>
@@ -1277,7 +1289,7 @@
             <w:noProof/>
             <w:webHidden/>
           </w:rPr>
-          <w:instrText xml:space="preserve"> PAGEREF _Toc241011379 \h </w:instrText>
+          <w:instrText xml:space="preserve"> PAGEREF _Toc241017359 \h </w:instrText>
         </w:r>
         <w:r>
           <w:rPr>
@@ -1297,7 +1309,7 @@
             <w:noProof/>
             <w:webHidden/>
           </w:rPr>
-          <w:t>12</w:t>
+          <w:t>11</w:t>
         </w:r>
         <w:r>
           <w:rPr>
@@ -1312,13 +1324,13 @@
       <w:pPr>
         <w:pStyle w:val="2c"/>
         <w:tabs>
-          <w:tab w:val="right" w:leader="dot" w:pos="9628"/>
+          <w:tab w:val="right" w:leader="dot" w:pos="10053"/>
         </w:tabs>
         <w:rPr>
           <w:noProof/>
         </w:rPr>
       </w:pPr>
-      <w:hyperlink w:anchor="_Toc241011380" w:history="1">
+      <w:hyperlink w:anchor="_Toc241017360" w:history="1">
         <w:r>
           <w:rPr>
             <w:rStyle w:val="aff8"/>
@@ -1346,7 +1358,7 @@
             <w:noProof/>
             <w:webHidden/>
           </w:rPr>
-          <w:instrText xml:space="preserve"> PAGEREF _Toc241011380 \h </w:instrText>
+          <w:instrText xml:space="preserve"> PAGEREF _Toc241017360 \h </w:instrText>
         </w:r>
         <w:r>
           <w:rPr>
@@ -1366,7 +1378,7 @@
             <w:noProof/>
             <w:webHidden/>
           </w:rPr>
-          <w:t>13</w:t>
+          <w:t>11</w:t>
         </w:r>
         <w:r>
           <w:rPr>
@@ -1381,13 +1393,13 @@
       <w:pPr>
         <w:pStyle w:val="2c"/>
         <w:tabs>
-          <w:tab w:val="right" w:leader="dot" w:pos="9628"/>
+          <w:tab w:val="right" w:leader="dot" w:pos="10053"/>
         </w:tabs>
         <w:rPr>
           <w:noProof/>
         </w:rPr>
       </w:pPr>
-      <w:hyperlink w:anchor="_Toc241011381" w:history="1">
+      <w:hyperlink w:anchor="_Toc241017361" w:history="1">
         <w:r>
           <w:rPr>
             <w:rStyle w:val="aff8"/>
@@ -1415,7 +1427,7 @@
             <w:noProof/>
             <w:webHidden/>
           </w:rPr>
-          <w:instrText xml:space="preserve"> PAGEREF _Toc241011381 \h </w:instrText>
+          <w:instrText xml:space="preserve"> PAGEREF _Toc241017361 \h </w:instrText>
         </w:r>
         <w:r>
           <w:rPr>
@@ -1435,7 +1447,7 @@
             <w:noProof/>
             <w:webHidden/>
           </w:rPr>
-          <w:t>13</w:t>
+          <w:t>12</w:t>
         </w:r>
         <w:r>
           <w:rPr>
@@ -1450,13 +1462,13 @@
       <w:pPr>
         <w:pStyle w:val="14"/>
         <w:tabs>
-          <w:tab w:val="right" w:leader="dot" w:pos="9628"/>
+          <w:tab w:val="right" w:leader="dot" w:pos="10053"/>
         </w:tabs>
         <w:rPr>
           <w:noProof/>
         </w:rPr>
       </w:pPr>
-      <w:hyperlink w:anchor="_Toc241011382" w:history="1">
+      <w:hyperlink w:anchor="_Toc241017362" w:history="1">
         <w:r>
           <w:rPr>
             <w:rStyle w:val="aff8"/>
@@ -1484,7 +1496,7 @@
             <w:noProof/>
             <w:webHidden/>
           </w:rPr>
-          <w:instrText xml:space="preserve"> PAGEREF _Toc241011382 \h </w:instrText>
+          <w:instrText xml:space="preserve"> PAGEREF _Toc241017362 \h </w:instrText>
         </w:r>
         <w:r>
           <w:rPr>
@@ -1504,7 +1516,7 @@
             <w:noProof/>
             <w:webHidden/>
           </w:rPr>
-          <w:t>14</w:t>
+          <w:t>12</w:t>
         </w:r>
         <w:r>
           <w:rPr>
@@ -1519,13 +1531,13 @@
       <w:pPr>
         <w:pStyle w:val="14"/>
         <w:tabs>
-          <w:tab w:val="right" w:leader="dot" w:pos="9628"/>
+          <w:tab w:val="right" w:leader="dot" w:pos="10053"/>
         </w:tabs>
         <w:rPr>
           <w:noProof/>
         </w:rPr>
       </w:pPr>
-      <w:hyperlink w:anchor="_Toc241011383" w:history="1">
+      <w:hyperlink w:anchor="_Toc241017363" w:history="1">
         <w:r>
           <w:rPr>
             <w:rStyle w:val="aff8"/>
@@ -1553,7 +1565,7 @@
             <w:noProof/>
             <w:webHidden/>
           </w:rPr>
-          <w:instrText xml:space="preserve"> PAGEREF _Toc241011383 \h </w:instrText>
+          <w:instrText xml:space="preserve"> PAGEREF _Toc241017363 \h </w:instrText>
         </w:r>
         <w:r>
           <w:rPr>
@@ -1573,7 +1585,7 @@
             <w:noProof/>
             <w:webHidden/>
           </w:rPr>
-          <w:t>15</w:t>
+          <w:t>13</w:t>
         </w:r>
         <w:r>
           <w:rPr>
@@ -1588,13 +1600,13 @@
       <w:pPr>
         <w:pStyle w:val="14"/>
         <w:tabs>
-          <w:tab w:val="right" w:leader="dot" w:pos="9628"/>
+          <w:tab w:val="right" w:leader="dot" w:pos="10053"/>
         </w:tabs>
         <w:rPr>
           <w:noProof/>
         </w:rPr>
       </w:pPr>
-      <w:hyperlink w:anchor="_Toc241011384" w:history="1">
+      <w:hyperlink w:anchor="_Toc241017364" w:history="1">
         <w:r>
           <w:rPr>
             <w:rStyle w:val="aff8"/>
@@ -1622,7 +1634,7 @@
             <w:noProof/>
             <w:webHidden/>
           </w:rPr>
-          <w:instrText xml:space="preserve"> PAGEREF _Toc241011384 \h </w:instrText>
+          <w:instrText xml:space="preserve"> PAGEREF _Toc241017364 \h </w:instrText>
         </w:r>
         <w:r>
           <w:rPr>
@@ -1642,7 +1654,7 @@
             <w:noProof/>
             <w:webHidden/>
           </w:rPr>
-          <w:t>16</w:t>
+          <w:t>15</w:t>
         </w:r>
         <w:r>
           <w:rPr>
@@ -1657,13 +1669,13 @@
       <w:pPr>
         <w:pStyle w:val="14"/>
         <w:tabs>
-          <w:tab w:val="right" w:leader="dot" w:pos="9628"/>
+          <w:tab w:val="right" w:leader="dot" w:pos="10053"/>
         </w:tabs>
         <w:rPr>
           <w:noProof/>
         </w:rPr>
       </w:pPr>
-      <w:hyperlink w:anchor="_Toc241011385" w:history="1">
+      <w:hyperlink w:anchor="_Toc241017365" w:history="1">
         <w:r>
           <w:rPr>
             <w:rStyle w:val="aff8"/>
@@ -1691,7 +1703,7 @@
             <w:noProof/>
             <w:webHidden/>
           </w:rPr>
-          <w:instrText xml:space="preserve"> PAGEREF _Toc241011385 \h </w:instrText>
+          <w:instrText xml:space="preserve"> PAGEREF _Toc241017365 \h </w:instrText>
         </w:r>
         <w:r>
           <w:rPr>
@@ -1711,7 +1723,7 @@
             <w:noProof/>
             <w:webHidden/>
           </w:rPr>
-          <w:t>18</w:t>
+          <w:t>16</w:t>
         </w:r>
         <w:r>
           <w:rPr>
@@ -1726,13 +1738,13 @@
       <w:pPr>
         <w:pStyle w:val="14"/>
         <w:tabs>
-          <w:tab w:val="right" w:leader="dot" w:pos="9628"/>
+          <w:tab w:val="right" w:leader="dot" w:pos="10053"/>
         </w:tabs>
         <w:rPr>
           <w:noProof/>
         </w:rPr>
       </w:pPr>
-      <w:hyperlink w:anchor="_Toc241011386" w:history="1">
+      <w:hyperlink w:anchor="_Toc241017366" w:history="1">
         <w:r>
           <w:rPr>
             <w:rStyle w:val="aff8"/>
@@ -1760,7 +1772,7 @@
             <w:noProof/>
             <w:webHidden/>
           </w:rPr>
-          <w:instrText xml:space="preserve"> PAGEREF _Toc241011386 \h </w:instrText>
+          <w:instrText xml:space="preserve"> PAGEREF _Toc241017366 \h </w:instrText>
         </w:r>
         <w:r>
           <w:rPr>
@@ -1780,7 +1792,7 @@
             <w:noProof/>
             <w:webHidden/>
           </w:rPr>
-          <w:t>19</w:t>
+          <w:t>17</w:t>
         </w:r>
         <w:r>
           <w:rPr>
@@ -1795,13 +1807,13 @@
       <w:pPr>
         <w:pStyle w:val="14"/>
         <w:tabs>
-          <w:tab w:val="right" w:leader="dot" w:pos="9628"/>
+          <w:tab w:val="right" w:leader="dot" w:pos="10053"/>
         </w:tabs>
         <w:rPr>
           <w:noProof/>
         </w:rPr>
       </w:pPr>
-      <w:hyperlink w:anchor="_Toc241011387" w:history="1">
+      <w:hyperlink w:anchor="_Toc241017367" w:history="1">
         <w:r>
           <w:rPr>
             <w:rStyle w:val="aff8"/>
@@ -1829,7 +1841,7 @@
             <w:noProof/>
             <w:webHidden/>
           </w:rPr>
-          <w:instrText xml:space="preserve"> PAGEREF _Toc241011387 \h </w:instrText>
+          <w:instrText xml:space="preserve"> PAGEREF _Toc241017367 \h </w:instrText>
         </w:r>
         <w:r>
           <w:rPr>
@@ -1849,7 +1861,7 @@
             <w:noProof/>
             <w:webHidden/>
           </w:rPr>
-          <w:t>20</w:t>
+          <w:t>18</w:t>
         </w:r>
         <w:r>
           <w:rPr>
@@ -1873,68 +1885,10 @@
       </w:r>
     </w:p>
     <w:p>
-      <w:r>
-        <w:br w:type="page"/>
-      </w:r>
-    </w:p>
-    <w:p>
-      <w:pPr>
-        <w:ind w:firstLine="0"/>
-        <w:jc w:val="center"/>
-      </w:pPr>
-      <w:r>
-        <w:rPr>
-          <w:b/>
-        </w:rPr>
-        <w:lastRenderedPageBreak/>
-        <w:t>Аннотация</w:t>
-      </w:r>
-    </w:p>
-    <w:p>
-      <w:r>
-        <w:t>Работа посвящена автономному помощнику: программе, в которой языковая модель сама вызывает инструменты, читает файлы, правит код и запускает проверки. Опыт, накопленный такой системой, обычно не сохран</w:t>
-      </w:r>
-      <w:r>
-        <w:t>яется пригодным для повторного использования: каждый запуск начинается заново, а улучшение приходится искать повторными прогонами.</w:t>
-      </w:r>
-    </w:p>
-    <w:p>
-      <w:r>
-        <w:t>Цель: хранить опыт агента как типизированные записи в графе знаний, использовать их для самоулучшения и измерять результат та</w:t>
-      </w:r>
-      <w:r>
-        <w:t>к, чтобы каждое число воспроизводилось из артефакта на диске.</w:t>
-      </w:r>
-    </w:p>
-    <w:p>
-      <w:r>
-        <w:t>Методы: модельный мир и точный повтор по записям вместо повторного исполнения среды; поиск по обвязке реального кодирующего агента; набор LongMemEval для сравнения видов памяти; измерение в рабо</w:t>
-      </w:r>
-      <w:r>
-        <w:t>чем режиме с повторами.</w:t>
-      </w:r>
-    </w:p>
-    <w:p>
-      <w:r>
-        <w:t>Результаты: восемь из восьми зёрен мира улучшились после одного цикла самоулучшения (от +14,7 до +114,9); из 29 предложенных улучшений обвязки 19 отклонены по записям без запуска среды, одно развёрнуто и дало переносимую экономию за</w:t>
-      </w:r>
-      <w:r>
-        <w:t>просов (минус 13,3 процента на поисковом наборе, минус 28,5 на отложенном); память в графе сохраняет порядок и происхождение записей там, где плоский журнал их теряет; цикл переживает перезапуск процесса.</w:t>
-      </w:r>
-    </w:p>
-    <w:p>
-      <w:r>
-        <w:t>Практическое значение: система работает как помощни</w:t>
-      </w:r>
-      <w:r>
-        <w:t>к, а не только как стенд для измерения; разобраны два сценария применения.</w:t>
-      </w:r>
-    </w:p>
-    <w:p>
       <w:pPr>
         <w:sectPr>
           <w:pgSz w:w="11906" w:h="16838"/>
-          <w:pgMar w:top="1134" w:right="567" w:bottom="1134" w:left="1701" w:header="720" w:footer="720" w:gutter="0"/>
+          <w:pgMar w:top="1134" w:right="709" w:bottom="1134" w:left="1134" w:header="720" w:footer="720" w:gutter="0"/>
           <w:cols w:space="720"/>
           <w:docGrid w:linePitch="360"/>
         </w:sectPr>
@@ -1944,7 +1898,7 @@
       <w:pPr>
         <w:pStyle w:val="1"/>
       </w:pPr>
-      <w:bookmarkStart w:id="1" w:name="_Toc241011363"/>
+      <w:bookmarkStart w:id="1" w:name="_Toc241017343"/>
       <w:r>
         <w:rPr>
           <w:rFonts w:ascii="Times New Roman" w:hAnsi="Times New Roman"/>
@@ -1970,16 +1924,22 @@
         <w:rPr>
           <w:b/>
         </w:rPr>
-        <w:t>Проблема.</w:t>
-      </w:r>
-      <w:r>
-        <w:t xml:space="preserve"> Современные агентные системы (программы, в которых языковая модель сама вызывает инструменты: читает файлы, правит код, запускает проверки) не сохраняют свой опыт в виде, пригодном для повторного использования. Каждый следующий запуск начинается с нуля: а</w:t>
-      </w:r>
-      <w:r>
-        <w:t>гент снова тратит запросы на то, чтобы понять задачу, снова повторяет уже сделанные ошибки, а улучшать его поведение приходится повторными прогонами, каждый из которых стоит времени и денег. Прошлый опыт при этом остаётся в виде текстовых журналов, из кото</w:t>
-      </w:r>
-      <w:r>
-        <w:t>рых нельзя ни восстановить порядок событий, ни понять, откуда взялось утверждение, ни проверить, что именно привело к успеху.</w:t>
+        <w:t>Пробл</w:t>
+      </w:r>
+      <w:r>
+        <w:rPr>
+          <w:b/>
+        </w:rPr>
+        <w:t>ема.</w:t>
+      </w:r>
+      <w:r>
+        <w:t xml:space="preserve"> Современные агентные системы (программы, в которых языковая модель сама вызывает инструменты: читает файлы, правит код, запускает проверки) не сохраняют свой опыт в виде, пригодном для повторного использования. Каждый следующий запуск начинается с нул</w:t>
+      </w:r>
+      <w:r>
+        <w:t xml:space="preserve">я: агент снова тратит запросы на то, чтобы понять задачу, снова повторяет уже сделанные ошибки, а улучшать его поведение приходится повторными прогонами, каждый из которых стоит времени и денег. Прошлый опыт при этом остаётся в виде текстовых журналов, из </w:t>
+      </w:r>
+      <w:r>
+        <w:t>которых нельзя ни восстановить порядок событий, ни понять, откуда взялось утверждение, ни проверить, что именно привело к успеху.</w:t>
       </w:r>
     </w:p>
     <w:p>
@@ -1990,61 +1950,64 @@
         <w:t>Обзор работ и место нашей работы.</w:t>
       </w:r>
       <w:r>
-        <w:t xml:space="preserve"> Самоулучшение агентов изучают на двух уровнях. Первый касается самой модели: её весов, данных об</w:t>
-      </w:r>
-      <w:r>
-        <w:t>учения, процедуры дообучения. Второй, менее заметный и гораздо более доступный для школьного исследования, касается обвязки: кода вокруг модели, который решает, что модели показать, что сохранить и когда остановиться. Наша работа относится ко второму уровн</w:t>
-      </w:r>
-      <w:r>
-        <w:t>ю и добавляет к нему память: изменения отбираются по записанному опыту, а не по ощущению.</w:t>
+        <w:t xml:space="preserve"> Самоулучшение агентов изучают на двух уровнях. Первый касается самой модели: её весов, данны</w:t>
+      </w:r>
+      <w:r>
+        <w:t>х обучения, процедуры дообучения. Второй, менее заметный и гораздо более доступный для школьного исследования, касается обвязки: кода вокруг модели, который решает, что модели показать, что сохранить и когда остановиться. Наша работа относится ко второму у</w:t>
+      </w:r>
+      <w:r>
+        <w:t>ровню и добавляет к нему память: изменения отбираются по записанному опыту, а не по ощущению.</w:t>
       </w:r>
     </w:p>
     <w:p>
       <w:r>
-        <w:t>Четыре статьи задают рамку, в которой мы работаем. Dream-RSI показывает, что накопленная история уже является симулятором мира, поэтому стратегии можно искать на запи</w:t>
-      </w:r>
-      <w:r>
-        <w:t xml:space="preserve">сях, не запуская среду заново [1]. Meta-Harness показывает, что объект поиска это обвязка агента, а не политика модели, и что предложитель, которому дают полные траектории, работает лучше того, кому дают краткие пересказы, поэтому записи мы храним целиком </w:t>
-      </w:r>
-      <w:r>
-        <w:t>[2]. SoL-Pi задаёт два правила, перенесённых в наш цикл: приёмка фиксируется до поиска, и часть задач держится вне поискового набора [3]. GAVEL показывает в робототехнике, что явная символьная модель позволяет проверять и починять планы почти бесплатно, ос</w:t>
-      </w:r>
-      <w:r>
-        <w:t>тавляя модели только ошибки, требующие смыслового вывода: 3,4 запроса против одной проверки [4]. Это то же разделение обязанностей, что у нас между судьёй по записям и измерением в рабочем режиме.</w:t>
+        <w:t xml:space="preserve">Четыре статьи задают рамку, в которой мы работаем. Dream-RSI показывает, что накопленная история уже является симулятором мира, поэтому стратегии можно искать на </w:t>
+      </w:r>
+      <w:r>
+        <w:t>записях, не запуская среду заново [1]. Meta-Harness показывает, что объект поиска это обвязка агента, а не политика модели, и что предложитель, которому дают полные траектории, работает лучше того, кому дают краткие пересказы, поэтому записи мы храним цели</w:t>
+      </w:r>
+      <w:r>
+        <w:t>ком [2]. SoL-Pi задаёт два правила, перенесённых в наш цикл: приёмка фиксируется до поиска, и часть задач держится вне поискового набора [3]. GAVEL показывает в робототехнике, что явная символьная модель позволяет проверять и починять планы почти бесплатно</w:t>
+      </w:r>
+      <w:r>
+        <w:t>, оставляя модели только ошибки, требующие смыслового вывода: 3,4 запроса против одной проверки [4]. Это то же разделение обязанностей, что у нас между судьёй по записям и измерением в рабочем режиме.</w:t>
       </w:r>
     </w:p>
     <w:p>
       <w:r>
-        <w:t>Утверждение «структурированная память лучше плоской» провер</w:t>
-      </w:r>
-      <w:r>
-        <w:t>яемо только на публичном наборе. Такой набор есть: LongMemEval, 500 вопросов к долговременной памяти диалогового ассистента, с протоколом автоматической проверки ответа отдельной моделью. Мы используем их протокол, а не собственный, чтобы результат можно б</w:t>
-      </w:r>
-      <w:r>
-        <w:t>ыло сравнить с опубликованным [5].</w:t>
+        <w:t>Утверждение «структурированная память лучше плоской» пр</w:t>
+      </w:r>
+      <w:r>
+        <w:t>оверяемо только на публичном наборе. Такой набор есть: LongMemEval, 500 вопросов к долговременной памяти диалогового ассистента, с протоколом автоматической проверки ответа отдельной моделью. Мы используем их протокол, а не собственный, чтобы результат мож</w:t>
+      </w:r>
+      <w:r>
+        <w:t>но было сравнить с опубликованным [5].</w:t>
       </w:r>
     </w:p>
     <w:p>
       <w:r>
-        <w:t>Носителем опыта выбран граф знаний OSTIS [6, 7]. В этой технологии база знаний является самой программой: элементы знаний, отношения между ними и обрабатывающие их агенты живут в одном семантическом графе. Поэтому типизир</w:t>
-      </w:r>
-      <w:r>
-        <w:t>ованные связи времени и происхождения оказываются частью структуры, онтология расширяется без пересборки, а накопленное можно открыть и посмотреть человеку [8].</w:t>
+        <w:t>Носителем опыта выбран граф знаний OSTIS [6, 7]. В этой технологии база знаний является самой программой: элементы знаний, отношения между ними и обрабатывающие их агенты живут в одном семантическом графе. Поэтому тип</w:t>
+      </w:r>
+      <w:r>
+        <w:t>изированные связи времени и происхождения оказываются частью структуры, онтология расширяется без пересборки, а накопленное можно открыть и посмотреть человеку [8].</w:t>
       </w:r>
     </w:p>
     <w:p>
       <w:r>
+        <w:t>Отличие нашей работы и её границы. Дерево опыта у нас это типизированный семантический граф</w:t>
+      </w:r>
+      <w:r>
+        <w:t xml:space="preserve"> с онтологией и запросами к связям, а не каталог файлов и не </w:t>
+      </w:r>
+      <w:r>
         <w:lastRenderedPageBreak/>
-        <w:t>Отличие нашей работы и её границы. Дерево опыта у нас это типизированный семантический граф с о</w:t>
-      </w:r>
-      <w:r>
-        <w:t>нтологией и запросами к связям, а не каталог файлов и не текстовые журналы; правила приёмки замораживаются до поиска и версионируются по раундам, а цикл умеет перепроверять собственные прежние решения по более поздним правилам; судья доказуемо бесплатен на</w:t>
-      </w:r>
-      <w:r>
-        <w:t xml:space="preserve"> тех шагах, которые он покрывает. Границы обозначены точно: набор задач у нас шесть небольших против пятидесяти одной у SoL-Pi, а публичный замер памяти дал равный итог по среднему и разницу в пользу графа на вопросах о времени, поэтому прямой замер влияни</w:t>
-      </w:r>
-      <w:r>
-        <w:t>я вида памяти на результат работы впереди.</w:t>
+        <w:t>текстовые журналы; правила приёмки замораживаются до поиска и версионируются по раундам, а цикл умеет перепроверять собственные прежние решения по более поздним правилам; судья доказуемо бесплате</w:t>
+      </w:r>
+      <w:r>
+        <w:t>н на тех шагах, которые он покрывает. Границы обозначены точно: набор задач у нас шесть небольших против пятидесяти одной у SoL-Pi, а публичный замер памяти дал равный итог по среднему и разницу в пользу графа на вопросах о времени, поэтому прямой замер вл</w:t>
+      </w:r>
+      <w:r>
+        <w:t>ияния вида памяти на результат работы впереди.</w:t>
       </w:r>
     </w:p>
     <w:p>
@@ -2055,10 +2018,10 @@
         <w:t>Цель работы.</w:t>
       </w:r>
       <w:r>
-        <w:t xml:space="preserve"> Построить автономного помощника, который хранит свой опыт как типизированные записи в графе знаний, учится на этих записях и измеряется честно, то есть так, чтобы каждое заявленное число можно было во</w:t>
-      </w:r>
-      <w:r>
-        <w:t>спроизвести из записи на диске.</w:t>
+        <w:t xml:space="preserve"> Построить автономного помощника, который хранит свой опыт как типизированные записи в графе знаний, учится на этих записях и измеряется честно, то есть так, чтобы каждое заявленное число можно был</w:t>
+      </w:r>
+      <w:r>
+        <w:t>о воспроизвести из записи на диске.</w:t>
       </w:r>
     </w:p>
     <w:p>
@@ -2069,16 +2032,16 @@
         <w:t>Гипотеза.</w:t>
       </w:r>
       <w:r>
-        <w:t xml:space="preserve"> Опыт, записанный типизированными связями, позволяет отбирать улучшения агента по записям, без запуска среды, и отобранные так улучшения переносятся на задачи, не участвовавшие в поиске. Гипотеза подтверждается част</w:t>
-      </w:r>
-      <w:r>
-        <w:t>ично. Подтверждённая часть: восемь из восьми зёрен модельного мира улучшились после одного цикла, а единственное вынесенное в работу улучшение обвязки дало переносимую экономию и на поисковом наборе (минус 13,3 процента запросов), и на отложенном (минус 28</w:t>
-      </w:r>
-      <w:r>
-        <w:t>,5 процента). Неподтверждённая часть: влияние вида памяти на итоговое качество работы пока не измерено, потому что на публичном наборе граф и плоский журнал равны по среднему (72,1 и 72,7 процента), а преимущество структуры видно только на вопросах о време</w:t>
-      </w:r>
-      <w:r>
-        <w:t>ни и на сохранении порядка и происхождения записей.</w:t>
+        <w:t xml:space="preserve"> Опыт, записанный типизированными связями, позволяет отбирать улучшения агента по записям, без запуска среды, и отобранные так улучшения переносятся на задачи, не участвовавшие в поиске. Гипотеза подтверждается частично. Подтверждённая часть: восемь из вос</w:t>
+      </w:r>
+      <w:r>
+        <w:t>ьми зёрен модельного мира улучшились после одного цикла, а единственное вынесенное в работу улучшение обвязки дало переносимую экономию и на поисковом наборе (минус 13,3 процента запросов), и на отложенном (минус 28,5 процента). Неподтверждённая часть: вли</w:t>
+      </w:r>
+      <w:r>
+        <w:t>яние вида памяти на итоговое качество работы пока не измерено, потому что на публичном наборе граф и плоский журнал равны по среднему (72,1 и 72,7 процента), а преимущество структуры видно только на вопросах о времени и на сохранении порядка и происхождени</w:t>
+      </w:r>
+      <w:r>
+        <w:t>я записей.</w:t>
       </w:r>
     </w:p>
     <w:p>
@@ -2096,10 +2059,10 @@
     </w:p>
     <w:p>
       <w:r>
-        <w:t>2. Реализовать механизм самоулучшения («сон»): порождение стратегий-кандидатов и отбор победи</w:t>
-      </w:r>
-      <w:r>
-        <w:t>теля точным повтором записанного опыта, без исполнения среды.</w:t>
+        <w:t>2. Реализовать механизм самоулучшения («сон»): порождение стратегий-кандидатов и отбор победителя точным повтором записанного опыта, б</w:t>
+      </w:r>
+      <w:r>
+        <w:t>ез исполнения среды.</w:t>
       </w:r>
     </w:p>
     <w:p>
@@ -2109,10 +2072,10 @@
     </w:p>
     <w:p>
       <w:r>
-        <w:t>4. Ввести замороженные прав</w:t>
-      </w:r>
-      <w:r>
-        <w:t>ила приёмки результата и измерение в рабочем режиме с повторами, чтобы отделить настоящую экономию от шума измерений.</w:t>
+        <w:t>4. Ввести замороженные правила приёмки результата и измерение в рабо</w:t>
+      </w:r>
+      <w:r>
+        <w:t>чем режиме с повторами, чтобы отделить настоящую экономию от шума измерений.</w:t>
       </w:r>
     </w:p>
     <w:p>
@@ -2122,18 +2085,18 @@
     </w:p>
     <w:p>
       <w:r>
-        <w:t xml:space="preserve">6. Собрать автономный цикл </w:t>
-      </w:r>
-      <w:r>
-        <w:t>из трёх ролей (исследователь, менеджер, работник), который работает в изолированных рабочих копиях, оставляет готовые к проверке человеком изменения и переживает перезапуск процесса.</w:t>
+        <w:t>6. Собрать автономный цикл из трёх ролей (исследователь, менеджер, р</w:t>
+      </w:r>
+      <w:r>
+        <w:t>аботник), который работает в изолированных рабочих копиях, оставляет готовые к проверке человеком изменения и переживает перезапуск процесса.</w:t>
       </w:r>
     </w:p>
     <w:p>
       <w:r>
-        <w:t>7. Описать практическое применение системы: сценарий долгого проекта, сце</w:t>
-      </w:r>
-      <w:r>
-        <w:t>нарий повседневной работы и требования к запуску.</w:t>
+        <w:t xml:space="preserve">7. Описать практическое применение системы: сценарий долгого проекта, сценарий повседневной работы и требования к </w:t>
+      </w:r>
+      <w:r>
+        <w:t>запуску.</w:t>
       </w:r>
     </w:p>
     <w:p>
@@ -2141,17 +2104,20 @@
         <w:rPr>
           <w:b/>
         </w:rPr>
+        <w:t>Практическая ценность.</w:t>
+      </w:r>
+      <w:r>
+        <w:t xml:space="preserve"> Система это не только метод измерения, но и работающий помощник. Опыт, накопленный как типизированные записи, превращает языковую модель из собеседника в сотрудника: помощник помнит сделанное раньше, продолжает прерванную ра</w:t>
+      </w:r>
+      <w:r>
+        <w:t xml:space="preserve">боту после перезапуска и отчитывается о каждом шаге записями, а не пересказом. В работе разобраны два </w:t>
+      </w:r>
+      <w:r>
         <w:lastRenderedPageBreak/>
-        <w:t>Практическая ценность.</w:t>
-      </w:r>
-      <w:r>
-        <w:t xml:space="preserve"> Система это не только метод измерения, но и работающий помощник. Опыт, накопленный как типизированные записи, превращает языковую модель из собеседника в сотрудника: помощник помнит с</w:t>
-      </w:r>
-      <w:r>
-        <w:t>деланное раньше, продолжает прерванную работу после перезапуска и отчитывается о каждом шаге записями, а не пересказом. В работе разобраны два практических сценария: долгий проект, где агент сам находит слабости, готовит изменение в изолированной копии и о</w:t>
-      </w:r>
-      <w:r>
-        <w:t>ставляет его человеку на одобрение, и повседневная работа школы или офиса, где помощник разбирает входящие, сводит данные в таблицы и присылает отчёты в мессенджер.</w:t>
+        <w:t>практических сценария: долгий проект, где агент сам находит слабости, готовит изменение в изолированной копии и оставляет его человеку на одобрение, и пов</w:t>
+      </w:r>
+      <w:r>
+        <w:t>седневная работа школы или офиса, где помощник разбирает входящие, сводит данные в таблицы и присылает отчёты в мессенджер.</w:t>
       </w:r>
     </w:p>
     <w:p>
@@ -2168,16 +2134,13 @@
         <w:rPr>
           <w:b/>
         </w:rPr>
-        <w:t>Предмет и</w:t>
-      </w:r>
-      <w:r>
-        <w:rPr>
-          <w:b/>
-        </w:rPr>
-        <w:t>сследования.</w:t>
-      </w:r>
-      <w:r>
-        <w:t xml:space="preserve"> Способы хранения опыта и отбора улучшений, а также измеримость их пользы.</w:t>
+        <w:t>Предмет исследования.</w:t>
+      </w:r>
+      <w:r>
+        <w:t xml:space="preserve"> Способы хранения опыта и отб</w:t>
+      </w:r>
+      <w:r>
+        <w:t>ора улучшений, а также измеримость их пользы.</w:t>
       </w:r>
     </w:p>
     <w:p>
@@ -2188,7 +2151,10 @@
         <w:t>Методы.</w:t>
       </w:r>
       <w:r>
-        <w:t xml:space="preserve"> Эксперимент на детерминированной среде; точный повтор записанных траекторий; сравнение вариантов при постоянной модели; измерение в рабочем режиме с повторами; сопоставление с публичным набором задач и с контрольными вариантами.</w:t>
+        <w:t xml:space="preserve"> Эксперимент на детерминированной среде; точный повтор записанных траекторий; сравнение вариантов при постоянной модели; измерение в рабочем режиме с повторами; сопоставление с публичным набором задач и </w:t>
+      </w:r>
+      <w:r>
+        <w:t>с контрольными вариантами.</w:t>
       </w:r>
     </w:p>
     <w:p>
@@ -2196,19 +2162,13 @@
         <w:rPr>
           <w:b/>
         </w:rPr>
-        <w:t>Новизна (в границах выполн</w:t>
-      </w:r>
-      <w:r>
-        <w:rPr>
-          <w:b/>
-        </w:rPr>
-        <w:t>енного поиска).</w:t>
-      </w:r>
-      <w:r>
-        <w:t xml:space="preserve"> Поиск по четырём статьям-ориентирам и по экосистеме OSTIS не нашёл работы, которая одновременно: (а) записывает полную траекторию агента как элементы sc-графа с онтологией, (б) улучшает агента точным повтором собственных записей, (в) измеря</w:t>
-      </w:r>
-      <w:r>
-        <w:t>ет победителя в рабочем режиме и (г) возвращает доказательства обратно в граф. Это утверждение о границах выполненного поиска, а не заключение патентной экспертизы.</w:t>
+        <w:t>Новизна (в границах выполненного поиска).</w:t>
+      </w:r>
+      <w:r>
+        <w:t xml:space="preserve"> Поиск по четырём статьям-ориентирам и по экосистеме OSTIS не нашёл работы, которая одновременно: (а) записывает полную траекторию агента как элементы sc-графа с онтологией, (б) улучшает а</w:t>
+      </w:r>
+      <w:r>
+        <w:t>гента точным повтором собственных записей, (в) измеряет победителя в рабочем режиме и (г) возвращает доказательства обратно в граф. Это утверждение о границах выполненного поиска, а не заключение патентной экспертизы.</w:t>
       </w:r>
     </w:p>
     <w:p>
@@ -2219,25 +2179,31 @@
         <w:t>Обоснование необходимости работы.</w:t>
       </w:r>
       <w:r>
-        <w:t xml:space="preserve"> Оно не в том, что метод уже работает везде, а в том, что </w:t>
-      </w:r>
-      <w:r>
-        <w:t>он честно измерен. Из одиннадцати раундов поиска переносимую экономию дал один: минус 13,3 процента запросов на поисковом наборе задач и минус 28,5 процента на отложенном наборе. Первые десять раундов либо ничего не развернули, либо развернули улучшение, к</w:t>
-      </w:r>
-      <w:r>
-        <w:t>оторое следующее измерение опровергло. Именно эта история и составляет результат: правила приёмки в системе пересматривались пять раз, и каждый раз их меняло измерение, а не мнение автора.</w:t>
+        <w:t xml:space="preserve"> Оно </w:t>
+      </w:r>
+      <w:r>
+        <w:t>не в том, что метод уже работает везде, а в том, что он честно измерен. Из одиннадцати раундов поиска переносимую экономию дал один: минус 13,3 процента запросов на поисковом наборе задач и минус 28,5 процента на отложенном наборе. Первые десять раундов ли</w:t>
+      </w:r>
+      <w:r>
+        <w:t>бо ничего не развернули, либо развернули улучшение, которое следующее измерение опровергло. Именно эта история и составляет результат: правила приёмки в системе пересматривались пять раз, и каждый раз их меняло измерение, а не мнение автора.</w:t>
       </w:r>
     </w:p>
     <w:p>
       <w:pPr>
         <w:pStyle w:val="1"/>
       </w:pPr>
-      <w:bookmarkStart w:id="2" w:name="_Toc241011364"/>
+      <w:bookmarkStart w:id="2" w:name="_Toc241017344"/>
       <w:r>
         <w:rPr>
           <w:rFonts w:ascii="Times New Roman" w:hAnsi="Times New Roman"/>
         </w:rPr>
-        <w:t>Глава 1. Автономный помощник и его применение</w:t>
+        <w:t>Глава 1. Автон</w:t>
+      </w:r>
+      <w:r>
+        <w:rPr>
+          <w:rFonts w:ascii="Times New Roman" w:hAnsi="Times New Roman"/>
+        </w:rPr>
+        <w:t>омный помощник и его применение</w:t>
       </w:r>
       <w:bookmarkEnd w:id="2"/>
     </w:p>
@@ -2245,18 +2211,12 @@
       <w:pPr>
         <w:pStyle w:val="21"/>
       </w:pPr>
-      <w:bookmarkStart w:id="3" w:name="_Toc241011365"/>
+      <w:bookmarkStart w:id="3" w:name="_Toc241017345"/>
       <w:r>
         <w:rPr>
           <w:rFonts w:ascii="Times New Roman" w:hAnsi="Times New Roman"/>
         </w:rPr>
-        <w:t xml:space="preserve">1.1. Чем эта система </w:t>
-      </w:r>
-      <w:r>
-        <w:rPr>
-          <w:rFonts w:ascii="Times New Roman" w:hAnsi="Times New Roman"/>
-        </w:rPr>
-        <w:t>отличается от чата с языковой моделью</w:t>
+        <w:t>1.1. Чем эта система отличается от чата с языковой моделью</w:t>
       </w:r>
       <w:bookmarkEnd w:id="3"/>
     </w:p>
@@ -2273,10 +2233,10 @@
         <w:t>Она помнит.</w:t>
       </w:r>
       <w:r>
-        <w:t xml:space="preserve"> Опыт каждой сессии ложится в граф знаний типизированными записями: что было предложено, что решено, что сделано, каким числом закончилось. Новая сессия начинается не с чисто</w:t>
-      </w:r>
-      <w:r>
-        <w:t>го листа, а с разбора журнала, поэтому агент не предлагает дважды одно и то же и не повторяет ошибок, которые уже были записаны.</w:t>
+        <w:t xml:space="preserve"> Опыт каждой сессии ложится в граф знаний типизированными записями: что было предложено, что решено, что сделано, каким числом закончилось. Новая сессия начинается не с чистого листа, а с разбора журнала, поэтому агент не предлагает дважды одно и то же и н</w:t>
+      </w:r>
+      <w:r>
+        <w:t>е повторяет ошибок, которые уже были записаны.</w:t>
       </w:r>
     </w:p>
     <w:p>
@@ -2287,14 +2247,10 @@
         <w:t>Она длится.</w:t>
       </w:r>
       <w:r>
-        <w:t xml:space="preserve"> Цикл переживает смерть процесса: биография получает запись о возобновлении, журнал знает, на чём остановилась работ</w:t>
-      </w:r>
-      <w:r>
-        <w:t xml:space="preserve">а, а рабочая копия встаёт рядом с остатками прерванной попытки и не сталкивается с ними. </w:t>
-      </w:r>
-      <w:r>
-        <w:lastRenderedPageBreak/>
-        <w:t>Помощник, который продолжает работу после выключения машины, стоит несопоставимо дороже ассистента, который каждый раз знакомится заново.</w:t>
+        <w:t xml:space="preserve"> Цикл переживает смерть процесса: биография получает запись о возобновлении, журнал знает, на чём остановилась работа, а рабочая копия встаёт рядом с остатками прерванной попытки и не сталкивается с</w:t>
+      </w:r>
+      <w:r>
+        <w:t xml:space="preserve"> ними. Помощник, который продолжает работу после выключения машины, стоит несопоставимо дороже ассистента, который каждый раз знакомится заново.</w:t>
       </w:r>
     </w:p>
     <w:p>
@@ -2305,25 +2261,26 @@
         <w:t>Она отчитывается.</w:t>
       </w:r>
       <w:r>
-        <w:t xml:space="preserve"> Каждый шаг </w:t>
-      </w:r>
-      <w:r>
-        <w:t>оставляет запись: журнал организации на панели показывает роли, предложения, решения, пакеты изменений и причины остановок. Отчёт не сочиняется моделью напоследок, он собирается из записей, и любую строку можно раскрыть до источника.</w:t>
+        <w:t xml:space="preserve"> Каждый шаг оставляет запись: журнал организации на панели показывает роли, предложения, решен</w:t>
+      </w:r>
+      <w:r>
+        <w:t>ия, пакеты изменений и причины остановок. Отчёт не сочиняется моделью напоследок, он собирается из записей, и любую строку можно раскрыть до источника.</w:t>
       </w:r>
     </w:p>
     <w:p>
       <w:r>
-        <w:t xml:space="preserve">Двигатель один: роли, </w:t>
-      </w:r>
-      <w:r>
-        <w:t>память, изолированная работа, проверки и отчёт человеку; меняется только то, что помощнику поручено.</w:t>
+        <w:lastRenderedPageBreak/>
+        <w:t>Двигатель один: роли, память, изолированная работа, проверки и отчёт человеку; меняется только то, что п</w:t>
+      </w:r>
+      <w:r>
+        <w:t>омощнику поручено.</w:t>
       </w:r>
     </w:p>
     <w:p>
       <w:pPr>
         <w:pStyle w:val="21"/>
       </w:pPr>
-      <w:bookmarkStart w:id="4" w:name="_Toc241011366"/>
+      <w:bookmarkStart w:id="4" w:name="_Toc241017346"/>
       <w:r>
         <w:rPr>
           <w:rFonts w:ascii="Times New Roman" w:hAnsi="Times New Roman"/>
@@ -2334,10 +2291,7 @@
     </w:p>
     <w:p>
       <w:r>
-        <w:t xml:space="preserve">Сценарий: человек или небольшая команда ведёт проект месяцами, и рутина вокруг него съедает больше </w:t>
-      </w:r>
-      <w:r>
-        <w:t>времени, чем сама работа. Один цикл агента устроен так.</w:t>
+        <w:t>Сценарий: человек или небольшая команда ведёт проект месяцами, и рутина вокруг него съедает больше времени, чем сама работа. Один цикл агента устроен так.</w:t>
       </w:r>
     </w:p>
     <w:p>
@@ -2351,10 +2305,10 @@
         <w:t>Исследователь</w:t>
       </w:r>
       <w:r>
-        <w:t xml:space="preserve"> читает досье проекта (состав кода, открытые задачи, журнал прошлых циклов, заявленные цели) и предлагает от двух до четырёх вариантов работы, каждый с доказательством: где именно слаб</w:t>
-      </w:r>
-      <w:r>
-        <w:t>ость и чем её видно.</w:t>
+        <w:t xml:space="preserve"> читает досье</w:t>
+      </w:r>
+      <w:r>
+        <w:t xml:space="preserve"> проекта (состав кода, открытые задачи, журнал прошлых циклов, заявленные цели) и предлагает от двух до четырёх вариантов работы, каждый с доказательством: где именно слабость и чем её видно.</w:t>
       </w:r>
     </w:p>
     <w:p>
@@ -2368,7 +2322,10 @@
         <w:t>Менеджер</w:t>
       </w:r>
       <w:r>
-        <w:t xml:space="preserve"> выбирает ровно один вариант, называет проверки, по которым результат будет принят, либо останавливает цикл с записанной причиной.</w:t>
+        <w:t xml:space="preserve"> выбирает ровно один вариант, называет проверки, по к</w:t>
+      </w:r>
+      <w:r>
+        <w:t>оторым результат будет принят, либо останавливает цикл с записанной причиной.</w:t>
       </w:r>
     </w:p>
     <w:p>
@@ -2382,10 +2339,7 @@
         <w:t>Работник</w:t>
       </w:r>
       <w:r>
-        <w:t xml:space="preserve"> берёт изолированную копию репозитория на отдельной ветке, вносит минимальную прав</w:t>
-      </w:r>
-      <w:r>
-        <w:t>ку, запускает разрешённую проверку из белого списка и собирает пакет изменения.</w:t>
+        <w:t xml:space="preserve"> берёт изолированную копию репозитория на отдельной ветке, вносит минимальную правку, запускает разрешённую проверку из белого списка и собирает пакет изменения.</w:t>
       </w:r>
     </w:p>
     <w:p>
@@ -2396,7 +2350,13 @@
         <w:rPr>
           <w:b/>
         </w:rPr>
-        <w:t>Человек</w:t>
+        <w:t>Че</w:t>
+      </w:r>
+      <w:r>
+        <w:rPr>
+          <w:b/>
+        </w:rPr>
+        <w:t>ловек</w:t>
       </w:r>
       <w:r>
         <w:t xml:space="preserve"> получает пакет и решает. Ничего не вливается, не отправляется на сервер и не утверждается автоматически.</w:t>
@@ -2404,23 +2364,23 @@
     </w:p>
     <w:p>
       <w:r>
-        <w:t xml:space="preserve">Что это даёт на практике. Поиск слабостей и черновая правка </w:t>
-      </w:r>
-      <w:r>
-        <w:t>уходят агенту, а решение остаётся за человеком. Незавершённая работа не теряется между сессиями. Следующий цикл не повторяет предыдущий, потому что читает журнал. Разбор примера из живого журнала: исследователь нашёл, что сканер маркеров незакрытых задач в</w:t>
-      </w:r>
-      <w:r>
-        <w:t xml:space="preserve"> собственном коде проекта помечает собственные же строки реализации, менеджер выбрал именно это предложение как подтверждённую слабость, работник исправил определение маркера в изолированной копии и оставил пакет с прогоном проверок. Семь записей о пакетах</w:t>
-      </w:r>
-      <w:r>
-        <w:t xml:space="preserve"> лежат в журнале проекта: четыре из них с настоящими изменениями и прогоном проверок, включая один прогон после перезапуска процесса.</w:t>
+        <w:t>Что это даёт на практике. Поиск слабостей и черновая правка уходят агенту, а решение остаётся за человеком. Незавершённая работа не теряется межд</w:t>
+      </w:r>
+      <w:r>
+        <w:t xml:space="preserve">у сессиями. Следующий цикл не повторяет предыдущий, потому что читает журнал. Разбор примера из живого журнала: исследователь нашёл, что сканер маркеров незакрытых задач в собственном коде проекта помечает собственные же строки реализации, менеджер выбрал </w:t>
+      </w:r>
+      <w:r>
+        <w:t>именно это предложение как подтверждённую слабость, работник исправил определение маркера в изолированной копии и оставил пакет с прогоном проверок. Семь записей о пакетах лежат в журнале проекта: четыре из них с настоящими изменениями и прогоном проверок,</w:t>
+      </w:r>
+      <w:r>
+        <w:t xml:space="preserve"> включая один прогон после перезапуска процесса.</w:t>
       </w:r>
     </w:p>
     <w:p>
       <w:pPr>
         <w:pStyle w:val="21"/>
       </w:pPr>
-      <w:bookmarkStart w:id="5" w:name="_Toc241011367"/>
+      <w:bookmarkStart w:id="5" w:name="_Toc241017347"/>
       <w:r>
         <w:rPr>
           <w:rFonts w:ascii="Times New Roman" w:hAnsi="Times New Roman"/>
@@ -2431,16 +2391,13 @@
     </w:p>
     <w:p>
       <w:r>
-        <w:t>Тот же двигатель закрывает рутину, не имеющую отношения к программиров</w:t>
-      </w:r>
-      <w:r>
-        <w:t>анию. Помощник берёт входящий поток и превращает его в готовые документы.</w:t>
+        <w:t>Тот же двигатель закрывает рутину, не имеющую отношения к программированию. Помощник берёт входящий поток и превращает его в готовые документы.</w:t>
       </w:r>
     </w:p>
     <w:tbl>
       <w:tblPr>
         <w:tblStyle w:val="aff0"/>
-        <w:tblW w:w="9531" w:type="dxa"/>
+        <w:tblW w:w="9955" w:type="dxa"/>
         <w:tblInd w:w="108" w:type="dxa"/>
         <w:tblCellMar>
           <w:left w:w="56" w:type="dxa"/>
@@ -2449,13 +2406,13 @@
         <w:tblLook w:val="04A0" w:firstRow="1" w:lastRow="0" w:firstColumn="1" w:lastColumn="0" w:noHBand="0" w:noVBand="1"/>
       </w:tblPr>
       <w:tblGrid>
-        <w:gridCol w:w="4763"/>
-        <w:gridCol w:w="4768"/>
+        <w:gridCol w:w="4975"/>
+        <w:gridCol w:w="4980"/>
       </w:tblGrid>
       <w:tr>
         <w:tc>
           <w:tcPr>
-            <w:tcW w:w="4819" w:type="dxa"/>
+            <w:tcW w:w="5031" w:type="dxa"/>
           </w:tcPr>
           <w:p>
             <w:pPr>
@@ -2467,13 +2424,20 @@
                 <w:b/>
                 <w:sz w:val="24"/>
               </w:rPr>
-              <w:t>Что поручают</w:t>
-            </w:r>
-          </w:p>
-        </w:tc>
-        <w:tc>
-          <w:tcPr>
-            <w:tcW w:w="4819" w:type="dxa"/>
+              <w:t xml:space="preserve">Что </w:t>
+            </w:r>
+            <w:r>
+              <w:rPr>
+                <w:b/>
+                <w:sz w:val="24"/>
+              </w:rPr>
+              <w:t>поручают</w:t>
+            </w:r>
+          </w:p>
+        </w:tc>
+        <w:tc>
+          <w:tcPr>
+            <w:tcW w:w="5031" w:type="dxa"/>
           </w:tcPr>
           <w:p>
             <w:pPr>
@@ -2493,7 +2457,7 @@
       <w:tr>
         <w:tc>
           <w:tcPr>
-            <w:tcW w:w="4819" w:type="dxa"/>
+            <w:tcW w:w="5031" w:type="dxa"/>
           </w:tcPr>
           <w:p>
             <w:pPr>
@@ -2510,7 +2474,7 @@
         </w:tc>
         <w:tc>
           <w:tcPr>
-            <w:tcW w:w="4819" w:type="dxa"/>
+            <w:tcW w:w="5031" w:type="dxa"/>
           </w:tcPr>
           <w:p>
             <w:pPr>
@@ -2529,42 +2493,41 @@
       <w:tr>
         <w:tc>
           <w:tcPr>
-            <w:tcW w:w="4819" w:type="dxa"/>
-          </w:tcPr>
-          <w:p>
-            <w:pPr>
-              <w:ind w:firstLine="0"/>
-              <w:jc w:val="left"/>
-            </w:pPr>
-            <w:r>
-              <w:rPr>
-                <w:sz w:val="24"/>
-              </w:rPr>
-              <w:lastRenderedPageBreak/>
-              <w:t>Списк</w:t>
-            </w:r>
-            <w:r>
-              <w:rPr>
-                <w:sz w:val="24"/>
-              </w:rPr>
-              <w:t>и и таблицы</w:t>
-            </w:r>
-          </w:p>
-        </w:tc>
-        <w:tc>
-          <w:tcPr>
-            <w:tcW w:w="4819" w:type="dxa"/>
-          </w:tcPr>
-          <w:p>
-            <w:pPr>
-              <w:ind w:firstLine="0"/>
-              <w:jc w:val="left"/>
-            </w:pPr>
-            <w:r>
-              <w:rPr>
-                <w:sz w:val="24"/>
-              </w:rPr>
-              <w:t>разрозненные данные сведены в одну таблицу по заданной форме; итоги посчитаны; расхождения и дубли найдены</w:t>
+            <w:tcW w:w="5031" w:type="dxa"/>
+          </w:tcPr>
+          <w:p>
+            <w:pPr>
+              <w:ind w:firstLine="0"/>
+              <w:jc w:val="left"/>
+            </w:pPr>
+            <w:r>
+              <w:rPr>
+                <w:sz w:val="24"/>
+              </w:rPr>
+              <w:t>Списки и таблицы</w:t>
+            </w:r>
+          </w:p>
+        </w:tc>
+        <w:tc>
+          <w:tcPr>
+            <w:tcW w:w="5031" w:type="dxa"/>
+          </w:tcPr>
+          <w:p>
+            <w:pPr>
+              <w:ind w:firstLine="0"/>
+              <w:jc w:val="left"/>
+            </w:pPr>
+            <w:r>
+              <w:rPr>
+                <w:sz w:val="24"/>
+              </w:rPr>
+              <w:t>разрозненные данные сведены в одну таблицу по заданной форме; итог</w:t>
+            </w:r>
+            <w:r>
+              <w:rPr>
+                <w:sz w:val="24"/>
+              </w:rPr>
+              <w:t>и посчитаны; расхождения и дубли найдены</w:t>
             </w:r>
           </w:p>
         </w:tc>
@@ -2572,7 +2535,7 @@
       <w:tr>
         <w:tc>
           <w:tcPr>
-            <w:tcW w:w="4819" w:type="dxa"/>
+            <w:tcW w:w="5031" w:type="dxa"/>
           </w:tcPr>
           <w:p>
             <w:pPr>
@@ -2589,24 +2552,18 @@
         </w:tc>
         <w:tc>
           <w:tcPr>
-            <w:tcW w:w="4819" w:type="dxa"/>
-          </w:tcPr>
-          <w:p>
-            <w:pPr>
-              <w:ind w:firstLine="0"/>
-              <w:jc w:val="left"/>
-            </w:pPr>
-            <w:r>
-              <w:rPr>
-                <w:sz w:val="24"/>
-              </w:rPr>
-              <w:t>отчёт по шаблону без пропущенных пунктов; напоминание о сроке заранее; готовый текст, отправленный туда, где челове</w:t>
-            </w:r>
-            <w:r>
-              <w:rPr>
-                <w:sz w:val="24"/>
-              </w:rPr>
-              <w:t>к его прочитает</w:t>
+            <w:tcW w:w="5031" w:type="dxa"/>
+          </w:tcPr>
+          <w:p>
+            <w:pPr>
+              <w:ind w:firstLine="0"/>
+              <w:jc w:val="left"/>
+            </w:pPr>
+            <w:r>
+              <w:rPr>
+                <w:sz w:val="24"/>
+              </w:rPr>
+              <w:t>отчёт по шаблону без пропущенных пунктов; напоминание о сроке заранее; готовый текст, отправленный туда, где человек его прочитает</w:t>
             </w:r>
           </w:p>
         </w:tc>
@@ -2614,7 +2571,7 @@
       <w:tr>
         <w:tc>
           <w:tcPr>
-            <w:tcW w:w="4819" w:type="dxa"/>
+            <w:tcW w:w="5031" w:type="dxa"/>
           </w:tcPr>
           <w:p>
             <w:pPr>
@@ -2631,18 +2588,24 @@
         </w:tc>
         <w:tc>
           <w:tcPr>
-            <w:tcW w:w="4819" w:type="dxa"/>
-          </w:tcPr>
-          <w:p>
-            <w:pPr>
-              <w:ind w:firstLine="0"/>
-              <w:jc w:val="left"/>
-            </w:pPr>
-            <w:r>
-              <w:rPr>
-                <w:sz w:val="24"/>
-              </w:rPr>
-              <w:t>справки, выписки, письма по образцу с подставленными данными</w:t>
+            <w:tcW w:w="5031" w:type="dxa"/>
+          </w:tcPr>
+          <w:p>
+            <w:pPr>
+              <w:ind w:firstLine="0"/>
+              <w:jc w:val="left"/>
+            </w:pPr>
+            <w:r>
+              <w:rPr>
+                <w:sz w:val="24"/>
+              </w:rPr>
+              <w:t>справки, выписки, письма по образцу с</w:t>
+            </w:r>
+            <w:r>
+              <w:rPr>
+                <w:sz w:val="24"/>
+              </w:rPr>
+              <w:t xml:space="preserve"> подставленными данными</w:t>
             </w:r>
           </w:p>
         </w:tc>
@@ -2651,74 +2614,72 @@
     <w:p/>
     <w:p>
       <w:r>
-        <w:t>Разбор одного утра. На рабочую почту приходит письмо о приёме учащихся в десятый класс. Помощник читает письмо, находит на рабочем столе уже лежащие там</w:t>
-      </w:r>
-      <w:r>
-        <w:t xml:space="preserve"> списки и присылает в мессенджер одну строку: письмо о приёме, списки найдены рядом, вносить ли три фамилии в базу приёма. Дальше он ждёт ответа. Запись в базу происходит не потому, что модель так решила, а потому, что человек нажал кнопку: нажатие и есть </w:t>
-      </w:r>
-      <w:r>
-        <w:t>решение, оно делается один раз и остаётся в журнале вместе с тем, что именно изменено. У вопроса есть только две кнопки, принять и отклонить, и между ними нет третьего пути, поэтому помощник не может выписать себе разрешение сам, ни текстом, ни своим ответ</w:t>
-      </w:r>
-      <w:r>
-        <w:t>ом.</w:t>
+        <w:lastRenderedPageBreak/>
+        <w:t xml:space="preserve">Разбор одного утра. На рабочую почту приходит письмо о приёме учащихся в десятый класс. Помощник читает письмо, находит на рабочем столе уже лежащие там списки и присылает в мессенджер одну строку: письмо о приёме, списки найдены </w:t>
+      </w:r>
+      <w:r>
+        <w:t>рядом, вносить ли три фамилии в базу приёма. Дальше он ждёт ответа. Запись в базу происходит не потому, что модель так решила, а потому, что человек нажал кнопку: нажатие и есть решение, оно делается один раз и остаётся в журнале вместе с тем, что именно и</w:t>
+      </w:r>
+      <w:r>
+        <w:t>зменено. У вопроса есть только две кнопки, принять и отклонить, и между ними нет третьего пути, поэтому помощник не может выписать себе разрешение сам, ни текстом, ни своим ответом.</w:t>
       </w:r>
     </w:p>
     <w:p>
       <w:r>
-        <w:t>Второе, что решает этот сценарий, это где остаются данные. Чтение почты, разбор вложений и работа со списками выполняются на самой машине, а наружу уходит только вопрос и только тому человеку, которому он адресован. Списки, оценки и переписка не покида</w:t>
-      </w:r>
-      <w:r>
-        <w:t>ют рабочее место; наружу выходит лишь то, что человек сам разрешил отправить. Такое разделение принципиально для школы и офиса: помощник получает ровно тот доступ, который ему открыли, а не весь компьютер целиком.</w:t>
+        <w:t>Второе, что решает этот сценарий, это где остаются данные. Чтение почты, р</w:t>
+      </w:r>
+      <w:r>
+        <w:t xml:space="preserve">азбор вложений и работа со списками выполняются на самой машине, а наружу уходит только вопрос и только тому человеку, которому он адресован. Списки, оценки и переписка не покидают рабочее место; наружу выходит лишь то, что человек сам разрешил отправить. </w:t>
+      </w:r>
+      <w:r>
+        <w:t>Такое разделение принципиально для школы и офиса: помощник получает ровно тот доступ, который ему открыли, а не весь компьютер целиком.</w:t>
       </w:r>
     </w:p>
     <w:p>
       <w:r>
-        <w:t>Почему это не делает обычный чат с языково</w:t>
-      </w:r>
-      <w:r>
-        <w:t>й моделью: здесь важна не удачная формулировка, а ведение потока неделями. Нужно помнить, что было в прошлый раз, кто что обещал, какой срок подходит, что уже отправлено. Результат определяют память и длительность, а не красноречие.</w:t>
+        <w:t>Почему это не делает обычный чат с языковой моделью: здесь важна не удачная формулировка, а ведение потока неделями. Нуж</w:t>
+      </w:r>
+      <w:r>
+        <w:t>но помнить, что было в прошлый раз, кто что обещал, какой срок подходит, что уже отправлено. Результат определяют память и длительность, а не красноречие.</w:t>
       </w:r>
     </w:p>
     <w:p>
       <w:pPr>
         <w:pStyle w:val="21"/>
       </w:pPr>
-      <w:bookmarkStart w:id="6" w:name="_Toc241011368"/>
+      <w:bookmarkStart w:id="6" w:name="_Toc241017348"/>
       <w:r>
         <w:rPr>
           <w:rFonts w:ascii="Times New Roman" w:hAnsi="Times New Roman"/>
         </w:rPr>
-        <w:t>1.4. Что нужно для запу</w:t>
-      </w:r>
-      <w:r>
-        <w:rPr>
-          <w:rFonts w:ascii="Times New Roman" w:hAnsi="Times New Roman"/>
-        </w:rPr>
-        <w:t>ска</w:t>
+        <w:t>1.4. Что нужно для запуска</w:t>
       </w:r>
       <w:bookmarkEnd w:id="6"/>
     </w:p>
     <w:p>
       <w:r>
-        <w:t>Требования к машине скромные: интерпретатор Python, локальный стек графа знаний в контейнере, доступ к языковым моделям через локальный прокси с ключами. Панель управления поднимается одним процессом на локальном порту, и вся работа видна в браузере на</w:t>
-      </w:r>
-      <w:r>
-        <w:t xml:space="preserve"> той же машине.</w:t>
+        <w:t>Требования к машине скромные: интерпретатор Python, локальный стек графа з</w:t>
+      </w:r>
+      <w:r>
+        <w:t>наний в контейнере, доступ к языковым моделям через локальный прокси с ключами. Панель управления поднимается одним процессом на локальном порту, и вся работа видна в браузере на той же машине.</w:t>
       </w:r>
     </w:p>
     <w:p>
       <w:r>
-        <w:t xml:space="preserve">Порядок запуска: поднять стек графа знаний, запустить прокси моделей, запустить панель, выбрать субъект опыта и нажать кнопку нужного этапа (эпизод, разведка, оценка кандидатов, полный цикл). Отдельно настраивается шлюз расширения, который </w:t>
-      </w:r>
-      <w:r>
-        <w:t>превращает сессии внешнего агента в записи того же графа, поэтому опыт не распадается на две базы.</w:t>
+        <w:t xml:space="preserve">Порядок запуска: поднять стек графа знаний, запустить прокси </w:t>
+      </w:r>
+      <w:r>
+        <w:t>моделей, запустить панель, выбрать субъект опыта и нажать кнопку нужного этапа (эпизод, разведка, оценка кандидатов, полный цикл). Отдельно настраивается шлюз расширения, который превращает сессии внешнего агента в записи того же графа, поэтому опыт не рас</w:t>
+      </w:r>
+      <w:r>
+        <w:t>падается на две базы.</w:t>
       </w:r>
     </w:p>
     <w:p>
       <w:pPr>
         <w:pStyle w:val="21"/>
       </w:pPr>
-      <w:bookmarkStart w:id="7" w:name="_Toc241011369"/>
+      <w:bookmarkStart w:id="7" w:name="_Toc241017349"/>
       <w:r>
         <w:rPr>
           <w:rFonts w:ascii="Times New Roman" w:hAnsi="Times New Roman"/>
@@ -2729,48 +2690,51 @@
     </w:p>
     <w:p>
       <w:r>
-        <w:t>Помощник работает не в пустом окне. Его узел памяти и вопроса человеку стоит рядом с инструментами рабочего места: браузер</w:t>
-      </w:r>
-      <w:r>
-        <w:t xml:space="preserve">, поиск по базе знаний, </w:t>
-      </w:r>
-      <w:r>
-        <w:lastRenderedPageBreak/>
-        <w:t>поиск в сети и личная память владельца. В текущей сборке это 78 инструментов, которые поднимаются при старте процесса; в журнале видно, какие именно и сколько. Подключение идёт по открытому протоколу MCP и по тому же описанию инстру</w:t>
-      </w:r>
-      <w:r>
-        <w:t>ментов, что используют остальные программы на машине, поэтому новый инструмент добавляется одной записью в конфигурацию, без правки кода помощника.</w:t>
+        <w:t>Помощник работает не в пустом окне. Его узел памяти и вопроса человеку стоит рядом с инструментами рабочего места: браузер, поиск по базе знаний, поиск в сети и личная память владельца. В текущей сбо</w:t>
+      </w:r>
+      <w:r>
+        <w:t>рке это 78 инструментов, которые поднимаются при старте процесса; в журнале видно, какие именно и сколько. Подключение идёт по открытому протоколу MCP и по тому же описанию инструментов, что используют остальные программы на машине, поэтому новый инструмен</w:t>
+      </w:r>
+      <w:r>
+        <w:t>т добавляется одной записью в конфигурацию, без правки кода помощника.</w:t>
       </w:r>
     </w:p>
     <w:p>
       <w:r>
-        <w:t>Со стороны человека это выглядит так. Помощник живёт постоянным процессом, а не открывается окном на время р</w:t>
-      </w:r>
-      <w:r>
-        <w:t>азговора: у него есть расписание, каналы связи и консоль управления, где видно его состояние. Обращаться к нему можно из мессенджера, отвечать на его вопросы можно там же одной кнопкой. Результат он оставляет либо записью в журнале, либо готовым документом</w:t>
-      </w:r>
-      <w:r>
-        <w:t>, а не приглашением продолжить разговор.</w:t>
+        <w:t>Со стороны человека это выглядит так. Помощник живёт постоянным процессом, а не открывается окном на время разговора: у него есть расписание, каналы связи и консоль управления, где видн</w:t>
+      </w:r>
+      <w:r>
+        <w:t xml:space="preserve">о его состояние. Обращаться к нему можно из мессенджера, отвечать на его вопросы можно там же одной кнопкой. </w:t>
+      </w:r>
+      <w:r>
+        <w:lastRenderedPageBreak/>
+        <w:t>Результат он оставляет либо записью в журнале, либо готовым документом, а не приглашением продолжить разговор.</w:t>
       </w:r>
     </w:p>
     <w:p>
       <w:r>
-        <w:t xml:space="preserve">Границы обозначены жёстко: наружу ничего не уходит без нажатия кнопки, а всё, что помощник делает, записывается в граф с указанием роли, времени и происхождения записи. Предмет работы при этом остаётся нашим: </w:t>
-      </w:r>
-      <w:r>
-        <w:t>структура памяти, измерение улучшений и решение человека за кнопкой.</w:t>
+        <w:t>Границы обозначены жёстко: наружу ни</w:t>
+      </w:r>
+      <w:r>
+        <w:t>чего не уходит без нажатия кнопки, а всё, что помощник делает, записывается в граф с указанием роли, времени и происхождения записи. Предмет работы при этом остаётся нашим: структура памяти, измерение улучшений и решение человека за кнопкой.</w:t>
       </w:r>
     </w:p>
     <w:p>
       <w:pPr>
         <w:pStyle w:val="1"/>
       </w:pPr>
-      <w:bookmarkStart w:id="8" w:name="_Toc241011370"/>
+      <w:bookmarkStart w:id="8" w:name="_Toc241017350"/>
       <w:r>
         <w:rPr>
           <w:rFonts w:ascii="Times New Roman" w:hAnsi="Times New Roman"/>
         </w:rPr>
-        <w:t>Глава 2. Как устроена система</w:t>
+        <w:t>Глава 2. Как у</w:t>
+      </w:r>
+      <w:r>
+        <w:rPr>
+          <w:rFonts w:ascii="Times New Roman" w:hAnsi="Times New Roman"/>
+        </w:rPr>
+        <w:t>строена система</w:t>
       </w:r>
       <w:bookmarkEnd w:id="8"/>
     </w:p>
@@ -2778,7 +2742,7 @@
       <w:pPr>
         <w:pStyle w:val="21"/>
       </w:pPr>
-      <w:bookmarkStart w:id="9" w:name="_Toc241011371"/>
+      <w:bookmarkStart w:id="9" w:name="_Toc241017351"/>
       <w:r>
         <w:rPr>
           <w:rFonts w:ascii="Times New Roman" w:hAnsi="Times New Roman"/>
@@ -2799,10 +2763,7 @@
         <w:t>Attempt</w:t>
       </w:r>
       <w:r>
-        <w:t>) с действием, объектом и числовым исходом, стратегия</w:t>
-      </w:r>
-      <w:r>
-        <w:t xml:space="preserve"> (</w:t>
+        <w:t>) с действием, объектом и числовым исходом, стратегия (</w:t>
       </w:r>
       <w:r>
         <w:rPr>
@@ -2812,7 +2773,10 @@
         <w:t>Strategy</w:t>
       </w:r>
       <w:r>
-        <w:t>) с описанием и измеренным результатом, эпизод, шаг, состояние, а также связи времени и причинности. Отдельные классы описывают поиск по обвязке реального агента: политика (</w:t>
+        <w:t xml:space="preserve">) с описанием и измеренным результатом, эпизод, шаг, состояние, а также </w:t>
+      </w:r>
+      <w:r>
+        <w:t>связи времени и причинности. Отдельные классы описывают поиск по обвязке реального агента: политика (</w:t>
       </w:r>
       <w:r>
         <w:rPr>
@@ -2822,10 +2786,7 @@
         <w:t>HarnessPolicy</w:t>
       </w:r>
       <w:r>
-        <w:t>) несёт описание обвязки, оценку судьи, решение правил приём</w:t>
-      </w:r>
-      <w:r>
-        <w:t>ки и результат измерения; раунд (</w:t>
+        <w:t>) несёт описание обвязки, оценку судьи, решение правил приёмки и результат измерения; раунд (</w:t>
       </w:r>
       <w:r>
         <w:rPr>
@@ -2835,186 +2796,186 @@
         <w:t>HarnessRound</w:t>
       </w:r>
       <w:r>
-        <w:t>) несёт правила, действовавшие в этом раунде.</w:t>
+        <w:t>) несёт правила, действовавшие в этом</w:t>
+      </w:r>
+      <w:r>
+        <w:t xml:space="preserve"> раунде.</w:t>
       </w:r>
     </w:p>
     <w:p>
       <w:r>
-        <w:t xml:space="preserve">Запись и выборку выполняют агенты на C++ (по одной операции на действие: записать попытку, выбрать попытки, повторить поддерево, развернуть стратегию), а обогащение </w:t>
-      </w:r>
-      <w:r>
-        <w:t>записи полями, которые нужны повтору (индекс шага, состояние, список допустимых действий, стратегия), выполняет мост на Python. Прикладной код на Python только на этом уровне и общается с графом, что позволяет держать онтологию в одном месте.</w:t>
+        <w:t>Запись и выборку выполняют агенты на C++ (по одной операции на действие: записать попытку, выбрать попытки, повторить поддерево, развернуть стратегию), а обогащение записи полями, которые нужны повтору (индекс шага, состояние, список допустимых де</w:t>
+      </w:r>
+      <w:r>
+        <w:t>йствий, стратегия), выполняет мост на Python. Прикладной код на Python только на этом уровне и общается с графом, что позволяет держать онтологию в одном месте.</w:t>
       </w:r>
     </w:p>
     <w:p>
       <w:pPr>
         <w:pStyle w:val="21"/>
       </w:pPr>
-      <w:bookmarkStart w:id="10" w:name="_Toc241011372"/>
+      <w:bookmarkStart w:id="10" w:name="_Toc241017352"/>
       <w:r>
         <w:rPr>
           <w:rFonts w:ascii="Times New Roman" w:hAnsi="Times New Roman"/>
         </w:rPr>
-        <w:t>2.2. Детермин</w:t>
-      </w:r>
-      <w:r>
-        <w:rPr>
-          <w:rFonts w:ascii="Times New Roman" w:hAnsi="Times New Roman"/>
-        </w:rPr>
-        <w:t>ированный мир и точный повтор</w:t>
+        <w:t>2.2. Детерминированный мир и точный повтор</w:t>
       </w:r>
       <w:bookmarkEnd w:id="10"/>
     </w:p>
     <w:p>
       <w:r>
-        <w:t xml:space="preserve">Первая площадка это детерминированный мир: островная экспедиция из девяти локаций и восьми точек раскопок с бюджетом в сорок шагов, где ценность доставленного предмета зависит от точки доставки (множители 1,0, 1,2 и 1,5). Мир </w:t>
-      </w:r>
-      <w:r>
-        <w:t>воспроизводим: значения выводятся из зерна и хеша, обращения к часам и к порядку хеширования внутри процесса отсутствуют, что закреплено отдельным тестом.</w:t>
+        <w:t>Первая площадка это детерминированный мир: островная</w:t>
+      </w:r>
+      <w:r>
+        <w:t xml:space="preserve"> экспедиция из девяти локаций и восьми точек раскопок с бюджетом в сорок шагов, где ценность доставленного предмета зависит от точки доставки (множители 1,0, 1,2 и 1,5). Мир воспроизводим: значения выводятся из зерна и хеша, обращения к часам и к порядку х</w:t>
+      </w:r>
+      <w:r>
+        <w:t>еширования внутри процесса отсутствуют, что закреплено отдельным тестом.</w:t>
       </w:r>
     </w:p>
     <w:p>
       <w:r>
-        <w:t xml:space="preserve">Точный повтор (реплей) работает только по записям и никогда не исполняет мир. Переходы индексируются </w:t>
-      </w:r>
-      <w:r>
-        <w:t xml:space="preserve">по признаку, который в этом мире полностью определяет исход (локация, несомый предмет, число уже взятых предметов с текущей точки) вместе со действием. На каждом шаге кандидат </w:t>
-      </w:r>
-      <w:r>
-        <w:lastRenderedPageBreak/>
-        <w:t>выбирает одно из записанных допустимых действий; если это действие встречалось в</w:t>
-      </w:r>
-      <w:r>
-        <w:t xml:space="preserve"> дереве, берётся записанный исход и обход продолжается от состояния-продолжения; если действие не записано, эпизод усекается и помечается как непокрытый. Судья никогда не додумывает исход. То, что повтор не исполняет мир, проверяется тестом, в котором шаг </w:t>
-      </w:r>
-      <w:r>
-        <w:t>мира подменён функцией, обязанной возбудить исключение.</w:t>
+        <w:t>Точный повтор (реплей) работает только по записям и никогда не исполняет мир. Переходы индексируются по признаку, который в этом мире полностью определяет исход (локация, несомый пред</w:t>
+      </w:r>
+      <w:r>
+        <w:t>мет, число уже взятых предметов с текущей точки) вместе со действием. На каждом шаге кандидат выбирает одно из записанных допустимых действий; если это действие встречалось в дереве, берётся записанный исход и обход продолжается от состояния-продолжения; е</w:t>
+      </w:r>
+      <w:r>
+        <w:t>сли действие не записано, эпизод усекается и помечается как непокрытый. Судья никогда не додумывает исход. То, что повтор не исполняет мир, проверяется тестом, в котором шаг мира подменён функцией, обязанной возбудить исключение.</w:t>
       </w:r>
     </w:p>
     <w:p>
       <w:r>
-        <w:t>Отдельно измеряется доля шагов, которые удалось восстановить точно, и доля оценённых: она возвращается как первое по важности число, потому что оценка на непокрытых шагах это уже не измерение, а догад</w:t>
-      </w:r>
-      <w:r>
-        <w:t>ка.</w:t>
+        <w:t>Отдельно измеряется доля ш</w:t>
+      </w:r>
+      <w:r>
+        <w:t>агов, которые удалось восстановить точно, и доля оценённых: она возвращается как первое по важности число, потому что оценка на непокрытых шагах это уже не измерение, а догадка.</w:t>
       </w:r>
     </w:p>
     <w:p>
       <w:pPr>
         <w:pStyle w:val="21"/>
       </w:pPr>
-      <w:bookmarkStart w:id="11" w:name="_Toc241011373"/>
+      <w:bookmarkStart w:id="11" w:name="_Toc241017353"/>
       <w:r>
         <w:rPr>
           <w:rFonts w:ascii="Times New Roman" w:hAnsi="Times New Roman"/>
         </w:rPr>
+        <w:lastRenderedPageBreak/>
         <w:t>2.3. Поиск по обвязке реального агента</w:t>
       </w:r>
       <w:bookmarkEnd w:id="11"/>
     </w:p>
     <w:p>
       <w:r>
-        <w:t xml:space="preserve">Вторая площадка это настоящий кодирующий агент, наш собственный цикл инструментов (список файлов, чтение, запись, правка, запуск тестов, запуск команды). Обвязка описана одиннадцатью полями: список файлов, </w:t>
-      </w:r>
-      <w:r>
-        <w:t>начальный вывод тестов, режим контекста, ширина окна шагов, длина наблюдения, бюджет чтения строк, бюджет шагов, возвращаются ли падающие тесты, температура. Задачи: шесть небольших задач на Python, у каждой видимые тесты и скрытый файл тестов, которого аг</w:t>
-      </w:r>
-      <w:r>
-        <w:t>ент не видит; четыре задачи образуют поисковый набор, две отложены и не участвуют в отборе.</w:t>
+        <w:t>Вторая площадка это настоящий кодирующи</w:t>
+      </w:r>
+      <w:r>
+        <w:t>й агент, наш собственный цикл инструментов (список файлов, чтение, запись, правка, запуск тестов, запуск команды). Обвязка описана одиннадцатью полями: список файлов, начальный вывод тестов, режим контекста, ширина окна шагов, длина наблюдения, бюджет чтен</w:t>
+      </w:r>
+      <w:r>
+        <w:t>ия строк, бюджет шагов, возвращаются ли падающие тесты, температура. Задачи: шесть небольших задач на Python, у каждой видимые тесты и скрытый файл тестов, которого агент не видит; четыре задачи образуют поисковый набор, две отложены и не участвуют в отбор</w:t>
+      </w:r>
+      <w:r>
+        <w:t>е.</w:t>
       </w:r>
     </w:p>
     <w:p>
       <w:r>
-        <w:t>Судья по записям восстанавливает не только стоимость, но и сами сообщения, которые кандидат отправил бы модели. Повтор проверен на всех 204 записанных прогонах: 196</w:t>
-      </w:r>
-      <w:r>
-        <w:t xml:space="preserve"> из них воспроизводят размеры промптов посимвольно, всего 1401 шаг, а восемь расходятся на один-четыре символа в обрезанном выводе инструмента, один из них на 291 символ, потому что описание доступных агенту инструментов в его подсказке успело измениться м</w:t>
-      </w:r>
-      <w:r>
-        <w:t>ежду прогонами. Величина расхождения ограничена и записана в проверке, поэтому судья никогда не додумывает исход молча. Модель подсчёта токенов проверена перекрёстно: средняя относительная ошибка 5,9 процента, худшая 17,3 процента.</w:t>
+        <w:t>Судья по записям восстанавливает не только стоимость, но и сами сообщения, которые кандидат отправил бы модели. Повтор проверен на всех 204 записанных прогонах: 196 из них воспроизводят размеры промптов посимвольно, всего 1401 шаг, а восемь расходятся н</w:t>
+      </w:r>
+      <w:r>
+        <w:t>а один-четыре символа в обрезанном выводе инструмента, один из них на 291 символ, потому что описание доступных агенту инструментов в его подсказке успело измениться между прогонами. Величина расхождения ограничена и записана в проверке, поэтому судья нико</w:t>
+      </w:r>
+      <w:r>
+        <w:t>гда не додумывает исход молча. Модель подсчёта токенов проверена перекрёстно: средняя относительная ошибка 5,9 процента, худшая 17,3 процента.</w:t>
       </w:r>
     </w:p>
     <w:p>
       <w:pPr>
         <w:pStyle w:val="21"/>
       </w:pPr>
-      <w:bookmarkStart w:id="12" w:name="_Toc241011374"/>
+      <w:bookmarkStart w:id="12" w:name="_Toc241017354"/>
       <w:r>
         <w:rPr>
           <w:rFonts w:ascii="Times New Roman" w:hAnsi="Times New Roman"/>
         </w:rPr>
-        <w:t xml:space="preserve">2.4. Живой цикл из трёх </w:t>
-      </w:r>
-      <w:r>
-        <w:rPr>
-          <w:rFonts w:ascii="Times New Roman" w:hAnsi="Times New Roman"/>
-        </w:rPr>
-        <w:t>ролей</w:t>
+        <w:t>2.4. Живой цикл из трёх ролей</w:t>
       </w:r>
       <w:bookmarkEnd w:id="12"/>
     </w:p>
     <w:p>
       <w:r>
-        <w:t>Третья площадка это организационный цикл. Исследователь читает досье проекта и предлагает от двух до четырёх вариантов работы. Менеджер выбирает ровно один вариант с критериями приёмки либо останавливает цикл. Работник выполняет правку в отдельной ко</w:t>
-      </w:r>
-      <w:r>
-        <w:t>пии репозитория на отдельной ветке, запускает разрешённую проверку из белого списка и оставляет пакет изменений. Ничего не вливается, не отправляется на сервер и не утверждается автоматически: пакет ждёт человека. Каждый цикл пишет записи в тот же граф зна</w:t>
-      </w:r>
-      <w:r>
-        <w:t>ний, и цикл читает этот журнал перед следующим предложением, чтобы не предлагать сделанное.</w:t>
+        <w:t>Третья площадка это организационный цикл. Исследователь читает досье проекта и пред</w:t>
+      </w:r>
+      <w:r>
+        <w:t>лагает от двух до четырёх вариантов работы. Менеджер выбирает ровно один вариант с критериями приёмки либо останавливает цикл. Работник выполняет правку в отдельной копии репозитория на отдельной ветке, запускает разрешённую проверку из белого списка и ост</w:t>
+      </w:r>
+      <w:r>
+        <w:t>авляет пакет изменений. Ничего не вливается, не отправляется на сервер и не утверждается автоматически: пакет ждёт человека. Каждый цикл пишет записи в тот же граф знаний, и цикл читает этот журнал перед следующим предложением, чтобы не предлагать сделанно</w:t>
+      </w:r>
+      <w:r>
+        <w:t>е.</w:t>
       </w:r>
     </w:p>
     <w:p>
       <w:r>
-        <w:t xml:space="preserve">Цикл переживает смерть процесса: при перезапуске с тем же именем прогона биография получает запись о перезапуске, журнал получает запись о возобновлении, а рабочая </w:t>
-      </w:r>
-      <w:r>
-        <w:t>копия встаёт рядом с остатками прерванной попытки и не сталкивается с ними.</w:t>
+        <w:t>Цикл переживает смерть процесса: при перезапуске с тем же именем прогона биография получает запись о перезапуске, журнал получает запись о возобновлении, а рабочая копия встаёт рядом с остатками прерванной попытки и не сталкивается с ними.</w:t>
       </w:r>
     </w:p>
     <w:p>
       <w:pPr>
         <w:pStyle w:val="21"/>
       </w:pPr>
-      <w:bookmarkStart w:id="13" w:name="_Toc241011375"/>
+      <w:bookmarkStart w:id="13" w:name="_Toc241017355"/>
       <w:r>
         <w:rPr>
           <w:rFonts w:ascii="Times New Roman" w:hAnsi="Times New Roman"/>
         </w:rPr>
-        <w:lastRenderedPageBreak/>
-        <w:t>2.5. Панель управления и границы автоматизации</w:t>
+        <w:t>2.5. Панель у</w:t>
+      </w:r>
+      <w:r>
+        <w:rPr>
+          <w:rFonts w:ascii="Times New Roman" w:hAnsi="Times New Roman"/>
+        </w:rPr>
+        <w:t>правления и границы автоматизации</w:t>
       </w:r>
       <w:bookmarkEnd w:id="13"/>
     </w:p>
     <w:p>
       <w:r>
-        <w:t xml:space="preserve">Состояние системы видно на панели (локальный веб-сервер): лента организации с ролями, предложениями, решениями менеджера, пакетами и </w:t>
-      </w:r>
-      <w:r>
-        <w:t>причинами остановок; раздел памяти с результатами публичного замера; раздел, в котором прямо перечислено, что именно доказано текущим прогоном.</w:t>
+        <w:t>Состояние системы видно на панели (локальный веб-сервер): лента организации с ролями, предложениями, решениями менеджера, пакетами и причинами остановок; раздел памяти с результатами публичного замера; раздел, в котором пр</w:t>
+      </w:r>
+      <w:r>
+        <w:t>ямо перечислено, что именно доказано текущим прогоном.</w:t>
       </w:r>
     </w:p>
     <w:p>
       <w:r>
-        <w:t>Границы автоматизации важнее возможностей, поэтому они перечислены в самой системе: ни один пакет не вливается с</w:t>
-      </w:r>
-      <w:r>
-        <w:t>ам; запуск цикла и его продолжительность задаёт человек; провайдер языковых моделей один, и отказ провайдера записывается как «не измерено», а не как ошибка системы.</w:t>
+        <w:t>Границы автоматизации важнее возможностей, поэтому они перечислены в самой системе: ни один пакет не вливается сам; запуск цикла и его продолжительность задаёт человек; провайдер языковых моделей один,</w:t>
+      </w:r>
+      <w:r>
+        <w:t xml:space="preserve"> и отказ провайдера записывается как «не измерено», а не как ошибка системы.</w:t>
       </w:r>
     </w:p>
     <w:p>
       <w:r>
-        <w:t>Развитие цикла идёт по одному направлению: перенести чтение записей внутрь графа на всех п</w:t>
-      </w:r>
-      <w:r>
-        <w:t>лощадках, включая поиск по обвязке, где записи сейчас читаются с диска и попадают в граф уже после отбора. Тогда память агента станет одинаковой и в модельном мире, и в живой работе.</w:t>
+        <w:t xml:space="preserve">Развитие цикла идёт по одному направлению: перенести чтение записей внутрь графа на всех площадках, включая поиск по обвязке, где записи сейчас </w:t>
+      </w:r>
+      <w:r>
+        <w:lastRenderedPageBreak/>
+        <w:t xml:space="preserve">читаются с диска и попадают в граф </w:t>
+      </w:r>
+      <w:r>
+        <w:t>уже после отбора. Тогда память агента станет одинаковой и в модельном мире, и в живой работе.</w:t>
       </w:r>
     </w:p>
     <w:p>
       <w:pPr>
         <w:pStyle w:val="1"/>
       </w:pPr>
-      <w:bookmarkStart w:id="14" w:name="_Toc241011376"/>
+      <w:bookmarkStart w:id="14" w:name="_Toc241017356"/>
       <w:r>
         <w:rPr>
           <w:rFonts w:ascii="Times New Roman" w:hAnsi="Times New Roman"/>
@@ -3027,7 +2988,7 @@
       <w:pPr>
         <w:pStyle w:val="21"/>
       </w:pPr>
-      <w:bookmarkStart w:id="15" w:name="_Toc241011377"/>
+      <w:bookmarkStart w:id="15" w:name="_Toc241017357"/>
       <w:r>
         <w:rPr>
           <w:rFonts w:ascii="Times New Roman" w:hAnsi="Times New Roman"/>
@@ -3038,16 +2999,16 @@
     </w:p>
     <w:p>
       <w:r>
-        <w:t>Прави</w:t>
-      </w:r>
-      <w:r>
-        <w:t>ла приёмки формулируются до поиска и не меняются внутри раунда; каждое их изменение вызывалось конкретным измерением, которое предыдущая версия пропустила. Правил было пять версий.</w:t>
+        <w:t>Правила приёмки формулируются до поиска и не меняются внутри раунда; каждое их изменение вызыв</w:t>
+      </w:r>
+      <w:r>
+        <w:t>алось конкретным измерением, которое предыдущая версия пропустила. Правил было пять версий.</w:t>
       </w:r>
     </w:p>
     <w:tbl>
       <w:tblPr>
         <w:tblStyle w:val="aff0"/>
-        <w:tblW w:w="9531" w:type="dxa"/>
+        <w:tblW w:w="9955" w:type="dxa"/>
         <w:tblInd w:w="108" w:type="dxa"/>
         <w:tblCellMar>
           <w:left w:w="56" w:type="dxa"/>
@@ -3056,14 +3017,14 @@
         <w:tblLook w:val="04A0" w:firstRow="1" w:lastRow="0" w:firstColumn="1" w:lastColumn="0" w:noHBand="0" w:noVBand="1"/>
       </w:tblPr>
       <w:tblGrid>
-        <w:gridCol w:w="3165"/>
-        <w:gridCol w:w="3179"/>
-        <w:gridCol w:w="3187"/>
+        <w:gridCol w:w="3308"/>
+        <w:gridCol w:w="3320"/>
+        <w:gridCol w:w="3327"/>
       </w:tblGrid>
       <w:tr>
         <w:tc>
           <w:tcPr>
-            <w:tcW w:w="3213" w:type="dxa"/>
+            <w:tcW w:w="3354" w:type="dxa"/>
           </w:tcPr>
           <w:p>
             <w:pPr>
@@ -3081,7 +3042,7 @@
         </w:tc>
         <w:tc>
           <w:tcPr>
-            <w:tcW w:w="3213" w:type="dxa"/>
+            <w:tcW w:w="3354" w:type="dxa"/>
           </w:tcPr>
           <w:p>
             <w:pPr>
@@ -3099,7 +3060,7 @@
         </w:tc>
         <w:tc>
           <w:tcPr>
-            <w:tcW w:w="3213" w:type="dxa"/>
+            <w:tcW w:w="3354" w:type="dxa"/>
           </w:tcPr>
           <w:p>
             <w:pPr>
@@ -3119,7 +3080,7 @@
       <w:tr>
         <w:tc>
           <w:tcPr>
-            <w:tcW w:w="3213" w:type="dxa"/>
+            <w:tcW w:w="3354" w:type="dxa"/>
           </w:tcPr>
           <w:p>
             <w:pPr>
@@ -3136,41 +3097,41 @@
         </w:tc>
         <w:tc>
           <w:tcPr>
-            <w:tcW w:w="3213" w:type="dxa"/>
-          </w:tcPr>
-          <w:p>
-            <w:pPr>
-              <w:ind w:firstLine="0"/>
-              <w:jc w:val="left"/>
-            </w:pPr>
-            <w:r>
-              <w:rPr>
-                <w:sz w:val="24"/>
-              </w:rPr>
-              <w:t>требование покрытия: экономия признаё</w:t>
-            </w:r>
-            <w:r>
-              <w:rPr>
-                <w:sz w:val="24"/>
-              </w:rPr>
-              <w:t>тся, только если решения кандидата восстановимы</w:t>
-            </w:r>
-          </w:p>
-        </w:tc>
-        <w:tc>
-          <w:tcPr>
-            <w:tcW w:w="3213" w:type="dxa"/>
-          </w:tcPr>
-          <w:p>
-            <w:pPr>
-              <w:ind w:firstLine="0"/>
-              <w:jc w:val="left"/>
-            </w:pPr>
-            <w:r>
-              <w:rPr>
-                <w:sz w:val="24"/>
-              </w:rPr>
-              <w:t>раунды 2 и 3 развернули улучшения при 0 восстановленных решениях из 26, и оба оказались хуже</w:t>
+            <w:tcW w:w="3354" w:type="dxa"/>
+          </w:tcPr>
+          <w:p>
+            <w:pPr>
+              <w:ind w:firstLine="0"/>
+              <w:jc w:val="left"/>
+            </w:pPr>
+            <w:r>
+              <w:rPr>
+                <w:sz w:val="24"/>
+              </w:rPr>
+              <w:t>требование покрытия: экономия признаётся, только если решения кандидата восстановимы</w:t>
+            </w:r>
+          </w:p>
+        </w:tc>
+        <w:tc>
+          <w:tcPr>
+            <w:tcW w:w="3354" w:type="dxa"/>
+          </w:tcPr>
+          <w:p>
+            <w:pPr>
+              <w:ind w:firstLine="0"/>
+              <w:jc w:val="left"/>
+            </w:pPr>
+            <w:r>
+              <w:rPr>
+                <w:sz w:val="24"/>
+              </w:rPr>
+              <w:t xml:space="preserve">раунды 2 и 3 развернули улучшения при 0 </w:t>
+            </w:r>
+            <w:r>
+              <w:rPr>
+                <w:sz w:val="24"/>
+              </w:rPr>
+              <w:t>восстановленных решениях из 26, и оба оказались хуже</w:t>
             </w:r>
           </w:p>
         </w:tc>
@@ -3178,7 +3139,7 @@
       <w:tr>
         <w:tc>
           <w:tcPr>
-            <w:tcW w:w="3213" w:type="dxa"/>
+            <w:tcW w:w="3354" w:type="dxa"/>
           </w:tcPr>
           <w:p>
             <w:pPr>
@@ -3195,7 +3156,7 @@
         </w:tc>
         <w:tc>
           <w:tcPr>
-            <w:tcW w:w="3213" w:type="dxa"/>
+            <w:tcW w:w="3354" w:type="dxa"/>
           </w:tcPr>
           <w:p>
             <w:pPr>
@@ -3212,24 +3173,18 @@
         </w:tc>
         <w:tc>
           <w:tcPr>
-            <w:tcW w:w="3213" w:type="dxa"/>
-          </w:tcPr>
-          <w:p>
-            <w:pPr>
-              <w:ind w:firstLine="0"/>
-              <w:jc w:val="left"/>
-            </w:pPr>
-            <w:r>
-              <w:rPr>
-                <w:sz w:val="24"/>
-              </w:rPr>
-              <w:t xml:space="preserve">три кандидата с прогнозом от +22,5 до </w:t>
-            </w:r>
-            <w:r>
-              <w:rPr>
-                <w:sz w:val="24"/>
-              </w:rPr>
-              <w:t>+26,6 процента и без единого восстановленного решения</w:t>
+            <w:tcW w:w="3354" w:type="dxa"/>
+          </w:tcPr>
+          <w:p>
+            <w:pPr>
+              <w:ind w:firstLine="0"/>
+              <w:jc w:val="left"/>
+            </w:pPr>
+            <w:r>
+              <w:rPr>
+                <w:sz w:val="24"/>
+              </w:rPr>
+              <w:t>три кандидата с прогнозом от +22,5 до +26,6 процента и без единого восстановленного решения</w:t>
             </w:r>
           </w:p>
         </w:tc>
@@ -3237,7 +3192,7 @@
       <w:tr>
         <w:tc>
           <w:tcPr>
-            <w:tcW w:w="3213" w:type="dxa"/>
+            <w:tcW w:w="3354" w:type="dxa"/>
           </w:tcPr>
           <w:p>
             <w:pPr>
@@ -3254,41 +3209,41 @@
         </w:tc>
         <w:tc>
           <w:tcPr>
-            <w:tcW w:w="3213" w:type="dxa"/>
-          </w:tcPr>
-          <w:p>
-            <w:pPr>
-              <w:ind w:firstLine="0"/>
-              <w:jc w:val="left"/>
-            </w:pPr>
-            <w:r>
-              <w:rPr>
-                <w:sz w:val="24"/>
-              </w:rPr>
-              <w:t>политика, меняющая то, что агент видит, обязана измеряться в рабочем режиме независимо от покрытия</w:t>
-            </w:r>
-          </w:p>
-        </w:tc>
-        <w:tc>
-          <w:tcPr>
-            <w:tcW w:w="3213" w:type="dxa"/>
-          </w:tcPr>
-          <w:p>
-            <w:pPr>
-              <w:ind w:firstLine="0"/>
-              <w:jc w:val="left"/>
-            </w:pPr>
-            <w:r>
-              <w:rPr>
-                <w:sz w:val="24"/>
-              </w:rPr>
-              <w:t>контрольная политика window3: прогноз +7,6 процента при покрытии 72,7 процента, измерение дало +12,</w:t>
-            </w:r>
-            <w:r>
-              <w:rPr>
-                <w:sz w:val="24"/>
-              </w:rPr>
-              <w:t>4 процента хуже, а на отложенных задачах +81,8 процента хуже</w:t>
+            <w:tcW w:w="3354" w:type="dxa"/>
+          </w:tcPr>
+          <w:p>
+            <w:pPr>
+              <w:ind w:firstLine="0"/>
+              <w:jc w:val="left"/>
+            </w:pPr>
+            <w:r>
+              <w:rPr>
+                <w:sz w:val="24"/>
+              </w:rPr>
+              <w:t>политика, меняющая то, что аген</w:t>
+            </w:r>
+            <w:r>
+              <w:rPr>
+                <w:sz w:val="24"/>
+              </w:rPr>
+              <w:t>т видит, обязана измеряться в рабочем режиме независимо от покрытия</w:t>
+            </w:r>
+          </w:p>
+        </w:tc>
+        <w:tc>
+          <w:tcPr>
+            <w:tcW w:w="3354" w:type="dxa"/>
+          </w:tcPr>
+          <w:p>
+            <w:pPr>
+              <w:ind w:firstLine="0"/>
+              <w:jc w:val="left"/>
+            </w:pPr>
+            <w:r>
+              <w:rPr>
+                <w:sz w:val="24"/>
+              </w:rPr>
+              <w:t>контрольная политика window3: прогноз +7,6 процента при покрытии 72,7 процента, измерение дало +12,4 процента хуже, а на отложенных задачах +81,8 процента хуже</w:t>
             </w:r>
           </w:p>
         </w:tc>
@@ -3296,7 +3251,7 @@
       <w:tr>
         <w:tc>
           <w:tcPr>
-            <w:tcW w:w="3213" w:type="dxa"/>
+            <w:tcW w:w="3354" w:type="dxa"/>
           </w:tcPr>
           <w:p>
             <w:pPr>
@@ -3313,24 +3268,30 @@
         </w:tc>
         <w:tc>
           <w:tcPr>
-            <w:tcW w:w="3213" w:type="dxa"/>
-          </w:tcPr>
-          <w:p>
-            <w:pPr>
-              <w:ind w:firstLine="0"/>
-              <w:jc w:val="left"/>
-            </w:pPr>
-            <w:r>
-              <w:rPr>
-                <w:sz w:val="24"/>
-              </w:rPr>
-              <w:t>три прогона на задачу вместо одного, прежде чем называть число</w:t>
-            </w:r>
-          </w:p>
-        </w:tc>
-        <w:tc>
-          <w:tcPr>
-            <w:tcW w:w="3213" w:type="dxa"/>
+            <w:tcW w:w="3354" w:type="dxa"/>
+          </w:tcPr>
+          <w:p>
+            <w:pPr>
+              <w:ind w:firstLine="0"/>
+              <w:jc w:val="left"/>
+            </w:pPr>
+            <w:r>
+              <w:rPr>
+                <w:sz w:val="24"/>
+              </w:rPr>
+              <w:t>три прогона на задачу вм</w:t>
+            </w:r>
+            <w:r>
+              <w:rPr>
+                <w:sz w:val="24"/>
+              </w:rPr>
+              <w:t>есто одного, прежде чем называть число</w:t>
+            </w:r>
+          </w:p>
+        </w:tc>
+        <w:tc>
+          <w:tcPr>
+            <w:tcW w:w="3354" w:type="dxa"/>
           </w:tcPr>
           <w:p>
             <w:pPr>
@@ -3350,26 +3311,28 @@
     <w:p/>
     <w:p>
       <w:r>
-        <w:t>Измерение в рабочем режиме дорого, поэтому</w:t>
-      </w:r>
-      <w:r>
-        <w:t xml:space="preserve"> перед каждым раундом судья решает большинство кандидатов бесплатно, а платят только за тех, кого судья не смог оценить или кто меняет поведение агента. Шум самого провайдера проверен контрольной политикой: одна и та же обвязка при повторах даёт разброс ок</w:t>
-      </w:r>
-      <w:r>
-        <w:t>оло плюс-минус 20 процентов, поэтому одиночный прогон не доказывает ничего.</w:t>
+        <w:t>Измерение в рабочем режиме дорого, поэтому перед каждым раундом судья решает большинство кандидатов бесплатно, а платят только за т</w:t>
+      </w:r>
+      <w:r>
+        <w:t>ех, кого судья не смог оценить или кто меняет поведение агента. Шум самого провайдера проверен контрольной политикой: одна и та же обвязка при повторах даёт разброс около плюс-минус 20 процентов, поэтому одиночный прогон не доказывает ничего.</w:t>
       </w:r>
     </w:p>
     <w:p>
       <w:pPr>
         <w:pStyle w:val="21"/>
       </w:pPr>
-      <w:bookmarkStart w:id="16" w:name="_Toc241011378"/>
+      <w:bookmarkStart w:id="16" w:name="_Toc241017358"/>
       <w:r>
         <w:rPr>
           <w:rFonts w:ascii="Times New Roman" w:hAnsi="Times New Roman"/>
         </w:rPr>
-        <w:lastRenderedPageBreak/>
-        <w:t>3.2. Сон в детерминированных мирах</w:t>
+        <w:t xml:space="preserve">3.2. Сон в </w:t>
+      </w:r>
+      <w:r>
+        <w:rPr>
+          <w:rFonts w:ascii="Times New Roman" w:hAnsi="Times New Roman"/>
+        </w:rPr>
+        <w:t>детерминированных мирах</w:t>
       </w:r>
       <w:bookmarkEnd w:id="16"/>
     </w:p>
@@ -3381,7 +3344,7 @@
     <w:tbl>
       <w:tblPr>
         <w:tblStyle w:val="aff0"/>
-        <w:tblW w:w="9531" w:type="dxa"/>
+        <w:tblW w:w="9955" w:type="dxa"/>
         <w:tblInd w:w="108" w:type="dxa"/>
         <w:tblCellMar>
           <w:left w:w="56" w:type="dxa"/>
@@ -3390,17 +3353,17 @@
         <w:tblLook w:val="04A0" w:firstRow="1" w:lastRow="0" w:firstColumn="1" w:lastColumn="0" w:noHBand="0" w:noVBand="1"/>
       </w:tblPr>
       <w:tblGrid>
-        <w:gridCol w:w="1591"/>
-        <w:gridCol w:w="1600"/>
-        <w:gridCol w:w="1571"/>
-        <w:gridCol w:w="1591"/>
-        <w:gridCol w:w="1583"/>
-        <w:gridCol w:w="1595"/>
+        <w:gridCol w:w="1662"/>
+        <w:gridCol w:w="1668"/>
+        <w:gridCol w:w="1645"/>
+        <w:gridCol w:w="1661"/>
+        <w:gridCol w:w="1655"/>
+        <w:gridCol w:w="1664"/>
       </w:tblGrid>
       <w:tr>
         <w:tc>
           <w:tcPr>
-            <w:tcW w:w="1606" w:type="dxa"/>
+            <w:tcW w:w="1677" w:type="dxa"/>
           </w:tcPr>
           <w:p>
             <w:pPr>
@@ -3418,7 +3381,7 @@
         </w:tc>
         <w:tc>
           <w:tcPr>
-            <w:tcW w:w="1606" w:type="dxa"/>
+            <w:tcW w:w="1677" w:type="dxa"/>
           </w:tcPr>
           <w:p>
             <w:pPr>
@@ -3436,7 +3399,7 @@
         </w:tc>
         <w:tc>
           <w:tcPr>
-            <w:tcW w:w="1606" w:type="dxa"/>
+            <w:tcW w:w="1677" w:type="dxa"/>
           </w:tcPr>
           <w:p>
             <w:pPr>
@@ -3454,7 +3417,7 @@
         </w:tc>
         <w:tc>
           <w:tcPr>
-            <w:tcW w:w="1606" w:type="dxa"/>
+            <w:tcW w:w="1677" w:type="dxa"/>
           </w:tcPr>
           <w:p>
             <w:pPr>
@@ -3472,7 +3435,7 @@
         </w:tc>
         <w:tc>
           <w:tcPr>
-            <w:tcW w:w="1606" w:type="dxa"/>
+            <w:tcW w:w="1677" w:type="dxa"/>
           </w:tcPr>
           <w:p>
             <w:pPr>
@@ -3490,7 +3453,7 @@
         </w:tc>
         <w:tc>
           <w:tcPr>
-            <w:tcW w:w="1606" w:type="dxa"/>
+            <w:tcW w:w="1677" w:type="dxa"/>
           </w:tcPr>
           <w:p>
             <w:pPr>
@@ -3510,7 +3473,7 @@
       <w:tr>
         <w:tc>
           <w:tcPr>
-            <w:tcW w:w="1606" w:type="dxa"/>
+            <w:tcW w:w="1677" w:type="dxa"/>
           </w:tcPr>
           <w:p>
             <w:pPr>
@@ -3527,7 +3490,7 @@
         </w:tc>
         <w:tc>
           <w:tcPr>
-            <w:tcW w:w="1606" w:type="dxa"/>
+            <w:tcW w:w="1677" w:type="dxa"/>
           </w:tcPr>
           <w:p>
             <w:pPr>
@@ -3544,7 +3507,7 @@
         </w:tc>
         <w:tc>
           <w:tcPr>
-            <w:tcW w:w="1606" w:type="dxa"/>
+            <w:tcW w:w="1677" w:type="dxa"/>
           </w:tcPr>
           <w:p>
             <w:pPr>
@@ -3561,7 +3524,7 @@
         </w:tc>
         <w:tc>
           <w:tcPr>
-            <w:tcW w:w="1606" w:type="dxa"/>
+            <w:tcW w:w="1677" w:type="dxa"/>
           </w:tcPr>
           <w:p>
             <w:pPr>
@@ -3578,7 +3541,7 @@
         </w:tc>
         <w:tc>
           <w:tcPr>
-            <w:tcW w:w="1606" w:type="dxa"/>
+            <w:tcW w:w="1677" w:type="dxa"/>
           </w:tcPr>
           <w:p>
             <w:pPr>
@@ -3595,7 +3558,7 @@
         </w:tc>
         <w:tc>
           <w:tcPr>
-            <w:tcW w:w="1606" w:type="dxa"/>
+            <w:tcW w:w="1677" w:type="dxa"/>
           </w:tcPr>
           <w:p>
             <w:pPr>
@@ -3614,7 +3577,7 @@
       <w:tr>
         <w:tc>
           <w:tcPr>
-            <w:tcW w:w="1606" w:type="dxa"/>
+            <w:tcW w:w="1677" w:type="dxa"/>
           </w:tcPr>
           <w:p>
             <w:pPr>
@@ -3631,7 +3594,7 @@
         </w:tc>
         <w:tc>
           <w:tcPr>
-            <w:tcW w:w="1606" w:type="dxa"/>
+            <w:tcW w:w="1677" w:type="dxa"/>
           </w:tcPr>
           <w:p>
             <w:pPr>
@@ -3648,7 +3611,7 @@
         </w:tc>
         <w:tc>
           <w:tcPr>
-            <w:tcW w:w="1606" w:type="dxa"/>
+            <w:tcW w:w="1677" w:type="dxa"/>
           </w:tcPr>
           <w:p>
             <w:pPr>
@@ -3665,7 +3628,7 @@
         </w:tc>
         <w:tc>
           <w:tcPr>
-            <w:tcW w:w="1606" w:type="dxa"/>
+            <w:tcW w:w="1677" w:type="dxa"/>
           </w:tcPr>
           <w:p>
             <w:pPr>
@@ -3682,7 +3645,7 @@
         </w:tc>
         <w:tc>
           <w:tcPr>
-            <w:tcW w:w="1606" w:type="dxa"/>
+            <w:tcW w:w="1677" w:type="dxa"/>
           </w:tcPr>
           <w:p>
             <w:pPr>
@@ -3699,7 +3662,7 @@
         </w:tc>
         <w:tc>
           <w:tcPr>
-            <w:tcW w:w="1606" w:type="dxa"/>
+            <w:tcW w:w="1677" w:type="dxa"/>
           </w:tcPr>
           <w:p>
             <w:pPr>
@@ -3729,17 +3692,24 @@
         <w:t>oneiro-1</w:t>
       </w:r>
       <w:r>
-        <w:t>), и он принимается как честная нижняя граница метода на этом мире. Оценка судьи при этом завышает результат на 22 до 30 процентов относительно измеренного: судья</w:t>
-      </w:r>
-      <w:r>
-        <w:t xml:space="preserve"> хорошо упорядочивает кандидатов и не годится как предсказание. Это ограничение важнее самого успеха, и оно перенесено в правила приёмки.</w:t>
+        <w:t xml:space="preserve">), и он принимается как честная нижняя </w:t>
+      </w:r>
+      <w:r>
+        <w:t xml:space="preserve">граница метода </w:t>
+      </w:r>
+      <w:r>
+        <w:lastRenderedPageBreak/>
+        <w:t>на этом мире. Оценка судьи при этом завышает результат на 22 до 30 процентов относительно измеренного: судья хорошо упорядочивает кандидатов и не годится как предсказание. Это ограничение важнее самого успеха, и оно перенесено в правила приё</w:t>
+      </w:r>
+      <w:r>
+        <w:t>мки.</w:t>
       </w:r>
     </w:p>
     <w:p>
       <w:pPr>
         <w:pStyle w:val="21"/>
       </w:pPr>
-      <w:bookmarkStart w:id="17" w:name="_Toc241011379"/>
+      <w:bookmarkStart w:id="17" w:name="_Toc241017359"/>
       <w:r>
         <w:rPr>
           <w:rFonts w:ascii="Times New Roman" w:hAnsi="Times New Roman"/>
@@ -3750,16 +3720,13 @@
     </w:p>
     <w:p>
       <w:r>
-        <w:t xml:space="preserve">Прямой замер памяти на одном эпизоде из 25 записанных попыток, с отключением отдельных </w:t>
-      </w:r>
-      <w:r>
-        <w:t>видов связей:</w:t>
+        <w:t>Прямой замер памяти на одном эпизоде из 25 записанных попыток, с отключением отдельных видов связей:</w:t>
       </w:r>
     </w:p>
     <w:tbl>
       <w:tblPr>
         <w:tblStyle w:val="aff0"/>
-        <w:tblW w:w="9531" w:type="dxa"/>
+        <w:tblW w:w="9955" w:type="dxa"/>
         <w:tblInd w:w="108" w:type="dxa"/>
         <w:tblCellMar>
           <w:left w:w="56" w:type="dxa"/>
@@ -3768,15 +3735,15 @@
         <w:tblLook w:val="04A0" w:firstRow="1" w:lastRow="0" w:firstColumn="1" w:lastColumn="0" w:noHBand="0" w:noVBand="1"/>
       </w:tblPr>
       <w:tblGrid>
-        <w:gridCol w:w="2399"/>
-        <w:gridCol w:w="2370"/>
-        <w:gridCol w:w="2370"/>
-        <w:gridCol w:w="2392"/>
+        <w:gridCol w:w="2504"/>
+        <w:gridCol w:w="2477"/>
+        <w:gridCol w:w="2477"/>
+        <w:gridCol w:w="2497"/>
       </w:tblGrid>
       <w:tr>
         <w:tc>
           <w:tcPr>
-            <w:tcW w:w="2409" w:type="dxa"/>
+            <w:tcW w:w="2516" w:type="dxa"/>
           </w:tcPr>
           <w:p>
             <w:pPr>
@@ -3794,7 +3761,7 @@
         </w:tc>
         <w:tc>
           <w:tcPr>
-            <w:tcW w:w="2409" w:type="dxa"/>
+            <w:tcW w:w="2516" w:type="dxa"/>
           </w:tcPr>
           <w:p>
             <w:pPr>
@@ -3812,7 +3779,7 @@
         </w:tc>
         <w:tc>
           <w:tcPr>
-            <w:tcW w:w="2409" w:type="dxa"/>
+            <w:tcW w:w="2516" w:type="dxa"/>
           </w:tcPr>
           <w:p>
             <w:pPr>
@@ -3830,7 +3797,7 @@
         </w:tc>
         <w:tc>
           <w:tcPr>
-            <w:tcW w:w="2409" w:type="dxa"/>
+            <w:tcW w:w="2516" w:type="dxa"/>
           </w:tcPr>
           <w:p>
             <w:pPr>
@@ -3850,7 +3817,7 @@
       <w:tr>
         <w:tc>
           <w:tcPr>
-            <w:tcW w:w="2409" w:type="dxa"/>
+            <w:tcW w:w="2516" w:type="dxa"/>
           </w:tcPr>
           <w:p>
             <w:pPr>
@@ -3867,7 +3834,7 @@
         </w:tc>
         <w:tc>
           <w:tcPr>
-            <w:tcW w:w="2409" w:type="dxa"/>
+            <w:tcW w:w="2516" w:type="dxa"/>
           </w:tcPr>
           <w:p>
             <w:pPr>
@@ -3884,7 +3851,7 @@
         </w:tc>
         <w:tc>
           <w:tcPr>
-            <w:tcW w:w="2409" w:type="dxa"/>
+            <w:tcW w:w="2516" w:type="dxa"/>
           </w:tcPr>
           <w:p>
             <w:pPr>
@@ -3901,7 +3868,7 @@
         </w:tc>
         <w:tc>
           <w:tcPr>
-            <w:tcW w:w="2409" w:type="dxa"/>
+            <w:tcW w:w="2516" w:type="dxa"/>
           </w:tcPr>
           <w:p>
             <w:pPr>
@@ -3920,24 +3887,30 @@
       <w:tr>
         <w:tc>
           <w:tcPr>
-            <w:tcW w:w="2409" w:type="dxa"/>
-          </w:tcPr>
-          <w:p>
-            <w:pPr>
-              <w:ind w:firstLine="0"/>
-              <w:jc w:val="left"/>
-            </w:pPr>
-            <w:r>
-              <w:rPr>
-                <w:sz w:val="24"/>
-              </w:rPr>
-              <w:t>плоское хранилище (неупорядоченный список)</w:t>
-            </w:r>
-          </w:p>
-        </w:tc>
-        <w:tc>
-          <w:tcPr>
-            <w:tcW w:w="2409" w:type="dxa"/>
+            <w:tcW w:w="2516" w:type="dxa"/>
+          </w:tcPr>
+          <w:p>
+            <w:pPr>
+              <w:ind w:firstLine="0"/>
+              <w:jc w:val="left"/>
+            </w:pPr>
+            <w:r>
+              <w:rPr>
+                <w:sz w:val="24"/>
+              </w:rPr>
+              <w:t>плоское хранилище (неупорядо</w:t>
+            </w:r>
+            <w:r>
+              <w:rPr>
+                <w:sz w:val="24"/>
+              </w:rPr>
+              <w:t>ченный список)</w:t>
+            </w:r>
+          </w:p>
+        </w:tc>
+        <w:tc>
+          <w:tcPr>
+            <w:tcW w:w="2516" w:type="dxa"/>
           </w:tcPr>
           <w:p>
             <w:pPr>
@@ -3954,7 +3927,7 @@
         </w:tc>
         <w:tc>
           <w:tcPr>
-            <w:tcW w:w="2409" w:type="dxa"/>
+            <w:tcW w:w="2516" w:type="dxa"/>
           </w:tcPr>
           <w:p>
             <w:pPr>
@@ -3971,7 +3944,7 @@
         </w:tc>
         <w:tc>
           <w:tcPr>
-            <w:tcW w:w="2409" w:type="dxa"/>
+            <w:tcW w:w="2516" w:type="dxa"/>
           </w:tcPr>
           <w:p>
             <w:pPr>
@@ -3990,7 +3963,7 @@
       <w:tr>
         <w:tc>
           <w:tcPr>
-            <w:tcW w:w="2409" w:type="dxa"/>
+            <w:tcW w:w="2516" w:type="dxa"/>
           </w:tcPr>
           <w:p>
             <w:pPr>
@@ -4007,7 +3980,7 @@
         </w:tc>
         <w:tc>
           <w:tcPr>
-            <w:tcW w:w="2409" w:type="dxa"/>
+            <w:tcW w:w="2516" w:type="dxa"/>
           </w:tcPr>
           <w:p>
             <w:pPr>
@@ -4024,7 +3997,7 @@
         </w:tc>
         <w:tc>
           <w:tcPr>
-            <w:tcW w:w="2409" w:type="dxa"/>
+            <w:tcW w:w="2516" w:type="dxa"/>
           </w:tcPr>
           <w:p>
             <w:pPr>
@@ -4041,7 +4014,7 @@
         </w:tc>
         <w:tc>
           <w:tcPr>
-            <w:tcW w:w="2409" w:type="dxa"/>
+            <w:tcW w:w="2516" w:type="dxa"/>
           </w:tcPr>
           <w:p>
             <w:pPr>
@@ -4060,7 +4033,7 @@
       <w:tr>
         <w:tc>
           <w:tcPr>
-            <w:tcW w:w="2409" w:type="dxa"/>
+            <w:tcW w:w="2516" w:type="dxa"/>
           </w:tcPr>
           <w:p>
             <w:pPr>
@@ -4077,7 +4050,7 @@
         </w:tc>
         <w:tc>
           <w:tcPr>
-            <w:tcW w:w="2409" w:type="dxa"/>
+            <w:tcW w:w="2516" w:type="dxa"/>
           </w:tcPr>
           <w:p>
             <w:pPr>
@@ -4094,7 +4067,7 @@
         </w:tc>
         <w:tc>
           <w:tcPr>
-            <w:tcW w:w="2409" w:type="dxa"/>
+            <w:tcW w:w="2516" w:type="dxa"/>
           </w:tcPr>
           <w:p>
             <w:pPr>
@@ -4111,7 +4084,7 @@
         </w:tc>
         <w:tc>
           <w:tcPr>
-            <w:tcW w:w="2409" w:type="dxa"/>
+            <w:tcW w:w="2516" w:type="dxa"/>
           </w:tcPr>
           <w:p>
             <w:pPr>
@@ -4130,30 +4103,24 @@
       <w:tr>
         <w:tc>
           <w:tcPr>
-            <w:tcW w:w="2409" w:type="dxa"/>
-          </w:tcPr>
-          <w:p>
-            <w:pPr>
-              <w:ind w:firstLine="0"/>
-              <w:jc w:val="left"/>
-            </w:pPr>
-            <w:r>
-              <w:rPr>
-                <w:sz w:val="24"/>
-              </w:rPr>
-              <w:t xml:space="preserve">граф без связей </w:t>
-            </w:r>
-            <w:r>
-              <w:rPr>
-                <w:sz w:val="24"/>
-              </w:rPr>
-              <w:t>происхождения</w:t>
-            </w:r>
-          </w:p>
-        </w:tc>
-        <w:tc>
-          <w:tcPr>
-            <w:tcW w:w="2409" w:type="dxa"/>
+            <w:tcW w:w="2516" w:type="dxa"/>
+          </w:tcPr>
+          <w:p>
+            <w:pPr>
+              <w:ind w:firstLine="0"/>
+              <w:jc w:val="left"/>
+            </w:pPr>
+            <w:r>
+              <w:rPr>
+                <w:sz w:val="24"/>
+              </w:rPr>
+              <w:t>граф без связей происхождения</w:t>
+            </w:r>
+          </w:p>
+        </w:tc>
+        <w:tc>
+          <w:tcPr>
+            <w:tcW w:w="2516" w:type="dxa"/>
           </w:tcPr>
           <w:p>
             <w:pPr>
@@ -4170,7 +4137,7 @@
         </w:tc>
         <w:tc>
           <w:tcPr>
-            <w:tcW w:w="2409" w:type="dxa"/>
+            <w:tcW w:w="2516" w:type="dxa"/>
           </w:tcPr>
           <w:p>
             <w:pPr>
@@ -4187,7 +4154,7 @@
         </w:tc>
         <w:tc>
           <w:tcPr>
-            <w:tcW w:w="2409" w:type="dxa"/>
+            <w:tcW w:w="2516" w:type="dxa"/>
           </w:tcPr>
           <w:p>
             <w:pPr>
@@ -4206,7 +4173,7 @@
       <w:tr>
         <w:tc>
           <w:tcPr>
-            <w:tcW w:w="2409" w:type="dxa"/>
+            <w:tcW w:w="2516" w:type="dxa"/>
           </w:tcPr>
           <w:p>
             <w:pPr>
@@ -4223,7 +4190,7 @@
         </w:tc>
         <w:tc>
           <w:tcPr>
-            <w:tcW w:w="2409" w:type="dxa"/>
+            <w:tcW w:w="2516" w:type="dxa"/>
           </w:tcPr>
           <w:p>
             <w:pPr>
@@ -4240,7 +4207,7 @@
         </w:tc>
         <w:tc>
           <w:tcPr>
-            <w:tcW w:w="2409" w:type="dxa"/>
+            <w:tcW w:w="2516" w:type="dxa"/>
           </w:tcPr>
           <w:p>
             <w:pPr>
@@ -4257,7 +4224,7 @@
         </w:tc>
         <w:tc>
           <w:tcPr>
-            <w:tcW w:w="2409" w:type="dxa"/>
+            <w:tcW w:w="2516" w:type="dxa"/>
           </w:tcPr>
           <w:p>
             <w:pPr>
@@ -4304,141 +4271,140 @@
         <w:t>происхождение</w:t>
       </w:r>
       <w:r>
-        <w:t xml:space="preserve"> (без этих связей признак источник-вид не переживает выборку вовсе). Это сильнейшее имеющееся у нас свидетельство того, что структура несёт нагрузку, и одновременно самое слаб</w:t>
-      </w:r>
-      <w:r>
-        <w:t>ое место: замер сделан на одном эпизоде, и он измеряет качество выборки, а не влияние на результат работы.</w:t>
+        <w:t xml:space="preserve"> (без этих связей признак источник-вид не переживает выборку вовсе). Это сильнейшее и</w:t>
+      </w:r>
+      <w:r>
+        <w:t>меющееся у нас свидетельство того, что структура несёт нагрузку, и одновременно самое слабое место: замер сделан на одном эпизоде, и он измеряет качество выборки, а не влияние на результат работы.</w:t>
       </w:r>
     </w:p>
     <w:p>
       <w:r>
-        <w:t>Проверка на публичном наборе LongMemEval (детали в приложении А) равна по итогу: плоский журнал 72,7 процента, граф 72,1 процента, без памяти 4,1 про</w:t>
-      </w:r>
-      <w:r>
-        <w:t xml:space="preserve">цента. Разница между двумя видами памяти внутри шума, а разделение по типам вопросов показывает, где именно структура помогает: на вопросах о </w:t>
-      </w:r>
-      <w:r>
-        <w:lastRenderedPageBreak/>
-        <w:t>времени граф даёт 40,0 процента против 16,7 у плоского журнала, а на многосессионных вопросах проигрывает (58,3 пр</w:t>
-      </w:r>
-      <w:r>
-        <w:t>отив 66,7). Полный контекст без всякой выборки даёт до 94 процентов, то есть сама задача для нашей модели разрешима, и упрощать её мы не стали.</w:t>
+        <w:t>Проверка на публичном наборе LongMemEval (детали в приложен</w:t>
+      </w:r>
+      <w:r>
+        <w:t>ии А) равна по итогу: плоский журнал 72,7 процента, граф 72,1 процента, без памяти 4,1 процента. Разница между двумя видами памяти внутри шума, а разделение по типам вопросов показывает, где именно структура помогает: на вопросах о времени граф даёт 40,0 п</w:t>
+      </w:r>
+      <w:r>
+        <w:t>роцента против 16,7 у плоского журнала, а на многосессионных вопросах проигрывает (58,3 против 66,7). Полный контекст без всякой выборки даёт до 94 процентов, то есть сама задача для нашей модели разрешима, и упрощать её мы не стали.</w:t>
       </w:r>
     </w:p>
     <w:p>
       <w:pPr>
         <w:pStyle w:val="21"/>
       </w:pPr>
-      <w:bookmarkStart w:id="18" w:name="_Toc241011380"/>
+      <w:bookmarkStart w:id="18" w:name="_Toc241017360"/>
       <w:r>
         <w:rPr>
           <w:rFonts w:ascii="Times New Roman" w:hAnsi="Times New Roman"/>
         </w:rPr>
-        <w:t>3.4. Поиск по обвязке: одиннадцать раундов</w:t>
+        <w:t>3.4. Поиск по обвязке:</w:t>
+      </w:r>
+      <w:r>
+        <w:rPr>
+          <w:rFonts w:ascii="Times New Roman" w:hAnsi="Times New Roman"/>
+        </w:rPr>
+        <w:t xml:space="preserve"> одиннадцать раундов</w:t>
       </w:r>
       <w:bookmarkEnd w:id="18"/>
     </w:p>
     <w:p>
       <w:r>
-        <w:t>Одиннадцать раундов, 29 предложенных кандидатов, четыре развёртывания</w:t>
-      </w:r>
-      <w:r>
-        <w:t>. Результат первых десяти: ни одного улучшения, которое пережило бы честное измерение. Раунды 2 и 3 развернули кандидатов, которые в рабочем режиме оказались хуже (плюс 27,0 и плюс 21,1 процента запросов), причём в третьем раунде была потеряна одна задача.</w:t>
-      </w:r>
-      <w:r>
-        <w:t xml:space="preserve"> Раунд 4 отказал всем кандидатам по доказательствам: у них ноль восстановленных решений из записей. Раунды 5–7 и 10 не прошли порог экономии. Раунд 8 был измерен и отклонён: прогноз плюс 32,0 процента, измерение плюс 1,5. Раунд 9 развернулся по одному прог</w:t>
-      </w:r>
-      <w:r>
-        <w:t>ону на задачу и не перенёсся: при трёх повторах вместо экономии вышло плюс 4,0 процента. Именно этот провал и вынудил пятый вариант правил приёмки, а он дал раунд 11.</w:t>
+        <w:t>Одиннадцать раундов, 29 предложенных кандидатов, четыре развёртывания. Результат первых десяти: ни одного улучшения, которое пережило бы честное измерение. Раунды 2 и 3 развернули кандидатов, которые в рабочем режиме оказались хуже (пл</w:t>
+      </w:r>
+      <w:r>
+        <w:t>юс 27,0 и плюс 21,1 процента запросов), причём в третьем раунде была потеряна одна задача. Раунд 4 отказал всем кандидатам по доказательствам: у них ноль восстановленных решений из записей. Раунды 5–7 и 10 не прошли порог экономии. Раунд 8 был измерен и от</w:t>
+      </w:r>
+      <w:r>
+        <w:t xml:space="preserve">клонён: прогноз плюс 32,0 </w:t>
+      </w:r>
+      <w:r>
+        <w:lastRenderedPageBreak/>
+        <w:t>процента, измерение плюс 1,5. Раунд 9 развернулся по одному прогону на задачу и не перенёсся: при трёх повторах вместо экономии вышло плюс 4,0 процента. Именно этот провал и вынудил пятый вариант правил приёмки, а он дал раунд 11.</w:t>
       </w:r>
     </w:p>
     <w:p>
       <w:r>
-        <w:t>Полная таблица по всем одиннадцати раундам, с правилами, действовавшими в каждом, приведе</w:t>
-      </w:r>
-      <w:r>
-        <w:t>на в приложении Б.</w:t>
+        <w:t>Полная таблица по всем одиннадцати раундам, с правилами, действовавшими в каждом, приведена в приложении Б.</w:t>
       </w:r>
     </w:p>
     <w:p>
       <w:r>
-        <w:t xml:space="preserve">Раунд 11 это единственная защищаемая экономия за всю историю. Политика в нём состоит из двух полей: отсутствие начального вывода тестов в первом запросе и более длинные наблюдения инструментов (1500 символов вместо 1000). По отдельности </w:t>
-      </w:r>
-      <w:r>
-        <w:t>ни одно поле не работает (первое поле в одиночку дало плюс 27 процентов в раунде 2), работает только их сочетание, и установить это можно было только измерением в рабочем режиме.</w:t>
+        <w:t>Раунд 11 это единственная защищаемая экономия за всю историю. Политика в нём состоит из двух полей: отсутствие начального вывода тестов в первом за</w:t>
+      </w:r>
+      <w:r>
+        <w:t>просе и более длинные наблюдения инструментов (1500 символов вместо 1000). По отдельности ни одно поле не работает (первое поле в одиночку дало плюс 27 процентов в раунде 2), работает только их сочетание, и установить это можно было только измерением в раб</w:t>
+      </w:r>
+      <w:r>
+        <w:t>очем режиме.</w:t>
       </w:r>
     </w:p>
     <w:p>
       <w:r>
-        <w:t>За одиннадцать раундов потрачено 26 прогонов в рабочем режиме; если бы каждог</w:t>
-      </w:r>
-      <w:r>
-        <w:t>о из 29 кандидатов измеряли один раз на каждой поисковой задаче, потребовалось бы 116 прогонов. Экономия 90 прогонов (в 4,5 раза) на пути к этим решениям и есть экономический аргумент метода.</w:t>
+        <w:t>За одиннадцать раундов потрачено 26 прогонов в рабочем режиме; если бы каждого из 29 кандидатов измеряли один раз на каждой поисковой задаче, потребовалось бы 116 прогонов. Экономия 90 прогонов (в 4,5 раза) на пути к этим решениям и есть эконо</w:t>
+      </w:r>
+      <w:r>
+        <w:t>мический аргумент метода.</w:t>
       </w:r>
     </w:p>
     <w:p>
       <w:r>
-        <w:t>Из девятнадцати отклонённых кандидатов большинство отклонено бес</w:t>
-      </w:r>
-      <w:r>
-        <w:t>платно, по записям. Судья ошибался в обе стороны: на семи написанных вручную обвязках его оценка расходилась с измерением от минус 43 до плюс 26 процентов.</w:t>
+        <w:t>Из девятнадцати отклонённых кандидатов большинство отклонено бесплатно, по записям. Судья ошибался в обе стороны: на семи написанных вручную обвязках его оценка расходилась с измерением от минус 43 до плюс 26 процентов.</w:t>
       </w:r>
     </w:p>
     <w:p>
       <w:pPr>
         <w:pStyle w:val="21"/>
       </w:pPr>
-      <w:bookmarkStart w:id="19" w:name="_Toc241011381"/>
+      <w:bookmarkStart w:id="19" w:name="_Toc241017361"/>
       <w:r>
         <w:rPr>
           <w:rFonts w:ascii="Times New Roman" w:hAnsi="Times New Roman"/>
         </w:rPr>
-        <w:t>3.5. Живой цикл: что подтверждено в графе</w:t>
+        <w:t>3.5. Живой</w:t>
+      </w:r>
+      <w:r>
+        <w:rPr>
+          <w:rFonts w:ascii="Times New Roman" w:hAnsi="Times New Roman"/>
+        </w:rPr>
+        <w:t xml:space="preserve"> цикл: что подтверждено в графе</w:t>
       </w:r>
       <w:bookmarkEnd w:id="19"/>
     </w:p>
     <w:p>
       <w:r>
-        <w:t>Живая запись в графе знаний на момент подготовки работы со</w:t>
-      </w:r>
-      <w:r>
-        <w:t>держит 74 записи организации по девяти прогонам: 4 запуска цикла, 6 завершённых циклов с предложениями, решением менеджера и созданной рабочей копией в каждом, 7 записей о пакетах изменений, 1 запись о возобновлении после перезапуска, 3 записи о запуске шл</w:t>
-      </w:r>
-      <w:r>
-        <w:t>юза расширения, 6 записей о запуске heartbeat и 4 о его завершении, по одной записи о срыве цикла, об ошибке схемы и о срыве heartbeat.</w:t>
+        <w:t>Живая запись в графе знаний на момент подготовки работы содержит 74 записи организации по девяти прогонам: 4 запуска цикла, 6 завершённых циклов с предложениями, решением менеджера и созданной рабочей копией в каждом, 7 запи</w:t>
+      </w:r>
+      <w:r>
+        <w:t>сей о пакетах изменений, 1 запись о возобновлении после перезапуска, 3 записи о запуске шлюза расширения, 6 записей о запуске heartbeat и 4 о его завершении, по одной записи о срыве цикла, об ошибке схемы и о срыве heartbeat.</w:t>
       </w:r>
     </w:p>
     <w:p>
       <w:r>
-        <w:t>Из семи записей о пакетах четыре принадлежат живым прогонам , каждый из них изменил рабочие файлы проекта и прошёл прове</w:t>
-      </w:r>
-      <w:r>
-        <w:t xml:space="preserve">рку, а три оставлены испытанием шлюза расширения и не изменили ничего. Имена ветвей, </w:t>
-      </w:r>
-      <w:r>
-        <w:lastRenderedPageBreak/>
-        <w:t>изменённые файлы и запущенные проверки сохраняются в журнале и раскрываются на панели по каждой записи. Записи не удаляются: журнал показывает и рабочие циклы, и испытания</w:t>
-      </w:r>
-      <w:r>
-        <w:t>, потому что этим он и отличается от отчёта, сочинённого в конце.</w:t>
+        <w:t>Из семи записей о пакетах четы</w:t>
+      </w:r>
+      <w:r>
+        <w:t>ре принадлежат живым прогонам , каждый из них изменил рабочие файлы проекта и прошёл проверку, а три оставлены испытанием шлюза расширения и не изменили ничего. Имена ветвей, изменённые файлы и запущенные проверки сохраняются в журнале и раскрываются на па</w:t>
+      </w:r>
+      <w:r>
+        <w:t>нели по каждой записи. Записи не удаляются: журнал показывает и рабочие циклы, и испытания, потому что этим он и отличается от отчёта, сочинённого в конце.</w:t>
       </w:r>
     </w:p>
     <w:p>
       <w:r>
-        <w:t xml:space="preserve">Срывы тоже названы, и их два разных. В первом прогоне работник не смог собрать непустой пакет изменений: пятнадцать шагов, одна запущенная проверка, и модель перестала вызывать инструменты, </w:t>
-      </w:r>
-      <w:r>
-        <w:t>поэтому цикл завершился отказом «пакет изменений не может быть пустым», а heartbeat записал срыв. В четвёртом прогоне менеджер дважды не выдал ответ по схеме: запасная модель отдала ошибку соединения HTTP 524, пустой ответ не разобрался, и цикл был пропуще</w:t>
-      </w:r>
-      <w:r>
-        <w:t>н с записью об ошибке схемы. В обоих случаях система не замерла: следующий цикл запускался заново.</w:t>
+        <w:t>Срывы тоже названы, и их два разных. В первом прогоне работник не смог собрать непустой пакет измене</w:t>
+      </w:r>
+      <w:r>
+        <w:t>ний: пятнадцать шагов, одна запущенная проверка, и модель перестала вызывать инструменты, поэтому цикл завершился отказом «пакет изменений не может быть пустым», а heartbeat записал срыв. В четвёртом прогоне менеджер дважды не выдал ответ по схеме: запасна</w:t>
+      </w:r>
+      <w:r>
+        <w:t>я модель отдала ошибку соединения HTTP 524, пустой ответ не разобрался, и цикл был пропущен с записью об ошибке схемы. В обоих случаях система не замерла: следующий цикл запускался заново.</w:t>
       </w:r>
     </w:p>
     <w:p>
       <w:pPr>
         <w:pStyle w:val="1"/>
       </w:pPr>
-      <w:bookmarkStart w:id="20" w:name="_Toc241011382"/>
+      <w:bookmarkStart w:id="20" w:name="_Toc241017362"/>
       <w:r>
         <w:rPr>
           <w:rFonts w:ascii="Times New Roman" w:hAnsi="Times New Roman"/>
@@ -4454,22 +4420,26 @@
     </w:p>
     <w:p>
       <w:r>
-        <w:t xml:space="preserve">Онтология опыта описана и работает: полная траектория агента, включая состояния, допустимые </w:t>
-      </w:r>
-      <w:r>
-        <w:t>действия и числовые исходы, записывается в граф знаний, и связи времени и происхождения в нём проверены отключением (задача 1). Механизм самоулучшения реализован и измерен на двух структурно разных мирах: восемь из восьми зёрен улучшились после одного сна,</w:t>
-      </w:r>
-      <w:r>
-        <w:t xml:space="preserve"> от +14,7 до +114,9 (задача 2). Цикл перенесён на реального кодирующего агента; судья по записям восстанавливает запросы посимвольно, а правило «политику, меняющую поведение, измерять в рабочем режиме» появилось именно на этом переносе (задача 3). Правила </w:t>
-      </w:r>
-      <w:r>
-        <w:t>приёмки заморожены и пересматривались пять раз, каждое изменение вынуждено измерением; измерение с тремя повторами отделило настоящую экономию от шума провайдера в плюс-минус 20 процентов (задача 4). Память сравнена на публичном наборе с плоским журналом и</w:t>
-      </w:r>
-      <w:r>
-        <w:t xml:space="preserve"> без памяти; подстройка под известный протокол судьи сохранена (задача 5). Автономный цикл из трёх ролей работает, переживает перезапуск процесса и оставляет незалитые пакеты изменений с доказательствами (задача 6). Практическое применение описано двумя сц</w:t>
-      </w:r>
-      <w:r>
-        <w:t>енариями, для долгого проекта и для повседневной работы, вместе с требованиями к запуску (задача 7).</w:t>
+        <w:t>Онтология</w:t>
+      </w:r>
+      <w:r>
+        <w:t xml:space="preserve"> опыта описана и работает: полная траектория агента, включая состояния, допустимые действия и числовые исходы, записывается в граф знаний, </w:t>
+      </w:r>
+      <w:r>
+        <w:lastRenderedPageBreak/>
+        <w:t>и связи времени и происхождения в нём проверены отключением (задача 1). Механизм самоулучшения реализован и измерен н</w:t>
+      </w:r>
+      <w:r>
+        <w:t>а двух структурно разных мирах: восемь из восьми зёрен улучшились после одного сна, от +14,7 до +114,9 (задача 2). Цикл перенесён на реального кодирующего агента; судья по записям восстанавливает запросы посимвольно, а правило «политику, меняющую поведение</w:t>
+      </w:r>
+      <w:r>
+        <w:t>, измерять в рабочем режиме» появилось именно на этом переносе (задача 3). Правила приёмки заморожены и пересматривались пять раз, каждое изменение вынуждено измерением; измерение с тремя повторами отделило настоящую экономию от шума провайдера в плюс-мину</w:t>
+      </w:r>
+      <w:r>
+        <w:t>с 20 процентов (задача 4). Память сравнена на публичном наборе с плоским журналом и без памяти; подстройка под известный протокол судьи сохранена (задача 5). Автономный цикл из трёх ролей работает, переживает перезапуск процесса и оставляет незалитые пакет</w:t>
+      </w:r>
+      <w:r>
+        <w:t>ы изменений с доказательствами (задача 6). Практическое применение описано двумя сценариями, для долгого проекта и для повседневной работы, вместе с требованиями к запуску (задача 7).</w:t>
       </w:r>
     </w:p>
     <w:p>
@@ -4480,41 +4450,40 @@
         <w:t>Практический итог.</w:t>
       </w:r>
       <w:r>
-        <w:t xml:space="preserve"> Система работает как помощник, а не как лабораторная демонстрация. Она ведёт цикл из трёх ролей, помнит свою работу записями в графе, пр</w:t>
-      </w:r>
-      <w:r>
-        <w:t xml:space="preserve">одолжает её после перезапуска процесса и оставляет человеку готовые к проверке пакеты изменений. Опыт, записанный с онтологией, позволяет отбирать улучшения почти бесплатно: из 29 предложенных кандидатов 19 отклонены по записям без единого запуска, а один </w:t>
-      </w:r>
-      <w:r>
-        <w:t>развёрнутый вариант дал переносимую экономию запросов на реальном агенте. Память сравнена с плоским журналом и с полным отсутствием памяти на публичном наборе: без памяти 4,1 процента, с памятью около 72 процентов, а структура графа выигрывает там, где она</w:t>
-      </w:r>
-      <w:r>
-        <w:t xml:space="preserve"> и должна выигрывать: на вопросах о времени (40,0 против 16,7 процента) и на сохранении порядка и происхождения записей.</w:t>
+        <w:t xml:space="preserve"> Система работает как помощник, а не как лабораторная </w:t>
+      </w:r>
+      <w:r>
+        <w:t>демонстрация. Она ведёт цикл из трёх ролей, помнит свою работу записями в графе, продолжает её после перезапуска процесса и оставляет человеку готовые к проверке пакеты изменений. Опыт, записанный с онтологией, позволяет отбирать улучшения почти бесплатно:</w:t>
+      </w:r>
+      <w:r>
+        <w:t xml:space="preserve"> из 29 предложенных кандидатов 19 отклонены по записям без единого запуска, а один развёрнутый вариант дал переносимую экономию запросов на реальном агенте. Память сравнена с плоским журналом и с полным отсутствием памяти на публичном наборе: без памяти 4,</w:t>
+      </w:r>
+      <w:r>
+        <w:t>1 процента, с памятью около 72 процентов, а структура графа выигрывает там, где она и должна выигрывать: на вопросах о времени (40,0 против 16,7 процента) и на сохранении порядка и происхождения записей.</w:t>
       </w:r>
     </w:p>
     <w:p>
       <w:r>
-        <w:lastRenderedPageBreak/>
-        <w:t>Отсюда ближайшие направления работы. Первое: расширить предмет работы за пределы кода (почта, таблицы, документы по образцу), потому чт</w:t>
-      </w:r>
-      <w:r>
-        <w:t>о помощник в повседневной работе школы и офиса это тот же двигатель с другим предметом; канал, которым решение уходит человеку и возвращается его нажатием, для этого уже есть. Второе: сделать память сильнее, чем она есть сейчас: гибридный поиск вместо одно</w:t>
-      </w:r>
-      <w:r>
-        <w:t>го вида подобия, затухание старых записей, ограниченное ядро, которое всегда стоит в подсказке, и свёртка записей с обрезкой контекста, а после них повторный замер на том же наборе, чтобы преимущество структуры было видно не только на вопросах о времени. Т</w:t>
-      </w:r>
-      <w:r>
-        <w:t>ретье: перенести чтение записей внутрь графа на всех площадках, включая поиск по обвязке, чтобы память агента была одинаковой в мире и в живой работе. Четвёртое: расширить набор задач с шести до двенадцати и более и повторить замер памяти, чтобы разница ме</w:t>
-      </w:r>
-      <w:r>
-        <w:t>жду видами памяти перестала быть в пределах шума.</w:t>
+        <w:t>Отсюда ближайшие направления работы. Первое: расшири</w:t>
+      </w:r>
+      <w:r>
+        <w:t>ть предмет работы за пределы кода (почта, таблицы, документы по образцу), потому что помощник в повседневной работе школы и офиса это тот же двигатель с другим предметом; канал, которым решение уходит человеку и возвращается его нажатием, для этого уже ест</w:t>
+      </w:r>
+      <w:r>
+        <w:t>ь. Второе: сделать память сильнее, чем она есть сейчас: гибридный поиск вместо одного вида подобия, затухание старых записей, ограниченное ядро, которое всегда стоит в подсказке, и свёртка записей с обрезкой контекста, а после них повторный замер на том же</w:t>
+      </w:r>
+      <w:r>
+        <w:t xml:space="preserve"> наборе, чтобы преимущество структуры было видно не только на вопросах о времени. Третье: перенести чтение записей внутрь графа на всех площадках, включая поиск по обвязке, чтобы память агента была одинаковой в мире и в живой работе. Четвёртое: расширить н</w:t>
+      </w:r>
+      <w:r>
+        <w:t>абор задач с шести до двенадцати и более и повторить замер памяти, чтобы разница между видами памяти перестала быть в пределах шума.</w:t>
       </w:r>
     </w:p>
     <w:p>
       <w:pPr>
         <w:pStyle w:val="1"/>
       </w:pPr>
-      <w:bookmarkStart w:id="21" w:name="_Toc241011383"/>
+      <w:bookmarkStart w:id="21" w:name="_Toc241017363"/>
       <w:r>
         <w:rPr>
           <w:rFonts w:ascii="Times New Roman" w:hAnsi="Times New Roman"/>
@@ -4525,60 +4494,61 @@
     </w:p>
     <w:p>
       <w:r>
-        <w:t>1. Dream-RSI: Recursive Self-Improvement through Evolving Worlds // arXiv:2609.14858, 2026. URL: https://arxiv.org/abs/2609.14858 (дата обращения: 22.09.2026).</w:t>
+        <w:t>1. Dream-RSI: Recursive Self-Improvement through Evolving Worlds // arXiv:2609.14858, 2026</w:t>
+      </w:r>
+      <w:r>
+        <w:t>. URL: https://arxiv.org/abs/2609.14858 (дата обращения: 22.09.2026).</w:t>
       </w:r>
     </w:p>
     <w:p>
       <w:r>
-        <w:t>2. Lee Y., Na</w:t>
-      </w:r>
-      <w:r>
-        <w:t>ir R., Zhang Q., Lee K., Khattab O., Finn C. Meta-Harness: End-to-End Optimization of Model Harnesses // arXiv:2603.28052, 2026. URL: https://arxiv.org/abs/2603.28052 (дата обращения: 22.09.2026).</w:t>
+        <w:lastRenderedPageBreak/>
+        <w:t xml:space="preserve">2. Lee Y., Nair R., Zhang Q., Lee K., Khattab O., Finn C. Meta-Harness: End-to-End Optimization of Model Harnesses // arXiv:2603.28052, 2026. URL: https://arxiv.org/abs/2603.28052 (дата </w:t>
+      </w:r>
+      <w:r>
+        <w:t>обращения: 22.09.2026).</w:t>
       </w:r>
     </w:p>
     <w:p>
       <w:r>
-        <w:t xml:space="preserve">3. Liu H., Ye T., Gao S. и др. SoL-Pi: Recursively Scaling </w:t>
-      </w:r>
-      <w:r>
-        <w:t>Auto-Research Loops for Efficient Agent Harness // arXiv:2609.20519, 2026. URL: https://arxiv.org/abs/2609.20519 (дата обращения: 22.09.2026).</w:t>
+        <w:t>3. Liu H., Ye T., Gao S. и др. SoL-Pi: Recursively Scaling Auto-Research Loops for Efficient Agent Harness // arXiv:2609.20519, 2026. URL: https://arxiv.org/abs/2609.20519 (дата обращения: 22.09.2026).</w:t>
       </w:r>
     </w:p>
     <w:p>
       <w:r>
-        <w:t xml:space="preserve">4. Wang R., Hsu H.-L., Mehta S. и др. GAVEL: Graph World Models for Verified and Efficient Long-Horizon LLM Task </w:t>
-      </w:r>
-      <w:r>
-        <w:t>Planning // arXiv:2609.19315, 2026. URL: https://arxiv.org/abs/2609.19315 (дата обращения: 22.09.2026).</w:t>
+        <w:t>4. Wang R., Hsu H.-L., Mehta S</w:t>
+      </w:r>
+      <w:r>
+        <w:t>. и др. GAVEL: Graph World Models for Verified and Efficient Long-Horizon LLM Task Planning // arXiv:2609.19315, 2026. URL: https://arxiv.org/abs/2609.19315 (дата обращения: 22.09.2026).</w:t>
       </w:r>
     </w:p>
     <w:p>
       <w:r>
-        <w:t>5. Wu D. et al. LongMemEval: Benchmarking Chat Assistants on Long-Term Interactive Memory // arXiv:2410.10813, 2024. URL: https://arxiv.org/abs/2410.108</w:t>
-      </w:r>
-      <w:r>
-        <w:t>13 (дата обращения: 22.09.2026).</w:t>
+        <w:t>5. Wu D. et al. LongMemEval: Benchmarking Chat Assistants on Long-Ter</w:t>
+      </w:r>
+      <w:r>
+        <w:t>m Interactive Memory // arXiv:2410.10813, 2024. URL: https://arxiv.org/abs/2410.10813 (дата обращения: 22.09.2026).</w:t>
       </w:r>
     </w:p>
     <w:p>
       <w:r>
-        <w:t>6. Голенков В.В., Гулякина Н.А. Открытая семантическая технология проектирования интеллектуальных систем (OSTIS) // Сборник научных трудов OSTIS. Минск, 2023. URL: https://proc.ostis.net/proc/Proceedings%20OSTIS-2023.pdf (д</w:t>
-      </w:r>
-      <w:r>
-        <w:t>ата обращения: 22.09.2026).</w:t>
+        <w:t>6. Голенков В.В., Гулякина Н.А. Открытая семантическая технология проектирования интеллектуальных систем (OSTIS) // Сборник научных трудов O</w:t>
+      </w:r>
+      <w:r>
+        <w:t>STIS. Минск, 2023. URL: https://proc.ostis.net/proc/Proceedings%20OSTIS-2023.pdf (дата обращения: 22.09.2026).</w:t>
       </w:r>
     </w:p>
     <w:p>
       <w:r>
-        <w:t>7. Голенков В.В. и др. Интеллектуальные компьютерные системы нового поколения // Доклады БГУИР. 2024. URL: https://doklady.bsuir.by/jour/article/view/3906 (дата обращения: 22.09.2026).</w:t>
+        <w:t>7. Голенков В.В. и др. Интеллектуальные компьютерные системы нового поколения // Доклады БГУИР. 2024. URL: https://doklady.bsuir.by/jour/article/</w:t>
+      </w:r>
+      <w:r>
+        <w:t>view/3906 (дата обращения: 22.09.2026).</w:t>
       </w:r>
     </w:p>
     <w:p>
       <w:r>
-        <w:t xml:space="preserve">8. Технология OSTIS: программная платформа </w:t>
-      </w:r>
-      <w:r>
-        <w:t>(sc-machine, sc-web, py-sc-client). URL: https://github.com/ostis-ai (дата обращения: 22.09.2026).</w:t>
+        <w:t>8. Технология OSTIS: программная платформа (sc-machine, sc-web, py-sc-client). URL: https://github.com/ostis-ai (дата обращения: 22.09.2026).</w:t>
       </w:r>
     </w:p>
     <w:p>
@@ -4591,7 +4561,7 @@
         <w:pStyle w:val="1"/>
         <w:jc w:val="right"/>
       </w:pPr>
-      <w:bookmarkStart w:id="22" w:name="_Toc241011384"/>
+      <w:bookmarkStart w:id="22" w:name="_Toc241017364"/>
       <w:r>
         <w:rPr>
           <w:rFonts w:ascii="Times New Roman" w:hAnsi="Times New Roman"/>
@@ -4603,7 +4573,10 @@
     </w:p>
     <w:p>
       <w:r>
-        <w:t>Набор: LongMemEval, исправленная авторами версия (</w:t>
+        <w:t xml:space="preserve">Набор: </w:t>
+      </w:r>
+      <w:r>
+        <w:t>LongMemEval, исправленная авторами версия (</w:t>
       </w:r>
       <w:r>
         <w:rPr>
@@ -4613,10 +4586,7 @@
         <w:t>longmemeval-cleaned</w:t>
       </w:r>
       <w:r>
-        <w:t>), 50 вопросов из 500, шест</w:t>
-      </w:r>
-      <w:r>
-        <w:t xml:space="preserve">ь типов. Стадии: </w:t>
+        <w:t xml:space="preserve">), 50 вопросов из 500, шесть типов. Стадии: </w:t>
       </w:r>
       <w:r>
         <w:rPr>
@@ -4636,10 +4606,10 @@
         <w:t>s</w:t>
       </w:r>
       <w:r>
-        <w:t xml:space="preserve"> (полные истории, выборка ограничена 100 сессиями с обязательным сохранением сессий с ответом). Порядок вариантов одинаков на всех стадиях: ответ дают те же модели, судью проводят</w:t>
-      </w:r>
-      <w:r>
-        <w:t xml:space="preserve"> те же модели, меняется только вид памяти. Разные модели-ответчики указаны отдельно, потому что потолок зависит именно от них.</w:t>
+        <w:t xml:space="preserve"> (полные истории, выборка ограничена 100 сессиями с обязательным сохранением сессий с отве</w:t>
+      </w:r>
+      <w:r>
+        <w:t>том). Порядок вариантов одинаков на всех стадиях: ответ дают те же модели, судью проводят те же модели, меняется только вид памяти. Разные модели-ответчики указаны отдельно, потому что потолок зависит именно от них.</w:t>
       </w:r>
     </w:p>
     <w:p>
@@ -4661,7 +4631,14 @@
           <w:rFonts w:ascii="Consolas" w:hAnsi="Consolas"/>
           <w:sz w:val="24"/>
         </w:rPr>
-        <w:t>s-50-1</w:t>
+        <w:t>s-5</w:t>
+      </w:r>
+      <w:r>
+        <w:rPr>
+          <w:rFonts w:ascii="Consolas" w:hAnsi="Consolas"/>
+          <w:sz w:val="24"/>
+        </w:rPr>
+        <w:t>0-1</w:t>
       </w:r>
       <w:r>
         <w:t>:</w:t>
@@ -4670,7 +4647,7 @@
     <w:tbl>
       <w:tblPr>
         <w:tblStyle w:val="aff0"/>
-        <w:tblW w:w="9531" w:type="dxa"/>
+        <w:tblW w:w="9955" w:type="dxa"/>
         <w:tblInd w:w="108" w:type="dxa"/>
         <w:tblCellMar>
           <w:left w:w="56" w:type="dxa"/>
@@ -4679,17 +4656,17 @@
         <w:tblLook w:val="04A0" w:firstRow="1" w:lastRow="0" w:firstColumn="1" w:lastColumn="0" w:noHBand="0" w:noVBand="1"/>
       </w:tblPr>
       <w:tblGrid>
-        <w:gridCol w:w="1592"/>
-        <w:gridCol w:w="1593"/>
-        <w:gridCol w:w="1586"/>
-        <w:gridCol w:w="1589"/>
-        <w:gridCol w:w="1578"/>
-        <w:gridCol w:w="1593"/>
+        <w:gridCol w:w="1663"/>
+        <w:gridCol w:w="1663"/>
+        <w:gridCol w:w="1657"/>
+        <w:gridCol w:w="1659"/>
+        <w:gridCol w:w="1650"/>
+        <w:gridCol w:w="1663"/>
       </w:tblGrid>
       <w:tr>
         <w:tc>
           <w:tcPr>
-            <w:tcW w:w="1606" w:type="dxa"/>
+            <w:tcW w:w="1677" w:type="dxa"/>
           </w:tcPr>
           <w:p>
             <w:pPr>
@@ -4707,7 +4684,7 @@
         </w:tc>
         <w:tc>
           <w:tcPr>
-            <w:tcW w:w="1606" w:type="dxa"/>
+            <w:tcW w:w="1677" w:type="dxa"/>
           </w:tcPr>
           <w:p>
             <w:pPr>
@@ -4725,7 +4702,7 @@
         </w:tc>
         <w:tc>
           <w:tcPr>
-            <w:tcW w:w="1606" w:type="dxa"/>
+            <w:tcW w:w="1677" w:type="dxa"/>
           </w:tcPr>
           <w:p>
             <w:pPr>
@@ -4743,7 +4720,7 @@
         </w:tc>
         <w:tc>
           <w:tcPr>
-            <w:tcW w:w="1606" w:type="dxa"/>
+            <w:tcW w:w="1677" w:type="dxa"/>
           </w:tcPr>
           <w:p>
             <w:pPr>
@@ -4761,7 +4738,7 @@
         </w:tc>
         <w:tc>
           <w:tcPr>
-            <w:tcW w:w="1606" w:type="dxa"/>
+            <w:tcW w:w="1677" w:type="dxa"/>
           </w:tcPr>
           <w:p>
             <w:pPr>
@@ -4779,7 +4756,7 @@
         </w:tc>
         <w:tc>
           <w:tcPr>
-            <w:tcW w:w="1606" w:type="dxa"/>
+            <w:tcW w:w="1677" w:type="dxa"/>
           </w:tcPr>
           <w:p>
             <w:pPr>
@@ -4799,7 +4776,7 @@
       <w:tr>
         <w:tc>
           <w:tcPr>
-            <w:tcW w:w="1606" w:type="dxa"/>
+            <w:tcW w:w="1677" w:type="dxa"/>
           </w:tcPr>
           <w:p>
             <w:pPr>
@@ -4816,7 +4793,7 @@
         </w:tc>
         <w:tc>
           <w:tcPr>
-            <w:tcW w:w="1606" w:type="dxa"/>
+            <w:tcW w:w="1677" w:type="dxa"/>
           </w:tcPr>
           <w:p>
             <w:pPr>
@@ -4833,7 +4810,7 @@
         </w:tc>
         <w:tc>
           <w:tcPr>
-            <w:tcW w:w="1606" w:type="dxa"/>
+            <w:tcW w:w="1677" w:type="dxa"/>
           </w:tcPr>
           <w:p>
             <w:pPr>
@@ -4850,7 +4827,7 @@
         </w:tc>
         <w:tc>
           <w:tcPr>
-            <w:tcW w:w="1606" w:type="dxa"/>
+            <w:tcW w:w="1677" w:type="dxa"/>
           </w:tcPr>
           <w:p>
             <w:pPr>
@@ -4867,7 +4844,7 @@
         </w:tc>
         <w:tc>
           <w:tcPr>
-            <w:tcW w:w="1606" w:type="dxa"/>
+            <w:tcW w:w="1677" w:type="dxa"/>
           </w:tcPr>
           <w:p>
             <w:pPr>
@@ -4884,7 +4861,7 @@
         </w:tc>
         <w:tc>
           <w:tcPr>
-            <w:tcW w:w="1606" w:type="dxa"/>
+            <w:tcW w:w="1677" w:type="dxa"/>
           </w:tcPr>
           <w:p>
             <w:pPr>
@@ -4903,7 +4880,7 @@
       <w:tr>
         <w:tc>
           <w:tcPr>
-            <w:tcW w:w="1606" w:type="dxa"/>
+            <w:tcW w:w="1677" w:type="dxa"/>
           </w:tcPr>
           <w:p>
             <w:pPr>
@@ -4920,7 +4897,7 @@
         </w:tc>
         <w:tc>
           <w:tcPr>
-            <w:tcW w:w="1606" w:type="dxa"/>
+            <w:tcW w:w="1677" w:type="dxa"/>
           </w:tcPr>
           <w:p>
             <w:pPr>
@@ -4937,7 +4914,7 @@
         </w:tc>
         <w:tc>
           <w:tcPr>
-            <w:tcW w:w="1606" w:type="dxa"/>
+            <w:tcW w:w="1677" w:type="dxa"/>
           </w:tcPr>
           <w:p>
             <w:pPr>
@@ -4954,7 +4931,7 @@
         </w:tc>
         <w:tc>
           <w:tcPr>
-            <w:tcW w:w="1606" w:type="dxa"/>
+            <w:tcW w:w="1677" w:type="dxa"/>
           </w:tcPr>
           <w:p>
             <w:pPr>
@@ -4971,7 +4948,7 @@
         </w:tc>
         <w:tc>
           <w:tcPr>
-            <w:tcW w:w="1606" w:type="dxa"/>
+            <w:tcW w:w="1677" w:type="dxa"/>
           </w:tcPr>
           <w:p>
             <w:pPr>
@@ -4988,7 +4965,7 @@
         </w:tc>
         <w:tc>
           <w:tcPr>
-            <w:tcW w:w="1606" w:type="dxa"/>
+            <w:tcW w:w="1677" w:type="dxa"/>
           </w:tcPr>
           <w:p>
             <w:pPr>
@@ -5007,7 +4984,7 @@
       <w:tr>
         <w:tc>
           <w:tcPr>
-            <w:tcW w:w="1606" w:type="dxa"/>
+            <w:tcW w:w="1677" w:type="dxa"/>
           </w:tcPr>
           <w:p>
             <w:pPr>
@@ -5024,7 +5001,7 @@
         </w:tc>
         <w:tc>
           <w:tcPr>
-            <w:tcW w:w="1606" w:type="dxa"/>
+            <w:tcW w:w="1677" w:type="dxa"/>
           </w:tcPr>
           <w:p>
             <w:pPr>
@@ -5041,7 +5018,7 @@
         </w:tc>
         <w:tc>
           <w:tcPr>
-            <w:tcW w:w="1606" w:type="dxa"/>
+            <w:tcW w:w="1677" w:type="dxa"/>
           </w:tcPr>
           <w:p>
             <w:pPr>
@@ -5058,7 +5035,7 @@
         </w:tc>
         <w:tc>
           <w:tcPr>
-            <w:tcW w:w="1606" w:type="dxa"/>
+            <w:tcW w:w="1677" w:type="dxa"/>
           </w:tcPr>
           <w:p>
             <w:pPr>
@@ -5075,7 +5052,7 @@
         </w:tc>
         <w:tc>
           <w:tcPr>
-            <w:tcW w:w="1606" w:type="dxa"/>
+            <w:tcW w:w="1677" w:type="dxa"/>
           </w:tcPr>
           <w:p>
             <w:pPr>
@@ -5092,7 +5069,7 @@
         </w:tc>
         <w:tc>
           <w:tcPr>
-            <w:tcW w:w="1606" w:type="dxa"/>
+            <w:tcW w:w="1677" w:type="dxa"/>
           </w:tcPr>
           <w:p>
             <w:pPr>
@@ -5128,7 +5105,7 @@
     <w:tbl>
       <w:tblPr>
         <w:tblStyle w:val="aff0"/>
-        <w:tblW w:w="9531" w:type="dxa"/>
+        <w:tblW w:w="9955" w:type="dxa"/>
         <w:tblInd w:w="108" w:type="dxa"/>
         <w:tblCellMar>
           <w:left w:w="56" w:type="dxa"/>
@@ -5137,15 +5114,15 @@
         <w:tblLook w:val="04A0" w:firstRow="1" w:lastRow="0" w:firstColumn="1" w:lastColumn="0" w:noHBand="0" w:noVBand="1"/>
       </w:tblPr>
       <w:tblGrid>
-        <w:gridCol w:w="2399"/>
-        <w:gridCol w:w="2381"/>
-        <w:gridCol w:w="2374"/>
-        <w:gridCol w:w="2377"/>
+        <w:gridCol w:w="2503"/>
+        <w:gridCol w:w="2487"/>
+        <w:gridCol w:w="2481"/>
+        <w:gridCol w:w="2484"/>
       </w:tblGrid>
       <w:tr>
         <w:tc>
           <w:tcPr>
-            <w:tcW w:w="2409" w:type="dxa"/>
+            <w:tcW w:w="2516" w:type="dxa"/>
           </w:tcPr>
           <w:p>
             <w:pPr>
@@ -5163,7 +5140,7 @@
         </w:tc>
         <w:tc>
           <w:tcPr>
-            <w:tcW w:w="2409" w:type="dxa"/>
+            <w:tcW w:w="2516" w:type="dxa"/>
           </w:tcPr>
           <w:p>
             <w:pPr>
@@ -5181,7 +5158,7 @@
         </w:tc>
         <w:tc>
           <w:tcPr>
-            <w:tcW w:w="2409" w:type="dxa"/>
+            <w:tcW w:w="2516" w:type="dxa"/>
           </w:tcPr>
           <w:p>
             <w:pPr>
@@ -5199,7 +5176,7 @@
         </w:tc>
         <w:tc>
           <w:tcPr>
-            <w:tcW w:w="2409" w:type="dxa"/>
+            <w:tcW w:w="2516" w:type="dxa"/>
           </w:tcPr>
           <w:p>
             <w:pPr>
@@ -5219,30 +5196,24 @@
       <w:tr>
         <w:tc>
           <w:tcPr>
-            <w:tcW w:w="2409" w:type="dxa"/>
-          </w:tcPr>
-          <w:p>
-            <w:pPr>
-              <w:ind w:firstLine="0"/>
-              <w:jc w:val="left"/>
-            </w:pPr>
-            <w:r>
-              <w:rPr>
-                <w:sz w:val="24"/>
-              </w:rPr>
-              <w:t xml:space="preserve">обновление </w:t>
-            </w:r>
-            <w:r>
-              <w:rPr>
-                <w:sz w:val="24"/>
-              </w:rPr>
-              <w:t>знаний</w:t>
-            </w:r>
-          </w:p>
-        </w:tc>
-        <w:tc>
-          <w:tcPr>
-            <w:tcW w:w="2409" w:type="dxa"/>
+            <w:tcW w:w="2516" w:type="dxa"/>
+          </w:tcPr>
+          <w:p>
+            <w:pPr>
+              <w:ind w:firstLine="0"/>
+              <w:jc w:val="left"/>
+            </w:pPr>
+            <w:r>
+              <w:rPr>
+                <w:sz w:val="24"/>
+              </w:rPr>
+              <w:t>обновление знаний</w:t>
+            </w:r>
+          </w:p>
+        </w:tc>
+        <w:tc>
+          <w:tcPr>
+            <w:tcW w:w="2516" w:type="dxa"/>
           </w:tcPr>
           <w:p>
             <w:pPr>
@@ -5259,7 +5230,7 @@
         </w:tc>
         <w:tc>
           <w:tcPr>
-            <w:tcW w:w="2409" w:type="dxa"/>
+            <w:tcW w:w="2516" w:type="dxa"/>
           </w:tcPr>
           <w:p>
             <w:pPr>
@@ -5276,7 +5247,7 @@
         </w:tc>
         <w:tc>
           <w:tcPr>
-            <w:tcW w:w="2409" w:type="dxa"/>
+            <w:tcW w:w="2516" w:type="dxa"/>
           </w:tcPr>
           <w:p>
             <w:pPr>
@@ -5295,7 +5266,7 @@
       <w:tr>
         <w:tc>
           <w:tcPr>
-            <w:tcW w:w="2409" w:type="dxa"/>
+            <w:tcW w:w="2516" w:type="dxa"/>
           </w:tcPr>
           <w:p>
             <w:pPr>
@@ -5312,7 +5283,7 @@
         </w:tc>
         <w:tc>
           <w:tcPr>
-            <w:tcW w:w="2409" w:type="dxa"/>
+            <w:tcW w:w="2516" w:type="dxa"/>
           </w:tcPr>
           <w:p>
             <w:pPr>
@@ -5329,7 +5300,7 @@
         </w:tc>
         <w:tc>
           <w:tcPr>
-            <w:tcW w:w="2409" w:type="dxa"/>
+            <w:tcW w:w="2516" w:type="dxa"/>
           </w:tcPr>
           <w:p>
             <w:pPr>
@@ -5346,7 +5317,7 @@
         </w:tc>
         <w:tc>
           <w:tcPr>
-            <w:tcW w:w="2409" w:type="dxa"/>
+            <w:tcW w:w="2516" w:type="dxa"/>
           </w:tcPr>
           <w:p>
             <w:pPr>
@@ -5365,7 +5336,7 @@
       <w:tr>
         <w:tc>
           <w:tcPr>
-            <w:tcW w:w="2409" w:type="dxa"/>
+            <w:tcW w:w="2516" w:type="dxa"/>
           </w:tcPr>
           <w:p>
             <w:pPr>
@@ -5382,7 +5353,7 @@
         </w:tc>
         <w:tc>
           <w:tcPr>
-            <w:tcW w:w="2409" w:type="dxa"/>
+            <w:tcW w:w="2516" w:type="dxa"/>
           </w:tcPr>
           <w:p>
             <w:pPr>
@@ -5399,7 +5370,7 @@
         </w:tc>
         <w:tc>
           <w:tcPr>
-            <w:tcW w:w="2409" w:type="dxa"/>
+            <w:tcW w:w="2516" w:type="dxa"/>
           </w:tcPr>
           <w:p>
             <w:pPr>
@@ -5416,7 +5387,7 @@
         </w:tc>
         <w:tc>
           <w:tcPr>
-            <w:tcW w:w="2409" w:type="dxa"/>
+            <w:tcW w:w="2516" w:type="dxa"/>
           </w:tcPr>
           <w:p>
             <w:pPr>
@@ -5435,7 +5406,7 @@
       <w:tr>
         <w:tc>
           <w:tcPr>
-            <w:tcW w:w="2409" w:type="dxa"/>
+            <w:tcW w:w="2516" w:type="dxa"/>
           </w:tcPr>
           <w:p>
             <w:pPr>
@@ -5452,7 +5423,7 @@
         </w:tc>
         <w:tc>
           <w:tcPr>
-            <w:tcW w:w="2409" w:type="dxa"/>
+            <w:tcW w:w="2516" w:type="dxa"/>
           </w:tcPr>
           <w:p>
             <w:pPr>
@@ -5469,7 +5440,7 @@
         </w:tc>
         <w:tc>
           <w:tcPr>
-            <w:tcW w:w="2409" w:type="dxa"/>
+            <w:tcW w:w="2516" w:type="dxa"/>
           </w:tcPr>
           <w:p>
             <w:pPr>
@@ -5486,7 +5457,7 @@
         </w:tc>
         <w:tc>
           <w:tcPr>
-            <w:tcW w:w="2409" w:type="dxa"/>
+            <w:tcW w:w="2516" w:type="dxa"/>
           </w:tcPr>
           <w:p>
             <w:pPr>
@@ -5505,24 +5476,30 @@
       <w:tr>
         <w:tc>
           <w:tcPr>
-            <w:tcW w:w="2409" w:type="dxa"/>
-          </w:tcPr>
-          <w:p>
-            <w:pPr>
-              <w:ind w:firstLine="0"/>
-              <w:jc w:val="left"/>
-            </w:pPr>
-            <w:r>
-              <w:rPr>
-                <w:sz w:val="24"/>
-              </w:rPr>
-              <w:t>по одному сообщению пользователя</w:t>
-            </w:r>
-          </w:p>
-        </w:tc>
-        <w:tc>
-          <w:tcPr>
-            <w:tcW w:w="2409" w:type="dxa"/>
+            <w:tcW w:w="2516" w:type="dxa"/>
+          </w:tcPr>
+          <w:p>
+            <w:pPr>
+              <w:ind w:firstLine="0"/>
+              <w:jc w:val="left"/>
+            </w:pPr>
+            <w:r>
+              <w:rPr>
+                <w:sz w:val="24"/>
+              </w:rPr>
+              <w:t xml:space="preserve">по </w:t>
+            </w:r>
+            <w:r>
+              <w:rPr>
+                <w:sz w:val="24"/>
+              </w:rPr>
+              <w:t>одному сообщению пользователя</w:t>
+            </w:r>
+          </w:p>
+        </w:tc>
+        <w:tc>
+          <w:tcPr>
+            <w:tcW w:w="2516" w:type="dxa"/>
           </w:tcPr>
           <w:p>
             <w:pPr>
@@ -5539,7 +5516,7 @@
         </w:tc>
         <w:tc>
           <w:tcPr>
-            <w:tcW w:w="2409" w:type="dxa"/>
+            <w:tcW w:w="2516" w:type="dxa"/>
           </w:tcPr>
           <w:p>
             <w:pPr>
@@ -5556,7 +5533,7 @@
         </w:tc>
         <w:tc>
           <w:tcPr>
-            <w:tcW w:w="2409" w:type="dxa"/>
+            <w:tcW w:w="2516" w:type="dxa"/>
           </w:tcPr>
           <w:p>
             <w:pPr>
@@ -5575,7 +5552,7 @@
       <w:tr>
         <w:tc>
           <w:tcPr>
-            <w:tcW w:w="2409" w:type="dxa"/>
+            <w:tcW w:w="2516" w:type="dxa"/>
           </w:tcPr>
           <w:p>
             <w:pPr>
@@ -5592,7 +5569,7 @@
         </w:tc>
         <w:tc>
           <w:tcPr>
-            <w:tcW w:w="2409" w:type="dxa"/>
+            <w:tcW w:w="2516" w:type="dxa"/>
           </w:tcPr>
           <w:p>
             <w:pPr>
@@ -5609,7 +5586,7 @@
         </w:tc>
         <w:tc>
           <w:tcPr>
-            <w:tcW w:w="2409" w:type="dxa"/>
+            <w:tcW w:w="2516" w:type="dxa"/>
           </w:tcPr>
           <w:p>
             <w:pPr>
@@ -5626,7 +5603,7 @@
         </w:tc>
         <w:tc>
           <w:tcPr>
-            <w:tcW w:w="2409" w:type="dxa"/>
+            <w:tcW w:w="2516" w:type="dxa"/>
           </w:tcPr>
           <w:p>
             <w:pPr>
@@ -5662,7 +5639,7 @@
     <w:tbl>
       <w:tblPr>
         <w:tblStyle w:val="aff0"/>
-        <w:tblW w:w="9531" w:type="dxa"/>
+        <w:tblW w:w="9955" w:type="dxa"/>
         <w:tblInd w:w="108" w:type="dxa"/>
         <w:tblCellMar>
           <w:left w:w="56" w:type="dxa"/>
@@ -5671,15 +5648,15 @@
         <w:tblLook w:val="04A0" w:firstRow="1" w:lastRow="0" w:firstColumn="1" w:lastColumn="0" w:noHBand="0" w:noVBand="1"/>
       </w:tblPr>
       <w:tblGrid>
-        <w:gridCol w:w="2381"/>
-        <w:gridCol w:w="2383"/>
-        <w:gridCol w:w="2386"/>
-        <w:gridCol w:w="2381"/>
+        <w:gridCol w:w="2487"/>
+        <w:gridCol w:w="2489"/>
+        <w:gridCol w:w="2492"/>
+        <w:gridCol w:w="2487"/>
       </w:tblGrid>
       <w:tr>
         <w:tc>
           <w:tcPr>
-            <w:tcW w:w="2409" w:type="dxa"/>
+            <w:tcW w:w="2516" w:type="dxa"/>
           </w:tcPr>
           <w:p>
             <w:pPr>
@@ -5697,7 +5674,7 @@
         </w:tc>
         <w:tc>
           <w:tcPr>
-            <w:tcW w:w="2409" w:type="dxa"/>
+            <w:tcW w:w="2516" w:type="dxa"/>
           </w:tcPr>
           <w:p>
             <w:pPr>
@@ -5715,7 +5692,7 @@
         </w:tc>
         <w:tc>
           <w:tcPr>
-            <w:tcW w:w="2409" w:type="dxa"/>
+            <w:tcW w:w="2516" w:type="dxa"/>
           </w:tcPr>
           <w:p>
             <w:pPr>
@@ -5733,7 +5710,7 @@
         </w:tc>
         <w:tc>
           <w:tcPr>
-            <w:tcW w:w="2409" w:type="dxa"/>
+            <w:tcW w:w="2516" w:type="dxa"/>
           </w:tcPr>
           <w:p>
             <w:pPr>
@@ -5745,7 +5722,14 @@
                 <w:b/>
                 <w:sz w:val="24"/>
               </w:rPr>
-              <w:t>Доля верных</w:t>
+              <w:t xml:space="preserve">Доля </w:t>
+            </w:r>
+            <w:r>
+              <w:rPr>
+                <w:b/>
+                <w:sz w:val="24"/>
+              </w:rPr>
+              <w:t>верных</w:t>
             </w:r>
           </w:p>
         </w:tc>
@@ -5753,7 +5737,7 @@
       <w:tr>
         <w:tc>
           <w:tcPr>
-            <w:tcW w:w="2409" w:type="dxa"/>
+            <w:tcW w:w="2516" w:type="dxa"/>
           </w:tcPr>
           <w:p>
             <w:pPr>
@@ -5770,7 +5754,7 @@
         </w:tc>
         <w:tc>
           <w:tcPr>
-            <w:tcW w:w="2409" w:type="dxa"/>
+            <w:tcW w:w="2516" w:type="dxa"/>
           </w:tcPr>
           <w:p>
             <w:pPr>
@@ -5787,7 +5771,7 @@
         </w:tc>
         <w:tc>
           <w:tcPr>
-            <w:tcW w:w="2409" w:type="dxa"/>
+            <w:tcW w:w="2516" w:type="dxa"/>
           </w:tcPr>
           <w:p>
             <w:pPr>
@@ -5804,7 +5788,7 @@
         </w:tc>
         <w:tc>
           <w:tcPr>
-            <w:tcW w:w="2409" w:type="dxa"/>
+            <w:tcW w:w="2516" w:type="dxa"/>
           </w:tcPr>
           <w:p>
             <w:pPr>
@@ -5823,7 +5807,7 @@
       <w:tr>
         <w:tc>
           <w:tcPr>
-            <w:tcW w:w="2409" w:type="dxa"/>
+            <w:tcW w:w="2516" w:type="dxa"/>
           </w:tcPr>
           <w:p>
             <w:pPr>
@@ -5840,7 +5824,7 @@
         </w:tc>
         <w:tc>
           <w:tcPr>
-            <w:tcW w:w="2409" w:type="dxa"/>
+            <w:tcW w:w="2516" w:type="dxa"/>
           </w:tcPr>
           <w:p>
             <w:pPr>
@@ -5857,7 +5841,7 @@
         </w:tc>
         <w:tc>
           <w:tcPr>
-            <w:tcW w:w="2409" w:type="dxa"/>
+            <w:tcW w:w="2516" w:type="dxa"/>
           </w:tcPr>
           <w:p>
             <w:pPr>
@@ -5874,7 +5858,7 @@
         </w:tc>
         <w:tc>
           <w:tcPr>
-            <w:tcW w:w="2409" w:type="dxa"/>
+            <w:tcW w:w="2516" w:type="dxa"/>
           </w:tcPr>
           <w:p>
             <w:pPr>
@@ -5893,7 +5877,7 @@
       <w:tr>
         <w:tc>
           <w:tcPr>
-            <w:tcW w:w="2409" w:type="dxa"/>
+            <w:tcW w:w="2516" w:type="dxa"/>
           </w:tcPr>
           <w:p>
             <w:pPr>
@@ -5910,7 +5894,7 @@
         </w:tc>
         <w:tc>
           <w:tcPr>
-            <w:tcW w:w="2409" w:type="dxa"/>
+            <w:tcW w:w="2516" w:type="dxa"/>
           </w:tcPr>
           <w:p>
             <w:pPr>
@@ -5927,7 +5911,7 @@
         </w:tc>
         <w:tc>
           <w:tcPr>
-            <w:tcW w:w="2409" w:type="dxa"/>
+            <w:tcW w:w="2516" w:type="dxa"/>
           </w:tcPr>
           <w:p>
             <w:pPr>
@@ -5944,7 +5928,7 @@
         </w:tc>
         <w:tc>
           <w:tcPr>
-            <w:tcW w:w="2409" w:type="dxa"/>
+            <w:tcW w:w="2516" w:type="dxa"/>
           </w:tcPr>
           <w:p>
             <w:pPr>
@@ -5963,7 +5947,7 @@
       <w:tr>
         <w:tc>
           <w:tcPr>
-            <w:tcW w:w="2409" w:type="dxa"/>
+            <w:tcW w:w="2516" w:type="dxa"/>
           </w:tcPr>
           <w:p>
             <w:pPr>
@@ -5980,7 +5964,7 @@
         </w:tc>
         <w:tc>
           <w:tcPr>
-            <w:tcW w:w="2409" w:type="dxa"/>
+            <w:tcW w:w="2516" w:type="dxa"/>
           </w:tcPr>
           <w:p>
             <w:pPr>
@@ -5997,7 +5981,7 @@
         </w:tc>
         <w:tc>
           <w:tcPr>
-            <w:tcW w:w="2409" w:type="dxa"/>
+            <w:tcW w:w="2516" w:type="dxa"/>
           </w:tcPr>
           <w:p>
             <w:pPr>
@@ -6014,7 +5998,7 @@
         </w:tc>
         <w:tc>
           <w:tcPr>
-            <w:tcW w:w="2409" w:type="dxa"/>
+            <w:tcW w:w="2516" w:type="dxa"/>
           </w:tcPr>
           <w:p>
             <w:pPr>
@@ -6044,10 +6028,10 @@
         <w:t>s</w:t>
       </w:r>
       <w:r>
-        <w:t>; такие клетки не засчитаны ни как верные, ни как невер</w:t>
-      </w:r>
-      <w:r>
-        <w:t xml:space="preserve">ные, и в таблице они вынесены отдельным столбцом. Второе: вопросы о предпочтениях дали ноль на всех вариантах в прогоне </w:t>
+        <w:t>; такие клетки не засчитаны ни как верные, ни как неверные, и в таблице они вынесены отдельным столбцом. Второе: вопросы о предпочтениях дал</w:t>
+      </w:r>
+      <w:r>
+        <w:t xml:space="preserve">и ноль на всех вариантах в прогоне </w:t>
       </w:r>
       <w:r>
         <w:rPr>
@@ -6057,14 +6041,10 @@
         <w:t>oracle-50-1</w:t>
       </w:r>
       <w:r>
-        <w:t>, то есть этот тип вопросов нашим стендом пока не измеряется. Третье: замер не финальный, разница между графом и плоским журн</w:t>
-      </w:r>
-      <w:r>
-        <w:t xml:space="preserve">алом </w:t>
-      </w:r>
-      <w:r>
-        <w:lastRenderedPageBreak/>
-        <w:t>лежит внутри шума, и именно поэтому в основном тексте не делается вывода о превосходстве графа.</w:t>
+        <w:t>, то есть этот тип вопросов нашим стендом пока не измеряется. Третье: замер не финальный, разница между графом и плоским журналом лежит внутри шума, и именно поэтому в основном тексте не делается вывода о прево</w:t>
+      </w:r>
+      <w:r>
+        <w:t>сходстве графа.</w:t>
       </w:r>
     </w:p>
     <w:p>
@@ -6077,7 +6057,7 @@
         <w:pStyle w:val="1"/>
         <w:jc w:val="right"/>
       </w:pPr>
-      <w:bookmarkStart w:id="23" w:name="_Toc241011385"/>
+      <w:bookmarkStart w:id="23" w:name="_Toc241017365"/>
       <w:r>
         <w:rPr>
           <w:rFonts w:ascii="Times New Roman" w:hAnsi="Times New Roman"/>
@@ -6090,7 +6070,7 @@
     <w:tbl>
       <w:tblPr>
         <w:tblStyle w:val="aff0"/>
-        <w:tblW w:w="9531" w:type="dxa"/>
+        <w:tblW w:w="9955" w:type="dxa"/>
         <w:tblInd w:w="108" w:type="dxa"/>
         <w:tblCellMar>
           <w:left w:w="56" w:type="dxa"/>
@@ -6099,15 +6079,15 @@
         <w:tblLook w:val="04A0" w:firstRow="1" w:lastRow="0" w:firstColumn="1" w:lastColumn="0" w:noHBand="0" w:noVBand="1"/>
       </w:tblPr>
       <w:tblGrid>
-        <w:gridCol w:w="2372"/>
-        <w:gridCol w:w="2378"/>
-        <w:gridCol w:w="2386"/>
-        <w:gridCol w:w="2395"/>
+        <w:gridCol w:w="2478"/>
+        <w:gridCol w:w="2485"/>
+        <w:gridCol w:w="2492"/>
+        <w:gridCol w:w="2500"/>
       </w:tblGrid>
       <w:tr>
         <w:tc>
           <w:tcPr>
-            <w:tcW w:w="2409" w:type="dxa"/>
+            <w:tcW w:w="2516" w:type="dxa"/>
           </w:tcPr>
           <w:p>
             <w:pPr>
@@ -6125,7 +6105,7 @@
         </w:tc>
         <w:tc>
           <w:tcPr>
-            <w:tcW w:w="2409" w:type="dxa"/>
+            <w:tcW w:w="2516" w:type="dxa"/>
           </w:tcPr>
           <w:p>
             <w:pPr>
@@ -6143,7 +6123,7 @@
         </w:tc>
         <w:tc>
           <w:tcPr>
-            <w:tcW w:w="2409" w:type="dxa"/>
+            <w:tcW w:w="2516" w:type="dxa"/>
           </w:tcPr>
           <w:p>
             <w:pPr>
@@ -6161,7 +6141,7 @@
         </w:tc>
         <w:tc>
           <w:tcPr>
-            <w:tcW w:w="2409" w:type="dxa"/>
+            <w:tcW w:w="2516" w:type="dxa"/>
           </w:tcPr>
           <w:p>
             <w:pPr>
@@ -6181,7 +6161,7 @@
       <w:tr>
         <w:tc>
           <w:tcPr>
-            <w:tcW w:w="2409" w:type="dxa"/>
+            <w:tcW w:w="2516" w:type="dxa"/>
           </w:tcPr>
           <w:p>
             <w:pPr>
@@ -6198,7 +6178,7 @@
         </w:tc>
         <w:tc>
           <w:tcPr>
-            <w:tcW w:w="2409" w:type="dxa"/>
+            <w:tcW w:w="2516" w:type="dxa"/>
           </w:tcPr>
           <w:p>
             <w:pPr>
@@ -6215,7 +6195,7 @@
         </w:tc>
         <w:tc>
           <w:tcPr>
-            <w:tcW w:w="2409" w:type="dxa"/>
+            <w:tcW w:w="2516" w:type="dxa"/>
           </w:tcPr>
           <w:p>
             <w:pPr>
@@ -6232,7 +6212,7 @@
         </w:tc>
         <w:tc>
           <w:tcPr>
-            <w:tcW w:w="2409" w:type="dxa"/>
+            <w:tcW w:w="2516" w:type="dxa"/>
           </w:tcPr>
           <w:p>
             <w:pPr>
@@ -6251,7 +6231,7 @@
       <w:tr>
         <w:tc>
           <w:tcPr>
-            <w:tcW w:w="2409" w:type="dxa"/>
+            <w:tcW w:w="2516" w:type="dxa"/>
           </w:tcPr>
           <w:p>
             <w:pPr>
@@ -6268,7 +6248,7 @@
         </w:tc>
         <w:tc>
           <w:tcPr>
-            <w:tcW w:w="2409" w:type="dxa"/>
+            <w:tcW w:w="2516" w:type="dxa"/>
           </w:tcPr>
           <w:p>
             <w:pPr>
@@ -6285,7 +6265,7 @@
         </w:tc>
         <w:tc>
           <w:tcPr>
-            <w:tcW w:w="2409" w:type="dxa"/>
+            <w:tcW w:w="2516" w:type="dxa"/>
           </w:tcPr>
           <w:p>
             <w:pPr>
@@ -6302,24 +6282,18 @@
         </w:tc>
         <w:tc>
           <w:tcPr>
-            <w:tcW w:w="2409" w:type="dxa"/>
-          </w:tcPr>
-          <w:p>
-            <w:pPr>
-              <w:ind w:firstLine="0"/>
-              <w:jc w:val="left"/>
-            </w:pPr>
-            <w:r>
-              <w:rPr>
-                <w:sz w:val="24"/>
-              </w:rPr>
-              <w:t xml:space="preserve">развёрнуто, в рабочем режиме +27,0 процента </w:t>
-            </w:r>
-            <w:r>
-              <w:rPr>
-                <w:sz w:val="24"/>
-              </w:rPr>
-              <w:t>(хуже)</w:t>
+            <w:tcW w:w="2516" w:type="dxa"/>
+          </w:tcPr>
+          <w:p>
+            <w:pPr>
+              <w:ind w:firstLine="0"/>
+              <w:jc w:val="left"/>
+            </w:pPr>
+            <w:r>
+              <w:rPr>
+                <w:sz w:val="24"/>
+              </w:rPr>
+              <w:t>развёрнуто, в рабочем режиме +27,0 процента (хуже)</w:t>
             </w:r>
           </w:p>
         </w:tc>
@@ -6327,7 +6301,7 @@
       <w:tr>
         <w:tc>
           <w:tcPr>
-            <w:tcW w:w="2409" w:type="dxa"/>
+            <w:tcW w:w="2516" w:type="dxa"/>
           </w:tcPr>
           <w:p>
             <w:pPr>
@@ -6344,7 +6318,7 @@
         </w:tc>
         <w:tc>
           <w:tcPr>
-            <w:tcW w:w="2409" w:type="dxa"/>
+            <w:tcW w:w="2516" w:type="dxa"/>
           </w:tcPr>
           <w:p>
             <w:pPr>
@@ -6361,7 +6335,7 @@
         </w:tc>
         <w:tc>
           <w:tcPr>
-            <w:tcW w:w="2409" w:type="dxa"/>
+            <w:tcW w:w="2516" w:type="dxa"/>
           </w:tcPr>
           <w:p>
             <w:pPr>
@@ -6378,7 +6352,7 @@
         </w:tc>
         <w:tc>
           <w:tcPr>
-            <w:tcW w:w="2409" w:type="dxa"/>
+            <w:tcW w:w="2516" w:type="dxa"/>
           </w:tcPr>
           <w:p>
             <w:pPr>
@@ -6397,7 +6371,7 @@
       <w:tr>
         <w:tc>
           <w:tcPr>
-            <w:tcW w:w="2409" w:type="dxa"/>
+            <w:tcW w:w="2516" w:type="dxa"/>
           </w:tcPr>
           <w:p>
             <w:pPr>
@@ -6414,7 +6388,7 @@
         </w:tc>
         <w:tc>
           <w:tcPr>
-            <w:tcW w:w="2409" w:type="dxa"/>
+            <w:tcW w:w="2516" w:type="dxa"/>
           </w:tcPr>
           <w:p>
             <w:pPr>
@@ -6431,7 +6405,7 @@
         </w:tc>
         <w:tc>
           <w:tcPr>
-            <w:tcW w:w="2409" w:type="dxa"/>
+            <w:tcW w:w="2516" w:type="dxa"/>
           </w:tcPr>
           <w:p>
             <w:pPr>
@@ -6448,18 +6422,24 @@
         </w:tc>
         <w:tc>
           <w:tcPr>
-            <w:tcW w:w="2409" w:type="dxa"/>
-          </w:tcPr>
-          <w:p>
-            <w:pPr>
-              <w:ind w:firstLine="0"/>
-              <w:jc w:val="left"/>
-            </w:pPr>
-            <w:r>
-              <w:rPr>
-                <w:sz w:val="24"/>
-              </w:rPr>
-              <w:t>отказ по доказательствам</w:t>
+            <w:tcW w:w="2516" w:type="dxa"/>
+          </w:tcPr>
+          <w:p>
+            <w:pPr>
+              <w:ind w:firstLine="0"/>
+              <w:jc w:val="left"/>
+            </w:pPr>
+            <w:r>
+              <w:rPr>
+                <w:sz w:val="24"/>
+              </w:rPr>
+              <w:t xml:space="preserve">отказ по </w:t>
+            </w:r>
+            <w:r>
+              <w:rPr>
+                <w:sz w:val="24"/>
+              </w:rPr>
+              <w:t>доказательствам</w:t>
             </w:r>
           </w:p>
         </w:tc>
@@ -6467,7 +6447,7 @@
       <w:tr>
         <w:tc>
           <w:tcPr>
-            <w:tcW w:w="2409" w:type="dxa"/>
+            <w:tcW w:w="2516" w:type="dxa"/>
           </w:tcPr>
           <w:p>
             <w:pPr>
@@ -6484,7 +6464,7 @@
         </w:tc>
         <w:tc>
           <w:tcPr>
-            <w:tcW w:w="2409" w:type="dxa"/>
+            <w:tcW w:w="2516" w:type="dxa"/>
           </w:tcPr>
           <w:p>
             <w:pPr>
@@ -6501,7 +6481,7 @@
         </w:tc>
         <w:tc>
           <w:tcPr>
-            <w:tcW w:w="2409" w:type="dxa"/>
+            <w:tcW w:w="2516" w:type="dxa"/>
           </w:tcPr>
           <w:p>
             <w:pPr>
@@ -6518,7 +6498,7 @@
         </w:tc>
         <w:tc>
           <w:tcPr>
-            <w:tcW w:w="2409" w:type="dxa"/>
+            <w:tcW w:w="2516" w:type="dxa"/>
           </w:tcPr>
           <w:p>
             <w:pPr>
@@ -6537,7 +6517,7 @@
       <w:tr>
         <w:tc>
           <w:tcPr>
-            <w:tcW w:w="2409" w:type="dxa"/>
+            <w:tcW w:w="2516" w:type="dxa"/>
           </w:tcPr>
           <w:p>
             <w:pPr>
@@ -6554,7 +6534,7 @@
         </w:tc>
         <w:tc>
           <w:tcPr>
-            <w:tcW w:w="2409" w:type="dxa"/>
+            <w:tcW w:w="2516" w:type="dxa"/>
           </w:tcPr>
           <w:p>
             <w:pPr>
@@ -6571,7 +6551,7 @@
         </w:tc>
         <w:tc>
           <w:tcPr>
-            <w:tcW w:w="2409" w:type="dxa"/>
+            <w:tcW w:w="2516" w:type="dxa"/>
           </w:tcPr>
           <w:p>
             <w:pPr>
@@ -6588,7 +6568,7 @@
         </w:tc>
         <w:tc>
           <w:tcPr>
-            <w:tcW w:w="2409" w:type="dxa"/>
+            <w:tcW w:w="2516" w:type="dxa"/>
           </w:tcPr>
           <w:p>
             <w:pPr>
@@ -6607,7 +6587,7 @@
       <w:tr>
         <w:tc>
           <w:tcPr>
-            <w:tcW w:w="2409" w:type="dxa"/>
+            <w:tcW w:w="2516" w:type="dxa"/>
           </w:tcPr>
           <w:p>
             <w:pPr>
@@ -6624,7 +6604,7 @@
         </w:tc>
         <w:tc>
           <w:tcPr>
-            <w:tcW w:w="2409" w:type="dxa"/>
+            <w:tcW w:w="2516" w:type="dxa"/>
           </w:tcPr>
           <w:p>
             <w:pPr>
@@ -6641,7 +6621,7 @@
         </w:tc>
         <w:tc>
           <w:tcPr>
-            <w:tcW w:w="2409" w:type="dxa"/>
+            <w:tcW w:w="2516" w:type="dxa"/>
           </w:tcPr>
           <w:p>
             <w:pPr>
@@ -6658,24 +6638,18 @@
         </w:tc>
         <w:tc>
           <w:tcPr>
-            <w:tcW w:w="2409" w:type="dxa"/>
-          </w:tcPr>
-          <w:p>
-            <w:pPr>
-              <w:ind w:firstLine="0"/>
-              <w:jc w:val="left"/>
-            </w:pPr>
-            <w:r>
-              <w:rPr>
-                <w:sz w:val="24"/>
-              </w:rPr>
-              <w:t xml:space="preserve">развёрнуто по одному прогону (минус 3,4), при </w:t>
-            </w:r>
-            <w:r>
-              <w:rPr>
-                <w:sz w:val="24"/>
-              </w:rPr>
-              <w:t>трёх прогонах +4,0</w:t>
+            <w:tcW w:w="2516" w:type="dxa"/>
+          </w:tcPr>
+          <w:p>
+            <w:pPr>
+              <w:ind w:firstLine="0"/>
+              <w:jc w:val="left"/>
+            </w:pPr>
+            <w:r>
+              <w:rPr>
+                <w:sz w:val="24"/>
+              </w:rPr>
+              <w:t>развёрнуто по одному прогону (минус 3,4), при трёх прогонах +4,0</w:t>
             </w:r>
           </w:p>
         </w:tc>
@@ -6683,7 +6657,7 @@
       <w:tr>
         <w:tc>
           <w:tcPr>
-            <w:tcW w:w="2409" w:type="dxa"/>
+            <w:tcW w:w="2516" w:type="dxa"/>
           </w:tcPr>
           <w:p>
             <w:pPr>
@@ -6700,7 +6674,7 @@
         </w:tc>
         <w:tc>
           <w:tcPr>
-            <w:tcW w:w="2409" w:type="dxa"/>
+            <w:tcW w:w="2516" w:type="dxa"/>
           </w:tcPr>
           <w:p>
             <w:pPr>
@@ -6717,7 +6691,7 @@
         </w:tc>
         <w:tc>
           <w:tcPr>
-            <w:tcW w:w="2409" w:type="dxa"/>
+            <w:tcW w:w="2516" w:type="dxa"/>
           </w:tcPr>
           <w:p>
             <w:pPr>
@@ -6734,7 +6708,7 @@
         </w:tc>
         <w:tc>
           <w:tcPr>
-            <w:tcW w:w="2409" w:type="dxa"/>
+            <w:tcW w:w="2516" w:type="dxa"/>
           </w:tcPr>
           <w:p>
             <w:pPr>
@@ -6753,7 +6727,7 @@
       <w:tr>
         <w:tc>
           <w:tcPr>
-            <w:tcW w:w="2409" w:type="dxa"/>
+            <w:tcW w:w="2516" w:type="dxa"/>
           </w:tcPr>
           <w:p>
             <w:pPr>
@@ -6770,7 +6744,7 @@
         </w:tc>
         <w:tc>
           <w:tcPr>
-            <w:tcW w:w="2409" w:type="dxa"/>
+            <w:tcW w:w="2516" w:type="dxa"/>
           </w:tcPr>
           <w:p>
             <w:pPr>
@@ -6787,7 +6761,7 @@
         </w:tc>
         <w:tc>
           <w:tcPr>
-            <w:tcW w:w="2409" w:type="dxa"/>
+            <w:tcW w:w="2516" w:type="dxa"/>
           </w:tcPr>
           <w:p>
             <w:pPr>
@@ -6804,18 +6778,24 @@
         </w:tc>
         <w:tc>
           <w:tcPr>
-            <w:tcW w:w="2409" w:type="dxa"/>
-          </w:tcPr>
-          <w:p>
-            <w:pPr>
-              <w:ind w:firstLine="0"/>
-              <w:jc w:val="left"/>
-            </w:pPr>
-            <w:r>
-              <w:rPr>
-                <w:sz w:val="24"/>
-              </w:rPr>
-              <w:t>развёрнуто: минус 13,3 на поиске, минус 28,5 на отложенных задачах</w:t>
+            <w:tcW w:w="2516" w:type="dxa"/>
+          </w:tcPr>
+          <w:p>
+            <w:pPr>
+              <w:ind w:firstLine="0"/>
+              <w:jc w:val="left"/>
+            </w:pPr>
+            <w:r>
+              <w:rPr>
+                <w:sz w:val="24"/>
+              </w:rPr>
+              <w:t xml:space="preserve">развёрнуто: минус 13,3 на поиске, </w:t>
+            </w:r>
+            <w:r>
+              <w:rPr>
+                <w:sz w:val="24"/>
+              </w:rPr>
+              <w:t>минус 28,5 на отложенных задачах</w:t>
             </w:r>
           </w:p>
         </w:tc>
@@ -6832,7 +6812,7 @@
         <w:pStyle w:val="1"/>
         <w:jc w:val="right"/>
       </w:pPr>
-      <w:bookmarkStart w:id="24" w:name="_Toc241011386"/>
+      <w:bookmarkStart w:id="24" w:name="_Toc241017366"/>
       <w:r>
         <w:rPr>
           <w:rFonts w:ascii="Times New Roman" w:hAnsi="Times New Roman"/>
@@ -6844,16 +6824,16 @@
     </w:p>
     <w:p>
       <w:r>
-        <w:t xml:space="preserve">Каждое число основного текста опирается на протокол измерения, который сохраняется вместе с </w:t>
-      </w:r>
-      <w:r>
-        <w:t>результатом и остаётся доступным после прогона. Протокол отвечает на три вопроса: что сравнивалось, при каких условиях и чем закончилось.</w:t>
+        <w:t xml:space="preserve">Каждое число основного текста опирается на протокол измерения, который сохраняется вместе с результатом и остаётся доступным после прогона. Протокол отвечает на три вопроса: что </w:t>
+      </w:r>
+      <w:r>
+        <w:t>сравнивалось, при каких условиях и чем закончилось.</w:t>
       </w:r>
     </w:p>
     <w:tbl>
       <w:tblPr>
         <w:tblStyle w:val="aff0"/>
-        <w:tblW w:w="9531" w:type="dxa"/>
+        <w:tblW w:w="9955" w:type="dxa"/>
         <w:tblInd w:w="108" w:type="dxa"/>
         <w:tblCellMar>
           <w:left w:w="56" w:type="dxa"/>
@@ -6862,13 +6842,13 @@
         <w:tblLook w:val="04A0" w:firstRow="1" w:lastRow="0" w:firstColumn="1" w:lastColumn="0" w:noHBand="0" w:noVBand="1"/>
       </w:tblPr>
       <w:tblGrid>
-        <w:gridCol w:w="4764"/>
-        <w:gridCol w:w="4767"/>
+        <w:gridCol w:w="4976"/>
+        <w:gridCol w:w="4979"/>
       </w:tblGrid>
       <w:tr>
         <w:tc>
           <w:tcPr>
-            <w:tcW w:w="4819" w:type="dxa"/>
+            <w:tcW w:w="5031" w:type="dxa"/>
           </w:tcPr>
           <w:p>
             <w:pPr>
@@ -6886,7 +6866,7 @@
         </w:tc>
         <w:tc>
           <w:tcPr>
-            <w:tcW w:w="4819" w:type="dxa"/>
+            <w:tcW w:w="5031" w:type="dxa"/>
           </w:tcPr>
           <w:p>
             <w:pPr>
@@ -6906,7 +6886,7 @@
       <w:tr>
         <w:tc>
           <w:tcPr>
-            <w:tcW w:w="4819" w:type="dxa"/>
+            <w:tcW w:w="5031" w:type="dxa"/>
           </w:tcPr>
           <w:p>
             <w:pPr>
@@ -6923,24 +6903,18 @@
         </w:tc>
         <w:tc>
           <w:tcPr>
-            <w:tcW w:w="4819" w:type="dxa"/>
-          </w:tcPr>
-          <w:p>
-            <w:pPr>
-              <w:ind w:firstLine="0"/>
-              <w:jc w:val="left"/>
-            </w:pPr>
-            <w:r>
-              <w:rPr>
-                <w:sz w:val="24"/>
-              </w:rPr>
-              <w:t>серия из восьми прогонов по зёрнам: приро</w:t>
-            </w:r>
-            <w:r>
-              <w:rPr>
-                <w:sz w:val="24"/>
-              </w:rPr>
-              <w:t>ст измерен в самом мире, отдельно от оценки судьи</w:t>
+            <w:tcW w:w="5031" w:type="dxa"/>
+          </w:tcPr>
+          <w:p>
+            <w:pPr>
+              <w:ind w:firstLine="0"/>
+              <w:jc w:val="left"/>
+            </w:pPr>
+            <w:r>
+              <w:rPr>
+                <w:sz w:val="24"/>
+              </w:rPr>
+              <w:t>серия из восьми прогонов по зёрнам: прирост измерен в самом мире, отдельно от оценки судьи</w:t>
             </w:r>
           </w:p>
         </w:tc>
@@ -6948,24 +6922,30 @@
       <w:tr>
         <w:tc>
           <w:tcPr>
-            <w:tcW w:w="4819" w:type="dxa"/>
-          </w:tcPr>
-          <w:p>
-            <w:pPr>
-              <w:ind w:firstLine="0"/>
-              <w:jc w:val="left"/>
-            </w:pPr>
-            <w:r>
-              <w:rPr>
-                <w:sz w:val="24"/>
-              </w:rPr>
-              <w:t>Сохранение порядка и происхождения (пункт 3.3)</w:t>
-            </w:r>
-          </w:p>
-        </w:tc>
-        <w:tc>
-          <w:tcPr>
-            <w:tcW w:w="4819" w:type="dxa"/>
+            <w:tcW w:w="5031" w:type="dxa"/>
+          </w:tcPr>
+          <w:p>
+            <w:pPr>
+              <w:ind w:firstLine="0"/>
+              <w:jc w:val="left"/>
+            </w:pPr>
+            <w:r>
+              <w:rPr>
+                <w:sz w:val="24"/>
+              </w:rPr>
+              <w:t xml:space="preserve">Сохранение порядка и происхождения </w:t>
+            </w:r>
+            <w:r>
+              <w:rPr>
+                <w:sz w:val="24"/>
+              </w:rPr>
+              <w:t>(пункт 3.3)</w:t>
+            </w:r>
+          </w:p>
+        </w:tc>
+        <w:tc>
+          <w:tcPr>
+            <w:tcW w:w="5031" w:type="dxa"/>
           </w:tcPr>
           <w:p>
             <w:pPr>
@@ -6984,7 +6964,7 @@
       <w:tr>
         <w:tc>
           <w:tcPr>
-            <w:tcW w:w="4819" w:type="dxa"/>
+            <w:tcW w:w="5031" w:type="dxa"/>
           </w:tcPr>
           <w:p>
             <w:pPr>
@@ -7001,24 +6981,18 @@
         </w:tc>
         <w:tc>
           <w:tcPr>
-            <w:tcW w:w="4819" w:type="dxa"/>
-          </w:tcPr>
-          <w:p>
-            <w:pPr>
-              <w:ind w:firstLine="0"/>
-              <w:jc w:val="left"/>
-            </w:pPr>
-            <w:r>
-              <w:rPr>
-                <w:sz w:val="24"/>
-              </w:rPr>
-              <w:t xml:space="preserve">сверка оценки судьи с </w:t>
-            </w:r>
-            <w:r>
-              <w:rPr>
-                <w:sz w:val="24"/>
-              </w:rPr>
-              <w:t>измерением по семи написанным вручную обвязкам</w:t>
+            <w:tcW w:w="5031" w:type="dxa"/>
+          </w:tcPr>
+          <w:p>
+            <w:pPr>
+              <w:ind w:firstLine="0"/>
+              <w:jc w:val="left"/>
+            </w:pPr>
+            <w:r>
+              <w:rPr>
+                <w:sz w:val="24"/>
+              </w:rPr>
+              <w:t>сверка оценки судьи с измерением по семи написанным вручную обвязкам</w:t>
             </w:r>
           </w:p>
         </w:tc>
@@ -7026,7 +7000,7 @@
       <w:tr>
         <w:tc>
           <w:tcPr>
-            <w:tcW w:w="4819" w:type="dxa"/>
+            <w:tcW w:w="5031" w:type="dxa"/>
           </w:tcPr>
           <w:p>
             <w:pPr>
@@ -7043,18 +7017,24 @@
         </w:tc>
         <w:tc>
           <w:tcPr>
-            <w:tcW w:w="4819" w:type="dxa"/>
-          </w:tcPr>
-          <w:p>
-            <w:pPr>
-              <w:ind w:firstLine="0"/>
-              <w:jc w:val="left"/>
-            </w:pPr>
-            <w:r>
-              <w:rPr>
-                <w:sz w:val="24"/>
-              </w:rPr>
-              <w:t>протокол одиннадцати раундов: правила раунда, кандидаты, решение и причина решения</w:t>
+            <w:tcW w:w="5031" w:type="dxa"/>
+          </w:tcPr>
+          <w:p>
+            <w:pPr>
+              <w:ind w:firstLine="0"/>
+              <w:jc w:val="left"/>
+            </w:pPr>
+            <w:r>
+              <w:rPr>
+                <w:sz w:val="24"/>
+              </w:rPr>
+              <w:t>пр</w:t>
+            </w:r>
+            <w:r>
+              <w:rPr>
+                <w:sz w:val="24"/>
+              </w:rPr>
+              <w:t>отокол одиннадцати раундов: правила раунда, кандидаты, решение и причина решения</w:t>
             </w:r>
           </w:p>
         </w:tc>
@@ -7062,7 +7042,7 @@
       <w:tr>
         <w:tc>
           <w:tcPr>
-            <w:tcW w:w="4819" w:type="dxa"/>
+            <w:tcW w:w="5031" w:type="dxa"/>
           </w:tcPr>
           <w:p>
             <w:pPr>
@@ -7079,24 +7059,18 @@
         </w:tc>
         <w:tc>
           <w:tcPr>
-            <w:tcW w:w="4819" w:type="dxa"/>
-          </w:tcPr>
-          <w:p>
-            <w:pPr>
-              <w:ind w:firstLine="0"/>
-              <w:jc w:val="left"/>
-            </w:pPr>
-            <w:r>
-              <w:rPr>
-                <w:sz w:val="24"/>
-              </w:rPr>
-              <w:t xml:space="preserve">отчёты прогонов на публичном наборе: ответы, вердикты </w:t>
-            </w:r>
-            <w:r>
-              <w:rPr>
-                <w:sz w:val="24"/>
-              </w:rPr>
-              <w:t>судьи, доля верных по типам вопросов</w:t>
+            <w:tcW w:w="5031" w:type="dxa"/>
+          </w:tcPr>
+          <w:p>
+            <w:pPr>
+              <w:ind w:firstLine="0"/>
+              <w:jc w:val="left"/>
+            </w:pPr>
+            <w:r>
+              <w:rPr>
+                <w:sz w:val="24"/>
+              </w:rPr>
+              <w:t>отчёты прогонов на публичном наборе: ответы, вердикты судьи, доля верных по типам вопросов</w:t>
             </w:r>
           </w:p>
         </w:tc>
@@ -7104,7 +7078,7 @@
       <w:tr>
         <w:tc>
           <w:tcPr>
-            <w:tcW w:w="4819" w:type="dxa"/>
+            <w:tcW w:w="5031" w:type="dxa"/>
           </w:tcPr>
           <w:p>
             <w:pPr>
@@ -7121,18 +7095,24 @@
         </w:tc>
         <w:tc>
           <w:tcPr>
-            <w:tcW w:w="4819" w:type="dxa"/>
-          </w:tcPr>
-          <w:p>
-            <w:pPr>
-              <w:ind w:firstLine="0"/>
-              <w:jc w:val="left"/>
-            </w:pPr>
-            <w:r>
-              <w:rPr>
-                <w:sz w:val="24"/>
-              </w:rPr>
-              <w:t>журнал организации: роли, предложения, решения, пакеты изменений и причины остановок</w:t>
+            <w:tcW w:w="5031" w:type="dxa"/>
+          </w:tcPr>
+          <w:p>
+            <w:pPr>
+              <w:ind w:firstLine="0"/>
+              <w:jc w:val="left"/>
+            </w:pPr>
+            <w:r>
+              <w:rPr>
+                <w:sz w:val="24"/>
+              </w:rPr>
+              <w:t>журнал организации: роли, предл</w:t>
+            </w:r>
+            <w:r>
+              <w:rPr>
+                <w:sz w:val="24"/>
+              </w:rPr>
+              <w:t>ожения, решения, пакеты изменений и причины остановок</w:t>
             </w:r>
           </w:p>
         </w:tc>
@@ -7140,7 +7120,7 @@
       <w:tr>
         <w:tc>
           <w:tcPr>
-            <w:tcW w:w="4819" w:type="dxa"/>
+            <w:tcW w:w="5031" w:type="dxa"/>
           </w:tcPr>
           <w:p>
             <w:pPr>
@@ -7157,24 +7137,18 @@
         </w:tc>
         <w:tc>
           <w:tcPr>
-            <w:tcW w:w="4819" w:type="dxa"/>
-          </w:tcPr>
-          <w:p>
-            <w:pPr>
-              <w:ind w:firstLine="0"/>
-              <w:jc w:val="left"/>
-            </w:pPr>
-            <w:r>
-              <w:rPr>
-                <w:sz w:val="24"/>
-              </w:rPr>
-              <w:t>отдельный опыт, в котором шаг мира подменён функцией, обязанной возбуд</w:t>
-            </w:r>
-            <w:r>
-              <w:rPr>
-                <w:sz w:val="24"/>
-              </w:rPr>
-              <w:t>ить исключение</w:t>
+            <w:tcW w:w="5031" w:type="dxa"/>
+          </w:tcPr>
+          <w:p>
+            <w:pPr>
+              <w:ind w:firstLine="0"/>
+              <w:jc w:val="left"/>
+            </w:pPr>
+            <w:r>
+              <w:rPr>
+                <w:sz w:val="24"/>
+              </w:rPr>
+              <w:t>отдельный опыт, в котором шаг мира подменён функцией, обязанной возбудить исключение</w:t>
             </w:r>
           </w:p>
         </w:tc>
@@ -7183,10 +7157,10 @@
     <w:p/>
     <w:p>
       <w:r>
-        <w:t>Часть протоколов воспроизводима: серию по зёрнам, замер памяти и раунды поиска можно повторить и получить те же числа. Протоколы живого цикла остаются историей: их нельзя переиграть заново, потому что в них участвовали роли и внешние модел</w:t>
-      </w:r>
-      <w:r>
-        <w:t>и в реальном времени, поэтому они и хранятся записями, а не пересказом.</w:t>
+        <w:t xml:space="preserve">Часть протоколов воспроизводима: серию по зёрнам, замер памяти и раунды </w:t>
+      </w:r>
+      <w:r>
+        <w:t>поиска можно повторить и получить те же числа. Протоколы живого цикла остаются историей: их нельзя переиграть заново, потому что в них участвовали роли и внешние модели в реальном времени, поэтому они и хранятся записями, а не пересказом.</w:t>
       </w:r>
     </w:p>
     <w:p>
@@ -7199,13 +7173,19 @@
         <w:pStyle w:val="1"/>
         <w:jc w:val="right"/>
       </w:pPr>
-      <w:bookmarkStart w:id="25" w:name="_Toc241011387"/>
+      <w:bookmarkStart w:id="25" w:name="_Toc241017367"/>
       <w:r>
         <w:rPr>
           <w:rFonts w:ascii="Times New Roman" w:hAnsi="Times New Roman"/>
         </w:rPr>
         <w:lastRenderedPageBreak/>
-        <w:t>Приложение Г. Рисунки панели управления</w:t>
+        <w:t>Приложение Г. Р</w:t>
+      </w:r>
+      <w:r>
+        <w:rPr>
+          <w:rFonts w:ascii="Times New Roman" w:hAnsi="Times New Roman"/>
+        </w:rPr>
+        <w:t>исунки панели управления</w:t>
       </w:r>
       <w:bookmarkEnd w:id="25"/>
     </w:p>
@@ -7312,10 +7292,7 @@
     </w:p>
     <w:p>
       <w:r>
-        <w:t>Рисунок Г.2. Лента организации: предложения исследователя,</w:t>
-      </w:r>
-      <w:r>
-        <w:t xml:space="preserve"> решение менеджера, созданные рабочие копии, пакеты изменений и причины остановок.</w:t>
+        <w:t>Рисунок Г.2. Лента организации: предложения исследователя, решение менеджера, созданные рабочие копии, пакеты изменений и причины остановок.</w:t>
       </w:r>
     </w:p>
     <w:p>
@@ -7368,7 +7345,10 @@
     </w:p>
     <w:p>
       <w:r>
-        <w:t>Рисунок Г.3. Раздел памяти: сравнение видов памяти на публичном наборе и честное состояние замера.</w:t>
+        <w:t>Рису</w:t>
+      </w:r>
+      <w:r>
+        <w:t>нок Г.3. Раздел памяти: сравнение видов памяти на публичном наборе и честное состояние замера.</w:t>
       </w:r>
     </w:p>
     <w:p>
@@ -7421,31 +7401,31 @@
     </w:p>
     <w:p>
       <w:r>
-        <w:t>Рисунок Г.4. Раздел «что здесь доказывается»: перечень утверждений, по</w:t>
-      </w:r>
-      <w:r>
-        <w:t>дтверждённых текущим прогоном, отдельно от утверждений, которые ещё не подтверждены.</w:t>
+        <w:t>Рисунок Г.4. Раздел «что здесь доказывается»: перечень утверждений, подтверждённых текущим прогоном, отдельно от утверждений, которые ещё не подтверждены.</w:t>
       </w:r>
     </w:p>
     <w:p>
       <w:r>
-        <w:t xml:space="preserve">Все четыре рисунка сняты с работающей панели, поэтому при её изменении снимки обновляются вместе с ней. Рисунок роста счёта в мире в </w:t>
+        <w:t xml:space="preserve">Все </w:t>
+      </w:r>
+      <w:r>
+        <w:t xml:space="preserve">четыре рисунка сняты с работающей панели, поэтому при её изменении снимки обновляются вместе с ней. Рисунок роста счёта в мире в работу не </w:t>
       </w:r>
       <w:r>
         <w:lastRenderedPageBreak/>
-        <w:t>работу не включён: на момент съёмки он</w:t>
-      </w:r>
-      <w:r>
-        <w:t xml:space="preserve"> показывал пустое состояние, потому что панель ищет эпизоды развёртывания в графе и не находит их там, где они записаны. Это дефект панели, а не отсутствие данных: сами раунды приведены таблицей в приложении Б.</w:t>
+        <w:t>включён: на момент съёмки он показывал пустое состояние, потому что панель ищет эпизоды развёртывания в графе и не на</w:t>
+      </w:r>
+      <w:r>
+        <w:t>ходит их там, где они записаны. Это дефект панели, а не отсутствие данных: сами раунды приведены таблицей в приложении Б.</w:t>
       </w:r>
     </w:p>
     <w:sectPr>
       <w:footerReference w:type="default" r:id="rId12"/>
       <w:pgSz w:w="11906" w:h="16838"/>
-      <w:pgMar w:top="1134" w:right="567" w:bottom="1134" w:left="1701" w:header="720" w:footer="720" w:gutter="0"/>
+      <w:pgMar w:top="1134" w:right="709" w:bottom="1134" w:left="1134" w:header="720" w:footer="720" w:gutter="0"/>
       <w:cols w:space="720"/>
       <w:docGrid w:linePitch="360"/>
-      <w:pgNumType w:start="4"/>
+      <w:pgNumType w:start="3"/>
     </w:sectPr>
   </w:body>
 </w:document>
@@ -7475,7 +7455,7 @@
   <w:p>
     <w:pPr>
       <w:pStyle w:val="a7"/>
-      <w:ind w:left="-1134" w:firstLine="0"/>
+      <w:ind w:left="-425" w:firstLine="0"/>
       <w:jc w:val="center"/>
     </w:pPr>
     <w:r>
@@ -7491,7 +7471,7 @@
       <w:rPr>
         <w:noProof/>
       </w:rPr>
-      <w:t>5</w:t>
+      <w:t>4</w:t>
     </w:r>
     <w:r>
       <w:fldChar w:fldCharType="end"/>
@@ -19111,7 +19091,7 @@
     <w:autoRedefine/>
     <w:uiPriority w:val="39"/>
     <w:unhideWhenUsed/>
-    <w:rsid w:val="00DC12BB"/>
+    <w:rsid w:val="00A31BC6"/>
     <w:pPr>
       <w:spacing w:after="100"/>
     </w:pPr>
@@ -19123,7 +19103,7 @@
     <w:autoRedefine/>
     <w:uiPriority w:val="39"/>
     <w:unhideWhenUsed/>
-    <w:rsid w:val="00DC12BB"/>
+    <w:rsid w:val="00A31BC6"/>
     <w:pPr>
       <w:spacing w:after="100"/>
       <w:ind w:left="280"/>
@@ -19134,7 +19114,7 @@
     <w:basedOn w:val="a2"/>
     <w:uiPriority w:val="99"/>
     <w:unhideWhenUsed/>
-    <w:rsid w:val="00DC12BB"/>
+    <w:rsid w:val="00A31BC6"/>
     <w:rPr>
       <w:color w:val="0000FF" w:themeColor="hyperlink"/>
       <w:u w:val="single"/>
@@ -19468,7 +19448,7 @@
 </file>
 
 <file path=customXml/itemProps1.xml><?xml version="1.0" encoding="utf-8"?>
-<ds:datastoreItem xmlns:ds="http://schemas.openxmlformats.org/officeDocument/2006/customXml" ds:itemID="{E37182D8-ADC0-4D8E-95F0-5855EA01B7EA}">
+<ds:datastoreItem xmlns:ds="http://schemas.openxmlformats.org/officeDocument/2006/customXml" ds:itemID="{7AA88717-541C-41BF-8FA2-7C6BAF14AA8B}">
   <ds:schemaRefs>
     <ds:schemaRef ds:uri="http://schemas.openxmlformats.org/officeDocument/2006/bibliography"/>
   </ds:schemaRefs>

--- a/docs/pz/Пояснительная записка.docx
+++ b/docs/pz/Пояснительная записка.docx
@@ -157,7 +157,7 @@
         </w:rPr>
         <w:fldChar w:fldCharType="separate"/>
       </w:r>
-      <w:hyperlink w:anchor="_Toc241017343" w:history="1">
+      <w:hyperlink w:anchor="_Toc241018090" w:history="1">
         <w:r>
           <w:rPr>
             <w:rStyle w:val="aff8"/>
@@ -185,7 +185,7 @@
             <w:noProof/>
             <w:webHidden/>
           </w:rPr>
-          <w:instrText xml:space="preserve"> PAGEREF _Toc241017343 \h </w:instrText>
+          <w:instrText xml:space="preserve"> PAGEREF _Toc241018090 \h </w:instrText>
         </w:r>
         <w:r>
           <w:rPr>
@@ -226,7 +226,7 @@
           <w:noProof/>
         </w:rPr>
       </w:pPr>
-      <w:hyperlink w:anchor="_Toc241017344" w:history="1">
+      <w:hyperlink w:anchor="_Toc241018091" w:history="1">
         <w:r>
           <w:rPr>
             <w:rStyle w:val="aff8"/>
@@ -254,7 +254,7 @@
             <w:noProof/>
             <w:webHidden/>
           </w:rPr>
-          <w:instrText xml:space="preserve"> PAGEREF _Toc241017344 \h </w:instrText>
+          <w:instrText xml:space="preserve"> PAGEREF _Toc241018091 \h </w:instrText>
         </w:r>
         <w:r>
           <w:rPr>
@@ -295,7 +295,7 @@
           <w:noProof/>
         </w:rPr>
       </w:pPr>
-      <w:hyperlink w:anchor="_Toc241017345" w:history="1">
+      <w:hyperlink w:anchor="_Toc241018092" w:history="1">
         <w:r>
           <w:rPr>
             <w:rStyle w:val="aff8"/>
@@ -323,7 +323,7 @@
             <w:noProof/>
             <w:webHidden/>
           </w:rPr>
-          <w:instrText xml:space="preserve"> PAGEREF _Toc241017345 \h </w:instrText>
+          <w:instrText xml:space="preserve"> PAGEREF _Toc241018092 \h </w:instrText>
         </w:r>
         <w:r>
           <w:rPr>
@@ -364,7 +364,7 @@
           <w:noProof/>
         </w:rPr>
       </w:pPr>
-      <w:hyperlink w:anchor="_Toc241017346" w:history="1">
+      <w:hyperlink w:anchor="_Toc241018093" w:history="1">
         <w:r>
           <w:rPr>
             <w:rStyle w:val="aff8"/>
@@ -392,7 +392,7 @@
             <w:noProof/>
             <w:webHidden/>
           </w:rPr>
-          <w:instrText xml:space="preserve"> PAGEREF _Toc241017346 \h </w:instrText>
+          <w:instrText xml:space="preserve"> PAGEREF _Toc241018093 \h </w:instrText>
         </w:r>
         <w:r>
           <w:rPr>
@@ -412,7 +412,7 @@
             <w:noProof/>
             <w:webHidden/>
           </w:rPr>
-          <w:t>6</w:t>
+          <w:t>5</w:t>
         </w:r>
         <w:r>
           <w:rPr>
@@ -433,7 +433,7 @@
           <w:noProof/>
         </w:rPr>
       </w:pPr>
-      <w:hyperlink w:anchor="_Toc241017347" w:history="1">
+      <w:hyperlink w:anchor="_Toc241018094" w:history="1">
         <w:r>
           <w:rPr>
             <w:rStyle w:val="aff8"/>
@@ -461,7 +461,7 @@
             <w:noProof/>
             <w:webHidden/>
           </w:rPr>
-          <w:instrText xml:space="preserve"> PAGEREF _Toc241017347 \h </w:instrText>
+          <w:instrText xml:space="preserve"> PAGEREF _Toc241018094 \h </w:instrText>
         </w:r>
         <w:r>
           <w:rPr>
@@ -502,7 +502,7 @@
           <w:noProof/>
         </w:rPr>
       </w:pPr>
-      <w:hyperlink w:anchor="_Toc241017348" w:history="1">
+      <w:hyperlink w:anchor="_Toc241018095" w:history="1">
         <w:r>
           <w:rPr>
             <w:rStyle w:val="aff8"/>
@@ -530,7 +530,7 @@
             <w:noProof/>
             <w:webHidden/>
           </w:rPr>
-          <w:instrText xml:space="preserve"> PAGEREF _Toc241017348 \h </w:instrText>
+          <w:instrText xml:space="preserve"> PAGEREF _Toc241018095 \h </w:instrText>
         </w:r>
         <w:r>
           <w:rPr>
@@ -571,7 +571,7 @@
           <w:noProof/>
         </w:rPr>
       </w:pPr>
-      <w:hyperlink w:anchor="_Toc241017349" w:history="1">
+      <w:hyperlink w:anchor="_Toc241018096" w:history="1">
         <w:r>
           <w:rPr>
             <w:rStyle w:val="aff8"/>
@@ -599,7 +599,7 @@
             <w:noProof/>
             <w:webHidden/>
           </w:rPr>
-          <w:instrText xml:space="preserve"> PAGEREF _Toc241017349 \h </w:instrText>
+          <w:instrText xml:space="preserve"> PAGEREF _Toc241018096 \h </w:instrText>
         </w:r>
         <w:r>
           <w:rPr>
@@ -640,7 +640,7 @@
           <w:noProof/>
         </w:rPr>
       </w:pPr>
-      <w:hyperlink w:anchor="_Toc241017350" w:history="1">
+      <w:hyperlink w:anchor="_Toc241018097" w:history="1">
         <w:r>
           <w:rPr>
             <w:rStyle w:val="aff8"/>
@@ -668,7 +668,7 @@
             <w:noProof/>
             <w:webHidden/>
           </w:rPr>
-          <w:instrText xml:space="preserve"> PAGEREF _Toc241017350 \h </w:instrText>
+          <w:instrText xml:space="preserve"> PAGEREF _Toc241018097 \h </w:instrText>
         </w:r>
         <w:r>
           <w:rPr>
@@ -688,7 +688,7 @@
             <w:noProof/>
             <w:webHidden/>
           </w:rPr>
-          <w:t>8</w:t>
+          <w:t>7</w:t>
         </w:r>
         <w:r>
           <w:rPr>
@@ -709,7 +709,7 @@
           <w:noProof/>
         </w:rPr>
       </w:pPr>
-      <w:hyperlink w:anchor="_Toc241017351" w:history="1">
+      <w:hyperlink w:anchor="_Toc241018098" w:history="1">
         <w:r>
           <w:rPr>
             <w:rStyle w:val="aff8"/>
@@ -737,7 +737,7 @@
             <w:noProof/>
             <w:webHidden/>
           </w:rPr>
-          <w:instrText xml:space="preserve"> PAGEREF _Toc241017351 \h </w:instrText>
+          <w:instrText xml:space="preserve"> PAGEREF _Toc241018098 \h </w:instrText>
         </w:r>
         <w:r>
           <w:rPr>
@@ -757,7 +757,7 @@
             <w:noProof/>
             <w:webHidden/>
           </w:rPr>
-          <w:t>8</w:t>
+          <w:t>7</w:t>
         </w:r>
         <w:r>
           <w:rPr>
@@ -778,7 +778,7 @@
           <w:noProof/>
         </w:rPr>
       </w:pPr>
-      <w:hyperlink w:anchor="_Toc241017352" w:history="1">
+      <w:hyperlink w:anchor="_Toc241018099" w:history="1">
         <w:r>
           <w:rPr>
             <w:rStyle w:val="aff8"/>
@@ -806,7 +806,7 @@
             <w:noProof/>
             <w:webHidden/>
           </w:rPr>
-          <w:instrText xml:space="preserve"> PAGEREF _Toc241017352 \h </w:instrText>
+          <w:instrText xml:space="preserve"> PAGEREF _Toc241018099 \h </w:instrText>
         </w:r>
         <w:r>
           <w:rPr>
@@ -847,7 +847,7 @@
           <w:noProof/>
         </w:rPr>
       </w:pPr>
-      <w:hyperlink w:anchor="_Toc241017353" w:history="1">
+      <w:hyperlink w:anchor="_Toc241018100" w:history="1">
         <w:r>
           <w:rPr>
             <w:rStyle w:val="aff8"/>
@@ -875,7 +875,7 @@
             <w:noProof/>
             <w:webHidden/>
           </w:rPr>
-          <w:instrText xml:space="preserve"> PAGEREF _Toc241017353 \h </w:instrText>
+          <w:instrText xml:space="preserve"> PAGEREF _Toc241018100 \h </w:instrText>
         </w:r>
         <w:r>
           <w:rPr>
@@ -895,7 +895,7 @@
             <w:noProof/>
             <w:webHidden/>
           </w:rPr>
-          <w:t>9</w:t>
+          <w:t>8</w:t>
         </w:r>
         <w:r>
           <w:rPr>
@@ -916,7 +916,7 @@
           <w:noProof/>
         </w:rPr>
       </w:pPr>
-      <w:hyperlink w:anchor="_Toc241017354" w:history="1">
+      <w:hyperlink w:anchor="_Toc241018101" w:history="1">
         <w:r>
           <w:rPr>
             <w:rStyle w:val="aff8"/>
@@ -944,7 +944,7 @@
             <w:noProof/>
             <w:webHidden/>
           </w:rPr>
-          <w:instrText xml:space="preserve"> PAGEREF _Toc241017354 \h </w:instrText>
+          <w:instrText xml:space="preserve"> PAGEREF _Toc241018101 \h </w:instrText>
         </w:r>
         <w:r>
           <w:rPr>
@@ -985,7 +985,7 @@
           <w:noProof/>
         </w:rPr>
       </w:pPr>
-      <w:hyperlink w:anchor="_Toc241017355" w:history="1">
+      <w:hyperlink w:anchor="_Toc241018102" w:history="1">
         <w:r>
           <w:rPr>
             <w:rStyle w:val="aff8"/>
@@ -1013,7 +1013,7 @@
             <w:noProof/>
             <w:webHidden/>
           </w:rPr>
-          <w:instrText xml:space="preserve"> PAGEREF _Toc241017355 \h </w:instrText>
+          <w:instrText xml:space="preserve"> PAGEREF _Toc241018102 \h </w:instrText>
         </w:r>
         <w:r>
           <w:rPr>
@@ -1054,7 +1054,7 @@
           <w:noProof/>
         </w:rPr>
       </w:pPr>
-      <w:hyperlink w:anchor="_Toc241017356" w:history="1">
+      <w:hyperlink w:anchor="_Toc241018103" w:history="1">
         <w:r>
           <w:rPr>
             <w:rStyle w:val="aff8"/>
@@ -1082,7 +1082,7 @@
             <w:noProof/>
             <w:webHidden/>
           </w:rPr>
-          <w:instrText xml:space="preserve"> PAGEREF _Toc241017356 \h </w:instrText>
+          <w:instrText xml:space="preserve"> PAGEREF _Toc241018103 \h </w:instrText>
         </w:r>
         <w:r>
           <w:rPr>
@@ -1123,7 +1123,7 @@
           <w:noProof/>
         </w:rPr>
       </w:pPr>
-      <w:hyperlink w:anchor="_Toc241017357" w:history="1">
+      <w:hyperlink w:anchor="_Toc241018104" w:history="1">
         <w:r>
           <w:rPr>
             <w:rStyle w:val="aff8"/>
@@ -1151,7 +1151,7 @@
             <w:noProof/>
             <w:webHidden/>
           </w:rPr>
-          <w:instrText xml:space="preserve"> PAGEREF _Toc241017357 \h </w:instrText>
+          <w:instrText xml:space="preserve"> PAGEREF _Toc241018104 \h </w:instrText>
         </w:r>
         <w:r>
           <w:rPr>
@@ -1192,7 +1192,7 @@
           <w:noProof/>
         </w:rPr>
       </w:pPr>
-      <w:hyperlink w:anchor="_Toc241017358" w:history="1">
+      <w:hyperlink w:anchor="_Toc241018105" w:history="1">
         <w:r>
           <w:rPr>
             <w:rStyle w:val="aff8"/>
@@ -1220,7 +1220,7 @@
             <w:noProof/>
             <w:webHidden/>
           </w:rPr>
-          <w:instrText xml:space="preserve"> PAGEREF _Toc241017358 \h </w:instrText>
+          <w:instrText xml:space="preserve"> PAGEREF _Toc241018105 \h </w:instrText>
         </w:r>
         <w:r>
           <w:rPr>
@@ -1240,7 +1240,7 @@
             <w:noProof/>
             <w:webHidden/>
           </w:rPr>
-          <w:t>10</w:t>
+          <w:t>11</w:t>
         </w:r>
         <w:r>
           <w:rPr>
@@ -1261,7 +1261,7 @@
           <w:noProof/>
         </w:rPr>
       </w:pPr>
-      <w:hyperlink w:anchor="_Toc241017359" w:history="1">
+      <w:hyperlink w:anchor="_Toc241018106" w:history="1">
         <w:r>
           <w:rPr>
             <w:rStyle w:val="aff8"/>
@@ -1289,7 +1289,7 @@
             <w:noProof/>
             <w:webHidden/>
           </w:rPr>
-          <w:instrText xml:space="preserve"> PAGEREF _Toc241017359 \h </w:instrText>
+          <w:instrText xml:space="preserve"> PAGEREF _Toc241018106 \h </w:instrText>
         </w:r>
         <w:r>
           <w:rPr>
@@ -1330,7 +1330,7 @@
           <w:noProof/>
         </w:rPr>
       </w:pPr>
-      <w:hyperlink w:anchor="_Toc241017360" w:history="1">
+      <w:hyperlink w:anchor="_Toc241018107" w:history="1">
         <w:r>
           <w:rPr>
             <w:rStyle w:val="aff8"/>
@@ -1358,7 +1358,7 @@
             <w:noProof/>
             <w:webHidden/>
           </w:rPr>
-          <w:instrText xml:space="preserve"> PAGEREF _Toc241017360 \h </w:instrText>
+          <w:instrText xml:space="preserve"> PAGEREF _Toc241018107 \h </w:instrText>
         </w:r>
         <w:r>
           <w:rPr>
@@ -1378,7 +1378,7 @@
             <w:noProof/>
             <w:webHidden/>
           </w:rPr>
-          <w:t>11</w:t>
+          <w:t>12</w:t>
         </w:r>
         <w:r>
           <w:rPr>
@@ -1399,7 +1399,7 @@
           <w:noProof/>
         </w:rPr>
       </w:pPr>
-      <w:hyperlink w:anchor="_Toc241017361" w:history="1">
+      <w:hyperlink w:anchor="_Toc241018108" w:history="1">
         <w:r>
           <w:rPr>
             <w:rStyle w:val="aff8"/>
@@ -1427,7 +1427,7 @@
             <w:noProof/>
             <w:webHidden/>
           </w:rPr>
-          <w:instrText xml:space="preserve"> PAGEREF _Toc241017361 \h </w:instrText>
+          <w:instrText xml:space="preserve"> PAGEREF _Toc241018108 \h </w:instrText>
         </w:r>
         <w:r>
           <w:rPr>
@@ -1468,7 +1468,7 @@
           <w:noProof/>
         </w:rPr>
       </w:pPr>
-      <w:hyperlink w:anchor="_Toc241017362" w:history="1">
+      <w:hyperlink w:anchor="_Toc241018109" w:history="1">
         <w:r>
           <w:rPr>
             <w:rStyle w:val="aff8"/>
@@ -1496,7 +1496,7 @@
             <w:noProof/>
             <w:webHidden/>
           </w:rPr>
-          <w:instrText xml:space="preserve"> PAGEREF _Toc241017362 \h </w:instrText>
+          <w:instrText xml:space="preserve"> PAGEREF _Toc241018109 \h </w:instrText>
         </w:r>
         <w:r>
           <w:rPr>
@@ -1516,7 +1516,7 @@
             <w:noProof/>
             <w:webHidden/>
           </w:rPr>
-          <w:t>12</w:t>
+          <w:t>13</w:t>
         </w:r>
         <w:r>
           <w:rPr>
@@ -1537,7 +1537,7 @@
           <w:noProof/>
         </w:rPr>
       </w:pPr>
-      <w:hyperlink w:anchor="_Toc241017363" w:history="1">
+      <w:hyperlink w:anchor="_Toc241018110" w:history="1">
         <w:r>
           <w:rPr>
             <w:rStyle w:val="aff8"/>
@@ -1565,7 +1565,7 @@
             <w:noProof/>
             <w:webHidden/>
           </w:rPr>
-          <w:instrText xml:space="preserve"> PAGEREF _Toc241017363 \h </w:instrText>
+          <w:instrText xml:space="preserve"> PAGEREF _Toc241018110 \h </w:instrText>
         </w:r>
         <w:r>
           <w:rPr>
@@ -1585,7 +1585,7 @@
             <w:noProof/>
             <w:webHidden/>
           </w:rPr>
-          <w:t>13</w:t>
+          <w:t>14</w:t>
         </w:r>
         <w:r>
           <w:rPr>
@@ -1606,7 +1606,7 @@
           <w:noProof/>
         </w:rPr>
       </w:pPr>
-      <w:hyperlink w:anchor="_Toc241017364" w:history="1">
+      <w:hyperlink w:anchor="_Toc241018111" w:history="1">
         <w:r>
           <w:rPr>
             <w:rStyle w:val="aff8"/>
@@ -1634,7 +1634,7 @@
             <w:noProof/>
             <w:webHidden/>
           </w:rPr>
-          <w:instrText xml:space="preserve"> PAGEREF _Toc241017364 \h </w:instrText>
+          <w:instrText xml:space="preserve"> PAGEREF _Toc241018111 \h </w:instrText>
         </w:r>
         <w:r>
           <w:rPr>
@@ -1654,7 +1654,7 @@
             <w:noProof/>
             <w:webHidden/>
           </w:rPr>
-          <w:t>15</w:t>
+          <w:t>16</w:t>
         </w:r>
         <w:r>
           <w:rPr>
@@ -1675,7 +1675,7 @@
           <w:noProof/>
         </w:rPr>
       </w:pPr>
-      <w:hyperlink w:anchor="_Toc241017365" w:history="1">
+      <w:hyperlink w:anchor="_Toc241018112" w:history="1">
         <w:r>
           <w:rPr>
             <w:rStyle w:val="aff8"/>
@@ -1703,7 +1703,7 @@
             <w:noProof/>
             <w:webHidden/>
           </w:rPr>
-          <w:instrText xml:space="preserve"> PAGEREF _Toc241017365 \h </w:instrText>
+          <w:instrText xml:space="preserve"> PAGEREF _Toc241018112 \h </w:instrText>
         </w:r>
         <w:r>
           <w:rPr>
@@ -1723,7 +1723,7 @@
             <w:noProof/>
             <w:webHidden/>
           </w:rPr>
-          <w:t>16</w:t>
+          <w:t>17</w:t>
         </w:r>
         <w:r>
           <w:rPr>
@@ -1744,7 +1744,7 @@
           <w:noProof/>
         </w:rPr>
       </w:pPr>
-      <w:hyperlink w:anchor="_Toc241017366" w:history="1">
+      <w:hyperlink w:anchor="_Toc241018113" w:history="1">
         <w:r>
           <w:rPr>
             <w:rStyle w:val="aff8"/>
@@ -1772,7 +1772,7 @@
             <w:noProof/>
             <w:webHidden/>
           </w:rPr>
-          <w:instrText xml:space="preserve"> PAGEREF _Toc241017366 \h </w:instrText>
+          <w:instrText xml:space="preserve"> PAGEREF _Toc241018113 \h </w:instrText>
         </w:r>
         <w:r>
           <w:rPr>
@@ -1792,7 +1792,7 @@
             <w:noProof/>
             <w:webHidden/>
           </w:rPr>
-          <w:t>17</w:t>
+          <w:t>18</w:t>
         </w:r>
         <w:r>
           <w:rPr>
@@ -1813,14 +1813,14 @@
           <w:noProof/>
         </w:rPr>
       </w:pPr>
-      <w:hyperlink w:anchor="_Toc241017367" w:history="1">
+      <w:hyperlink w:anchor="_Toc241018114" w:history="1">
         <w:r>
           <w:rPr>
             <w:rStyle w:val="aff8"/>
             <w:rFonts w:eastAsiaTheme="majorEastAsia"/>
             <w:noProof/>
           </w:rPr>
-          <w:t>Приложение Г. Рисунки панели управления</w:t>
+          <w:t>Приложение Г. Раздел памяти панели управления</w:t>
         </w:r>
         <w:r>
           <w:rPr>
@@ -1841,7 +1841,7 @@
             <w:noProof/>
             <w:webHidden/>
           </w:rPr>
-          <w:instrText xml:space="preserve"> PAGEREF _Toc241017367 \h </w:instrText>
+          <w:instrText xml:space="preserve"> PAGEREF _Toc241018114 \h </w:instrText>
         </w:r>
         <w:r>
           <w:rPr>
@@ -1861,7 +1861,7 @@
             <w:noProof/>
             <w:webHidden/>
           </w:rPr>
-          <w:t>18</w:t>
+          <w:t>19</w:t>
         </w:r>
         <w:r>
           <w:rPr>
@@ -1898,7 +1898,7 @@
       <w:pPr>
         <w:pStyle w:val="1"/>
       </w:pPr>
-      <w:bookmarkStart w:id="1" w:name="_Toc241017343"/>
+      <w:bookmarkStart w:id="1" w:name="_Toc241018090"/>
       <w:r>
         <w:rPr>
           <w:rFonts w:ascii="Times New Roman" w:hAnsi="Times New Roman"/>
@@ -1961,53 +1961,50 @@
     </w:p>
     <w:p>
       <w:r>
-        <w:t xml:space="preserve">Четыре статьи задают рамку, в которой мы работаем. Dream-RSI показывает, что накопленная история уже является симулятором мира, поэтому стратегии можно искать на </w:t>
-      </w:r>
-      <w:r>
-        <w:t>записях, не запуская среду заново [1]. Meta-Harness показывает, что объект поиска это обвязка агента, а не политика модели, и что предложитель, которому дают полные траектории, работает лучше того, кому дают краткие пересказы, поэтому записи мы храним цели</w:t>
-      </w:r>
-      <w:r>
-        <w:t>ком [2]. SoL-Pi задаёт два правила, перенесённых в наш цикл: приёмка фиксируется до поиска, и часть задач держится вне поискового набора [3]. GAVEL показывает в робототехнике, что явная символьная модель позволяет проверять и починять планы почти бесплатно</w:t>
-      </w:r>
-      <w:r>
-        <w:t>, оставляя модели только ошибки, требующие смыслового вывода: 3,4 запроса против одной проверки [4]. Это то же разделение обязанностей, что у нас между судьёй по записям и измерением в рабочем режиме.</w:t>
+        <w:t>Четыре статьи задают рамку работы. Dream-RSI показывает, что накопленная история уже является симулятором мира, поэтому стратегии можно искать на записях, не запу</w:t>
+      </w:r>
+      <w:r>
+        <w:t>ская среду заново [1]. Meta-Harness показывает, что объект поиска это обвязка агента, а не политика модели, и что предложитель с полными траекториями работает лучше получающего пересказы, поэтому записи мы храним целиком [2]. SoL-Pi задаёт два перенесённых</w:t>
+      </w:r>
+      <w:r>
+        <w:t xml:space="preserve"> в наш цикл правила: приёмка фиксируется до поиска и часть задач держится вне поискового набора [3]. GAVEL показывает, что явная символьная модель позволяет проверять и починять планы почти бесплатно, оставляя модели только смысловые ошибки: 3,4 запроса пр</w:t>
+      </w:r>
+      <w:r>
+        <w:t>отив одной проверки [4]. Это то же разделение обязанностей, что у нас между судьёй по записям и измерением в рабочем режиме.</w:t>
       </w:r>
     </w:p>
     <w:p>
       <w:r>
-        <w:t>Утверждение «структурированная память лучше плоской» пр</w:t>
-      </w:r>
-      <w:r>
-        <w:t>оверяемо только на публичном наборе. Такой набор есть: LongMemEval, 500 вопросов к долговременной памяти диалогового ассистента, с протоколом автоматической проверки ответа отдельной моделью. Мы используем их протокол, а не собственный, чтобы результат мож</w:t>
-      </w:r>
-      <w:r>
-        <w:t>но было сравнить с опубликованным [5].</w:t>
+        <w:t xml:space="preserve">Утверждение «структурированная память лучше плоской» проверяемо только на публичном наборе, и он есть: LongMemEval, 500 вопросов к </w:t>
+      </w:r>
+      <w:r>
+        <w:t>долговременной памяти ассистента с проверкой ответа отдельной моделью. Мы используем их протокол, а не собственный, чтобы результат сравнивался с опубликованным [5].</w:t>
       </w:r>
     </w:p>
     <w:p>
       <w:r>
-        <w:t>Носителем опыта выбран граф знаний OSTIS [6, 7]. В этой технологии база знаний является самой программой: элементы знаний, отношения между ними и обрабатывающие их агенты живут в одном семантическом графе. Поэтому тип</w:t>
-      </w:r>
-      <w:r>
-        <w:t>изированные связи времени и происхождения оказываются частью структуры, онтология расширяется без пересборки, а накопленное можно открыть и посмотреть человеку [8].</w:t>
+        <w:t>Носителем опыта выбран граф знаний OSTIS [6, 7]: в этой технологии база знаний является са</w:t>
+      </w:r>
+      <w:r>
+        <w:t>мой программой, поэтому элементы знаний, отношения между ними и обрабатывающие их агенты живут в одном семантическом графе. Типизированные связи времени и происхождения оказываются частью структуры, онтология расширяется без пересборки, а накопленное можно</w:t>
+      </w:r>
+      <w:r>
+        <w:t xml:space="preserve"> открыть человеку [8].</w:t>
       </w:r>
     </w:p>
     <w:p>
       <w:r>
-        <w:t>Отличие нашей работы и её границы. Дерево опыта у нас это типизированный семантический граф</w:t>
-      </w:r>
-      <w:r>
-        <w:t xml:space="preserve"> с онтологией и запросами к связям, а не каталог файлов и не </w:t>
+        <w:t>Отличие работы и её границы. Дерево опыта у нас это типизированный граф с онтологией и запросами к связям, а не каталог файлов и не текстовые журналы; правила приёмки замораживаются до поиска и версионируются по раундам, а цикл умеет</w:t>
+      </w:r>
+      <w:r>
+        <w:t xml:space="preserve"> перепроверять свои прежние решения по более поздним правилам. Границы </w:t>
       </w:r>
       <w:r>
         <w:lastRenderedPageBreak/>
-        <w:t>текстовые журналы; правила приёмки замораживаются до поиска и версионируются по раундам, а цикл умеет перепроверять собственные прежние решения по более поздним правилам; судья доказуемо бесплате</w:t>
-      </w:r>
-      <w:r>
-        <w:t>н на тех шагах, которые он покрывает. Границы обозначены точно: набор задач у нас шесть небольших против пятидесяти одной у SoL-Pi, а публичный замер памяти дал равный итог по среднему и разницу в пользу графа на вопросах о времени, поэтому прямой замер вл</w:t>
-      </w:r>
-      <w:r>
-        <w:t>ияния вида памяти на результат работы впереди.</w:t>
+        <w:t xml:space="preserve">обозначены точно: набор задач у нас шесть небольших против пятидесяти одной у SoL-Pi, а публичный замер памяти дал равный итог по среднему и разницу в пользу графа только на вопросах о </w:t>
+      </w:r>
+      <w:r>
+        <w:t>времени.</w:t>
       </w:r>
     </w:p>
     <w:p>
@@ -2018,10 +2015,7 @@
         <w:t>Цель работы.</w:t>
       </w:r>
       <w:r>
-        <w:t xml:space="preserve"> Построить автономного помощника, который хранит свой опыт как типизированные записи в графе знаний, учится на этих записях и измеряется честно, то есть так, чтобы каждое заявленное число можно был</w:t>
-      </w:r>
-      <w:r>
-        <w:t>о воспроизвести из записи на диске.</w:t>
+        <w:t xml:space="preserve"> Построить автономного помощника, который хранит свой опыт как типизированные записи в графе знаний, учится на этих записях и измеряется честно, то есть так, чтобы каждое заявленное число можно было воспроизвести из записи на диске.</w:t>
       </w:r>
     </w:p>
     <w:p>
@@ -2032,16 +2026,16 @@
         <w:t>Гипотеза.</w:t>
       </w:r>
       <w:r>
-        <w:t xml:space="preserve"> Опыт, записанный типизированными связями, позволяет отбирать улучшения агента по записям, без запуска среды, и отобранные так улучшения переносятся на задачи, не участвовавшие в поиске. Гипотеза подтверждается частично. Подтверждённая часть: восемь из вос</w:t>
-      </w:r>
-      <w:r>
-        <w:t>ьми зёрен модельного мира улучшились после одного цикла, а единственное вынесенное в работу улучшение обвязки дало переносимую экономию и на поисковом наборе (минус 13,3 процента запросов), и на отложенном (минус 28,5 процента). Неподтверждённая часть: вли</w:t>
-      </w:r>
-      <w:r>
-        <w:t>яние вида памяти на итоговое качество работы пока не измерено, потому что на публичном наборе граф и плоский журнал равны по среднему (72,1 и 72,7 процента), а преимущество структуры видно только на вопросах о времени и на сохранении порядка и происхождени</w:t>
-      </w:r>
-      <w:r>
-        <w:t>я записей.</w:t>
+        <w:t xml:space="preserve"> Опыт, записанный типизированными связями, позволяет отбирать улучшения агента по записям, без запуска среды, и отобранные так улучшения переносятся на задачи, не участвовавшие в поиске. Гипотеза подтверждается частично. Подтверждённая часть: восе</w:t>
+      </w:r>
+      <w:r>
+        <w:t>мь из восьми зёрен модельного мира улучшились после одного цикла, а единственное вынесенное в работу улучшение обвязки дало переносимую экономию и на поисковом наборе (минус 13,3 процента запросов), и на отложенном (минус 28,5 процента). Неподтверждённая ч</w:t>
+      </w:r>
+      <w:r>
+        <w:t>асть: влияние вида памяти на итоговое качество работы пока не измерено, потому что на публичном наборе граф и плоский журнал равны по среднему (72,1 и 72,7 процента), а преимущество структуры видно только на вопросах о времени и на сохранении порядка и про</w:t>
+      </w:r>
+      <w:r>
+        <w:t>исхождения записей.</w:t>
       </w:r>
     </w:p>
     <w:p>
@@ -2059,10 +2053,10 @@
     </w:p>
     <w:p>
       <w:r>
-        <w:t>2. Реализовать механизм самоулучшения («сон»): порождение стратегий-кандидатов и отбор победителя точным повтором записанного опыта, б</w:t>
-      </w:r>
-      <w:r>
-        <w:t>ез исполнения среды.</w:t>
+        <w:t>2. Реализовать механизм самоулучшения («сон»): порождение стратегий-кандидатов и отбор победителя точным повтором записанного</w:t>
+      </w:r>
+      <w:r>
+        <w:t xml:space="preserve"> опыта, без исполнения среды.</w:t>
       </w:r>
     </w:p>
     <w:p>
@@ -2072,10 +2066,10 @@
     </w:p>
     <w:p>
       <w:r>
-        <w:t>4. Ввести замороженные правила приёмки результата и измерение в рабо</w:t>
-      </w:r>
-      <w:r>
-        <w:t>чем режиме с повторами, чтобы отделить настоящую экономию от шума измерений.</w:t>
+        <w:t>4. Ввести замороженные правила приёмки результата и измерен</w:t>
+      </w:r>
+      <w:r>
+        <w:t>ие в рабочем режиме с повторами, чтобы отделить настоящую экономию от шума измерений.</w:t>
       </w:r>
     </w:p>
     <w:p>
@@ -2085,18 +2079,18 @@
     </w:p>
     <w:p>
       <w:r>
-        <w:t>6. Собрать автономный цикл из трёх ролей (исследователь, менеджер, р</w:t>
-      </w:r>
-      <w:r>
-        <w:t>аботник), который работает в изолированных рабочих копиях, оставляет готовые к проверке человеком изменения и переживает перезапуск процесса.</w:t>
+        <w:t>6. Собрать автономный цикл из трёх ролей (исследователь, ме</w:t>
+      </w:r>
+      <w:r>
+        <w:t>неджер, работник), который работает в изолированных рабочих копиях, оставляет готовые к проверке человеком изменения и переживает перезапуск процесса.</w:t>
       </w:r>
     </w:p>
     <w:p>
       <w:r>
-        <w:t xml:space="preserve">7. Описать практическое применение системы: сценарий долгого проекта, сценарий повседневной работы и требования к </w:t>
-      </w:r>
-      <w:r>
-        <w:t>запуску.</w:t>
+        <w:t>7. Описать практическое применение системы: сценарий долгого проекта, сценарий повседневной работы и треб</w:t>
+      </w:r>
+      <w:r>
+        <w:t>ования к запуску.</w:t>
       </w:r>
     </w:p>
     <w:p>
@@ -2107,17 +2101,10 @@
         <w:t>Практическая ценность.</w:t>
       </w:r>
       <w:r>
-        <w:t xml:space="preserve"> Система это не только метод измерения, но и работающий помощник. Опыт, накопленный как типизированные записи, превращает языковую модель из собеседника в сотрудника: помощник помнит сделанное раньше, продолжает прерванную ра</w:t>
-      </w:r>
-      <w:r>
-        <w:t xml:space="preserve">боту после перезапуска и отчитывается о каждом шаге записями, а не пересказом. В работе разобраны два </w:t>
-      </w:r>
-      <w:r>
-        <w:lastRenderedPageBreak/>
-        <w:t>практических сценария: долгий проект, где агент сам находит слабости, готовит изменение в изолированной копии и оставляет его человеку на одобрение, и пов</w:t>
-      </w:r>
-      <w:r>
-        <w:t>седневная работа школы или офиса, где помощник разбирает входящие, сводит данные в таблицы и присылает отчёты в мессенджер.</w:t>
+        <w:t xml:space="preserve"> Система это не только метод измерения, но и работающий помощник: опыт, записанный типизированными связями, превращает языковую модель из собеседника в сотрудника, который помнит сделанное раньше, продолжает прерванн</w:t>
+      </w:r>
+      <w:r>
+        <w:t>ую работу после перезапуска и отчитывается записями, а не пересказом. В работе разобраны два сценария: долгий проект, где агент сам находит слабости и оставляет готовое изменение человеку на одобрение, и повседневная работа школы или офиса.</w:t>
       </w:r>
     </w:p>
     <w:p>
@@ -2125,7 +2112,14 @@
         <w:rPr>
           <w:b/>
         </w:rPr>
-        <w:t>Объект исследования.</w:t>
+        <w:lastRenderedPageBreak/>
+        <w:t>Объект исследов</w:t>
+      </w:r>
+      <w:r>
+        <w:rPr>
+          <w:b/>
+        </w:rPr>
+        <w:t>ания.</w:t>
       </w:r>
       <w:r>
         <w:t xml:space="preserve"> Процесс накопления и использования опыта автономным агентом. </w:t>
@@ -2137,10 +2131,7 @@
         <w:t>Предмет исследования.</w:t>
       </w:r>
       <w:r>
-        <w:t xml:space="preserve"> Способы хранения опыта и отб</w:t>
-      </w:r>
-      <w:r>
-        <w:t>ора улучшений, а также измеримость их пользы.</w:t>
+        <w:t xml:space="preserve"> Способы хранения опыта и отбора улучшений, а также измеримость их пользы.</w:t>
       </w:r>
     </w:p>
     <w:p>
@@ -2151,10 +2142,10 @@
         <w:t>Методы.</w:t>
       </w:r>
       <w:r>
-        <w:t xml:space="preserve"> Эксперимент на детерминированной среде; точный повтор записанных траекторий; сравнение вариантов при постоянной модели; измерение в рабочем режиме с повторами; сопоставление с публичным набором задач и </w:t>
-      </w:r>
-      <w:r>
-        <w:t>с контрольными вариантами.</w:t>
+        <w:t xml:space="preserve"> Эксперимент на детерминированной среде; точный повтор записанных траекторий; сравнени</w:t>
+      </w:r>
+      <w:r>
+        <w:t>е вариантов при постоянной модели; измерение в рабочем режиме с повторами; сопоставление с публичным набором задач и с контрольными вариантами.</w:t>
       </w:r>
     </w:p>
     <w:p>
@@ -2165,45 +2156,25 @@
         <w:t>Новизна (в границах выполненного поиска).</w:t>
       </w:r>
       <w:r>
-        <w:t xml:space="preserve"> Поиск по четырём статьям-ориентирам и по экосистеме OSTIS не нашёл работы, которая одновременно: (а) записывает полную траекторию агента как элементы sc-графа с онтологией, (б) улучшает а</w:t>
-      </w:r>
-      <w:r>
-        <w:t>гента точным повтором собственных записей, (в) измеряет победителя в рабочем режиме и (г) возвращает доказательства обратно в граф. Это утверждение о границах выполненного поиска, а не заключение патентной экспертизы.</w:t>
-      </w:r>
-    </w:p>
-    <w:p>
-      <w:r>
-        <w:rPr>
-          <w:b/>
-        </w:rPr>
-        <w:t>Обоснование необходимости работы.</w:t>
-      </w:r>
-      <w:r>
-        <w:t xml:space="preserve"> Оно </w:t>
-      </w:r>
-      <w:r>
-        <w:t>не в том, что метод уже работает везде, а в том, что он честно измерен. Из одиннадцати раундов поиска переносимую экономию дал один: минус 13,3 процента запросов на поисковом наборе задач и минус 28,5 процента на отложенном наборе. Первые десять раундов ли</w:t>
-      </w:r>
-      <w:r>
-        <w:t>бо ничего не развернули, либо развернули улучшение, которое следующее измерение опровергло. Именно эта история и составляет результат: правила приёмки в системе пересматривались пять раз, и каждый раз их меняло измерение, а не мнение автора.</w:t>
+        <w:t xml:space="preserve"> Поиск по четырём статьям-ориентирам и по экосистеме OSTIS не нашёл раб</w:t>
+      </w:r>
+      <w:r>
+        <w:t>оты, которая одновременно записывает полную траекторию агента элементами sc-графа с онтологией, улучшает агента точным повтором собственных записей, измеряет победителя в рабочем режиме и возвращает доказательства обратно в граф. Это утверждение о границах</w:t>
+      </w:r>
+      <w:r>
+        <w:t xml:space="preserve"> выполненного поиска, а не заключение патентной экспертизы.</w:t>
       </w:r>
     </w:p>
     <w:p>
       <w:pPr>
         <w:pStyle w:val="1"/>
       </w:pPr>
-      <w:bookmarkStart w:id="2" w:name="_Toc241017344"/>
+      <w:bookmarkStart w:id="2" w:name="_Toc241018091"/>
       <w:r>
         <w:rPr>
           <w:rFonts w:ascii="Times New Roman" w:hAnsi="Times New Roman"/>
         </w:rPr>
-        <w:t>Глава 1. Автон</w:t>
-      </w:r>
-      <w:r>
-        <w:rPr>
-          <w:rFonts w:ascii="Times New Roman" w:hAnsi="Times New Roman"/>
-        </w:rPr>
-        <w:t>омный помощник и его применение</w:t>
+        <w:t>Глава 1. Автономный помощник и его применение</w:t>
       </w:r>
       <w:bookmarkEnd w:id="2"/>
     </w:p>
@@ -2211,7 +2182,7 @@
       <w:pPr>
         <w:pStyle w:val="21"/>
       </w:pPr>
-      <w:bookmarkStart w:id="3" w:name="_Toc241017345"/>
+      <w:bookmarkStart w:id="3" w:name="_Toc241018092"/>
       <w:r>
         <w:rPr>
           <w:rFonts w:ascii="Times New Roman" w:hAnsi="Times New Roman"/>
@@ -2269,7 +2240,6 @@
     </w:p>
     <w:p>
       <w:r>
-        <w:lastRenderedPageBreak/>
         <w:t>Двигатель один: роли, память, изолированная работа, проверки и отчёт человеку; меняется только то, что п</w:t>
       </w:r>
       <w:r>
@@ -2280,7 +2250,7 @@
       <w:pPr>
         <w:pStyle w:val="21"/>
       </w:pPr>
-      <w:bookmarkStart w:id="4" w:name="_Toc241017346"/>
+      <w:bookmarkStart w:id="4" w:name="_Toc241018093"/>
       <w:r>
         <w:rPr>
           <w:rFonts w:ascii="Times New Roman" w:hAnsi="Times New Roman"/>
@@ -2330,6 +2300,7 @@
     </w:p>
     <w:p>
       <w:r>
+        <w:lastRenderedPageBreak/>
         <w:t xml:space="preserve">3. </w:t>
       </w:r>
       <w:r>
@@ -2380,7 +2351,7 @@
       <w:pPr>
         <w:pStyle w:val="21"/>
       </w:pPr>
-      <w:bookmarkStart w:id="5" w:name="_Toc241017347"/>
+      <w:bookmarkStart w:id="5" w:name="_Toc241018094"/>
       <w:r>
         <w:rPr>
           <w:rFonts w:ascii="Times New Roman" w:hAnsi="Times New Roman"/>
@@ -2614,7 +2585,6 @@
     <w:p/>
     <w:p>
       <w:r>
-        <w:lastRenderedPageBreak/>
         <w:t xml:space="preserve">Разбор одного утра. На рабочую почту приходит письмо о приёме учащихся в десятый класс. Помощник читает письмо, находит на рабочем столе уже лежащие там списки и присылает в мессенджер одну строку: письмо о приёме, списки найдены </w:t>
       </w:r>
       <w:r>
@@ -2629,7 +2599,11 @@
         <w:t>Второе, что решает этот сценарий, это где остаются данные. Чтение почты, р</w:t>
       </w:r>
       <w:r>
-        <w:t xml:space="preserve">азбор вложений и работа со списками выполняются на самой машине, а наружу уходит только вопрос и только тому человеку, которому он адресован. Списки, оценки и переписка не покидают рабочее место; наружу выходит лишь то, что человек сам разрешил отправить. </w:t>
+        <w:t xml:space="preserve">азбор вложений и работа со списками выполняются на самой машине, а наружу уходит только вопрос и только тому человеку, которому он адресован. Списки, оценки и переписка не покидают рабочее место; наружу выходит лишь то, что </w:t>
+      </w:r>
+      <w:r>
+        <w:lastRenderedPageBreak/>
+        <w:t xml:space="preserve">человек сам разрешил отправить. </w:t>
       </w:r>
       <w:r>
         <w:t>Такое разделение принципиально для школы и офиса: помощник получает ровно тот доступ, который ему открыли, а не весь компьютер целиком.</w:t>
@@ -2647,7 +2621,7 @@
       <w:pPr>
         <w:pStyle w:val="21"/>
       </w:pPr>
-      <w:bookmarkStart w:id="6" w:name="_Toc241017348"/>
+      <w:bookmarkStart w:id="6" w:name="_Toc241018095"/>
       <w:r>
         <w:rPr>
           <w:rFonts w:ascii="Times New Roman" w:hAnsi="Times New Roman"/>
@@ -2666,20 +2640,20 @@
     </w:p>
     <w:p>
       <w:r>
-        <w:t xml:space="preserve">Порядок запуска: поднять стек графа знаний, запустить прокси </w:t>
-      </w:r>
-      <w:r>
-        <w:t>моделей, запустить панель, выбрать субъект опыта и нажать кнопку нужного этапа (эпизод, разведка, оценка кандидатов, полный цикл). Отдельно настраивается шлюз расширения, который превращает сессии внешнего агента в записи того же графа, поэтому опыт не рас</w:t>
-      </w:r>
-      <w:r>
-        <w:t>падается на две базы.</w:t>
+        <w:t>Порядок запуска: поднять стек графа знаний, запустить прокси м</w:t>
+      </w:r>
+      <w:r>
+        <w:t>оделей, запустить панель, выбрать субъект опыта и нажать кнопку нужного этапа (эпизод, разведка, оценка кандидатов, полный цикл). Отдельно настраивается шлюз расширения, который превращает сессии внешнего агента в записи того же графа, поэтому опыт не расп</w:t>
+      </w:r>
+      <w:r>
+        <w:t>адается на две базы.</w:t>
       </w:r>
     </w:p>
     <w:p>
       <w:pPr>
         <w:pStyle w:val="21"/>
       </w:pPr>
-      <w:bookmarkStart w:id="7" w:name="_Toc241017349"/>
+      <w:bookmarkStart w:id="7" w:name="_Toc241018096"/>
       <w:r>
         <w:rPr>
           <w:rFonts w:ascii="Times New Roman" w:hAnsi="Times New Roman"/>
@@ -2690,51 +2664,47 @@
     </w:p>
     <w:p>
       <w:r>
-        <w:t>Помощник работает не в пустом окне. Его узел памяти и вопроса человеку стоит рядом с инструментами рабочего места: браузер, поиск по базе знаний, поиск в сети и личная память владельца. В текущей сбо</w:t>
-      </w:r>
-      <w:r>
-        <w:t>рке это 78 инструментов, которые поднимаются при старте процесса; в журнале видно, какие именно и сколько. Подключение идёт по открытому протоколу MCP и по тому же описанию инструментов, что используют остальные программы на машине, поэтому новый инструмен</w:t>
-      </w:r>
-      <w:r>
-        <w:t>т добавляется одной записью в конфигурацию, без правки кода помощника.</w:t>
+        <w:t xml:space="preserve">Помощник работает не в пустом окне. Его узел памяти и вопроса человеку стоит рядом с инструментами рабочего места: браузер, поиск по базе знаний, поиск в сети и личная память владельца. В текущей </w:t>
+      </w:r>
+      <w:r>
+        <w:t>сборке это 78 инструментов, которые поднимаются при старте процесса; в журнале видно, какие именно и сколько. Подключение идёт по открытому протоколу MCP и по тому же описанию инструментов, что используют остальные программы на машине, поэтому новый инстру</w:t>
+      </w:r>
+      <w:r>
+        <w:t>мент добавляется одной записью в конфигурацию, без правки кода помощника.</w:t>
       </w:r>
     </w:p>
     <w:p>
       <w:r>
-        <w:t>Со стороны человека это выглядит так. Помощник живёт постоянным процессом, а не открывается окном на время разговора: у него есть расписание, каналы связи и консоль управления, где видн</w:t>
-      </w:r>
-      <w:r>
-        <w:t xml:space="preserve">о его состояние. Обращаться к нему можно из мессенджера, отвечать на его вопросы можно там же одной кнопкой. </w:t>
-      </w:r>
-      <w:r>
-        <w:lastRenderedPageBreak/>
-        <w:t>Результат он оставляет либо записью в журнале, либо готовым документом, а не приглашением продолжить разговор.</w:t>
+        <w:t>Со стороны человека это выглядит так. Помощник живёт постоянным процессом, а не открывается окном на время разговора: у него есть расписание, каналы связи и консоль управления, где в</w:t>
+      </w:r>
+      <w:r>
+        <w:t>идно его состояние. Обращаться к нему можно из мессенджера, отвечать на его вопросы можно там же одной кнопкой. Результат он оставляет либо записью в журнале, либо готовым документом, а не приглашением продолжить разговор.</w:t>
       </w:r>
     </w:p>
     <w:p>
       <w:r>
-        <w:t>Границы обозначены жёстко: наружу ни</w:t>
-      </w:r>
-      <w:r>
-        <w:t>чего не уходит без нажатия кнопки, а всё, что помощник делает, записывается в граф с указанием роли, времени и происхождения записи. Предмет работы при этом остаётся нашим: структура памяти, измерение улучшений и решение человека за кнопкой.</w:t>
+        <w:t>Границы обозначены жёстко: наружу</w:t>
+      </w:r>
+      <w:r>
+        <w:t xml:space="preserve"> ничего не уходит без нажатия кнопки, а всё, что помощник делает, записывается в граф с указанием роли, времени и происхождения записи. Предмет работы при этом остаётся нашим: структура памяти, измерение улучшений и решение человека за кнопкой.</w:t>
       </w:r>
     </w:p>
     <w:p>
       <w:pPr>
         <w:pStyle w:val="1"/>
       </w:pPr>
-      <w:bookmarkStart w:id="8" w:name="_Toc241017350"/>
+      <w:bookmarkStart w:id="8" w:name="_Toc241018097"/>
       <w:r>
         <w:rPr>
           <w:rFonts w:ascii="Times New Roman" w:hAnsi="Times New Roman"/>
         </w:rPr>
-        <w:t>Глава 2. Как у</w:t>
+        <w:t>Глава 2. Ка</w:t>
       </w:r>
       <w:r>
         <w:rPr>
           <w:rFonts w:ascii="Times New Roman" w:hAnsi="Times New Roman"/>
         </w:rPr>
-        <w:t>строена система</w:t>
+        <w:t>к устроена система</w:t>
       </w:r>
       <w:bookmarkEnd w:id="8"/>
     </w:p>
@@ -2742,7 +2712,7 @@
       <w:pPr>
         <w:pStyle w:val="21"/>
       </w:pPr>
-      <w:bookmarkStart w:id="9" w:name="_Toc241017351"/>
+      <w:bookmarkStart w:id="9" w:name="_Toc241018098"/>
       <w:r>
         <w:rPr>
           <w:rFonts w:ascii="Times New Roman" w:hAnsi="Times New Roman"/>
@@ -2773,10 +2743,14 @@
         <w:t>Strategy</w:t>
       </w:r>
       <w:r>
-        <w:t xml:space="preserve">) с описанием и измеренным результатом, эпизод, шаг, состояние, а также </w:t>
-      </w:r>
-      <w:r>
-        <w:t>связи времени и причинности. Отдельные классы описывают поиск по обвязке реального агента: политика (</w:t>
+        <w:t>) с описанием и измеренным результатом, эпизод, шаг, состояние, а такж</w:t>
+      </w:r>
+      <w:r>
+        <w:t xml:space="preserve">е связи времени и </w:t>
+      </w:r>
+      <w:r>
+        <w:lastRenderedPageBreak/>
+        <w:t>причинности. Отдельные классы описывают поиск по обвязке реального агента: политика (</w:t>
       </w:r>
       <w:r>
         <w:rPr>
@@ -2796,25 +2770,25 @@
         <w:t>HarnessRound</w:t>
       </w:r>
       <w:r>
-        <w:t>) несёт правила, действовавшие в этом</w:t>
-      </w:r>
-      <w:r>
-        <w:t xml:space="preserve"> раунде.</w:t>
+        <w:t xml:space="preserve">) несёт правила, действовавшие в </w:t>
+      </w:r>
+      <w:r>
+        <w:t>этом раунде.</w:t>
       </w:r>
     </w:p>
     <w:p>
       <w:r>
-        <w:t>Запись и выборку выполняют агенты на C++ (по одной операции на действие: записать попытку, выбрать попытки, повторить поддерево, развернуть стратегию), а обогащение записи полями, которые нужны повтору (индекс шага, состояние, список допустимых де</w:t>
-      </w:r>
-      <w:r>
-        <w:t>йствий, стратегия), выполняет мост на Python. Прикладной код на Python только на этом уровне и общается с графом, что позволяет держать онтологию в одном месте.</w:t>
+        <w:t>Запись и выборку выполняют агенты на C++ (по одной операции на действие: записать попытку, выбрать попытки, повторить поддерево, развернуть стратегию), а обогащение записи полями, которые нужны повтору (индекс шага, состояние, список допустимы</w:t>
+      </w:r>
+      <w:r>
+        <w:t>х действий, стратегия), выполняет мост на Python. Прикладной код на Python только на этом уровне и общается с графом, что позволяет держать онтологию в одном месте.</w:t>
       </w:r>
     </w:p>
     <w:p>
       <w:pPr>
         <w:pStyle w:val="21"/>
       </w:pPr>
-      <w:bookmarkStart w:id="10" w:name="_Toc241017352"/>
+      <w:bookmarkStart w:id="10" w:name="_Toc241018099"/>
       <w:r>
         <w:rPr>
           <w:rFonts w:ascii="Times New Roman" w:hAnsi="Times New Roman"/>
@@ -2825,78 +2799,81 @@
     </w:p>
     <w:p>
       <w:r>
-        <w:t>Первая площадка это детерминированный мир: островная</w:t>
-      </w:r>
-      <w:r>
-        <w:t xml:space="preserve"> экспедиция из девяти локаций и восьми точек раскопок с бюджетом в сорок шагов, где ценность доставленного предмета зависит от точки доставки (множители 1,0, 1,2 и 1,5). Мир воспроизводим: значения выводятся из зерна и хеша, обращения к часам и к порядку х</w:t>
-      </w:r>
-      <w:r>
-        <w:t>еширования внутри процесса отсутствуют, что закреплено отдельным тестом.</w:t>
+        <w:t>Первая площадка это детерминированный мир: остро</w:t>
+      </w:r>
+      <w:r>
+        <w:t>вная экспедиция из девяти локаций и восьми точек раскопок с бюджетом в сорок шагов, где ценность доставленного предмета зависит от точки доставки (множители 1,0, 1,2 и 1,5). Мир воспроизводим: значения выводятся из зерна и хеша, обращения к часам и к поряд</w:t>
+      </w:r>
+      <w:r>
+        <w:t>ку хеширования внутри процесса отсутствуют, что закреплено отдельным тестом.</w:t>
       </w:r>
     </w:p>
     <w:p>
       <w:r>
-        <w:t>Точный повтор (реплей) работает только по записям и никогда не исполняет мир. Переходы индексируются по признаку, который в этом мире полностью определяет исход (локация, несомый пред</w:t>
-      </w:r>
-      <w:r>
-        <w:t>мет, число уже взятых предметов с текущей точки) вместе со действием. На каждом шаге кандидат выбирает одно из записанных допустимых действий; если это действие встречалось в дереве, берётся записанный исход и обход продолжается от состояния-продолжения; е</w:t>
-      </w:r>
-      <w:r>
-        <w:t>сли действие не записано, эпизод усекается и помечается как непокрытый. Судья никогда не додумывает исход. То, что повтор не исполняет мир, проверяется тестом, в котором шаг мира подменён функцией, обязанной возбудить исключение.</w:t>
+        <w:t xml:space="preserve">Точный повтор (реплей) работает только по записям и никогда не исполняет мир. Переходы индексируются по признаку, который в этом мире полностью определяет исход (локация, несомый </w:t>
+      </w:r>
+      <w:r>
+        <w:t>предмет, число уже взятых предметов с текущей точки) вместе со действием. На каждом шаге кандидат выбирает одно из записанных допустимых действий; если это действие встречалось в дереве, берётся записанный исход и обход продолжается от состояния-продолжени</w:t>
+      </w:r>
+      <w:r>
+        <w:t>я; если действие не записано, эпизод усекается и помечается как непокрытый. Судья никогда не додумывает исход. То, что повтор не исполняет мир, проверяется тестом, в котором шаг мира подменён функцией, обязанной возбудить исключение.</w:t>
       </w:r>
     </w:p>
     <w:p>
       <w:r>
-        <w:t>Отдельно измеряется доля ш</w:t>
-      </w:r>
-      <w:r>
-        <w:t>агов, которые удалось восстановить точно, и доля оценённых: она возвращается как первое по важности число, потому что оценка на непокрытых шагах это уже не измерение, а догадка.</w:t>
+        <w:t>Отдельно измеряется до</w:t>
+      </w:r>
+      <w:r>
+        <w:t>ля шагов, которые удалось восстановить точно, и доля оценённых: она возвращается как первое по важности число, потому что оценка на непокрытых шагах это уже не измерение, а догадка.</w:t>
       </w:r>
     </w:p>
     <w:p>
       <w:pPr>
         <w:pStyle w:val="21"/>
       </w:pPr>
-      <w:bookmarkStart w:id="11" w:name="_Toc241017353"/>
+      <w:bookmarkStart w:id="11" w:name="_Toc241018100"/>
       <w:r>
         <w:rPr>
           <w:rFonts w:ascii="Times New Roman" w:hAnsi="Times New Roman"/>
         </w:rPr>
-        <w:lastRenderedPageBreak/>
         <w:t>2.3. Поиск по обвязке реального агента</w:t>
       </w:r>
       <w:bookmarkEnd w:id="11"/>
     </w:p>
     <w:p>
       <w:r>
-        <w:t>Вторая площадка это настоящий кодирующи</w:t>
-      </w:r>
-      <w:r>
-        <w:t>й агент, наш собственный цикл инструментов (список файлов, чтение, запись, правка, запуск тестов, запуск команды). Обвязка описана одиннадцатью полями: список файлов, начальный вывод тестов, режим контекста, ширина окна шагов, длина наблюдения, бюджет чтен</w:t>
-      </w:r>
-      <w:r>
-        <w:t>ия строк, бюджет шагов, возвращаются ли падающие тесты, температура. Задачи: шесть небольших задач на Python, у каждой видимые тесты и скрытый файл тестов, которого агент не видит; четыре задачи образуют поисковый набор, две отложены и не участвуют в отбор</w:t>
-      </w:r>
-      <w:r>
-        <w:t>е.</w:t>
+        <w:t>Вторая площадка это настоящий кодир</w:t>
+      </w:r>
+      <w:r>
+        <w:t xml:space="preserve">ующий агент, наш собственный цикл инструментов (список файлов, чтение, запись, правка, запуск тестов, запуск команды). Обвязка описана одиннадцатью полями: список файлов, начальный вывод тестов, режим контекста, ширина окна шагов, длина наблюдения, бюджет </w:t>
+      </w:r>
+      <w:r>
+        <w:t>чтения строк, бюджет шагов, возвращаются ли падающие тесты, температура. Задачи: шесть небольших задач на Python, у каждой видимые тесты и скрытый файл тестов, которого агент не видит; четыре задачи образуют поисковый набор, две отложены и не участвуют в о</w:t>
+      </w:r>
+      <w:r>
+        <w:t>тборе.</w:t>
       </w:r>
     </w:p>
     <w:p>
       <w:r>
-        <w:t>Судья по записям восстанавливает не только стоимость, но и сами сообщения, которые кандидат отправил бы модели. Повтор проверен на всех 204 записанных прогонах: 196 из них воспроизводят размеры промптов посимвольно, всего 1401 шаг, а восемь расходятся н</w:t>
-      </w:r>
-      <w:r>
-        <w:t>а один-четыре символа в обрезанном выводе инструмента, один из них на 291 символ, потому что описание доступных агенту инструментов в его подсказке успело измениться между прогонами. Величина расхождения ограничена и записана в проверке, поэтому судья нико</w:t>
-      </w:r>
-      <w:r>
-        <w:t>гда не додумывает исход молча. Модель подсчёта токенов проверена перекрёстно: средняя относительная ошибка 5,9 процента, худшая 17,3 процента.</w:t>
+        <w:t>Судья по записям восстанавливает не только стоимость, но и сами сообщения, которые кандидат отправил бы модели. Повтор проверен на всех 204 записанных прогонах: 196 из них воспроизводят размеры промптов посимвольно, всего 1401 шаг, а восемь расходят</w:t>
+      </w:r>
+      <w:r>
+        <w:t xml:space="preserve">ся на один-четыре символа в обрезанном выводе инструмента, один из них на 291 символ, потому что описание доступных агенту </w:t>
+      </w:r>
+      <w:r>
+        <w:lastRenderedPageBreak/>
+        <w:t xml:space="preserve">инструментов в его подсказке успело измениться между прогонами. Величина расхождения ограничена и записана в проверке, поэтому судья </w:t>
+      </w:r>
+      <w:r>
+        <w:t>никогда не додумывает исход молча. Модель подсчёта токенов проверена перекрёстно: средняя относительная ошибка 5,9 процента, худшая 17,3 процента.</w:t>
       </w:r>
     </w:p>
     <w:p>
       <w:pPr>
         <w:pStyle w:val="21"/>
       </w:pPr>
-      <w:bookmarkStart w:id="12" w:name="_Toc241017354"/>
+      <w:bookmarkStart w:id="12" w:name="_Toc241018101"/>
       <w:r>
         <w:rPr>
           <w:rFonts w:ascii="Times New Roman" w:hAnsi="Times New Roman"/>
@@ -2907,75 +2884,178 @@
     </w:p>
     <w:p>
       <w:r>
-        <w:t>Третья площадка это организационный цикл. Исследователь читает досье проекта и пред</w:t>
-      </w:r>
-      <w:r>
-        <w:t>лагает от двух до четырёх вариантов работы. Менеджер выбирает ровно один вариант с критериями приёмки либо останавливает цикл. Работник выполняет правку в отдельной копии репозитория на отдельной ветке, запускает разрешённую проверку из белого списка и ост</w:t>
-      </w:r>
-      <w:r>
-        <w:t>авляет пакет изменений. Ничего не вливается, не отправляется на сервер и не утверждается автоматически: пакет ждёт человека. Каждый цикл пишет записи в тот же граф знаний, и цикл читает этот журнал перед следующим предложением, чтобы не предлагать сделанно</w:t>
-      </w:r>
-      <w:r>
-        <w:t>е.</w:t>
+        <w:t xml:space="preserve">Третья площадка это организационный цикл. Исследователь читает досье проекта и </w:t>
+      </w:r>
+      <w:r>
+        <w:t>предлагает от двух до четырёх вариантов работы. Менеджер выбирает ровно один вариант с критериями приёмки либо останавливает цикл. Работник выполняет правку в отдельной копии репозитория на отдельной ветке, запускает разрешённую проверку из белого списка и</w:t>
+      </w:r>
+      <w:r>
+        <w:t xml:space="preserve"> оставляет пакет изменений. Ничего не вливается, не отправляется на сервер и не утверждается автоматически: пакет ждёт человека. Каждый цикл пишет записи в тот же граф знаний, и цикл читает этот журнал перед следующим предложением, чтобы не предлагать сдел</w:t>
+      </w:r>
+      <w:r>
+        <w:t>анное.</w:t>
       </w:r>
     </w:p>
     <w:p>
       <w:r>
         <w:t>Цикл переживает смерть процесса: при перезапуске с тем же именем прогона биография получает запись о перезапуске, журнал получает запись о возобновлении, а рабочая копия встаёт рядом с остатками прерванной попытки и не сталкивается с ними.</w:t>
+      </w:r>
+    </w:p>
+    <w:p>
+      <w:pPr>
+        <w:keepNext/>
+        <w:ind w:firstLine="0"/>
+        <w:jc w:val="center"/>
+      </w:pPr>
+      <w:r>
+        <w:rPr>
+          <w:noProof/>
+          <w:lang w:val="ru-RU" w:eastAsia="ru-RU"/>
+        </w:rPr>
+        <w:drawing>
+          <wp:inline distT="0" distB="0" distL="0" distR="0">
+            <wp:extent cx="5760000" cy="2074238"/>
+            <wp:effectExtent l="0" t="0" r="0" b="0"/>
+            <wp:docPr id="1" name="Picture 1"/>
+            <wp:cNvGraphicFramePr>
+              <a:graphicFrameLocks xmlns:a="http://schemas.openxmlformats.org/drawingml/2006/main" noChangeAspect="1"/>
+            </wp:cNvGraphicFramePr>
+            <a:graphic xmlns:a="http://schemas.openxmlformats.org/drawingml/2006/main">
+              <a:graphicData uri="http://schemas.openxmlformats.org/drawingml/2006/picture">
+                <pic:pic xmlns:pic="http://schemas.openxmlformats.org/drawingml/2006/picture">
+                  <pic:nvPicPr>
+                    <pic:cNvPr id="0" name="fig-02-organization.png"/>
+                    <pic:cNvPicPr/>
+                  </pic:nvPicPr>
+                  <pic:blipFill>
+                    <a:blip r:embed="rId8"/>
+                    <a:stretch>
+                      <a:fillRect/>
+                    </a:stretch>
+                  </pic:blipFill>
+                  <pic:spPr>
+                    <a:xfrm>
+                      <a:off x="0" y="0"/>
+                      <a:ext cx="5760000" cy="2074238"/>
+                    </a:xfrm>
+                    <a:prstGeom prst="rect">
+                      <a:avLst/>
+                    </a:prstGeom>
+                  </pic:spPr>
+                </pic:pic>
+              </a:graphicData>
+            </a:graphic>
+          </wp:inline>
+        </w:drawing>
+      </w:r>
+    </w:p>
+    <w:p>
+      <w:r>
+        <w:t>Рисунок</w:t>
+      </w:r>
+      <w:r>
+        <w:t xml:space="preserve"> 1. Лента организации: предложения исследователя, решение менеджера, созданные рабочие копии, пакеты изменений и причины остановок.</w:t>
       </w:r>
     </w:p>
     <w:p>
       <w:pPr>
         <w:pStyle w:val="21"/>
       </w:pPr>
-      <w:bookmarkStart w:id="13" w:name="_Toc241017355"/>
+      <w:bookmarkStart w:id="13" w:name="_Toc241018102"/>
       <w:r>
         <w:rPr>
           <w:rFonts w:ascii="Times New Roman" w:hAnsi="Times New Roman"/>
         </w:rPr>
-        <w:t>2.5. Панель у</w:t>
-      </w:r>
-      <w:r>
-        <w:rPr>
-          <w:rFonts w:ascii="Times New Roman" w:hAnsi="Times New Roman"/>
-        </w:rPr>
-        <w:t>правления и границы автоматизации</w:t>
+        <w:t>2.5. Панель управления и границы автоматизации</w:t>
       </w:r>
       <w:bookmarkEnd w:id="13"/>
     </w:p>
     <w:p>
       <w:r>
-        <w:t>Состояние системы видно на панели (локальный веб-сервер): лента организации с ролями, предложениями, решениями менеджера, пакетами и причинами остановок; раздел памяти с результатами публичного замера; раздел, в котором пр</w:t>
-      </w:r>
-      <w:r>
-        <w:t>ямо перечислено, что именно доказано текущим прогоном.</w:t>
+        <w:t>Состояние системы видно на панели (локальный веб-сервер; рисунок 2): лента ор</w:t>
+      </w:r>
+      <w:r>
+        <w:t>ганизации с ролями, предложениями, решениями менеджера, пакетами и причинами остановок; раздел памяти с результатами публичного замера; раздел, в котором прямо перечислено, что именно доказано текущим прогоном.</w:t>
       </w:r>
     </w:p>
     <w:p>
-      <w:r>
-        <w:t>Границы автоматизации важнее возможностей, поэтому они перечислены в самой системе: ни один пакет не вливается сам; запуск цикла и его продолжительность задаёт человек; провайдер языковых моделей один,</w:t>
-      </w:r>
-      <w:r>
-        <w:t xml:space="preserve"> и отказ провайдера записывается как «не измерено», а не как ошибка системы.</w:t>
+      <w:pPr>
+        <w:keepNext/>
+        <w:ind w:firstLine="0"/>
+        <w:jc w:val="center"/>
+      </w:pPr>
+      <w:r>
+        <w:rPr>
+          <w:noProof/>
+          <w:lang w:val="ru-RU" w:eastAsia="ru-RU"/>
+        </w:rPr>
+        <w:lastRenderedPageBreak/>
+        <w:drawing>
+          <wp:inline distT="0" distB="0" distL="0" distR="0">
+            <wp:extent cx="5760000" cy="1658880"/>
+            <wp:effectExtent l="0" t="0" r="0" b="0"/>
+            <wp:docPr id="2" name="Picture 2"/>
+            <wp:cNvGraphicFramePr>
+              <a:graphicFrameLocks xmlns:a="http://schemas.openxmlformats.org/drawingml/2006/main" noChangeAspect="1"/>
+            </wp:cNvGraphicFramePr>
+            <a:graphic xmlns:a="http://schemas.openxmlformats.org/drawingml/2006/main">
+              <a:graphicData uri="http://schemas.openxmlformats.org/drawingml/2006/picture">
+                <pic:pic xmlns:pic="http://schemas.openxmlformats.org/drawingml/2006/picture">
+                  <pic:nvPicPr>
+                    <pic:cNvPr id="0" name="fig-01-dashboard.png"/>
+                    <pic:cNvPicPr/>
+                  </pic:nvPicPr>
+                  <pic:blipFill>
+                    <a:blip r:embed="rId9"/>
+                    <a:stretch>
+                      <a:fillRect/>
+                    </a:stretch>
+                  </pic:blipFill>
+                  <pic:spPr>
+                    <a:xfrm>
+                      <a:off x="0" y="0"/>
+                      <a:ext cx="5760000" cy="1658880"/>
+                    </a:xfrm>
+                    <a:prstGeom prst="rect">
+                      <a:avLst/>
+                    </a:prstGeom>
+                  </pic:spPr>
+                </pic:pic>
+              </a:graphicData>
+            </a:graphic>
+          </wp:inline>
+        </w:drawing>
       </w:r>
     </w:p>
     <w:p>
       <w:r>
-        <w:t xml:space="preserve">Развитие цикла идёт по одному направлению: перенести чтение записей внутрь графа на всех площадках, включая поиск по обвязке, где записи сейчас </w:t>
-      </w:r>
-      <w:r>
-        <w:lastRenderedPageBreak/>
-        <w:t xml:space="preserve">читаются с диска и попадают в граф </w:t>
-      </w:r>
-      <w:r>
-        <w:t>уже после отбора. Тогда память агента станет одинаковой и в модельном мире, и в живой работе.</w:t>
+        <w:t>Рисунок 2. Панель управления: состояние цик</w:t>
+      </w:r>
+      <w:r>
+        <w:t>ла, управление этапами, показатели.</w:t>
+      </w:r>
+    </w:p>
+    <w:p>
+      <w:r>
+        <w:t>Границы автоматизации важнее возможностей, поэтому они перечислены в самой системе: ни один пакет не вливается сам; запуск цикла и его продолжительность задаёт человек; провайдер языковых моделей один, и отказ провайдера</w:t>
+      </w:r>
+      <w:r>
+        <w:t xml:space="preserve"> записывается как «не измерено», а не как ошибка системы.</w:t>
+      </w:r>
+    </w:p>
+    <w:p>
+      <w:r>
+        <w:t>Развитие цикла идёт по одному направлению: перенести чтение записей внутрь графа на всех площадках, включая поиск по обвязке, где записи сейчас читаются с диска и попадают в граф уже после отбора. Т</w:t>
+      </w:r>
+      <w:r>
+        <w:t>огда память агента станет одинаковой и в модельном мире, и в живой работе.</w:t>
       </w:r>
     </w:p>
     <w:p>
       <w:pPr>
         <w:pStyle w:val="1"/>
       </w:pPr>
-      <w:bookmarkStart w:id="14" w:name="_Toc241017356"/>
+      <w:bookmarkStart w:id="14" w:name="_Toc241018103"/>
       <w:r>
         <w:rPr>
           <w:rFonts w:ascii="Times New Roman" w:hAnsi="Times New Roman"/>
@@ -2988,7 +3068,7 @@
       <w:pPr>
         <w:pStyle w:val="21"/>
       </w:pPr>
-      <w:bookmarkStart w:id="15" w:name="_Toc241017357"/>
+      <w:bookmarkStart w:id="15" w:name="_Toc241018104"/>
       <w:r>
         <w:rPr>
           <w:rFonts w:ascii="Times New Roman" w:hAnsi="Times New Roman"/>
@@ -2999,10 +3079,10 @@
     </w:p>
     <w:p>
       <w:r>
-        <w:t>Правила приёмки формулируются до поиска и не меняются внутри раунда; каждое их изменение вызыв</w:t>
-      </w:r>
-      <w:r>
-        <w:t>алось конкретным измерением, которое предыдущая версия пропустила. Правил было пять версий.</w:t>
+        <w:t xml:space="preserve">Правила приёмки формулируются до поиска и не меняются внутри раунда; каждое их изменение вызывалось конкретным </w:t>
+      </w:r>
+      <w:r>
+        <w:t>измерением, которое предыдущая версия пропустила. Правил было пять версий.</w:t>
       </w:r>
     </w:p>
     <w:tbl>
@@ -3125,13 +3205,13 @@
               <w:rPr>
                 <w:sz w:val="24"/>
               </w:rPr>
-              <w:t xml:space="preserve">раунды 2 и 3 развернули улучшения при 0 </w:t>
-            </w:r>
-            <w:r>
-              <w:rPr>
-                <w:sz w:val="24"/>
-              </w:rPr>
-              <w:t>восстановленных решениях из 26, и оба оказались хуже</w:t>
+              <w:t>раунды 2 и 3 развернули улучшения при 0 восстановленных ре</w:t>
+            </w:r>
+            <w:r>
+              <w:rPr>
+                <w:sz w:val="24"/>
+              </w:rPr>
+              <w:t>шениях из 26, и оба оказались хуже</w:t>
             </w:r>
           </w:p>
         </w:tc>
@@ -3220,13 +3300,13 @@
               <w:rPr>
                 <w:sz w:val="24"/>
               </w:rPr>
-              <w:t>политика, меняющая то, что аген</w:t>
-            </w:r>
-            <w:r>
-              <w:rPr>
-                <w:sz w:val="24"/>
-              </w:rPr>
-              <w:t>т видит, обязана измеряться в рабочем режиме независимо от покрытия</w:t>
+              <w:t>политика, меняющая то, что агент видит, обязана и</w:t>
+            </w:r>
+            <w:r>
+              <w:rPr>
+                <w:sz w:val="24"/>
+              </w:rPr>
+              <w:t>змеряться в рабочем режиме независимо от покрытия</w:t>
             </w:r>
           </w:p>
         </w:tc>
@@ -3279,13 +3359,13 @@
               <w:rPr>
                 <w:sz w:val="24"/>
               </w:rPr>
-              <w:t>три прогона на задачу вм</w:t>
-            </w:r>
-            <w:r>
-              <w:rPr>
-                <w:sz w:val="24"/>
-              </w:rPr>
-              <w:t>есто одного, прежде чем называть число</w:t>
+              <w:t>три прогона на задачу вместо одного, прежд</w:t>
+            </w:r>
+            <w:r>
+              <w:rPr>
+                <w:sz w:val="24"/>
+              </w:rPr>
+              <w:t>е чем называть число</w:t>
             </w:r>
           </w:p>
         </w:tc>
@@ -3311,28 +3391,29 @@
     <w:p/>
     <w:p>
       <w:r>
-        <w:t>Измерение в рабочем режиме дорого, поэтому перед каждым раундом судья решает большинство кандидатов бесплатно, а платят только за т</w:t>
-      </w:r>
-      <w:r>
-        <w:t>ех, кого судья не смог оценить или кто меняет поведение агента. Шум самого провайдера проверен контрольной политикой: одна и та же обвязка при повторах даёт разброс около плюс-минус 20 процентов, поэтому одиночный прогон не доказывает ничего.</w:t>
+        <w:lastRenderedPageBreak/>
+        <w:t xml:space="preserve">Измерение в рабочем режиме дорого, поэтому перед каждым раундом судья решает большинство кандидатов бесплатно, а платят только за тех, кого судья не </w:t>
+      </w:r>
+      <w:r>
+        <w:t>смог оценить или кто меняет поведение агента. Шум самого провайдера проверен контрольной политикой: одна и та же обвязка при повторах даёт разброс около плюс-минус 20 процентов, поэтому одиночный прогон не доказывает ничего.</w:t>
       </w:r>
     </w:p>
     <w:p>
       <w:pPr>
         <w:pStyle w:val="21"/>
       </w:pPr>
-      <w:bookmarkStart w:id="16" w:name="_Toc241017358"/>
+      <w:bookmarkStart w:id="16" w:name="_Toc241018105"/>
       <w:r>
         <w:rPr>
           <w:rFonts w:ascii="Times New Roman" w:hAnsi="Times New Roman"/>
         </w:rPr>
-        <w:t xml:space="preserve">3.2. Сон в </w:t>
+        <w:t>3.2. Сон в детерминированных ми</w:t>
       </w:r>
       <w:r>
         <w:rPr>
           <w:rFonts w:ascii="Times New Roman" w:hAnsi="Times New Roman"/>
         </w:rPr>
-        <w:t>детерминированных мирах</w:t>
+        <w:t>рах</w:t>
       </w:r>
       <w:bookmarkEnd w:id="16"/>
     </w:p>
@@ -3692,29 +3773,28 @@
         <w:t>oneiro-1</w:t>
       </w:r>
       <w:r>
-        <w:t xml:space="preserve">), и он принимается как честная нижняя </w:t>
-      </w:r>
-      <w:r>
-        <w:t xml:space="preserve">граница метода </w:t>
-      </w:r>
-      <w:r>
-        <w:lastRenderedPageBreak/>
-        <w:t>на этом мире. Оценка судьи при этом завышает результат на 22 до 30 процентов относительно измеренного: судья хорошо упорядочивает кандидатов и не годится как предсказание. Это ограничение важнее самого успеха, и оно перенесено в правила приё</w:t>
-      </w:r>
-      <w:r>
-        <w:t>мки.</w:t>
+        <w:t xml:space="preserve">), и он принимается как честная нижняя граница метода на </w:t>
+      </w:r>
+      <w:r>
+        <w:t>этом мире. Оценка судьи при этом завышает результат на 22 до 30 процентов относительно измеренного: судья хорошо упорядочивает кандидатов и не годится как предсказание. Это ограничение важнее самого успеха, и оно перенесено в правила приёмки.</w:t>
       </w:r>
     </w:p>
     <w:p>
       <w:pPr>
         <w:pStyle w:val="21"/>
       </w:pPr>
-      <w:bookmarkStart w:id="17" w:name="_Toc241017359"/>
+      <w:bookmarkStart w:id="17" w:name="_Toc241018106"/>
       <w:r>
         <w:rPr>
           <w:rFonts w:ascii="Times New Roman" w:hAnsi="Times New Roman"/>
         </w:rPr>
-        <w:t>3.3. Что сохраняет граф знаний</w:t>
+        <w:t>3.3. Что сохр</w:t>
+      </w:r>
+      <w:r>
+        <w:rPr>
+          <w:rFonts w:ascii="Times New Roman" w:hAnsi="Times New Roman"/>
+        </w:rPr>
+        <w:t>аняет граф знаний</w:t>
       </w:r>
       <w:bookmarkEnd w:id="17"/>
     </w:p>
@@ -3898,13 +3978,7 @@
               <w:rPr>
                 <w:sz w:val="24"/>
               </w:rPr>
-              <w:t>плоское хранилище (неупорядо</w:t>
-            </w:r>
-            <w:r>
-              <w:rPr>
-                <w:sz w:val="24"/>
-              </w:rPr>
-              <w:t>ченный список)</w:t>
+              <w:t>плоское хранилище (неупорядоченный список)</w:t>
             </w:r>
           </w:p>
         </w:tc>
@@ -4279,6 +4353,7 @@
     </w:p>
     <w:p>
       <w:r>
+        <w:lastRenderedPageBreak/>
         <w:t>Проверка на публичном наборе LongMemEval (детали в приложен</w:t>
       </w:r>
       <w:r>
@@ -4292,7 +4367,7 @@
       <w:pPr>
         <w:pStyle w:val="21"/>
       </w:pPr>
-      <w:bookmarkStart w:id="18" w:name="_Toc241017360"/>
+      <w:bookmarkStart w:id="18" w:name="_Toc241018107"/>
       <w:r>
         <w:rPr>
           <w:rFonts w:ascii="Times New Roman" w:hAnsi="Times New Roman"/>
@@ -4315,11 +4390,7 @@
         <w:t>юс 27,0 и плюс 21,1 процента запросов), причём в третьем раунде была потеряна одна задача. Раунд 4 отказал всем кандидатам по доказательствам: у них ноль восстановленных решений из записей. Раунды 5–7 и 10 не прошли порог экономии. Раунд 8 был измерен и от</w:t>
       </w:r>
       <w:r>
-        <w:t xml:space="preserve">клонён: прогноз плюс 32,0 </w:t>
-      </w:r>
-      <w:r>
-        <w:lastRenderedPageBreak/>
-        <w:t>процента, измерение плюс 1,5. Раунд 9 развернулся по одному прогону на задачу и не перенёсся: при трёх повторах вместо экономии вышло плюс 4,0 процента. Именно этот провал и вынудил пятый вариант правил приёмки, а он дал раунд 11.</w:t>
+        <w:t>клонён: прогноз плюс 32,0 процента, измерение плюс 1,5. Раунд 9 развернулся по одному прогону на задачу и не перенёсся: при трёх повторах вместо экономии вышло плюс 4,0 процента. Именно этот провал и вынудил пятый вариант правил приёмки, а он дал раунд 11.</w:t>
       </w:r>
     </w:p>
     <w:p>
@@ -4355,7 +4426,7 @@
       <w:pPr>
         <w:pStyle w:val="21"/>
       </w:pPr>
-      <w:bookmarkStart w:id="19" w:name="_Toc241017361"/>
+      <w:bookmarkStart w:id="19" w:name="_Toc241018108"/>
       <w:r>
         <w:rPr>
           <w:rFonts w:ascii="Times New Roman" w:hAnsi="Times New Roman"/>
@@ -4383,7 +4454,11 @@
         <w:t>Из семи записей о пакетах четы</w:t>
       </w:r>
       <w:r>
-        <w:t>ре принадлежат живым прогонам , каждый из них изменил рабочие файлы проекта и прошёл проверку, а три оставлены испытанием шлюза расширения и не изменили ничего. Имена ветвей, изменённые файлы и запущенные проверки сохраняются в журнале и раскрываются на па</w:t>
+        <w:t xml:space="preserve">ре принадлежат живым прогонам , каждый из них изменил рабочие файлы проекта и прошёл проверку, а три оставлены </w:t>
+      </w:r>
+      <w:r>
+        <w:lastRenderedPageBreak/>
+        <w:t>испытанием шлюза расширения и не изменили ничего. Имена ветвей, изменённые файлы и запущенные проверки сохраняются в журнале и раскрываются на па</w:t>
       </w:r>
       <w:r>
         <w:t>нели по каждой записи. Записи не удаляются: журнал показывает и рабочие циклы, и испытания, потому что этим он и отличается от отчёта, сочинённого в конце.</w:t>
@@ -4398,13 +4473,69 @@
       </w:r>
       <w:r>
         <w:t>я модель отдала ошибку соединения HTTP 524, пустой ответ не разобрался, и цикл был пропущен с записью об ошибке схемы. В обоих случаях система не замерла: следующий цикл запускался заново.</w:t>
+      </w:r>
+    </w:p>
+    <w:p>
+      <w:pPr>
+        <w:keepNext/>
+        <w:ind w:firstLine="0"/>
+        <w:jc w:val="center"/>
+      </w:pPr>
+      <w:r>
+        <w:rPr>
+          <w:noProof/>
+          <w:lang w:val="ru-RU" w:eastAsia="ru-RU"/>
+        </w:rPr>
+        <w:drawing>
+          <wp:inline distT="0" distB="0" distL="0" distR="0">
+            <wp:extent cx="5760000" cy="1667368"/>
+            <wp:effectExtent l="0" t="0" r="0" b="0"/>
+            <wp:docPr id="3" name="Picture 3"/>
+            <wp:cNvGraphicFramePr>
+              <a:graphicFrameLocks xmlns:a="http://schemas.openxmlformats.org/drawingml/2006/main" noChangeAspect="1"/>
+            </wp:cNvGraphicFramePr>
+            <a:graphic xmlns:a="http://schemas.openxmlformats.org/drawingml/2006/main">
+              <a:graphicData uri="http://schemas.openxmlformats.org/drawingml/2006/picture">
+                <pic:pic xmlns:pic="http://schemas.openxmlformats.org/drawingml/2006/picture">
+                  <pic:nvPicPr>
+                    <pic:cNvPr id="0" name="fig-04-proofs.png"/>
+                    <pic:cNvPicPr/>
+                  </pic:nvPicPr>
+                  <pic:blipFill>
+                    <a:blip r:embed="rId10"/>
+                    <a:stretch>
+                      <a:fillRect/>
+                    </a:stretch>
+                  </pic:blipFill>
+                  <pic:spPr>
+                    <a:xfrm>
+                      <a:off x="0" y="0"/>
+                      <a:ext cx="5760000" cy="1667368"/>
+                    </a:xfrm>
+                    <a:prstGeom prst="rect">
+                      <a:avLst/>
+                    </a:prstGeom>
+                  </pic:spPr>
+                </pic:pic>
+              </a:graphicData>
+            </a:graphic>
+          </wp:inline>
+        </w:drawing>
+      </w:r>
+    </w:p>
+    <w:p>
+      <w:r>
+        <w:t>Рисунок 3. Раздел «что здесь доказывается»: утверждения, подтверж</w:t>
+      </w:r>
+      <w:r>
+        <w:t>дённые текущим прогоном, отдельно от тех, что ещё не подтверждены.</w:t>
       </w:r>
     </w:p>
     <w:p>
       <w:pPr>
         <w:pStyle w:val="1"/>
       </w:pPr>
-      <w:bookmarkStart w:id="20" w:name="_Toc241017362"/>
+      <w:bookmarkStart w:id="20" w:name="_Toc241018109"/>
       <w:r>
         <w:rPr>
           <w:rFonts w:ascii="Times New Roman" w:hAnsi="Times New Roman"/>
@@ -4420,26 +4551,22 @@
     </w:p>
     <w:p>
       <w:r>
-        <w:t>Онтология</w:t>
-      </w:r>
-      <w:r>
-        <w:t xml:space="preserve"> опыта описана и работает: полная траектория агента, включая состояния, допустимые действия и числовые исходы, записывается в граф знаний, </w:t>
-      </w:r>
-      <w:r>
-        <w:lastRenderedPageBreak/>
-        <w:t>и связи времени и происхождения в нём проверены отключением (задача 1). Механизм самоулучшения реализован и измерен н</w:t>
-      </w:r>
-      <w:r>
-        <w:t>а двух структурно разных мирах: восемь из восьми зёрен улучшились после одного сна, от +14,7 до +114,9 (задача 2). Цикл перенесён на реального кодирующего агента; судья по записям восстанавливает запросы посимвольно, а правило «политику, меняющую поведение</w:t>
-      </w:r>
-      <w:r>
-        <w:t>, измерять в рабочем режиме» появилось именно на этом переносе (задача 3). Правила приёмки заморожены и пересматривались пять раз, каждое изменение вынуждено измерением; измерение с тремя повторами отделило настоящую экономию от шума провайдера в плюс-мину</w:t>
-      </w:r>
-      <w:r>
-        <w:t>с 20 процентов (задача 4). Память сравнена на публичном наборе с плоским журналом и без памяти; подстройка под известный протокол судьи сохранена (задача 5). Автономный цикл из трёх ролей работает, переживает перезапуск процесса и оставляет незалитые пакет</w:t>
-      </w:r>
-      <w:r>
-        <w:t>ы изменений с доказательствами (задача 6). Практическое применение описано двумя сценариями, для долгого проекта и для повседневной работы, вместе с требованиями к запуску (задача 7).</w:t>
+        <w:t>Онтология опыта описана и работает: полная траектория агента, включая состояния, допустимые действия и числовые исходы, записываетс</w:t>
+      </w:r>
+      <w:r>
+        <w:t>я в граф знаний, и связи времени и происхождения в нём проверены отключением (задача 1). Механизм самоулучшения реализован и измерен на двух структурно разных мирах: восемь из восьми зёрен улучшились после одного сна, от +14,7 до +114,9 (задача 2). Цикл пе</w:t>
+      </w:r>
+      <w:r>
+        <w:t>ренесён на реального кодирующего агента; судья по записям восстанавливает запросы посимвольно, а правило «политику, меняющую поведение, измерять в рабочем режиме» появилось именно на этом переносе (задача 3). Правила приёмки заморожены и пересматривались п</w:t>
+      </w:r>
+      <w:r>
+        <w:t>ять раз, каждое изменение вынуждено измерением; измерение с тремя повторами отделило настоящую экономию от шума провайдера в плюс-минус 20 процентов (задача 4). Память сравнена на публичном наборе с плоским журналом и без памяти; подстройка под известный п</w:t>
+      </w:r>
+      <w:r>
+        <w:t>ротокол судьи сохранена (задача 5). Автономный цикл из трёх ролей работает, переживает перезапуск процесса и оставляет незалитые пакеты изменений с доказательствами (задача 6). Практическое применение описано двумя сценариями, для долгого проекта и для пов</w:t>
+      </w:r>
+      <w:r>
+        <w:t>седневной работы, вместе с требованиями к запуску (задача 7).</w:t>
       </w:r>
     </w:p>
     <w:p>
@@ -4450,40 +4577,44 @@
         <w:t>Практический итог.</w:t>
       </w:r>
       <w:r>
-        <w:t xml:space="preserve"> Система работает как помощник, а не как лабораторная </w:t>
-      </w:r>
-      <w:r>
-        <w:t>демонстрация. Она ведёт цикл из трёх ролей, помнит свою работу записями в графе, продолжает её после перезапуска процесса и оставляет человеку готовые к проверке пакеты изменений. Опыт, записанный с онтологией, позволяет отбирать улучшения почти бесплатно:</w:t>
-      </w:r>
-      <w:r>
-        <w:t xml:space="preserve"> из 29 предложенных кандидатов 19 отклонены по записям без единого запуска, а один развёрнутый вариант дал переносимую экономию запросов на реальном агенте. Память сравнена с плоским журналом и с полным отсутствием памяти на публичном наборе: без памяти 4,</w:t>
-      </w:r>
-      <w:r>
-        <w:t>1 процента, с памятью около 72 процентов, а структура графа выигрывает там, где она и должна выигрывать: на вопросах о времени (40,0 против 16,7 процента) и на сохранении порядка и происхождения записей.</w:t>
+        <w:t xml:space="preserve"> Система работает как помощник, а не как лабораторная демонстрация. Она ведёт цикл из трёх ролей, помнит свою работу записями в </w:t>
+      </w:r>
+      <w:r>
+        <w:lastRenderedPageBreak/>
+        <w:t xml:space="preserve">графе, продолжает её после перезапуска процесса </w:t>
+      </w:r>
+      <w:r>
+        <w:t>и оставляет человеку готовые к проверке пакеты изменений. Опыт, записанный с онтологией, позволяет отбирать улучшения почти бесплатно: из 29 предложенных кандидатов 19 отклонены по записям без единого запуска, а один развёрнутый вариант дал переносимую эко</w:t>
+      </w:r>
+      <w:r>
+        <w:t>номию запросов на реальном агенте. Память сравнена с плоским журналом и с полным отсутствием памяти на публичном наборе: без памяти 4,1 процента, с памятью около 72 процентов, а структура графа выигрывает там, где она и должна выигрывать: на вопросах о вре</w:t>
+      </w:r>
+      <w:r>
+        <w:t>мени (40,0 против 16,7 процента) и на сохранении порядка и происхождения записей.</w:t>
       </w:r>
     </w:p>
     <w:p>
       <w:r>
-        <w:t>Отсюда ближайшие направления работы. Первое: расшири</w:t>
-      </w:r>
-      <w:r>
-        <w:t>ть предмет работы за пределы кода (почта, таблицы, документы по образцу), потому что помощник в повседневной работе школы и офиса это тот же двигатель с другим предметом; канал, которым решение уходит человеку и возвращается его нажатием, для этого уже ест</w:t>
-      </w:r>
-      <w:r>
-        <w:t>ь. Второе: сделать память сильнее, чем она есть сейчас: гибридный поиск вместо одного вида подобия, затухание старых записей, ограниченное ядро, которое всегда стоит в подсказке, и свёртка записей с обрезкой контекста, а после них повторный замер на том же</w:t>
-      </w:r>
-      <w:r>
-        <w:t xml:space="preserve"> наборе, чтобы преимущество структуры было видно не только на вопросах о времени. Третье: перенести чтение записей внутрь графа на всех площадках, включая поиск по обвязке, чтобы память агента была одинаковой в мире и в живой работе. Четвёртое: расширить н</w:t>
-      </w:r>
-      <w:r>
-        <w:t>абор задач с шести до двенадцати и более и повторить замер памяти, чтобы разница между видами памяти перестала быть в пределах шума.</w:t>
+        <w:t xml:space="preserve">Отсюда ближайшие направления работы. Первое: расширить предмет работы за пределы кода (почта, таблицы, документы по образцу), потому что помощник в повседневной работе школы </w:t>
+      </w:r>
+      <w:r>
+        <w:t>и офиса это тот же двигатель с другим предметом; канал, которым решение уходит человеку и возвращается его нажатием, для этого уже есть. Второе: сделать память сильнее, чем она есть сейчас: гибридный поиск вместо одного вида подобия, затухание старых запис</w:t>
+      </w:r>
+      <w:r>
+        <w:t xml:space="preserve">ей, ограниченное ядро, которое всегда стоит в подсказке, и свёртка записей с обрезкой контекста, а после них повторный замер на том же наборе, чтобы преимущество структуры было видно не только на вопросах о времени. Третье: перенести чтение записей внутрь </w:t>
+      </w:r>
+      <w:r>
+        <w:t>графа на всех площадках, включая поиск по обвязке, чтобы память агента была одинаковой в мире и в живой работе. Четвёртое: расширить набор задач с шести до двенадцати и более и повторить замер памяти, чтобы разница между видами памяти перестала быть в пред</w:t>
+      </w:r>
+      <w:r>
+        <w:t>елах шума.</w:t>
       </w:r>
     </w:p>
     <w:p>
       <w:pPr>
         <w:pStyle w:val="1"/>
       </w:pPr>
-      <w:bookmarkStart w:id="21" w:name="_Toc241017363"/>
+      <w:bookmarkStart w:id="21" w:name="_Toc241018110"/>
       <w:r>
         <w:rPr>
           <w:rFonts w:ascii="Times New Roman" w:hAnsi="Times New Roman"/>
@@ -4494,61 +4625,61 @@
     </w:p>
     <w:p>
       <w:r>
-        <w:t>1. Dream-RSI: Recursive Self-Improvement through Evolving Worlds // arXiv:2609.14858, 2026</w:t>
-      </w:r>
-      <w:r>
-        <w:t>. URL: https://arxiv.org/abs/2609.14858 (дата обращения: 22.09.2026).</w:t>
+        <w:t>1. Dream-RSI: Recursive Self-Improvement through Evolving Worlds // arXiv:2609.14858, 2026. URL: https://arxiv.org/abs/2609.14858 (дата обращения: 22.09.2026).</w:t>
       </w:r>
     </w:p>
     <w:p>
       <w:r>
-        <w:lastRenderedPageBreak/>
-        <w:t xml:space="preserve">2. Lee Y., Nair R., Zhang Q., Lee K., Khattab O., Finn C. Meta-Harness: End-to-End Optimization of Model Harnesses // arXiv:2603.28052, 2026. URL: https://arxiv.org/abs/2603.28052 (дата </w:t>
-      </w:r>
-      <w:r>
-        <w:t>обращения: 22.09.2026).</w:t>
+        <w:t xml:space="preserve">2. Lee Y., Nair R., Zhang Q., Lee K., Khattab O., </w:t>
+      </w:r>
+      <w:r>
+        <w:t>Finn C. Meta-Harness: End-to-End Optimization of Model Harnesses // arXiv:2603.28052, 2026. URL: https://arxiv.org/abs/2603.28052 (дата обращения: 22.09.2026).</w:t>
       </w:r>
     </w:p>
     <w:p>
       <w:r>
-        <w:t>3. Liu H., Ye T., Gao S. и др. SoL-Pi: Recursively Scaling Auto-Research Loops for Efficient Agent Harness // arXiv:2609.20519, 2026. URL: https://arxiv.org/abs/2609.20519 (дата обращения: 22.09.2026).</w:t>
+        <w:t>3. Liu H., Ye T., Gao S. и др. SoL-Pi: Recursively Scaling Auto-Research Loops for Efficient Age</w:t>
+      </w:r>
+      <w:r>
+        <w:t>nt Harness // arXiv:2609.20519, 2026. URL: https://arxiv.org/abs/2609.20519 (дата обращения: 22.09.2026).</w:t>
       </w:r>
     </w:p>
     <w:p>
       <w:r>
-        <w:t>4. Wang R., Hsu H.-L., Mehta S</w:t>
-      </w:r>
-      <w:r>
-        <w:t>. и др. GAVEL: Graph World Models for Verified and Efficient Long-Horizon LLM Task Planning // arXiv:2609.19315, 2026. URL: https://arxiv.org/abs/2609.19315 (дата обращения: 22.09.2026).</w:t>
+        <w:t>4. Wang R., Hsu H.-L., Mehta S. и др. GAVEL: Graph World Models for Verified and Efficient Long-Horizon LLM Task Planning // arXiv:2609.19315, 2026. U</w:t>
+      </w:r>
+      <w:r>
+        <w:t>RL: https://arxiv.org/abs/2609.19315 (дата обращения: 22.09.2026).</w:t>
       </w:r>
     </w:p>
     <w:p>
       <w:r>
-        <w:t>5. Wu D. et al. LongMemEval: Benchmarking Chat Assistants on Long-Ter</w:t>
-      </w:r>
-      <w:r>
-        <w:t>m Interactive Memory // arXiv:2410.10813, 2024. URL: https://arxiv.org/abs/2410.10813 (дата обращения: 22.09.2026).</w:t>
+        <w:t>5. Wu D. et al. LongMemEval: Benchmarking Chat Assistants on Long-Term Interactive Memory // arXiv:2410.10813, 2024. URL: https://arxiv.org/abs/2410.10813 (дата обращения: 22.09.2026).</w:t>
       </w:r>
     </w:p>
     <w:p>
       <w:r>
-        <w:t>6. Голенков В.В., Гулякина Н.А. Открытая семантическая технология проектирования интеллектуальных систем (OSTIS) // Сборник научных трудов O</w:t>
-      </w:r>
-      <w:r>
-        <w:t>STIS. Минск, 2023. URL: https://proc.ostis.net/proc/Proceedings%20OSTIS-2023.pdf (дата обращения: 22.09.2026).</w:t>
+        <w:t>6. Г</w:t>
+      </w:r>
+      <w:r>
+        <w:t>оленков В.В., Гулякина Н.А. Открытая семантическая технология проектирования интеллектуальных систем (OSTIS) // Сборник научных трудов OSTIS. Минск, 2023. URL: https://proc.ostis.net/proc/Proceedings%20OSTIS-2023.pdf (дата обращения: 22.09.2026).</w:t>
       </w:r>
     </w:p>
     <w:p>
       <w:r>
-        <w:t>7. Голенков В.В. и др. Интеллектуальные компьютерные системы нового поколения // Доклады БГУИР. 2024. URL: https://doklady.bsuir.by/jour/article/</w:t>
-      </w:r>
-      <w:r>
-        <w:t>view/3906 (дата обращения: 22.09.2026).</w:t>
+        <w:lastRenderedPageBreak/>
+        <w:t>7. Голенк</w:t>
+      </w:r>
+      <w:r>
+        <w:t>ов В.В. и др. Интеллектуальные компьютерные системы нового поколения // Доклады БГУИР. 2024. URL: https://doklady.bsuir.by/jour/article/view/3906 (дата обращения: 22.09.2026).</w:t>
       </w:r>
     </w:p>
     <w:p>
       <w:r>
-        <w:t>8. Технология OSTIS: программная платформа (sc-machine, sc-web, py-sc-client). URL: https://github.com/ostis-ai (дата обращения: 22.09.2026).</w:t>
+        <w:t>8. Технология OSTIS: программная платформа (sc-machine, sc-web, py-sc-client). U</w:t>
+      </w:r>
+      <w:r>
+        <w:t>RL: https://github.com/ostis-ai (дата обращения: 22.09.2026).</w:t>
       </w:r>
     </w:p>
     <w:p>
@@ -4561,7 +4692,7 @@
         <w:pStyle w:val="1"/>
         <w:jc w:val="right"/>
       </w:pPr>
-      <w:bookmarkStart w:id="22" w:name="_Toc241017364"/>
+      <w:bookmarkStart w:id="22" w:name="_Toc241018111"/>
       <w:r>
         <w:rPr>
           <w:rFonts w:ascii="Times New Roman" w:hAnsi="Times New Roman"/>
@@ -4573,10 +4704,7 @@
     </w:p>
     <w:p>
       <w:r>
-        <w:t xml:space="preserve">Набор: </w:t>
-      </w:r>
-      <w:r>
-        <w:t>LongMemEval, исправленная авторами версия (</w:t>
+        <w:t>Набор: LongMemEval, исправленная авторами версия (</w:t>
       </w:r>
       <w:r>
         <w:rPr>
@@ -4606,10 +4734,10 @@
         <w:t>s</w:t>
       </w:r>
       <w:r>
-        <w:t xml:space="preserve"> (полные истории, выборка ограничена 100 сессиями с обязательным сохранением сессий с отве</w:t>
-      </w:r>
-      <w:r>
-        <w:t>том). Порядок вариантов одинаков на всех стадиях: ответ дают те же модели, судью проводят те же модели, меняется только вид памяти. Разные модели-ответчики указаны отдельно, потому что потолок зависит именно от них.</w:t>
+        <w:t xml:space="preserve"> (полные истории, выборка ограничена 100 сессиями с обязательным сохранением сессий с ответом). Порядок вариантов одинаков на всех стадиях: ответ дают те же модели, судью проводят те же модели, меняется</w:t>
+      </w:r>
+      <w:r>
+        <w:t xml:space="preserve"> только вид памяти. Разные модели-ответчики указаны отдельно, потому что потолок зависит именно от них.</w:t>
       </w:r>
     </w:p>
     <w:p>
@@ -4631,14 +4759,7 @@
           <w:rFonts w:ascii="Consolas" w:hAnsi="Consolas"/>
           <w:sz w:val="24"/>
         </w:rPr>
-        <w:t>s-5</w:t>
-      </w:r>
-      <w:r>
-        <w:rPr>
-          <w:rFonts w:ascii="Consolas" w:hAnsi="Consolas"/>
-          <w:sz w:val="24"/>
-        </w:rPr>
-        <w:t>0-1</w:t>
+        <w:t>s-50-1</w:t>
       </w:r>
       <w:r>
         <w:t>:</w:t>
@@ -4804,7 +4925,13 @@
               <w:rPr>
                 <w:sz w:val="24"/>
               </w:rPr>
-              <w:t>44 из 50</w:t>
+              <w:t>44 и</w:t>
+            </w:r>
+            <w:r>
+              <w:rPr>
+                <w:sz w:val="24"/>
+              </w:rPr>
+              <w:t>з 50</w:t>
             </w:r>
           </w:p>
         </w:tc>
@@ -5487,13 +5614,7 @@
               <w:rPr>
                 <w:sz w:val="24"/>
               </w:rPr>
-              <w:t xml:space="preserve">по </w:t>
-            </w:r>
-            <w:r>
-              <w:rPr>
-                <w:sz w:val="24"/>
-              </w:rPr>
-              <w:t>одному сообщению пользователя</w:t>
+              <w:t>по одному сообщению пользователя</w:t>
             </w:r>
           </w:p>
         </w:tc>
@@ -5633,7 +5754,10 @@
         <w:t>oracle</w:t>
       </w:r>
       <w:r>
-        <w:t>, два прогона с разными моделями-ответчиками (потолок зависит от отвечающей модели, поэтому числа приведены оба):</w:t>
+        <w:t xml:space="preserve">, два </w:t>
+      </w:r>
+      <w:r>
+        <w:t>прогона с разными моделями-ответчиками (потолок зависит от отвечающей модели, поэтому числа приведены оба):</w:t>
       </w:r>
     </w:p>
     <w:tbl>
@@ -5722,14 +5846,7 @@
                 <w:b/>
                 <w:sz w:val="24"/>
               </w:rPr>
-              <w:t xml:space="preserve">Доля </w:t>
-            </w:r>
-            <w:r>
-              <w:rPr>
-                <w:b/>
-                <w:sz w:val="24"/>
-              </w:rPr>
-              <w:t>верных</w:t>
+              <w:t>Доля верных</w:t>
             </w:r>
           </w:p>
         </w:tc>
@@ -6028,10 +6145,10 @@
         <w:t>s</w:t>
       </w:r>
       <w:r>
-        <w:t>; такие клетки не засчитаны ни как верные, ни как неверные, и в таблице они вынесены отдельным столбцом. Второе: вопросы о предпочтениях дал</w:t>
-      </w:r>
-      <w:r>
-        <w:t xml:space="preserve">и ноль на всех вариантах в прогоне </w:t>
+        <w:t>; такие клетки не засчитаны ни как верные, ни как неверные, и в таблице они вынесе</w:t>
+      </w:r>
+      <w:r>
+        <w:t xml:space="preserve">ны отдельным столбцом. Второе: вопросы о предпочтениях дали ноль на всех вариантах в прогоне </w:t>
       </w:r>
       <w:r>
         <w:rPr>
@@ -6041,10 +6158,10 @@
         <w:t>oracle-50-1</w:t>
       </w:r>
       <w:r>
-        <w:t>, то есть этот тип вопросов нашим стендом пока не измеряется. Третье: замер не финальный, разница между графом и плоским журналом лежит внутри шума, и именно поэтому в основном тексте не делается вывода о прево</w:t>
-      </w:r>
-      <w:r>
-        <w:t>сходстве графа.</w:t>
+        <w:t>, то есть этот тип вопросов нашим стендом пока не измеряется. Третье: замер не финальный, разница между графом и плоским журналом лежит внутри шума, и и</w:t>
+      </w:r>
+      <w:r>
+        <w:t>менно поэтому в основном тексте не делается вывода о превосходстве графа.</w:t>
       </w:r>
     </w:p>
     <w:p>
@@ -6057,7 +6174,7 @@
         <w:pStyle w:val="1"/>
         <w:jc w:val="right"/>
       </w:pPr>
-      <w:bookmarkStart w:id="23" w:name="_Toc241017365"/>
+      <w:bookmarkStart w:id="23" w:name="_Toc241018112"/>
       <w:r>
         <w:rPr>
           <w:rFonts w:ascii="Times New Roman" w:hAnsi="Times New Roman"/>
@@ -6363,7 +6480,13 @@
               <w:rPr>
                 <w:sz w:val="24"/>
               </w:rPr>
-              <w:t>развёрнуто, +21,1 процента (хуже), одна задача потеряна</w:t>
+              <w:t xml:space="preserve">развёрнуто, </w:t>
+            </w:r>
+            <w:r>
+              <w:rPr>
+                <w:sz w:val="24"/>
+              </w:rPr>
+              <w:t>+21,1 процента (хуже), одна задача потеряна</w:t>
             </w:r>
           </w:p>
         </w:tc>
@@ -6433,13 +6556,7 @@
               <w:rPr>
                 <w:sz w:val="24"/>
               </w:rPr>
-              <w:t xml:space="preserve">отказ по </w:t>
-            </w:r>
-            <w:r>
-              <w:rPr>
-                <w:sz w:val="24"/>
-              </w:rPr>
-              <w:t>доказательствам</w:t>
+              <w:t>отказ по доказательствам</w:t>
             </w:r>
           </w:p>
         </w:tc>
@@ -6789,13 +6906,7 @@
               <w:rPr>
                 <w:sz w:val="24"/>
               </w:rPr>
-              <w:t xml:space="preserve">развёрнуто: минус 13,3 на поиске, </w:t>
-            </w:r>
-            <w:r>
-              <w:rPr>
-                <w:sz w:val="24"/>
-              </w:rPr>
-              <w:t>минус 28,5 на отложенных задачах</w:t>
+              <w:t>развёрнуто: минус 13,3 на поиске, минус 28,5 на отложенных задачах</w:t>
             </w:r>
           </w:p>
         </w:tc>
@@ -6812,7 +6923,7 @@
         <w:pStyle w:val="1"/>
         <w:jc w:val="right"/>
       </w:pPr>
-      <w:bookmarkStart w:id="24" w:name="_Toc241017366"/>
+      <w:bookmarkStart w:id="24" w:name="_Toc241018113"/>
       <w:r>
         <w:rPr>
           <w:rFonts w:ascii="Times New Roman" w:hAnsi="Times New Roman"/>
@@ -6824,10 +6935,10 @@
     </w:p>
     <w:p>
       <w:r>
-        <w:t xml:space="preserve">Каждое число основного текста опирается на протокол измерения, который сохраняется вместе с результатом и остаётся доступным после прогона. Протокол отвечает на три вопроса: что </w:t>
-      </w:r>
-      <w:r>
-        <w:t>сравнивалось, при каких условиях и чем закончилось.</w:t>
+        <w:t xml:space="preserve">Каждое число основного текста опирается на протокол измерения, который сохраняется вместе с результатом и остаётся доступным </w:t>
+      </w:r>
+      <w:r>
+        <w:t>после прогона. Протокол отвечает на три вопроса: что сравнивалось, при каких условиях и чем закончилось.</w:t>
       </w:r>
     </w:p>
     <w:tbl>
@@ -6914,7 +7025,13 @@
               <w:rPr>
                 <w:sz w:val="24"/>
               </w:rPr>
-              <w:t>серия из восьми прогонов по зёрнам: прирост измерен в самом мире, отдельно от оценки судьи</w:t>
+              <w:t>серия из восьми прогонов по зёрнам: прирост измерен в самом мире, отдельно</w:t>
+            </w:r>
+            <w:r>
+              <w:rPr>
+                <w:sz w:val="24"/>
+              </w:rPr>
+              <w:t xml:space="preserve"> от оценки судьи</w:t>
             </w:r>
           </w:p>
         </w:tc>
@@ -6933,13 +7050,7 @@
               <w:rPr>
                 <w:sz w:val="24"/>
               </w:rPr>
-              <w:t xml:space="preserve">Сохранение порядка и происхождения </w:t>
-            </w:r>
-            <w:r>
-              <w:rPr>
-                <w:sz w:val="24"/>
-              </w:rPr>
-              <w:t>(пункт 3.3)</w:t>
+              <w:t>Сохранение порядка и происхождения (пункт 3.3)</w:t>
             </w:r>
           </w:p>
         </w:tc>
@@ -6992,7 +7103,13 @@
               <w:rPr>
                 <w:sz w:val="24"/>
               </w:rPr>
-              <w:t>сверка оценки судьи с измерением по семи написанным вручную обвязкам</w:t>
+              <w:t xml:space="preserve">сверка оценки судьи с измерением по семи написанным </w:t>
+            </w:r>
+            <w:r>
+              <w:rPr>
+                <w:sz w:val="24"/>
+              </w:rPr>
+              <w:t>вручную обвязкам</w:t>
             </w:r>
           </w:p>
         </w:tc>
@@ -7028,13 +7145,7 @@
               <w:rPr>
                 <w:sz w:val="24"/>
               </w:rPr>
-              <w:t>пр</w:t>
-            </w:r>
-            <w:r>
-              <w:rPr>
-                <w:sz w:val="24"/>
-              </w:rPr>
-              <w:t>отокол одиннадцати раундов: правила раунда, кандидаты, решение и причина решения</w:t>
+              <w:t>протокол одиннадцати раундов: правила раунда, кандидаты, решение и причина решения</w:t>
             </w:r>
           </w:p>
         </w:tc>
@@ -7070,7 +7181,13 @@
               <w:rPr>
                 <w:sz w:val="24"/>
               </w:rPr>
-              <w:t>отчёты прогонов на публичном наборе: ответы, вердикты судьи, доля верных по типам вопросов</w:t>
+              <w:t>отчёты прогонов на публичном наборе: ответы, вердикты судьи, доля верных по типам вопро</w:t>
+            </w:r>
+            <w:r>
+              <w:rPr>
+                <w:sz w:val="24"/>
+              </w:rPr>
+              <w:t>сов</w:t>
             </w:r>
           </w:p>
         </w:tc>
@@ -7106,13 +7223,7 @@
               <w:rPr>
                 <w:sz w:val="24"/>
               </w:rPr>
-              <w:t>журнал организации: роли, предл</w:t>
-            </w:r>
-            <w:r>
-              <w:rPr>
-                <w:sz w:val="24"/>
-              </w:rPr>
-              <w:t>ожения, решения, пакеты изменений и причины остановок</w:t>
+              <w:t>журнал организации: роли, предложения, решения, пакеты изменений и причины остановок</w:t>
             </w:r>
           </w:p>
         </w:tc>
@@ -7157,10 +7268,13 @@
     <w:p/>
     <w:p>
       <w:r>
-        <w:t xml:space="preserve">Часть протоколов воспроизводима: серию по зёрнам, замер памяти и раунды </w:t>
-      </w:r>
-      <w:r>
-        <w:t>поиска можно повторить и получить те же числа. Протоколы живого цикла остаются историей: их нельзя переиграть заново, потому что в них участвовали роли и внешние модели в реальном времени, поэтому они и хранятся записями, а не пересказом.</w:t>
+        <w:t>Часть протоколов</w:t>
+      </w:r>
+      <w:r>
+        <w:t xml:space="preserve"> воспроизводима: серию по зёрнам, замер памяти и раунды поиска можно повторить и получить те же числа. Протоколы живого цикла остаются историей: их нельзя переиграть заново, потому что в них участвовали роли и внешние модели в реальном времени, поэтому они</w:t>
+      </w:r>
+      <w:r>
+        <w:t xml:space="preserve"> и хранятся записями, а не пересказом.</w:t>
       </w:r>
     </w:p>
     <w:p>
@@ -7173,19 +7287,13 @@
         <w:pStyle w:val="1"/>
         <w:jc w:val="right"/>
       </w:pPr>
-      <w:bookmarkStart w:id="25" w:name="_Toc241017367"/>
+      <w:bookmarkStart w:id="25" w:name="_Toc241018114"/>
       <w:r>
         <w:rPr>
           <w:rFonts w:ascii="Times New Roman" w:hAnsi="Times New Roman"/>
         </w:rPr>
         <w:lastRenderedPageBreak/>
-        <w:t>Приложение Г. Р</w:t>
-      </w:r>
-      <w:r>
-        <w:rPr>
-          <w:rFonts w:ascii="Times New Roman" w:hAnsi="Times New Roman"/>
-        </w:rPr>
-        <w:t>исунки панели управления</w:t>
+        <w:t>Приложение Г. Раздел памяти панели управления</w:t>
       </w:r>
       <w:bookmarkEnd w:id="25"/>
     </w:p>
@@ -7202,115 +7310,9 @@
         </w:rPr>
         <w:drawing>
           <wp:inline distT="0" distB="0" distL="0" distR="0">
-            <wp:extent cx="5760000" cy="1658880"/>
-            <wp:effectExtent l="0" t="0" r="0" b="0"/>
-            <wp:docPr id="1" name="Picture 1"/>
-            <wp:cNvGraphicFramePr>
-              <a:graphicFrameLocks xmlns:a="http://schemas.openxmlformats.org/drawingml/2006/main" noChangeAspect="1"/>
-            </wp:cNvGraphicFramePr>
-            <a:graphic xmlns:a="http://schemas.openxmlformats.org/drawingml/2006/main">
-              <a:graphicData uri="http://schemas.openxmlformats.org/drawingml/2006/picture">
-                <pic:pic xmlns:pic="http://schemas.openxmlformats.org/drawingml/2006/picture">
-                  <pic:nvPicPr>
-                    <pic:cNvPr id="0" name="fig-01-dashboard.png"/>
-                    <pic:cNvPicPr/>
-                  </pic:nvPicPr>
-                  <pic:blipFill>
-                    <a:blip r:embed="rId8"/>
-                    <a:stretch>
-                      <a:fillRect/>
-                    </a:stretch>
-                  </pic:blipFill>
-                  <pic:spPr>
-                    <a:xfrm>
-                      <a:off x="0" y="0"/>
-                      <a:ext cx="5760000" cy="1658880"/>
-                    </a:xfrm>
-                    <a:prstGeom prst="rect">
-                      <a:avLst/>
-                    </a:prstGeom>
-                  </pic:spPr>
-                </pic:pic>
-              </a:graphicData>
-            </a:graphic>
-          </wp:inline>
-        </w:drawing>
-      </w:r>
-    </w:p>
-    <w:p>
-      <w:r>
-        <w:t>Рисунок Г.1. Общий вид панели: состояние цикла, управление этапами, показатели.</w:t>
-      </w:r>
-    </w:p>
-    <w:p>
-      <w:pPr>
-        <w:keepNext/>
-        <w:ind w:firstLine="0"/>
-        <w:jc w:val="center"/>
-      </w:pPr>
-      <w:r>
-        <w:rPr>
-          <w:noProof/>
-          <w:lang w:val="ru-RU" w:eastAsia="ru-RU"/>
-        </w:rPr>
-        <w:drawing>
-          <wp:inline distT="0" distB="0" distL="0" distR="0">
-            <wp:extent cx="5760000" cy="2074238"/>
-            <wp:effectExtent l="0" t="0" r="0" b="0"/>
-            <wp:docPr id="2" name="Picture 2"/>
-            <wp:cNvGraphicFramePr>
-              <a:graphicFrameLocks xmlns:a="http://schemas.openxmlformats.org/drawingml/2006/main" noChangeAspect="1"/>
-            </wp:cNvGraphicFramePr>
-            <a:graphic xmlns:a="http://schemas.openxmlformats.org/drawingml/2006/main">
-              <a:graphicData uri="http://schemas.openxmlformats.org/drawingml/2006/picture">
-                <pic:pic xmlns:pic="http://schemas.openxmlformats.org/drawingml/2006/picture">
-                  <pic:nvPicPr>
-                    <pic:cNvPr id="0" name="fig-02-organization.png"/>
-                    <pic:cNvPicPr/>
-                  </pic:nvPicPr>
-                  <pic:blipFill>
-                    <a:blip r:embed="rId9"/>
-                    <a:stretch>
-                      <a:fillRect/>
-                    </a:stretch>
-                  </pic:blipFill>
-                  <pic:spPr>
-                    <a:xfrm>
-                      <a:off x="0" y="0"/>
-                      <a:ext cx="5760000" cy="2074238"/>
-                    </a:xfrm>
-                    <a:prstGeom prst="rect">
-                      <a:avLst/>
-                    </a:prstGeom>
-                  </pic:spPr>
-                </pic:pic>
-              </a:graphicData>
-            </a:graphic>
-          </wp:inline>
-        </w:drawing>
-      </w:r>
-    </w:p>
-    <w:p>
-      <w:r>
-        <w:t>Рисунок Г.2. Лента организации: предложения исследователя, решение менеджера, созданные рабочие копии, пакеты изменений и причины остановок.</w:t>
-      </w:r>
-    </w:p>
-    <w:p>
-      <w:pPr>
-        <w:keepNext/>
-        <w:ind w:firstLine="0"/>
-        <w:jc w:val="center"/>
-      </w:pPr>
-      <w:r>
-        <w:rPr>
-          <w:noProof/>
-          <w:lang w:val="ru-RU" w:eastAsia="ru-RU"/>
-        </w:rPr>
-        <w:drawing>
-          <wp:inline distT="0" distB="0" distL="0" distR="0">
             <wp:extent cx="5760000" cy="1184709"/>
             <wp:effectExtent l="0" t="0" r="0" b="0"/>
-            <wp:docPr id="3" name="Picture 3"/>
+            <wp:docPr id="4" name="Picture 4"/>
             <wp:cNvGraphicFramePr>
               <a:graphicFrameLocks xmlns:a="http://schemas.openxmlformats.org/drawingml/2006/main" noChangeAspect="1"/>
             </wp:cNvGraphicFramePr>
@@ -7322,7 +7324,7 @@
                     <pic:cNvPicPr/>
                   </pic:nvPicPr>
                   <pic:blipFill>
-                    <a:blip r:embed="rId10"/>
+                    <a:blip r:embed="rId11"/>
                     <a:stretch>
                       <a:fillRect/>
                     </a:stretch>
@@ -7345,78 +7347,15 @@
     </w:p>
     <w:p>
       <w:r>
-        <w:t>Рису</w:t>
-      </w:r>
-      <w:r>
-        <w:t>нок Г.3. Раздел памяти: сравнение видов памяти на публичном наборе и честное состояние замера.</w:t>
+        <w:t>Рисунок 4. Раздел памяти: сравнение видов памяти на публичном наборе и честное состояние замера.</w:t>
       </w:r>
     </w:p>
     <w:p>
-      <w:pPr>
-        <w:keepNext/>
-        <w:ind w:firstLine="0"/>
-        <w:jc w:val="center"/>
-      </w:pPr>
-      <w:r>
-        <w:rPr>
-          <w:noProof/>
-          <w:lang w:val="ru-RU" w:eastAsia="ru-RU"/>
-        </w:rPr>
-        <w:drawing>
-          <wp:inline distT="0" distB="0" distL="0" distR="0">
-            <wp:extent cx="5760000" cy="1667368"/>
-            <wp:effectExtent l="0" t="0" r="0" b="0"/>
-            <wp:docPr id="4" name="Picture 4"/>
-            <wp:cNvGraphicFramePr>
-              <a:graphicFrameLocks xmlns:a="http://schemas.openxmlformats.org/drawingml/2006/main" noChangeAspect="1"/>
-            </wp:cNvGraphicFramePr>
-            <a:graphic xmlns:a="http://schemas.openxmlformats.org/drawingml/2006/main">
-              <a:graphicData uri="http://schemas.openxmlformats.org/drawingml/2006/picture">
-                <pic:pic xmlns:pic="http://schemas.openxmlformats.org/drawingml/2006/picture">
-                  <pic:nvPicPr>
-                    <pic:cNvPr id="0" name="fig-04-proofs.png"/>
-                    <pic:cNvPicPr/>
-                  </pic:nvPicPr>
-                  <pic:blipFill>
-                    <a:blip r:embed="rId11"/>
-                    <a:stretch>
-                      <a:fillRect/>
-                    </a:stretch>
-                  </pic:blipFill>
-                  <pic:spPr>
-                    <a:xfrm>
-                      <a:off x="0" y="0"/>
-                      <a:ext cx="5760000" cy="1667368"/>
-                    </a:xfrm>
-                    <a:prstGeom prst="rect">
-                      <a:avLst/>
-                    </a:prstGeom>
-                  </pic:spPr>
-                </pic:pic>
-              </a:graphicData>
-            </a:graphic>
-          </wp:inline>
-        </w:drawing>
-      </w:r>
-    </w:p>
-    <w:p>
-      <w:r>
-        <w:t>Рисунок Г.4. Раздел «что здесь доказывается»: перечень утверждений, подтверждённых текущим прогоном, отдельно от утверждений, которые ещё не подтверждены.</w:t>
-      </w:r>
-    </w:p>
-    <w:p>
-      <w:r>
-        <w:t xml:space="preserve">Все </w:t>
-      </w:r>
-      <w:r>
-        <w:t xml:space="preserve">четыре рисунка сняты с работающей панели, поэтому при её изменении снимки обновляются вместе с ней. Рисунок роста счёта в мире в работу не </w:t>
-      </w:r>
-      <w:r>
-        <w:lastRenderedPageBreak/>
-        <w:t>включён: на момент съёмки он показывал пустое состояние, потому что панель ищет эпизоды развёртывания в графе и не на</w:t>
-      </w:r>
-      <w:r>
-        <w:t>ходит их там, где они записаны. Это дефект панели, а не отсутствие данных: сами раунды приведены таблицей в приложении Б.</w:t>
+      <w:r>
+        <w:t>Три остальные снимки панели стоят в тексте по месту: лента организации</w:t>
+      </w:r>
+      <w:r>
+        <w:t xml:space="preserve"> в пункте 2.4, общий вид панели в пункте 2.5, раздел доказательств в пункте 3.5. Все они сняты с работающей панели, поэтому при её изменении обновляются вместе с ней.</w:t>
       </w:r>
     </w:p>
     <w:sectPr>
@@ -19091,7 +19030,7 @@
     <w:autoRedefine/>
     <w:uiPriority w:val="39"/>
     <w:unhideWhenUsed/>
-    <w:rsid w:val="00A31BC6"/>
+    <w:rsid w:val="008E4EB7"/>
     <w:pPr>
       <w:spacing w:after="100"/>
     </w:pPr>
@@ -19103,7 +19042,7 @@
     <w:autoRedefine/>
     <w:uiPriority w:val="39"/>
     <w:unhideWhenUsed/>
-    <w:rsid w:val="00A31BC6"/>
+    <w:rsid w:val="008E4EB7"/>
     <w:pPr>
       <w:spacing w:after="100"/>
       <w:ind w:left="280"/>
@@ -19114,7 +19053,7 @@
     <w:basedOn w:val="a2"/>
     <w:uiPriority w:val="99"/>
     <w:unhideWhenUsed/>
-    <w:rsid w:val="00A31BC6"/>
+    <w:rsid w:val="008E4EB7"/>
     <w:rPr>
       <w:color w:val="0000FF" w:themeColor="hyperlink"/>
       <w:u w:val="single"/>
@@ -19448,7 +19387,7 @@
 </file>
 
 <file path=customXml/itemProps1.xml><?xml version="1.0" encoding="utf-8"?>
-<ds:datastoreItem xmlns:ds="http://schemas.openxmlformats.org/officeDocument/2006/customXml" ds:itemID="{7AA88717-541C-41BF-8FA2-7C6BAF14AA8B}">
+<ds:datastoreItem xmlns:ds="http://schemas.openxmlformats.org/officeDocument/2006/customXml" ds:itemID="{A72F6F64-9365-4D79-B805-E3ECB176B0E2}">
   <ds:schemaRefs>
     <ds:schemaRef ds:uri="http://schemas.openxmlformats.org/officeDocument/2006/bibliography"/>
   </ds:schemaRefs>
